--- a/Rapport NVrel_SDetheve.docx
+++ b/Rapport NVrel_SDetheve.docx
@@ -10723,13 +10723,7 @@
         <w:t xml:space="preserve"> cette politique « </w:t>
       </w:r>
       <w:r>
-        <w:t xml:space="preserve">politique </w:t>
-      </w:r>
-      <w:r>
-        <w:t>ε</w:t>
-      </w:r>
-      <w:r>
-        <w:t>-</w:t>
+        <w:t>politique ε-</w:t>
       </w:r>
       <w:proofErr w:type="spellStart"/>
       <w:r>
@@ -10764,10 +10758,7 @@
         <w:footnoteReference w:id="5"/>
       </w:r>
       <w:r>
-        <w:t>)</w:t>
-      </w:r>
-      <w:r>
-        <w:t xml:space="preserve"> </w:t>
+        <w:t xml:space="preserve">) </w:t>
       </w:r>
       <w:r>
         <w:t>:</w:t>
@@ -10782,7 +10773,7 @@
           <w:noProof/>
         </w:rPr>
         <w:drawing>
-          <wp:inline distT="0" distB="0" distL="0" distR="0" wp14:anchorId="5F850D37" wp14:editId="1CECD479">
+          <wp:inline distT="0" distB="0" distL="0" distR="0" wp14:anchorId="5F850D37" wp14:editId="16AFE3E5">
             <wp:extent cx="5274310" cy="2593340"/>
             <wp:effectExtent l="0" t="0" r="0" b="0"/>
             <wp:docPr id="130279343" name="Image 1" descr="Une image contenant texte, capture d’écran, Police, algèbre&#10;&#10;Le contenu généré par l’IA peut être incorrect."/>
@@ -11746,6 +11737,38 @@
           <w:szCs w:val="15"/>
         </w:rPr>
       </w:pPr>
+      <w:r>
+        <w:rPr>
+          <w:rFonts w:ascii="Menlo" w:hAnsi="Menlo" w:cs="Menlo"/>
+          <w:i/>
+          <w:iCs/>
+          <w:color w:val="AAAAAA"/>
+          <w:sz w:val="15"/>
+          <w:szCs w:val="15"/>
+        </w:rPr>
+        <w:t># Mise à jour de la Q-table selon l'équation de Bellman</w:t>
+      </w:r>
+    </w:p>
+    <w:p>
+      <w:pPr>
+        <w:shd w:val="clear" w:color="auto" w:fill="F5F5F5"/>
+        <w:spacing w:line="270" w:lineRule="atLeast"/>
+        <w:rPr>
+          <w:rFonts w:ascii="Menlo" w:hAnsi="Menlo" w:cs="Menlo"/>
+          <w:color w:val="333333"/>
+          <w:sz w:val="15"/>
+          <w:szCs w:val="15"/>
+        </w:rPr>
+      </w:pPr>
+      <w:r>
+        <w:rPr>
+          <w:rFonts w:ascii="Menlo" w:hAnsi="Menlo" w:cs="Menlo"/>
+          <w:color w:val="333333"/>
+          <w:sz w:val="15"/>
+          <w:szCs w:val="15"/>
+        </w:rPr>
+        <w:t xml:space="preserve">    </w:t>
+      </w:r>
       <w:proofErr w:type="spellStart"/>
       <w:proofErr w:type="gramStart"/>
       <w:r>
@@ -11952,7 +11975,7 @@
           <w:sz w:val="15"/>
           <w:szCs w:val="15"/>
         </w:rPr>
-        <w:t>best</w:t>
+        <w:t>current</w:t>
       </w:r>
       <w:proofErr w:type="gramEnd"/>
       <w:r>
@@ -11962,7 +11985,191 @@
           <w:sz w:val="15"/>
           <w:szCs w:val="15"/>
         </w:rPr>
-        <w:t>_next</w:t>
+        <w:t>_q</w:t>
+      </w:r>
+      <w:proofErr w:type="spellEnd"/>
+      <w:r>
+        <w:rPr>
+          <w:rFonts w:ascii="Menlo" w:hAnsi="Menlo" w:cs="Menlo"/>
+          <w:color w:val="333333"/>
+          <w:sz w:val="15"/>
+          <w:szCs w:val="15"/>
+        </w:rPr>
+        <w:t xml:space="preserve"> </w:t>
+      </w:r>
+      <w:r>
+        <w:rPr>
+          <w:rFonts w:ascii="Menlo" w:hAnsi="Menlo" w:cs="Menlo"/>
+          <w:color w:val="777777"/>
+          <w:sz w:val="15"/>
+          <w:szCs w:val="15"/>
+        </w:rPr>
+        <w:t>=</w:t>
+      </w:r>
+      <w:r>
+        <w:rPr>
+          <w:rFonts w:ascii="Menlo" w:hAnsi="Menlo" w:cs="Menlo"/>
+          <w:color w:val="333333"/>
+          <w:sz w:val="15"/>
+          <w:szCs w:val="15"/>
+        </w:rPr>
+        <w:t xml:space="preserve"> </w:t>
+      </w:r>
+      <w:proofErr w:type="spellStart"/>
+      <w:proofErr w:type="gramStart"/>
+      <w:r>
+        <w:rPr>
+          <w:rFonts w:ascii="Menlo" w:hAnsi="Menlo" w:cs="Menlo"/>
+          <w:color w:val="7A3E9D"/>
+          <w:sz w:val="15"/>
+          <w:szCs w:val="15"/>
+        </w:rPr>
+        <w:t>self</w:t>
+      </w:r>
+      <w:r>
+        <w:rPr>
+          <w:rFonts w:ascii="Menlo" w:hAnsi="Menlo" w:cs="Menlo"/>
+          <w:color w:val="777777"/>
+          <w:sz w:val="15"/>
+          <w:szCs w:val="15"/>
+        </w:rPr>
+        <w:t>.</w:t>
+      </w:r>
+      <w:r>
+        <w:rPr>
+          <w:rFonts w:ascii="Menlo" w:hAnsi="Menlo" w:cs="Menlo"/>
+          <w:color w:val="7A3E9D"/>
+          <w:sz w:val="15"/>
+          <w:szCs w:val="15"/>
+        </w:rPr>
+        <w:t>q</w:t>
+      </w:r>
+      <w:proofErr w:type="gramEnd"/>
+      <w:r>
+        <w:rPr>
+          <w:rFonts w:ascii="Menlo" w:hAnsi="Menlo" w:cs="Menlo"/>
+          <w:color w:val="7A3E9D"/>
+          <w:sz w:val="15"/>
+          <w:szCs w:val="15"/>
+        </w:rPr>
+        <w:t>_</w:t>
+      </w:r>
+      <w:proofErr w:type="gramStart"/>
+      <w:r>
+        <w:rPr>
+          <w:rFonts w:ascii="Menlo" w:hAnsi="Menlo" w:cs="Menlo"/>
+          <w:color w:val="7A3E9D"/>
+          <w:sz w:val="15"/>
+          <w:szCs w:val="15"/>
+        </w:rPr>
+        <w:t>table</w:t>
+      </w:r>
+      <w:proofErr w:type="spellEnd"/>
+      <w:r>
+        <w:rPr>
+          <w:rFonts w:ascii="Menlo" w:hAnsi="Menlo" w:cs="Menlo"/>
+          <w:color w:val="777777"/>
+          <w:sz w:val="15"/>
+          <w:szCs w:val="15"/>
+        </w:rPr>
+        <w:t>[</w:t>
+      </w:r>
+      <w:proofErr w:type="gramEnd"/>
+      <w:r>
+        <w:rPr>
+          <w:rFonts w:ascii="Menlo" w:hAnsi="Menlo" w:cs="Menlo"/>
+          <w:color w:val="777777"/>
+          <w:sz w:val="15"/>
+          <w:szCs w:val="15"/>
+        </w:rPr>
+        <w:t>(</w:t>
+      </w:r>
+      <w:r>
+        <w:rPr>
+          <w:rFonts w:ascii="Menlo" w:hAnsi="Menlo" w:cs="Menlo"/>
+          <w:color w:val="7A3E9D"/>
+          <w:sz w:val="15"/>
+          <w:szCs w:val="15"/>
+        </w:rPr>
+        <w:t>state</w:t>
+      </w:r>
+      <w:r>
+        <w:rPr>
+          <w:rFonts w:ascii="Menlo" w:hAnsi="Menlo" w:cs="Menlo"/>
+          <w:color w:val="777777"/>
+          <w:sz w:val="15"/>
+          <w:szCs w:val="15"/>
+        </w:rPr>
+        <w:t>,</w:t>
+      </w:r>
+      <w:r>
+        <w:rPr>
+          <w:rFonts w:ascii="Menlo" w:hAnsi="Menlo" w:cs="Menlo"/>
+          <w:color w:val="333333"/>
+          <w:sz w:val="15"/>
+          <w:szCs w:val="15"/>
+        </w:rPr>
+        <w:t xml:space="preserve"> </w:t>
+      </w:r>
+      <w:r>
+        <w:rPr>
+          <w:rFonts w:ascii="Menlo" w:hAnsi="Menlo" w:cs="Menlo"/>
+          <w:color w:val="7A3E9D"/>
+          <w:sz w:val="15"/>
+          <w:szCs w:val="15"/>
+        </w:rPr>
+        <w:t>action</w:t>
+      </w:r>
+      <w:r>
+        <w:rPr>
+          <w:rFonts w:ascii="Menlo" w:hAnsi="Menlo" w:cs="Menlo"/>
+          <w:color w:val="777777"/>
+          <w:sz w:val="15"/>
+          <w:szCs w:val="15"/>
+        </w:rPr>
+        <w:t>)]</w:t>
+      </w:r>
+    </w:p>
+    <w:p>
+      <w:pPr>
+        <w:shd w:val="clear" w:color="auto" w:fill="F5F5F5"/>
+        <w:spacing w:line="270" w:lineRule="atLeast"/>
+        <w:rPr>
+          <w:rFonts w:ascii="Menlo" w:hAnsi="Menlo" w:cs="Menlo"/>
+          <w:color w:val="333333"/>
+          <w:sz w:val="15"/>
+          <w:szCs w:val="15"/>
+        </w:rPr>
+      </w:pPr>
+      <w:r>
+        <w:rPr>
+          <w:rFonts w:ascii="Menlo" w:hAnsi="Menlo" w:cs="Menlo"/>
+          <w:color w:val="333333"/>
+          <w:sz w:val="15"/>
+          <w:szCs w:val="15"/>
+        </w:rPr>
+        <w:t xml:space="preserve">        </w:t>
+      </w:r>
+      <w:proofErr w:type="spellStart"/>
+      <w:proofErr w:type="gramStart"/>
+      <w:r>
+        <w:rPr>
+          <w:rFonts w:ascii="Menlo" w:hAnsi="Menlo" w:cs="Menlo"/>
+          <w:color w:val="7A3E9D"/>
+          <w:sz w:val="15"/>
+          <w:szCs w:val="15"/>
+        </w:rPr>
+        <w:t>max</w:t>
+      </w:r>
+      <w:proofErr w:type="gramEnd"/>
+      <w:r>
+        <w:rPr>
+          <w:rFonts w:ascii="Menlo" w:hAnsi="Menlo" w:cs="Menlo"/>
+          <w:color w:val="7A3E9D"/>
+          <w:sz w:val="15"/>
+          <w:szCs w:val="15"/>
+        </w:rPr>
+        <w:t>_next_q</w:t>
       </w:r>
       <w:proofErr w:type="spellEnd"/>
       <w:r>
@@ -12393,7 +12600,7 @@
           <w:sz w:val="15"/>
           <w:szCs w:val="15"/>
         </w:rPr>
-        <w:t>+=</w:t>
+        <w:t>=</w:t>
       </w:r>
       <w:r>
         <w:rPr>
@@ -12405,6 +12612,44 @@
         <w:t xml:space="preserve"> </w:t>
       </w:r>
       <w:proofErr w:type="spellStart"/>
+      <w:r>
+        <w:rPr>
+          <w:rFonts w:ascii="Menlo" w:hAnsi="Menlo" w:cs="Menlo"/>
+          <w:color w:val="7A3E9D"/>
+          <w:sz w:val="15"/>
+          <w:szCs w:val="15"/>
+        </w:rPr>
+        <w:t>current_q</w:t>
+      </w:r>
+      <w:proofErr w:type="spellEnd"/>
+      <w:r>
+        <w:rPr>
+          <w:rFonts w:ascii="Menlo" w:hAnsi="Menlo" w:cs="Menlo"/>
+          <w:color w:val="333333"/>
+          <w:sz w:val="15"/>
+          <w:szCs w:val="15"/>
+        </w:rPr>
+        <w:t xml:space="preserve"> </w:t>
+      </w:r>
+      <w:r>
+        <w:rPr>
+          <w:rFonts w:ascii="Menlo" w:hAnsi="Menlo" w:cs="Menlo"/>
+          <w:color w:val="777777"/>
+          <w:sz w:val="15"/>
+          <w:szCs w:val="15"/>
+        </w:rPr>
+        <w:t>+</w:t>
+      </w:r>
+      <w:r>
+        <w:rPr>
+          <w:rFonts w:ascii="Menlo" w:hAnsi="Menlo" w:cs="Menlo"/>
+          <w:color w:val="333333"/>
+          <w:sz w:val="15"/>
+          <w:szCs w:val="15"/>
+        </w:rPr>
+        <w:t xml:space="preserve"> </w:t>
+      </w:r>
+      <w:proofErr w:type="spellStart"/>
       <w:proofErr w:type="gramStart"/>
       <w:r>
         <w:rPr>
@@ -12575,7 +12820,7 @@
           <w:sz w:val="15"/>
           <w:szCs w:val="15"/>
         </w:rPr>
-        <w:t>best_next</w:t>
+        <w:t>max_next_q</w:t>
       </w:r>
       <w:proofErr w:type="spellEnd"/>
       <w:r>
@@ -12606,118 +12851,24 @@
         <w:t xml:space="preserve"> </w:t>
       </w:r>
       <w:proofErr w:type="spellStart"/>
-      <w:proofErr w:type="gramStart"/>
-      <w:r>
-        <w:rPr>
-          <w:rFonts w:ascii="Menlo" w:hAnsi="Menlo" w:cs="Menlo"/>
-          <w:color w:val="7A3E9D"/>
-          <w:sz w:val="15"/>
-          <w:szCs w:val="15"/>
-        </w:rPr>
-        <w:t>self</w:t>
-      </w:r>
-      <w:r>
-        <w:rPr>
-          <w:rFonts w:ascii="Menlo" w:hAnsi="Menlo" w:cs="Menlo"/>
-          <w:color w:val="777777"/>
-          <w:sz w:val="15"/>
-          <w:szCs w:val="15"/>
-        </w:rPr>
-        <w:t>.</w:t>
-      </w:r>
-      <w:r>
-        <w:rPr>
-          <w:rFonts w:ascii="Menlo" w:hAnsi="Menlo" w:cs="Menlo"/>
-          <w:color w:val="7A3E9D"/>
-          <w:sz w:val="15"/>
-          <w:szCs w:val="15"/>
-        </w:rPr>
-        <w:t>q</w:t>
-      </w:r>
-      <w:proofErr w:type="gramEnd"/>
-      <w:r>
-        <w:rPr>
-          <w:rFonts w:ascii="Menlo" w:hAnsi="Menlo" w:cs="Menlo"/>
-          <w:color w:val="7A3E9D"/>
-          <w:sz w:val="15"/>
-          <w:szCs w:val="15"/>
-        </w:rPr>
-        <w:t>_</w:t>
-      </w:r>
-      <w:proofErr w:type="gramStart"/>
-      <w:r>
-        <w:rPr>
-          <w:rFonts w:ascii="Menlo" w:hAnsi="Menlo" w:cs="Menlo"/>
-          <w:color w:val="7A3E9D"/>
-          <w:sz w:val="15"/>
-          <w:szCs w:val="15"/>
-        </w:rPr>
-        <w:t>table</w:t>
-      </w:r>
-      <w:proofErr w:type="spellEnd"/>
-      <w:r>
-        <w:rPr>
-          <w:rFonts w:ascii="Menlo" w:hAnsi="Menlo" w:cs="Menlo"/>
-          <w:color w:val="777777"/>
-          <w:sz w:val="15"/>
-          <w:szCs w:val="15"/>
-        </w:rPr>
-        <w:t>[</w:t>
-      </w:r>
-      <w:proofErr w:type="gramEnd"/>
-      <w:r>
-        <w:rPr>
-          <w:rFonts w:ascii="Menlo" w:hAnsi="Menlo" w:cs="Menlo"/>
-          <w:color w:val="777777"/>
-          <w:sz w:val="15"/>
-          <w:szCs w:val="15"/>
-        </w:rPr>
-        <w:t>(</w:t>
-      </w:r>
-      <w:r>
-        <w:rPr>
-          <w:rFonts w:ascii="Menlo" w:hAnsi="Menlo" w:cs="Menlo"/>
-          <w:color w:val="7A3E9D"/>
-          <w:sz w:val="15"/>
-          <w:szCs w:val="15"/>
-        </w:rPr>
-        <w:t>state</w:t>
-      </w:r>
-      <w:r>
-        <w:rPr>
-          <w:rFonts w:ascii="Menlo" w:hAnsi="Menlo" w:cs="Menlo"/>
-          <w:color w:val="777777"/>
-          <w:sz w:val="15"/>
-          <w:szCs w:val="15"/>
-        </w:rPr>
-        <w:t>,</w:t>
-      </w:r>
-      <w:r>
-        <w:rPr>
-          <w:rFonts w:ascii="Menlo" w:hAnsi="Menlo" w:cs="Menlo"/>
-          <w:color w:val="333333"/>
-          <w:sz w:val="15"/>
-          <w:szCs w:val="15"/>
-        </w:rPr>
-        <w:t xml:space="preserve"> </w:t>
-      </w:r>
-      <w:r>
-        <w:rPr>
-          <w:rFonts w:ascii="Menlo" w:hAnsi="Menlo" w:cs="Menlo"/>
-          <w:color w:val="7A3E9D"/>
-          <w:sz w:val="15"/>
-          <w:szCs w:val="15"/>
-        </w:rPr>
-        <w:t>action</w:t>
-      </w:r>
-      <w:r>
-        <w:rPr>
-          <w:rFonts w:ascii="Menlo" w:hAnsi="Menlo" w:cs="Menlo"/>
-          <w:color w:val="777777"/>
-          <w:sz w:val="15"/>
-          <w:szCs w:val="15"/>
-        </w:rPr>
-        <w:t>)])</w:t>
+      <w:r>
+        <w:rPr>
+          <w:rFonts w:ascii="Menlo" w:hAnsi="Menlo" w:cs="Menlo"/>
+          <w:color w:val="7A3E9D"/>
+          <w:sz w:val="15"/>
+          <w:szCs w:val="15"/>
+        </w:rPr>
+        <w:t>current_q</w:t>
+      </w:r>
+      <w:proofErr w:type="spellEnd"/>
+      <w:r>
+        <w:rPr>
+          <w:rFonts w:ascii="Menlo" w:hAnsi="Menlo" w:cs="Menlo"/>
+          <w:color w:val="777777"/>
+          <w:sz w:val="15"/>
+          <w:szCs w:val="15"/>
+        </w:rPr>
+        <w:t>)</w:t>
       </w:r>
     </w:p>
     <w:p>
@@ -15713,6 +15864,7 @@
           <w:sz w:val="15"/>
           <w:szCs w:val="15"/>
         </w:rPr>
+        <w:lastRenderedPageBreak/>
         <w:t xml:space="preserve">            </w:t>
       </w:r>
       <w:r>
@@ -15911,7 +16063,6 @@
           <w:sz w:val="15"/>
           <w:szCs w:val="15"/>
         </w:rPr>
-        <w:lastRenderedPageBreak/>
         <w:t xml:space="preserve">            </w:t>
       </w:r>
       <w:proofErr w:type="gramStart"/>
@@ -16347,14 +16498,11 @@
         <w:jc w:val="center"/>
       </w:pPr>
       <w:r>
-        <w:rPr>
-          <w:noProof/>
-        </w:rPr>
         <w:drawing>
-          <wp:inline distT="0" distB="0" distL="0" distR="0" wp14:anchorId="43CA5447" wp14:editId="2C33DFE1">
-            <wp:extent cx="4420810" cy="3205700"/>
-            <wp:effectExtent l="12700" t="12700" r="12065" b="7620"/>
-            <wp:docPr id="641741214" name="Image 1" descr="Une image contenant texte, capture d’écran, Police, document&#10;&#10;Le contenu généré par l’IA peut être incorrect."/>
+          <wp:inline distT="0" distB="0" distL="0" distR="0" wp14:anchorId="361A6876" wp14:editId="4E57D07B">
+            <wp:extent cx="5274310" cy="3656965"/>
+            <wp:effectExtent l="12700" t="12700" r="8890" b="13335"/>
+            <wp:docPr id="917796951" name="Image 1" descr="Une image contenant texte, capture d’écran, Police, document&#10;&#10;Le contenu généré par l’IA peut être incorrect."/>
             <wp:cNvGraphicFramePr>
               <a:graphicFrameLocks xmlns:a="http://schemas.openxmlformats.org/drawingml/2006/main" noChangeAspect="1"/>
             </wp:cNvGraphicFramePr>
@@ -16362,7 +16510,7 @@
               <a:graphicData uri="http://schemas.openxmlformats.org/drawingml/2006/picture">
                 <pic:pic xmlns:pic="http://schemas.openxmlformats.org/drawingml/2006/picture">
                   <pic:nvPicPr>
-                    <pic:cNvPr id="641741214" name="Image 1" descr="Une image contenant texte, capture d’écran, Police, document&#10;&#10;Le contenu généré par l’IA peut être incorrect."/>
+                    <pic:cNvPr id="917796951" name="Image 1" descr="Une image contenant texte, capture d’écran, Police, document&#10;&#10;Le contenu généré par l’IA peut être incorrect."/>
                     <pic:cNvPicPr/>
                   </pic:nvPicPr>
                   <pic:blipFill>
@@ -16374,16 +16522,14 @@
                   <pic:spPr>
                     <a:xfrm>
                       <a:off x="0" y="0"/>
-                      <a:ext cx="4478443" cy="3247492"/>
+                      <a:ext cx="5274310" cy="3656965"/>
                     </a:xfrm>
                     <a:prstGeom prst="rect">
                       <a:avLst/>
                     </a:prstGeom>
                     <a:ln>
                       <a:solidFill>
-                        <a:schemeClr val="bg2">
-                          <a:lumMod val="25000"/>
-                        </a:schemeClr>
+                        <a:srgbClr val="002060"/>
                       </a:solidFill>
                     </a:ln>
                   </pic:spPr>
@@ -16461,6 +16607,9 @@
         <w:jc w:val="center"/>
       </w:pPr>
       <w:r>
+        <w:rPr>
+          <w:noProof/>
+        </w:rPr>
         <w:drawing>
           <wp:inline distT="0" distB="0" distL="0" distR="0" wp14:anchorId="710EEB80" wp14:editId="472751B9">
             <wp:extent cx="3705446" cy="2080055"/>
@@ -17869,10 +18018,7 @@
         <w:t>Le réseau principal</w:t>
       </w:r>
       <w:r>
-        <w:t xml:space="preserve"> </w:t>
-      </w:r>
-      <w:r>
-        <w:t>θ</w:t>
+        <w:t xml:space="preserve"> θ</w:t>
       </w:r>
       <w:r>
         <w:t> (utilisé pour l’estimation de Q pour l’état actuel)</w:t>
@@ -17890,13 +18036,7 @@
         <w:t>Un réseau appelé réseau cible</w:t>
       </w:r>
       <w:r>
-        <w:t xml:space="preserve"> </w:t>
-      </w:r>
-      <w:r>
-        <w:t>θ</w:t>
-      </w:r>
-      <w:r>
-        <w:t>-</w:t>
+        <w:t xml:space="preserve"> θ-</w:t>
       </w:r>
       <w:r>
         <w:t xml:space="preserve"> (utilisé pour estimer </w:t>
@@ -17977,10 +18117,7 @@
                               <w:t>Réseau principal</w:t>
                             </w:r>
                             <w:r>
-                              <w:t xml:space="preserve"> </w:t>
-                            </w:r>
-                            <w:r>
-                              <w:t>θ</w:t>
+                              <w:t xml:space="preserve"> θ</w:t>
                             </w:r>
                             <w:r>
                               <w:t xml:space="preserve"> </w:t>
@@ -18172,10 +18309,7 @@
         </mc:AlternateContent>
       </w:r>
       <w:r>
-        <w:t xml:space="preserve">   </w:t>
-      </w:r>
-      <w:r>
-        <w:t xml:space="preserve">          </w:t>
+        <w:t xml:space="preserve">             </w:t>
       </w:r>
     </w:p>
     <w:p>
@@ -18615,19 +18749,7 @@
                               <w:jc w:val="center"/>
                             </w:pPr>
                             <w:r>
-                              <w:t xml:space="preserve">Réseau </w:t>
-                            </w:r>
-                            <w:r>
-                              <w:t>cible</w:t>
-                            </w:r>
-                            <w:r>
-                              <w:t xml:space="preserve"> θ</w:t>
-                            </w:r>
-                            <w:r>
-                              <w:t>-</w:t>
-                            </w:r>
-                            <w:r>
-                              <w:t xml:space="preserve"> </w:t>
+                              <w:t xml:space="preserve">Réseau cible θ- </w:t>
                             </w:r>
                           </w:p>
                           <w:p>
@@ -18639,17 +18761,11 @@
                             </w:r>
                             <w:proofErr w:type="gramStart"/>
                             <w:r>
-                              <w:t>’</w:t>
-                            </w:r>
-                            <w:r>
-                              <w:t>,a</w:t>
+                              <w:t>’,a</w:t>
                             </w:r>
                             <w:proofErr w:type="gramEnd"/>
                             <w:r>
-                              <w:t>’</w:t>
-                            </w:r>
-                            <w:r>
-                              <w:t>)</w:t>
+                              <w:t>’)</w:t>
                             </w:r>
                           </w:p>
                         </w:txbxContent>
@@ -18878,20 +18994,6 @@
     </w:p>
     <w:p/>
     <w:p>
-      <w:r>
-        <w:t>La file est une structure Double-</w:t>
-      </w:r>
-      <w:proofErr w:type="spellStart"/>
-      <w:r>
-        <w:t>Ended</w:t>
-      </w:r>
-      <w:proofErr w:type="spellEnd"/>
-      <w:r>
-        <w:t xml:space="preserve"> Queue qui permet notamment de supprimer les derniers éléments lorsque la taille maximale de la file est atteinte.</w:t>
-      </w:r>
-    </w:p>
-    <w:p/>
-    <w:p>
       <w:pPr>
         <w:shd w:val="clear" w:color="auto" w:fill="F5F5F5"/>
         <w:spacing w:line="270" w:lineRule="atLeast"/>
@@ -20371,7 +20473,6 @@
           <w:sz w:val="15"/>
           <w:szCs w:val="15"/>
         </w:rPr>
-        <w:lastRenderedPageBreak/>
         <w:t xml:space="preserve">        </w:t>
       </w:r>
       <w:r>
@@ -20417,6 +20518,7 @@
           <w:sz w:val="15"/>
           <w:szCs w:val="15"/>
         </w:rPr>
+        <w:lastRenderedPageBreak/>
         <w:t xml:space="preserve">        </w:t>
       </w:r>
       <w:proofErr w:type="gramStart"/>
@@ -22704,7 +22806,16 @@
           <w:sz w:val="15"/>
           <w:szCs w:val="15"/>
         </w:rPr>
-        <w:t xml:space="preserve">    </w:t>
+        <w:t xml:space="preserve">   </w:t>
+      </w:r>
+      <w:r>
+        <w:rPr>
+          <w:rFonts w:ascii="Menlo" w:hAnsi="Menlo" w:cs="Menlo"/>
+          <w:color w:val="333333"/>
+          <w:sz w:val="11"/>
+          <w:szCs w:val="11"/>
+        </w:rPr>
+        <w:t xml:space="preserve"> </w:t>
       </w:r>
       <w:proofErr w:type="spellStart"/>
       <w:proofErr w:type="gramStart"/>
@@ -22800,8 +22911,9 @@
           <w:sz w:val="15"/>
           <w:szCs w:val="15"/>
         </w:rPr>
-        <w:t># On vér</w:t>
-      </w:r>
+        <w:t xml:space="preserve"># On </w:t>
+      </w:r>
+      <w:proofErr w:type="spellStart"/>
       <w:r>
         <w:rPr>
           <w:rFonts w:ascii="Menlo" w:hAnsi="Menlo" w:cs="Menlo"/>
@@ -22811,8 +22923,9 @@
           <w:sz w:val="15"/>
           <w:szCs w:val="15"/>
         </w:rPr>
-        <w:t>i</w:t>
-      </w:r>
+        <w:t>vérfie</w:t>
+      </w:r>
+      <w:proofErr w:type="spellEnd"/>
       <w:r>
         <w:rPr>
           <w:rFonts w:ascii="Menlo" w:hAnsi="Menlo" w:cs="Menlo"/>
@@ -22822,7 +22935,7 @@
           <w:sz w:val="15"/>
           <w:szCs w:val="15"/>
         </w:rPr>
-        <w:t>fie que la taille de la file est au moins égale à la taille du batch</w:t>
+        <w:t xml:space="preserve"> que la taille du buffer est au moins égale à la taille du batch</w:t>
       </w:r>
     </w:p>
     <w:p>
@@ -23384,6 +23497,18 @@
           <w:szCs w:val="15"/>
         </w:rPr>
       </w:pPr>
+    </w:p>
+    <w:p>
+      <w:pPr>
+        <w:shd w:val="clear" w:color="auto" w:fill="F5F5F5"/>
+        <w:spacing w:line="270" w:lineRule="atLeast"/>
+        <w:rPr>
+          <w:rFonts w:ascii="Menlo" w:hAnsi="Menlo" w:cs="Menlo"/>
+          <w:color w:val="333333"/>
+          <w:sz w:val="15"/>
+          <w:szCs w:val="15"/>
+        </w:rPr>
+      </w:pPr>
       <w:r>
         <w:rPr>
           <w:rFonts w:ascii="Menlo" w:hAnsi="Menlo" w:cs="Menlo"/>
@@ -23402,7 +23527,413 @@
           <w:sz w:val="15"/>
           <w:szCs w:val="15"/>
         </w:rPr>
-        <w:t xml:space="preserve"># </w:t>
+        <w:t># Prédiction de la valeur de Q pour l'état actuel</w:t>
+      </w:r>
+    </w:p>
+    <w:p>
+      <w:pPr>
+        <w:shd w:val="clear" w:color="auto" w:fill="F5F5F5"/>
+        <w:spacing w:line="270" w:lineRule="atLeast"/>
+        <w:rPr>
+          <w:rFonts w:ascii="Menlo" w:hAnsi="Menlo" w:cs="Menlo"/>
+          <w:color w:val="333333"/>
+          <w:sz w:val="15"/>
+          <w:szCs w:val="15"/>
+        </w:rPr>
+      </w:pPr>
+      <w:r>
+        <w:rPr>
+          <w:rFonts w:ascii="Menlo" w:hAnsi="Menlo" w:cs="Menlo"/>
+          <w:color w:val="333333"/>
+          <w:sz w:val="15"/>
+          <w:szCs w:val="15"/>
+        </w:rPr>
+        <w:lastRenderedPageBreak/>
+        <w:t xml:space="preserve">        </w:t>
+      </w:r>
+      <w:proofErr w:type="spellStart"/>
+      <w:proofErr w:type="gramStart"/>
+      <w:r>
+        <w:rPr>
+          <w:rFonts w:ascii="Menlo" w:hAnsi="Menlo" w:cs="Menlo"/>
+          <w:color w:val="7A3E9D"/>
+          <w:sz w:val="15"/>
+          <w:szCs w:val="15"/>
+        </w:rPr>
+        <w:t>q</w:t>
+      </w:r>
+      <w:proofErr w:type="gramEnd"/>
+      <w:r>
+        <w:rPr>
+          <w:rFonts w:ascii="Menlo" w:hAnsi="Menlo" w:cs="Menlo"/>
+          <w:color w:val="7A3E9D"/>
+          <w:sz w:val="15"/>
+          <w:szCs w:val="15"/>
+        </w:rPr>
+        <w:t>_vals</w:t>
+      </w:r>
+      <w:proofErr w:type="spellEnd"/>
+      <w:r>
+        <w:rPr>
+          <w:rFonts w:ascii="Menlo" w:hAnsi="Menlo" w:cs="Menlo"/>
+          <w:color w:val="333333"/>
+          <w:sz w:val="15"/>
+          <w:szCs w:val="15"/>
+        </w:rPr>
+        <w:t xml:space="preserve"> </w:t>
+      </w:r>
+      <w:r>
+        <w:rPr>
+          <w:rFonts w:ascii="Menlo" w:hAnsi="Menlo" w:cs="Menlo"/>
+          <w:color w:val="777777"/>
+          <w:sz w:val="15"/>
+          <w:szCs w:val="15"/>
+        </w:rPr>
+        <w:t>=</w:t>
+      </w:r>
+      <w:r>
+        <w:rPr>
+          <w:rFonts w:ascii="Menlo" w:hAnsi="Menlo" w:cs="Menlo"/>
+          <w:color w:val="333333"/>
+          <w:sz w:val="15"/>
+          <w:szCs w:val="15"/>
+        </w:rPr>
+        <w:t xml:space="preserve"> </w:t>
+      </w:r>
+      <w:proofErr w:type="spellStart"/>
+      <w:proofErr w:type="gramStart"/>
+      <w:r>
+        <w:rPr>
+          <w:rFonts w:ascii="Menlo" w:hAnsi="Menlo" w:cs="Menlo"/>
+          <w:color w:val="7A3E9D"/>
+          <w:sz w:val="15"/>
+          <w:szCs w:val="15"/>
+        </w:rPr>
+        <w:t>self</w:t>
+      </w:r>
+      <w:r>
+        <w:rPr>
+          <w:rFonts w:ascii="Menlo" w:hAnsi="Menlo" w:cs="Menlo"/>
+          <w:color w:val="777777"/>
+          <w:sz w:val="15"/>
+          <w:szCs w:val="15"/>
+        </w:rPr>
+        <w:t>.</w:t>
+      </w:r>
+      <w:r>
+        <w:rPr>
+          <w:rFonts w:ascii="Menlo" w:hAnsi="Menlo" w:cs="Menlo"/>
+          <w:color w:val="7A3E9D"/>
+          <w:sz w:val="15"/>
+          <w:szCs w:val="15"/>
+        </w:rPr>
+        <w:t>q</w:t>
+      </w:r>
+      <w:proofErr w:type="gramEnd"/>
+      <w:r>
+        <w:rPr>
+          <w:rFonts w:ascii="Menlo" w:hAnsi="Menlo" w:cs="Menlo"/>
+          <w:color w:val="7A3E9D"/>
+          <w:sz w:val="15"/>
+          <w:szCs w:val="15"/>
+        </w:rPr>
+        <w:t>_net</w:t>
+      </w:r>
+      <w:proofErr w:type="spellEnd"/>
+      <w:r>
+        <w:rPr>
+          <w:rFonts w:ascii="Menlo" w:hAnsi="Menlo" w:cs="Menlo"/>
+          <w:color w:val="777777"/>
+          <w:sz w:val="15"/>
+          <w:szCs w:val="15"/>
+        </w:rPr>
+        <w:t>(</w:t>
+      </w:r>
+      <w:r>
+        <w:rPr>
+          <w:rFonts w:ascii="Menlo" w:hAnsi="Menlo" w:cs="Menlo"/>
+          <w:color w:val="7A3E9D"/>
+          <w:sz w:val="15"/>
+          <w:szCs w:val="15"/>
+        </w:rPr>
+        <w:t>s</w:t>
+      </w:r>
+      <w:r>
+        <w:rPr>
+          <w:rFonts w:ascii="Menlo" w:hAnsi="Menlo" w:cs="Menlo"/>
+          <w:color w:val="777777"/>
+          <w:sz w:val="15"/>
+          <w:szCs w:val="15"/>
+        </w:rPr>
+        <w:t>)</w:t>
+      </w:r>
+    </w:p>
+    <w:p>
+      <w:pPr>
+        <w:shd w:val="clear" w:color="auto" w:fill="F5F5F5"/>
+        <w:spacing w:line="270" w:lineRule="atLeast"/>
+        <w:rPr>
+          <w:rFonts w:ascii="Menlo" w:hAnsi="Menlo" w:cs="Menlo"/>
+          <w:color w:val="333333"/>
+          <w:sz w:val="15"/>
+          <w:szCs w:val="15"/>
+        </w:rPr>
+      </w:pPr>
+      <w:r>
+        <w:rPr>
+          <w:rFonts w:ascii="Menlo" w:hAnsi="Menlo" w:cs="Menlo"/>
+          <w:color w:val="333333"/>
+          <w:sz w:val="15"/>
+          <w:szCs w:val="15"/>
+        </w:rPr>
+        <w:t xml:space="preserve">        </w:t>
+      </w:r>
+      <w:proofErr w:type="spellStart"/>
+      <w:proofErr w:type="gramStart"/>
+      <w:r>
+        <w:rPr>
+          <w:rFonts w:ascii="Menlo" w:hAnsi="Menlo" w:cs="Menlo"/>
+          <w:color w:val="7A3E9D"/>
+          <w:sz w:val="15"/>
+          <w:szCs w:val="15"/>
+        </w:rPr>
+        <w:t>q</w:t>
+      </w:r>
+      <w:proofErr w:type="gramEnd"/>
+      <w:r>
+        <w:rPr>
+          <w:rFonts w:ascii="Menlo" w:hAnsi="Menlo" w:cs="Menlo"/>
+          <w:color w:val="7A3E9D"/>
+          <w:sz w:val="15"/>
+          <w:szCs w:val="15"/>
+        </w:rPr>
+        <w:t>_vals_action</w:t>
+      </w:r>
+      <w:proofErr w:type="spellEnd"/>
+      <w:r>
+        <w:rPr>
+          <w:rFonts w:ascii="Menlo" w:hAnsi="Menlo" w:cs="Menlo"/>
+          <w:color w:val="333333"/>
+          <w:sz w:val="15"/>
+          <w:szCs w:val="15"/>
+        </w:rPr>
+        <w:t xml:space="preserve"> </w:t>
+      </w:r>
+      <w:r>
+        <w:rPr>
+          <w:rFonts w:ascii="Menlo" w:hAnsi="Menlo" w:cs="Menlo"/>
+          <w:color w:val="777777"/>
+          <w:sz w:val="15"/>
+          <w:szCs w:val="15"/>
+        </w:rPr>
+        <w:t>=</w:t>
+      </w:r>
+      <w:r>
+        <w:rPr>
+          <w:rFonts w:ascii="Menlo" w:hAnsi="Menlo" w:cs="Menlo"/>
+          <w:color w:val="333333"/>
+          <w:sz w:val="15"/>
+          <w:szCs w:val="15"/>
+        </w:rPr>
+        <w:t xml:space="preserve"> </w:t>
+      </w:r>
+      <w:proofErr w:type="spellStart"/>
+      <w:r>
+        <w:rPr>
+          <w:rFonts w:ascii="Menlo" w:hAnsi="Menlo" w:cs="Menlo"/>
+          <w:color w:val="7A3E9D"/>
+          <w:sz w:val="15"/>
+          <w:szCs w:val="15"/>
+        </w:rPr>
+        <w:t>q_</w:t>
+      </w:r>
+      <w:proofErr w:type="gramStart"/>
+      <w:r>
+        <w:rPr>
+          <w:rFonts w:ascii="Menlo" w:hAnsi="Menlo" w:cs="Menlo"/>
+          <w:color w:val="7A3E9D"/>
+          <w:sz w:val="15"/>
+          <w:szCs w:val="15"/>
+        </w:rPr>
+        <w:t>vals</w:t>
+      </w:r>
+      <w:r>
+        <w:rPr>
+          <w:rFonts w:ascii="Menlo" w:hAnsi="Menlo" w:cs="Menlo"/>
+          <w:color w:val="777777"/>
+          <w:sz w:val="15"/>
+          <w:szCs w:val="15"/>
+        </w:rPr>
+        <w:t>.</w:t>
+      </w:r>
+      <w:r>
+        <w:rPr>
+          <w:rFonts w:ascii="Menlo" w:hAnsi="Menlo" w:cs="Menlo"/>
+          <w:color w:val="333333"/>
+          <w:sz w:val="15"/>
+          <w:szCs w:val="15"/>
+        </w:rPr>
+        <w:t>gather</w:t>
+      </w:r>
+      <w:proofErr w:type="spellEnd"/>
+      <w:proofErr w:type="gramEnd"/>
+      <w:r>
+        <w:rPr>
+          <w:rFonts w:ascii="Menlo" w:hAnsi="Menlo" w:cs="Menlo"/>
+          <w:color w:val="777777"/>
+          <w:sz w:val="15"/>
+          <w:szCs w:val="15"/>
+        </w:rPr>
+        <w:t>(</w:t>
+      </w:r>
+      <w:r>
+        <w:rPr>
+          <w:rFonts w:ascii="Menlo" w:hAnsi="Menlo" w:cs="Menlo"/>
+          <w:color w:val="9C5D27"/>
+          <w:sz w:val="15"/>
+          <w:szCs w:val="15"/>
+        </w:rPr>
+        <w:t>1</w:t>
+      </w:r>
+      <w:r>
+        <w:rPr>
+          <w:rFonts w:ascii="Menlo" w:hAnsi="Menlo" w:cs="Menlo"/>
+          <w:color w:val="777777"/>
+          <w:sz w:val="15"/>
+          <w:szCs w:val="15"/>
+        </w:rPr>
+        <w:t>,</w:t>
+      </w:r>
+      <w:r>
+        <w:rPr>
+          <w:rFonts w:ascii="Menlo" w:hAnsi="Menlo" w:cs="Menlo"/>
+          <w:color w:val="333333"/>
+          <w:sz w:val="15"/>
+          <w:szCs w:val="15"/>
+        </w:rPr>
+        <w:t xml:space="preserve"> </w:t>
+      </w:r>
+      <w:proofErr w:type="spellStart"/>
+      <w:proofErr w:type="gramStart"/>
+      <w:r>
+        <w:rPr>
+          <w:rFonts w:ascii="Menlo" w:hAnsi="Menlo" w:cs="Menlo"/>
+          <w:color w:val="7A3E9D"/>
+          <w:sz w:val="15"/>
+          <w:szCs w:val="15"/>
+        </w:rPr>
+        <w:t>a</w:t>
+      </w:r>
+      <w:r>
+        <w:rPr>
+          <w:rFonts w:ascii="Menlo" w:hAnsi="Menlo" w:cs="Menlo"/>
+          <w:color w:val="777777"/>
+          <w:sz w:val="15"/>
+          <w:szCs w:val="15"/>
+        </w:rPr>
+        <w:t>.</w:t>
+      </w:r>
+      <w:r>
+        <w:rPr>
+          <w:rFonts w:ascii="Menlo" w:hAnsi="Menlo" w:cs="Menlo"/>
+          <w:b/>
+          <w:bCs/>
+          <w:color w:val="AA3731"/>
+          <w:sz w:val="15"/>
+          <w:szCs w:val="15"/>
+        </w:rPr>
+        <w:t>unsqueeze</w:t>
+      </w:r>
+      <w:proofErr w:type="spellEnd"/>
+      <w:proofErr w:type="gramEnd"/>
+      <w:r>
+        <w:rPr>
+          <w:rFonts w:ascii="Menlo" w:hAnsi="Menlo" w:cs="Menlo"/>
+          <w:color w:val="777777"/>
+          <w:sz w:val="15"/>
+          <w:szCs w:val="15"/>
+        </w:rPr>
+        <w:t>(</w:t>
+      </w:r>
+      <w:r>
+        <w:rPr>
+          <w:rFonts w:ascii="Menlo" w:hAnsi="Menlo" w:cs="Menlo"/>
+          <w:color w:val="9C5D27"/>
+          <w:sz w:val="15"/>
+          <w:szCs w:val="15"/>
+        </w:rPr>
+        <w:t>1</w:t>
+      </w:r>
+      <w:r>
+        <w:rPr>
+          <w:rFonts w:ascii="Menlo" w:hAnsi="Menlo" w:cs="Menlo"/>
+          <w:color w:val="777777"/>
+          <w:sz w:val="15"/>
+          <w:szCs w:val="15"/>
+        </w:rPr>
+        <w:t>)</w:t>
+      </w:r>
+      <w:proofErr w:type="gramStart"/>
+      <w:r>
+        <w:rPr>
+          <w:rFonts w:ascii="Menlo" w:hAnsi="Menlo" w:cs="Menlo"/>
+          <w:color w:val="777777"/>
+          <w:sz w:val="15"/>
+          <w:szCs w:val="15"/>
+        </w:rPr>
+        <w:t>).</w:t>
+      </w:r>
+      <w:r>
+        <w:rPr>
+          <w:rFonts w:ascii="Menlo" w:hAnsi="Menlo" w:cs="Menlo"/>
+          <w:color w:val="333333"/>
+          <w:sz w:val="15"/>
+          <w:szCs w:val="15"/>
+        </w:rPr>
+        <w:t>squeeze</w:t>
+      </w:r>
+      <w:proofErr w:type="gramEnd"/>
+      <w:r>
+        <w:rPr>
+          <w:rFonts w:ascii="Menlo" w:hAnsi="Menlo" w:cs="Menlo"/>
+          <w:color w:val="777777"/>
+          <w:sz w:val="15"/>
+          <w:szCs w:val="15"/>
+        </w:rPr>
+        <w:t>()</w:t>
+      </w:r>
+    </w:p>
+    <w:p>
+      <w:pPr>
+        <w:shd w:val="clear" w:color="auto" w:fill="F5F5F5"/>
+        <w:spacing w:line="270" w:lineRule="atLeast"/>
+        <w:rPr>
+          <w:rFonts w:ascii="Menlo" w:hAnsi="Menlo" w:cs="Menlo"/>
+          <w:color w:val="333333"/>
+          <w:sz w:val="15"/>
+          <w:szCs w:val="15"/>
+        </w:rPr>
+      </w:pPr>
+    </w:p>
+    <w:p>
+      <w:pPr>
+        <w:shd w:val="clear" w:color="auto" w:fill="F5F5F5"/>
+        <w:spacing w:line="270" w:lineRule="atLeast"/>
+        <w:rPr>
+          <w:rFonts w:ascii="Menlo" w:hAnsi="Menlo" w:cs="Menlo"/>
+          <w:color w:val="333333"/>
+          <w:sz w:val="15"/>
+          <w:szCs w:val="15"/>
+        </w:rPr>
+      </w:pPr>
+      <w:r>
+        <w:rPr>
+          <w:rFonts w:ascii="Menlo" w:hAnsi="Menlo" w:cs="Menlo"/>
+          <w:color w:val="333333"/>
+          <w:sz w:val="15"/>
+          <w:szCs w:val="15"/>
+        </w:rPr>
+        <w:t xml:space="preserve">        </w:t>
       </w:r>
       <w:r>
         <w:rPr>
@@ -23413,7 +23944,7 @@
           <w:sz w:val="15"/>
           <w:szCs w:val="15"/>
         </w:rPr>
-        <w:t>Prédiction de la valeur de Q pour les états de l’ensemble du batch</w:t>
+        <w:t># Calcul de la cible Q</w:t>
       </w:r>
     </w:p>
     <w:p>
@@ -23434,7 +23965,6 @@
           <w:sz w:val="15"/>
           <w:szCs w:val="15"/>
         </w:rPr>
-        <w:lastRenderedPageBreak/>
         <w:t xml:space="preserve">        </w:t>
       </w:r>
       <w:proofErr w:type="spellStart"/>
@@ -23446,7 +23976,7 @@
           <w:sz w:val="15"/>
           <w:szCs w:val="15"/>
         </w:rPr>
-        <w:t>q</w:t>
+        <w:t>target</w:t>
       </w:r>
       <w:proofErr w:type="gramEnd"/>
       <w:r>
@@ -23456,7 +23986,7 @@
           <w:sz w:val="15"/>
           <w:szCs w:val="15"/>
         </w:rPr>
-        <w:t>_vals</w:t>
+        <w:t>_q_vals</w:t>
       </w:r>
       <w:proofErr w:type="spellEnd"/>
       <w:r>
@@ -23513,7 +24043,7 @@
           <w:sz w:val="15"/>
           <w:szCs w:val="15"/>
         </w:rPr>
-        <w:t>q</w:t>
+        <w:t>target</w:t>
       </w:r>
       <w:proofErr w:type="gramEnd"/>
       <w:r>
@@ -23542,7 +24072,323 @@
           <w:sz w:val="15"/>
           <w:szCs w:val="15"/>
         </w:rPr>
-        <w:t>s</w:t>
+        <w:t>s2</w:t>
+      </w:r>
+      <w:r>
+        <w:rPr>
+          <w:rFonts w:ascii="Menlo" w:hAnsi="Menlo" w:cs="Menlo"/>
+          <w:color w:val="777777"/>
+          <w:sz w:val="15"/>
+          <w:szCs w:val="15"/>
+        </w:rPr>
+        <w:t>).</w:t>
+      </w:r>
+      <w:proofErr w:type="gramStart"/>
+      <w:r>
+        <w:rPr>
+          <w:rFonts w:ascii="Menlo" w:hAnsi="Menlo" w:cs="Menlo"/>
+          <w:color w:val="333333"/>
+          <w:sz w:val="15"/>
+          <w:szCs w:val="15"/>
+        </w:rPr>
+        <w:t>max</w:t>
+      </w:r>
+      <w:r>
+        <w:rPr>
+          <w:rFonts w:ascii="Menlo" w:hAnsi="Menlo" w:cs="Menlo"/>
+          <w:color w:val="777777"/>
+          <w:sz w:val="15"/>
+          <w:szCs w:val="15"/>
+        </w:rPr>
+        <w:t>(</w:t>
+      </w:r>
+      <w:proofErr w:type="gramEnd"/>
+      <w:r>
+        <w:rPr>
+          <w:rFonts w:ascii="Menlo" w:hAnsi="Menlo" w:cs="Menlo"/>
+          <w:color w:val="9C5D27"/>
+          <w:sz w:val="15"/>
+          <w:szCs w:val="15"/>
+        </w:rPr>
+        <w:t>1</w:t>
+      </w:r>
+      <w:r>
+        <w:rPr>
+          <w:rFonts w:ascii="Menlo" w:hAnsi="Menlo" w:cs="Menlo"/>
+          <w:color w:val="777777"/>
+          <w:sz w:val="15"/>
+          <w:szCs w:val="15"/>
+        </w:rPr>
+        <w:t>)[</w:t>
+      </w:r>
+      <w:r>
+        <w:rPr>
+          <w:rFonts w:ascii="Menlo" w:hAnsi="Menlo" w:cs="Menlo"/>
+          <w:color w:val="9C5D27"/>
+          <w:sz w:val="15"/>
+          <w:szCs w:val="15"/>
+        </w:rPr>
+        <w:t>0</w:t>
+      </w:r>
+      <w:r>
+        <w:rPr>
+          <w:rFonts w:ascii="Menlo" w:hAnsi="Menlo" w:cs="Menlo"/>
+          <w:color w:val="777777"/>
+          <w:sz w:val="15"/>
+          <w:szCs w:val="15"/>
+        </w:rPr>
+        <w:t>]</w:t>
+      </w:r>
+    </w:p>
+    <w:p>
+      <w:pPr>
+        <w:shd w:val="clear" w:color="auto" w:fill="F5F5F5"/>
+        <w:spacing w:line="270" w:lineRule="atLeast"/>
+        <w:rPr>
+          <w:rFonts w:ascii="Menlo" w:hAnsi="Menlo" w:cs="Menlo"/>
+          <w:color w:val="333333"/>
+          <w:sz w:val="15"/>
+          <w:szCs w:val="15"/>
+        </w:rPr>
+      </w:pPr>
+      <w:r>
+        <w:rPr>
+          <w:rFonts w:ascii="Menlo" w:hAnsi="Menlo" w:cs="Menlo"/>
+          <w:color w:val="333333"/>
+          <w:sz w:val="15"/>
+          <w:szCs w:val="15"/>
+        </w:rPr>
+        <w:t xml:space="preserve">        </w:t>
+      </w:r>
+      <w:proofErr w:type="spellStart"/>
+      <w:proofErr w:type="gramStart"/>
+      <w:r>
+        <w:rPr>
+          <w:rFonts w:ascii="Menlo" w:hAnsi="Menlo" w:cs="Menlo"/>
+          <w:color w:val="7A3E9D"/>
+          <w:sz w:val="15"/>
+          <w:szCs w:val="15"/>
+        </w:rPr>
+        <w:t>targets</w:t>
+      </w:r>
+      <w:proofErr w:type="spellEnd"/>
+      <w:proofErr w:type="gramEnd"/>
+      <w:r>
+        <w:rPr>
+          <w:rFonts w:ascii="Menlo" w:hAnsi="Menlo" w:cs="Menlo"/>
+          <w:color w:val="333333"/>
+          <w:sz w:val="15"/>
+          <w:szCs w:val="15"/>
+        </w:rPr>
+        <w:t xml:space="preserve"> </w:t>
+      </w:r>
+      <w:r>
+        <w:rPr>
+          <w:rFonts w:ascii="Menlo" w:hAnsi="Menlo" w:cs="Menlo"/>
+          <w:color w:val="777777"/>
+          <w:sz w:val="15"/>
+          <w:szCs w:val="15"/>
+        </w:rPr>
+        <w:t>=</w:t>
+      </w:r>
+      <w:r>
+        <w:rPr>
+          <w:rFonts w:ascii="Menlo" w:hAnsi="Menlo" w:cs="Menlo"/>
+          <w:color w:val="333333"/>
+          <w:sz w:val="15"/>
+          <w:szCs w:val="15"/>
+        </w:rPr>
+        <w:t xml:space="preserve"> </w:t>
+      </w:r>
+      <w:r>
+        <w:rPr>
+          <w:rFonts w:ascii="Menlo" w:hAnsi="Menlo" w:cs="Menlo"/>
+          <w:color w:val="7A3E9D"/>
+          <w:sz w:val="15"/>
+          <w:szCs w:val="15"/>
+        </w:rPr>
+        <w:t>r</w:t>
+      </w:r>
+      <w:r>
+        <w:rPr>
+          <w:rFonts w:ascii="Menlo" w:hAnsi="Menlo" w:cs="Menlo"/>
+          <w:color w:val="333333"/>
+          <w:sz w:val="15"/>
+          <w:szCs w:val="15"/>
+        </w:rPr>
+        <w:t xml:space="preserve"> </w:t>
+      </w:r>
+      <w:r>
+        <w:rPr>
+          <w:rFonts w:ascii="Menlo" w:hAnsi="Menlo" w:cs="Menlo"/>
+          <w:b/>
+          <w:bCs/>
+          <w:color w:val="AA3731"/>
+          <w:sz w:val="15"/>
+          <w:szCs w:val="15"/>
+        </w:rPr>
+        <w:t>+</w:t>
+      </w:r>
+      <w:r>
+        <w:rPr>
+          <w:rFonts w:ascii="Menlo" w:hAnsi="Menlo" w:cs="Menlo"/>
+          <w:color w:val="333333"/>
+          <w:sz w:val="15"/>
+          <w:szCs w:val="15"/>
+        </w:rPr>
+        <w:t xml:space="preserve"> </w:t>
+      </w:r>
+      <w:proofErr w:type="spellStart"/>
+      <w:proofErr w:type="gramStart"/>
+      <w:r>
+        <w:rPr>
+          <w:rFonts w:ascii="Menlo" w:hAnsi="Menlo" w:cs="Menlo"/>
+          <w:color w:val="7A3E9D"/>
+          <w:sz w:val="15"/>
+          <w:szCs w:val="15"/>
+        </w:rPr>
+        <w:t>self</w:t>
+      </w:r>
+      <w:r>
+        <w:rPr>
+          <w:rFonts w:ascii="Menlo" w:hAnsi="Menlo" w:cs="Menlo"/>
+          <w:color w:val="777777"/>
+          <w:sz w:val="15"/>
+          <w:szCs w:val="15"/>
+        </w:rPr>
+        <w:t>.</w:t>
+      </w:r>
+      <w:r>
+        <w:rPr>
+          <w:rFonts w:ascii="Menlo" w:hAnsi="Menlo" w:cs="Menlo"/>
+          <w:color w:val="7A3E9D"/>
+          <w:sz w:val="15"/>
+          <w:szCs w:val="15"/>
+        </w:rPr>
+        <w:t>gamma</w:t>
+      </w:r>
+      <w:proofErr w:type="spellEnd"/>
+      <w:proofErr w:type="gramEnd"/>
+      <w:r>
+        <w:rPr>
+          <w:rFonts w:ascii="Menlo" w:hAnsi="Menlo" w:cs="Menlo"/>
+          <w:color w:val="333333"/>
+          <w:sz w:val="15"/>
+          <w:szCs w:val="15"/>
+        </w:rPr>
+        <w:t xml:space="preserve"> </w:t>
+      </w:r>
+      <w:r>
+        <w:rPr>
+          <w:rFonts w:ascii="Menlo" w:hAnsi="Menlo" w:cs="Menlo"/>
+          <w:color w:val="777777"/>
+          <w:sz w:val="15"/>
+          <w:szCs w:val="15"/>
+        </w:rPr>
+        <w:t>*</w:t>
+      </w:r>
+      <w:r>
+        <w:rPr>
+          <w:rFonts w:ascii="Menlo" w:hAnsi="Menlo" w:cs="Menlo"/>
+          <w:color w:val="333333"/>
+          <w:sz w:val="15"/>
+          <w:szCs w:val="15"/>
+        </w:rPr>
+        <w:t xml:space="preserve"> </w:t>
+      </w:r>
+      <w:proofErr w:type="spellStart"/>
+      <w:r>
+        <w:rPr>
+          <w:rFonts w:ascii="Menlo" w:hAnsi="Menlo" w:cs="Menlo"/>
+          <w:color w:val="7A3E9D"/>
+          <w:sz w:val="15"/>
+          <w:szCs w:val="15"/>
+        </w:rPr>
+        <w:t>target_q_vals</w:t>
+      </w:r>
+      <w:proofErr w:type="spellEnd"/>
+      <w:r>
+        <w:rPr>
+          <w:rFonts w:ascii="Menlo" w:hAnsi="Menlo" w:cs="Menlo"/>
+          <w:color w:val="333333"/>
+          <w:sz w:val="15"/>
+          <w:szCs w:val="15"/>
+        </w:rPr>
+        <w:t xml:space="preserve"> </w:t>
+      </w:r>
+      <w:r>
+        <w:rPr>
+          <w:rFonts w:ascii="Menlo" w:hAnsi="Menlo" w:cs="Menlo"/>
+          <w:b/>
+          <w:bCs/>
+          <w:color w:val="AA3731"/>
+          <w:sz w:val="15"/>
+          <w:szCs w:val="15"/>
+        </w:rPr>
+        <w:t>*</w:t>
+      </w:r>
+      <w:r>
+        <w:rPr>
+          <w:rFonts w:ascii="Menlo" w:hAnsi="Menlo" w:cs="Menlo"/>
+          <w:color w:val="333333"/>
+          <w:sz w:val="15"/>
+          <w:szCs w:val="15"/>
+        </w:rPr>
+        <w:t xml:space="preserve"> </w:t>
+      </w:r>
+      <w:r>
+        <w:rPr>
+          <w:rFonts w:ascii="Menlo" w:hAnsi="Menlo" w:cs="Menlo"/>
+          <w:color w:val="777777"/>
+          <w:sz w:val="15"/>
+          <w:szCs w:val="15"/>
+        </w:rPr>
+        <w:t>(</w:t>
+      </w:r>
+      <w:r>
+        <w:rPr>
+          <w:rFonts w:ascii="Menlo" w:hAnsi="Menlo" w:cs="Menlo"/>
+          <w:color w:val="9C5D27"/>
+          <w:sz w:val="15"/>
+          <w:szCs w:val="15"/>
+        </w:rPr>
+        <w:t>1</w:t>
+      </w:r>
+      <w:r>
+        <w:rPr>
+          <w:rFonts w:ascii="Menlo" w:hAnsi="Menlo" w:cs="Menlo"/>
+          <w:color w:val="333333"/>
+          <w:sz w:val="15"/>
+          <w:szCs w:val="15"/>
+        </w:rPr>
+        <w:t xml:space="preserve"> </w:t>
+      </w:r>
+      <w:r>
+        <w:rPr>
+          <w:rFonts w:ascii="Menlo" w:hAnsi="Menlo" w:cs="Menlo"/>
+          <w:color w:val="777777"/>
+          <w:sz w:val="15"/>
+          <w:szCs w:val="15"/>
+        </w:rPr>
+        <w:t>-</w:t>
+      </w:r>
+      <w:r>
+        <w:rPr>
+          <w:rFonts w:ascii="Menlo" w:hAnsi="Menlo" w:cs="Menlo"/>
+          <w:color w:val="333333"/>
+          <w:sz w:val="15"/>
+          <w:szCs w:val="15"/>
+        </w:rPr>
+        <w:t xml:space="preserve"> </w:t>
+      </w:r>
+      <w:r>
+        <w:rPr>
+          <w:rFonts w:ascii="Menlo" w:hAnsi="Menlo" w:cs="Menlo"/>
+          <w:color w:val="7A3E9D"/>
+          <w:sz w:val="15"/>
+          <w:szCs w:val="15"/>
+        </w:rPr>
+        <w:t>d</w:t>
       </w:r>
       <w:r>
         <w:rPr>
@@ -23552,6 +24398,27 @@
           <w:szCs w:val="15"/>
         </w:rPr>
         <w:t>)</w:t>
+      </w:r>
+    </w:p>
+    <w:p>
+      <w:pPr>
+        <w:shd w:val="clear" w:color="auto" w:fill="F5F5F5"/>
+        <w:spacing w:line="270" w:lineRule="atLeast"/>
+        <w:rPr>
+          <w:rFonts w:ascii="Menlo" w:hAnsi="Menlo" w:cs="Menlo"/>
+          <w:color w:val="333333"/>
+          <w:sz w:val="15"/>
+          <w:szCs w:val="15"/>
+        </w:rPr>
+      </w:pPr>
+      <w:r>
+        <w:rPr>
+          <w:rFonts w:ascii="Menlo" w:hAnsi="Menlo" w:cs="Menlo"/>
+          <w:color w:val="333333"/>
+          <w:sz w:val="15"/>
+          <w:szCs w:val="15"/>
+        </w:rPr>
+        <w:t xml:space="preserve">        </w:t>
       </w:r>
     </w:p>
     <w:p>
@@ -23583,8 +24450,9 @@
           <w:sz w:val="15"/>
           <w:szCs w:val="15"/>
         </w:rPr>
-        <w:t xml:space="preserve"># </w:t>
-      </w:r>
+        <w:t xml:space="preserve">#Calcul et </w:t>
+      </w:r>
+      <w:proofErr w:type="spellStart"/>
       <w:r>
         <w:rPr>
           <w:rFonts w:ascii="Menlo" w:hAnsi="Menlo" w:cs="Menlo"/>
@@ -23594,8 +24462,9 @@
           <w:sz w:val="15"/>
           <w:szCs w:val="15"/>
         </w:rPr>
-        <w:t>M</w:t>
-      </w:r>
+        <w:t>retropropagation</w:t>
+      </w:r>
+      <w:proofErr w:type="spellEnd"/>
       <w:r>
         <w:rPr>
           <w:rFonts w:ascii="Menlo" w:hAnsi="Menlo" w:cs="Menlo"/>
@@ -23605,40 +24474,7 @@
           <w:sz w:val="15"/>
           <w:szCs w:val="15"/>
         </w:rPr>
-        <w:t>eilleure valeu</w:t>
-      </w:r>
-      <w:r>
-        <w:rPr>
-          <w:rFonts w:ascii="Menlo" w:hAnsi="Menlo" w:cs="Menlo"/>
-          <w:i/>
-          <w:iCs/>
-          <w:color w:val="AAAAAA"/>
-          <w:sz w:val="15"/>
-          <w:szCs w:val="15"/>
-        </w:rPr>
-        <w:t>r</w:t>
-      </w:r>
-      <w:r>
-        <w:rPr>
-          <w:rFonts w:ascii="Menlo" w:hAnsi="Menlo" w:cs="Menlo"/>
-          <w:i/>
-          <w:iCs/>
-          <w:color w:val="AAAAAA"/>
-          <w:sz w:val="15"/>
-          <w:szCs w:val="15"/>
-        </w:rPr>
-        <w:t xml:space="preserve"> de Q pour l'état suivant</w:t>
-      </w:r>
-      <w:r>
-        <w:rPr>
-          <w:rFonts w:ascii="Menlo" w:hAnsi="Menlo" w:cs="Menlo"/>
-          <w:i/>
-          <w:iCs/>
-          <w:color w:val="AAAAAA"/>
-          <w:sz w:val="15"/>
-          <w:szCs w:val="15"/>
-        </w:rPr>
-        <w:t xml:space="preserve"> en utilisant le réseau cible</w:t>
+        <w:t xml:space="preserve"> de la perte</w:t>
       </w:r>
     </w:p>
     <w:p>
@@ -23670,22 +24506,13 @@
           <w:sz w:val="15"/>
           <w:szCs w:val="15"/>
         </w:rPr>
-        <w:t>target</w:t>
-      </w:r>
+        <w:t>loss</w:t>
+      </w:r>
+      <w:proofErr w:type="spellEnd"/>
       <w:proofErr w:type="gramEnd"/>
       <w:r>
         <w:rPr>
           <w:rFonts w:ascii="Menlo" w:hAnsi="Menlo" w:cs="Menlo"/>
-          <w:color w:val="7A3E9D"/>
-          <w:sz w:val="15"/>
-          <w:szCs w:val="15"/>
-        </w:rPr>
-        <w:t>_q_vals</w:t>
-      </w:r>
-      <w:proofErr w:type="spellEnd"/>
-      <w:r>
-        <w:rPr>
-          <w:rFonts w:ascii="Menlo" w:hAnsi="Menlo" w:cs="Menlo"/>
           <w:color w:val="333333"/>
           <w:sz w:val="15"/>
           <w:szCs w:val="15"/>
@@ -23710,6 +24537,53 @@
         </w:rPr>
         <w:t xml:space="preserve"> </w:t>
       </w:r>
+      <w:r>
+        <w:rPr>
+          <w:rFonts w:ascii="Menlo" w:hAnsi="Menlo" w:cs="Menlo"/>
+          <w:color w:val="777777"/>
+          <w:sz w:val="15"/>
+          <w:szCs w:val="15"/>
+        </w:rPr>
+        <w:t>(</w:t>
+      </w:r>
+      <w:proofErr w:type="spellStart"/>
+      <w:r>
+        <w:rPr>
+          <w:rFonts w:ascii="Menlo" w:hAnsi="Menlo" w:cs="Menlo"/>
+          <w:color w:val="7A3E9D"/>
+          <w:sz w:val="15"/>
+          <w:szCs w:val="15"/>
+        </w:rPr>
+        <w:t>q_vals_action</w:t>
+      </w:r>
+      <w:proofErr w:type="spellEnd"/>
+      <w:r>
+        <w:rPr>
+          <w:rFonts w:ascii="Menlo" w:hAnsi="Menlo" w:cs="Menlo"/>
+          <w:color w:val="333333"/>
+          <w:sz w:val="15"/>
+          <w:szCs w:val="15"/>
+        </w:rPr>
+        <w:t xml:space="preserve"> </w:t>
+      </w:r>
+      <w:r>
+        <w:rPr>
+          <w:rFonts w:ascii="Menlo" w:hAnsi="Menlo" w:cs="Menlo"/>
+          <w:color w:val="777777"/>
+          <w:sz w:val="15"/>
+          <w:szCs w:val="15"/>
+        </w:rPr>
+        <w:t>-</w:t>
+      </w:r>
+      <w:r>
+        <w:rPr>
+          <w:rFonts w:ascii="Menlo" w:hAnsi="Menlo" w:cs="Menlo"/>
+          <w:color w:val="333333"/>
+          <w:sz w:val="15"/>
+          <w:szCs w:val="15"/>
+        </w:rPr>
+        <w:t xml:space="preserve"> </w:t>
+      </w:r>
       <w:proofErr w:type="spellStart"/>
       <w:proofErr w:type="gramStart"/>
       <w:r>
@@ -23719,7 +24593,7 @@
           <w:sz w:val="15"/>
           <w:szCs w:val="15"/>
         </w:rPr>
-        <w:t>self</w:t>
+        <w:t>targets</w:t>
       </w:r>
       <w:r>
         <w:rPr>
@@ -23733,23 +24607,45 @@
       <w:r>
         <w:rPr>
           <w:rFonts w:ascii="Menlo" w:hAnsi="Menlo" w:cs="Menlo"/>
-          <w:color w:val="7A3E9D"/>
-          <w:sz w:val="15"/>
-          <w:szCs w:val="15"/>
-        </w:rPr>
-        <w:t>target</w:t>
-      </w:r>
+          <w:color w:val="333333"/>
+          <w:sz w:val="15"/>
+          <w:szCs w:val="15"/>
+        </w:rPr>
+        <w:t>detach</w:t>
+      </w:r>
+      <w:proofErr w:type="spellEnd"/>
       <w:proofErr w:type="gramEnd"/>
       <w:r>
         <w:rPr>
           <w:rFonts w:ascii="Menlo" w:hAnsi="Menlo" w:cs="Menlo"/>
-          <w:color w:val="7A3E9D"/>
-          <w:sz w:val="15"/>
-          <w:szCs w:val="15"/>
-        </w:rPr>
-        <w:t>_net</w:t>
-      </w:r>
-      <w:proofErr w:type="spellEnd"/>
+          <w:color w:val="777777"/>
+          <w:sz w:val="15"/>
+          <w:szCs w:val="15"/>
+        </w:rPr>
+        <w:t>()</w:t>
+      </w:r>
+      <w:proofErr w:type="gramStart"/>
+      <w:r>
+        <w:rPr>
+          <w:rFonts w:ascii="Menlo" w:hAnsi="Menlo" w:cs="Menlo"/>
+          <w:color w:val="777777"/>
+          <w:sz w:val="15"/>
+          <w:szCs w:val="15"/>
+        </w:rPr>
+        <w:t>).</w:t>
+      </w:r>
+      <w:proofErr w:type="spellStart"/>
+      <w:r>
+        <w:rPr>
+          <w:rFonts w:ascii="Menlo" w:hAnsi="Menlo" w:cs="Menlo"/>
+          <w:color w:val="333333"/>
+          <w:sz w:val="15"/>
+          <w:szCs w:val="15"/>
+        </w:rPr>
+        <w:t>pow</w:t>
+      </w:r>
+      <w:proofErr w:type="spellEnd"/>
+      <w:proofErr w:type="gramEnd"/>
       <w:r>
         <w:rPr>
           <w:rFonts w:ascii="Menlo" w:hAnsi="Menlo" w:cs="Menlo"/>
@@ -23762,12 +24658,13 @@
       <w:r>
         <w:rPr>
           <w:rFonts w:ascii="Menlo" w:hAnsi="Menlo" w:cs="Menlo"/>
-          <w:color w:val="7A3E9D"/>
-          <w:sz w:val="15"/>
-          <w:szCs w:val="15"/>
-        </w:rPr>
-        <w:t>s2</w:t>
-      </w:r>
+          <w:color w:val="9C5D27"/>
+          <w:sz w:val="15"/>
+          <w:szCs w:val="15"/>
+        </w:rPr>
+        <w:t>2</w:t>
+      </w:r>
+      <w:proofErr w:type="gramStart"/>
       <w:r>
         <w:rPr>
           <w:rFonts w:ascii="Menlo" w:hAnsi="Menlo" w:cs="Menlo"/>
@@ -23777,61 +24674,26 @@
         </w:rPr>
         <w:t>).</w:t>
       </w:r>
-      <w:proofErr w:type="gramStart"/>
-      <w:r>
-        <w:rPr>
-          <w:rFonts w:ascii="Menlo" w:hAnsi="Menlo" w:cs="Menlo"/>
-          <w:color w:val="333333"/>
-          <w:sz w:val="15"/>
-          <w:szCs w:val="15"/>
-        </w:rPr>
-        <w:t>max</w:t>
-      </w:r>
-      <w:r>
-        <w:rPr>
-          <w:rFonts w:ascii="Menlo" w:hAnsi="Menlo" w:cs="Menlo"/>
-          <w:color w:val="777777"/>
-          <w:sz w:val="15"/>
-          <w:szCs w:val="15"/>
-        </w:rPr>
-        <w:t>(</w:t>
-      </w:r>
+      <w:proofErr w:type="spellStart"/>
+      <w:r>
+        <w:rPr>
+          <w:rFonts w:ascii="Menlo" w:hAnsi="Menlo" w:cs="Menlo"/>
+          <w:color w:val="333333"/>
+          <w:sz w:val="15"/>
+          <w:szCs w:val="15"/>
+        </w:rPr>
+        <w:t>mean</w:t>
+      </w:r>
+      <w:proofErr w:type="spellEnd"/>
       <w:proofErr w:type="gramEnd"/>
       <w:r>
         <w:rPr>
           <w:rFonts w:ascii="Menlo" w:hAnsi="Menlo" w:cs="Menlo"/>
-          <w:color w:val="9C5D27"/>
-          <w:sz w:val="15"/>
-          <w:szCs w:val="15"/>
-        </w:rPr>
-        <w:t>1</w:t>
-      </w:r>
-      <w:r>
-        <w:rPr>
-          <w:rFonts w:ascii="Menlo" w:hAnsi="Menlo" w:cs="Menlo"/>
-          <w:color w:val="777777"/>
-          <w:sz w:val="15"/>
-          <w:szCs w:val="15"/>
-        </w:rPr>
-        <w:t>)[</w:t>
-      </w:r>
-      <w:r>
-        <w:rPr>
-          <w:rFonts w:ascii="Menlo" w:hAnsi="Menlo" w:cs="Menlo"/>
-          <w:color w:val="9C5D27"/>
-          <w:sz w:val="15"/>
-          <w:szCs w:val="15"/>
-        </w:rPr>
-        <w:t>0</w:t>
-      </w:r>
-      <w:r>
-        <w:rPr>
-          <w:rFonts w:ascii="Menlo" w:hAnsi="Menlo" w:cs="Menlo"/>
-          <w:color w:val="777777"/>
-          <w:sz w:val="15"/>
-          <w:szCs w:val="15"/>
-        </w:rPr>
-        <w:t>]</w:t>
+          <w:color w:val="777777"/>
+          <w:sz w:val="15"/>
+          <w:szCs w:val="15"/>
+        </w:rPr>
+        <w:t>()</w:t>
       </w:r>
     </w:p>
     <w:p>
@@ -23854,49 +24716,6 @@
         </w:rPr>
         <w:t xml:space="preserve">        </w:t>
       </w:r>
-      <w:r>
-        <w:rPr>
-          <w:rFonts w:ascii="Menlo" w:hAnsi="Menlo" w:cs="Menlo"/>
-          <w:i/>
-          <w:iCs/>
-          <w:color w:val="AAAAAA"/>
-          <w:sz w:val="15"/>
-          <w:szCs w:val="15"/>
-        </w:rPr>
-        <w:t>#</w:t>
-      </w:r>
-      <w:r>
-        <w:rPr>
-          <w:rFonts w:ascii="Menlo" w:hAnsi="Menlo" w:cs="Menlo"/>
-          <w:i/>
-          <w:iCs/>
-          <w:color w:val="AAAAAA"/>
-          <w:sz w:val="15"/>
-          <w:szCs w:val="15"/>
-        </w:rPr>
-        <w:t xml:space="preserve"> Calcul de la cible</w:t>
-      </w:r>
-    </w:p>
-    <w:p>
-      <w:pPr>
-        <w:shd w:val="clear" w:color="auto" w:fill="F5F5F5"/>
-        <w:spacing w:line="270" w:lineRule="atLeast"/>
-        <w:rPr>
-          <w:rFonts w:ascii="Menlo" w:hAnsi="Menlo" w:cs="Menlo"/>
-          <w:color w:val="333333"/>
-          <w:sz w:val="15"/>
-          <w:szCs w:val="15"/>
-        </w:rPr>
-      </w:pPr>
-      <w:r>
-        <w:rPr>
-          <w:rFonts w:ascii="Menlo" w:hAnsi="Menlo" w:cs="Menlo"/>
-          <w:color w:val="333333"/>
-          <w:sz w:val="15"/>
-          <w:szCs w:val="15"/>
-        </w:rPr>
-        <w:t xml:space="preserve">        </w:t>
-      </w:r>
       <w:proofErr w:type="spellStart"/>
       <w:proofErr w:type="gramStart"/>
       <w:r>
@@ -23906,54 +24725,35 @@
           <w:sz w:val="15"/>
           <w:szCs w:val="15"/>
         </w:rPr>
-        <w:t>targets</w:t>
-      </w:r>
-      <w:proofErr w:type="spellEnd"/>
+        <w:t>self</w:t>
+      </w:r>
+      <w:r>
+        <w:rPr>
+          <w:rFonts w:ascii="Menlo" w:hAnsi="Menlo" w:cs="Menlo"/>
+          <w:color w:val="777777"/>
+          <w:sz w:val="15"/>
+          <w:szCs w:val="15"/>
+        </w:rPr>
+        <w:t>.</w:t>
+      </w:r>
+      <w:r>
+        <w:rPr>
+          <w:rFonts w:ascii="Menlo" w:hAnsi="Menlo" w:cs="Menlo"/>
+          <w:color w:val="7A3E9D"/>
+          <w:sz w:val="15"/>
+          <w:szCs w:val="15"/>
+        </w:rPr>
+        <w:t>optimizer</w:t>
+      </w:r>
       <w:proofErr w:type="gramEnd"/>
       <w:r>
         <w:rPr>
           <w:rFonts w:ascii="Menlo" w:hAnsi="Menlo" w:cs="Menlo"/>
-          <w:color w:val="333333"/>
-          <w:sz w:val="15"/>
-          <w:szCs w:val="15"/>
-        </w:rPr>
-        <w:t xml:space="preserve"> </w:t>
-      </w:r>
-      <w:r>
-        <w:rPr>
-          <w:rFonts w:ascii="Menlo" w:hAnsi="Menlo" w:cs="Menlo"/>
-          <w:color w:val="777777"/>
-          <w:sz w:val="15"/>
-          <w:szCs w:val="15"/>
-        </w:rPr>
-        <w:t>=</w:t>
-      </w:r>
-      <w:r>
-        <w:rPr>
-          <w:rFonts w:ascii="Menlo" w:hAnsi="Menlo" w:cs="Menlo"/>
-          <w:color w:val="333333"/>
-          <w:sz w:val="15"/>
-          <w:szCs w:val="15"/>
-        </w:rPr>
-        <w:t xml:space="preserve"> </w:t>
-      </w:r>
-      <w:r>
-        <w:rPr>
-          <w:rFonts w:ascii="Menlo" w:hAnsi="Menlo" w:cs="Menlo"/>
-          <w:color w:val="7A3E9D"/>
-          <w:sz w:val="15"/>
-          <w:szCs w:val="15"/>
-        </w:rPr>
-        <w:t>r</w:t>
-      </w:r>
-      <w:r>
-        <w:rPr>
-          <w:rFonts w:ascii="Menlo" w:hAnsi="Menlo" w:cs="Menlo"/>
-          <w:color w:val="333333"/>
-          <w:sz w:val="15"/>
-          <w:szCs w:val="15"/>
-        </w:rPr>
-        <w:t xml:space="preserve"> </w:t>
+          <w:color w:val="777777"/>
+          <w:sz w:val="15"/>
+          <w:szCs w:val="15"/>
+        </w:rPr>
+        <w:t>.</w:t>
       </w:r>
       <w:r>
         <w:rPr>
@@ -23964,95 +24764,9 @@
           <w:sz w:val="15"/>
           <w:szCs w:val="15"/>
         </w:rPr>
-        <w:t>+</w:t>
-      </w:r>
-      <w:r>
-        <w:rPr>
-          <w:rFonts w:ascii="Menlo" w:hAnsi="Menlo" w:cs="Menlo"/>
-          <w:color w:val="333333"/>
-          <w:sz w:val="15"/>
-          <w:szCs w:val="15"/>
-        </w:rPr>
-        <w:t xml:space="preserve"> </w:t>
-      </w:r>
-      <w:proofErr w:type="spellStart"/>
+        <w:t>zero_</w:t>
+      </w:r>
       <w:proofErr w:type="gramStart"/>
-      <w:r>
-        <w:rPr>
-          <w:rFonts w:ascii="Menlo" w:hAnsi="Menlo" w:cs="Menlo"/>
-          <w:color w:val="7A3E9D"/>
-          <w:sz w:val="15"/>
-          <w:szCs w:val="15"/>
-        </w:rPr>
-        <w:t>self</w:t>
-      </w:r>
-      <w:r>
-        <w:rPr>
-          <w:rFonts w:ascii="Menlo" w:hAnsi="Menlo" w:cs="Menlo"/>
-          <w:color w:val="777777"/>
-          <w:sz w:val="15"/>
-          <w:szCs w:val="15"/>
-        </w:rPr>
-        <w:t>.</w:t>
-      </w:r>
-      <w:r>
-        <w:rPr>
-          <w:rFonts w:ascii="Menlo" w:hAnsi="Menlo" w:cs="Menlo"/>
-          <w:color w:val="7A3E9D"/>
-          <w:sz w:val="15"/>
-          <w:szCs w:val="15"/>
-        </w:rPr>
-        <w:t>gamma</w:t>
-      </w:r>
-      <w:proofErr w:type="spellEnd"/>
-      <w:proofErr w:type="gramEnd"/>
-      <w:r>
-        <w:rPr>
-          <w:rFonts w:ascii="Menlo" w:hAnsi="Menlo" w:cs="Menlo"/>
-          <w:color w:val="333333"/>
-          <w:sz w:val="15"/>
-          <w:szCs w:val="15"/>
-        </w:rPr>
-        <w:t xml:space="preserve"> </w:t>
-      </w:r>
-      <w:r>
-        <w:rPr>
-          <w:rFonts w:ascii="Menlo" w:hAnsi="Menlo" w:cs="Menlo"/>
-          <w:color w:val="777777"/>
-          <w:sz w:val="15"/>
-          <w:szCs w:val="15"/>
-        </w:rPr>
-        <w:t>*</w:t>
-      </w:r>
-      <w:r>
-        <w:rPr>
-          <w:rFonts w:ascii="Menlo" w:hAnsi="Menlo" w:cs="Menlo"/>
-          <w:color w:val="333333"/>
-          <w:sz w:val="15"/>
-          <w:szCs w:val="15"/>
-        </w:rPr>
-        <w:t xml:space="preserve"> </w:t>
-      </w:r>
-      <w:proofErr w:type="spellStart"/>
-      <w:r>
-        <w:rPr>
-          <w:rFonts w:ascii="Menlo" w:hAnsi="Menlo" w:cs="Menlo"/>
-          <w:color w:val="7A3E9D"/>
-          <w:sz w:val="15"/>
-          <w:szCs w:val="15"/>
-        </w:rPr>
-        <w:t>target_q_vals</w:t>
-      </w:r>
-      <w:proofErr w:type="spellEnd"/>
-      <w:r>
-        <w:rPr>
-          <w:rFonts w:ascii="Menlo" w:hAnsi="Menlo" w:cs="Menlo"/>
-          <w:color w:val="333333"/>
-          <w:sz w:val="15"/>
-          <w:szCs w:val="15"/>
-        </w:rPr>
-        <w:t xml:space="preserve"> </w:t>
-      </w:r>
       <w:r>
         <w:rPr>
           <w:rFonts w:ascii="Menlo" w:hAnsi="Menlo" w:cs="Menlo"/>
@@ -24062,17 +24776,9 @@
           <w:sz w:val="15"/>
           <w:szCs w:val="15"/>
         </w:rPr>
-        <w:t>*</w:t>
-      </w:r>
-      <w:r>
-        <w:rPr>
-          <w:rFonts w:ascii="Menlo" w:hAnsi="Menlo" w:cs="Menlo"/>
-          <w:color w:val="333333"/>
-          <w:sz w:val="15"/>
-          <w:szCs w:val="15"/>
-        </w:rPr>
-        <w:t xml:space="preserve"> </w:t>
-      </w:r>
+        <w:t>grad</w:t>
+      </w:r>
+      <w:proofErr w:type="spellEnd"/>
       <w:r>
         <w:rPr>
           <w:rFonts w:ascii="Menlo" w:hAnsi="Menlo" w:cs="Menlo"/>
@@ -24082,51 +24788,7 @@
         </w:rPr>
         <w:t>(</w:t>
       </w:r>
-      <w:r>
-        <w:rPr>
-          <w:rFonts w:ascii="Menlo" w:hAnsi="Menlo" w:cs="Menlo"/>
-          <w:color w:val="9C5D27"/>
-          <w:sz w:val="15"/>
-          <w:szCs w:val="15"/>
-        </w:rPr>
-        <w:t>1</w:t>
-      </w:r>
-      <w:r>
-        <w:rPr>
-          <w:rFonts w:ascii="Menlo" w:hAnsi="Menlo" w:cs="Menlo"/>
-          <w:color w:val="333333"/>
-          <w:sz w:val="15"/>
-          <w:szCs w:val="15"/>
-        </w:rPr>
-        <w:t xml:space="preserve"> </w:t>
-      </w:r>
-      <w:r>
-        <w:rPr>
-          <w:rFonts w:ascii="Menlo" w:hAnsi="Menlo" w:cs="Menlo"/>
-          <w:color w:val="777777"/>
-          <w:sz w:val="15"/>
-          <w:szCs w:val="15"/>
-        </w:rPr>
-        <w:t>-</w:t>
-      </w:r>
-      <w:r>
-        <w:rPr>
-          <w:rFonts w:ascii="Menlo" w:hAnsi="Menlo" w:cs="Menlo"/>
-          <w:color w:val="333333"/>
-          <w:sz w:val="15"/>
-          <w:szCs w:val="15"/>
-        </w:rPr>
-        <w:t xml:space="preserve"> </w:t>
-      </w:r>
-      <w:r>
-        <w:rPr>
-          <w:rFonts w:ascii="Menlo" w:hAnsi="Menlo" w:cs="Menlo"/>
-          <w:color w:val="7A3E9D"/>
-          <w:sz w:val="15"/>
-          <w:szCs w:val="15"/>
-        </w:rPr>
-        <w:t>d</w:t>
-      </w:r>
+      <w:proofErr w:type="gramEnd"/>
       <w:r>
         <w:rPr>
           <w:rFonts w:ascii="Menlo" w:hAnsi="Menlo" w:cs="Menlo"/>
@@ -24135,715 +24797,6 @@
           <w:szCs w:val="15"/>
         </w:rPr>
         <w:t>)</w:t>
-      </w:r>
-    </w:p>
-    <w:p>
-      <w:pPr>
-        <w:shd w:val="clear" w:color="auto" w:fill="F5F5F5"/>
-        <w:spacing w:line="270" w:lineRule="atLeast"/>
-        <w:rPr>
-          <w:rFonts w:ascii="Menlo" w:hAnsi="Menlo" w:cs="Menlo"/>
-          <w:color w:val="333333"/>
-          <w:sz w:val="15"/>
-          <w:szCs w:val="15"/>
-        </w:rPr>
-      </w:pPr>
-      <w:r>
-        <w:rPr>
-          <w:rFonts w:ascii="Menlo" w:hAnsi="Menlo" w:cs="Menlo"/>
-          <w:color w:val="333333"/>
-          <w:sz w:val="15"/>
-          <w:szCs w:val="15"/>
-        </w:rPr>
-        <w:t xml:space="preserve">        </w:t>
-      </w:r>
-      <w:r>
-        <w:rPr>
-          <w:rFonts w:ascii="Menlo" w:hAnsi="Menlo" w:cs="Menlo"/>
-          <w:i/>
-          <w:iCs/>
-          <w:color w:val="AAAAAA"/>
-          <w:sz w:val="15"/>
-          <w:szCs w:val="15"/>
-        </w:rPr>
-        <w:t>#valeur prédite</w:t>
-      </w:r>
-    </w:p>
-    <w:p>
-      <w:pPr>
-        <w:shd w:val="clear" w:color="auto" w:fill="F5F5F5"/>
-        <w:spacing w:line="270" w:lineRule="atLeast"/>
-        <w:rPr>
-          <w:rFonts w:ascii="Menlo" w:hAnsi="Menlo" w:cs="Menlo"/>
-          <w:color w:val="333333"/>
-          <w:sz w:val="15"/>
-          <w:szCs w:val="15"/>
-        </w:rPr>
-      </w:pPr>
-      <w:r>
-        <w:rPr>
-          <w:rFonts w:ascii="Menlo" w:hAnsi="Menlo" w:cs="Menlo"/>
-          <w:color w:val="333333"/>
-          <w:sz w:val="15"/>
-          <w:szCs w:val="15"/>
-        </w:rPr>
-        <w:t xml:space="preserve">        </w:t>
-      </w:r>
-      <w:proofErr w:type="spellStart"/>
-      <w:proofErr w:type="gramStart"/>
-      <w:r>
-        <w:rPr>
-          <w:rFonts w:ascii="Menlo" w:hAnsi="Menlo" w:cs="Menlo"/>
-          <w:color w:val="7A3E9D"/>
-          <w:sz w:val="15"/>
-          <w:szCs w:val="15"/>
-        </w:rPr>
-        <w:t>q</w:t>
-      </w:r>
-      <w:proofErr w:type="gramEnd"/>
-      <w:r>
-        <w:rPr>
-          <w:rFonts w:ascii="Menlo" w:hAnsi="Menlo" w:cs="Menlo"/>
-          <w:color w:val="7A3E9D"/>
-          <w:sz w:val="15"/>
-          <w:szCs w:val="15"/>
-        </w:rPr>
-        <w:t>_vals_action</w:t>
-      </w:r>
-      <w:proofErr w:type="spellEnd"/>
-      <w:r>
-        <w:rPr>
-          <w:rFonts w:ascii="Menlo" w:hAnsi="Menlo" w:cs="Menlo"/>
-          <w:color w:val="333333"/>
-          <w:sz w:val="15"/>
-          <w:szCs w:val="15"/>
-        </w:rPr>
-        <w:t xml:space="preserve"> </w:t>
-      </w:r>
-      <w:r>
-        <w:rPr>
-          <w:rFonts w:ascii="Menlo" w:hAnsi="Menlo" w:cs="Menlo"/>
-          <w:color w:val="777777"/>
-          <w:sz w:val="15"/>
-          <w:szCs w:val="15"/>
-        </w:rPr>
-        <w:t>=</w:t>
-      </w:r>
-      <w:r>
-        <w:rPr>
-          <w:rFonts w:ascii="Menlo" w:hAnsi="Menlo" w:cs="Menlo"/>
-          <w:color w:val="333333"/>
-          <w:sz w:val="15"/>
-          <w:szCs w:val="15"/>
-        </w:rPr>
-        <w:t xml:space="preserve"> </w:t>
-      </w:r>
-      <w:proofErr w:type="spellStart"/>
-      <w:r>
-        <w:rPr>
-          <w:rFonts w:ascii="Menlo" w:hAnsi="Menlo" w:cs="Menlo"/>
-          <w:color w:val="7A3E9D"/>
-          <w:sz w:val="15"/>
-          <w:szCs w:val="15"/>
-        </w:rPr>
-        <w:t>q_</w:t>
-      </w:r>
-      <w:proofErr w:type="gramStart"/>
-      <w:r>
-        <w:rPr>
-          <w:rFonts w:ascii="Menlo" w:hAnsi="Menlo" w:cs="Menlo"/>
-          <w:color w:val="7A3E9D"/>
-          <w:sz w:val="15"/>
-          <w:szCs w:val="15"/>
-        </w:rPr>
-        <w:t>vals</w:t>
-      </w:r>
-      <w:r>
-        <w:rPr>
-          <w:rFonts w:ascii="Menlo" w:hAnsi="Menlo" w:cs="Menlo"/>
-          <w:color w:val="777777"/>
-          <w:sz w:val="15"/>
-          <w:szCs w:val="15"/>
-        </w:rPr>
-        <w:t>.</w:t>
-      </w:r>
-      <w:r>
-        <w:rPr>
-          <w:rFonts w:ascii="Menlo" w:hAnsi="Menlo" w:cs="Menlo"/>
-          <w:color w:val="333333"/>
-          <w:sz w:val="15"/>
-          <w:szCs w:val="15"/>
-        </w:rPr>
-        <w:t>gather</w:t>
-      </w:r>
-      <w:proofErr w:type="spellEnd"/>
-      <w:proofErr w:type="gramEnd"/>
-      <w:r>
-        <w:rPr>
-          <w:rFonts w:ascii="Menlo" w:hAnsi="Menlo" w:cs="Menlo"/>
-          <w:color w:val="777777"/>
-          <w:sz w:val="15"/>
-          <w:szCs w:val="15"/>
-        </w:rPr>
-        <w:t>(</w:t>
-      </w:r>
-      <w:r>
-        <w:rPr>
-          <w:rFonts w:ascii="Menlo" w:hAnsi="Menlo" w:cs="Menlo"/>
-          <w:color w:val="9C5D27"/>
-          <w:sz w:val="15"/>
-          <w:szCs w:val="15"/>
-        </w:rPr>
-        <w:t>1</w:t>
-      </w:r>
-      <w:r>
-        <w:rPr>
-          <w:rFonts w:ascii="Menlo" w:hAnsi="Menlo" w:cs="Menlo"/>
-          <w:color w:val="777777"/>
-          <w:sz w:val="15"/>
-          <w:szCs w:val="15"/>
-        </w:rPr>
-        <w:t>,</w:t>
-      </w:r>
-      <w:r>
-        <w:rPr>
-          <w:rFonts w:ascii="Menlo" w:hAnsi="Menlo" w:cs="Menlo"/>
-          <w:color w:val="333333"/>
-          <w:sz w:val="15"/>
-          <w:szCs w:val="15"/>
-        </w:rPr>
-        <w:t xml:space="preserve"> </w:t>
-      </w:r>
-      <w:proofErr w:type="spellStart"/>
-      <w:proofErr w:type="gramStart"/>
-      <w:r>
-        <w:rPr>
-          <w:rFonts w:ascii="Menlo" w:hAnsi="Menlo" w:cs="Menlo"/>
-          <w:color w:val="7A3E9D"/>
-          <w:sz w:val="15"/>
-          <w:szCs w:val="15"/>
-        </w:rPr>
-        <w:t>a</w:t>
-      </w:r>
-      <w:r>
-        <w:rPr>
-          <w:rFonts w:ascii="Menlo" w:hAnsi="Menlo" w:cs="Menlo"/>
-          <w:color w:val="777777"/>
-          <w:sz w:val="15"/>
-          <w:szCs w:val="15"/>
-        </w:rPr>
-        <w:t>.</w:t>
-      </w:r>
-      <w:r>
-        <w:rPr>
-          <w:rFonts w:ascii="Menlo" w:hAnsi="Menlo" w:cs="Menlo"/>
-          <w:b/>
-          <w:bCs/>
-          <w:color w:val="AA3731"/>
-          <w:sz w:val="15"/>
-          <w:szCs w:val="15"/>
-        </w:rPr>
-        <w:t>unsqueeze</w:t>
-      </w:r>
-      <w:proofErr w:type="spellEnd"/>
-      <w:proofErr w:type="gramEnd"/>
-      <w:r>
-        <w:rPr>
-          <w:rFonts w:ascii="Menlo" w:hAnsi="Menlo" w:cs="Menlo"/>
-          <w:color w:val="777777"/>
-          <w:sz w:val="15"/>
-          <w:szCs w:val="15"/>
-        </w:rPr>
-        <w:t>(</w:t>
-      </w:r>
-      <w:r>
-        <w:rPr>
-          <w:rFonts w:ascii="Menlo" w:hAnsi="Menlo" w:cs="Menlo"/>
-          <w:color w:val="9C5D27"/>
-          <w:sz w:val="15"/>
-          <w:szCs w:val="15"/>
-        </w:rPr>
-        <w:t>1</w:t>
-      </w:r>
-      <w:r>
-        <w:rPr>
-          <w:rFonts w:ascii="Menlo" w:hAnsi="Menlo" w:cs="Menlo"/>
-          <w:color w:val="777777"/>
-          <w:sz w:val="15"/>
-          <w:szCs w:val="15"/>
-        </w:rPr>
-        <w:t>)</w:t>
-      </w:r>
-      <w:proofErr w:type="gramStart"/>
-      <w:r>
-        <w:rPr>
-          <w:rFonts w:ascii="Menlo" w:hAnsi="Menlo" w:cs="Menlo"/>
-          <w:color w:val="777777"/>
-          <w:sz w:val="15"/>
-          <w:szCs w:val="15"/>
-        </w:rPr>
-        <w:t>).</w:t>
-      </w:r>
-      <w:r>
-        <w:rPr>
-          <w:rFonts w:ascii="Menlo" w:hAnsi="Menlo" w:cs="Menlo"/>
-          <w:color w:val="333333"/>
-          <w:sz w:val="15"/>
-          <w:szCs w:val="15"/>
-        </w:rPr>
-        <w:t>squeeze</w:t>
-      </w:r>
-      <w:proofErr w:type="gramEnd"/>
-      <w:r>
-        <w:rPr>
-          <w:rFonts w:ascii="Menlo" w:hAnsi="Menlo" w:cs="Menlo"/>
-          <w:color w:val="777777"/>
-          <w:sz w:val="15"/>
-          <w:szCs w:val="15"/>
-        </w:rPr>
-        <w:t>()</w:t>
-      </w:r>
-    </w:p>
-    <w:p>
-      <w:pPr>
-        <w:shd w:val="clear" w:color="auto" w:fill="F5F5F5"/>
-        <w:spacing w:line="270" w:lineRule="atLeast"/>
-        <w:rPr>
-          <w:rFonts w:ascii="Menlo" w:hAnsi="Menlo" w:cs="Menlo"/>
-          <w:color w:val="333333"/>
-          <w:sz w:val="15"/>
-          <w:szCs w:val="15"/>
-        </w:rPr>
-      </w:pPr>
-      <w:r>
-        <w:rPr>
-          <w:rFonts w:ascii="Menlo" w:hAnsi="Menlo" w:cs="Menlo"/>
-          <w:color w:val="333333"/>
-          <w:sz w:val="15"/>
-          <w:szCs w:val="15"/>
-        </w:rPr>
-        <w:t xml:space="preserve">        </w:t>
-      </w:r>
-      <w:r>
-        <w:rPr>
-          <w:rFonts w:ascii="Menlo" w:hAnsi="Menlo" w:cs="Menlo"/>
-          <w:i/>
-          <w:iCs/>
-          <w:color w:val="AAAAAA"/>
-          <w:sz w:val="15"/>
-          <w:szCs w:val="15"/>
-        </w:rPr>
-        <w:t>#Calcul de l'erreur quadratique moyenne</w:t>
-      </w:r>
-    </w:p>
-    <w:p>
-      <w:pPr>
-        <w:shd w:val="clear" w:color="auto" w:fill="F5F5F5"/>
-        <w:spacing w:line="270" w:lineRule="atLeast"/>
-        <w:rPr>
-          <w:rFonts w:ascii="Menlo" w:hAnsi="Menlo" w:cs="Menlo"/>
-          <w:color w:val="333333"/>
-          <w:sz w:val="15"/>
-          <w:szCs w:val="15"/>
-        </w:rPr>
-      </w:pPr>
-      <w:r>
-        <w:rPr>
-          <w:rFonts w:ascii="Menlo" w:hAnsi="Menlo" w:cs="Menlo"/>
-          <w:color w:val="333333"/>
-          <w:sz w:val="15"/>
-          <w:szCs w:val="15"/>
-        </w:rPr>
-        <w:t xml:space="preserve">        </w:t>
-      </w:r>
-      <w:proofErr w:type="spellStart"/>
-      <w:proofErr w:type="gramStart"/>
-      <w:r>
-        <w:rPr>
-          <w:rFonts w:ascii="Menlo" w:hAnsi="Menlo" w:cs="Menlo"/>
-          <w:color w:val="7A3E9D"/>
-          <w:sz w:val="15"/>
-          <w:szCs w:val="15"/>
-        </w:rPr>
-        <w:t>loss</w:t>
-      </w:r>
-      <w:proofErr w:type="spellEnd"/>
-      <w:proofErr w:type="gramEnd"/>
-      <w:r>
-        <w:rPr>
-          <w:rFonts w:ascii="Menlo" w:hAnsi="Menlo" w:cs="Menlo"/>
-          <w:color w:val="333333"/>
-          <w:sz w:val="15"/>
-          <w:szCs w:val="15"/>
-        </w:rPr>
-        <w:t xml:space="preserve"> </w:t>
-      </w:r>
-      <w:r>
-        <w:rPr>
-          <w:rFonts w:ascii="Menlo" w:hAnsi="Menlo" w:cs="Menlo"/>
-          <w:color w:val="777777"/>
-          <w:sz w:val="15"/>
-          <w:szCs w:val="15"/>
-        </w:rPr>
-        <w:t>=</w:t>
-      </w:r>
-      <w:r>
-        <w:rPr>
-          <w:rFonts w:ascii="Menlo" w:hAnsi="Menlo" w:cs="Menlo"/>
-          <w:color w:val="333333"/>
-          <w:sz w:val="15"/>
-          <w:szCs w:val="15"/>
-        </w:rPr>
-        <w:t xml:space="preserve"> </w:t>
-      </w:r>
-      <w:r>
-        <w:rPr>
-          <w:rFonts w:ascii="Menlo" w:hAnsi="Menlo" w:cs="Menlo"/>
-          <w:color w:val="777777"/>
-          <w:sz w:val="15"/>
-          <w:szCs w:val="15"/>
-        </w:rPr>
-        <w:t>(</w:t>
-      </w:r>
-      <w:proofErr w:type="spellStart"/>
-      <w:r>
-        <w:rPr>
-          <w:rFonts w:ascii="Menlo" w:hAnsi="Menlo" w:cs="Menlo"/>
-          <w:color w:val="7A3E9D"/>
-          <w:sz w:val="15"/>
-          <w:szCs w:val="15"/>
-        </w:rPr>
-        <w:t>q_vals_action</w:t>
-      </w:r>
-      <w:proofErr w:type="spellEnd"/>
-      <w:r>
-        <w:rPr>
-          <w:rFonts w:ascii="Menlo" w:hAnsi="Menlo" w:cs="Menlo"/>
-          <w:color w:val="333333"/>
-          <w:sz w:val="15"/>
-          <w:szCs w:val="15"/>
-        </w:rPr>
-        <w:t xml:space="preserve"> </w:t>
-      </w:r>
-      <w:r>
-        <w:rPr>
-          <w:rFonts w:ascii="Menlo" w:hAnsi="Menlo" w:cs="Menlo"/>
-          <w:color w:val="777777"/>
-          <w:sz w:val="15"/>
-          <w:szCs w:val="15"/>
-        </w:rPr>
-        <w:t>-</w:t>
-      </w:r>
-      <w:r>
-        <w:rPr>
-          <w:rFonts w:ascii="Menlo" w:hAnsi="Menlo" w:cs="Menlo"/>
-          <w:color w:val="333333"/>
-          <w:sz w:val="15"/>
-          <w:szCs w:val="15"/>
-        </w:rPr>
-        <w:t xml:space="preserve"> </w:t>
-      </w:r>
-      <w:proofErr w:type="spellStart"/>
-      <w:proofErr w:type="gramStart"/>
-      <w:r>
-        <w:rPr>
-          <w:rFonts w:ascii="Menlo" w:hAnsi="Menlo" w:cs="Menlo"/>
-          <w:color w:val="7A3E9D"/>
-          <w:sz w:val="15"/>
-          <w:szCs w:val="15"/>
-        </w:rPr>
-        <w:t>targets</w:t>
-      </w:r>
-      <w:r>
-        <w:rPr>
-          <w:rFonts w:ascii="Menlo" w:hAnsi="Menlo" w:cs="Menlo"/>
-          <w:color w:val="777777"/>
-          <w:sz w:val="15"/>
-          <w:szCs w:val="15"/>
-        </w:rPr>
-        <w:t>.</w:t>
-      </w:r>
-      <w:r>
-        <w:rPr>
-          <w:rFonts w:ascii="Menlo" w:hAnsi="Menlo" w:cs="Menlo"/>
-          <w:color w:val="333333"/>
-          <w:sz w:val="15"/>
-          <w:szCs w:val="15"/>
-        </w:rPr>
-        <w:t>detach</w:t>
-      </w:r>
-      <w:proofErr w:type="spellEnd"/>
-      <w:proofErr w:type="gramEnd"/>
-      <w:r>
-        <w:rPr>
-          <w:rFonts w:ascii="Menlo" w:hAnsi="Menlo" w:cs="Menlo"/>
-          <w:color w:val="777777"/>
-          <w:sz w:val="15"/>
-          <w:szCs w:val="15"/>
-        </w:rPr>
-        <w:t>()</w:t>
-      </w:r>
-      <w:proofErr w:type="gramStart"/>
-      <w:r>
-        <w:rPr>
-          <w:rFonts w:ascii="Menlo" w:hAnsi="Menlo" w:cs="Menlo"/>
-          <w:color w:val="777777"/>
-          <w:sz w:val="15"/>
-          <w:szCs w:val="15"/>
-        </w:rPr>
-        <w:t>).</w:t>
-      </w:r>
-      <w:proofErr w:type="spellStart"/>
-      <w:r>
-        <w:rPr>
-          <w:rFonts w:ascii="Menlo" w:hAnsi="Menlo" w:cs="Menlo"/>
-          <w:color w:val="333333"/>
-          <w:sz w:val="15"/>
-          <w:szCs w:val="15"/>
-        </w:rPr>
-        <w:t>pow</w:t>
-      </w:r>
-      <w:proofErr w:type="spellEnd"/>
-      <w:proofErr w:type="gramEnd"/>
-      <w:r>
-        <w:rPr>
-          <w:rFonts w:ascii="Menlo" w:hAnsi="Menlo" w:cs="Menlo"/>
-          <w:color w:val="777777"/>
-          <w:sz w:val="15"/>
-          <w:szCs w:val="15"/>
-        </w:rPr>
-        <w:t>(</w:t>
-      </w:r>
-      <w:r>
-        <w:rPr>
-          <w:rFonts w:ascii="Menlo" w:hAnsi="Menlo" w:cs="Menlo"/>
-          <w:color w:val="9C5D27"/>
-          <w:sz w:val="15"/>
-          <w:szCs w:val="15"/>
-        </w:rPr>
-        <w:t>2</w:t>
-      </w:r>
-      <w:proofErr w:type="gramStart"/>
-      <w:r>
-        <w:rPr>
-          <w:rFonts w:ascii="Menlo" w:hAnsi="Menlo" w:cs="Menlo"/>
-          <w:color w:val="777777"/>
-          <w:sz w:val="15"/>
-          <w:szCs w:val="15"/>
-        </w:rPr>
-        <w:t>).</w:t>
-      </w:r>
-      <w:proofErr w:type="spellStart"/>
-      <w:r>
-        <w:rPr>
-          <w:rFonts w:ascii="Menlo" w:hAnsi="Menlo" w:cs="Menlo"/>
-          <w:color w:val="333333"/>
-          <w:sz w:val="15"/>
-          <w:szCs w:val="15"/>
-        </w:rPr>
-        <w:t>mean</w:t>
-      </w:r>
-      <w:proofErr w:type="spellEnd"/>
-      <w:proofErr w:type="gramEnd"/>
-      <w:r>
-        <w:rPr>
-          <w:rFonts w:ascii="Menlo" w:hAnsi="Menlo" w:cs="Menlo"/>
-          <w:color w:val="777777"/>
-          <w:sz w:val="15"/>
-          <w:szCs w:val="15"/>
-        </w:rPr>
-        <w:t>()</w:t>
-      </w:r>
-    </w:p>
-    <w:p>
-      <w:pPr>
-        <w:shd w:val="clear" w:color="auto" w:fill="F5F5F5"/>
-        <w:spacing w:line="270" w:lineRule="atLeast"/>
-        <w:rPr>
-          <w:rFonts w:ascii="Menlo" w:hAnsi="Menlo" w:cs="Menlo"/>
-          <w:color w:val="333333"/>
-          <w:sz w:val="15"/>
-          <w:szCs w:val="15"/>
-        </w:rPr>
-      </w:pPr>
-      <w:r>
-        <w:rPr>
-          <w:rFonts w:ascii="Menlo" w:hAnsi="Menlo" w:cs="Menlo"/>
-          <w:color w:val="333333"/>
-          <w:sz w:val="15"/>
-          <w:szCs w:val="15"/>
-        </w:rPr>
-        <w:t xml:space="preserve">        </w:t>
-      </w:r>
-      <w:r>
-        <w:rPr>
-          <w:rFonts w:ascii="Menlo" w:hAnsi="Menlo" w:cs="Menlo"/>
-          <w:i/>
-          <w:iCs/>
-          <w:color w:val="AAAAAA"/>
-          <w:sz w:val="15"/>
-          <w:szCs w:val="15"/>
-        </w:rPr>
-        <w:t>#Mise à zéro des gradients</w:t>
-      </w:r>
-      <w:r>
-        <w:rPr>
-          <w:rFonts w:ascii="Menlo" w:hAnsi="Menlo" w:cs="Menlo"/>
-          <w:i/>
-          <w:iCs/>
-          <w:color w:val="AAAAAA"/>
-          <w:sz w:val="15"/>
-          <w:szCs w:val="15"/>
-        </w:rPr>
-        <w:t xml:space="preserve"> avant </w:t>
-      </w:r>
-      <w:proofErr w:type="spellStart"/>
-      <w:r>
-        <w:rPr>
-          <w:rFonts w:ascii="Menlo" w:hAnsi="Menlo" w:cs="Menlo"/>
-          <w:i/>
-          <w:iCs/>
-          <w:color w:val="AAAAAA"/>
-          <w:sz w:val="15"/>
-          <w:szCs w:val="15"/>
-        </w:rPr>
-        <w:t>retropropagation</w:t>
-      </w:r>
-      <w:proofErr w:type="spellEnd"/>
-    </w:p>
-    <w:p>
-      <w:pPr>
-        <w:shd w:val="clear" w:color="auto" w:fill="F5F5F5"/>
-        <w:spacing w:line="270" w:lineRule="atLeast"/>
-        <w:rPr>
-          <w:rFonts w:ascii="Menlo" w:hAnsi="Menlo" w:cs="Menlo"/>
-          <w:color w:val="333333"/>
-          <w:sz w:val="15"/>
-          <w:szCs w:val="15"/>
-        </w:rPr>
-      </w:pPr>
-      <w:r>
-        <w:rPr>
-          <w:rFonts w:ascii="Menlo" w:hAnsi="Menlo" w:cs="Menlo"/>
-          <w:color w:val="333333"/>
-          <w:sz w:val="15"/>
-          <w:szCs w:val="15"/>
-        </w:rPr>
-        <w:t xml:space="preserve">        </w:t>
-      </w:r>
-      <w:proofErr w:type="spellStart"/>
-      <w:proofErr w:type="gramStart"/>
-      <w:r>
-        <w:rPr>
-          <w:rFonts w:ascii="Menlo" w:hAnsi="Menlo" w:cs="Menlo"/>
-          <w:color w:val="7A3E9D"/>
-          <w:sz w:val="15"/>
-          <w:szCs w:val="15"/>
-        </w:rPr>
-        <w:t>self</w:t>
-      </w:r>
-      <w:r>
-        <w:rPr>
-          <w:rFonts w:ascii="Menlo" w:hAnsi="Menlo" w:cs="Menlo"/>
-          <w:color w:val="777777"/>
-          <w:sz w:val="15"/>
-          <w:szCs w:val="15"/>
-        </w:rPr>
-        <w:t>.</w:t>
-      </w:r>
-      <w:r>
-        <w:rPr>
-          <w:rFonts w:ascii="Menlo" w:hAnsi="Menlo" w:cs="Menlo"/>
-          <w:color w:val="7A3E9D"/>
-          <w:sz w:val="15"/>
-          <w:szCs w:val="15"/>
-        </w:rPr>
-        <w:t>optimizer</w:t>
-      </w:r>
-      <w:proofErr w:type="gramEnd"/>
-      <w:r>
-        <w:rPr>
-          <w:rFonts w:ascii="Menlo" w:hAnsi="Menlo" w:cs="Menlo"/>
-          <w:color w:val="777777"/>
-          <w:sz w:val="15"/>
-          <w:szCs w:val="15"/>
-        </w:rPr>
-        <w:t>.</w:t>
-      </w:r>
-      <w:r>
-        <w:rPr>
-          <w:rFonts w:ascii="Menlo" w:hAnsi="Menlo" w:cs="Menlo"/>
-          <w:b/>
-          <w:bCs/>
-          <w:color w:val="AA3731"/>
-          <w:sz w:val="15"/>
-          <w:szCs w:val="15"/>
-        </w:rPr>
-        <w:t>zero_</w:t>
-      </w:r>
-      <w:proofErr w:type="gramStart"/>
-      <w:r>
-        <w:rPr>
-          <w:rFonts w:ascii="Menlo" w:hAnsi="Menlo" w:cs="Menlo"/>
-          <w:b/>
-          <w:bCs/>
-          <w:color w:val="AA3731"/>
-          <w:sz w:val="15"/>
-          <w:szCs w:val="15"/>
-        </w:rPr>
-        <w:t>grad</w:t>
-      </w:r>
-      <w:proofErr w:type="spellEnd"/>
-      <w:r>
-        <w:rPr>
-          <w:rFonts w:ascii="Menlo" w:hAnsi="Menlo" w:cs="Menlo"/>
-          <w:color w:val="777777"/>
-          <w:sz w:val="15"/>
-          <w:szCs w:val="15"/>
-        </w:rPr>
-        <w:t>(</w:t>
-      </w:r>
-      <w:proofErr w:type="gramEnd"/>
-      <w:r>
-        <w:rPr>
-          <w:rFonts w:ascii="Menlo" w:hAnsi="Menlo" w:cs="Menlo"/>
-          <w:color w:val="777777"/>
-          <w:sz w:val="15"/>
-          <w:szCs w:val="15"/>
-        </w:rPr>
-        <w:t>)</w:t>
-      </w:r>
-    </w:p>
-    <w:p>
-      <w:pPr>
-        <w:shd w:val="clear" w:color="auto" w:fill="F5F5F5"/>
-        <w:spacing w:line="270" w:lineRule="atLeast"/>
-        <w:rPr>
-          <w:rFonts w:ascii="Menlo" w:hAnsi="Menlo" w:cs="Menlo"/>
-          <w:color w:val="333333"/>
-          <w:sz w:val="15"/>
-          <w:szCs w:val="15"/>
-        </w:rPr>
-      </w:pPr>
-      <w:r>
-        <w:rPr>
-          <w:rFonts w:ascii="Menlo" w:hAnsi="Menlo" w:cs="Menlo"/>
-          <w:color w:val="333333"/>
-          <w:sz w:val="15"/>
-          <w:szCs w:val="15"/>
-        </w:rPr>
-        <w:t xml:space="preserve">        </w:t>
-      </w:r>
-      <w:r>
-        <w:rPr>
-          <w:rFonts w:ascii="Menlo" w:hAnsi="Menlo" w:cs="Menlo"/>
-          <w:i/>
-          <w:iCs/>
-          <w:color w:val="AAAAAA"/>
-          <w:sz w:val="15"/>
-          <w:szCs w:val="15"/>
-        </w:rPr>
-        <w:t>#retropropagation</w:t>
       </w:r>
     </w:p>
     <w:p>
@@ -25403,14 +25356,11 @@
         <w:jc w:val="center"/>
       </w:pPr>
       <w:r>
-        <w:rPr>
-          <w:noProof/>
-        </w:rPr>
         <w:drawing>
-          <wp:inline distT="0" distB="0" distL="0" distR="0" wp14:anchorId="3354ADDC" wp14:editId="77D7741D">
-            <wp:extent cx="3889474" cy="1901658"/>
-            <wp:effectExtent l="12700" t="12700" r="9525" b="16510"/>
-            <wp:docPr id="2089294351" name="Image 1" descr="Une image contenant texte, capture d’écran, Police, document&#10;&#10;Le contenu généré par l’IA peut être incorrect."/>
+          <wp:inline distT="0" distB="0" distL="0" distR="0" wp14:anchorId="3B3792BF" wp14:editId="4D745D37">
+            <wp:extent cx="4671595" cy="2262118"/>
+            <wp:effectExtent l="12700" t="12700" r="15240" b="11430"/>
+            <wp:docPr id="212007409" name="Image 1" descr="Une image contenant texte, capture d’écran, reçu, Police&#10;&#10;Le contenu généré par l’IA peut être incorrect."/>
             <wp:cNvGraphicFramePr>
               <a:graphicFrameLocks xmlns:a="http://schemas.openxmlformats.org/drawingml/2006/main" noChangeAspect="1"/>
             </wp:cNvGraphicFramePr>
@@ -25418,7 +25368,7 @@
               <a:graphicData uri="http://schemas.openxmlformats.org/drawingml/2006/picture">
                 <pic:pic xmlns:pic="http://schemas.openxmlformats.org/drawingml/2006/picture">
                   <pic:nvPicPr>
-                    <pic:cNvPr id="2089294351" name="Image 1" descr="Une image contenant texte, capture d’écran, Police, document&#10;&#10;Le contenu généré par l’IA peut être incorrect."/>
+                    <pic:cNvPr id="212007409" name="Image 1" descr="Une image contenant texte, capture d’écran, reçu, Police&#10;&#10;Le contenu généré par l’IA peut être incorrect."/>
                     <pic:cNvPicPr/>
                   </pic:nvPicPr>
                   <pic:blipFill>
@@ -25430,16 +25380,14 @@
                   <pic:spPr>
                     <a:xfrm>
                       <a:off x="0" y="0"/>
-                      <a:ext cx="4369554" cy="2136381"/>
+                      <a:ext cx="4741496" cy="2295966"/>
                     </a:xfrm>
                     <a:prstGeom prst="rect">
                       <a:avLst/>
                     </a:prstGeom>
                     <a:ln>
                       <a:solidFill>
-                        <a:schemeClr val="bg2">
-                          <a:lumMod val="25000"/>
-                        </a:schemeClr>
+                        <a:srgbClr val="002060"/>
                       </a:solidFill>
                     </a:ln>
                   </pic:spPr>
@@ -25467,28 +25415,13 @@
         <w:t xml:space="preserve">eep Q-Learning propose une optimisation un peu plus efficace que le Q-Learning (un gain de </w:t>
       </w:r>
       <w:r>
-        <w:t>26</w:t>
-      </w:r>
-      <w:r>
-        <w:t>.</w:t>
-      </w:r>
-      <w:r>
-        <w:t>6</w:t>
-      </w:r>
-      <w:r>
-        <w:t>8</w:t>
-      </w:r>
-      <w:r>
-        <w:t xml:space="preserve"> versus un gain de </w:t>
-      </w:r>
-      <w:r>
-        <w:t>26</w:t>
-      </w:r>
-      <w:r>
-        <w:t>.</w:t>
-      </w:r>
-      <w:r>
-        <w:t>26</w:t>
+        <w:t>35</w:t>
+      </w:r>
+      <w:r>
+        <w:t xml:space="preserve"> versus </w:t>
+      </w:r>
+      <w:r>
+        <w:t>31</w:t>
       </w:r>
       <w:r>
         <w:t>).</w:t>
@@ -28492,20 +28425,15 @@
         <w:lastRenderedPageBreak/>
         <w:t>A titre d’exemple, la sortie correspondant à ce cas :</w:t>
       </w:r>
-      <w:r>
-        <w:br/>
-      </w:r>
-    </w:p>
-    <w:p>
-      <w:r>
-        <w:rPr>
-          <w:noProof/>
-        </w:rPr>
+    </w:p>
+    <w:p/>
+    <w:p>
+      <w:r>
         <w:drawing>
-          <wp:inline distT="0" distB="0" distL="0" distR="0" wp14:anchorId="635B8F96" wp14:editId="71D328E0">
-            <wp:extent cx="5274310" cy="2361565"/>
-            <wp:effectExtent l="12700" t="12700" r="8890" b="13335"/>
-            <wp:docPr id="938952841" name="Image 1" descr="Une image contenant texte, capture d’écran, algèbre, Police&#10;&#10;Le contenu généré par l’IA peut être incorrect."/>
+          <wp:inline distT="0" distB="0" distL="0" distR="0" wp14:anchorId="24DB86A2" wp14:editId="288D5EF8">
+            <wp:extent cx="5274310" cy="2236470"/>
+            <wp:effectExtent l="12700" t="12700" r="8890" b="11430"/>
+            <wp:docPr id="1916500174" name="Image 1" descr="Une image contenant texte, algèbre, capture d’écran, reçu&#10;&#10;Le contenu généré par l’IA peut être incorrect."/>
             <wp:cNvGraphicFramePr>
               <a:graphicFrameLocks xmlns:a="http://schemas.openxmlformats.org/drawingml/2006/main" noChangeAspect="1"/>
             </wp:cNvGraphicFramePr>
@@ -28513,7 +28441,7 @@
               <a:graphicData uri="http://schemas.openxmlformats.org/drawingml/2006/picture">
                 <pic:pic xmlns:pic="http://schemas.openxmlformats.org/drawingml/2006/picture">
                   <pic:nvPicPr>
-                    <pic:cNvPr id="938952841" name="Image 1" descr="Une image contenant texte, capture d’écran, algèbre, Police&#10;&#10;Le contenu généré par l’IA peut être incorrect."/>
+                    <pic:cNvPr id="1916500174" name="Image 1" descr="Une image contenant texte, algèbre, capture d’écran, reçu&#10;&#10;Le contenu généré par l’IA peut être incorrect."/>
                     <pic:cNvPicPr/>
                   </pic:nvPicPr>
                   <pic:blipFill>
@@ -28525,16 +28453,14 @@
                   <pic:spPr>
                     <a:xfrm>
                       <a:off x="0" y="0"/>
-                      <a:ext cx="5274310" cy="2361565"/>
+                      <a:ext cx="5274310" cy="2236470"/>
                     </a:xfrm>
                     <a:prstGeom prst="rect">
                       <a:avLst/>
                     </a:prstGeom>
                     <a:ln>
                       <a:solidFill>
-                        <a:schemeClr val="bg2">
-                          <a:lumMod val="25000"/>
-                        </a:schemeClr>
+                        <a:srgbClr val="002060"/>
                       </a:solidFill>
                     </a:ln>
                   </pic:spPr>
@@ -28545,7 +28471,6 @@
         </w:drawing>
       </w:r>
     </w:p>
-    <w:p/>
     <w:p>
       <w:pPr>
         <w:pStyle w:val="Titre3"/>
@@ -31274,7 +31199,6 @@
           <w:sz w:val="15"/>
           <w:szCs w:val="15"/>
         </w:rPr>
-        <w:lastRenderedPageBreak/>
         <w:t xml:space="preserve">        </w:t>
       </w:r>
     </w:p>
@@ -31339,6 +31263,7 @@
           <w:sz w:val="15"/>
           <w:szCs w:val="15"/>
         </w:rPr>
+        <w:lastRenderedPageBreak/>
         <w:t xml:space="preserve">        </w:t>
       </w:r>
       <w:proofErr w:type="spellStart"/>
@@ -32157,16 +32082,15 @@
       <w:r>
         <w:rPr>
           <w:rFonts w:ascii="Menlo" w:hAnsi="Menlo" w:cs="Menlo"/>
-          <w:noProof/>
           <w:color w:val="333333"/>
           <w:sz w:val="18"/>
           <w:szCs w:val="18"/>
         </w:rPr>
         <w:drawing>
-          <wp:inline distT="0" distB="0" distL="0" distR="0" wp14:anchorId="08CD00C7" wp14:editId="319FF93D">
-            <wp:extent cx="5274310" cy="2338705"/>
-            <wp:effectExtent l="12700" t="12700" r="8890" b="10795"/>
-            <wp:docPr id="206125596" name="Image 1" descr="Une image contenant texte, capture d’écran, algèbre, reçu&#10;&#10;Le contenu généré par l’IA peut être incorrect."/>
+          <wp:inline distT="0" distB="0" distL="0" distR="0" wp14:anchorId="75E524A1" wp14:editId="41052E0B">
+            <wp:extent cx="5274310" cy="2199640"/>
+            <wp:effectExtent l="12700" t="12700" r="8890" b="10160"/>
+            <wp:docPr id="1683320537" name="Image 1" descr="Une image contenant texte, capture d’écran, algèbre, reçu&#10;&#10;Le contenu généré par l’IA peut être incorrect."/>
             <wp:cNvGraphicFramePr>
               <a:graphicFrameLocks xmlns:a="http://schemas.openxmlformats.org/drawingml/2006/main" noChangeAspect="1"/>
             </wp:cNvGraphicFramePr>
@@ -32174,7 +32098,7 @@
               <a:graphicData uri="http://schemas.openxmlformats.org/drawingml/2006/picture">
                 <pic:pic xmlns:pic="http://schemas.openxmlformats.org/drawingml/2006/picture">
                   <pic:nvPicPr>
-                    <pic:cNvPr id="206125596" name="Image 1" descr="Une image contenant texte, capture d’écran, algèbre, reçu&#10;&#10;Le contenu généré par l’IA peut être incorrect."/>
+                    <pic:cNvPr id="1683320537" name="Image 1" descr="Une image contenant texte, capture d’écran, algèbre, reçu&#10;&#10;Le contenu généré par l’IA peut être incorrect."/>
                     <pic:cNvPicPr/>
                   </pic:nvPicPr>
                   <pic:blipFill>
@@ -32186,16 +32110,14 @@
                   <pic:spPr>
                     <a:xfrm>
                       <a:off x="0" y="0"/>
-                      <a:ext cx="5274310" cy="2338705"/>
+                      <a:ext cx="5274310" cy="2199640"/>
                     </a:xfrm>
                     <a:prstGeom prst="rect">
                       <a:avLst/>
                     </a:prstGeom>
                     <a:ln>
                       <a:solidFill>
-                        <a:schemeClr val="bg2">
-                          <a:lumMod val="25000"/>
-                        </a:schemeClr>
+                        <a:srgbClr val="002060"/>
                       </a:solidFill>
                     </a:ln>
                   </pic:spPr>
@@ -32218,16 +32140,16 @@
         <w:t>e</w:t>
       </w:r>
       <w:r>
-        <w:t xml:space="preserve"> que dans le cas de 2 agents non-collaboratifs (delta de 3</w:t>
-      </w:r>
-      <w:r>
-        <w:t>4</w:t>
-      </w:r>
-      <w:r>
-        <w:t xml:space="preserve"> versus 2</w:t>
-      </w:r>
-      <w:r>
-        <w:t>6</w:t>
+        <w:t xml:space="preserve"> que dans le cas de 2 agents non-collaboratifs (delta de </w:t>
+      </w:r>
+      <w:r>
+        <w:t>44</w:t>
+      </w:r>
+      <w:r>
+        <w:t xml:space="preserve"> versus </w:t>
+      </w:r>
+      <w:r>
+        <w:t>38</w:t>
       </w:r>
       <w:r>
         <w:t>)</w:t>
@@ -33165,6 +33087,7 @@
           <w:sz w:val="15"/>
           <w:szCs w:val="15"/>
         </w:rPr>
+        <w:lastRenderedPageBreak/>
         <w:t xml:space="preserve">    </w:t>
       </w:r>
       <w:proofErr w:type="spellStart"/>
@@ -37512,7 +37435,6 @@
           <w:sz w:val="15"/>
           <w:szCs w:val="15"/>
         </w:rPr>
-        <w:lastRenderedPageBreak/>
         <w:t xml:space="preserve">    </w:t>
       </w:r>
       <w:proofErr w:type="spellStart"/>
@@ -37696,6 +37618,7 @@
           <w:sz w:val="15"/>
           <w:szCs w:val="15"/>
         </w:rPr>
+        <w:lastRenderedPageBreak/>
         <w:t xml:space="preserve">    </w:t>
       </w:r>
       <w:r>
@@ -39245,43 +39168,13 @@
     <w:p/>
     <w:p>
       <w:r>
-        <w:t>A titre d’information, la sortie est indiquée ci-dessous (</w:t>
-      </w:r>
-      <w:r>
-        <w:t>le delta</w:t>
-      </w:r>
-      <w:r>
-        <w:t xml:space="preserve"> est </w:t>
-      </w:r>
-      <w:r>
-        <w:t>identique</w:t>
+        <w:t>A titre d’information, la sortie est indiquée ci-dessous</w:t>
       </w:r>
       <w:r>
         <w:t xml:space="preserve"> </w:t>
       </w:r>
       <w:r>
-        <w:t>au</w:t>
-      </w:r>
-      <w:r>
-        <w:t xml:space="preserve"> cas des 2 agents collaboratifs</w:t>
-      </w:r>
-      <w:r>
-        <w:t xml:space="preserve"> </w:t>
-      </w:r>
-      <w:r>
-        <w:t>m</w:t>
-      </w:r>
-      <w:r>
-        <w:t xml:space="preserve">ais la configuration </w:t>
-      </w:r>
-      <w:r>
-        <w:t xml:space="preserve">proposée </w:t>
-      </w:r>
-      <w:r>
-        <w:t>n’est pas la même</w:t>
-      </w:r>
-      <w:r>
-        <w:t>) :</w:t>
+        <w:t>:</w:t>
       </w:r>
     </w:p>
     <w:p/>
@@ -39294,15 +39187,14 @@
       </w:pPr>
       <w:r>
         <w:rPr>
-          <w:noProof/>
           <w:sz w:val="21"/>
           <w:szCs w:val="21"/>
         </w:rPr>
         <w:drawing>
-          <wp:inline distT="0" distB="0" distL="0" distR="0" wp14:anchorId="53C8B236" wp14:editId="09600FB4">
-            <wp:extent cx="5274310" cy="2258060"/>
-            <wp:effectExtent l="12700" t="12700" r="8890" b="15240"/>
-            <wp:docPr id="14170379" name="Image 1" descr="Une image contenant texte, capture d’écran, algèbre, reçu&#10;&#10;Le contenu généré par l’IA peut être incorrect."/>
+          <wp:inline distT="0" distB="0" distL="0" distR="0" wp14:anchorId="6FDAFF9C" wp14:editId="1B4891BA">
+            <wp:extent cx="5274310" cy="2169795"/>
+            <wp:effectExtent l="12700" t="12700" r="8890" b="14605"/>
+            <wp:docPr id="1555596534" name="Image 1" descr="Une image contenant texte, reçu, capture d’écran, algèbre&#10;&#10;Le contenu généré par l’IA peut être incorrect."/>
             <wp:cNvGraphicFramePr>
               <a:graphicFrameLocks xmlns:a="http://schemas.openxmlformats.org/drawingml/2006/main" noChangeAspect="1"/>
             </wp:cNvGraphicFramePr>
@@ -39310,7 +39202,7 @@
               <a:graphicData uri="http://schemas.openxmlformats.org/drawingml/2006/picture">
                 <pic:pic xmlns:pic="http://schemas.openxmlformats.org/drawingml/2006/picture">
                   <pic:nvPicPr>
-                    <pic:cNvPr id="14170379" name="Image 1" descr="Une image contenant texte, capture d’écran, algèbre, reçu&#10;&#10;Le contenu généré par l’IA peut être incorrect."/>
+                    <pic:cNvPr id="1555596534" name="Image 1" descr="Une image contenant texte, reçu, capture d’écran, algèbre&#10;&#10;Le contenu généré par l’IA peut être incorrect."/>
                     <pic:cNvPicPr/>
                   </pic:nvPicPr>
                   <pic:blipFill>
@@ -39322,16 +39214,14 @@
                   <pic:spPr>
                     <a:xfrm>
                       <a:off x="0" y="0"/>
-                      <a:ext cx="5274310" cy="2258060"/>
+                      <a:ext cx="5274310" cy="2169795"/>
                     </a:xfrm>
                     <a:prstGeom prst="rect">
                       <a:avLst/>
                     </a:prstGeom>
                     <a:ln>
                       <a:solidFill>
-                        <a:schemeClr val="bg2">
-                          <a:lumMod val="25000"/>
-                        </a:schemeClr>
+                        <a:srgbClr val="002060"/>
                       </a:solidFill>
                     </a:ln>
                   </pic:spPr>

--- a/Rapport NVrel_SDetheve.docx
+++ b/Rapport NVrel_SDetheve.docx
@@ -263,7 +263,7 @@
           <w:r>
             <w:fldChar w:fldCharType="separate"/>
           </w:r>
-          <w:hyperlink w:anchor="_Toc200740405" w:history="1">
+          <w:hyperlink w:anchor="_Toc200772026" w:history="1">
             <w:r>
               <w:rPr>
                 <w:rStyle w:val="Lienhypertexte"/>
@@ -312,7 +312,7 @@
                 <w:noProof/>
                 <w:webHidden/>
               </w:rPr>
-              <w:instrText xml:space="preserve"> PAGEREF _Toc200740405 \h </w:instrText>
+              <w:instrText xml:space="preserve"> PAGEREF _Toc200772026 \h </w:instrText>
             </w:r>
             <w:r>
               <w:rPr>
@@ -362,13 +362,13 @@
               <w14:ligatures w14:val="standardContextual"/>
             </w:rPr>
           </w:pPr>
-          <w:hyperlink w:anchor="_Toc200740406" w:history="1">
+          <w:hyperlink w:anchor="_Toc200772027" w:history="1">
             <w:r>
               <w:rPr>
                 <w:rStyle w:val="Lienhypertexte"/>
                 <w:noProof/>
               </w:rPr>
-              <w:t>2.1.</w:t>
+              <w:t>1.1.</w:t>
             </w:r>
             <w:r>
               <w:rPr>
@@ -410,7 +410,7 @@
                 <w:noProof/>
                 <w:webHidden/>
               </w:rPr>
-              <w:instrText xml:space="preserve"> PAGEREF _Toc200740406 \h </w:instrText>
+              <w:instrText xml:space="preserve"> PAGEREF _Toc200772027 \h </w:instrText>
             </w:r>
             <w:r>
               <w:rPr>
@@ -460,13 +460,13 @@
               <w14:ligatures w14:val="standardContextual"/>
             </w:rPr>
           </w:pPr>
-          <w:hyperlink w:anchor="_Toc200740407" w:history="1">
+          <w:hyperlink w:anchor="_Toc200772028" w:history="1">
             <w:r>
               <w:rPr>
                 <w:rStyle w:val="Lienhypertexte"/>
                 <w:noProof/>
               </w:rPr>
-              <w:t>2.2.</w:t>
+              <w:t>1.2.</w:t>
             </w:r>
             <w:r>
               <w:rPr>
@@ -508,7 +508,7 @@
                 <w:noProof/>
                 <w:webHidden/>
               </w:rPr>
-              <w:instrText xml:space="preserve"> PAGEREF _Toc200740407 \h </w:instrText>
+              <w:instrText xml:space="preserve"> PAGEREF _Toc200772028 \h </w:instrText>
             </w:r>
             <w:r>
               <w:rPr>
@@ -556,7 +556,7 @@
               <w14:ligatures w14:val="standardContextual"/>
             </w:rPr>
           </w:pPr>
-          <w:hyperlink w:anchor="_Toc200740408" w:history="1">
+          <w:hyperlink w:anchor="_Toc200772029" w:history="1">
             <w:r>
               <w:rPr>
                 <w:rStyle w:val="Lienhypertexte"/>
@@ -602,7 +602,7 @@
                 <w:noProof/>
                 <w:webHidden/>
               </w:rPr>
-              <w:instrText xml:space="preserve"> PAGEREF _Toc200740408 \h </w:instrText>
+              <w:instrText xml:space="preserve"> PAGEREF _Toc200772029 \h </w:instrText>
             </w:r>
             <w:r>
               <w:rPr>
@@ -650,7 +650,7 @@
               <w14:ligatures w14:val="standardContextual"/>
             </w:rPr>
           </w:pPr>
-          <w:hyperlink w:anchor="_Toc200740409" w:history="1">
+          <w:hyperlink w:anchor="_Toc200772030" w:history="1">
             <w:r>
               <w:rPr>
                 <w:rStyle w:val="Lienhypertexte"/>
@@ -696,7 +696,7 @@
                 <w:noProof/>
                 <w:webHidden/>
               </w:rPr>
-              <w:instrText xml:space="preserve"> PAGEREF _Toc200740409 \h </w:instrText>
+              <w:instrText xml:space="preserve"> PAGEREF _Toc200772030 \h </w:instrText>
             </w:r>
             <w:r>
               <w:rPr>
@@ -744,7 +744,7 @@
               <w14:ligatures w14:val="standardContextual"/>
             </w:rPr>
           </w:pPr>
-          <w:hyperlink w:anchor="_Toc200740410" w:history="1">
+          <w:hyperlink w:anchor="_Toc200772031" w:history="1">
             <w:r>
               <w:rPr>
                 <w:rStyle w:val="Lienhypertexte"/>
@@ -790,7 +790,7 @@
                 <w:noProof/>
                 <w:webHidden/>
               </w:rPr>
-              <w:instrText xml:space="preserve"> PAGEREF _Toc200740410 \h </w:instrText>
+              <w:instrText xml:space="preserve"> PAGEREF _Toc200772031 \h </w:instrText>
             </w:r>
             <w:r>
               <w:rPr>
@@ -838,7 +838,7 @@
               <w14:ligatures w14:val="standardContextual"/>
             </w:rPr>
           </w:pPr>
-          <w:hyperlink w:anchor="_Toc200740411" w:history="1">
+          <w:hyperlink w:anchor="_Toc200772032" w:history="1">
             <w:r>
               <w:rPr>
                 <w:rStyle w:val="Lienhypertexte"/>
@@ -884,7 +884,7 @@
                 <w:noProof/>
                 <w:webHidden/>
               </w:rPr>
-              <w:instrText xml:space="preserve"> PAGEREF _Toc200740411 \h </w:instrText>
+              <w:instrText xml:space="preserve"> PAGEREF _Toc200772032 \h </w:instrText>
             </w:r>
             <w:r>
               <w:rPr>
@@ -934,7 +934,7 @@
               <w14:ligatures w14:val="standardContextual"/>
             </w:rPr>
           </w:pPr>
-          <w:hyperlink w:anchor="_Toc200740412" w:history="1">
+          <w:hyperlink w:anchor="_Toc200772033" w:history="1">
             <w:r>
               <w:rPr>
                 <w:rStyle w:val="Lienhypertexte"/>
@@ -982,7 +982,7 @@
                 <w:noProof/>
                 <w:webHidden/>
               </w:rPr>
-              <w:instrText xml:space="preserve"> PAGEREF _Toc200740412 \h </w:instrText>
+              <w:instrText xml:space="preserve"> PAGEREF _Toc200772033 \h </w:instrText>
             </w:r>
             <w:r>
               <w:rPr>
@@ -1030,7 +1030,7 @@
               <w14:ligatures w14:val="standardContextual"/>
             </w:rPr>
           </w:pPr>
-          <w:hyperlink w:anchor="_Toc200740417" w:history="1">
+          <w:hyperlink w:anchor="_Toc200772038" w:history="1">
             <w:r>
               <w:rPr>
                 <w:rStyle w:val="Lienhypertexte"/>
@@ -1076,7 +1076,7 @@
                 <w:noProof/>
                 <w:webHidden/>
               </w:rPr>
-              <w:instrText xml:space="preserve"> PAGEREF _Toc200740417 \h </w:instrText>
+              <w:instrText xml:space="preserve"> PAGEREF _Toc200772038 \h </w:instrText>
             </w:r>
             <w:r>
               <w:rPr>
@@ -1124,7 +1124,7 @@
               <w14:ligatures w14:val="standardContextual"/>
             </w:rPr>
           </w:pPr>
-          <w:hyperlink w:anchor="_Toc200740418" w:history="1">
+          <w:hyperlink w:anchor="_Toc200772039" w:history="1">
             <w:r>
               <w:rPr>
                 <w:rStyle w:val="Lienhypertexte"/>
@@ -1170,7 +1170,7 @@
                 <w:noProof/>
                 <w:webHidden/>
               </w:rPr>
-              <w:instrText xml:space="preserve"> PAGEREF _Toc200740418 \h </w:instrText>
+              <w:instrText xml:space="preserve"> PAGEREF _Toc200772039 \h </w:instrText>
             </w:r>
             <w:r>
               <w:rPr>
@@ -1218,7 +1218,7 @@
               <w14:ligatures w14:val="standardContextual"/>
             </w:rPr>
           </w:pPr>
-          <w:hyperlink w:anchor="_Toc200740419" w:history="1">
+          <w:hyperlink w:anchor="_Toc200772040" w:history="1">
             <w:r>
               <w:rPr>
                 <w:rStyle w:val="Lienhypertexte"/>
@@ -1264,7 +1264,7 @@
                 <w:noProof/>
                 <w:webHidden/>
               </w:rPr>
-              <w:instrText xml:space="preserve"> PAGEREF _Toc200740419 \h </w:instrText>
+              <w:instrText xml:space="preserve"> PAGEREF _Toc200772040 \h </w:instrText>
             </w:r>
             <w:r>
               <w:rPr>
@@ -1284,7 +1284,7 @@
                 <w:noProof/>
                 <w:webHidden/>
               </w:rPr>
-              <w:t>13</w:t>
+              <w:t>14</w:t>
             </w:r>
             <w:r>
               <w:rPr>
@@ -1312,7 +1312,7 @@
               <w14:ligatures w14:val="standardContextual"/>
             </w:rPr>
           </w:pPr>
-          <w:hyperlink w:anchor="_Toc200740420" w:history="1">
+          <w:hyperlink w:anchor="_Toc200772041" w:history="1">
             <w:r>
               <w:rPr>
                 <w:rStyle w:val="Lienhypertexte"/>
@@ -1358,7 +1358,7 @@
                 <w:noProof/>
                 <w:webHidden/>
               </w:rPr>
-              <w:instrText xml:space="preserve"> PAGEREF _Toc200740420 \h </w:instrText>
+              <w:instrText xml:space="preserve"> PAGEREF _Toc200772041 \h </w:instrText>
             </w:r>
             <w:r>
               <w:rPr>
@@ -1405,7 +1405,7 @@
               <w14:ligatures w14:val="standardContextual"/>
             </w:rPr>
           </w:pPr>
-          <w:hyperlink w:anchor="_Toc200740421" w:history="1">
+          <w:hyperlink w:anchor="_Toc200772042" w:history="1">
             <w:r>
               <w:rPr>
                 <w:rStyle w:val="Lienhypertexte"/>
@@ -1433,7 +1433,7 @@
                 <w:rStyle w:val="Lienhypertexte"/>
                 <w:noProof/>
               </w:rPr>
-              <w:t>Apprentissage par renforcement et agents</w:t>
+              <w:t>Apprentissage par renforcement</w:t>
             </w:r>
             <w:r>
               <w:rPr>
@@ -1454,7 +1454,7 @@
                 <w:noProof/>
                 <w:webHidden/>
               </w:rPr>
-              <w:instrText xml:space="preserve"> PAGEREF _Toc200740421 \h </w:instrText>
+              <w:instrText xml:space="preserve"> PAGEREF _Toc200772042 \h </w:instrText>
             </w:r>
             <w:r>
               <w:rPr>
@@ -1489,7 +1489,7 @@
           <w:pPr>
             <w:pStyle w:val="TM2"/>
             <w:tabs>
-              <w:tab w:val="left" w:pos="607"/>
+              <w:tab w:val="left" w:pos="541"/>
               <w:tab w:val="right" w:leader="dot" w:pos="8296"/>
             </w:tabs>
             <w:rPr>
@@ -1504,13 +1504,13 @@
               <w14:ligatures w14:val="standardContextual"/>
             </w:rPr>
           </w:pPr>
-          <w:hyperlink w:anchor="_Toc200740422" w:history="1">
+          <w:hyperlink w:anchor="_Toc200772043" w:history="1">
             <w:r>
               <w:rPr>
                 <w:rStyle w:val="Lienhypertexte"/>
                 <w:noProof/>
               </w:rPr>
-              <w:t>2.1.</w:t>
+              <w:t>2.1</w:t>
             </w:r>
             <w:r>
               <w:rPr>
@@ -1552,7 +1552,7 @@
                 <w:noProof/>
                 <w:webHidden/>
               </w:rPr>
-              <w:instrText xml:space="preserve"> PAGEREF _Toc200740422 \h </w:instrText>
+              <w:instrText xml:space="preserve"> PAGEREF _Toc200772043 \h </w:instrText>
             </w:r>
             <w:r>
               <w:rPr>
@@ -1587,7 +1587,7 @@
           <w:pPr>
             <w:pStyle w:val="TM2"/>
             <w:tabs>
-              <w:tab w:val="left" w:pos="607"/>
+              <w:tab w:val="left" w:pos="541"/>
               <w:tab w:val="right" w:leader="dot" w:pos="8296"/>
             </w:tabs>
             <w:rPr>
@@ -1602,13 +1602,13 @@
               <w14:ligatures w14:val="standardContextual"/>
             </w:rPr>
           </w:pPr>
-          <w:hyperlink w:anchor="_Toc200740423" w:history="1">
+          <w:hyperlink w:anchor="_Toc200772044" w:history="1">
             <w:r>
               <w:rPr>
                 <w:rStyle w:val="Lienhypertexte"/>
                 <w:noProof/>
               </w:rPr>
-              <w:t>2.2.</w:t>
+              <w:t>2.2</w:t>
             </w:r>
             <w:r>
               <w:rPr>
@@ -1650,7 +1650,7 @@
                 <w:noProof/>
                 <w:webHidden/>
               </w:rPr>
-              <w:instrText xml:space="preserve"> PAGEREF _Toc200740423 \h </w:instrText>
+              <w:instrText xml:space="preserve"> PAGEREF _Toc200772044 \h </w:instrText>
             </w:r>
             <w:r>
               <w:rPr>
@@ -1685,7 +1685,7 @@
           <w:pPr>
             <w:pStyle w:val="TM3"/>
             <w:tabs>
-              <w:tab w:val="left" w:pos="781"/>
+              <w:tab w:val="left" w:pos="718"/>
               <w:tab w:val="right" w:leader="dot" w:pos="8296"/>
             </w:tabs>
             <w:rPr>
@@ -1698,13 +1698,13 @@
               <w14:ligatures w14:val="standardContextual"/>
             </w:rPr>
           </w:pPr>
-          <w:hyperlink w:anchor="_Toc200740424" w:history="1">
+          <w:hyperlink w:anchor="_Toc200772045" w:history="1">
             <w:r>
               <w:rPr>
                 <w:rStyle w:val="Lienhypertexte"/>
                 <w:noProof/>
               </w:rPr>
-              <w:t>2.3.1.</w:t>
+              <w:t>2.2.1</w:t>
             </w:r>
             <w:r>
               <w:rPr>
@@ -1744,7 +1744,7 @@
                 <w:noProof/>
                 <w:webHidden/>
               </w:rPr>
-              <w:instrText xml:space="preserve"> PAGEREF _Toc200740424 \h </w:instrText>
+              <w:instrText xml:space="preserve"> PAGEREF _Toc200772045 \h </w:instrText>
             </w:r>
             <w:r>
               <w:rPr>
@@ -1792,13 +1792,13 @@
               <w14:ligatures w14:val="standardContextual"/>
             </w:rPr>
           </w:pPr>
-          <w:hyperlink w:anchor="_Toc200740425" w:history="1">
+          <w:hyperlink w:anchor="_Toc200772046" w:history="1">
             <w:r>
               <w:rPr>
                 <w:rStyle w:val="Lienhypertexte"/>
                 <w:noProof/>
               </w:rPr>
-              <w:t>2.1.2</w:t>
+              <w:t>2.2.2</w:t>
             </w:r>
             <w:r>
               <w:rPr>
@@ -1838,7 +1838,7 @@
                 <w:noProof/>
                 <w:webHidden/>
               </w:rPr>
-              <w:instrText xml:space="preserve"> PAGEREF _Toc200740425 \h </w:instrText>
+              <w:instrText xml:space="preserve"> PAGEREF _Toc200772046 \h </w:instrText>
             </w:r>
             <w:r>
               <w:rPr>
@@ -1873,7 +1873,7 @@
           <w:pPr>
             <w:pStyle w:val="TM2"/>
             <w:tabs>
-              <w:tab w:val="left" w:pos="607"/>
+              <w:tab w:val="left" w:pos="541"/>
               <w:tab w:val="right" w:leader="dot" w:pos="8296"/>
             </w:tabs>
             <w:rPr>
@@ -1888,13 +1888,13 @@
               <w14:ligatures w14:val="standardContextual"/>
             </w:rPr>
           </w:pPr>
-          <w:hyperlink w:anchor="_Toc200740426" w:history="1">
+          <w:hyperlink w:anchor="_Toc200772047" w:history="1">
             <w:r>
               <w:rPr>
                 <w:rStyle w:val="Lienhypertexte"/>
                 <w:noProof/>
               </w:rPr>
-              <w:t>2.3.</w:t>
+              <w:t>2.3</w:t>
             </w:r>
             <w:r>
               <w:rPr>
@@ -1936,7 +1936,7 @@
                 <w:noProof/>
                 <w:webHidden/>
               </w:rPr>
-              <w:instrText xml:space="preserve"> PAGEREF _Toc200740426 \h </w:instrText>
+              <w:instrText xml:space="preserve"> PAGEREF _Toc200772047 \h </w:instrText>
             </w:r>
             <w:r>
               <w:rPr>
@@ -1984,7 +1984,7 @@
               <w14:ligatures w14:val="standardContextual"/>
             </w:rPr>
           </w:pPr>
-          <w:hyperlink w:anchor="_Toc200740427" w:history="1">
+          <w:hyperlink w:anchor="_Toc200772048" w:history="1">
             <w:r>
               <w:rPr>
                 <w:rStyle w:val="Lienhypertexte"/>
@@ -2030,7 +2030,7 @@
                 <w:noProof/>
                 <w:webHidden/>
               </w:rPr>
-              <w:instrText xml:space="preserve"> PAGEREF _Toc200740427 \h </w:instrText>
+              <w:instrText xml:space="preserve"> PAGEREF _Toc200772048 \h </w:instrText>
             </w:r>
             <w:r>
               <w:rPr>
@@ -2065,7 +2065,7 @@
           <w:pPr>
             <w:pStyle w:val="TM3"/>
             <w:tabs>
-              <w:tab w:val="left" w:pos="781"/>
+              <w:tab w:val="left" w:pos="718"/>
               <w:tab w:val="right" w:leader="dot" w:pos="8296"/>
             </w:tabs>
             <w:rPr>
@@ -2078,13 +2078,13 @@
               <w14:ligatures w14:val="standardContextual"/>
             </w:rPr>
           </w:pPr>
-          <w:hyperlink w:anchor="_Toc200740428" w:history="1">
+          <w:hyperlink w:anchor="_Toc200772049" w:history="1">
             <w:r>
               <w:rPr>
                 <w:rStyle w:val="Lienhypertexte"/>
                 <w:noProof/>
               </w:rPr>
-              <w:t>2.3.2.</w:t>
+              <w:t>2.3.2</w:t>
             </w:r>
             <w:r>
               <w:rPr>
@@ -2124,7 +2124,7 @@
                 <w:noProof/>
                 <w:webHidden/>
               </w:rPr>
-              <w:instrText xml:space="preserve"> PAGEREF _Toc200740428 \h </w:instrText>
+              <w:instrText xml:space="preserve"> PAGEREF _Toc200772049 \h </w:instrText>
             </w:r>
             <w:r>
               <w:rPr>
@@ -2159,7 +2159,7 @@
           <w:pPr>
             <w:pStyle w:val="TM3"/>
             <w:tabs>
-              <w:tab w:val="left" w:pos="781"/>
+              <w:tab w:val="left" w:pos="718"/>
               <w:tab w:val="right" w:leader="dot" w:pos="8296"/>
             </w:tabs>
             <w:rPr>
@@ -2172,13 +2172,13 @@
               <w14:ligatures w14:val="standardContextual"/>
             </w:rPr>
           </w:pPr>
-          <w:hyperlink w:anchor="_Toc200740429" w:history="1">
+          <w:hyperlink w:anchor="_Toc200772050" w:history="1">
             <w:r>
               <w:rPr>
                 <w:rStyle w:val="Lienhypertexte"/>
                 <w:noProof/>
               </w:rPr>
-              <w:t>2.3.3.</w:t>
+              <w:t>2.3.3</w:t>
             </w:r>
             <w:r>
               <w:rPr>
@@ -2218,7 +2218,7 @@
                 <w:noProof/>
                 <w:webHidden/>
               </w:rPr>
-              <w:instrText xml:space="preserve"> PAGEREF _Toc200740429 \h </w:instrText>
+              <w:instrText xml:space="preserve"> PAGEREF _Toc200772050 \h </w:instrText>
             </w:r>
             <w:r>
               <w:rPr>
@@ -2253,6 +2253,7 @@
           <w:pPr>
             <w:pStyle w:val="TM3"/>
             <w:tabs>
+              <w:tab w:val="left" w:pos="718"/>
               <w:tab w:val="right" w:leader="dot" w:pos="8296"/>
             </w:tabs>
             <w:rPr>
@@ -2265,182 +2266,13 @@
               <w14:ligatures w14:val="standardContextual"/>
             </w:rPr>
           </w:pPr>
-          <w:hyperlink w:anchor="_Toc200740430" w:history="1">
+          <w:hyperlink w:anchor="_Toc200772051" w:history="1">
             <w:r>
               <w:rPr>
                 <w:rStyle w:val="Lienhypertexte"/>
                 <w:noProof/>
               </w:rPr>
-              <w:t>2.3.4.</w:t>
-            </w:r>
-            <w:r>
-              <w:rPr>
-                <w:noProof/>
-                <w:webHidden/>
-              </w:rPr>
-              <w:tab/>
-            </w:r>
-            <w:r>
-              <w:rPr>
-                <w:noProof/>
-                <w:webHidden/>
-              </w:rPr>
-              <w:fldChar w:fldCharType="begin"/>
-            </w:r>
-            <w:r>
-              <w:rPr>
-                <w:noProof/>
-                <w:webHidden/>
-              </w:rPr>
-              <w:instrText xml:space="preserve"> PAGEREF _Toc200740430 \h </w:instrText>
-            </w:r>
-            <w:r>
-              <w:rPr>
-                <w:noProof/>
-                <w:webHidden/>
-              </w:rPr>
-            </w:r>
-            <w:r>
-              <w:rPr>
-                <w:noProof/>
-                <w:webHidden/>
-              </w:rPr>
-              <w:fldChar w:fldCharType="separate"/>
-            </w:r>
-            <w:r>
-              <w:rPr>
-                <w:noProof/>
-                <w:webHidden/>
-              </w:rPr>
-              <w:t>24</w:t>
-            </w:r>
-            <w:r>
-              <w:rPr>
-                <w:noProof/>
-                <w:webHidden/>
-              </w:rPr>
-              <w:fldChar w:fldCharType="end"/>
-            </w:r>
-          </w:hyperlink>
-        </w:p>
-        <w:p>
-          <w:pPr>
-            <w:pStyle w:val="TM3"/>
-            <w:tabs>
-              <w:tab w:val="left" w:pos="781"/>
-              <w:tab w:val="right" w:leader="dot" w:pos="8296"/>
-            </w:tabs>
-            <w:rPr>
-              <w:rFonts w:eastAsiaTheme="minorEastAsia" w:cstheme="minorBidi"/>
-              <w:smallCaps w:val="0"/>
-              <w:noProof/>
-              <w:kern w:val="2"/>
-              <w:sz w:val="24"/>
-              <w:szCs w:val="24"/>
-              <w14:ligatures w14:val="standardContextual"/>
-            </w:rPr>
-          </w:pPr>
-          <w:hyperlink w:anchor="_Toc200740431" w:history="1">
-            <w:r>
-              <w:rPr>
-                <w:rStyle w:val="Lienhypertexte"/>
-                <w:noProof/>
-              </w:rPr>
-              <w:t>2.3.5.</w:t>
-            </w:r>
-            <w:r>
-              <w:rPr>
-                <w:rFonts w:eastAsiaTheme="minorEastAsia" w:cstheme="minorBidi"/>
-                <w:smallCaps w:val="0"/>
-                <w:noProof/>
-                <w:kern w:val="2"/>
-                <w:sz w:val="24"/>
-                <w:szCs w:val="24"/>
-                <w14:ligatures w14:val="standardContextual"/>
-              </w:rPr>
-              <w:tab/>
-            </w:r>
-            <w:r>
-              <w:rPr>
-                <w:rStyle w:val="Lienhypertexte"/>
-                <w:noProof/>
-              </w:rPr>
-              <w:t>Entrainement</w:t>
-            </w:r>
-            <w:r>
-              <w:rPr>
-                <w:noProof/>
-                <w:webHidden/>
-              </w:rPr>
-              <w:tab/>
-            </w:r>
-            <w:r>
-              <w:rPr>
-                <w:noProof/>
-                <w:webHidden/>
-              </w:rPr>
-              <w:fldChar w:fldCharType="begin"/>
-            </w:r>
-            <w:r>
-              <w:rPr>
-                <w:noProof/>
-                <w:webHidden/>
-              </w:rPr>
-              <w:instrText xml:space="preserve"> PAGEREF _Toc200740431 \h </w:instrText>
-            </w:r>
-            <w:r>
-              <w:rPr>
-                <w:noProof/>
-                <w:webHidden/>
-              </w:rPr>
-            </w:r>
-            <w:r>
-              <w:rPr>
-                <w:noProof/>
-                <w:webHidden/>
-              </w:rPr>
-              <w:fldChar w:fldCharType="separate"/>
-            </w:r>
-            <w:r>
-              <w:rPr>
-                <w:noProof/>
-                <w:webHidden/>
-              </w:rPr>
-              <w:t>24</w:t>
-            </w:r>
-            <w:r>
-              <w:rPr>
-                <w:noProof/>
-                <w:webHidden/>
-              </w:rPr>
-              <w:fldChar w:fldCharType="end"/>
-            </w:r>
-          </w:hyperlink>
-        </w:p>
-        <w:p>
-          <w:pPr>
-            <w:pStyle w:val="TM3"/>
-            <w:tabs>
-              <w:tab w:val="left" w:pos="781"/>
-              <w:tab w:val="right" w:leader="dot" w:pos="8296"/>
-            </w:tabs>
-            <w:rPr>
-              <w:rFonts w:eastAsiaTheme="minorEastAsia" w:cstheme="minorBidi"/>
-              <w:smallCaps w:val="0"/>
-              <w:noProof/>
-              <w:kern w:val="2"/>
-              <w:sz w:val="24"/>
-              <w:szCs w:val="24"/>
-              <w14:ligatures w14:val="standardContextual"/>
-            </w:rPr>
-          </w:pPr>
-          <w:hyperlink w:anchor="_Toc200740432" w:history="1">
-            <w:r>
-              <w:rPr>
-                <w:rStyle w:val="Lienhypertexte"/>
-                <w:noProof/>
-              </w:rPr>
-              <w:t>2.3.6.</w:t>
+              <w:t>2.3.4</w:t>
             </w:r>
             <w:r>
               <w:rPr>
@@ -2480,7 +2312,7 @@
                 <w:noProof/>
                 <w:webHidden/>
               </w:rPr>
-              <w:instrText xml:space="preserve"> PAGEREF _Toc200740432 \h </w:instrText>
+              <w:instrText xml:space="preserve"> PAGEREF _Toc200772051 \h </w:instrText>
             </w:r>
             <w:r>
               <w:rPr>
@@ -2500,7 +2332,7 @@
                 <w:noProof/>
                 <w:webHidden/>
               </w:rPr>
-              <w:t>27</w:t>
+              <w:t>24</w:t>
             </w:r>
             <w:r>
               <w:rPr>
@@ -2515,7 +2347,7 @@
           <w:pPr>
             <w:pStyle w:val="TM2"/>
             <w:tabs>
-              <w:tab w:val="left" w:pos="607"/>
+              <w:tab w:val="left" w:pos="541"/>
               <w:tab w:val="right" w:leader="dot" w:pos="8296"/>
             </w:tabs>
             <w:rPr>
@@ -2530,13 +2362,13 @@
               <w14:ligatures w14:val="standardContextual"/>
             </w:rPr>
           </w:pPr>
-          <w:hyperlink w:anchor="_Toc200740433" w:history="1">
+          <w:hyperlink w:anchor="_Toc200772052" w:history="1">
             <w:r>
               <w:rPr>
                 <w:rStyle w:val="Lienhypertexte"/>
                 <w:noProof/>
               </w:rPr>
-              <w:t>2.4.</w:t>
+              <w:t>2.4</w:t>
             </w:r>
             <w:r>
               <w:rPr>
@@ -2578,7 +2410,7 @@
                 <w:noProof/>
                 <w:webHidden/>
               </w:rPr>
-              <w:instrText xml:space="preserve"> PAGEREF _Toc200740433 \h </w:instrText>
+              <w:instrText xml:space="preserve"> PAGEREF _Toc200772052 \h </w:instrText>
             </w:r>
             <w:r>
               <w:rPr>
@@ -2598,7 +2430,7 @@
                 <w:noProof/>
                 <w:webHidden/>
               </w:rPr>
-              <w:t>28</w:t>
+              <w:t>25</w:t>
             </w:r>
             <w:r>
               <w:rPr>
@@ -2613,7 +2445,7 @@
           <w:pPr>
             <w:pStyle w:val="TM3"/>
             <w:tabs>
-              <w:tab w:val="left" w:pos="781"/>
+              <w:tab w:val="left" w:pos="718"/>
               <w:tab w:val="right" w:leader="dot" w:pos="8296"/>
             </w:tabs>
             <w:rPr>
@@ -2626,13 +2458,13 @@
               <w14:ligatures w14:val="standardContextual"/>
             </w:rPr>
           </w:pPr>
-          <w:hyperlink w:anchor="_Toc200740434" w:history="1">
+          <w:hyperlink w:anchor="_Toc200772053" w:history="1">
             <w:r>
               <w:rPr>
                 <w:rStyle w:val="Lienhypertexte"/>
                 <w:noProof/>
               </w:rPr>
-              <w:t>2.3.1.</w:t>
+              <w:t>2.4.1</w:t>
             </w:r>
             <w:r>
               <w:rPr>
@@ -2672,7 +2504,7 @@
                 <w:noProof/>
                 <w:webHidden/>
               </w:rPr>
-              <w:instrText xml:space="preserve"> PAGEREF _Toc200740434 \h </w:instrText>
+              <w:instrText xml:space="preserve"> PAGEREF _Toc200772053 \h </w:instrText>
             </w:r>
             <w:r>
               <w:rPr>
@@ -2692,7 +2524,7 @@
                 <w:noProof/>
                 <w:webHidden/>
               </w:rPr>
-              <w:t>28</w:t>
+              <w:t>25</w:t>
             </w:r>
             <w:r>
               <w:rPr>
@@ -2707,7 +2539,7 @@
           <w:pPr>
             <w:pStyle w:val="TM3"/>
             <w:tabs>
-              <w:tab w:val="left" w:pos="781"/>
+              <w:tab w:val="left" w:pos="718"/>
               <w:tab w:val="right" w:leader="dot" w:pos="8296"/>
             </w:tabs>
             <w:rPr>
@@ -2720,13 +2552,13 @@
               <w14:ligatures w14:val="standardContextual"/>
             </w:rPr>
           </w:pPr>
-          <w:hyperlink w:anchor="_Toc200740435" w:history="1">
+          <w:hyperlink w:anchor="_Toc200772054" w:history="1">
             <w:r>
               <w:rPr>
                 <w:rStyle w:val="Lienhypertexte"/>
                 <w:noProof/>
               </w:rPr>
-              <w:t>2.3.2.</w:t>
+              <w:t>2.4.2</w:t>
             </w:r>
             <w:r>
               <w:rPr>
@@ -2766,7 +2598,7 @@
                 <w:noProof/>
                 <w:webHidden/>
               </w:rPr>
-              <w:instrText xml:space="preserve"> PAGEREF _Toc200740435 \h </w:instrText>
+              <w:instrText xml:space="preserve"> PAGEREF _Toc200772054 \h </w:instrText>
             </w:r>
             <w:r>
               <w:rPr>
@@ -2786,7 +2618,7 @@
                 <w:noProof/>
                 <w:webHidden/>
               </w:rPr>
-              <w:t>29</w:t>
+              <w:t>26</w:t>
             </w:r>
             <w:r>
               <w:rPr>
@@ -2801,7 +2633,7 @@
           <w:pPr>
             <w:pStyle w:val="TM3"/>
             <w:tabs>
-              <w:tab w:val="left" w:pos="781"/>
+              <w:tab w:val="left" w:pos="718"/>
               <w:tab w:val="right" w:leader="dot" w:pos="8296"/>
             </w:tabs>
             <w:rPr>
@@ -2814,13 +2646,13 @@
               <w14:ligatures w14:val="standardContextual"/>
             </w:rPr>
           </w:pPr>
-          <w:hyperlink w:anchor="_Toc200740436" w:history="1">
+          <w:hyperlink w:anchor="_Toc200772055" w:history="1">
             <w:r>
               <w:rPr>
                 <w:rStyle w:val="Lienhypertexte"/>
                 <w:noProof/>
               </w:rPr>
-              <w:t>2.3.3.</w:t>
+              <w:t>2.4.3</w:t>
             </w:r>
             <w:r>
               <w:rPr>
@@ -2860,7 +2692,105 @@
                 <w:noProof/>
                 <w:webHidden/>
               </w:rPr>
-              <w:instrText xml:space="preserve"> PAGEREF _Toc200740436 \h </w:instrText>
+              <w:instrText xml:space="preserve"> PAGEREF _Toc200772055 \h </w:instrText>
+            </w:r>
+            <w:r>
+              <w:rPr>
+                <w:noProof/>
+                <w:webHidden/>
+              </w:rPr>
+            </w:r>
+            <w:r>
+              <w:rPr>
+                <w:noProof/>
+                <w:webHidden/>
+              </w:rPr>
+              <w:fldChar w:fldCharType="separate"/>
+            </w:r>
+            <w:r>
+              <w:rPr>
+                <w:noProof/>
+                <w:webHidden/>
+              </w:rPr>
+              <w:t>27</w:t>
+            </w:r>
+            <w:r>
+              <w:rPr>
+                <w:noProof/>
+                <w:webHidden/>
+              </w:rPr>
+              <w:fldChar w:fldCharType="end"/>
+            </w:r>
+          </w:hyperlink>
+        </w:p>
+        <w:p>
+          <w:pPr>
+            <w:pStyle w:val="TM2"/>
+            <w:tabs>
+              <w:tab w:val="left" w:pos="541"/>
+              <w:tab w:val="right" w:leader="dot" w:pos="8296"/>
+            </w:tabs>
+            <w:rPr>
+              <w:rFonts w:eastAsiaTheme="minorEastAsia" w:cstheme="minorBidi"/>
+              <w:b w:val="0"/>
+              <w:bCs w:val="0"/>
+              <w:smallCaps w:val="0"/>
+              <w:noProof/>
+              <w:kern w:val="2"/>
+              <w:sz w:val="24"/>
+              <w:szCs w:val="24"/>
+              <w14:ligatures w14:val="standardContextual"/>
+            </w:rPr>
+          </w:pPr>
+          <w:hyperlink w:anchor="_Toc200772056" w:history="1">
+            <w:r>
+              <w:rPr>
+                <w:rStyle w:val="Lienhypertexte"/>
+                <w:noProof/>
+              </w:rPr>
+              <w:t>2.5</w:t>
+            </w:r>
+            <w:r>
+              <w:rPr>
+                <w:rFonts w:eastAsiaTheme="minorEastAsia" w:cstheme="minorBidi"/>
+                <w:b w:val="0"/>
+                <w:bCs w:val="0"/>
+                <w:smallCaps w:val="0"/>
+                <w:noProof/>
+                <w:kern w:val="2"/>
+                <w:sz w:val="24"/>
+                <w:szCs w:val="24"/>
+                <w14:ligatures w14:val="standardContextual"/>
+              </w:rPr>
+              <w:tab/>
+            </w:r>
+            <w:r>
+              <w:rPr>
+                <w:rStyle w:val="Lienhypertexte"/>
+                <w:noProof/>
+              </w:rPr>
+              <w:t>Conclusion</w:t>
+            </w:r>
+            <w:r>
+              <w:rPr>
+                <w:noProof/>
+                <w:webHidden/>
+              </w:rPr>
+              <w:tab/>
+            </w:r>
+            <w:r>
+              <w:rPr>
+                <w:noProof/>
+                <w:webHidden/>
+              </w:rPr>
+              <w:fldChar w:fldCharType="begin"/>
+            </w:r>
+            <w:r>
+              <w:rPr>
+                <w:noProof/>
+                <w:webHidden/>
+              </w:rPr>
+              <w:instrText xml:space="preserve"> PAGEREF _Toc200772056 \h </w:instrText>
             </w:r>
             <w:r>
               <w:rPr>
@@ -2907,109 +2837,13 @@
               <w14:ligatures w14:val="standardContextual"/>
             </w:rPr>
           </w:pPr>
-          <w:hyperlink w:anchor="_Toc200740437" w:history="1">
+          <w:hyperlink w:anchor="_Toc200772057" w:history="1">
             <w:r>
               <w:rPr>
                 <w:rStyle w:val="Lienhypertexte"/>
                 <w:noProof/>
               </w:rPr>
-              <w:t>3.</w:t>
-            </w:r>
-            <w:r>
-              <w:rPr>
-                <w:rFonts w:eastAsiaTheme="minorEastAsia" w:cstheme="minorBidi"/>
-                <w:b w:val="0"/>
-                <w:bCs w:val="0"/>
-                <w:caps w:val="0"/>
-                <w:noProof/>
-                <w:kern w:val="2"/>
-                <w:sz w:val="24"/>
-                <w:szCs w:val="24"/>
-                <w:u w:val="none"/>
-                <w14:ligatures w14:val="standardContextual"/>
-              </w:rPr>
-              <w:tab/>
-            </w:r>
-            <w:r>
-              <w:rPr>
-                <w:rStyle w:val="Lienhypertexte"/>
-                <w:noProof/>
-              </w:rPr>
-              <w:t>Conclusion</w:t>
-            </w:r>
-            <w:r>
-              <w:rPr>
-                <w:noProof/>
-                <w:webHidden/>
-              </w:rPr>
-              <w:tab/>
-            </w:r>
-            <w:r>
-              <w:rPr>
-                <w:noProof/>
-                <w:webHidden/>
-              </w:rPr>
-              <w:fldChar w:fldCharType="begin"/>
-            </w:r>
-            <w:r>
-              <w:rPr>
-                <w:noProof/>
-                <w:webHidden/>
-              </w:rPr>
-              <w:instrText xml:space="preserve"> PAGEREF _Toc200740437 \h </w:instrText>
-            </w:r>
-            <w:r>
-              <w:rPr>
-                <w:noProof/>
-                <w:webHidden/>
-              </w:rPr>
-            </w:r>
-            <w:r>
-              <w:rPr>
-                <w:noProof/>
-                <w:webHidden/>
-              </w:rPr>
-              <w:fldChar w:fldCharType="separate"/>
-            </w:r>
-            <w:r>
-              <w:rPr>
-                <w:noProof/>
-                <w:webHidden/>
-              </w:rPr>
-              <w:t>33</w:t>
-            </w:r>
-            <w:r>
-              <w:rPr>
-                <w:noProof/>
-                <w:webHidden/>
-              </w:rPr>
-              <w:fldChar w:fldCharType="end"/>
-            </w:r>
-          </w:hyperlink>
-        </w:p>
-        <w:p>
-          <w:pPr>
-            <w:pStyle w:val="TM1"/>
-            <w:rPr>
-              <w:rFonts w:eastAsiaTheme="minorEastAsia" w:cstheme="minorBidi"/>
-              <w:b w:val="0"/>
-              <w:bCs w:val="0"/>
-              <w:caps w:val="0"/>
-              <w:noProof/>
-              <w:kern w:val="2"/>
-              <w:sz w:val="24"/>
-              <w:szCs w:val="24"/>
-              <w:u w:val="none"/>
-              <w14:ligatures w14:val="standardContextual"/>
-            </w:rPr>
-          </w:pPr>
-          <w:hyperlink w:anchor="_Toc200740438" w:history="1">
-            <w:r>
-              <w:rPr>
-                <w:rStyle w:val="Lienhypertexte"/>
-                <w:noProof/>
-              </w:rPr>
-              <w:t>4.</w:t>
+              <w:t>3</w:t>
             </w:r>
             <w:r>
               <w:rPr>
@@ -3052,7 +2886,7 @@
                 <w:noProof/>
                 <w:webHidden/>
               </w:rPr>
-              <w:instrText xml:space="preserve"> PAGEREF _Toc200740438 \h </w:instrText>
+              <w:instrText xml:space="preserve"> PAGEREF _Toc200772057 \h </w:instrText>
             </w:r>
             <w:r>
               <w:rPr>
@@ -3072,7 +2906,7 @@
                 <w:noProof/>
                 <w:webHidden/>
               </w:rPr>
-              <w:t>34</w:t>
+              <w:t>31</w:t>
             </w:r>
             <w:r>
               <w:rPr>
@@ -3126,7 +2960,7 @@
           <w:numId w:val="57"/>
         </w:numPr>
       </w:pPr>
-      <w:bookmarkStart w:id="0" w:name="_Toc200740405"/>
+      <w:bookmarkStart w:id="0" w:name="_Toc200772026"/>
       <w:r>
         <w:t>Construction de modèles prédictifs de consommation d’énergie</w:t>
       </w:r>
@@ -3136,14 +2970,13 @@
       <w:pPr>
         <w:pStyle w:val="Titre2"/>
       </w:pPr>
-      <w:bookmarkStart w:id="1" w:name="_Toc200740406"/>
+      <w:bookmarkStart w:id="1" w:name="_Toc200772027"/>
       <w:r>
         <w:t>Introduction : Origine des données</w:t>
       </w:r>
       <w:bookmarkStart w:id="2" w:name="_Hlk200360046"/>
       <w:bookmarkEnd w:id="1"/>
     </w:p>
-    <w:p/>
     <w:p>
       <w:r>
         <w:t xml:space="preserve">Les données proviennent du jeu de données “Energy </w:t>
@@ -3156,6 +2989,8 @@
       <w:r>
         <w:t xml:space="preserve"> Data Set” issu de l’UCI Machine Learning Repository.</w:t>
       </w:r>
+    </w:p>
+    <w:p>
       <w:r>
         <w:br/>
         <w:t>Ce jeu contient 768 observations de caractéristiques architecturales de bâtiments résidentiels, et deux cibles mesurant la consommation énergétique pour le chauffage et la climatisation. Les mesures ont été obtenues à partir de simulations thermiques sous différentes configurations de forme, surface et orientation du bâtiment.</w:t>
@@ -3474,12 +3309,7 @@
     </w:tbl>
     <w:p>
       <w:pPr>
-        <w:rPr>
-          <w:rFonts w:asciiTheme="minorHAnsi" w:hAnsiTheme="minorHAnsi"/>
-          <w:color w:val="007789" w:themeColor="accent1" w:themeShade="BF"/>
-          <w:sz w:val="28"/>
-          <w:szCs w:val="28"/>
-        </w:rPr>
+        <w:pStyle w:val="Titre2"/>
       </w:pPr>
       <w:bookmarkStart w:id="3" w:name="_Toc200497358"/>
       <w:bookmarkStart w:id="4" w:name="_Toc200497394"/>
@@ -3487,18 +3317,13 @@
       <w:bookmarkStart w:id="6" w:name="_Toc200497481"/>
       <w:bookmarkStart w:id="7" w:name="_Toc200497568"/>
       <w:bookmarkStart w:id="8" w:name="_Toc200499583"/>
+      <w:bookmarkStart w:id="9" w:name="_Toc200772028"/>
       <w:bookmarkEnd w:id="3"/>
       <w:bookmarkEnd w:id="4"/>
       <w:bookmarkEnd w:id="5"/>
       <w:bookmarkEnd w:id="6"/>
       <w:bookmarkEnd w:id="7"/>
       <w:bookmarkEnd w:id="8"/>
-    </w:p>
-    <w:p>
-      <w:pPr>
-        <w:pStyle w:val="Titre2"/>
-      </w:pPr>
-      <w:bookmarkStart w:id="9" w:name="_Toc200740407"/>
       <w:r>
         <w:t>Construction d’un modèle linéaire</w:t>
       </w:r>
@@ -3516,7 +3341,7 @@
           <w:szCs w:val="22"/>
         </w:rPr>
       </w:pPr>
-      <w:bookmarkStart w:id="10" w:name="_Toc200740408"/>
+      <w:bookmarkStart w:id="10" w:name="_Toc200772029"/>
       <w:r>
         <w:rPr>
           <w:sz w:val="28"/>
@@ -3525,14 +3350,6 @@
         <w:t>Chargement des données</w:t>
       </w:r>
       <w:bookmarkEnd w:id="10"/>
-    </w:p>
-    <w:p>
-      <w:pPr>
-        <w:rPr>
-          <w:b/>
-          <w:bCs/>
-        </w:rPr>
-      </w:pPr>
     </w:p>
     <w:p>
       <w:r>
@@ -3647,6 +3464,19 @@
       <w:r>
         <w:t>), pour guider la conversion et le pré-traitement ultérieur.</w:t>
       </w:r>
+    </w:p>
+    <w:p>
+      <w:pPr>
+        <w:spacing w:before="120" w:after="200" w:line="264" w:lineRule="auto"/>
+      </w:pPr>
+      <w:r>
+        <w:br w:type="page"/>
+      </w:r>
+    </w:p>
+    <w:p>
+      <w:pPr>
+        <w:ind w:left="720"/>
+      </w:pPr>
     </w:p>
     <w:tbl>
       <w:tblPr>
@@ -3788,7 +3618,6 @@
           </w:tcPr>
           <w:p>
             <w:r>
-              <w:lastRenderedPageBreak/>
               <w:t>X3</w:t>
             </w:r>
           </w:p>
@@ -4331,7 +4160,7 @@
           <w:szCs w:val="22"/>
         </w:rPr>
       </w:pPr>
-      <w:bookmarkStart w:id="11" w:name="_Toc200740409"/>
+      <w:bookmarkStart w:id="11" w:name="_Toc200772030"/>
       <w:r>
         <w:rPr>
           <w:sz w:val="28"/>
@@ -4367,6 +4196,7 @@
         <w:t>, la démarche se décline en huit étapes principales, chacune repérée par une fonction ou une cellule nommée :</w:t>
       </w:r>
     </w:p>
+    <w:p/>
     <w:p>
       <w:pPr>
         <w:numPr>
@@ -4555,6 +4385,7 @@
         <w:ind w:left="720"/>
       </w:pPr>
       <w:r>
+        <w:lastRenderedPageBreak/>
         <w:t>Pour cela, nous regardons d’abord la corrélation des variables numériques entre elles ainsi qu’avec les 2 labels (qui sont tous deux numériques).</w:t>
       </w:r>
     </w:p>
@@ -4574,7 +4405,6 @@
         <w:rPr>
           <w:noProof/>
         </w:rPr>
-        <w:lastRenderedPageBreak/>
         <w:drawing>
           <wp:inline distT="0" distB="0" distL="0" distR="0" wp14:anchorId="28FAE9CF" wp14:editId="3CE86D69">
             <wp:extent cx="5274310" cy="4715510"/>
@@ -4642,6 +4472,11 @@
       <w:pPr>
         <w:ind w:left="720"/>
       </w:pPr>
+    </w:p>
+    <w:p>
+      <w:pPr>
+        <w:ind w:left="720"/>
+      </w:pPr>
       <w:r>
         <w:rPr>
           <w:noProof/>
@@ -4690,9 +4525,18 @@
     </w:p>
     <w:p>
       <w:pPr>
+        <w:spacing w:before="120" w:after="200" w:line="264" w:lineRule="auto"/>
+      </w:pPr>
+      <w:r>
+        <w:br w:type="page"/>
+      </w:r>
+    </w:p>
+    <w:p>
+      <w:pPr>
         <w:ind w:left="720"/>
       </w:pPr>
       <w:r>
+        <w:lastRenderedPageBreak/>
         <w:t>Enfin nous implémentons dans une cellule du notebook (</w:t>
       </w:r>
       <w:r>
@@ -4736,6 +4580,11 @@
       <w:r>
         <w:t xml:space="preserve"> en trois étapes :</w:t>
       </w:r>
+    </w:p>
+    <w:p>
+      <w:pPr>
+        <w:ind w:left="720"/>
+      </w:pPr>
     </w:p>
     <w:p>
       <w:pPr>
@@ -4848,7 +4697,6 @@
         </w:tabs>
       </w:pPr>
       <w:r>
-        <w:lastRenderedPageBreak/>
         <w:t xml:space="preserve">On prend la première </w:t>
       </w:r>
       <w:proofErr w:type="spellStart"/>
@@ -5218,21 +5066,7 @@
         <w:t xml:space="preserve"> différents</w:t>
       </w:r>
     </w:p>
-    <w:p>
-      <w:pPr>
-        <w:ind w:left="720"/>
-      </w:pPr>
-    </w:p>
-    <w:p>
-      <w:pPr>
-        <w:ind w:left="720"/>
-      </w:pPr>
-    </w:p>
-    <w:p>
-      <w:pPr>
-        <w:ind w:left="720"/>
-      </w:pPr>
-    </w:p>
+    <w:p/>
     <w:p>
       <w:pPr>
         <w:ind w:left="720"/>
@@ -5307,6 +5141,7 @@
           <w:b/>
           <w:bCs/>
         </w:rPr>
+        <w:lastRenderedPageBreak/>
         <w:t>Opérations de transformations (</w:t>
       </w:r>
       <w:proofErr w:type="spellStart"/>
@@ -5366,7 +5201,6 @@
     <w:p/>
     <w:p>
       <w:r>
-        <w:lastRenderedPageBreak/>
         <w:t>Pour les labels, on commence par afficher les graphes de distribution après les différentes transformations ainsi qu’un QQ plot.</w:t>
       </w:r>
     </w:p>
@@ -6177,6 +6011,7 @@
         <w:rPr>
           <w:noProof/>
         </w:rPr>
+        <w:lastRenderedPageBreak/>
         <w:drawing>
           <wp:inline distT="0" distB="0" distL="0" distR="0" wp14:anchorId="61C45C42" wp14:editId="4514325C">
             <wp:extent cx="1971923" cy="1242497"/>
@@ -6216,7 +6051,6 @@
     </w:p>
     <w:p>
       <w:r>
-        <w:lastRenderedPageBreak/>
         <w:t>Chacun de ces JSON est stocké dans un tableau des recommandations qui sera retourné par la fonction.</w:t>
       </w:r>
     </w:p>
@@ -6505,6 +6339,7 @@
     <w:p/>
     <w:p>
       <w:r>
+        <w:lastRenderedPageBreak/>
         <w:t xml:space="preserve">Le choix de méthodes </w:t>
       </w:r>
       <w:proofErr w:type="spellStart"/>
@@ -6983,7 +6818,7 @@
           <w:szCs w:val="22"/>
         </w:rPr>
       </w:pPr>
-      <w:bookmarkStart w:id="12" w:name="_Toc200740410"/>
+      <w:bookmarkStart w:id="12" w:name="_Toc200772031"/>
       <w:r>
         <w:rPr>
           <w:sz w:val="28"/>
@@ -7014,7 +6849,7 @@
           <w:szCs w:val="22"/>
         </w:rPr>
       </w:pPr>
-      <w:bookmarkStart w:id="13" w:name="_Toc200740411"/>
+      <w:bookmarkStart w:id="13" w:name="_Toc200772032"/>
       <w:r>
         <w:rPr>
           <w:sz w:val="28"/>
@@ -7061,7 +6896,7 @@
           <w:numId w:val="59"/>
         </w:numPr>
       </w:pPr>
-      <w:bookmarkStart w:id="14" w:name="_Toc200740412"/>
+      <w:bookmarkStart w:id="14" w:name="_Toc200772033"/>
       <w:r>
         <w:t>Construction d’un modèle non- linéaire</w:t>
       </w:r>
@@ -7091,11 +6926,19 @@
       <w:bookmarkStart w:id="17" w:name="_Toc200740345"/>
       <w:bookmarkStart w:id="18" w:name="_Toc200740379"/>
       <w:bookmarkStart w:id="19" w:name="_Toc200740413"/>
+      <w:bookmarkStart w:id="20" w:name="_Toc200770408"/>
+      <w:bookmarkStart w:id="21" w:name="_Toc200770440"/>
+      <w:bookmarkStart w:id="22" w:name="_Toc200771661"/>
+      <w:bookmarkStart w:id="23" w:name="_Toc200772034"/>
       <w:bookmarkEnd w:id="15"/>
       <w:bookmarkEnd w:id="16"/>
       <w:bookmarkEnd w:id="17"/>
       <w:bookmarkEnd w:id="18"/>
       <w:bookmarkEnd w:id="19"/>
+      <w:bookmarkEnd w:id="20"/>
+      <w:bookmarkEnd w:id="21"/>
+      <w:bookmarkEnd w:id="22"/>
+      <w:bookmarkEnd w:id="23"/>
     </w:p>
     <w:p>
       <w:pPr>
@@ -7116,16 +6959,24 @@
           <w:szCs w:val="22"/>
         </w:rPr>
       </w:pPr>
-      <w:bookmarkStart w:id="20" w:name="_Toc200499944"/>
-      <w:bookmarkStart w:id="21" w:name="_Toc200656872"/>
-      <w:bookmarkStart w:id="22" w:name="_Toc200740346"/>
-      <w:bookmarkStart w:id="23" w:name="_Toc200740380"/>
-      <w:bookmarkStart w:id="24" w:name="_Toc200740414"/>
-      <w:bookmarkEnd w:id="20"/>
-      <w:bookmarkEnd w:id="21"/>
-      <w:bookmarkEnd w:id="22"/>
-      <w:bookmarkEnd w:id="23"/>
+      <w:bookmarkStart w:id="24" w:name="_Toc200499944"/>
+      <w:bookmarkStart w:id="25" w:name="_Toc200656872"/>
+      <w:bookmarkStart w:id="26" w:name="_Toc200740346"/>
+      <w:bookmarkStart w:id="27" w:name="_Toc200740380"/>
+      <w:bookmarkStart w:id="28" w:name="_Toc200740414"/>
+      <w:bookmarkStart w:id="29" w:name="_Toc200770409"/>
+      <w:bookmarkStart w:id="30" w:name="_Toc200770441"/>
+      <w:bookmarkStart w:id="31" w:name="_Toc200771662"/>
+      <w:bookmarkStart w:id="32" w:name="_Toc200772035"/>
       <w:bookmarkEnd w:id="24"/>
+      <w:bookmarkEnd w:id="25"/>
+      <w:bookmarkEnd w:id="26"/>
+      <w:bookmarkEnd w:id="27"/>
+      <w:bookmarkEnd w:id="28"/>
+      <w:bookmarkEnd w:id="29"/>
+      <w:bookmarkEnd w:id="30"/>
+      <w:bookmarkEnd w:id="31"/>
+      <w:bookmarkEnd w:id="32"/>
     </w:p>
     <w:p>
       <w:pPr>
@@ -7146,16 +6997,24 @@
           <w:szCs w:val="22"/>
         </w:rPr>
       </w:pPr>
-      <w:bookmarkStart w:id="25" w:name="_Toc200499945"/>
-      <w:bookmarkStart w:id="26" w:name="_Toc200656873"/>
-      <w:bookmarkStart w:id="27" w:name="_Toc200740347"/>
-      <w:bookmarkStart w:id="28" w:name="_Toc200740381"/>
-      <w:bookmarkStart w:id="29" w:name="_Toc200740415"/>
-      <w:bookmarkEnd w:id="25"/>
-      <w:bookmarkEnd w:id="26"/>
-      <w:bookmarkEnd w:id="27"/>
-      <w:bookmarkEnd w:id="28"/>
-      <w:bookmarkEnd w:id="29"/>
+      <w:bookmarkStart w:id="33" w:name="_Toc200499945"/>
+      <w:bookmarkStart w:id="34" w:name="_Toc200656873"/>
+      <w:bookmarkStart w:id="35" w:name="_Toc200740347"/>
+      <w:bookmarkStart w:id="36" w:name="_Toc200740381"/>
+      <w:bookmarkStart w:id="37" w:name="_Toc200740415"/>
+      <w:bookmarkStart w:id="38" w:name="_Toc200770410"/>
+      <w:bookmarkStart w:id="39" w:name="_Toc200770442"/>
+      <w:bookmarkStart w:id="40" w:name="_Toc200771663"/>
+      <w:bookmarkStart w:id="41" w:name="_Toc200772036"/>
+      <w:bookmarkEnd w:id="33"/>
+      <w:bookmarkEnd w:id="34"/>
+      <w:bookmarkEnd w:id="35"/>
+      <w:bookmarkEnd w:id="36"/>
+      <w:bookmarkEnd w:id="37"/>
+      <w:bookmarkEnd w:id="38"/>
+      <w:bookmarkEnd w:id="39"/>
+      <w:bookmarkEnd w:id="40"/>
+      <w:bookmarkEnd w:id="41"/>
     </w:p>
     <w:p>
       <w:pPr>
@@ -7176,16 +7035,24 @@
           <w:szCs w:val="22"/>
         </w:rPr>
       </w:pPr>
-      <w:bookmarkStart w:id="30" w:name="_Toc200499946"/>
-      <w:bookmarkStart w:id="31" w:name="_Toc200656874"/>
-      <w:bookmarkStart w:id="32" w:name="_Toc200740348"/>
-      <w:bookmarkStart w:id="33" w:name="_Toc200740382"/>
-      <w:bookmarkStart w:id="34" w:name="_Toc200740416"/>
-      <w:bookmarkEnd w:id="30"/>
-      <w:bookmarkEnd w:id="31"/>
-      <w:bookmarkEnd w:id="32"/>
-      <w:bookmarkEnd w:id="33"/>
-      <w:bookmarkEnd w:id="34"/>
+      <w:bookmarkStart w:id="42" w:name="_Toc200499946"/>
+      <w:bookmarkStart w:id="43" w:name="_Toc200656874"/>
+      <w:bookmarkStart w:id="44" w:name="_Toc200740348"/>
+      <w:bookmarkStart w:id="45" w:name="_Toc200740382"/>
+      <w:bookmarkStart w:id="46" w:name="_Toc200740416"/>
+      <w:bookmarkStart w:id="47" w:name="_Toc200770411"/>
+      <w:bookmarkStart w:id="48" w:name="_Toc200770443"/>
+      <w:bookmarkStart w:id="49" w:name="_Toc200771664"/>
+      <w:bookmarkStart w:id="50" w:name="_Toc200772037"/>
+      <w:bookmarkEnd w:id="42"/>
+      <w:bookmarkEnd w:id="43"/>
+      <w:bookmarkEnd w:id="44"/>
+      <w:bookmarkEnd w:id="45"/>
+      <w:bookmarkEnd w:id="46"/>
+      <w:bookmarkEnd w:id="47"/>
+      <w:bookmarkEnd w:id="48"/>
+      <w:bookmarkEnd w:id="49"/>
+      <w:bookmarkEnd w:id="50"/>
     </w:p>
     <w:p>
       <w:pPr>
@@ -7199,7 +7066,7 @@
           <w:szCs w:val="22"/>
         </w:rPr>
       </w:pPr>
-      <w:bookmarkStart w:id="35" w:name="_Toc200740417"/>
+      <w:bookmarkStart w:id="51" w:name="_Toc200772038"/>
       <w:r>
         <w:rPr>
           <w:sz w:val="28"/>
@@ -7207,7 +7074,7 @@
         </w:rPr>
         <w:t>Introduction</w:t>
       </w:r>
-      <w:bookmarkEnd w:id="35"/>
+      <w:bookmarkEnd w:id="51"/>
     </w:p>
     <w:p/>
     <w:p>
@@ -7329,7 +7196,7 @@
           <w:szCs w:val="22"/>
         </w:rPr>
       </w:pPr>
-      <w:bookmarkStart w:id="36" w:name="_Toc200740418"/>
+      <w:bookmarkStart w:id="52" w:name="_Toc200772039"/>
       <w:r>
         <w:rPr>
           <w:sz w:val="28"/>
@@ -7345,10 +7212,9 @@
         </w:rPr>
         <w:t>train_models</w:t>
       </w:r>
-      <w:bookmarkEnd w:id="36"/>
-      <w:proofErr w:type="spellEnd"/>
-    </w:p>
-    <w:p/>
+      <w:bookmarkEnd w:id="52"/>
+      <w:proofErr w:type="spellEnd"/>
+    </w:p>
     <w:p>
       <w:r>
         <w:t xml:space="preserve">La fonction </w:t>
@@ -7503,6 +7369,7 @@
           <w:b/>
           <w:bCs/>
         </w:rPr>
+        <w:lastRenderedPageBreak/>
         <w:t>Fonctionnement global</w:t>
       </w:r>
     </w:p>
@@ -8181,6 +8048,24 @@
     </w:p>
     <w:p>
       <w:pPr>
+        <w:spacing w:before="120" w:after="200" w:line="264" w:lineRule="auto"/>
+        <w:rPr>
+          <w:rFonts w:asciiTheme="majorHAnsi" w:eastAsiaTheme="majorEastAsia" w:hAnsiTheme="majorHAnsi" w:cstheme="majorBidi"/>
+          <w:color w:val="007789" w:themeColor="accent1" w:themeShade="BF"/>
+          <w:sz w:val="28"/>
+          <w:szCs w:val="22"/>
+        </w:rPr>
+      </w:pPr>
+      <w:r>
+        <w:rPr>
+          <w:sz w:val="28"/>
+          <w:szCs w:val="22"/>
+        </w:rPr>
+        <w:br w:type="page"/>
+      </w:r>
+    </w:p>
+    <w:p>
+      <w:pPr>
         <w:pStyle w:val="Titre3"/>
         <w:numPr>
           <w:ilvl w:val="2"/>
@@ -8191,12 +8076,13 @@
           <w:szCs w:val="22"/>
         </w:rPr>
       </w:pPr>
-      <w:bookmarkStart w:id="37" w:name="_Toc200740419"/>
+      <w:bookmarkStart w:id="53" w:name="_Toc200772040"/>
       <w:r>
         <w:rPr>
           <w:sz w:val="28"/>
           <w:szCs w:val="22"/>
         </w:rPr>
+        <w:lastRenderedPageBreak/>
         <w:t>Analyse et commentaires des résultats</w:t>
       </w:r>
       <w:r>
@@ -8206,7 +8092,7 @@
         </w:rPr>
         <w:t xml:space="preserve"> obtenus</w:t>
       </w:r>
-      <w:bookmarkEnd w:id="37"/>
+      <w:bookmarkEnd w:id="53"/>
     </w:p>
     <w:p>
       <w:r>
@@ -8296,7 +8182,6 @@
     <w:p/>
     <w:p>
       <w:r>
-        <w:lastRenderedPageBreak/>
         <w:t xml:space="preserve">Pour </w:t>
       </w:r>
       <w:proofErr w:type="spellStart"/>
@@ -8815,6 +8700,7 @@
         </w:numPr>
       </w:pPr>
       <w:r>
+        <w:lastRenderedPageBreak/>
         <w:t>L’importance de la pénalisation (</w:t>
       </w:r>
       <w:proofErr w:type="spellStart"/>
@@ -9120,7 +9006,7 @@
           <w:szCs w:val="22"/>
         </w:rPr>
       </w:pPr>
-      <w:bookmarkStart w:id="38" w:name="_Toc200740420"/>
+      <w:bookmarkStart w:id="54" w:name="_Toc200772041"/>
       <w:r>
         <w:rPr>
           <w:sz w:val="28"/>
@@ -9128,7 +9014,7 @@
         </w:rPr>
         <w:t>Conclusion</w:t>
       </w:r>
-      <w:bookmarkEnd w:id="38"/>
+      <w:bookmarkEnd w:id="54"/>
     </w:p>
     <w:p>
       <w:r>
@@ -9169,16 +9055,17 @@
     <w:p>
       <w:pPr>
         <w:pStyle w:val="Titre1"/>
-      </w:pPr>
-      <w:bookmarkStart w:id="39" w:name="_Toc200740421"/>
+        <w:numPr>
+          <w:ilvl w:val="0"/>
+          <w:numId w:val="57"/>
+        </w:numPr>
+      </w:pPr>
+      <w:bookmarkStart w:id="55" w:name="_Toc200772042"/>
       <w:r>
         <w:lastRenderedPageBreak/>
-        <w:t>Apprentissage</w:t>
-      </w:r>
-      <w:r>
-        <w:t xml:space="preserve"> par renforcement et agents</w:t>
-      </w:r>
-      <w:bookmarkEnd w:id="39"/>
+        <w:t>Apprentissage par renforcement</w:t>
+      </w:r>
+      <w:bookmarkEnd w:id="55"/>
     </w:p>
     <w:p>
       <w:pPr>
@@ -9633,10 +9520,10 @@
         <w:pStyle w:val="Titre2"/>
         <w:numPr>
           <w:ilvl w:val="1"/>
-          <w:numId w:val="69"/>
+          <w:numId w:val="91"/>
         </w:numPr>
       </w:pPr>
-      <w:bookmarkStart w:id="40" w:name="_Toc200740422"/>
+      <w:bookmarkStart w:id="56" w:name="_Toc200772043"/>
       <w:r>
         <w:t>Création</w:t>
       </w:r>
@@ -9646,7 +9533,7 @@
       <w:r>
         <w:t>bâtiment</w:t>
       </w:r>
-      <w:bookmarkEnd w:id="40"/>
+      <w:bookmarkEnd w:id="56"/>
     </w:p>
     <w:p>
       <w:r>
@@ -9815,13 +9702,17 @@
     <w:p>
       <w:pPr>
         <w:pStyle w:val="Titre2"/>
-      </w:pPr>
-      <w:bookmarkStart w:id="41" w:name="_Toc200740423"/>
+        <w:numPr>
+          <w:ilvl w:val="1"/>
+          <w:numId w:val="91"/>
+        </w:numPr>
+      </w:pPr>
+      <w:bookmarkStart w:id="57" w:name="_Toc200772044"/>
       <w:r>
         <w:lastRenderedPageBreak/>
         <w:t>Q-Learning</w:t>
       </w:r>
-      <w:bookmarkEnd w:id="41"/>
+      <w:bookmarkEnd w:id="57"/>
     </w:p>
     <w:p>
       <w:r>
@@ -10773,7 +10664,7 @@
           <w:noProof/>
         </w:rPr>
         <w:drawing>
-          <wp:inline distT="0" distB="0" distL="0" distR="0" wp14:anchorId="5F850D37" wp14:editId="16AFE3E5">
+          <wp:inline distT="0" distB="0" distL="0" distR="0" wp14:anchorId="5F850D37" wp14:editId="5FD3279A">
             <wp:extent cx="5274310" cy="2593340"/>
             <wp:effectExtent l="0" t="0" r="0" b="0"/>
             <wp:docPr id="130279343" name="Image 1" descr="Une image contenant texte, capture d’écran, Police, algèbre&#10;&#10;Le contenu généré par l’IA peut être incorrect."/>
@@ -10818,8 +10709,12 @@
     <w:p>
       <w:pPr>
         <w:pStyle w:val="Titre3"/>
-      </w:pPr>
-      <w:bookmarkStart w:id="42" w:name="_Toc200740424"/>
+        <w:numPr>
+          <w:ilvl w:val="2"/>
+          <w:numId w:val="91"/>
+        </w:numPr>
+      </w:pPr>
+      <w:bookmarkStart w:id="58" w:name="_Toc200772045"/>
       <w:r>
         <w:t xml:space="preserve">Classe </w:t>
       </w:r>
@@ -10827,7 +10722,7 @@
       <w:r>
         <w:t>QlearningAgent</w:t>
       </w:r>
-      <w:bookmarkEnd w:id="42"/>
+      <w:bookmarkEnd w:id="58"/>
       <w:proofErr w:type="spellEnd"/>
     </w:p>
     <w:p>
@@ -16227,14 +16122,14 @@
         <w:pStyle w:val="Titre3"/>
         <w:numPr>
           <w:ilvl w:val="2"/>
-          <w:numId w:val="19"/>
+          <w:numId w:val="91"/>
         </w:numPr>
       </w:pPr>
-      <w:bookmarkStart w:id="43" w:name="_Toc200740425"/>
+      <w:bookmarkStart w:id="59" w:name="_Toc200772046"/>
       <w:r>
         <w:t>Exécution</w:t>
       </w:r>
-      <w:bookmarkEnd w:id="43"/>
+      <w:bookmarkEnd w:id="59"/>
     </w:p>
     <w:p>
       <w:pPr>
@@ -16498,6 +16393,9 @@
         <w:jc w:val="center"/>
       </w:pPr>
       <w:r>
+        <w:rPr>
+          <w:noProof/>
+        </w:rPr>
         <w:drawing>
           <wp:inline distT="0" distB="0" distL="0" distR="0" wp14:anchorId="361A6876" wp14:editId="4E57D07B">
             <wp:extent cx="5274310" cy="3656965"/>
@@ -16556,13 +16454,17 @@
     <w:p>
       <w:pPr>
         <w:pStyle w:val="Titre2"/>
-      </w:pPr>
-      <w:bookmarkStart w:id="44" w:name="_Toc200740426"/>
+        <w:numPr>
+          <w:ilvl w:val="1"/>
+          <w:numId w:val="91"/>
+        </w:numPr>
+      </w:pPr>
+      <w:bookmarkStart w:id="60" w:name="_Toc200772047"/>
       <w:r>
         <w:lastRenderedPageBreak/>
         <w:t>Deep Q-Learning</w:t>
       </w:r>
-      <w:bookmarkEnd w:id="44"/>
+      <w:bookmarkEnd w:id="60"/>
     </w:p>
     <w:p>
       <w:r>
@@ -16675,11 +16577,11 @@
           <w:numId w:val="75"/>
         </w:numPr>
       </w:pPr>
-      <w:bookmarkStart w:id="45" w:name="_Toc200740427"/>
+      <w:bookmarkStart w:id="61" w:name="_Toc200772048"/>
       <w:r>
         <w:t>Le réseau de neurones</w:t>
       </w:r>
-      <w:bookmarkEnd w:id="45"/>
+      <w:bookmarkEnd w:id="61"/>
     </w:p>
     <w:p>
       <w:r>
@@ -18172,10 +18074,7 @@
                         <w:t>Réseau principal</w:t>
                       </w:r>
                       <w:r>
-                        <w:t xml:space="preserve"> </w:t>
-                      </w:r>
-                      <w:r>
-                        <w:t>θ</w:t>
+                        <w:t xml:space="preserve"> θ</w:t>
                       </w:r>
                       <w:r>
                         <w:t xml:space="preserve"> </w:t>
@@ -18792,19 +18691,7 @@
                         <w:jc w:val="center"/>
                       </w:pPr>
                       <w:r>
-                        <w:t xml:space="preserve">Réseau </w:t>
-                      </w:r>
-                      <w:r>
-                        <w:t>cible</w:t>
-                      </w:r>
-                      <w:r>
-                        <w:t xml:space="preserve"> θ</w:t>
-                      </w:r>
-                      <w:r>
-                        <w:t>-</w:t>
-                      </w:r>
-                      <w:r>
-                        <w:t xml:space="preserve"> </w:t>
+                        <w:t xml:space="preserve">Réseau cible θ- </w:t>
                       </w:r>
                     </w:p>
                     <w:p>
@@ -18816,17 +18703,11 @@
                       </w:r>
                       <w:proofErr w:type="gramStart"/>
                       <w:r>
-                        <w:t>’</w:t>
-                      </w:r>
-                      <w:r>
-                        <w:t>,a</w:t>
+                        <w:t>’,a</w:t>
                       </w:r>
                       <w:proofErr w:type="gramEnd"/>
                       <w:r>
-                        <w:t>’</w:t>
-                      </w:r>
-                      <w:r>
-                        <w:t>)</w:t>
+                        <w:t>’)</w:t>
                       </w:r>
                     </w:p>
                   </w:txbxContent>
@@ -18881,12 +18762,16 @@
     <w:p>
       <w:pPr>
         <w:pStyle w:val="Titre3"/>
-      </w:pPr>
-      <w:bookmarkStart w:id="46" w:name="_Toc200740428"/>
+        <w:numPr>
+          <w:ilvl w:val="2"/>
+          <w:numId w:val="93"/>
+        </w:numPr>
+      </w:pPr>
+      <w:bookmarkStart w:id="62" w:name="_Toc200772049"/>
       <w:r>
         <w:t>Replay buffer</w:t>
       </w:r>
-      <w:bookmarkEnd w:id="46"/>
+      <w:bookmarkEnd w:id="62"/>
     </w:p>
     <w:p>
       <w:r>
@@ -21150,8 +21035,12 @@
     <w:p>
       <w:pPr>
         <w:pStyle w:val="Titre3"/>
-      </w:pPr>
-      <w:bookmarkStart w:id="47" w:name="_Toc200740429"/>
+        <w:numPr>
+          <w:ilvl w:val="2"/>
+          <w:numId w:val="93"/>
+        </w:numPr>
+      </w:pPr>
+      <w:bookmarkStart w:id="63" w:name="_Toc200772050"/>
       <w:r>
         <w:t xml:space="preserve">Classe </w:t>
       </w:r>
@@ -21159,7 +21048,7 @@
       <w:r>
         <w:t>DQNAgent</w:t>
       </w:r>
-      <w:bookmarkEnd w:id="47"/>
+      <w:bookmarkEnd w:id="63"/>
       <w:proofErr w:type="spellEnd"/>
     </w:p>
     <w:p>
@@ -24956,15 +24845,19 @@
     <w:p>
       <w:pPr>
         <w:pStyle w:val="Titre3"/>
-      </w:pPr>
-      <w:bookmarkStart w:id="48" w:name="_Toc200740431"/>
+        <w:numPr>
+          <w:ilvl w:val="2"/>
+          <w:numId w:val="93"/>
+        </w:numPr>
+      </w:pPr>
+      <w:bookmarkStart w:id="64" w:name="_Toc200772051"/>
       <w:r>
         <w:t>E</w:t>
       </w:r>
-      <w:bookmarkEnd w:id="48"/>
       <w:r>
         <w:t>xécution</w:t>
       </w:r>
+      <w:bookmarkEnd w:id="64"/>
     </w:p>
     <w:p>
       <w:r>
@@ -25356,6 +25249,9 @@
         <w:jc w:val="center"/>
       </w:pPr>
       <w:r>
+        <w:rPr>
+          <w:noProof/>
+        </w:rPr>
         <w:drawing>
           <wp:inline distT="0" distB="0" distL="0" distR="0" wp14:anchorId="3B3792BF" wp14:editId="4D745D37">
             <wp:extent cx="4671595" cy="2262118"/>
@@ -25433,8 +25329,12 @@
     <w:p>
       <w:pPr>
         <w:pStyle w:val="Titre2"/>
-      </w:pPr>
-      <w:bookmarkStart w:id="49" w:name="_Toc200740433"/>
+        <w:numPr>
+          <w:ilvl w:val="1"/>
+          <w:numId w:val="93"/>
+        </w:numPr>
+      </w:pPr>
+      <w:bookmarkStart w:id="65" w:name="_Toc200772052"/>
       <w:r>
         <w:lastRenderedPageBreak/>
         <w:t>Organisation d’a</w:t>
@@ -25442,7 +25342,7 @@
       <w:r>
         <w:t>gents</w:t>
       </w:r>
-      <w:bookmarkEnd w:id="49"/>
+      <w:bookmarkEnd w:id="65"/>
     </w:p>
     <w:p>
       <w:r>
@@ -25492,14 +25392,14 @@
         <w:pStyle w:val="Titre3"/>
         <w:numPr>
           <w:ilvl w:val="2"/>
-          <w:numId w:val="35"/>
+          <w:numId w:val="95"/>
         </w:numPr>
       </w:pPr>
-      <w:bookmarkStart w:id="50" w:name="_Toc200740434"/>
+      <w:bookmarkStart w:id="66" w:name="_Toc200772053"/>
       <w:r>
         <w:t>Agents non-collaboratifs</w:t>
       </w:r>
-      <w:bookmarkEnd w:id="50"/>
+      <w:bookmarkEnd w:id="66"/>
     </w:p>
     <w:p>
       <w:r>
@@ -28429,6 +28329,9 @@
     <w:p/>
     <w:p>
       <w:r>
+        <w:rPr>
+          <w:noProof/>
+        </w:rPr>
         <w:drawing>
           <wp:inline distT="0" distB="0" distL="0" distR="0" wp14:anchorId="24DB86A2" wp14:editId="288D5EF8">
             <wp:extent cx="5274310" cy="2236470"/>
@@ -28476,14 +28379,14 @@
         <w:pStyle w:val="Titre3"/>
         <w:numPr>
           <w:ilvl w:val="2"/>
-          <w:numId w:val="35"/>
+          <w:numId w:val="95"/>
         </w:numPr>
       </w:pPr>
-      <w:bookmarkStart w:id="51" w:name="_Toc200740435"/>
+      <w:bookmarkStart w:id="67" w:name="_Toc200772054"/>
       <w:r>
         <w:t>Agents collaboratifs</w:t>
       </w:r>
-      <w:bookmarkEnd w:id="51"/>
+      <w:bookmarkEnd w:id="67"/>
     </w:p>
     <w:p>
       <w:r>
@@ -32082,6 +31985,7 @@
       <w:r>
         <w:rPr>
           <w:rFonts w:ascii="Menlo" w:hAnsi="Menlo" w:cs="Menlo"/>
+          <w:noProof/>
           <w:color w:val="333333"/>
           <w:sz w:val="18"/>
           <w:szCs w:val="18"/>
@@ -32161,12 +32065,16 @@
     <w:p>
       <w:pPr>
         <w:pStyle w:val="Titre3"/>
-      </w:pPr>
-      <w:bookmarkStart w:id="52" w:name="_Toc200740436"/>
+        <w:numPr>
+          <w:ilvl w:val="2"/>
+          <w:numId w:val="95"/>
+        </w:numPr>
+      </w:pPr>
+      <w:bookmarkStart w:id="68" w:name="_Toc200772055"/>
       <w:r>
         <w:t>Hiérarchie d’agents</w:t>
       </w:r>
-      <w:bookmarkEnd w:id="52"/>
+      <w:bookmarkEnd w:id="68"/>
     </w:p>
     <w:p>
       <w:r>
@@ -39187,6 +39095,7 @@
       </w:pPr>
       <w:r>
         <w:rPr>
+          <w:noProof/>
           <w:sz w:val="21"/>
           <w:szCs w:val="21"/>
         </w:rPr>
@@ -39248,13 +39157,17 @@
     <w:p>
       <w:pPr>
         <w:pStyle w:val="Titre2"/>
-      </w:pPr>
-      <w:bookmarkStart w:id="53" w:name="_Toc200740437"/>
+        <w:numPr>
+          <w:ilvl w:val="1"/>
+          <w:numId w:val="95"/>
+        </w:numPr>
+      </w:pPr>
+      <w:bookmarkStart w:id="69" w:name="_Toc200772056"/>
       <w:r>
         <w:lastRenderedPageBreak/>
         <w:t>Conclusion</w:t>
       </w:r>
-      <w:bookmarkEnd w:id="53"/>
+      <w:bookmarkEnd w:id="69"/>
     </w:p>
     <w:p/>
     <w:p>
@@ -39420,8 +39333,12 @@
     <w:p>
       <w:pPr>
         <w:pStyle w:val="Titre1"/>
-      </w:pPr>
-      <w:bookmarkStart w:id="54" w:name="_Toc200740438"/>
+        <w:numPr>
+          <w:ilvl w:val="0"/>
+          <w:numId w:val="95"/>
+        </w:numPr>
+      </w:pPr>
+      <w:bookmarkStart w:id="70" w:name="_Toc200772057"/>
       <w:r>
         <w:lastRenderedPageBreak/>
         <w:t xml:space="preserve">Annexe 1 : </w:t>
@@ -39429,7 +39346,7 @@
       <w:r>
         <w:t>bibliographie</w:t>
       </w:r>
-      <w:bookmarkEnd w:id="54"/>
+      <w:bookmarkEnd w:id="70"/>
     </w:p>
     <w:p/>
     <w:p>
@@ -41164,6 +41081,120 @@
     </w:lvl>
   </w:abstractNum>
   <w:abstractNum w:abstractNumId="6" w15:restartNumberingAfterBreak="0">
+    <w:nsid w:val="08310301"/>
+    <w:multiLevelType w:val="multilevel"/>
+    <w:tmpl w:val="46EA12EE"/>
+    <w:styleLink w:val="Listeactuelle30"/>
+    <w:lvl w:ilvl="0">
+      <w:start w:val="1"/>
+      <w:numFmt w:val="decimal"/>
+      <w:lvlText w:val="%1."/>
+      <w:lvlJc w:val="left"/>
+      <w:pPr>
+        <w:ind w:left="720" w:hanging="360"/>
+      </w:pPr>
+      <w:rPr>
+        <w:rFonts w:hint="default"/>
+      </w:rPr>
+    </w:lvl>
+    <w:lvl w:ilvl="1">
+      <w:start w:val="1"/>
+      <w:numFmt w:val="decimal"/>
+      <w:lvlText w:val="%1.%2."/>
+      <w:lvlJc w:val="left"/>
+      <w:pPr>
+        <w:ind w:left="999" w:hanging="432"/>
+      </w:pPr>
+      <w:rPr>
+        <w:rFonts w:hint="default"/>
+      </w:rPr>
+    </w:lvl>
+    <w:lvl w:ilvl="2">
+      <w:start w:val="1"/>
+      <w:numFmt w:val="decimal"/>
+      <w:lvlText w:val="%1.%2.%3."/>
+      <w:lvlJc w:val="left"/>
+      <w:pPr>
+        <w:ind w:left="1584" w:hanging="504"/>
+      </w:pPr>
+      <w:rPr>
+        <w:rFonts w:hint="default"/>
+      </w:rPr>
+    </w:lvl>
+    <w:lvl w:ilvl="3">
+      <w:start w:val="1"/>
+      <w:numFmt w:val="decimal"/>
+      <w:lvlText w:val="%1.%2.%3.%4."/>
+      <w:lvlJc w:val="left"/>
+      <w:pPr>
+        <w:ind w:left="2088" w:hanging="648"/>
+      </w:pPr>
+      <w:rPr>
+        <w:rFonts w:hint="default"/>
+      </w:rPr>
+    </w:lvl>
+    <w:lvl w:ilvl="4">
+      <w:start w:val="1"/>
+      <w:numFmt w:val="decimal"/>
+      <w:lvlText w:val="%1.%2.%3.%4.%5."/>
+      <w:lvlJc w:val="left"/>
+      <w:pPr>
+        <w:ind w:left="2592" w:hanging="792"/>
+      </w:pPr>
+      <w:rPr>
+        <w:rFonts w:hint="default"/>
+      </w:rPr>
+    </w:lvl>
+    <w:lvl w:ilvl="5">
+      <w:start w:val="1"/>
+      <w:numFmt w:val="decimal"/>
+      <w:lvlText w:val="%1.%2.%3.%4.%5.%6."/>
+      <w:lvlJc w:val="left"/>
+      <w:pPr>
+        <w:ind w:left="3096" w:hanging="936"/>
+      </w:pPr>
+      <w:rPr>
+        <w:rFonts w:hint="default"/>
+      </w:rPr>
+    </w:lvl>
+    <w:lvl w:ilvl="6">
+      <w:start w:val="1"/>
+      <w:numFmt w:val="decimal"/>
+      <w:lvlText w:val="%1.%2.%3.%4.%5.%6.%7."/>
+      <w:lvlJc w:val="left"/>
+      <w:pPr>
+        <w:ind w:left="3600" w:hanging="1080"/>
+      </w:pPr>
+      <w:rPr>
+        <w:rFonts w:hint="default"/>
+      </w:rPr>
+    </w:lvl>
+    <w:lvl w:ilvl="7">
+      <w:start w:val="1"/>
+      <w:numFmt w:val="decimal"/>
+      <w:lvlText w:val="%1.%2.%3.%4.%5.%6.%7.%8."/>
+      <w:lvlJc w:val="left"/>
+      <w:pPr>
+        <w:ind w:left="4104" w:hanging="1224"/>
+      </w:pPr>
+      <w:rPr>
+        <w:rFonts w:hint="default"/>
+      </w:rPr>
+    </w:lvl>
+    <w:lvl w:ilvl="8">
+      <w:start w:val="1"/>
+      <w:numFmt w:val="decimal"/>
+      <w:lvlText w:val="%1.%2.%3.%4.%5.%6.%7.%8.%9."/>
+      <w:lvlJc w:val="left"/>
+      <w:pPr>
+        <w:ind w:left="4680" w:hanging="1440"/>
+      </w:pPr>
+      <w:rPr>
+        <w:rFonts w:hint="default"/>
+      </w:rPr>
+    </w:lvl>
+  </w:abstractNum>
+  <w:abstractNum w:abstractNumId="7" w15:restartNumberingAfterBreak="0">
     <w:nsid w:val="09C91F83"/>
     <w:multiLevelType w:val="hybridMultilevel"/>
     <w:tmpl w:val="27A6763C"/>
@@ -41249,7 +41280,7 @@
       </w:pPr>
     </w:lvl>
   </w:abstractNum>
-  <w:abstractNum w:abstractNumId="7" w15:restartNumberingAfterBreak="0">
+  <w:abstractNum w:abstractNumId="8" w15:restartNumberingAfterBreak="0">
     <w:nsid w:val="09E07A4C"/>
     <w:multiLevelType w:val="hybridMultilevel"/>
     <w:tmpl w:val="1C309C3E"/>
@@ -41362,7 +41393,7 @@
       </w:rPr>
     </w:lvl>
   </w:abstractNum>
-  <w:abstractNum w:abstractNumId="8" w15:restartNumberingAfterBreak="0">
+  <w:abstractNum w:abstractNumId="9" w15:restartNumberingAfterBreak="0">
     <w:nsid w:val="0A080C82"/>
     <w:multiLevelType w:val="multilevel"/>
     <w:tmpl w:val="4BFE9E82"/>
@@ -41476,7 +41507,7 @@
       </w:rPr>
     </w:lvl>
   </w:abstractNum>
-  <w:abstractNum w:abstractNumId="9" w15:restartNumberingAfterBreak="0">
+  <w:abstractNum w:abstractNumId="10" w15:restartNumberingAfterBreak="0">
     <w:nsid w:val="0ABF6485"/>
     <w:multiLevelType w:val="multilevel"/>
     <w:tmpl w:val="2AA462D6"/>
@@ -41625,7 +41656,7 @@
       </w:rPr>
     </w:lvl>
   </w:abstractNum>
-  <w:abstractNum w:abstractNumId="10" w15:restartNumberingAfterBreak="0">
+  <w:abstractNum w:abstractNumId="11" w15:restartNumberingAfterBreak="0">
     <w:nsid w:val="0E906748"/>
     <w:multiLevelType w:val="multilevel"/>
     <w:tmpl w:val="487ADD62"/>
@@ -41738,7 +41769,7 @@
       </w:rPr>
     </w:lvl>
   </w:abstractNum>
-  <w:abstractNum w:abstractNumId="11" w15:restartNumberingAfterBreak="0">
+  <w:abstractNum w:abstractNumId="12" w15:restartNumberingAfterBreak="0">
     <w:nsid w:val="0FC23956"/>
     <w:multiLevelType w:val="multilevel"/>
     <w:tmpl w:val="78CEE742"/>
@@ -41851,7 +41882,7 @@
       </w:rPr>
     </w:lvl>
   </w:abstractNum>
-  <w:abstractNum w:abstractNumId="12" w15:restartNumberingAfterBreak="0">
+  <w:abstractNum w:abstractNumId="13" w15:restartNumberingAfterBreak="0">
     <w:nsid w:val="0FDE681F"/>
     <w:multiLevelType w:val="hybridMultilevel"/>
     <w:tmpl w:val="C85AC16A"/>
@@ -41964,7 +41995,7 @@
       </w:rPr>
     </w:lvl>
   </w:abstractNum>
-  <w:abstractNum w:abstractNumId="13" w15:restartNumberingAfterBreak="0">
+  <w:abstractNum w:abstractNumId="14" w15:restartNumberingAfterBreak="0">
     <w:nsid w:val="11801C86"/>
     <w:multiLevelType w:val="hybridMultilevel"/>
     <w:tmpl w:val="E60AC36C"/>
@@ -42077,7 +42108,7 @@
       </w:rPr>
     </w:lvl>
   </w:abstractNum>
-  <w:abstractNum w:abstractNumId="14" w15:restartNumberingAfterBreak="0">
+  <w:abstractNum w:abstractNumId="15" w15:restartNumberingAfterBreak="0">
     <w:nsid w:val="140E0E20"/>
     <w:multiLevelType w:val="multilevel"/>
     <w:tmpl w:val="9DF6637A"/>
@@ -42191,7 +42222,7 @@
       </w:rPr>
     </w:lvl>
   </w:abstractNum>
-  <w:abstractNum w:abstractNumId="15" w15:restartNumberingAfterBreak="0">
+  <w:abstractNum w:abstractNumId="16" w15:restartNumberingAfterBreak="0">
     <w:nsid w:val="16D06C34"/>
     <w:multiLevelType w:val="multilevel"/>
     <w:tmpl w:val="F8F46D50"/>
@@ -42305,7 +42336,7 @@
       </w:rPr>
     </w:lvl>
   </w:abstractNum>
-  <w:abstractNum w:abstractNumId="16" w15:restartNumberingAfterBreak="0">
+  <w:abstractNum w:abstractNumId="17" w15:restartNumberingAfterBreak="0">
     <w:nsid w:val="180A766B"/>
     <w:multiLevelType w:val="multilevel"/>
     <w:tmpl w:val="D41845EA"/>
@@ -42419,7 +42450,7 @@
       </w:rPr>
     </w:lvl>
   </w:abstractNum>
-  <w:abstractNum w:abstractNumId="17" w15:restartNumberingAfterBreak="0">
+  <w:abstractNum w:abstractNumId="18" w15:restartNumberingAfterBreak="0">
     <w:nsid w:val="18E2571F"/>
     <w:multiLevelType w:val="hybridMultilevel"/>
     <w:tmpl w:val="1CCE7B9A"/>
@@ -42532,7 +42563,7 @@
       </w:rPr>
     </w:lvl>
   </w:abstractNum>
-  <w:abstractNum w:abstractNumId="18" w15:restartNumberingAfterBreak="0">
+  <w:abstractNum w:abstractNumId="19" w15:restartNumberingAfterBreak="0">
     <w:nsid w:val="1AC76E4B"/>
     <w:multiLevelType w:val="multilevel"/>
     <w:tmpl w:val="26BA002A"/>
@@ -42653,7 +42684,7 @@
       </w:pPr>
     </w:lvl>
   </w:abstractNum>
-  <w:abstractNum w:abstractNumId="19" w15:restartNumberingAfterBreak="0">
+  <w:abstractNum w:abstractNumId="20" w15:restartNumberingAfterBreak="0">
     <w:nsid w:val="1C2D3389"/>
     <w:multiLevelType w:val="hybridMultilevel"/>
     <w:tmpl w:val="BCF80B8C"/>
@@ -42742,7 +42773,7 @@
       </w:pPr>
     </w:lvl>
   </w:abstractNum>
-  <w:abstractNum w:abstractNumId="20" w15:restartNumberingAfterBreak="0">
+  <w:abstractNum w:abstractNumId="21" w15:restartNumberingAfterBreak="0">
     <w:nsid w:val="1D3363D7"/>
     <w:multiLevelType w:val="multilevel"/>
     <w:tmpl w:val="CE00940C"/>
@@ -42856,7 +42887,120 @@
       </w:rPr>
     </w:lvl>
   </w:abstractNum>
-  <w:abstractNum w:abstractNumId="21" w15:restartNumberingAfterBreak="0">
+  <w:abstractNum w:abstractNumId="22" w15:restartNumberingAfterBreak="0">
+    <w:nsid w:val="1F6465F5"/>
+    <w:multiLevelType w:val="multilevel"/>
+    <w:tmpl w:val="5DC82AD0"/>
+    <w:lvl w:ilvl="0">
+      <w:start w:val="2"/>
+      <w:numFmt w:val="decimal"/>
+      <w:lvlText w:val="%1"/>
+      <w:lvlJc w:val="left"/>
+      <w:pPr>
+        <w:ind w:left="620" w:hanging="620"/>
+      </w:pPr>
+      <w:rPr>
+        <w:rFonts w:hint="default"/>
+      </w:rPr>
+    </w:lvl>
+    <w:lvl w:ilvl="1">
+      <w:start w:val="3"/>
+      <w:numFmt w:val="decimal"/>
+      <w:lvlText w:val="%1.%2"/>
+      <w:lvlJc w:val="left"/>
+      <w:pPr>
+        <w:ind w:left="1429" w:hanging="720"/>
+      </w:pPr>
+      <w:rPr>
+        <w:rFonts w:hint="default"/>
+      </w:rPr>
+    </w:lvl>
+    <w:lvl w:ilvl="2">
+      <w:start w:val="2"/>
+      <w:numFmt w:val="decimal"/>
+      <w:lvlText w:val="%1.%2.%3"/>
+      <w:lvlJc w:val="left"/>
+      <w:pPr>
+        <w:ind w:left="2138" w:hanging="720"/>
+      </w:pPr>
+      <w:rPr>
+        <w:rFonts w:hint="default"/>
+      </w:rPr>
+    </w:lvl>
+    <w:lvl w:ilvl="3">
+      <w:start w:val="1"/>
+      <w:numFmt w:val="decimal"/>
+      <w:lvlText w:val="%1.%2.%3.%4"/>
+      <w:lvlJc w:val="left"/>
+      <w:pPr>
+        <w:ind w:left="3207" w:hanging="1080"/>
+      </w:pPr>
+      <w:rPr>
+        <w:rFonts w:hint="default"/>
+      </w:rPr>
+    </w:lvl>
+    <w:lvl w:ilvl="4">
+      <w:start w:val="1"/>
+      <w:numFmt w:val="decimal"/>
+      <w:lvlText w:val="%1.%2.%3.%4.%5"/>
+      <w:lvlJc w:val="left"/>
+      <w:pPr>
+        <w:ind w:left="4276" w:hanging="1440"/>
+      </w:pPr>
+      <w:rPr>
+        <w:rFonts w:hint="default"/>
+      </w:rPr>
+    </w:lvl>
+    <w:lvl w:ilvl="5">
+      <w:start w:val="1"/>
+      <w:numFmt w:val="decimal"/>
+      <w:lvlText w:val="%1.%2.%3.%4.%5.%6"/>
+      <w:lvlJc w:val="left"/>
+      <w:pPr>
+        <w:ind w:left="5345" w:hanging="1800"/>
+      </w:pPr>
+      <w:rPr>
+        <w:rFonts w:hint="default"/>
+      </w:rPr>
+    </w:lvl>
+    <w:lvl w:ilvl="6">
+      <w:start w:val="1"/>
+      <w:numFmt w:val="decimal"/>
+      <w:lvlText w:val="%1.%2.%3.%4.%5.%6.%7"/>
+      <w:lvlJc w:val="left"/>
+      <w:pPr>
+        <w:ind w:left="6054" w:hanging="1800"/>
+      </w:pPr>
+      <w:rPr>
+        <w:rFonts w:hint="default"/>
+      </w:rPr>
+    </w:lvl>
+    <w:lvl w:ilvl="7">
+      <w:start w:val="1"/>
+      <w:numFmt w:val="decimal"/>
+      <w:lvlText w:val="%1.%2.%3.%4.%5.%6.%7.%8"/>
+      <w:lvlJc w:val="left"/>
+      <w:pPr>
+        <w:ind w:left="7123" w:hanging="2160"/>
+      </w:pPr>
+      <w:rPr>
+        <w:rFonts w:hint="default"/>
+      </w:rPr>
+    </w:lvl>
+    <w:lvl w:ilvl="8">
+      <w:start w:val="1"/>
+      <w:numFmt w:val="decimal"/>
+      <w:lvlText w:val="%1.%2.%3.%4.%5.%6.%7.%8.%9"/>
+      <w:lvlJc w:val="left"/>
+      <w:pPr>
+        <w:ind w:left="8192" w:hanging="2520"/>
+      </w:pPr>
+      <w:rPr>
+        <w:rFonts w:hint="default"/>
+      </w:rPr>
+    </w:lvl>
+  </w:abstractNum>
+  <w:abstractNum w:abstractNumId="23" w15:restartNumberingAfterBreak="0">
     <w:nsid w:val="226A7ECF"/>
     <w:multiLevelType w:val="multilevel"/>
     <w:tmpl w:val="444A3054"/>
@@ -43005,7 +43149,7 @@
       </w:rPr>
     </w:lvl>
   </w:abstractNum>
-  <w:abstractNum w:abstractNumId="22" w15:restartNumberingAfterBreak="0">
+  <w:abstractNum w:abstractNumId="24" w15:restartNumberingAfterBreak="0">
     <w:nsid w:val="24CE3032"/>
     <w:multiLevelType w:val="multilevel"/>
     <w:tmpl w:val="32D68AB4"/>
@@ -43119,7 +43263,7 @@
       </w:rPr>
     </w:lvl>
   </w:abstractNum>
-  <w:abstractNum w:abstractNumId="23" w15:restartNumberingAfterBreak="0">
+  <w:abstractNum w:abstractNumId="25" w15:restartNumberingAfterBreak="0">
     <w:nsid w:val="25FD1A96"/>
     <w:multiLevelType w:val="hybridMultilevel"/>
     <w:tmpl w:val="68064866"/>
@@ -43208,7 +43352,7 @@
       </w:pPr>
     </w:lvl>
   </w:abstractNum>
-  <w:abstractNum w:abstractNumId="24" w15:restartNumberingAfterBreak="0">
+  <w:abstractNum w:abstractNumId="26" w15:restartNumberingAfterBreak="0">
     <w:nsid w:val="26DB67B5"/>
     <w:multiLevelType w:val="hybridMultilevel"/>
     <w:tmpl w:val="7716EB0C"/>
@@ -43321,7 +43465,7 @@
       </w:rPr>
     </w:lvl>
   </w:abstractNum>
-  <w:abstractNum w:abstractNumId="25" w15:restartNumberingAfterBreak="0">
+  <w:abstractNum w:abstractNumId="27" w15:restartNumberingAfterBreak="0">
     <w:nsid w:val="278C687A"/>
     <w:multiLevelType w:val="multilevel"/>
     <w:tmpl w:val="D1460A00"/>
@@ -43470,7 +43614,7 @@
       </w:rPr>
     </w:lvl>
   </w:abstractNum>
-  <w:abstractNum w:abstractNumId="26" w15:restartNumberingAfterBreak="0">
+  <w:abstractNum w:abstractNumId="28" w15:restartNumberingAfterBreak="0">
     <w:nsid w:val="280A3609"/>
     <w:multiLevelType w:val="hybridMultilevel"/>
     <w:tmpl w:val="62D2A368"/>
@@ -43583,13 +43727,126 @@
       </w:rPr>
     </w:lvl>
   </w:abstractNum>
-  <w:abstractNum w:abstractNumId="27" w15:restartNumberingAfterBreak="0">
-    <w:nsid w:val="2DBE1DA1"/>
+  <w:abstractNum w:abstractNumId="29" w15:restartNumberingAfterBreak="0">
+    <w:nsid w:val="2D82185B"/>
     <w:multiLevelType w:val="multilevel"/>
-    <w:tmpl w:val="88B28FB6"/>
+    <w:tmpl w:val="1AE4EF66"/>
     <w:lvl w:ilvl="0">
       <w:start w:val="2"/>
       <w:numFmt w:val="decimal"/>
+      <w:lvlText w:val="%1"/>
+      <w:lvlJc w:val="left"/>
+      <w:pPr>
+        <w:ind w:left="580" w:hanging="580"/>
+      </w:pPr>
+      <w:rPr>
+        <w:rFonts w:hint="default"/>
+      </w:rPr>
+    </w:lvl>
+    <w:lvl w:ilvl="1">
+      <w:start w:val="4"/>
+      <w:numFmt w:val="decimal"/>
+      <w:lvlText w:val="%1.%2"/>
+      <w:lvlJc w:val="left"/>
+      <w:pPr>
+        <w:ind w:left="1429" w:hanging="720"/>
+      </w:pPr>
+      <w:rPr>
+        <w:rFonts w:hint="default"/>
+      </w:rPr>
+    </w:lvl>
+    <w:lvl w:ilvl="2">
+      <w:start w:val="1"/>
+      <w:numFmt w:val="decimal"/>
+      <w:lvlText w:val="%1.%2.%3"/>
+      <w:lvlJc w:val="left"/>
+      <w:pPr>
+        <w:ind w:left="2138" w:hanging="720"/>
+      </w:pPr>
+      <w:rPr>
+        <w:rFonts w:hint="default"/>
+      </w:rPr>
+    </w:lvl>
+    <w:lvl w:ilvl="3">
+      <w:start w:val="1"/>
+      <w:numFmt w:val="decimal"/>
+      <w:lvlText w:val="%1.%2.%3.%4"/>
+      <w:lvlJc w:val="left"/>
+      <w:pPr>
+        <w:ind w:left="3207" w:hanging="1080"/>
+      </w:pPr>
+      <w:rPr>
+        <w:rFonts w:hint="default"/>
+      </w:rPr>
+    </w:lvl>
+    <w:lvl w:ilvl="4">
+      <w:start w:val="1"/>
+      <w:numFmt w:val="decimal"/>
+      <w:lvlText w:val="%1.%2.%3.%4.%5"/>
+      <w:lvlJc w:val="left"/>
+      <w:pPr>
+        <w:ind w:left="4276" w:hanging="1440"/>
+      </w:pPr>
+      <w:rPr>
+        <w:rFonts w:hint="default"/>
+      </w:rPr>
+    </w:lvl>
+    <w:lvl w:ilvl="5">
+      <w:start w:val="1"/>
+      <w:numFmt w:val="decimal"/>
+      <w:lvlText w:val="%1.%2.%3.%4.%5.%6"/>
+      <w:lvlJc w:val="left"/>
+      <w:pPr>
+        <w:ind w:left="5345" w:hanging="1800"/>
+      </w:pPr>
+      <w:rPr>
+        <w:rFonts w:hint="default"/>
+      </w:rPr>
+    </w:lvl>
+    <w:lvl w:ilvl="6">
+      <w:start w:val="1"/>
+      <w:numFmt w:val="decimal"/>
+      <w:lvlText w:val="%1.%2.%3.%4.%5.%6.%7"/>
+      <w:lvlJc w:val="left"/>
+      <w:pPr>
+        <w:ind w:left="6054" w:hanging="1800"/>
+      </w:pPr>
+      <w:rPr>
+        <w:rFonts w:hint="default"/>
+      </w:rPr>
+    </w:lvl>
+    <w:lvl w:ilvl="7">
+      <w:start w:val="1"/>
+      <w:numFmt w:val="decimal"/>
+      <w:lvlText w:val="%1.%2.%3.%4.%5.%6.%7.%8"/>
+      <w:lvlJc w:val="left"/>
+      <w:pPr>
+        <w:ind w:left="7123" w:hanging="2160"/>
+      </w:pPr>
+      <w:rPr>
+        <w:rFonts w:hint="default"/>
+      </w:rPr>
+    </w:lvl>
+    <w:lvl w:ilvl="8">
+      <w:start w:val="1"/>
+      <w:numFmt w:val="decimal"/>
+      <w:lvlText w:val="%1.%2.%3.%4.%5.%6.%7.%8.%9"/>
+      <w:lvlJc w:val="left"/>
+      <w:pPr>
+        <w:ind w:left="8192" w:hanging="2520"/>
+      </w:pPr>
+      <w:rPr>
+        <w:rFonts w:hint="default"/>
+      </w:rPr>
+    </w:lvl>
+  </w:abstractNum>
+  <w:abstractNum w:abstractNumId="30" w15:restartNumberingAfterBreak="0">
+    <w:nsid w:val="2DBE1DA1"/>
+    <w:multiLevelType w:val="multilevel"/>
+    <w:tmpl w:val="09CE7526"/>
+    <w:lvl w:ilvl="0">
+      <w:start w:val="1"/>
+      <w:numFmt w:val="decimal"/>
       <w:lvlText w:val="%1."/>
       <w:lvlJc w:val="left"/>
       <w:pPr>
@@ -43697,7 +43954,7 @@
       </w:rPr>
     </w:lvl>
   </w:abstractNum>
-  <w:abstractNum w:abstractNumId="28" w15:restartNumberingAfterBreak="0">
+  <w:abstractNum w:abstractNumId="31" w15:restartNumberingAfterBreak="0">
     <w:nsid w:val="2EB22C5A"/>
     <w:multiLevelType w:val="multilevel"/>
     <w:tmpl w:val="AAFE761A"/>
@@ -43811,7 +44068,7 @@
       </w:rPr>
     </w:lvl>
   </w:abstractNum>
-  <w:abstractNum w:abstractNumId="29" w15:restartNumberingAfterBreak="0">
+  <w:abstractNum w:abstractNumId="32" w15:restartNumberingAfterBreak="0">
     <w:nsid w:val="2F2D0F3E"/>
     <w:multiLevelType w:val="multilevel"/>
     <w:tmpl w:val="CCEC20DE"/>
@@ -43924,7 +44181,7 @@
       </w:rPr>
     </w:lvl>
   </w:abstractNum>
-  <w:abstractNum w:abstractNumId="30" w15:restartNumberingAfterBreak="0">
+  <w:abstractNum w:abstractNumId="33" w15:restartNumberingAfterBreak="0">
     <w:nsid w:val="2FA228DD"/>
     <w:multiLevelType w:val="multilevel"/>
     <w:tmpl w:val="DD84CDA6"/>
@@ -44073,7 +44330,7 @@
       </w:rPr>
     </w:lvl>
   </w:abstractNum>
-  <w:abstractNum w:abstractNumId="31" w15:restartNumberingAfterBreak="0">
+  <w:abstractNum w:abstractNumId="34" w15:restartNumberingAfterBreak="0">
     <w:nsid w:val="30C93F85"/>
     <w:multiLevelType w:val="multilevel"/>
     <w:tmpl w:val="AA783B04"/>
@@ -44187,7 +44444,7 @@
       </w:rPr>
     </w:lvl>
   </w:abstractNum>
-  <w:abstractNum w:abstractNumId="32" w15:restartNumberingAfterBreak="0">
+  <w:abstractNum w:abstractNumId="35" w15:restartNumberingAfterBreak="0">
     <w:nsid w:val="317D52F9"/>
     <w:multiLevelType w:val="multilevel"/>
     <w:tmpl w:val="AAC03C48"/>
@@ -44336,7 +44593,7 @@
       </w:rPr>
     </w:lvl>
   </w:abstractNum>
-  <w:abstractNum w:abstractNumId="33" w15:restartNumberingAfterBreak="0">
+  <w:abstractNum w:abstractNumId="36" w15:restartNumberingAfterBreak="0">
     <w:nsid w:val="321D2E13"/>
     <w:multiLevelType w:val="multilevel"/>
     <w:tmpl w:val="A2EA7A0A"/>
@@ -44485,7 +44742,7 @@
       </w:rPr>
     </w:lvl>
   </w:abstractNum>
-  <w:abstractNum w:abstractNumId="34" w15:restartNumberingAfterBreak="0">
+  <w:abstractNum w:abstractNumId="37" w15:restartNumberingAfterBreak="0">
     <w:nsid w:val="36C979B7"/>
     <w:multiLevelType w:val="hybridMultilevel"/>
     <w:tmpl w:val="8D8A58B2"/>
@@ -44571,7 +44828,7 @@
       </w:pPr>
     </w:lvl>
   </w:abstractNum>
-  <w:abstractNum w:abstractNumId="35" w15:restartNumberingAfterBreak="0">
+  <w:abstractNum w:abstractNumId="38" w15:restartNumberingAfterBreak="0">
     <w:nsid w:val="3A39656D"/>
     <w:multiLevelType w:val="multilevel"/>
     <w:tmpl w:val="487ADD62"/>
@@ -44684,7 +44941,7 @@
       </w:rPr>
     </w:lvl>
   </w:abstractNum>
-  <w:abstractNum w:abstractNumId="36" w15:restartNumberingAfterBreak="0">
+  <w:abstractNum w:abstractNumId="39" w15:restartNumberingAfterBreak="0">
     <w:nsid w:val="3B5D2BD7"/>
     <w:multiLevelType w:val="multilevel"/>
     <w:tmpl w:val="1A220448"/>
@@ -44806,7 +45063,7 @@
       </w:rPr>
     </w:lvl>
   </w:abstractNum>
-  <w:abstractNum w:abstractNumId="37" w15:restartNumberingAfterBreak="0">
+  <w:abstractNum w:abstractNumId="40" w15:restartNumberingAfterBreak="0">
     <w:nsid w:val="3DE70586"/>
     <w:multiLevelType w:val="multilevel"/>
     <w:tmpl w:val="9C2A91FC"/>
@@ -44896,12 +45153,12 @@
       </w:pPr>
     </w:lvl>
   </w:abstractNum>
-  <w:abstractNum w:abstractNumId="38" w15:restartNumberingAfterBreak="0">
+  <w:abstractNum w:abstractNumId="41" w15:restartNumberingAfterBreak="0">
     <w:nsid w:val="3E051731"/>
     <w:multiLevelType w:val="multilevel"/>
-    <w:tmpl w:val="4D02BA64"/>
+    <w:tmpl w:val="C346F538"/>
     <w:lvl w:ilvl="0">
-      <w:start w:val="2"/>
+      <w:start w:val="1"/>
       <w:numFmt w:val="decimal"/>
       <w:pStyle w:val="Titre1"/>
       <w:lvlText w:val="%1."/>
@@ -45018,7 +45275,7 @@
       </w:rPr>
     </w:lvl>
   </w:abstractNum>
-  <w:abstractNum w:abstractNumId="39" w15:restartNumberingAfterBreak="0">
+  <w:abstractNum w:abstractNumId="42" w15:restartNumberingAfterBreak="0">
     <w:nsid w:val="3F9276A7"/>
     <w:multiLevelType w:val="multilevel"/>
     <w:tmpl w:val="FE4A0B58"/>
@@ -45132,7 +45389,7 @@
       </w:rPr>
     </w:lvl>
   </w:abstractNum>
-  <w:abstractNum w:abstractNumId="40" w15:restartNumberingAfterBreak="0">
+  <w:abstractNum w:abstractNumId="43" w15:restartNumberingAfterBreak="0">
     <w:nsid w:val="420D3617"/>
     <w:multiLevelType w:val="hybridMultilevel"/>
     <w:tmpl w:val="BCF80B8C"/>
@@ -45221,7 +45478,7 @@
       </w:pPr>
     </w:lvl>
   </w:abstractNum>
-  <w:abstractNum w:abstractNumId="41" w15:restartNumberingAfterBreak="0">
+  <w:abstractNum w:abstractNumId="44" w15:restartNumberingAfterBreak="0">
     <w:nsid w:val="42307AB7"/>
     <w:multiLevelType w:val="hybridMultilevel"/>
     <w:tmpl w:val="3EF6F254"/>
@@ -45334,7 +45591,7 @@
       </w:rPr>
     </w:lvl>
   </w:abstractNum>
-  <w:abstractNum w:abstractNumId="42" w15:restartNumberingAfterBreak="0">
+  <w:abstractNum w:abstractNumId="45" w15:restartNumberingAfterBreak="0">
     <w:nsid w:val="438A43C9"/>
     <w:multiLevelType w:val="hybridMultilevel"/>
     <w:tmpl w:val="928C9E88"/>
@@ -45447,7 +45704,7 @@
       </w:rPr>
     </w:lvl>
   </w:abstractNum>
-  <w:abstractNum w:abstractNumId="43" w15:restartNumberingAfterBreak="0">
+  <w:abstractNum w:abstractNumId="46" w15:restartNumberingAfterBreak="0">
     <w:nsid w:val="49421F00"/>
     <w:multiLevelType w:val="multilevel"/>
     <w:tmpl w:val="7D5CCD5C"/>
@@ -45561,7 +45818,7 @@
       </w:rPr>
     </w:lvl>
   </w:abstractNum>
-  <w:abstractNum w:abstractNumId="44" w15:restartNumberingAfterBreak="0">
+  <w:abstractNum w:abstractNumId="47" w15:restartNumberingAfterBreak="0">
     <w:nsid w:val="4AE570F2"/>
     <w:multiLevelType w:val="multilevel"/>
     <w:tmpl w:val="5E2077AC"/>
@@ -45680,7 +45937,120 @@
       </w:rPr>
     </w:lvl>
   </w:abstractNum>
-  <w:abstractNum w:abstractNumId="45" w15:restartNumberingAfterBreak="0">
+  <w:abstractNum w:abstractNumId="48" w15:restartNumberingAfterBreak="0">
+    <w:nsid w:val="4C727B59"/>
+    <w:multiLevelType w:val="multilevel"/>
+    <w:tmpl w:val="9836DC02"/>
+    <w:lvl w:ilvl="0">
+      <w:start w:val="2"/>
+      <w:numFmt w:val="decimal"/>
+      <w:lvlText w:val="%1"/>
+      <w:lvlJc w:val="left"/>
+      <w:pPr>
+        <w:ind w:left="360" w:hanging="360"/>
+      </w:pPr>
+      <w:rPr>
+        <w:rFonts w:hint="default"/>
+      </w:rPr>
+    </w:lvl>
+    <w:lvl w:ilvl="1">
+      <w:start w:val="1"/>
+      <w:numFmt w:val="decimal"/>
+      <w:lvlText w:val="%1.%2"/>
+      <w:lvlJc w:val="left"/>
+      <w:pPr>
+        <w:ind w:left="1287" w:hanging="720"/>
+      </w:pPr>
+      <w:rPr>
+        <w:rFonts w:hint="default"/>
+      </w:rPr>
+    </w:lvl>
+    <w:lvl w:ilvl="2">
+      <w:start w:val="1"/>
+      <w:numFmt w:val="decimal"/>
+      <w:lvlText w:val="%1.%2.%3"/>
+      <w:lvlJc w:val="left"/>
+      <w:pPr>
+        <w:ind w:left="1854" w:hanging="720"/>
+      </w:pPr>
+      <w:rPr>
+        <w:rFonts w:hint="default"/>
+      </w:rPr>
+    </w:lvl>
+    <w:lvl w:ilvl="3">
+      <w:start w:val="1"/>
+      <w:numFmt w:val="decimal"/>
+      <w:lvlText w:val="%1.%2.%3.%4"/>
+      <w:lvlJc w:val="left"/>
+      <w:pPr>
+        <w:ind w:left="2781" w:hanging="1080"/>
+      </w:pPr>
+      <w:rPr>
+        <w:rFonts w:hint="default"/>
+      </w:rPr>
+    </w:lvl>
+    <w:lvl w:ilvl="4">
+      <w:start w:val="1"/>
+      <w:numFmt w:val="decimal"/>
+      <w:lvlText w:val="%1.%2.%3.%4.%5"/>
+      <w:lvlJc w:val="left"/>
+      <w:pPr>
+        <w:ind w:left="3708" w:hanging="1440"/>
+      </w:pPr>
+      <w:rPr>
+        <w:rFonts w:hint="default"/>
+      </w:rPr>
+    </w:lvl>
+    <w:lvl w:ilvl="5">
+      <w:start w:val="1"/>
+      <w:numFmt w:val="decimal"/>
+      <w:lvlText w:val="%1.%2.%3.%4.%5.%6"/>
+      <w:lvlJc w:val="left"/>
+      <w:pPr>
+        <w:ind w:left="4635" w:hanging="1800"/>
+      </w:pPr>
+      <w:rPr>
+        <w:rFonts w:hint="default"/>
+      </w:rPr>
+    </w:lvl>
+    <w:lvl w:ilvl="6">
+      <w:start w:val="1"/>
+      <w:numFmt w:val="decimal"/>
+      <w:lvlText w:val="%1.%2.%3.%4.%5.%6.%7"/>
+      <w:lvlJc w:val="left"/>
+      <w:pPr>
+        <w:ind w:left="5202" w:hanging="1800"/>
+      </w:pPr>
+      <w:rPr>
+        <w:rFonts w:hint="default"/>
+      </w:rPr>
+    </w:lvl>
+    <w:lvl w:ilvl="7">
+      <w:start w:val="1"/>
+      <w:numFmt w:val="decimal"/>
+      <w:lvlText w:val="%1.%2.%3.%4.%5.%6.%7.%8"/>
+      <w:lvlJc w:val="left"/>
+      <w:pPr>
+        <w:ind w:left="6129" w:hanging="2160"/>
+      </w:pPr>
+      <w:rPr>
+        <w:rFonts w:hint="default"/>
+      </w:rPr>
+    </w:lvl>
+    <w:lvl w:ilvl="8">
+      <w:start w:val="1"/>
+      <w:numFmt w:val="decimal"/>
+      <w:lvlText w:val="%1.%2.%3.%4.%5.%6.%7.%8.%9"/>
+      <w:lvlJc w:val="left"/>
+      <w:pPr>
+        <w:ind w:left="7056" w:hanging="2520"/>
+      </w:pPr>
+      <w:rPr>
+        <w:rFonts w:hint="default"/>
+      </w:rPr>
+    </w:lvl>
+  </w:abstractNum>
+  <w:abstractNum w:abstractNumId="49" w15:restartNumberingAfterBreak="0">
     <w:nsid w:val="4D8E7FB0"/>
     <w:multiLevelType w:val="multilevel"/>
     <w:tmpl w:val="40067D5A"/>
@@ -45794,7 +46164,7 @@
       </w:rPr>
     </w:lvl>
   </w:abstractNum>
-  <w:abstractNum w:abstractNumId="46" w15:restartNumberingAfterBreak="0">
+  <w:abstractNum w:abstractNumId="50" w15:restartNumberingAfterBreak="0">
     <w:nsid w:val="4D9A42B9"/>
     <w:multiLevelType w:val="multilevel"/>
     <w:tmpl w:val="2D36D5C4"/>
@@ -45908,7 +46278,7 @@
       </w:rPr>
     </w:lvl>
   </w:abstractNum>
-  <w:abstractNum w:abstractNumId="47" w15:restartNumberingAfterBreak="0">
+  <w:abstractNum w:abstractNumId="51" w15:restartNumberingAfterBreak="0">
     <w:nsid w:val="50051BE1"/>
     <w:multiLevelType w:val="multilevel"/>
     <w:tmpl w:val="6C30EC56"/>
@@ -46022,7 +46392,7 @@
       </w:rPr>
     </w:lvl>
   </w:abstractNum>
-  <w:abstractNum w:abstractNumId="48" w15:restartNumberingAfterBreak="0">
+  <w:abstractNum w:abstractNumId="52" w15:restartNumberingAfterBreak="0">
     <w:nsid w:val="507F653C"/>
     <w:multiLevelType w:val="multilevel"/>
     <w:tmpl w:val="4C2237C0"/>
@@ -46163,7 +46533,7 @@
       </w:rPr>
     </w:lvl>
   </w:abstractNum>
-  <w:abstractNum w:abstractNumId="49" w15:restartNumberingAfterBreak="0">
+  <w:abstractNum w:abstractNumId="53" w15:restartNumberingAfterBreak="0">
     <w:nsid w:val="529D080A"/>
     <w:multiLevelType w:val="multilevel"/>
     <w:tmpl w:val="06E0005C"/>
@@ -46277,7 +46647,121 @@
       </w:rPr>
     </w:lvl>
   </w:abstractNum>
-  <w:abstractNum w:abstractNumId="50" w15:restartNumberingAfterBreak="0">
+  <w:abstractNum w:abstractNumId="54" w15:restartNumberingAfterBreak="0">
+    <w:nsid w:val="54132518"/>
+    <w:multiLevelType w:val="multilevel"/>
+    <w:tmpl w:val="88B28FB6"/>
+    <w:styleLink w:val="Listeactuelle29"/>
+    <w:lvl w:ilvl="0">
+      <w:start w:val="2"/>
+      <w:numFmt w:val="decimal"/>
+      <w:lvlText w:val="%1."/>
+      <w:lvlJc w:val="left"/>
+      <w:pPr>
+        <w:ind w:left="720" w:hanging="360"/>
+      </w:pPr>
+      <w:rPr>
+        <w:rFonts w:hint="default"/>
+      </w:rPr>
+    </w:lvl>
+    <w:lvl w:ilvl="1">
+      <w:start w:val="1"/>
+      <w:numFmt w:val="decimal"/>
+      <w:lvlText w:val="%1.%2."/>
+      <w:lvlJc w:val="left"/>
+      <w:pPr>
+        <w:ind w:left="999" w:hanging="432"/>
+      </w:pPr>
+      <w:rPr>
+        <w:rFonts w:hint="default"/>
+      </w:rPr>
+    </w:lvl>
+    <w:lvl w:ilvl="2">
+      <w:start w:val="1"/>
+      <w:numFmt w:val="decimal"/>
+      <w:lvlText w:val="%1.%2.%3."/>
+      <w:lvlJc w:val="left"/>
+      <w:pPr>
+        <w:ind w:left="1584" w:hanging="504"/>
+      </w:pPr>
+      <w:rPr>
+        <w:rFonts w:hint="default"/>
+      </w:rPr>
+    </w:lvl>
+    <w:lvl w:ilvl="3">
+      <w:start w:val="1"/>
+      <w:numFmt w:val="decimal"/>
+      <w:lvlText w:val="%1.%2.%3.%4."/>
+      <w:lvlJc w:val="left"/>
+      <w:pPr>
+        <w:ind w:left="2088" w:hanging="648"/>
+      </w:pPr>
+      <w:rPr>
+        <w:rFonts w:hint="default"/>
+      </w:rPr>
+    </w:lvl>
+    <w:lvl w:ilvl="4">
+      <w:start w:val="1"/>
+      <w:numFmt w:val="decimal"/>
+      <w:lvlText w:val="%1.%2.%3.%4.%5."/>
+      <w:lvlJc w:val="left"/>
+      <w:pPr>
+        <w:ind w:left="2592" w:hanging="792"/>
+      </w:pPr>
+      <w:rPr>
+        <w:rFonts w:hint="default"/>
+      </w:rPr>
+    </w:lvl>
+    <w:lvl w:ilvl="5">
+      <w:start w:val="1"/>
+      <w:numFmt w:val="decimal"/>
+      <w:lvlText w:val="%1.%2.%3.%4.%5.%6."/>
+      <w:lvlJc w:val="left"/>
+      <w:pPr>
+        <w:ind w:left="3096" w:hanging="936"/>
+      </w:pPr>
+      <w:rPr>
+        <w:rFonts w:hint="default"/>
+      </w:rPr>
+    </w:lvl>
+    <w:lvl w:ilvl="6">
+      <w:start w:val="1"/>
+      <w:numFmt w:val="decimal"/>
+      <w:lvlText w:val="%1.%2.%3.%4.%5.%6.%7."/>
+      <w:lvlJc w:val="left"/>
+      <w:pPr>
+        <w:ind w:left="3600" w:hanging="1080"/>
+      </w:pPr>
+      <w:rPr>
+        <w:rFonts w:hint="default"/>
+      </w:rPr>
+    </w:lvl>
+    <w:lvl w:ilvl="7">
+      <w:start w:val="1"/>
+      <w:numFmt w:val="decimal"/>
+      <w:lvlText w:val="%1.%2.%3.%4.%5.%6.%7.%8."/>
+      <w:lvlJc w:val="left"/>
+      <w:pPr>
+        <w:ind w:left="4104" w:hanging="1224"/>
+      </w:pPr>
+      <w:rPr>
+        <w:rFonts w:hint="default"/>
+      </w:rPr>
+    </w:lvl>
+    <w:lvl w:ilvl="8">
+      <w:start w:val="1"/>
+      <w:numFmt w:val="decimal"/>
+      <w:lvlText w:val="%1.%2.%3.%4.%5.%6.%7.%8.%9."/>
+      <w:lvlJc w:val="left"/>
+      <w:pPr>
+        <w:ind w:left="4680" w:hanging="1440"/>
+      </w:pPr>
+      <w:rPr>
+        <w:rFonts w:hint="default"/>
+      </w:rPr>
+    </w:lvl>
+  </w:abstractNum>
+  <w:abstractNum w:abstractNumId="55" w15:restartNumberingAfterBreak="0">
     <w:nsid w:val="552652EF"/>
     <w:multiLevelType w:val="multilevel"/>
     <w:tmpl w:val="C0D07258"/>
@@ -46426,13 +46910,13 @@
       </w:rPr>
     </w:lvl>
   </w:abstractNum>
-  <w:abstractNum w:abstractNumId="51" w15:restartNumberingAfterBreak="0">
+  <w:abstractNum w:abstractNumId="56" w15:restartNumberingAfterBreak="0">
     <w:nsid w:val="5883522D"/>
     <w:multiLevelType w:val="multilevel"/>
     <w:tmpl w:val="5BB4A4EC"/>
     <w:numStyleLink w:val="Listeactuelle11"/>
   </w:abstractNum>
-  <w:abstractNum w:abstractNumId="52" w15:restartNumberingAfterBreak="0">
+  <w:abstractNum w:abstractNumId="57" w15:restartNumberingAfterBreak="0">
     <w:nsid w:val="5A110A78"/>
     <w:multiLevelType w:val="hybridMultilevel"/>
     <w:tmpl w:val="7734774A"/>
@@ -46545,7 +47029,7 @@
       </w:rPr>
     </w:lvl>
   </w:abstractNum>
-  <w:abstractNum w:abstractNumId="53" w15:restartNumberingAfterBreak="0">
+  <w:abstractNum w:abstractNumId="58" w15:restartNumberingAfterBreak="0">
     <w:nsid w:val="5B97757E"/>
     <w:multiLevelType w:val="multilevel"/>
     <w:tmpl w:val="01D46E54"/>
@@ -46659,13 +47143,13 @@
       </w:rPr>
     </w:lvl>
   </w:abstractNum>
-  <w:abstractNum w:abstractNumId="54" w15:restartNumberingAfterBreak="0">
+  <w:abstractNum w:abstractNumId="59" w15:restartNumberingAfterBreak="0">
     <w:nsid w:val="5BDA0299"/>
     <w:multiLevelType w:val="multilevel"/>
     <w:tmpl w:val="1A220448"/>
     <w:numStyleLink w:val="Listeactuelle22"/>
   </w:abstractNum>
-  <w:abstractNum w:abstractNumId="55" w15:restartNumberingAfterBreak="0">
+  <w:abstractNum w:abstractNumId="60" w15:restartNumberingAfterBreak="0">
     <w:nsid w:val="5DF7186C"/>
     <w:multiLevelType w:val="hybridMultilevel"/>
     <w:tmpl w:val="458A0CD6"/>
@@ -46778,7 +47262,7 @@
       </w:rPr>
     </w:lvl>
   </w:abstractNum>
-  <w:abstractNum w:abstractNumId="56" w15:restartNumberingAfterBreak="0">
+  <w:abstractNum w:abstractNumId="61" w15:restartNumberingAfterBreak="0">
     <w:nsid w:val="5E02460B"/>
     <w:multiLevelType w:val="multilevel"/>
     <w:tmpl w:val="040C001F"/>
@@ -46864,7 +47348,7 @@
       </w:pPr>
     </w:lvl>
   </w:abstractNum>
-  <w:abstractNum w:abstractNumId="57" w15:restartNumberingAfterBreak="0">
+  <w:abstractNum w:abstractNumId="62" w15:restartNumberingAfterBreak="0">
     <w:nsid w:val="5E7D197C"/>
     <w:multiLevelType w:val="hybridMultilevel"/>
     <w:tmpl w:val="35BE1FFE"/>
@@ -46977,7 +47461,7 @@
       </w:rPr>
     </w:lvl>
   </w:abstractNum>
-  <w:abstractNum w:abstractNumId="58" w15:restartNumberingAfterBreak="0">
+  <w:abstractNum w:abstractNumId="63" w15:restartNumberingAfterBreak="0">
     <w:nsid w:val="60335B12"/>
     <w:multiLevelType w:val="multilevel"/>
     <w:tmpl w:val="F73C3DD4"/>
@@ -47091,7 +47575,7 @@
       </w:rPr>
     </w:lvl>
   </w:abstractNum>
-  <w:abstractNum w:abstractNumId="59" w15:restartNumberingAfterBreak="0">
+  <w:abstractNum w:abstractNumId="64" w15:restartNumberingAfterBreak="0">
     <w:nsid w:val="61222C49"/>
     <w:multiLevelType w:val="multilevel"/>
     <w:tmpl w:val="2442563C"/>
@@ -47205,7 +47689,7 @@
       </w:rPr>
     </w:lvl>
   </w:abstractNum>
-  <w:abstractNum w:abstractNumId="60" w15:restartNumberingAfterBreak="0">
+  <w:abstractNum w:abstractNumId="65" w15:restartNumberingAfterBreak="0">
     <w:nsid w:val="61F30553"/>
     <w:multiLevelType w:val="hybridMultilevel"/>
     <w:tmpl w:val="CD06E34A"/>
@@ -47294,13 +47778,13 @@
       </w:pPr>
     </w:lvl>
   </w:abstractNum>
-  <w:abstractNum w:abstractNumId="61" w15:restartNumberingAfterBreak="0">
+  <w:abstractNum w:abstractNumId="66" w15:restartNumberingAfterBreak="0">
     <w:nsid w:val="63C42C46"/>
     <w:multiLevelType w:val="multilevel"/>
     <w:tmpl w:val="1A220448"/>
     <w:numStyleLink w:val="Listeactuelle22"/>
   </w:abstractNum>
-  <w:abstractNum w:abstractNumId="62" w15:restartNumberingAfterBreak="0">
+  <w:abstractNum w:abstractNumId="67" w15:restartNumberingAfterBreak="0">
     <w:nsid w:val="669B257A"/>
     <w:multiLevelType w:val="multilevel"/>
     <w:tmpl w:val="A9687C4C"/>
@@ -47413,7 +47897,7 @@
       </w:rPr>
     </w:lvl>
   </w:abstractNum>
-  <w:abstractNum w:abstractNumId="63" w15:restartNumberingAfterBreak="0">
+  <w:abstractNum w:abstractNumId="68" w15:restartNumberingAfterBreak="0">
     <w:nsid w:val="68A0168B"/>
     <w:multiLevelType w:val="multilevel"/>
     <w:tmpl w:val="08C4ACBA"/>
@@ -47530,7 +48014,7 @@
       </w:pPr>
     </w:lvl>
   </w:abstractNum>
-  <w:abstractNum w:abstractNumId="64" w15:restartNumberingAfterBreak="0">
+  <w:abstractNum w:abstractNumId="69" w15:restartNumberingAfterBreak="0">
     <w:nsid w:val="6AB1572F"/>
     <w:multiLevelType w:val="multilevel"/>
     <w:tmpl w:val="6D7C9FA2"/>
@@ -47644,7 +48128,7 @@
       </w:rPr>
     </w:lvl>
   </w:abstractNum>
-  <w:abstractNum w:abstractNumId="65" w15:restartNumberingAfterBreak="0">
+  <w:abstractNum w:abstractNumId="70" w15:restartNumberingAfterBreak="0">
     <w:nsid w:val="6D1348A7"/>
     <w:multiLevelType w:val="multilevel"/>
     <w:tmpl w:val="CE309FB6"/>
@@ -47793,7 +48277,7 @@
       </w:rPr>
     </w:lvl>
   </w:abstractNum>
-  <w:abstractNum w:abstractNumId="66" w15:restartNumberingAfterBreak="0">
+  <w:abstractNum w:abstractNumId="71" w15:restartNumberingAfterBreak="0">
     <w:nsid w:val="6EED5A76"/>
     <w:multiLevelType w:val="multilevel"/>
     <w:tmpl w:val="B6BA9C6E"/>
@@ -47907,7 +48391,7 @@
       </w:rPr>
     </w:lvl>
   </w:abstractNum>
-  <w:abstractNum w:abstractNumId="67" w15:restartNumberingAfterBreak="0">
+  <w:abstractNum w:abstractNumId="72" w15:restartNumberingAfterBreak="0">
     <w:nsid w:val="6F393A05"/>
     <w:multiLevelType w:val="multilevel"/>
     <w:tmpl w:val="01624BE6"/>
@@ -48021,7 +48505,7 @@
       </w:rPr>
     </w:lvl>
   </w:abstractNum>
-  <w:abstractNum w:abstractNumId="68" w15:restartNumberingAfterBreak="0">
+  <w:abstractNum w:abstractNumId="73" w15:restartNumberingAfterBreak="0">
     <w:nsid w:val="6FEA2859"/>
     <w:multiLevelType w:val="multilevel"/>
     <w:tmpl w:val="0D6A1DCC"/>
@@ -48134,7 +48618,129 @@
       </w:pPr>
     </w:lvl>
   </w:abstractNum>
-  <w:abstractNum w:abstractNumId="69" w15:restartNumberingAfterBreak="0">
+  <w:abstractNum w:abstractNumId="74" w15:restartNumberingAfterBreak="0">
+    <w:nsid w:val="74BB7951"/>
+    <w:multiLevelType w:val="multilevel"/>
+    <w:tmpl w:val="4D02BA64"/>
+    <w:styleLink w:val="Listeactuelle31"/>
+    <w:lvl w:ilvl="0">
+      <w:start w:val="2"/>
+      <w:numFmt w:val="decimal"/>
+      <w:lvlText w:val="%1."/>
+      <w:lvlJc w:val="left"/>
+      <w:pPr>
+        <w:ind w:left="720" w:hanging="360"/>
+      </w:pPr>
+      <w:rPr>
+        <w:rFonts w:hint="default"/>
+      </w:rPr>
+    </w:lvl>
+    <w:lvl w:ilvl="1">
+      <w:start w:val="1"/>
+      <w:numFmt w:val="decimal"/>
+      <w:isLgl/>
+      <w:lvlText w:val="%1.%2"/>
+      <w:lvlJc w:val="left"/>
+      <w:pPr>
+        <w:ind w:left="1512" w:hanging="720"/>
+      </w:pPr>
+      <w:rPr>
+        <w:rFonts w:hint="default"/>
+      </w:rPr>
+    </w:lvl>
+    <w:lvl w:ilvl="2">
+      <w:start w:val="2"/>
+      <w:numFmt w:val="decimal"/>
+      <w:isLgl/>
+      <w:lvlText w:val="%1.%2.%3"/>
+      <w:lvlJc w:val="left"/>
+      <w:pPr>
+        <w:ind w:left="1944" w:hanging="720"/>
+      </w:pPr>
+      <w:rPr>
+        <w:rFonts w:hint="default"/>
+      </w:rPr>
+    </w:lvl>
+    <w:lvl w:ilvl="3">
+      <w:start w:val="1"/>
+      <w:numFmt w:val="decimal"/>
+      <w:isLgl/>
+      <w:lvlText w:val="%1.%2.%3.%4"/>
+      <w:lvlJc w:val="left"/>
+      <w:pPr>
+        <w:ind w:left="2736" w:hanging="1080"/>
+      </w:pPr>
+      <w:rPr>
+        <w:rFonts w:hint="default"/>
+      </w:rPr>
+    </w:lvl>
+    <w:lvl w:ilvl="4">
+      <w:start w:val="1"/>
+      <w:numFmt w:val="decimal"/>
+      <w:isLgl/>
+      <w:lvlText w:val="%1.%2.%3.%4.%5"/>
+      <w:lvlJc w:val="left"/>
+      <w:pPr>
+        <w:ind w:left="3528" w:hanging="1440"/>
+      </w:pPr>
+      <w:rPr>
+        <w:rFonts w:hint="default"/>
+      </w:rPr>
+    </w:lvl>
+    <w:lvl w:ilvl="5">
+      <w:start w:val="1"/>
+      <w:numFmt w:val="decimal"/>
+      <w:isLgl/>
+      <w:lvlText w:val="%1.%2.%3.%4.%5.%6"/>
+      <w:lvlJc w:val="left"/>
+      <w:pPr>
+        <w:ind w:left="4320" w:hanging="1800"/>
+      </w:pPr>
+      <w:rPr>
+        <w:rFonts w:hint="default"/>
+      </w:rPr>
+    </w:lvl>
+    <w:lvl w:ilvl="6">
+      <w:start w:val="1"/>
+      <w:numFmt w:val="decimal"/>
+      <w:isLgl/>
+      <w:lvlText w:val="%1.%2.%3.%4.%5.%6.%7"/>
+      <w:lvlJc w:val="left"/>
+      <w:pPr>
+        <w:ind w:left="4752" w:hanging="1800"/>
+      </w:pPr>
+      <w:rPr>
+        <w:rFonts w:hint="default"/>
+      </w:rPr>
+    </w:lvl>
+    <w:lvl w:ilvl="7">
+      <w:start w:val="1"/>
+      <w:numFmt w:val="decimal"/>
+      <w:isLgl/>
+      <w:lvlText w:val="%1.%2.%3.%4.%5.%6.%7.%8"/>
+      <w:lvlJc w:val="left"/>
+      <w:pPr>
+        <w:ind w:left="5544" w:hanging="2160"/>
+      </w:pPr>
+      <w:rPr>
+        <w:rFonts w:hint="default"/>
+      </w:rPr>
+    </w:lvl>
+    <w:lvl w:ilvl="8">
+      <w:start w:val="1"/>
+      <w:numFmt w:val="decimal"/>
+      <w:isLgl/>
+      <w:lvlText w:val="%1.%2.%3.%4.%5.%6.%7.%8.%9"/>
+      <w:lvlJc w:val="left"/>
+      <w:pPr>
+        <w:ind w:left="6336" w:hanging="2520"/>
+      </w:pPr>
+      <w:rPr>
+        <w:rFonts w:hint="default"/>
+      </w:rPr>
+    </w:lvl>
+  </w:abstractNum>
+  <w:abstractNum w:abstractNumId="75" w15:restartNumberingAfterBreak="0">
     <w:nsid w:val="775B2F2F"/>
     <w:multiLevelType w:val="multilevel"/>
     <w:tmpl w:val="D818C34A"/>
@@ -48221,7 +48827,7 @@
       </w:pPr>
     </w:lvl>
   </w:abstractNum>
-  <w:abstractNum w:abstractNumId="70" w15:restartNumberingAfterBreak="0">
+  <w:abstractNum w:abstractNumId="76" w15:restartNumberingAfterBreak="0">
     <w:nsid w:val="785D633D"/>
     <w:multiLevelType w:val="multilevel"/>
     <w:tmpl w:val="A81A5638"/>
@@ -48370,7 +48976,7 @@
       </w:rPr>
     </w:lvl>
   </w:abstractNum>
-  <w:abstractNum w:abstractNumId="71" w15:restartNumberingAfterBreak="0">
+  <w:abstractNum w:abstractNumId="77" w15:restartNumberingAfterBreak="0">
     <w:nsid w:val="787F6DD6"/>
     <w:multiLevelType w:val="multilevel"/>
     <w:tmpl w:val="D026D534"/>
@@ -48484,7 +49090,7 @@
       </w:rPr>
     </w:lvl>
   </w:abstractNum>
-  <w:abstractNum w:abstractNumId="72" w15:restartNumberingAfterBreak="0">
+  <w:abstractNum w:abstractNumId="78" w15:restartNumberingAfterBreak="0">
     <w:nsid w:val="7ABE130F"/>
     <w:multiLevelType w:val="multilevel"/>
     <w:tmpl w:val="F66E9644"/>
@@ -48598,7 +49204,7 @@
       </w:rPr>
     </w:lvl>
   </w:abstractNum>
-  <w:abstractNum w:abstractNumId="73" w15:restartNumberingAfterBreak="0">
+  <w:abstractNum w:abstractNumId="79" w15:restartNumberingAfterBreak="0">
     <w:nsid w:val="7EC35307"/>
     <w:multiLevelType w:val="hybridMultilevel"/>
     <w:tmpl w:val="15407A20"/>
@@ -48684,7 +49290,7 @@
       </w:pPr>
     </w:lvl>
   </w:abstractNum>
-  <w:abstractNum w:abstractNumId="74" w15:restartNumberingAfterBreak="0">
+  <w:abstractNum w:abstractNumId="80" w15:restartNumberingAfterBreak="0">
     <w:nsid w:val="7F315CFE"/>
     <w:multiLevelType w:val="multilevel"/>
     <w:tmpl w:val="51C8C7CC"/>
@@ -48798,7 +49404,7 @@
       </w:rPr>
     </w:lvl>
   </w:abstractNum>
-  <w:abstractNum w:abstractNumId="75" w15:restartNumberingAfterBreak="0">
+  <w:abstractNum w:abstractNumId="81" w15:restartNumberingAfterBreak="0">
     <w:nsid w:val="7FDA2721"/>
     <w:multiLevelType w:val="hybridMultilevel"/>
     <w:tmpl w:val="BFF82A9E"/>
@@ -48918,85 +49524,85 @@
     <w:abstractNumId w:val="1"/>
   </w:num>
   <w:num w:numId="3" w16cid:durableId="1295136217">
+    <w:abstractNumId w:val="16"/>
+  </w:num>
+  <w:num w:numId="4" w16cid:durableId="917206921">
+    <w:abstractNumId w:val="62"/>
+  </w:num>
+  <w:num w:numId="5" w16cid:durableId="1288585720">
+    <w:abstractNumId w:val="75"/>
+  </w:num>
+  <w:num w:numId="6" w16cid:durableId="197478514">
+    <w:abstractNumId w:val="21"/>
+  </w:num>
+  <w:num w:numId="7" w16cid:durableId="1761370128">
+    <w:abstractNumId w:val="46"/>
+  </w:num>
+  <w:num w:numId="8" w16cid:durableId="1058435087">
+    <w:abstractNumId w:val="30"/>
+  </w:num>
+  <w:num w:numId="9" w16cid:durableId="496263764">
+    <w:abstractNumId w:val="40"/>
+  </w:num>
+  <w:num w:numId="10" w16cid:durableId="429399670">
+    <w:abstractNumId w:val="72"/>
+  </w:num>
+  <w:num w:numId="11" w16cid:durableId="15693602">
     <w:abstractNumId w:val="15"/>
   </w:num>
-  <w:num w:numId="4" w16cid:durableId="917206921">
+  <w:num w:numId="12" w16cid:durableId="389546916">
     <w:abstractNumId w:val="57"/>
   </w:num>
-  <w:num w:numId="5" w16cid:durableId="1288585720">
-    <w:abstractNumId w:val="69"/>
-  </w:num>
-  <w:num w:numId="6" w16cid:durableId="197478514">
-    <w:abstractNumId w:val="20"/>
-  </w:num>
-  <w:num w:numId="7" w16cid:durableId="1761370128">
-    <w:abstractNumId w:val="43"/>
-  </w:num>
-  <w:num w:numId="8" w16cid:durableId="1058435087">
-    <w:abstractNumId w:val="27"/>
-  </w:num>
-  <w:num w:numId="9" w16cid:durableId="496263764">
-    <w:abstractNumId w:val="37"/>
-  </w:num>
-  <w:num w:numId="10" w16cid:durableId="429399670">
-    <w:abstractNumId w:val="67"/>
-  </w:num>
-  <w:num w:numId="11" w16cid:durableId="15693602">
-    <w:abstractNumId w:val="14"/>
-  </w:num>
-  <w:num w:numId="12" w16cid:durableId="389546916">
-    <w:abstractNumId w:val="52"/>
-  </w:num>
   <w:num w:numId="13" w16cid:durableId="896358508">
-    <w:abstractNumId w:val="75"/>
+    <w:abstractNumId w:val="81"/>
   </w:num>
   <w:num w:numId="14" w16cid:durableId="1681354693">
-    <w:abstractNumId w:val="46"/>
+    <w:abstractNumId w:val="50"/>
   </w:num>
   <w:num w:numId="15" w16cid:durableId="343483267">
-    <w:abstractNumId w:val="8"/>
+    <w:abstractNumId w:val="9"/>
   </w:num>
   <w:num w:numId="16" w16cid:durableId="827598220">
-    <w:abstractNumId w:val="22"/>
+    <w:abstractNumId w:val="24"/>
   </w:num>
   <w:num w:numId="17" w16cid:durableId="723139454">
-    <w:abstractNumId w:val="16"/>
+    <w:abstractNumId w:val="17"/>
   </w:num>
   <w:num w:numId="18" w16cid:durableId="1564178445">
     <w:abstractNumId w:val="3"/>
   </w:num>
   <w:num w:numId="19" w16cid:durableId="1682127443">
-    <w:abstractNumId w:val="38"/>
+    <w:abstractNumId w:val="41"/>
   </w:num>
   <w:num w:numId="20" w16cid:durableId="2071072037">
-    <w:abstractNumId w:val="58"/>
+    <w:abstractNumId w:val="63"/>
   </w:num>
   <w:num w:numId="21" w16cid:durableId="8796159">
-    <w:abstractNumId w:val="71"/>
+    <w:abstractNumId w:val="77"/>
   </w:num>
   <w:num w:numId="22" w16cid:durableId="1242181885">
-    <w:abstractNumId w:val="47"/>
+    <w:abstractNumId w:val="51"/>
   </w:num>
   <w:num w:numId="23" w16cid:durableId="1010908322">
-    <w:abstractNumId w:val="74"/>
+    <w:abstractNumId w:val="80"/>
   </w:num>
   <w:num w:numId="24" w16cid:durableId="819467063">
-    <w:abstractNumId w:val="42"/>
+    <w:abstractNumId w:val="45"/>
   </w:num>
   <w:num w:numId="25" w16cid:durableId="1136920845">
-    <w:abstractNumId w:val="12"/>
+    <w:abstractNumId w:val="13"/>
   </w:num>
   <w:num w:numId="26" w16cid:durableId="288711753">
-    <w:abstractNumId w:val="13"/>
+    <w:abstractNumId w:val="14"/>
   </w:num>
   <w:num w:numId="27" w16cid:durableId="1280187183">
-    <w:abstractNumId w:val="7"/>
+    <w:abstractNumId w:val="8"/>
   </w:num>
   <w:num w:numId="28" w16cid:durableId="889417990">
-    <w:abstractNumId w:val="10"/>
+    <w:abstractNumId w:val="11"/>
   </w:num>
   <w:num w:numId="29" w16cid:durableId="1613777663">
-    <w:abstractNumId w:val="15"/>
+    <w:abstractNumId w:val="16"/>
     <w:lvlOverride w:ilvl="0">
       <w:startOverride w:val="2"/>
     </w:lvlOverride>
@@ -49026,22 +49632,22 @@
     </w:lvlOverride>
   </w:num>
   <w:num w:numId="30" w16cid:durableId="266693548">
-    <w:abstractNumId w:val="31"/>
+    <w:abstractNumId w:val="34"/>
   </w:num>
   <w:num w:numId="31" w16cid:durableId="1196382783">
-    <w:abstractNumId w:val="62"/>
+    <w:abstractNumId w:val="67"/>
   </w:num>
   <w:num w:numId="32" w16cid:durableId="1750888894">
-    <w:abstractNumId w:val="45"/>
+    <w:abstractNumId w:val="49"/>
   </w:num>
   <w:num w:numId="33" w16cid:durableId="600072039">
-    <w:abstractNumId w:val="35"/>
+    <w:abstractNumId w:val="38"/>
   </w:num>
   <w:num w:numId="34" w16cid:durableId="1488085389">
-    <w:abstractNumId w:val="72"/>
+    <w:abstractNumId w:val="78"/>
   </w:num>
   <w:num w:numId="35" w16cid:durableId="1026709185">
-    <w:abstractNumId w:val="15"/>
+    <w:abstractNumId w:val="16"/>
     <w:lvlOverride w:ilvl="0">
       <w:startOverride w:val="2"/>
     </w:lvlOverride>
@@ -49071,31 +49677,31 @@
     </w:lvlOverride>
   </w:num>
   <w:num w:numId="36" w16cid:durableId="1926302624">
-    <w:abstractNumId w:val="26"/>
+    <w:abstractNumId w:val="28"/>
   </w:num>
   <w:num w:numId="37" w16cid:durableId="1982728146">
-    <w:abstractNumId w:val="60"/>
+    <w:abstractNumId w:val="65"/>
   </w:num>
   <w:num w:numId="38" w16cid:durableId="226653582">
-    <w:abstractNumId w:val="9"/>
+    <w:abstractNumId w:val="10"/>
   </w:num>
   <w:num w:numId="39" w16cid:durableId="1182476082">
-    <w:abstractNumId w:val="68"/>
+    <w:abstractNumId w:val="73"/>
   </w:num>
   <w:num w:numId="40" w16cid:durableId="1443843939">
-    <w:abstractNumId w:val="65"/>
+    <w:abstractNumId w:val="70"/>
   </w:num>
   <w:num w:numId="41" w16cid:durableId="1629387738">
-    <w:abstractNumId w:val="48"/>
+    <w:abstractNumId w:val="52"/>
   </w:num>
   <w:num w:numId="42" w16cid:durableId="1422140614">
-    <w:abstractNumId w:val="18"/>
+    <w:abstractNumId w:val="19"/>
   </w:num>
   <w:num w:numId="43" w16cid:durableId="189224437">
-    <w:abstractNumId w:val="49"/>
+    <w:abstractNumId w:val="53"/>
   </w:num>
   <w:num w:numId="44" w16cid:durableId="1324242115">
-    <w:abstractNumId w:val="44"/>
+    <w:abstractNumId w:val="47"/>
   </w:num>
   <w:num w:numId="45" w16cid:durableId="214658121">
     <w:abstractNumId w:val="4"/>
@@ -49104,73 +49710,73 @@
     <w:abstractNumId w:val="2"/>
   </w:num>
   <w:num w:numId="47" w16cid:durableId="1867022039">
-    <w:abstractNumId w:val="63"/>
+    <w:abstractNumId w:val="68"/>
   </w:num>
   <w:num w:numId="48" w16cid:durableId="425460889">
-    <w:abstractNumId w:val="50"/>
+    <w:abstractNumId w:val="55"/>
   </w:num>
   <w:num w:numId="49" w16cid:durableId="2018385258">
-    <w:abstractNumId w:val="32"/>
+    <w:abstractNumId w:val="35"/>
   </w:num>
   <w:num w:numId="50" w16cid:durableId="1982611220">
-    <w:abstractNumId w:val="30"/>
+    <w:abstractNumId w:val="33"/>
   </w:num>
   <w:num w:numId="51" w16cid:durableId="295766410">
-    <w:abstractNumId w:val="25"/>
+    <w:abstractNumId w:val="27"/>
   </w:num>
   <w:num w:numId="52" w16cid:durableId="402876474">
-    <w:abstractNumId w:val="24"/>
+    <w:abstractNumId w:val="26"/>
   </w:num>
   <w:num w:numId="53" w16cid:durableId="430441831">
     <w:abstractNumId w:val="5"/>
   </w:num>
   <w:num w:numId="54" w16cid:durableId="50928355">
-    <w:abstractNumId w:val="70"/>
+    <w:abstractNumId w:val="76"/>
   </w:num>
   <w:num w:numId="55" w16cid:durableId="706292485">
-    <w:abstractNumId w:val="33"/>
+    <w:abstractNumId w:val="36"/>
   </w:num>
   <w:num w:numId="56" w16cid:durableId="1297372767">
-    <w:abstractNumId w:val="38"/>
+    <w:abstractNumId w:val="41"/>
   </w:num>
   <w:num w:numId="57" w16cid:durableId="1334214594">
-    <w:abstractNumId w:val="11"/>
+    <w:abstractNumId w:val="12"/>
   </w:num>
   <w:num w:numId="58" w16cid:durableId="811603977">
-    <w:abstractNumId w:val="51"/>
+    <w:abstractNumId w:val="56"/>
   </w:num>
   <w:num w:numId="59" w16cid:durableId="1373770079">
-    <w:abstractNumId w:val="29"/>
+    <w:abstractNumId w:val="32"/>
   </w:num>
   <w:num w:numId="60" w16cid:durableId="1557400114">
-    <w:abstractNumId w:val="56"/>
+    <w:abstractNumId w:val="61"/>
   </w:num>
   <w:num w:numId="61" w16cid:durableId="2031183368">
-    <w:abstractNumId w:val="6"/>
+    <w:abstractNumId w:val="7"/>
   </w:num>
   <w:num w:numId="62" w16cid:durableId="1575621607">
-    <w:abstractNumId w:val="34"/>
+    <w:abstractNumId w:val="37"/>
   </w:num>
   <w:num w:numId="63" w16cid:durableId="1703364485">
-    <w:abstractNumId w:val="73"/>
+    <w:abstractNumId w:val="79"/>
   </w:num>
   <w:num w:numId="64" w16cid:durableId="174541665">
-    <w:abstractNumId w:val="36"/>
+    <w:abstractNumId w:val="39"/>
   </w:num>
   <w:num w:numId="65" w16cid:durableId="110828654">
-    <w:abstractNumId w:val="54"/>
+    <w:abstractNumId w:val="59"/>
   </w:num>
   <w:num w:numId="66" w16cid:durableId="1037242040">
-    <w:abstractNumId w:val="61"/>
+    <w:abstractNumId w:val="66"/>
   </w:num>
   <w:num w:numId="67" w16cid:durableId="1045833517">
-    <w:abstractNumId w:val="53"/>
+    <w:abstractNumId w:val="58"/>
   </w:num>
   <w:num w:numId="68" w16cid:durableId="671490773">
-    <w:abstractNumId w:val="28"/>
+    <w:abstractNumId w:val="31"/>
   </w:num>
   <w:num w:numId="69" w16cid:durableId="94179855">
-    <w:abstractNumId w:val="27"/>
+    <w:abstractNumId w:val="30"/>
     <w:lvlOverride w:ilvl="0">
       <w:startOverride w:val="2"/>
     </w:lvlOverride>
@@ -49200,7 +49806,7 @@
     </w:lvlOverride>
   </w:num>
   <w:num w:numId="70" w16cid:durableId="924413779">
-    <w:abstractNumId w:val="15"/>
+    <w:abstractNumId w:val="16"/>
     <w:lvlOverride w:ilvl="0">
       <w:startOverride w:val="2"/>
     </w:lvlOverride>
@@ -49230,19 +49836,19 @@
     </w:lvlOverride>
   </w:num>
   <w:num w:numId="71" w16cid:durableId="869798235">
-    <w:abstractNumId w:val="39"/>
+    <w:abstractNumId w:val="42"/>
   </w:num>
   <w:num w:numId="72" w16cid:durableId="2005550267">
+    <w:abstractNumId w:val="69"/>
+  </w:num>
+  <w:num w:numId="73" w16cid:durableId="370231746">
     <w:abstractNumId w:val="64"/>
   </w:num>
-  <w:num w:numId="73" w16cid:durableId="370231746">
-    <w:abstractNumId w:val="59"/>
-  </w:num>
   <w:num w:numId="74" w16cid:durableId="405686096">
-    <w:abstractNumId w:val="66"/>
+    <w:abstractNumId w:val="71"/>
   </w:num>
   <w:num w:numId="75" w16cid:durableId="384913424">
-    <w:abstractNumId w:val="15"/>
+    <w:abstractNumId w:val="16"/>
     <w:lvlOverride w:ilvl="0">
       <w:startOverride w:val="2"/>
     </w:lvlOverride>
@@ -49272,25 +49878,25 @@
     </w:lvlOverride>
   </w:num>
   <w:num w:numId="76" w16cid:durableId="78867411">
-    <w:abstractNumId w:val="21"/>
+    <w:abstractNumId w:val="23"/>
     <w:lvlOverride w:ilvl="0">
       <w:startOverride w:val="1"/>
     </w:lvlOverride>
   </w:num>
   <w:num w:numId="77" w16cid:durableId="1270890366">
-    <w:abstractNumId w:val="21"/>
+    <w:abstractNumId w:val="23"/>
     <w:lvlOverride w:ilvl="0">
       <w:startOverride w:val="2"/>
     </w:lvlOverride>
   </w:num>
   <w:num w:numId="78" w16cid:durableId="1083723241">
-    <w:abstractNumId w:val="17"/>
+    <w:abstractNumId w:val="18"/>
   </w:num>
   <w:num w:numId="79" w16cid:durableId="511147211">
-    <w:abstractNumId w:val="55"/>
+    <w:abstractNumId w:val="60"/>
   </w:num>
   <w:num w:numId="80" w16cid:durableId="1870491757">
-    <w:abstractNumId w:val="15"/>
+    <w:abstractNumId w:val="16"/>
     <w:lvlOverride w:ilvl="0">
       <w:startOverride w:val="2"/>
     </w:lvlOverride>
@@ -49320,16 +49926,184 @@
     </w:lvlOverride>
   </w:num>
   <w:num w:numId="81" w16cid:durableId="1451319943">
-    <w:abstractNumId w:val="19"/>
+    <w:abstractNumId w:val="20"/>
   </w:num>
   <w:num w:numId="82" w16cid:durableId="1044334388">
-    <w:abstractNumId w:val="40"/>
+    <w:abstractNumId w:val="43"/>
   </w:num>
   <w:num w:numId="83" w16cid:durableId="1972242686">
-    <w:abstractNumId w:val="23"/>
+    <w:abstractNumId w:val="25"/>
   </w:num>
   <w:num w:numId="84" w16cid:durableId="492723504">
-    <w:abstractNumId w:val="41"/>
+    <w:abstractNumId w:val="44"/>
+  </w:num>
+  <w:num w:numId="85" w16cid:durableId="1743216146">
+    <w:abstractNumId w:val="30"/>
+    <w:lvlOverride w:ilvl="0">
+      <w:startOverride w:val="2"/>
+    </w:lvlOverride>
+    <w:lvlOverride w:ilvl="1">
+      <w:startOverride w:val="1"/>
+    </w:lvlOverride>
+    <w:lvlOverride w:ilvl="2">
+      <w:startOverride w:val="1"/>
+    </w:lvlOverride>
+    <w:lvlOverride w:ilvl="3">
+      <w:startOverride w:val="1"/>
+    </w:lvlOverride>
+    <w:lvlOverride w:ilvl="4">
+      <w:startOverride w:val="1"/>
+    </w:lvlOverride>
+    <w:lvlOverride w:ilvl="5">
+      <w:startOverride w:val="1"/>
+    </w:lvlOverride>
+    <w:lvlOverride w:ilvl="6">
+      <w:startOverride w:val="1"/>
+    </w:lvlOverride>
+    <w:lvlOverride w:ilvl="7">
+      <w:startOverride w:val="1"/>
+    </w:lvlOverride>
+    <w:lvlOverride w:ilvl="8">
+      <w:startOverride w:val="1"/>
+    </w:lvlOverride>
+  </w:num>
+  <w:num w:numId="86" w16cid:durableId="976105564">
+    <w:abstractNumId w:val="54"/>
+  </w:num>
+  <w:num w:numId="87" w16cid:durableId="1658805208">
+    <w:abstractNumId w:val="30"/>
+    <w:lvlOverride w:ilvl="0">
+      <w:startOverride w:val="1"/>
+    </w:lvlOverride>
+    <w:lvlOverride w:ilvl="1">
+      <w:startOverride w:val="1"/>
+    </w:lvlOverride>
+    <w:lvlOverride w:ilvl="2">
+      <w:startOverride w:val="1"/>
+    </w:lvlOverride>
+    <w:lvlOverride w:ilvl="3">
+      <w:startOverride w:val="1"/>
+    </w:lvlOverride>
+    <w:lvlOverride w:ilvl="4">
+      <w:startOverride w:val="1"/>
+    </w:lvlOverride>
+    <w:lvlOverride w:ilvl="5">
+      <w:startOverride w:val="1"/>
+    </w:lvlOverride>
+    <w:lvlOverride w:ilvl="6">
+      <w:startOverride w:val="1"/>
+    </w:lvlOverride>
+    <w:lvlOverride w:ilvl="7">
+      <w:startOverride w:val="1"/>
+    </w:lvlOverride>
+    <w:lvlOverride w:ilvl="8">
+      <w:startOverride w:val="1"/>
+    </w:lvlOverride>
+  </w:num>
+  <w:num w:numId="88" w16cid:durableId="1892764997">
+    <w:abstractNumId w:val="6"/>
+  </w:num>
+  <w:num w:numId="89" w16cid:durableId="2014722115">
+    <w:abstractNumId w:val="74"/>
+  </w:num>
+  <w:num w:numId="90" w16cid:durableId="1557351137">
+    <w:abstractNumId w:val="30"/>
+    <w:lvlOverride w:ilvl="0">
+      <w:startOverride w:val="1"/>
+    </w:lvlOverride>
+    <w:lvlOverride w:ilvl="1">
+      <w:startOverride w:val="1"/>
+    </w:lvlOverride>
+    <w:lvlOverride w:ilvl="2">
+      <w:startOverride w:val="1"/>
+    </w:lvlOverride>
+    <w:lvlOverride w:ilvl="3">
+      <w:startOverride w:val="1"/>
+    </w:lvlOverride>
+    <w:lvlOverride w:ilvl="4">
+      <w:startOverride w:val="1"/>
+    </w:lvlOverride>
+    <w:lvlOverride w:ilvl="5">
+      <w:startOverride w:val="1"/>
+    </w:lvlOverride>
+    <w:lvlOverride w:ilvl="6">
+      <w:startOverride w:val="1"/>
+    </w:lvlOverride>
+    <w:lvlOverride w:ilvl="7">
+      <w:startOverride w:val="1"/>
+    </w:lvlOverride>
+    <w:lvlOverride w:ilvl="8">
+      <w:startOverride w:val="1"/>
+    </w:lvlOverride>
+  </w:num>
+  <w:num w:numId="91" w16cid:durableId="1963420329">
+    <w:abstractNumId w:val="48"/>
+  </w:num>
+  <w:num w:numId="92" w16cid:durableId="1860393611">
+    <w:abstractNumId w:val="16"/>
+    <w:lvlOverride w:ilvl="0">
+      <w:startOverride w:val="2"/>
+    </w:lvlOverride>
+    <w:lvlOverride w:ilvl="1">
+      <w:startOverride w:val="3"/>
+    </w:lvlOverride>
+    <w:lvlOverride w:ilvl="2">
+      <w:startOverride w:val="1"/>
+    </w:lvlOverride>
+    <w:lvlOverride w:ilvl="3">
+      <w:startOverride w:val="1"/>
+    </w:lvlOverride>
+    <w:lvlOverride w:ilvl="4">
+      <w:startOverride w:val="1"/>
+    </w:lvlOverride>
+    <w:lvlOverride w:ilvl="5">
+      <w:startOverride w:val="1"/>
+    </w:lvlOverride>
+    <w:lvlOverride w:ilvl="6">
+      <w:startOverride w:val="1"/>
+    </w:lvlOverride>
+    <w:lvlOverride w:ilvl="7">
+      <w:startOverride w:val="1"/>
+    </w:lvlOverride>
+    <w:lvlOverride w:ilvl="8">
+      <w:startOverride w:val="1"/>
+    </w:lvlOverride>
+  </w:num>
+  <w:num w:numId="93" w16cid:durableId="1594822133">
+    <w:abstractNumId w:val="22"/>
+  </w:num>
+  <w:num w:numId="94" w16cid:durableId="901326270">
+    <w:abstractNumId w:val="16"/>
+    <w:lvlOverride w:ilvl="0">
+      <w:startOverride w:val="2"/>
+    </w:lvlOverride>
+    <w:lvlOverride w:ilvl="1">
+      <w:startOverride w:val="3"/>
+    </w:lvlOverride>
+    <w:lvlOverride w:ilvl="2">
+      <w:startOverride w:val="1"/>
+    </w:lvlOverride>
+    <w:lvlOverride w:ilvl="3">
+      <w:startOverride w:val="1"/>
+    </w:lvlOverride>
+    <w:lvlOverride w:ilvl="4">
+      <w:startOverride w:val="1"/>
+    </w:lvlOverride>
+    <w:lvlOverride w:ilvl="5">
+      <w:startOverride w:val="1"/>
+    </w:lvlOverride>
+    <w:lvlOverride w:ilvl="6">
+      <w:startOverride w:val="1"/>
+    </w:lvlOverride>
+    <w:lvlOverride w:ilvl="7">
+      <w:startOverride w:val="1"/>
+    </w:lvlOverride>
+    <w:lvlOverride w:ilvl="8">
+      <w:startOverride w:val="1"/>
+    </w:lvlOverride>
+  </w:num>
+  <w:num w:numId="95" w16cid:durableId="1574924061">
+    <w:abstractNumId w:val="29"/>
   </w:num>
   <w:numIdMacAtCleanup w:val="60"/>
 </w:numbering>
@@ -49752,12 +50526,12 @@
     <w:link w:val="Titre1Car"/>
     <w:uiPriority w:val="9"/>
     <w:qFormat/>
-    <w:rsid w:val="004D081B"/>
+    <w:rsid w:val="006B4A28"/>
     <w:pPr>
       <w:keepNext/>
       <w:keepLines/>
       <w:numPr>
-        <w:numId w:val="56"/>
+        <w:numId w:val="19"/>
       </w:numPr>
       <w:spacing w:before="600" w:after="60"/>
       <w:contextualSpacing/>
@@ -49777,7 +50551,7 @@
     <w:uiPriority w:val="9"/>
     <w:unhideWhenUsed/>
     <w:qFormat/>
-    <w:rsid w:val="004D081B"/>
+    <w:rsid w:val="006B4A28"/>
     <w:pPr>
       <w:numPr>
         <w:ilvl w:val="1"/>
@@ -51927,6 +52701,36 @@
       </w:numPr>
     </w:pPr>
   </w:style>
+  <w:style w:type="numbering" w:customStyle="1" w:styleId="Listeactuelle29">
+    <w:name w:val="Liste actuelle29"/>
+    <w:uiPriority w:val="99"/>
+    <w:rsid w:val="001019C4"/>
+    <w:pPr>
+      <w:numPr>
+        <w:numId w:val="86"/>
+      </w:numPr>
+    </w:pPr>
+  </w:style>
+  <w:style w:type="numbering" w:customStyle="1" w:styleId="Listeactuelle30">
+    <w:name w:val="Liste actuelle30"/>
+    <w:uiPriority w:val="99"/>
+    <w:rsid w:val="006B4A28"/>
+    <w:pPr>
+      <w:numPr>
+        <w:numId w:val="88"/>
+      </w:numPr>
+    </w:pPr>
+  </w:style>
+  <w:style w:type="numbering" w:customStyle="1" w:styleId="Listeactuelle31">
+    <w:name w:val="Liste actuelle31"/>
+    <w:uiPriority w:val="99"/>
+    <w:rsid w:val="006B4A28"/>
+    <w:pPr>
+      <w:numPr>
+        <w:numId w:val="89"/>
+      </w:numPr>
+    </w:pPr>
+  </w:style>
 </w:styles>
 </file>
 

--- a/Rapport NVrel_SDetheve.docx
+++ b/Rapport NVrel_SDetheve.docx
@@ -263,7 +263,7 @@
           <w:r>
             <w:fldChar w:fldCharType="separate"/>
           </w:r>
-          <w:hyperlink w:anchor="_Toc200772026" w:history="1">
+          <w:hyperlink w:anchor="_Toc200819553" w:history="1">
             <w:r>
               <w:rPr>
                 <w:rStyle w:val="Lienhypertexte"/>
@@ -312,7 +312,7 @@
                 <w:noProof/>
                 <w:webHidden/>
               </w:rPr>
-              <w:instrText xml:space="preserve"> PAGEREF _Toc200772026 \h </w:instrText>
+              <w:instrText xml:space="preserve"> PAGEREF _Toc200819553 \h </w:instrText>
             </w:r>
             <w:r>
               <w:rPr>
@@ -362,7 +362,7 @@
               <w14:ligatures w14:val="standardContextual"/>
             </w:rPr>
           </w:pPr>
-          <w:hyperlink w:anchor="_Toc200772027" w:history="1">
+          <w:hyperlink w:anchor="_Toc200819554" w:history="1">
             <w:r>
               <w:rPr>
                 <w:rStyle w:val="Lienhypertexte"/>
@@ -410,7 +410,7 @@
                 <w:noProof/>
                 <w:webHidden/>
               </w:rPr>
-              <w:instrText xml:space="preserve"> PAGEREF _Toc200772027 \h </w:instrText>
+              <w:instrText xml:space="preserve"> PAGEREF _Toc200819554 \h </w:instrText>
             </w:r>
             <w:r>
               <w:rPr>
@@ -460,7 +460,7 @@
               <w14:ligatures w14:val="standardContextual"/>
             </w:rPr>
           </w:pPr>
-          <w:hyperlink w:anchor="_Toc200772028" w:history="1">
+          <w:hyperlink w:anchor="_Toc200819555" w:history="1">
             <w:r>
               <w:rPr>
                 <w:rStyle w:val="Lienhypertexte"/>
@@ -508,7 +508,7 @@
                 <w:noProof/>
                 <w:webHidden/>
               </w:rPr>
-              <w:instrText xml:space="preserve"> PAGEREF _Toc200772028 \h </w:instrText>
+              <w:instrText xml:space="preserve"> PAGEREF _Toc200819555 \h </w:instrText>
             </w:r>
             <w:r>
               <w:rPr>
@@ -556,7 +556,7 @@
               <w14:ligatures w14:val="standardContextual"/>
             </w:rPr>
           </w:pPr>
-          <w:hyperlink w:anchor="_Toc200772029" w:history="1">
+          <w:hyperlink w:anchor="_Toc200819556" w:history="1">
             <w:r>
               <w:rPr>
                 <w:rStyle w:val="Lienhypertexte"/>
@@ -602,7 +602,7 @@
                 <w:noProof/>
                 <w:webHidden/>
               </w:rPr>
-              <w:instrText xml:space="preserve"> PAGEREF _Toc200772029 \h </w:instrText>
+              <w:instrText xml:space="preserve"> PAGEREF _Toc200819556 \h </w:instrText>
             </w:r>
             <w:r>
               <w:rPr>
@@ -650,7 +650,7 @@
               <w14:ligatures w14:val="standardContextual"/>
             </w:rPr>
           </w:pPr>
-          <w:hyperlink w:anchor="_Toc200772030" w:history="1">
+          <w:hyperlink w:anchor="_Toc200819557" w:history="1">
             <w:r>
               <w:rPr>
                 <w:rStyle w:val="Lienhypertexte"/>
@@ -696,7 +696,7 @@
                 <w:noProof/>
                 <w:webHidden/>
               </w:rPr>
-              <w:instrText xml:space="preserve"> PAGEREF _Toc200772030 \h </w:instrText>
+              <w:instrText xml:space="preserve"> PAGEREF _Toc200819557 \h </w:instrText>
             </w:r>
             <w:r>
               <w:rPr>
@@ -744,7 +744,7 @@
               <w14:ligatures w14:val="standardContextual"/>
             </w:rPr>
           </w:pPr>
-          <w:hyperlink w:anchor="_Toc200772031" w:history="1">
+          <w:hyperlink w:anchor="_Toc200819558" w:history="1">
             <w:r>
               <w:rPr>
                 <w:rStyle w:val="Lienhypertexte"/>
@@ -790,7 +790,7 @@
                 <w:noProof/>
                 <w:webHidden/>
               </w:rPr>
-              <w:instrText xml:space="preserve"> PAGEREF _Toc200772031 \h </w:instrText>
+              <w:instrText xml:space="preserve"> PAGEREF _Toc200819558 \h </w:instrText>
             </w:r>
             <w:r>
               <w:rPr>
@@ -838,7 +838,7 @@
               <w14:ligatures w14:val="standardContextual"/>
             </w:rPr>
           </w:pPr>
-          <w:hyperlink w:anchor="_Toc200772032" w:history="1">
+          <w:hyperlink w:anchor="_Toc200819559" w:history="1">
             <w:r>
               <w:rPr>
                 <w:rStyle w:val="Lienhypertexte"/>
@@ -884,7 +884,7 @@
                 <w:noProof/>
                 <w:webHidden/>
               </w:rPr>
-              <w:instrText xml:space="preserve"> PAGEREF _Toc200772032 \h </w:instrText>
+              <w:instrText xml:space="preserve"> PAGEREF _Toc200819559 \h </w:instrText>
             </w:r>
             <w:r>
               <w:rPr>
@@ -934,7 +934,7 @@
               <w14:ligatures w14:val="standardContextual"/>
             </w:rPr>
           </w:pPr>
-          <w:hyperlink w:anchor="_Toc200772033" w:history="1">
+          <w:hyperlink w:anchor="_Toc200819560" w:history="1">
             <w:r>
               <w:rPr>
                 <w:rStyle w:val="Lienhypertexte"/>
@@ -982,7 +982,7 @@
                 <w:noProof/>
                 <w:webHidden/>
               </w:rPr>
-              <w:instrText xml:space="preserve"> PAGEREF _Toc200772033 \h </w:instrText>
+              <w:instrText xml:space="preserve"> PAGEREF _Toc200819560 \h </w:instrText>
             </w:r>
             <w:r>
               <w:rPr>
@@ -1030,7 +1030,7 @@
               <w14:ligatures w14:val="standardContextual"/>
             </w:rPr>
           </w:pPr>
-          <w:hyperlink w:anchor="_Toc200772038" w:history="1">
+          <w:hyperlink w:anchor="_Toc200819565" w:history="1">
             <w:r>
               <w:rPr>
                 <w:rStyle w:val="Lienhypertexte"/>
@@ -1076,7 +1076,7 @@
                 <w:noProof/>
                 <w:webHidden/>
               </w:rPr>
-              <w:instrText xml:space="preserve"> PAGEREF _Toc200772038 \h </w:instrText>
+              <w:instrText xml:space="preserve"> PAGEREF _Toc200819565 \h </w:instrText>
             </w:r>
             <w:r>
               <w:rPr>
@@ -1124,7 +1124,7 @@
               <w14:ligatures w14:val="standardContextual"/>
             </w:rPr>
           </w:pPr>
-          <w:hyperlink w:anchor="_Toc200772039" w:history="1">
+          <w:hyperlink w:anchor="_Toc200819566" w:history="1">
             <w:r>
               <w:rPr>
                 <w:rStyle w:val="Lienhypertexte"/>
@@ -1170,7 +1170,7 @@
                 <w:noProof/>
                 <w:webHidden/>
               </w:rPr>
-              <w:instrText xml:space="preserve"> PAGEREF _Toc200772039 \h </w:instrText>
+              <w:instrText xml:space="preserve"> PAGEREF _Toc200819566 \h </w:instrText>
             </w:r>
             <w:r>
               <w:rPr>
@@ -1218,7 +1218,7 @@
               <w14:ligatures w14:val="standardContextual"/>
             </w:rPr>
           </w:pPr>
-          <w:hyperlink w:anchor="_Toc200772040" w:history="1">
+          <w:hyperlink w:anchor="_Toc200819567" w:history="1">
             <w:r>
               <w:rPr>
                 <w:rStyle w:val="Lienhypertexte"/>
@@ -1264,7 +1264,7 @@
                 <w:noProof/>
                 <w:webHidden/>
               </w:rPr>
-              <w:instrText xml:space="preserve"> PAGEREF _Toc200772040 \h </w:instrText>
+              <w:instrText xml:space="preserve"> PAGEREF _Toc200819567 \h </w:instrText>
             </w:r>
             <w:r>
               <w:rPr>
@@ -1312,7 +1312,7 @@
               <w14:ligatures w14:val="standardContextual"/>
             </w:rPr>
           </w:pPr>
-          <w:hyperlink w:anchor="_Toc200772041" w:history="1">
+          <w:hyperlink w:anchor="_Toc200819568" w:history="1">
             <w:r>
               <w:rPr>
                 <w:rStyle w:val="Lienhypertexte"/>
@@ -1358,7 +1358,7 @@
                 <w:noProof/>
                 <w:webHidden/>
               </w:rPr>
-              <w:instrText xml:space="preserve"> PAGEREF _Toc200772041 \h </w:instrText>
+              <w:instrText xml:space="preserve"> PAGEREF _Toc200819568 \h </w:instrText>
             </w:r>
             <w:r>
               <w:rPr>
@@ -1405,7 +1405,7 @@
               <w14:ligatures w14:val="standardContextual"/>
             </w:rPr>
           </w:pPr>
-          <w:hyperlink w:anchor="_Toc200772042" w:history="1">
+          <w:hyperlink w:anchor="_Toc200819569" w:history="1">
             <w:r>
               <w:rPr>
                 <w:rStyle w:val="Lienhypertexte"/>
@@ -1454,7 +1454,7 @@
                 <w:noProof/>
                 <w:webHidden/>
               </w:rPr>
-              <w:instrText xml:space="preserve"> PAGEREF _Toc200772042 \h </w:instrText>
+              <w:instrText xml:space="preserve"> PAGEREF _Toc200819569 \h </w:instrText>
             </w:r>
             <w:r>
               <w:rPr>
@@ -1504,7 +1504,7 @@
               <w14:ligatures w14:val="standardContextual"/>
             </w:rPr>
           </w:pPr>
-          <w:hyperlink w:anchor="_Toc200772043" w:history="1">
+          <w:hyperlink w:anchor="_Toc200819570" w:history="1">
             <w:r>
               <w:rPr>
                 <w:rStyle w:val="Lienhypertexte"/>
@@ -1552,7 +1552,7 @@
                 <w:noProof/>
                 <w:webHidden/>
               </w:rPr>
-              <w:instrText xml:space="preserve"> PAGEREF _Toc200772043 \h </w:instrText>
+              <w:instrText xml:space="preserve"> PAGEREF _Toc200819570 \h </w:instrText>
             </w:r>
             <w:r>
               <w:rPr>
@@ -1602,7 +1602,7 @@
               <w14:ligatures w14:val="standardContextual"/>
             </w:rPr>
           </w:pPr>
-          <w:hyperlink w:anchor="_Toc200772044" w:history="1">
+          <w:hyperlink w:anchor="_Toc200819571" w:history="1">
             <w:r>
               <w:rPr>
                 <w:rStyle w:val="Lienhypertexte"/>
@@ -1650,7 +1650,7 @@
                 <w:noProof/>
                 <w:webHidden/>
               </w:rPr>
-              <w:instrText xml:space="preserve"> PAGEREF _Toc200772044 \h </w:instrText>
+              <w:instrText xml:space="preserve"> PAGEREF _Toc200819571 \h </w:instrText>
             </w:r>
             <w:r>
               <w:rPr>
@@ -1698,7 +1698,7 @@
               <w14:ligatures w14:val="standardContextual"/>
             </w:rPr>
           </w:pPr>
-          <w:hyperlink w:anchor="_Toc200772045" w:history="1">
+          <w:hyperlink w:anchor="_Toc200819572" w:history="1">
             <w:r>
               <w:rPr>
                 <w:rStyle w:val="Lienhypertexte"/>
@@ -1744,7 +1744,7 @@
                 <w:noProof/>
                 <w:webHidden/>
               </w:rPr>
-              <w:instrText xml:space="preserve"> PAGEREF _Toc200772045 \h </w:instrText>
+              <w:instrText xml:space="preserve"> PAGEREF _Toc200819572 \h </w:instrText>
             </w:r>
             <w:r>
               <w:rPr>
@@ -1792,7 +1792,7 @@
               <w14:ligatures w14:val="standardContextual"/>
             </w:rPr>
           </w:pPr>
-          <w:hyperlink w:anchor="_Toc200772046" w:history="1">
+          <w:hyperlink w:anchor="_Toc200819573" w:history="1">
             <w:r>
               <w:rPr>
                 <w:rStyle w:val="Lienhypertexte"/>
@@ -1838,7 +1838,7 @@
                 <w:noProof/>
                 <w:webHidden/>
               </w:rPr>
-              <w:instrText xml:space="preserve"> PAGEREF _Toc200772046 \h </w:instrText>
+              <w:instrText xml:space="preserve"> PAGEREF _Toc200819573 \h </w:instrText>
             </w:r>
             <w:r>
               <w:rPr>
@@ -1888,7 +1888,7 @@
               <w14:ligatures w14:val="standardContextual"/>
             </w:rPr>
           </w:pPr>
-          <w:hyperlink w:anchor="_Toc200772047" w:history="1">
+          <w:hyperlink w:anchor="_Toc200819574" w:history="1">
             <w:r>
               <w:rPr>
                 <w:rStyle w:val="Lienhypertexte"/>
@@ -1936,7 +1936,7 @@
                 <w:noProof/>
                 <w:webHidden/>
               </w:rPr>
-              <w:instrText xml:space="preserve"> PAGEREF _Toc200772047 \h </w:instrText>
+              <w:instrText xml:space="preserve"> PAGEREF _Toc200819574 \h </w:instrText>
             </w:r>
             <w:r>
               <w:rPr>
@@ -1956,7 +1956,7 @@
                 <w:noProof/>
                 <w:webHidden/>
               </w:rPr>
-              <w:t>21</w:t>
+              <w:t>22</w:t>
             </w:r>
             <w:r>
               <w:rPr>
@@ -1984,7 +1984,7 @@
               <w14:ligatures w14:val="standardContextual"/>
             </w:rPr>
           </w:pPr>
-          <w:hyperlink w:anchor="_Toc200772048" w:history="1">
+          <w:hyperlink w:anchor="_Toc200819575" w:history="1">
             <w:r>
               <w:rPr>
                 <w:rStyle w:val="Lienhypertexte"/>
@@ -2030,101 +2030,7 @@
                 <w:noProof/>
                 <w:webHidden/>
               </w:rPr>
-              <w:instrText xml:space="preserve"> PAGEREF _Toc200772048 \h </w:instrText>
-            </w:r>
-            <w:r>
-              <w:rPr>
-                <w:noProof/>
-                <w:webHidden/>
-              </w:rPr>
-            </w:r>
-            <w:r>
-              <w:rPr>
-                <w:noProof/>
-                <w:webHidden/>
-              </w:rPr>
-              <w:fldChar w:fldCharType="separate"/>
-            </w:r>
-            <w:r>
-              <w:rPr>
-                <w:noProof/>
-                <w:webHidden/>
-              </w:rPr>
-              <w:t>21</w:t>
-            </w:r>
-            <w:r>
-              <w:rPr>
-                <w:noProof/>
-                <w:webHidden/>
-              </w:rPr>
-              <w:fldChar w:fldCharType="end"/>
-            </w:r>
-          </w:hyperlink>
-        </w:p>
-        <w:p>
-          <w:pPr>
-            <w:pStyle w:val="TM3"/>
-            <w:tabs>
-              <w:tab w:val="left" w:pos="718"/>
-              <w:tab w:val="right" w:leader="dot" w:pos="8296"/>
-            </w:tabs>
-            <w:rPr>
-              <w:rFonts w:eastAsiaTheme="minorEastAsia" w:cstheme="minorBidi"/>
-              <w:smallCaps w:val="0"/>
-              <w:noProof/>
-              <w:kern w:val="2"/>
-              <w:sz w:val="24"/>
-              <w:szCs w:val="24"/>
-              <w14:ligatures w14:val="standardContextual"/>
-            </w:rPr>
-          </w:pPr>
-          <w:hyperlink w:anchor="_Toc200772049" w:history="1">
-            <w:r>
-              <w:rPr>
-                <w:rStyle w:val="Lienhypertexte"/>
-                <w:noProof/>
-              </w:rPr>
-              <w:t>2.3.2</w:t>
-            </w:r>
-            <w:r>
-              <w:rPr>
-                <w:rFonts w:eastAsiaTheme="minorEastAsia" w:cstheme="minorBidi"/>
-                <w:smallCaps w:val="0"/>
-                <w:noProof/>
-                <w:kern w:val="2"/>
-                <w:sz w:val="24"/>
-                <w:szCs w:val="24"/>
-                <w14:ligatures w14:val="standardContextual"/>
-              </w:rPr>
-              <w:tab/>
-            </w:r>
-            <w:r>
-              <w:rPr>
-                <w:rStyle w:val="Lienhypertexte"/>
-                <w:noProof/>
-              </w:rPr>
-              <w:t>Replay buffer</w:t>
-            </w:r>
-            <w:r>
-              <w:rPr>
-                <w:noProof/>
-                <w:webHidden/>
-              </w:rPr>
-              <w:tab/>
-            </w:r>
-            <w:r>
-              <w:rPr>
-                <w:noProof/>
-                <w:webHidden/>
-              </w:rPr>
-              <w:fldChar w:fldCharType="begin"/>
-            </w:r>
-            <w:r>
-              <w:rPr>
-                <w:noProof/>
-                <w:webHidden/>
-              </w:rPr>
-              <w:instrText xml:space="preserve"> PAGEREF _Toc200772049 \h </w:instrText>
+              <w:instrText xml:space="preserve"> PAGEREF _Toc200819575 \h </w:instrText>
             </w:r>
             <w:r>
               <w:rPr>
@@ -2172,13 +2078,13 @@
               <w14:ligatures w14:val="standardContextual"/>
             </w:rPr>
           </w:pPr>
-          <w:hyperlink w:anchor="_Toc200772050" w:history="1">
+          <w:hyperlink w:anchor="_Toc200819576" w:history="1">
             <w:r>
               <w:rPr>
                 <w:rStyle w:val="Lienhypertexte"/>
                 <w:noProof/>
               </w:rPr>
-              <w:t>2.3.3</w:t>
+              <w:t>2.3.2</w:t>
             </w:r>
             <w:r>
               <w:rPr>
@@ -2197,7 +2103,7 @@
                 <w:rStyle w:val="Lienhypertexte"/>
                 <w:noProof/>
               </w:rPr>
-              <w:t>Classe DQNAgent</w:t>
+              <w:t>Replay buffer</w:t>
             </w:r>
             <w:r>
               <w:rPr>
@@ -2218,7 +2124,7 @@
                 <w:noProof/>
                 <w:webHidden/>
               </w:rPr>
-              <w:instrText xml:space="preserve"> PAGEREF _Toc200772050 \h </w:instrText>
+              <w:instrText xml:space="preserve"> PAGEREF _Toc200819576 \h </w:instrText>
             </w:r>
             <w:r>
               <w:rPr>
@@ -2266,7 +2172,101 @@
               <w14:ligatures w14:val="standardContextual"/>
             </w:rPr>
           </w:pPr>
-          <w:hyperlink w:anchor="_Toc200772051" w:history="1">
+          <w:hyperlink w:anchor="_Toc200819577" w:history="1">
+            <w:r>
+              <w:rPr>
+                <w:rStyle w:val="Lienhypertexte"/>
+                <w:noProof/>
+              </w:rPr>
+              <w:t>2.3.3</w:t>
+            </w:r>
+            <w:r>
+              <w:rPr>
+                <w:rFonts w:eastAsiaTheme="minorEastAsia" w:cstheme="minorBidi"/>
+                <w:smallCaps w:val="0"/>
+                <w:noProof/>
+                <w:kern w:val="2"/>
+                <w:sz w:val="24"/>
+                <w:szCs w:val="24"/>
+                <w14:ligatures w14:val="standardContextual"/>
+              </w:rPr>
+              <w:tab/>
+            </w:r>
+            <w:r>
+              <w:rPr>
+                <w:rStyle w:val="Lienhypertexte"/>
+                <w:noProof/>
+              </w:rPr>
+              <w:t>Classe DQNAgent</w:t>
+            </w:r>
+            <w:r>
+              <w:rPr>
+                <w:noProof/>
+                <w:webHidden/>
+              </w:rPr>
+              <w:tab/>
+            </w:r>
+            <w:r>
+              <w:rPr>
+                <w:noProof/>
+                <w:webHidden/>
+              </w:rPr>
+              <w:fldChar w:fldCharType="begin"/>
+            </w:r>
+            <w:r>
+              <w:rPr>
+                <w:noProof/>
+                <w:webHidden/>
+              </w:rPr>
+              <w:instrText xml:space="preserve"> PAGEREF _Toc200819577 \h </w:instrText>
+            </w:r>
+            <w:r>
+              <w:rPr>
+                <w:noProof/>
+                <w:webHidden/>
+              </w:rPr>
+            </w:r>
+            <w:r>
+              <w:rPr>
+                <w:noProof/>
+                <w:webHidden/>
+              </w:rPr>
+              <w:fldChar w:fldCharType="separate"/>
+            </w:r>
+            <w:r>
+              <w:rPr>
+                <w:noProof/>
+                <w:webHidden/>
+              </w:rPr>
+              <w:t>24</w:t>
+            </w:r>
+            <w:r>
+              <w:rPr>
+                <w:noProof/>
+                <w:webHidden/>
+              </w:rPr>
+              <w:fldChar w:fldCharType="end"/>
+            </w:r>
+          </w:hyperlink>
+        </w:p>
+        <w:p>
+          <w:pPr>
+            <w:pStyle w:val="TM3"/>
+            <w:tabs>
+              <w:tab w:val="left" w:pos="718"/>
+              <w:tab w:val="right" w:leader="dot" w:pos="8296"/>
+            </w:tabs>
+            <w:rPr>
+              <w:rFonts w:eastAsiaTheme="minorEastAsia" w:cstheme="minorBidi"/>
+              <w:smallCaps w:val="0"/>
+              <w:noProof/>
+              <w:kern w:val="2"/>
+              <w:sz w:val="24"/>
+              <w:szCs w:val="24"/>
+              <w14:ligatures w14:val="standardContextual"/>
+            </w:rPr>
+          </w:pPr>
+          <w:hyperlink w:anchor="_Toc200819578" w:history="1">
             <w:r>
               <w:rPr>
                 <w:rStyle w:val="Lienhypertexte"/>
@@ -2312,7 +2312,7 @@
                 <w:noProof/>
                 <w:webHidden/>
               </w:rPr>
-              <w:instrText xml:space="preserve"> PAGEREF _Toc200772051 \h </w:instrText>
+              <w:instrText xml:space="preserve"> PAGEREF _Toc200819578 \h </w:instrText>
             </w:r>
             <w:r>
               <w:rPr>
@@ -2332,7 +2332,7 @@
                 <w:noProof/>
                 <w:webHidden/>
               </w:rPr>
-              <w:t>24</w:t>
+              <w:t>25</w:t>
             </w:r>
             <w:r>
               <w:rPr>
@@ -2362,7 +2362,7 @@
               <w14:ligatures w14:val="standardContextual"/>
             </w:rPr>
           </w:pPr>
-          <w:hyperlink w:anchor="_Toc200772052" w:history="1">
+          <w:hyperlink w:anchor="_Toc200819579" w:history="1">
             <w:r>
               <w:rPr>
                 <w:rStyle w:val="Lienhypertexte"/>
@@ -2410,195 +2410,7 @@
                 <w:noProof/>
                 <w:webHidden/>
               </w:rPr>
-              <w:instrText xml:space="preserve"> PAGEREF _Toc200772052 \h </w:instrText>
-            </w:r>
-            <w:r>
-              <w:rPr>
-                <w:noProof/>
-                <w:webHidden/>
-              </w:rPr>
-            </w:r>
-            <w:r>
-              <w:rPr>
-                <w:noProof/>
-                <w:webHidden/>
-              </w:rPr>
-              <w:fldChar w:fldCharType="separate"/>
-            </w:r>
-            <w:r>
-              <w:rPr>
-                <w:noProof/>
-                <w:webHidden/>
-              </w:rPr>
-              <w:t>25</w:t>
-            </w:r>
-            <w:r>
-              <w:rPr>
-                <w:noProof/>
-                <w:webHidden/>
-              </w:rPr>
-              <w:fldChar w:fldCharType="end"/>
-            </w:r>
-          </w:hyperlink>
-        </w:p>
-        <w:p>
-          <w:pPr>
-            <w:pStyle w:val="TM3"/>
-            <w:tabs>
-              <w:tab w:val="left" w:pos="718"/>
-              <w:tab w:val="right" w:leader="dot" w:pos="8296"/>
-            </w:tabs>
-            <w:rPr>
-              <w:rFonts w:eastAsiaTheme="minorEastAsia" w:cstheme="minorBidi"/>
-              <w:smallCaps w:val="0"/>
-              <w:noProof/>
-              <w:kern w:val="2"/>
-              <w:sz w:val="24"/>
-              <w:szCs w:val="24"/>
-              <w14:ligatures w14:val="standardContextual"/>
-            </w:rPr>
-          </w:pPr>
-          <w:hyperlink w:anchor="_Toc200772053" w:history="1">
-            <w:r>
-              <w:rPr>
-                <w:rStyle w:val="Lienhypertexte"/>
-                <w:noProof/>
-              </w:rPr>
-              <w:t>2.4.1</w:t>
-            </w:r>
-            <w:r>
-              <w:rPr>
-                <w:rFonts w:eastAsiaTheme="minorEastAsia" w:cstheme="minorBidi"/>
-                <w:smallCaps w:val="0"/>
-                <w:noProof/>
-                <w:kern w:val="2"/>
-                <w:sz w:val="24"/>
-                <w:szCs w:val="24"/>
-                <w14:ligatures w14:val="standardContextual"/>
-              </w:rPr>
-              <w:tab/>
-            </w:r>
-            <w:r>
-              <w:rPr>
-                <w:rStyle w:val="Lienhypertexte"/>
-                <w:noProof/>
-              </w:rPr>
-              <w:t>Agents non-collaboratifs</w:t>
-            </w:r>
-            <w:r>
-              <w:rPr>
-                <w:noProof/>
-                <w:webHidden/>
-              </w:rPr>
-              <w:tab/>
-            </w:r>
-            <w:r>
-              <w:rPr>
-                <w:noProof/>
-                <w:webHidden/>
-              </w:rPr>
-              <w:fldChar w:fldCharType="begin"/>
-            </w:r>
-            <w:r>
-              <w:rPr>
-                <w:noProof/>
-                <w:webHidden/>
-              </w:rPr>
-              <w:instrText xml:space="preserve"> PAGEREF _Toc200772053 \h </w:instrText>
-            </w:r>
-            <w:r>
-              <w:rPr>
-                <w:noProof/>
-                <w:webHidden/>
-              </w:rPr>
-            </w:r>
-            <w:r>
-              <w:rPr>
-                <w:noProof/>
-                <w:webHidden/>
-              </w:rPr>
-              <w:fldChar w:fldCharType="separate"/>
-            </w:r>
-            <w:r>
-              <w:rPr>
-                <w:noProof/>
-                <w:webHidden/>
-              </w:rPr>
-              <w:t>25</w:t>
-            </w:r>
-            <w:r>
-              <w:rPr>
-                <w:noProof/>
-                <w:webHidden/>
-              </w:rPr>
-              <w:fldChar w:fldCharType="end"/>
-            </w:r>
-          </w:hyperlink>
-        </w:p>
-        <w:p>
-          <w:pPr>
-            <w:pStyle w:val="TM3"/>
-            <w:tabs>
-              <w:tab w:val="left" w:pos="718"/>
-              <w:tab w:val="right" w:leader="dot" w:pos="8296"/>
-            </w:tabs>
-            <w:rPr>
-              <w:rFonts w:eastAsiaTheme="minorEastAsia" w:cstheme="minorBidi"/>
-              <w:smallCaps w:val="0"/>
-              <w:noProof/>
-              <w:kern w:val="2"/>
-              <w:sz w:val="24"/>
-              <w:szCs w:val="24"/>
-              <w14:ligatures w14:val="standardContextual"/>
-            </w:rPr>
-          </w:pPr>
-          <w:hyperlink w:anchor="_Toc200772054" w:history="1">
-            <w:r>
-              <w:rPr>
-                <w:rStyle w:val="Lienhypertexte"/>
-                <w:noProof/>
-              </w:rPr>
-              <w:t>2.4.2</w:t>
-            </w:r>
-            <w:r>
-              <w:rPr>
-                <w:rFonts w:eastAsiaTheme="minorEastAsia" w:cstheme="minorBidi"/>
-                <w:smallCaps w:val="0"/>
-                <w:noProof/>
-                <w:kern w:val="2"/>
-                <w:sz w:val="24"/>
-                <w:szCs w:val="24"/>
-                <w14:ligatures w14:val="standardContextual"/>
-              </w:rPr>
-              <w:tab/>
-            </w:r>
-            <w:r>
-              <w:rPr>
-                <w:rStyle w:val="Lienhypertexte"/>
-                <w:noProof/>
-              </w:rPr>
-              <w:t>Agents collaboratifs</w:t>
-            </w:r>
-            <w:r>
-              <w:rPr>
-                <w:noProof/>
-                <w:webHidden/>
-              </w:rPr>
-              <w:tab/>
-            </w:r>
-            <w:r>
-              <w:rPr>
-                <w:noProof/>
-                <w:webHidden/>
-              </w:rPr>
-              <w:fldChar w:fldCharType="begin"/>
-            </w:r>
-            <w:r>
-              <w:rPr>
-                <w:noProof/>
-                <w:webHidden/>
-              </w:rPr>
-              <w:instrText xml:space="preserve"> PAGEREF _Toc200772054 \h </w:instrText>
+              <w:instrText xml:space="preserve"> PAGEREF _Toc200819579 \h </w:instrText>
             </w:r>
             <w:r>
               <w:rPr>
@@ -2646,7 +2458,195 @@
               <w14:ligatures w14:val="standardContextual"/>
             </w:rPr>
           </w:pPr>
-          <w:hyperlink w:anchor="_Toc200772055" w:history="1">
+          <w:hyperlink w:anchor="_Toc200819580" w:history="1">
+            <w:r>
+              <w:rPr>
+                <w:rStyle w:val="Lienhypertexte"/>
+                <w:noProof/>
+              </w:rPr>
+              <w:t>2.4.1</w:t>
+            </w:r>
+            <w:r>
+              <w:rPr>
+                <w:rFonts w:eastAsiaTheme="minorEastAsia" w:cstheme="minorBidi"/>
+                <w:smallCaps w:val="0"/>
+                <w:noProof/>
+                <w:kern w:val="2"/>
+                <w:sz w:val="24"/>
+                <w:szCs w:val="24"/>
+                <w14:ligatures w14:val="standardContextual"/>
+              </w:rPr>
+              <w:tab/>
+            </w:r>
+            <w:r>
+              <w:rPr>
+                <w:rStyle w:val="Lienhypertexte"/>
+                <w:noProof/>
+              </w:rPr>
+              <w:t>Agents non-collaboratifs</w:t>
+            </w:r>
+            <w:r>
+              <w:rPr>
+                <w:noProof/>
+                <w:webHidden/>
+              </w:rPr>
+              <w:tab/>
+            </w:r>
+            <w:r>
+              <w:rPr>
+                <w:noProof/>
+                <w:webHidden/>
+              </w:rPr>
+              <w:fldChar w:fldCharType="begin"/>
+            </w:r>
+            <w:r>
+              <w:rPr>
+                <w:noProof/>
+                <w:webHidden/>
+              </w:rPr>
+              <w:instrText xml:space="preserve"> PAGEREF _Toc200819580 \h </w:instrText>
+            </w:r>
+            <w:r>
+              <w:rPr>
+                <w:noProof/>
+                <w:webHidden/>
+              </w:rPr>
+            </w:r>
+            <w:r>
+              <w:rPr>
+                <w:noProof/>
+                <w:webHidden/>
+              </w:rPr>
+              <w:fldChar w:fldCharType="separate"/>
+            </w:r>
+            <w:r>
+              <w:rPr>
+                <w:noProof/>
+                <w:webHidden/>
+              </w:rPr>
+              <w:t>26</w:t>
+            </w:r>
+            <w:r>
+              <w:rPr>
+                <w:noProof/>
+                <w:webHidden/>
+              </w:rPr>
+              <w:fldChar w:fldCharType="end"/>
+            </w:r>
+          </w:hyperlink>
+        </w:p>
+        <w:p>
+          <w:pPr>
+            <w:pStyle w:val="TM3"/>
+            <w:tabs>
+              <w:tab w:val="left" w:pos="718"/>
+              <w:tab w:val="right" w:leader="dot" w:pos="8296"/>
+            </w:tabs>
+            <w:rPr>
+              <w:rFonts w:eastAsiaTheme="minorEastAsia" w:cstheme="minorBidi"/>
+              <w:smallCaps w:val="0"/>
+              <w:noProof/>
+              <w:kern w:val="2"/>
+              <w:sz w:val="24"/>
+              <w:szCs w:val="24"/>
+              <w14:ligatures w14:val="standardContextual"/>
+            </w:rPr>
+          </w:pPr>
+          <w:hyperlink w:anchor="_Toc200819581" w:history="1">
+            <w:r>
+              <w:rPr>
+                <w:rStyle w:val="Lienhypertexte"/>
+                <w:noProof/>
+              </w:rPr>
+              <w:t>2.4.2</w:t>
+            </w:r>
+            <w:r>
+              <w:rPr>
+                <w:rFonts w:eastAsiaTheme="minorEastAsia" w:cstheme="minorBidi"/>
+                <w:smallCaps w:val="0"/>
+                <w:noProof/>
+                <w:kern w:val="2"/>
+                <w:sz w:val="24"/>
+                <w:szCs w:val="24"/>
+                <w14:ligatures w14:val="standardContextual"/>
+              </w:rPr>
+              <w:tab/>
+            </w:r>
+            <w:r>
+              <w:rPr>
+                <w:rStyle w:val="Lienhypertexte"/>
+                <w:noProof/>
+              </w:rPr>
+              <w:t>Agents collaboratifs</w:t>
+            </w:r>
+            <w:r>
+              <w:rPr>
+                <w:noProof/>
+                <w:webHidden/>
+              </w:rPr>
+              <w:tab/>
+            </w:r>
+            <w:r>
+              <w:rPr>
+                <w:noProof/>
+                <w:webHidden/>
+              </w:rPr>
+              <w:fldChar w:fldCharType="begin"/>
+            </w:r>
+            <w:r>
+              <w:rPr>
+                <w:noProof/>
+                <w:webHidden/>
+              </w:rPr>
+              <w:instrText xml:space="preserve"> PAGEREF _Toc200819581 \h </w:instrText>
+            </w:r>
+            <w:r>
+              <w:rPr>
+                <w:noProof/>
+                <w:webHidden/>
+              </w:rPr>
+            </w:r>
+            <w:r>
+              <w:rPr>
+                <w:noProof/>
+                <w:webHidden/>
+              </w:rPr>
+              <w:fldChar w:fldCharType="separate"/>
+            </w:r>
+            <w:r>
+              <w:rPr>
+                <w:noProof/>
+                <w:webHidden/>
+              </w:rPr>
+              <w:t>27</w:t>
+            </w:r>
+            <w:r>
+              <w:rPr>
+                <w:noProof/>
+                <w:webHidden/>
+              </w:rPr>
+              <w:fldChar w:fldCharType="end"/>
+            </w:r>
+          </w:hyperlink>
+        </w:p>
+        <w:p>
+          <w:pPr>
+            <w:pStyle w:val="TM3"/>
+            <w:tabs>
+              <w:tab w:val="left" w:pos="718"/>
+              <w:tab w:val="right" w:leader="dot" w:pos="8296"/>
+            </w:tabs>
+            <w:rPr>
+              <w:rFonts w:eastAsiaTheme="minorEastAsia" w:cstheme="minorBidi"/>
+              <w:smallCaps w:val="0"/>
+              <w:noProof/>
+              <w:kern w:val="2"/>
+              <w:sz w:val="24"/>
+              <w:szCs w:val="24"/>
+              <w14:ligatures w14:val="standardContextual"/>
+            </w:rPr>
+          </w:pPr>
+          <w:hyperlink w:anchor="_Toc200819582" w:history="1">
             <w:r>
               <w:rPr>
                 <w:rStyle w:val="Lienhypertexte"/>
@@ -2692,7 +2692,7 @@
                 <w:noProof/>
                 <w:webHidden/>
               </w:rPr>
-              <w:instrText xml:space="preserve"> PAGEREF _Toc200772055 \h </w:instrText>
+              <w:instrText xml:space="preserve"> PAGEREF _Toc200819582 \h </w:instrText>
             </w:r>
             <w:r>
               <w:rPr>
@@ -2712,7 +2712,7 @@
                 <w:noProof/>
                 <w:webHidden/>
               </w:rPr>
-              <w:t>27</w:t>
+              <w:t>28</w:t>
             </w:r>
             <w:r>
               <w:rPr>
@@ -2742,7 +2742,7 @@
               <w14:ligatures w14:val="standardContextual"/>
             </w:rPr>
           </w:pPr>
-          <w:hyperlink w:anchor="_Toc200772056" w:history="1">
+          <w:hyperlink w:anchor="_Toc200819583" w:history="1">
             <w:r>
               <w:rPr>
                 <w:rStyle w:val="Lienhypertexte"/>
@@ -2790,7 +2790,7 @@
                 <w:noProof/>
                 <w:webHidden/>
               </w:rPr>
-              <w:instrText xml:space="preserve"> PAGEREF _Toc200772056 \h </w:instrText>
+              <w:instrText xml:space="preserve"> PAGEREF _Toc200819583 \h </w:instrText>
             </w:r>
             <w:r>
               <w:rPr>
@@ -2810,7 +2810,7 @@
                 <w:noProof/>
                 <w:webHidden/>
               </w:rPr>
-              <w:t>30</w:t>
+              <w:t>31</w:t>
             </w:r>
             <w:r>
               <w:rPr>
@@ -2837,7 +2837,7 @@
               <w14:ligatures w14:val="standardContextual"/>
             </w:rPr>
           </w:pPr>
-          <w:hyperlink w:anchor="_Toc200772057" w:history="1">
+          <w:hyperlink w:anchor="_Toc200819584" w:history="1">
             <w:r>
               <w:rPr>
                 <w:rStyle w:val="Lienhypertexte"/>
@@ -2886,7 +2886,7 @@
                 <w:noProof/>
                 <w:webHidden/>
               </w:rPr>
-              <w:instrText xml:space="preserve"> PAGEREF _Toc200772057 \h </w:instrText>
+              <w:instrText xml:space="preserve"> PAGEREF _Toc200819584 \h </w:instrText>
             </w:r>
             <w:r>
               <w:rPr>
@@ -2906,7 +2906,7 @@
                 <w:noProof/>
                 <w:webHidden/>
               </w:rPr>
-              <w:t>31</w:t>
+              <w:t>32</w:t>
             </w:r>
             <w:r>
               <w:rPr>
@@ -2960,7 +2960,7 @@
           <w:numId w:val="57"/>
         </w:numPr>
       </w:pPr>
-      <w:bookmarkStart w:id="0" w:name="_Toc200772026"/>
+      <w:bookmarkStart w:id="0" w:name="_Toc200819553"/>
       <w:r>
         <w:t>Construction de modèles prédictifs de consommation d’énergie</w:t>
       </w:r>
@@ -2970,7 +2970,7 @@
       <w:pPr>
         <w:pStyle w:val="Titre2"/>
       </w:pPr>
-      <w:bookmarkStart w:id="1" w:name="_Toc200772027"/>
+      <w:bookmarkStart w:id="1" w:name="_Toc200819554"/>
       <w:r>
         <w:t>Introduction : Origine des données</w:t>
       </w:r>
@@ -3317,7 +3317,7 @@
       <w:bookmarkStart w:id="6" w:name="_Toc200497481"/>
       <w:bookmarkStart w:id="7" w:name="_Toc200497568"/>
       <w:bookmarkStart w:id="8" w:name="_Toc200499583"/>
-      <w:bookmarkStart w:id="9" w:name="_Toc200772028"/>
+      <w:bookmarkStart w:id="9" w:name="_Toc200819555"/>
       <w:bookmarkEnd w:id="3"/>
       <w:bookmarkEnd w:id="4"/>
       <w:bookmarkEnd w:id="5"/>
@@ -3341,7 +3341,7 @@
           <w:szCs w:val="22"/>
         </w:rPr>
       </w:pPr>
-      <w:bookmarkStart w:id="10" w:name="_Toc200772029"/>
+      <w:bookmarkStart w:id="10" w:name="_Toc200819556"/>
       <w:r>
         <w:rPr>
           <w:sz w:val="28"/>
@@ -4160,7 +4160,7 @@
           <w:szCs w:val="22"/>
         </w:rPr>
       </w:pPr>
-      <w:bookmarkStart w:id="11" w:name="_Toc200772030"/>
+      <w:bookmarkStart w:id="11" w:name="_Toc200819557"/>
       <w:r>
         <w:rPr>
           <w:sz w:val="28"/>
@@ -6818,7 +6818,7 @@
           <w:szCs w:val="22"/>
         </w:rPr>
       </w:pPr>
-      <w:bookmarkStart w:id="12" w:name="_Toc200772031"/>
+      <w:bookmarkStart w:id="12" w:name="_Toc200819558"/>
       <w:r>
         <w:rPr>
           <w:sz w:val="28"/>
@@ -6849,7 +6849,7 @@
           <w:szCs w:val="22"/>
         </w:rPr>
       </w:pPr>
-      <w:bookmarkStart w:id="13" w:name="_Toc200772032"/>
+      <w:bookmarkStart w:id="13" w:name="_Toc200819559"/>
       <w:r>
         <w:rPr>
           <w:sz w:val="28"/>
@@ -6896,7 +6896,7 @@
           <w:numId w:val="59"/>
         </w:numPr>
       </w:pPr>
-      <w:bookmarkStart w:id="14" w:name="_Toc200772033"/>
+      <w:bookmarkStart w:id="14" w:name="_Toc200819560"/>
       <w:r>
         <w:t>Construction d’un modèle non- linéaire</w:t>
       </w:r>
@@ -6930,6 +6930,8 @@
       <w:bookmarkStart w:id="21" w:name="_Toc200770440"/>
       <w:bookmarkStart w:id="22" w:name="_Toc200771661"/>
       <w:bookmarkStart w:id="23" w:name="_Toc200772034"/>
+      <w:bookmarkStart w:id="24" w:name="_Toc200819512"/>
+      <w:bookmarkStart w:id="25" w:name="_Toc200819561"/>
       <w:bookmarkEnd w:id="15"/>
       <w:bookmarkEnd w:id="16"/>
       <w:bookmarkEnd w:id="17"/>
@@ -6939,6 +6941,8 @@
       <w:bookmarkEnd w:id="21"/>
       <w:bookmarkEnd w:id="22"/>
       <w:bookmarkEnd w:id="23"/>
+      <w:bookmarkEnd w:id="24"/>
+      <w:bookmarkEnd w:id="25"/>
     </w:p>
     <w:p>
       <w:pPr>
@@ -6959,17 +6963,17 @@
           <w:szCs w:val="22"/>
         </w:rPr>
       </w:pPr>
-      <w:bookmarkStart w:id="24" w:name="_Toc200499944"/>
-      <w:bookmarkStart w:id="25" w:name="_Toc200656872"/>
-      <w:bookmarkStart w:id="26" w:name="_Toc200740346"/>
-      <w:bookmarkStart w:id="27" w:name="_Toc200740380"/>
-      <w:bookmarkStart w:id="28" w:name="_Toc200740414"/>
-      <w:bookmarkStart w:id="29" w:name="_Toc200770409"/>
-      <w:bookmarkStart w:id="30" w:name="_Toc200770441"/>
-      <w:bookmarkStart w:id="31" w:name="_Toc200771662"/>
-      <w:bookmarkStart w:id="32" w:name="_Toc200772035"/>
-      <w:bookmarkEnd w:id="24"/>
-      <w:bookmarkEnd w:id="25"/>
+      <w:bookmarkStart w:id="26" w:name="_Toc200499944"/>
+      <w:bookmarkStart w:id="27" w:name="_Toc200656872"/>
+      <w:bookmarkStart w:id="28" w:name="_Toc200740346"/>
+      <w:bookmarkStart w:id="29" w:name="_Toc200740380"/>
+      <w:bookmarkStart w:id="30" w:name="_Toc200740414"/>
+      <w:bookmarkStart w:id="31" w:name="_Toc200770409"/>
+      <w:bookmarkStart w:id="32" w:name="_Toc200770441"/>
+      <w:bookmarkStart w:id="33" w:name="_Toc200771662"/>
+      <w:bookmarkStart w:id="34" w:name="_Toc200772035"/>
+      <w:bookmarkStart w:id="35" w:name="_Toc200819513"/>
+      <w:bookmarkStart w:id="36" w:name="_Toc200819562"/>
       <w:bookmarkEnd w:id="26"/>
       <w:bookmarkEnd w:id="27"/>
       <w:bookmarkEnd w:id="28"/>
@@ -6977,6 +6981,10 @@
       <w:bookmarkEnd w:id="30"/>
       <w:bookmarkEnd w:id="31"/>
       <w:bookmarkEnd w:id="32"/>
+      <w:bookmarkEnd w:id="33"/>
+      <w:bookmarkEnd w:id="34"/>
+      <w:bookmarkEnd w:id="35"/>
+      <w:bookmarkEnd w:id="36"/>
     </w:p>
     <w:p>
       <w:pPr>
@@ -6997,24 +7005,28 @@
           <w:szCs w:val="22"/>
         </w:rPr>
       </w:pPr>
-      <w:bookmarkStart w:id="33" w:name="_Toc200499945"/>
-      <w:bookmarkStart w:id="34" w:name="_Toc200656873"/>
-      <w:bookmarkStart w:id="35" w:name="_Toc200740347"/>
-      <w:bookmarkStart w:id="36" w:name="_Toc200740381"/>
-      <w:bookmarkStart w:id="37" w:name="_Toc200740415"/>
-      <w:bookmarkStart w:id="38" w:name="_Toc200770410"/>
-      <w:bookmarkStart w:id="39" w:name="_Toc200770442"/>
-      <w:bookmarkStart w:id="40" w:name="_Toc200771663"/>
-      <w:bookmarkStart w:id="41" w:name="_Toc200772036"/>
-      <w:bookmarkEnd w:id="33"/>
-      <w:bookmarkEnd w:id="34"/>
-      <w:bookmarkEnd w:id="35"/>
-      <w:bookmarkEnd w:id="36"/>
+      <w:bookmarkStart w:id="37" w:name="_Toc200499945"/>
+      <w:bookmarkStart w:id="38" w:name="_Toc200656873"/>
+      <w:bookmarkStart w:id="39" w:name="_Toc200740347"/>
+      <w:bookmarkStart w:id="40" w:name="_Toc200740381"/>
+      <w:bookmarkStart w:id="41" w:name="_Toc200740415"/>
+      <w:bookmarkStart w:id="42" w:name="_Toc200770410"/>
+      <w:bookmarkStart w:id="43" w:name="_Toc200770442"/>
+      <w:bookmarkStart w:id="44" w:name="_Toc200771663"/>
+      <w:bookmarkStart w:id="45" w:name="_Toc200772036"/>
+      <w:bookmarkStart w:id="46" w:name="_Toc200819514"/>
+      <w:bookmarkStart w:id="47" w:name="_Toc200819563"/>
       <w:bookmarkEnd w:id="37"/>
       <w:bookmarkEnd w:id="38"/>
       <w:bookmarkEnd w:id="39"/>
       <w:bookmarkEnd w:id="40"/>
       <w:bookmarkEnd w:id="41"/>
+      <w:bookmarkEnd w:id="42"/>
+      <w:bookmarkEnd w:id="43"/>
+      <w:bookmarkEnd w:id="44"/>
+      <w:bookmarkEnd w:id="45"/>
+      <w:bookmarkEnd w:id="46"/>
+      <w:bookmarkEnd w:id="47"/>
     </w:p>
     <w:p>
       <w:pPr>
@@ -7035,24 +7047,28 @@
           <w:szCs w:val="22"/>
         </w:rPr>
       </w:pPr>
-      <w:bookmarkStart w:id="42" w:name="_Toc200499946"/>
-      <w:bookmarkStart w:id="43" w:name="_Toc200656874"/>
-      <w:bookmarkStart w:id="44" w:name="_Toc200740348"/>
-      <w:bookmarkStart w:id="45" w:name="_Toc200740382"/>
-      <w:bookmarkStart w:id="46" w:name="_Toc200740416"/>
-      <w:bookmarkStart w:id="47" w:name="_Toc200770411"/>
-      <w:bookmarkStart w:id="48" w:name="_Toc200770443"/>
-      <w:bookmarkStart w:id="49" w:name="_Toc200771664"/>
-      <w:bookmarkStart w:id="50" w:name="_Toc200772037"/>
-      <w:bookmarkEnd w:id="42"/>
-      <w:bookmarkEnd w:id="43"/>
-      <w:bookmarkEnd w:id="44"/>
-      <w:bookmarkEnd w:id="45"/>
-      <w:bookmarkEnd w:id="46"/>
-      <w:bookmarkEnd w:id="47"/>
+      <w:bookmarkStart w:id="48" w:name="_Toc200499946"/>
+      <w:bookmarkStart w:id="49" w:name="_Toc200656874"/>
+      <w:bookmarkStart w:id="50" w:name="_Toc200740348"/>
+      <w:bookmarkStart w:id="51" w:name="_Toc200740382"/>
+      <w:bookmarkStart w:id="52" w:name="_Toc200740416"/>
+      <w:bookmarkStart w:id="53" w:name="_Toc200770411"/>
+      <w:bookmarkStart w:id="54" w:name="_Toc200770443"/>
+      <w:bookmarkStart w:id="55" w:name="_Toc200771664"/>
+      <w:bookmarkStart w:id="56" w:name="_Toc200772037"/>
+      <w:bookmarkStart w:id="57" w:name="_Toc200819515"/>
+      <w:bookmarkStart w:id="58" w:name="_Toc200819564"/>
       <w:bookmarkEnd w:id="48"/>
       <w:bookmarkEnd w:id="49"/>
       <w:bookmarkEnd w:id="50"/>
+      <w:bookmarkEnd w:id="51"/>
+      <w:bookmarkEnd w:id="52"/>
+      <w:bookmarkEnd w:id="53"/>
+      <w:bookmarkEnd w:id="54"/>
+      <w:bookmarkEnd w:id="55"/>
+      <w:bookmarkEnd w:id="56"/>
+      <w:bookmarkEnd w:id="57"/>
+      <w:bookmarkEnd w:id="58"/>
     </w:p>
     <w:p>
       <w:pPr>
@@ -7066,7 +7082,7 @@
           <w:szCs w:val="22"/>
         </w:rPr>
       </w:pPr>
-      <w:bookmarkStart w:id="51" w:name="_Toc200772038"/>
+      <w:bookmarkStart w:id="59" w:name="_Toc200819565"/>
       <w:r>
         <w:rPr>
           <w:sz w:val="28"/>
@@ -7074,7 +7090,7 @@
         </w:rPr>
         <w:t>Introduction</w:t>
       </w:r>
-      <w:bookmarkEnd w:id="51"/>
+      <w:bookmarkEnd w:id="59"/>
     </w:p>
     <w:p/>
     <w:p>
@@ -7196,7 +7212,7 @@
           <w:szCs w:val="22"/>
         </w:rPr>
       </w:pPr>
-      <w:bookmarkStart w:id="52" w:name="_Toc200772039"/>
+      <w:bookmarkStart w:id="60" w:name="_Toc200819566"/>
       <w:r>
         <w:rPr>
           <w:sz w:val="28"/>
@@ -7212,7 +7228,7 @@
         </w:rPr>
         <w:t>train_models</w:t>
       </w:r>
-      <w:bookmarkEnd w:id="52"/>
+      <w:bookmarkEnd w:id="60"/>
       <w:proofErr w:type="spellEnd"/>
     </w:p>
     <w:p>
@@ -8076,7 +8092,7 @@
           <w:szCs w:val="22"/>
         </w:rPr>
       </w:pPr>
-      <w:bookmarkStart w:id="53" w:name="_Toc200772040"/>
+      <w:bookmarkStart w:id="61" w:name="_Toc200819567"/>
       <w:r>
         <w:rPr>
           <w:sz w:val="28"/>
@@ -8092,7 +8108,7 @@
         </w:rPr>
         <w:t xml:space="preserve"> obtenus</w:t>
       </w:r>
-      <w:bookmarkEnd w:id="53"/>
+      <w:bookmarkEnd w:id="61"/>
     </w:p>
     <w:p>
       <w:r>
@@ -9006,7 +9022,7 @@
           <w:szCs w:val="22"/>
         </w:rPr>
       </w:pPr>
-      <w:bookmarkStart w:id="54" w:name="_Toc200772041"/>
+      <w:bookmarkStart w:id="62" w:name="_Toc200819568"/>
       <w:r>
         <w:rPr>
           <w:sz w:val="28"/>
@@ -9014,7 +9030,7 @@
         </w:rPr>
         <w:t>Conclusion</w:t>
       </w:r>
-      <w:bookmarkEnd w:id="54"/>
+      <w:bookmarkEnd w:id="62"/>
     </w:p>
     <w:p>
       <w:r>
@@ -9060,12 +9076,12 @@
           <w:numId w:val="57"/>
         </w:numPr>
       </w:pPr>
-      <w:bookmarkStart w:id="55" w:name="_Toc200772042"/>
+      <w:bookmarkStart w:id="63" w:name="_Toc200819569"/>
       <w:r>
         <w:lastRenderedPageBreak/>
         <w:t>Apprentissage par renforcement</w:t>
       </w:r>
-      <w:bookmarkEnd w:id="55"/>
+      <w:bookmarkEnd w:id="63"/>
     </w:p>
     <w:p>
       <w:pPr>
@@ -9523,7 +9539,7 @@
           <w:numId w:val="91"/>
         </w:numPr>
       </w:pPr>
-      <w:bookmarkStart w:id="56" w:name="_Toc200772043"/>
+      <w:bookmarkStart w:id="64" w:name="_Toc200819570"/>
       <w:r>
         <w:t>Création</w:t>
       </w:r>
@@ -9533,7 +9549,7 @@
       <w:r>
         <w:t>bâtiment</w:t>
       </w:r>
-      <w:bookmarkEnd w:id="56"/>
+      <w:bookmarkEnd w:id="64"/>
     </w:p>
     <w:p>
       <w:r>
@@ -9707,12 +9723,12 @@
           <w:numId w:val="91"/>
         </w:numPr>
       </w:pPr>
-      <w:bookmarkStart w:id="57" w:name="_Toc200772044"/>
+      <w:bookmarkStart w:id="65" w:name="_Toc200819571"/>
       <w:r>
         <w:lastRenderedPageBreak/>
         <w:t>Q-Learning</w:t>
       </w:r>
-      <w:bookmarkEnd w:id="57"/>
+      <w:bookmarkEnd w:id="65"/>
     </w:p>
     <w:p>
       <w:r>
@@ -10664,7 +10680,7 @@
           <w:noProof/>
         </w:rPr>
         <w:drawing>
-          <wp:inline distT="0" distB="0" distL="0" distR="0" wp14:anchorId="5F850D37" wp14:editId="5FD3279A">
+          <wp:inline distT="0" distB="0" distL="0" distR="0" wp14:anchorId="5F850D37" wp14:editId="5AED10A8">
             <wp:extent cx="5274310" cy="2593340"/>
             <wp:effectExtent l="0" t="0" r="0" b="0"/>
             <wp:docPr id="130279343" name="Image 1" descr="Une image contenant texte, capture d’écran, Police, algèbre&#10;&#10;Le contenu généré par l’IA peut être incorrect."/>
@@ -10714,7 +10730,7 @@
           <w:numId w:val="91"/>
         </w:numPr>
       </w:pPr>
-      <w:bookmarkStart w:id="58" w:name="_Toc200772045"/>
+      <w:bookmarkStart w:id="66" w:name="_Toc200819572"/>
       <w:r>
         <w:t xml:space="preserve">Classe </w:t>
       </w:r>
@@ -10722,7 +10738,7 @@
       <w:r>
         <w:t>QlearningAgent</w:t>
       </w:r>
-      <w:bookmarkEnd w:id="58"/>
+      <w:bookmarkEnd w:id="66"/>
       <w:proofErr w:type="spellEnd"/>
     </w:p>
     <w:p>
@@ -11542,41 +11558,1414 @@
           <w:rStyle w:val="mclose"/>
         </w:rPr>
         <w:lastRenderedPageBreak/>
-        <w:t>Note : state contient les paramètres (</w:t>
-      </w:r>
-      <w:proofErr w:type="spellStart"/>
+        <w:t>Zoom sur la notion d’état</w:t>
+      </w:r>
       <w:r>
         <w:rPr>
           <w:rStyle w:val="mclose"/>
         </w:rPr>
-        <w:t>glazing_</w:t>
-      </w:r>
+        <w:t xml:space="preserve"> : </w:t>
+      </w:r>
+      <w:r>
+        <w:rPr>
+          <w:rStyle w:val="mclose"/>
+        </w:rPr>
+        <w:br/>
+      </w:r>
+      <w:r>
+        <w:rPr>
+          <w:rStyle w:val="mclose"/>
+        </w:rPr>
+        <w:br/>
+        <w:t>Dans notre cas, l’état (</w:t>
+      </w:r>
+      <w:r>
+        <w:rPr>
+          <w:rStyle w:val="mclose"/>
+        </w:rPr>
+        <w:t>state</w:t>
+      </w:r>
+      <w:r>
+        <w:rPr>
+          <w:rStyle w:val="mclose"/>
+        </w:rPr>
+        <w:t xml:space="preserve"> dans le code)</w:t>
+      </w:r>
+      <w:r>
+        <w:rPr>
+          <w:rStyle w:val="mclose"/>
+        </w:rPr>
+        <w:t xml:space="preserve"> contient le</w:t>
+      </w:r>
+      <w:r>
+        <w:rPr>
+          <w:rStyle w:val="mclose"/>
+        </w:rPr>
+        <w:t xml:space="preserve">s valeurs de l’ensemble des paramètres du bâtiment à un instant donné. C’est un tuple qui est utilisé comme clé conjointement à l’action pour la table </w:t>
+      </w:r>
+      <w:r>
+        <w:rPr>
+          <w:rStyle w:val="mclose"/>
+        </w:rPr>
+        <w:t>Q(</w:t>
+      </w:r>
+      <w:proofErr w:type="spellStart"/>
       <w:proofErr w:type="gramStart"/>
       <w:r>
         <w:rPr>
           <w:rStyle w:val="mclose"/>
         </w:rPr>
-        <w:t>area</w:t>
-      </w:r>
-      <w:proofErr w:type="spellEnd"/>
+        <w:t>s,a</w:t>
+      </w:r>
+      <w:proofErr w:type="spellEnd"/>
+      <w:proofErr w:type="gramEnd"/>
       <w:r>
         <w:rPr>
           <w:rStyle w:val="mclose"/>
         </w:rPr>
-        <w:t>,…</w:t>
+        <w:t>).</w:t>
+      </w:r>
+    </w:p>
+    <w:p>
+      <w:pPr>
+        <w:rPr>
+          <w:rStyle w:val="mclose"/>
+        </w:rPr>
+      </w:pPr>
+    </w:p>
+    <w:p>
+      <w:pPr>
+        <w:rPr>
+          <w:rStyle w:val="mclose"/>
+          <w:u w:val="single"/>
+        </w:rPr>
+      </w:pPr>
+      <w:r>
+        <w:rPr>
+          <w:rStyle w:val="mclose"/>
+          <w:u w:val="single"/>
+        </w:rPr>
+        <w:t xml:space="preserve">Fonction </w:t>
+      </w:r>
+      <w:proofErr w:type="spellStart"/>
+      <w:r>
+        <w:rPr>
+          <w:rStyle w:val="mclose"/>
+          <w:u w:val="single"/>
+        </w:rPr>
+        <w:t>discretize</w:t>
+      </w:r>
+      <w:proofErr w:type="spellEnd"/>
+      <w:r>
+        <w:rPr>
+          <w:rStyle w:val="mclose"/>
+          <w:u w:val="single"/>
+        </w:rPr>
+        <w:t> :</w:t>
+      </w:r>
+    </w:p>
+    <w:p>
+      <w:pPr>
+        <w:rPr>
+          <w:rStyle w:val="mclose"/>
+          <w:u w:val="single"/>
+        </w:rPr>
+      </w:pPr>
+    </w:p>
+    <w:p>
+      <w:pPr>
+        <w:rPr>
+          <w:rStyle w:val="mclose"/>
+        </w:rPr>
+      </w:pPr>
+      <w:r>
+        <w:rPr>
+          <w:rStyle w:val="mclose"/>
+        </w:rPr>
+        <w:t xml:space="preserve">Dans </w:t>
+      </w:r>
+      <w:r>
+        <w:rPr>
+          <w:rStyle w:val="mclose"/>
+        </w:rPr>
+        <w:t>le Q-Learning, la table Q ne contient que des valeurs discrètes pour éviter de devenir trop importante. Pour l’orientation, la fonction prend la partie entière de la valeur et pour les autres paramètres, elle normalise (valeur-</w:t>
+      </w:r>
+      <w:proofErr w:type="gramStart"/>
+      <w:r>
+        <w:rPr>
+          <w:rStyle w:val="mclose"/>
+        </w:rPr>
+        <w:t>minimum)/</w:t>
       </w:r>
       <w:proofErr w:type="gramEnd"/>
       <w:r>
         <w:rPr>
           <w:rStyle w:val="mclose"/>
         </w:rPr>
-        <w:t>) correspondant à l’état actuel.</w:t>
+        <w:t>pas.</w:t>
       </w:r>
     </w:p>
     <w:p>
       <w:pPr>
         <w:rPr>
           <w:rStyle w:val="mclose"/>
+          <w:u w:val="single"/>
+        </w:rPr>
+      </w:pPr>
+    </w:p>
+    <w:p>
+      <w:pPr>
+        <w:shd w:val="clear" w:color="auto" w:fill="F5F5F5"/>
+        <w:spacing w:line="270" w:lineRule="atLeast"/>
+        <w:rPr>
+          <w:rFonts w:ascii="Menlo" w:hAnsi="Menlo" w:cs="Menlo"/>
+          <w:color w:val="333333"/>
+          <w:sz w:val="15"/>
+          <w:szCs w:val="15"/>
+        </w:rPr>
+      </w:pPr>
+      <w:r>
+        <w:rPr>
+          <w:rFonts w:ascii="Menlo" w:hAnsi="Menlo" w:cs="Menlo"/>
+          <w:i/>
+          <w:iCs/>
+          <w:color w:val="AAAAAA"/>
+          <w:sz w:val="15"/>
+          <w:szCs w:val="15"/>
+        </w:rPr>
+        <w:t># Discrétisation des paramètres</w:t>
+      </w:r>
+    </w:p>
+    <w:p>
+      <w:pPr>
+        <w:shd w:val="clear" w:color="auto" w:fill="F5F5F5"/>
+        <w:spacing w:line="270" w:lineRule="atLeast"/>
+        <w:rPr>
+          <w:rFonts w:ascii="Menlo" w:hAnsi="Menlo" w:cs="Menlo"/>
+          <w:color w:val="333333"/>
+          <w:sz w:val="15"/>
+          <w:szCs w:val="15"/>
+        </w:rPr>
+      </w:pPr>
+      <w:r>
+        <w:rPr>
+          <w:rFonts w:ascii="Menlo" w:hAnsi="Menlo" w:cs="Menlo"/>
+          <w:color w:val="333333"/>
+          <w:sz w:val="15"/>
+          <w:szCs w:val="15"/>
+        </w:rPr>
+        <w:t xml:space="preserve">    </w:t>
+      </w:r>
+      <w:proofErr w:type="spellStart"/>
+      <w:proofErr w:type="gramStart"/>
+      <w:r>
+        <w:rPr>
+          <w:rFonts w:ascii="Menlo" w:hAnsi="Menlo" w:cs="Menlo"/>
+          <w:color w:val="7A3E9D"/>
+          <w:sz w:val="15"/>
+          <w:szCs w:val="15"/>
+        </w:rPr>
+        <w:t>def</w:t>
+      </w:r>
+      <w:proofErr w:type="spellEnd"/>
+      <w:proofErr w:type="gramEnd"/>
+      <w:r>
+        <w:rPr>
+          <w:rFonts w:ascii="Menlo" w:hAnsi="Menlo" w:cs="Menlo"/>
+          <w:color w:val="333333"/>
+          <w:sz w:val="15"/>
+          <w:szCs w:val="15"/>
+        </w:rPr>
+        <w:t xml:space="preserve"> </w:t>
+      </w:r>
+      <w:proofErr w:type="spellStart"/>
+      <w:proofErr w:type="gramStart"/>
+      <w:r>
+        <w:rPr>
+          <w:rFonts w:ascii="Menlo" w:hAnsi="Menlo" w:cs="Menlo"/>
+          <w:b/>
+          <w:bCs/>
+          <w:color w:val="AA3731"/>
+          <w:sz w:val="15"/>
+          <w:szCs w:val="15"/>
+        </w:rPr>
+        <w:t>discretize</w:t>
+      </w:r>
+      <w:proofErr w:type="spellEnd"/>
+      <w:r>
+        <w:rPr>
+          <w:rFonts w:ascii="Menlo" w:hAnsi="Menlo" w:cs="Menlo"/>
+          <w:color w:val="777777"/>
+          <w:sz w:val="15"/>
+          <w:szCs w:val="15"/>
+        </w:rPr>
+        <w:t>(</w:t>
+      </w:r>
+      <w:proofErr w:type="gramEnd"/>
+      <w:r>
+        <w:rPr>
+          <w:rFonts w:ascii="Menlo" w:hAnsi="Menlo" w:cs="Menlo"/>
+          <w:color w:val="7A3E9D"/>
+          <w:sz w:val="15"/>
+          <w:szCs w:val="15"/>
+        </w:rPr>
+        <w:t>self</w:t>
+      </w:r>
+      <w:r>
+        <w:rPr>
+          <w:rFonts w:ascii="Menlo" w:hAnsi="Menlo" w:cs="Menlo"/>
+          <w:color w:val="777777"/>
+          <w:sz w:val="15"/>
+          <w:szCs w:val="15"/>
+        </w:rPr>
+        <w:t>,</w:t>
+      </w:r>
+      <w:r>
+        <w:rPr>
+          <w:rFonts w:ascii="Menlo" w:hAnsi="Menlo" w:cs="Menlo"/>
+          <w:color w:val="333333"/>
+          <w:sz w:val="15"/>
+          <w:szCs w:val="15"/>
+        </w:rPr>
+        <w:t xml:space="preserve"> </w:t>
+      </w:r>
+      <w:r>
+        <w:rPr>
+          <w:rFonts w:ascii="Menlo" w:hAnsi="Menlo" w:cs="Menlo"/>
+          <w:color w:val="7A3E9D"/>
+          <w:sz w:val="15"/>
+          <w:szCs w:val="15"/>
+        </w:rPr>
+        <w:t>params</w:t>
+      </w:r>
+      <w:proofErr w:type="gramStart"/>
+      <w:r>
+        <w:rPr>
+          <w:rFonts w:ascii="Menlo" w:hAnsi="Menlo" w:cs="Menlo"/>
+          <w:color w:val="777777"/>
+          <w:sz w:val="15"/>
+          <w:szCs w:val="15"/>
+        </w:rPr>
+        <w:t>):</w:t>
+      </w:r>
+      <w:proofErr w:type="gramEnd"/>
+    </w:p>
+    <w:p>
+      <w:pPr>
+        <w:shd w:val="clear" w:color="auto" w:fill="F5F5F5"/>
+        <w:spacing w:line="270" w:lineRule="atLeast"/>
+        <w:rPr>
+          <w:rFonts w:ascii="Menlo" w:hAnsi="Menlo" w:cs="Menlo"/>
+          <w:color w:val="333333"/>
+          <w:sz w:val="15"/>
+          <w:szCs w:val="15"/>
+        </w:rPr>
+      </w:pPr>
+      <w:r>
+        <w:rPr>
+          <w:rFonts w:ascii="Menlo" w:hAnsi="Menlo" w:cs="Menlo"/>
+          <w:color w:val="333333"/>
+          <w:sz w:val="15"/>
+          <w:szCs w:val="15"/>
+        </w:rPr>
+        <w:t xml:space="preserve">        </w:t>
+      </w:r>
+      <w:proofErr w:type="gramStart"/>
+      <w:r>
+        <w:rPr>
+          <w:rFonts w:ascii="Menlo" w:hAnsi="Menlo" w:cs="Menlo"/>
+          <w:color w:val="7A3E9D"/>
+          <w:sz w:val="15"/>
+          <w:szCs w:val="15"/>
+        </w:rPr>
+        <w:t>d</w:t>
+      </w:r>
+      <w:proofErr w:type="gramEnd"/>
+      <w:r>
+        <w:rPr>
+          <w:rFonts w:ascii="Menlo" w:hAnsi="Menlo" w:cs="Menlo"/>
+          <w:color w:val="333333"/>
+          <w:sz w:val="15"/>
+          <w:szCs w:val="15"/>
+        </w:rPr>
+        <w:t xml:space="preserve"> </w:t>
+      </w:r>
+      <w:r>
+        <w:rPr>
+          <w:rFonts w:ascii="Menlo" w:hAnsi="Menlo" w:cs="Menlo"/>
+          <w:color w:val="777777"/>
+          <w:sz w:val="15"/>
+          <w:szCs w:val="15"/>
+        </w:rPr>
+        <w:t>=</w:t>
+      </w:r>
+      <w:r>
+        <w:rPr>
+          <w:rFonts w:ascii="Menlo" w:hAnsi="Menlo" w:cs="Menlo"/>
+          <w:color w:val="333333"/>
+          <w:sz w:val="15"/>
+          <w:szCs w:val="15"/>
+        </w:rPr>
+        <w:t xml:space="preserve"> </w:t>
+      </w:r>
+      <w:r>
+        <w:rPr>
+          <w:rFonts w:ascii="Menlo" w:hAnsi="Menlo" w:cs="Menlo"/>
+          <w:color w:val="777777"/>
+          <w:sz w:val="15"/>
+          <w:szCs w:val="15"/>
+        </w:rPr>
+        <w:t>[]</w:t>
+      </w:r>
+    </w:p>
+    <w:p>
+      <w:pPr>
+        <w:shd w:val="clear" w:color="auto" w:fill="F5F5F5"/>
+        <w:spacing w:line="270" w:lineRule="atLeast"/>
+        <w:rPr>
+          <w:rFonts w:ascii="Menlo" w:hAnsi="Menlo" w:cs="Menlo"/>
+          <w:color w:val="333333"/>
+          <w:sz w:val="15"/>
+          <w:szCs w:val="15"/>
+        </w:rPr>
+      </w:pPr>
+      <w:r>
+        <w:rPr>
+          <w:rFonts w:ascii="Menlo" w:hAnsi="Menlo" w:cs="Menlo"/>
+          <w:color w:val="333333"/>
+          <w:sz w:val="15"/>
+          <w:szCs w:val="15"/>
+        </w:rPr>
+        <w:t xml:space="preserve">        </w:t>
+      </w:r>
+      <w:proofErr w:type="gramStart"/>
+      <w:r>
+        <w:rPr>
+          <w:rFonts w:ascii="Menlo" w:hAnsi="Menlo" w:cs="Menlo"/>
+          <w:color w:val="4B69C6"/>
+          <w:sz w:val="15"/>
+          <w:szCs w:val="15"/>
+        </w:rPr>
+        <w:t>for</w:t>
+      </w:r>
+      <w:proofErr w:type="gramEnd"/>
+      <w:r>
+        <w:rPr>
+          <w:rFonts w:ascii="Menlo" w:hAnsi="Menlo" w:cs="Menlo"/>
+          <w:color w:val="333333"/>
+          <w:sz w:val="15"/>
+          <w:szCs w:val="15"/>
+        </w:rPr>
+        <w:t xml:space="preserve"> </w:t>
+      </w:r>
+      <w:r>
+        <w:rPr>
+          <w:rFonts w:ascii="Menlo" w:hAnsi="Menlo" w:cs="Menlo"/>
+          <w:color w:val="7A3E9D"/>
+          <w:sz w:val="15"/>
+          <w:szCs w:val="15"/>
+        </w:rPr>
+        <w:t>n</w:t>
+      </w:r>
+      <w:r>
+        <w:rPr>
+          <w:rFonts w:ascii="Menlo" w:hAnsi="Menlo" w:cs="Menlo"/>
+          <w:color w:val="333333"/>
+          <w:sz w:val="15"/>
+          <w:szCs w:val="15"/>
+        </w:rPr>
+        <w:t xml:space="preserve"> </w:t>
+      </w:r>
+      <w:r>
+        <w:rPr>
+          <w:rFonts w:ascii="Menlo" w:hAnsi="Menlo" w:cs="Menlo"/>
+          <w:color w:val="4B69C6"/>
+          <w:sz w:val="15"/>
+          <w:szCs w:val="15"/>
+        </w:rPr>
+        <w:t>in</w:t>
+      </w:r>
+      <w:r>
+        <w:rPr>
+          <w:rFonts w:ascii="Menlo" w:hAnsi="Menlo" w:cs="Menlo"/>
+          <w:color w:val="333333"/>
+          <w:sz w:val="15"/>
+          <w:szCs w:val="15"/>
+        </w:rPr>
+        <w:t xml:space="preserve"> </w:t>
+      </w:r>
+      <w:proofErr w:type="spellStart"/>
+      <w:proofErr w:type="gramStart"/>
+      <w:r>
+        <w:rPr>
+          <w:rFonts w:ascii="Menlo" w:hAnsi="Menlo" w:cs="Menlo"/>
+          <w:color w:val="7A3E9D"/>
+          <w:sz w:val="15"/>
+          <w:szCs w:val="15"/>
+        </w:rPr>
+        <w:t>self</w:t>
+      </w:r>
+      <w:r>
+        <w:rPr>
+          <w:rFonts w:ascii="Menlo" w:hAnsi="Menlo" w:cs="Menlo"/>
+          <w:color w:val="777777"/>
+          <w:sz w:val="15"/>
+          <w:szCs w:val="15"/>
+        </w:rPr>
+        <w:t>.</w:t>
+      </w:r>
+      <w:r>
+        <w:rPr>
+          <w:rFonts w:ascii="Menlo" w:hAnsi="Menlo" w:cs="Menlo"/>
+          <w:color w:val="7A3E9D"/>
+          <w:sz w:val="15"/>
+          <w:szCs w:val="15"/>
+        </w:rPr>
+        <w:t>param</w:t>
+      </w:r>
+      <w:proofErr w:type="gramEnd"/>
+      <w:r>
+        <w:rPr>
+          <w:rFonts w:ascii="Menlo" w:hAnsi="Menlo" w:cs="Menlo"/>
+          <w:color w:val="7A3E9D"/>
+          <w:sz w:val="15"/>
+          <w:szCs w:val="15"/>
+        </w:rPr>
+        <w:t>_</w:t>
+      </w:r>
+      <w:proofErr w:type="gramStart"/>
+      <w:r>
+        <w:rPr>
+          <w:rFonts w:ascii="Menlo" w:hAnsi="Menlo" w:cs="Menlo"/>
+          <w:color w:val="7A3E9D"/>
+          <w:sz w:val="15"/>
+          <w:szCs w:val="15"/>
+        </w:rPr>
+        <w:t>names</w:t>
+      </w:r>
+      <w:proofErr w:type="spellEnd"/>
+      <w:r>
+        <w:rPr>
+          <w:rFonts w:ascii="Menlo" w:hAnsi="Menlo" w:cs="Menlo"/>
+          <w:color w:val="777777"/>
+          <w:sz w:val="15"/>
+          <w:szCs w:val="15"/>
+        </w:rPr>
+        <w:t>:</w:t>
+      </w:r>
+      <w:proofErr w:type="gramEnd"/>
+    </w:p>
+    <w:p>
+      <w:pPr>
+        <w:shd w:val="clear" w:color="auto" w:fill="F5F5F5"/>
+        <w:spacing w:line="270" w:lineRule="atLeast"/>
+        <w:rPr>
+          <w:rFonts w:ascii="Menlo" w:hAnsi="Menlo" w:cs="Menlo"/>
+          <w:color w:val="333333"/>
+          <w:sz w:val="15"/>
+          <w:szCs w:val="15"/>
+        </w:rPr>
+      </w:pPr>
+      <w:r>
+        <w:rPr>
+          <w:rFonts w:ascii="Menlo" w:hAnsi="Menlo" w:cs="Menlo"/>
+          <w:color w:val="333333"/>
+          <w:sz w:val="15"/>
+          <w:szCs w:val="15"/>
+        </w:rPr>
+        <w:t xml:space="preserve">            </w:t>
+      </w:r>
+      <w:proofErr w:type="spellStart"/>
+      <w:proofErr w:type="gramStart"/>
+      <w:r>
+        <w:rPr>
+          <w:rFonts w:ascii="Menlo" w:hAnsi="Menlo" w:cs="Menlo"/>
+          <w:color w:val="7A3E9D"/>
+          <w:sz w:val="15"/>
+          <w:szCs w:val="15"/>
+        </w:rPr>
+        <w:t>step</w:t>
+      </w:r>
+      <w:proofErr w:type="spellEnd"/>
+      <w:proofErr w:type="gramEnd"/>
+      <w:r>
+        <w:rPr>
+          <w:rFonts w:ascii="Menlo" w:hAnsi="Menlo" w:cs="Menlo"/>
+          <w:color w:val="333333"/>
+          <w:sz w:val="15"/>
+          <w:szCs w:val="15"/>
+        </w:rPr>
+        <w:t xml:space="preserve"> </w:t>
+      </w:r>
+      <w:r>
+        <w:rPr>
+          <w:rFonts w:ascii="Menlo" w:hAnsi="Menlo" w:cs="Menlo"/>
+          <w:color w:val="777777"/>
+          <w:sz w:val="15"/>
+          <w:szCs w:val="15"/>
+        </w:rPr>
+        <w:t>=</w:t>
+      </w:r>
+      <w:r>
+        <w:rPr>
+          <w:rFonts w:ascii="Menlo" w:hAnsi="Menlo" w:cs="Menlo"/>
+          <w:color w:val="333333"/>
+          <w:sz w:val="15"/>
+          <w:szCs w:val="15"/>
+        </w:rPr>
+        <w:t xml:space="preserve"> </w:t>
+      </w:r>
+      <w:proofErr w:type="spellStart"/>
+      <w:proofErr w:type="gramStart"/>
+      <w:r>
+        <w:rPr>
+          <w:rFonts w:ascii="Menlo" w:hAnsi="Menlo" w:cs="Menlo"/>
+          <w:color w:val="7A3E9D"/>
+          <w:sz w:val="15"/>
+          <w:szCs w:val="15"/>
+        </w:rPr>
+        <w:t>self</w:t>
+      </w:r>
+      <w:r>
+        <w:rPr>
+          <w:rFonts w:ascii="Menlo" w:hAnsi="Menlo" w:cs="Menlo"/>
+          <w:color w:val="777777"/>
+          <w:sz w:val="15"/>
+          <w:szCs w:val="15"/>
+        </w:rPr>
+        <w:t>.</w:t>
+      </w:r>
+      <w:r>
+        <w:rPr>
+          <w:rFonts w:ascii="Menlo" w:hAnsi="Menlo" w:cs="Menlo"/>
+          <w:color w:val="7A3E9D"/>
+          <w:sz w:val="15"/>
+          <w:szCs w:val="15"/>
+        </w:rPr>
+        <w:t>param</w:t>
+      </w:r>
+      <w:proofErr w:type="gramEnd"/>
+      <w:r>
+        <w:rPr>
+          <w:rFonts w:ascii="Menlo" w:hAnsi="Menlo" w:cs="Menlo"/>
+          <w:color w:val="7A3E9D"/>
+          <w:sz w:val="15"/>
+          <w:szCs w:val="15"/>
+        </w:rPr>
+        <w:t>_steps</w:t>
+      </w:r>
+      <w:proofErr w:type="spellEnd"/>
+      <w:r>
+        <w:rPr>
+          <w:rFonts w:ascii="Menlo" w:hAnsi="Menlo" w:cs="Menlo"/>
+          <w:color w:val="777777"/>
+          <w:sz w:val="15"/>
+          <w:szCs w:val="15"/>
+        </w:rPr>
+        <w:t>[</w:t>
+      </w:r>
+      <w:r>
+        <w:rPr>
+          <w:rFonts w:ascii="Menlo" w:hAnsi="Menlo" w:cs="Menlo"/>
+          <w:color w:val="7A3E9D"/>
+          <w:sz w:val="15"/>
+          <w:szCs w:val="15"/>
+        </w:rPr>
+        <w:t>n</w:t>
+      </w:r>
+      <w:r>
+        <w:rPr>
+          <w:rFonts w:ascii="Menlo" w:hAnsi="Menlo" w:cs="Menlo"/>
+          <w:color w:val="777777"/>
+          <w:sz w:val="15"/>
+          <w:szCs w:val="15"/>
+        </w:rPr>
+        <w:t>]</w:t>
+      </w:r>
+    </w:p>
+    <w:p>
+      <w:pPr>
+        <w:shd w:val="clear" w:color="auto" w:fill="F5F5F5"/>
+        <w:spacing w:line="270" w:lineRule="atLeast"/>
+        <w:rPr>
+          <w:rFonts w:ascii="Menlo" w:hAnsi="Menlo" w:cs="Menlo"/>
+          <w:color w:val="333333"/>
+          <w:sz w:val="15"/>
+          <w:szCs w:val="15"/>
+        </w:rPr>
+      </w:pPr>
+      <w:r>
+        <w:rPr>
+          <w:rFonts w:ascii="Menlo" w:hAnsi="Menlo" w:cs="Menlo"/>
+          <w:color w:val="333333"/>
+          <w:sz w:val="15"/>
+          <w:szCs w:val="15"/>
+        </w:rPr>
+        <w:t xml:space="preserve">            </w:t>
+      </w:r>
+      <w:r>
+        <w:rPr>
+          <w:rFonts w:ascii="Menlo" w:hAnsi="Menlo" w:cs="Menlo"/>
+          <w:i/>
+          <w:iCs/>
+          <w:color w:val="AAAAAA"/>
+          <w:sz w:val="15"/>
+          <w:szCs w:val="15"/>
+        </w:rPr>
+        <w:t xml:space="preserve">#f_orientation ne prend que des valeurs entières, on </w:t>
+      </w:r>
+      <w:r>
+        <w:rPr>
+          <w:rFonts w:ascii="Menlo" w:hAnsi="Menlo" w:cs="Menlo"/>
+          <w:i/>
+          <w:iCs/>
+          <w:color w:val="AAAAAA"/>
+          <w:sz w:val="15"/>
+          <w:szCs w:val="15"/>
+        </w:rPr>
+        <w:t>a</w:t>
+      </w:r>
+      <w:r>
+        <w:rPr>
+          <w:rFonts w:ascii="Menlo" w:hAnsi="Menlo" w:cs="Menlo"/>
+          <w:i/>
+          <w:iCs/>
+          <w:color w:val="AAAAAA"/>
+          <w:sz w:val="15"/>
+          <w:szCs w:val="15"/>
+        </w:rPr>
+        <w:t>rrondit pour la convertir en entier</w:t>
+      </w:r>
+    </w:p>
+    <w:p>
+      <w:pPr>
+        <w:shd w:val="clear" w:color="auto" w:fill="F5F5F5"/>
+        <w:spacing w:line="270" w:lineRule="atLeast"/>
+        <w:rPr>
+          <w:rFonts w:ascii="Menlo" w:hAnsi="Menlo" w:cs="Menlo"/>
+          <w:color w:val="333333"/>
+          <w:sz w:val="15"/>
+          <w:szCs w:val="15"/>
+        </w:rPr>
+      </w:pPr>
+      <w:r>
+        <w:rPr>
+          <w:rFonts w:ascii="Menlo" w:hAnsi="Menlo" w:cs="Menlo"/>
+          <w:color w:val="333333"/>
+          <w:sz w:val="15"/>
+          <w:szCs w:val="15"/>
+        </w:rPr>
+        <w:t xml:space="preserve">            </w:t>
+      </w:r>
+      <w:proofErr w:type="gramStart"/>
+      <w:r>
+        <w:rPr>
+          <w:rFonts w:ascii="Menlo" w:hAnsi="Menlo" w:cs="Menlo"/>
+          <w:color w:val="4B69C6"/>
+          <w:sz w:val="15"/>
+          <w:szCs w:val="15"/>
+        </w:rPr>
+        <w:t>if</w:t>
+      </w:r>
+      <w:proofErr w:type="gramEnd"/>
+      <w:r>
+        <w:rPr>
+          <w:rFonts w:ascii="Menlo" w:hAnsi="Menlo" w:cs="Menlo"/>
+          <w:color w:val="333333"/>
+          <w:sz w:val="15"/>
+          <w:szCs w:val="15"/>
+        </w:rPr>
+        <w:t xml:space="preserve"> </w:t>
+      </w:r>
+      <w:r>
+        <w:rPr>
+          <w:rFonts w:ascii="Menlo" w:hAnsi="Menlo" w:cs="Menlo"/>
+          <w:color w:val="7A3E9D"/>
+          <w:sz w:val="15"/>
+          <w:szCs w:val="15"/>
+        </w:rPr>
+        <w:t>n</w:t>
+      </w:r>
+      <w:r>
+        <w:rPr>
+          <w:rFonts w:ascii="Menlo" w:hAnsi="Menlo" w:cs="Menlo"/>
+          <w:color w:val="333333"/>
+          <w:sz w:val="15"/>
+          <w:szCs w:val="15"/>
+        </w:rPr>
+        <w:t xml:space="preserve"> </w:t>
+      </w:r>
+      <w:r>
+        <w:rPr>
+          <w:rFonts w:ascii="Menlo" w:hAnsi="Menlo" w:cs="Menlo"/>
+          <w:color w:val="777777"/>
+          <w:sz w:val="15"/>
+          <w:szCs w:val="15"/>
+        </w:rPr>
+        <w:t>==</w:t>
+      </w:r>
+      <w:r>
+        <w:rPr>
+          <w:rFonts w:ascii="Menlo" w:hAnsi="Menlo" w:cs="Menlo"/>
+          <w:color w:val="333333"/>
+          <w:sz w:val="15"/>
+          <w:szCs w:val="15"/>
+        </w:rPr>
+        <w:t xml:space="preserve"> </w:t>
+      </w:r>
+      <w:r>
+        <w:rPr>
+          <w:rFonts w:ascii="Menlo" w:hAnsi="Menlo" w:cs="Menlo"/>
+          <w:color w:val="777777"/>
+          <w:sz w:val="15"/>
+          <w:szCs w:val="15"/>
+        </w:rPr>
+        <w:t>'</w:t>
+      </w:r>
+      <w:proofErr w:type="spellStart"/>
+      <w:r>
+        <w:rPr>
+          <w:rFonts w:ascii="Menlo" w:hAnsi="Menlo" w:cs="Menlo"/>
+          <w:color w:val="448C27"/>
+          <w:sz w:val="15"/>
+          <w:szCs w:val="15"/>
+        </w:rPr>
+        <w:t>f_orientation</w:t>
+      </w:r>
+      <w:proofErr w:type="spellEnd"/>
+      <w:proofErr w:type="gramStart"/>
+      <w:r>
+        <w:rPr>
+          <w:rFonts w:ascii="Menlo" w:hAnsi="Menlo" w:cs="Menlo"/>
+          <w:color w:val="777777"/>
+          <w:sz w:val="15"/>
+          <w:szCs w:val="15"/>
+        </w:rPr>
+        <w:t>':</w:t>
+      </w:r>
+      <w:proofErr w:type="gramEnd"/>
+    </w:p>
+    <w:p>
+      <w:pPr>
+        <w:shd w:val="clear" w:color="auto" w:fill="F5F5F5"/>
+        <w:spacing w:line="270" w:lineRule="atLeast"/>
+        <w:rPr>
+          <w:rFonts w:ascii="Menlo" w:hAnsi="Menlo" w:cs="Menlo"/>
+          <w:color w:val="333333"/>
+          <w:sz w:val="15"/>
+          <w:szCs w:val="15"/>
+        </w:rPr>
+      </w:pPr>
+      <w:r>
+        <w:rPr>
+          <w:rFonts w:ascii="Menlo" w:hAnsi="Menlo" w:cs="Menlo"/>
+          <w:color w:val="333333"/>
+          <w:sz w:val="15"/>
+          <w:szCs w:val="15"/>
+        </w:rPr>
+        <w:t xml:space="preserve">                </w:t>
+      </w:r>
+      <w:proofErr w:type="spellStart"/>
+      <w:r>
+        <w:rPr>
+          <w:rFonts w:ascii="Menlo" w:hAnsi="Menlo" w:cs="Menlo"/>
+          <w:color w:val="7A3E9D"/>
+          <w:sz w:val="15"/>
+          <w:szCs w:val="15"/>
+        </w:rPr>
+        <w:t>d</w:t>
+      </w:r>
+      <w:r>
+        <w:rPr>
+          <w:rFonts w:ascii="Menlo" w:hAnsi="Menlo" w:cs="Menlo"/>
+          <w:color w:val="777777"/>
+          <w:sz w:val="15"/>
+          <w:szCs w:val="15"/>
+        </w:rPr>
+        <w:t>.</w:t>
+      </w:r>
+      <w:r>
+        <w:rPr>
+          <w:rFonts w:ascii="Menlo" w:hAnsi="Menlo" w:cs="Menlo"/>
+          <w:b/>
+          <w:bCs/>
+          <w:color w:val="AA3731"/>
+          <w:sz w:val="15"/>
+          <w:szCs w:val="15"/>
+        </w:rPr>
+        <w:t>append</w:t>
+      </w:r>
+      <w:proofErr w:type="spellEnd"/>
+      <w:r>
+        <w:rPr>
+          <w:rFonts w:ascii="Menlo" w:hAnsi="Menlo" w:cs="Menlo"/>
+          <w:color w:val="777777"/>
+          <w:sz w:val="15"/>
+          <w:szCs w:val="15"/>
+        </w:rPr>
+        <w:t>(</w:t>
+      </w:r>
+      <w:proofErr w:type="spellStart"/>
+      <w:r>
+        <w:rPr>
+          <w:rFonts w:ascii="Menlo" w:hAnsi="Menlo" w:cs="Menlo"/>
+          <w:b/>
+          <w:bCs/>
+          <w:color w:val="7A3E9D"/>
+          <w:sz w:val="15"/>
+          <w:szCs w:val="15"/>
+        </w:rPr>
+        <w:t>int</w:t>
+      </w:r>
+      <w:proofErr w:type="spellEnd"/>
+      <w:r>
+        <w:rPr>
+          <w:rFonts w:ascii="Menlo" w:hAnsi="Menlo" w:cs="Menlo"/>
+          <w:color w:val="777777"/>
+          <w:sz w:val="15"/>
+          <w:szCs w:val="15"/>
+        </w:rPr>
+        <w:t>(</w:t>
+      </w:r>
+      <w:r>
+        <w:rPr>
+          <w:rFonts w:ascii="Menlo" w:hAnsi="Menlo" w:cs="Menlo"/>
+          <w:b/>
+          <w:bCs/>
+          <w:color w:val="AA3731"/>
+          <w:sz w:val="15"/>
+          <w:szCs w:val="15"/>
+        </w:rPr>
+        <w:t>round</w:t>
+      </w:r>
+      <w:r>
+        <w:rPr>
+          <w:rFonts w:ascii="Menlo" w:hAnsi="Menlo" w:cs="Menlo"/>
+          <w:color w:val="777777"/>
+          <w:sz w:val="15"/>
+          <w:szCs w:val="15"/>
+        </w:rPr>
+        <w:t>(</w:t>
+      </w:r>
+      <w:r>
+        <w:rPr>
+          <w:rFonts w:ascii="Menlo" w:hAnsi="Menlo" w:cs="Menlo"/>
+          <w:color w:val="7A3E9D"/>
+          <w:sz w:val="15"/>
+          <w:szCs w:val="15"/>
+        </w:rPr>
+        <w:t>params</w:t>
+      </w:r>
+      <w:r>
+        <w:rPr>
+          <w:rFonts w:ascii="Menlo" w:hAnsi="Menlo" w:cs="Menlo"/>
+          <w:color w:val="777777"/>
+          <w:sz w:val="15"/>
+          <w:szCs w:val="15"/>
+        </w:rPr>
+        <w:t>[</w:t>
+      </w:r>
+      <w:r>
+        <w:rPr>
+          <w:rFonts w:ascii="Menlo" w:hAnsi="Menlo" w:cs="Menlo"/>
+          <w:color w:val="7A3E9D"/>
+          <w:sz w:val="15"/>
+          <w:szCs w:val="15"/>
+        </w:rPr>
+        <w:t>n</w:t>
+      </w:r>
+      <w:r>
+        <w:rPr>
+          <w:rFonts w:ascii="Menlo" w:hAnsi="Menlo" w:cs="Menlo"/>
+          <w:color w:val="777777"/>
+          <w:sz w:val="15"/>
+          <w:szCs w:val="15"/>
+        </w:rPr>
+        <w:t>])))</w:t>
+      </w:r>
+    </w:p>
+    <w:p>
+      <w:pPr>
+        <w:shd w:val="clear" w:color="auto" w:fill="F5F5F5"/>
+        <w:spacing w:line="270" w:lineRule="atLeast"/>
+        <w:rPr>
+          <w:rFonts w:ascii="Menlo" w:hAnsi="Menlo" w:cs="Menlo"/>
+          <w:color w:val="333333"/>
+          <w:sz w:val="15"/>
+          <w:szCs w:val="15"/>
+        </w:rPr>
+      </w:pPr>
+      <w:r>
+        <w:rPr>
+          <w:rFonts w:ascii="Menlo" w:hAnsi="Menlo" w:cs="Menlo"/>
+          <w:color w:val="333333"/>
+          <w:sz w:val="15"/>
+          <w:szCs w:val="15"/>
+        </w:rPr>
+        <w:t xml:space="preserve">            </w:t>
+      </w:r>
+      <w:r>
+        <w:rPr>
+          <w:rFonts w:ascii="Menlo" w:hAnsi="Menlo" w:cs="Menlo"/>
+          <w:i/>
+          <w:iCs/>
+          <w:color w:val="AAAAAA"/>
+          <w:sz w:val="15"/>
+          <w:szCs w:val="15"/>
+        </w:rPr>
+        <w:t>#pour les autres paramètres, on normalise (params[n] - min) / (</w:t>
+      </w:r>
+      <w:proofErr w:type="spellStart"/>
+      <w:r>
+        <w:rPr>
+          <w:rFonts w:ascii="Menlo" w:hAnsi="Menlo" w:cs="Menlo"/>
+          <w:i/>
+          <w:iCs/>
+          <w:color w:val="AAAAAA"/>
+          <w:sz w:val="15"/>
+          <w:szCs w:val="15"/>
+        </w:rPr>
+        <w:t>step</w:t>
+      </w:r>
+      <w:proofErr w:type="spellEnd"/>
+      <w:r>
+        <w:rPr>
+          <w:rFonts w:ascii="Menlo" w:hAnsi="Menlo" w:cs="Menlo"/>
+          <w:i/>
+          <w:iCs/>
+          <w:color w:val="AAAAAA"/>
+          <w:sz w:val="15"/>
+          <w:szCs w:val="15"/>
+        </w:rPr>
+        <w:t xml:space="preserve">) puis on arrondit      </w:t>
+      </w:r>
+    </w:p>
+    <w:p>
+      <w:pPr>
+        <w:shd w:val="clear" w:color="auto" w:fill="F5F5F5"/>
+        <w:spacing w:line="270" w:lineRule="atLeast"/>
+        <w:rPr>
+          <w:rFonts w:ascii="Menlo" w:hAnsi="Menlo" w:cs="Menlo"/>
+          <w:color w:val="333333"/>
+          <w:sz w:val="15"/>
+          <w:szCs w:val="15"/>
+        </w:rPr>
+      </w:pPr>
+      <w:r>
+        <w:rPr>
+          <w:rFonts w:ascii="Menlo" w:hAnsi="Menlo" w:cs="Menlo"/>
+          <w:color w:val="333333"/>
+          <w:sz w:val="15"/>
+          <w:szCs w:val="15"/>
+        </w:rPr>
+        <w:t xml:space="preserve">            </w:t>
+      </w:r>
+      <w:proofErr w:type="spellStart"/>
+      <w:proofErr w:type="gramStart"/>
+      <w:r>
+        <w:rPr>
+          <w:rFonts w:ascii="Menlo" w:hAnsi="Menlo" w:cs="Menlo"/>
+          <w:color w:val="4B69C6"/>
+          <w:sz w:val="15"/>
+          <w:szCs w:val="15"/>
+        </w:rPr>
+        <w:t>else</w:t>
+      </w:r>
+      <w:proofErr w:type="spellEnd"/>
+      <w:r>
+        <w:rPr>
+          <w:rFonts w:ascii="Menlo" w:hAnsi="Menlo" w:cs="Menlo"/>
+          <w:color w:val="777777"/>
+          <w:sz w:val="15"/>
+          <w:szCs w:val="15"/>
+        </w:rPr>
+        <w:t>:</w:t>
+      </w:r>
+      <w:proofErr w:type="gramEnd"/>
+    </w:p>
+    <w:p>
+      <w:pPr>
+        <w:shd w:val="clear" w:color="auto" w:fill="F5F5F5"/>
+        <w:spacing w:line="270" w:lineRule="atLeast"/>
+        <w:rPr>
+          <w:rFonts w:ascii="Menlo" w:hAnsi="Menlo" w:cs="Menlo"/>
+          <w:color w:val="333333"/>
+          <w:sz w:val="15"/>
+          <w:szCs w:val="15"/>
+        </w:rPr>
+      </w:pPr>
+      <w:r>
+        <w:rPr>
+          <w:rFonts w:ascii="Menlo" w:hAnsi="Menlo" w:cs="Menlo"/>
+          <w:color w:val="333333"/>
+          <w:sz w:val="15"/>
+          <w:szCs w:val="15"/>
+        </w:rPr>
+        <w:t xml:space="preserve">                </w:t>
+      </w:r>
+      <w:proofErr w:type="spellStart"/>
+      <w:r>
+        <w:rPr>
+          <w:rFonts w:ascii="Menlo" w:hAnsi="Menlo" w:cs="Menlo"/>
+          <w:color w:val="7A3E9D"/>
+          <w:sz w:val="15"/>
+          <w:szCs w:val="15"/>
+        </w:rPr>
+        <w:t>d</w:t>
+      </w:r>
+      <w:r>
+        <w:rPr>
+          <w:rFonts w:ascii="Menlo" w:hAnsi="Menlo" w:cs="Menlo"/>
+          <w:color w:val="777777"/>
+          <w:sz w:val="15"/>
+          <w:szCs w:val="15"/>
+        </w:rPr>
+        <w:t>.</w:t>
+      </w:r>
+      <w:r>
+        <w:rPr>
+          <w:rFonts w:ascii="Menlo" w:hAnsi="Menlo" w:cs="Menlo"/>
+          <w:b/>
+          <w:bCs/>
+          <w:color w:val="AA3731"/>
+          <w:sz w:val="15"/>
+          <w:szCs w:val="15"/>
+        </w:rPr>
+        <w:t>append</w:t>
+      </w:r>
+      <w:proofErr w:type="spellEnd"/>
+      <w:r>
+        <w:rPr>
+          <w:rFonts w:ascii="Menlo" w:hAnsi="Menlo" w:cs="Menlo"/>
+          <w:color w:val="777777"/>
+          <w:sz w:val="15"/>
+          <w:szCs w:val="15"/>
+        </w:rPr>
+        <w:t>(</w:t>
+      </w:r>
+      <w:proofErr w:type="spellStart"/>
+      <w:r>
+        <w:rPr>
+          <w:rFonts w:ascii="Menlo" w:hAnsi="Menlo" w:cs="Menlo"/>
+          <w:b/>
+          <w:bCs/>
+          <w:color w:val="7A3E9D"/>
+          <w:sz w:val="15"/>
+          <w:szCs w:val="15"/>
+        </w:rPr>
+        <w:t>int</w:t>
+      </w:r>
+      <w:proofErr w:type="spellEnd"/>
+      <w:r>
+        <w:rPr>
+          <w:rFonts w:ascii="Menlo" w:hAnsi="Menlo" w:cs="Menlo"/>
+          <w:color w:val="777777"/>
+          <w:sz w:val="15"/>
+          <w:szCs w:val="15"/>
+        </w:rPr>
+        <w:t>(</w:t>
+      </w:r>
+      <w:r>
+        <w:rPr>
+          <w:rFonts w:ascii="Menlo" w:hAnsi="Menlo" w:cs="Menlo"/>
+          <w:b/>
+          <w:bCs/>
+          <w:color w:val="AA3731"/>
+          <w:sz w:val="15"/>
+          <w:szCs w:val="15"/>
+        </w:rPr>
+        <w:t>round</w:t>
+      </w:r>
+      <w:r>
+        <w:rPr>
+          <w:rFonts w:ascii="Menlo" w:hAnsi="Menlo" w:cs="Menlo"/>
+          <w:color w:val="777777"/>
+          <w:sz w:val="15"/>
+          <w:szCs w:val="15"/>
+        </w:rPr>
+        <w:t>((</w:t>
+      </w:r>
+      <w:r>
+        <w:rPr>
+          <w:rFonts w:ascii="Menlo" w:hAnsi="Menlo" w:cs="Menlo"/>
+          <w:color w:val="7A3E9D"/>
+          <w:sz w:val="15"/>
+          <w:szCs w:val="15"/>
+        </w:rPr>
+        <w:t>params</w:t>
+      </w:r>
+      <w:r>
+        <w:rPr>
+          <w:rFonts w:ascii="Menlo" w:hAnsi="Menlo" w:cs="Menlo"/>
+          <w:color w:val="777777"/>
+          <w:sz w:val="15"/>
+          <w:szCs w:val="15"/>
+        </w:rPr>
+        <w:t>[</w:t>
+      </w:r>
+      <w:r>
+        <w:rPr>
+          <w:rFonts w:ascii="Menlo" w:hAnsi="Menlo" w:cs="Menlo"/>
+          <w:color w:val="7A3E9D"/>
+          <w:sz w:val="15"/>
+          <w:szCs w:val="15"/>
+        </w:rPr>
+        <w:t>n</w:t>
+      </w:r>
+      <w:r>
+        <w:rPr>
+          <w:rFonts w:ascii="Menlo" w:hAnsi="Menlo" w:cs="Menlo"/>
+          <w:color w:val="777777"/>
+          <w:sz w:val="15"/>
+          <w:szCs w:val="15"/>
+        </w:rPr>
+        <w:t>]</w:t>
+      </w:r>
+      <w:r>
+        <w:rPr>
+          <w:rFonts w:ascii="Menlo" w:hAnsi="Menlo" w:cs="Menlo"/>
+          <w:color w:val="333333"/>
+          <w:sz w:val="15"/>
+          <w:szCs w:val="15"/>
+        </w:rPr>
+        <w:t xml:space="preserve"> </w:t>
+      </w:r>
+      <w:r>
+        <w:rPr>
+          <w:rFonts w:ascii="Menlo" w:hAnsi="Menlo" w:cs="Menlo"/>
+          <w:color w:val="777777"/>
+          <w:sz w:val="15"/>
+          <w:szCs w:val="15"/>
+        </w:rPr>
+        <w:t>-</w:t>
+      </w:r>
+      <w:r>
+        <w:rPr>
+          <w:rFonts w:ascii="Menlo" w:hAnsi="Menlo" w:cs="Menlo"/>
+          <w:color w:val="333333"/>
+          <w:sz w:val="15"/>
+          <w:szCs w:val="15"/>
+        </w:rPr>
+        <w:t xml:space="preserve"> </w:t>
+      </w:r>
+      <w:proofErr w:type="spellStart"/>
+      <w:proofErr w:type="gramStart"/>
+      <w:r>
+        <w:rPr>
+          <w:rFonts w:ascii="Menlo" w:hAnsi="Menlo" w:cs="Menlo"/>
+          <w:color w:val="7A3E9D"/>
+          <w:sz w:val="15"/>
+          <w:szCs w:val="15"/>
+        </w:rPr>
+        <w:t>self</w:t>
+      </w:r>
+      <w:r>
+        <w:rPr>
+          <w:rFonts w:ascii="Menlo" w:hAnsi="Menlo" w:cs="Menlo"/>
+          <w:color w:val="777777"/>
+          <w:sz w:val="15"/>
+          <w:szCs w:val="15"/>
+        </w:rPr>
+        <w:t>.</w:t>
+      </w:r>
+      <w:r>
+        <w:rPr>
+          <w:rFonts w:ascii="Menlo" w:hAnsi="Menlo" w:cs="Menlo"/>
+          <w:color w:val="7A3E9D"/>
+          <w:sz w:val="15"/>
+          <w:szCs w:val="15"/>
+        </w:rPr>
+        <w:t>param</w:t>
+      </w:r>
+      <w:proofErr w:type="gramEnd"/>
+      <w:r>
+        <w:rPr>
+          <w:rFonts w:ascii="Menlo" w:hAnsi="Menlo" w:cs="Menlo"/>
+          <w:color w:val="7A3E9D"/>
+          <w:sz w:val="15"/>
+          <w:szCs w:val="15"/>
+        </w:rPr>
+        <w:t>_bounds</w:t>
+      </w:r>
+      <w:proofErr w:type="spellEnd"/>
+      <w:r>
+        <w:rPr>
+          <w:rFonts w:ascii="Menlo" w:hAnsi="Menlo" w:cs="Menlo"/>
+          <w:color w:val="777777"/>
+          <w:sz w:val="15"/>
+          <w:szCs w:val="15"/>
+        </w:rPr>
+        <w:t>[</w:t>
+      </w:r>
+      <w:r>
+        <w:rPr>
+          <w:rFonts w:ascii="Menlo" w:hAnsi="Menlo" w:cs="Menlo"/>
+          <w:color w:val="7A3E9D"/>
+          <w:sz w:val="15"/>
+          <w:szCs w:val="15"/>
+        </w:rPr>
+        <w:t>n</w:t>
+      </w:r>
+      <w:r>
+        <w:rPr>
+          <w:rFonts w:ascii="Menlo" w:hAnsi="Menlo" w:cs="Menlo"/>
+          <w:color w:val="777777"/>
+          <w:sz w:val="15"/>
+          <w:szCs w:val="15"/>
+        </w:rPr>
+        <w:t>][</w:t>
+      </w:r>
+      <w:r>
+        <w:rPr>
+          <w:rFonts w:ascii="Menlo" w:hAnsi="Menlo" w:cs="Menlo"/>
+          <w:color w:val="9C5D27"/>
+          <w:sz w:val="15"/>
+          <w:szCs w:val="15"/>
+        </w:rPr>
+        <w:t>0</w:t>
+      </w:r>
+      <w:r>
+        <w:rPr>
+          <w:rFonts w:ascii="Menlo" w:hAnsi="Menlo" w:cs="Menlo"/>
+          <w:color w:val="777777"/>
+          <w:sz w:val="15"/>
+          <w:szCs w:val="15"/>
+        </w:rPr>
+        <w:t>])</w:t>
+      </w:r>
+      <w:r>
+        <w:rPr>
+          <w:rFonts w:ascii="Menlo" w:hAnsi="Menlo" w:cs="Menlo"/>
+          <w:color w:val="333333"/>
+          <w:sz w:val="15"/>
+          <w:szCs w:val="15"/>
+        </w:rPr>
+        <w:t xml:space="preserve"> </w:t>
+      </w:r>
+      <w:r>
+        <w:rPr>
+          <w:rFonts w:ascii="Menlo" w:hAnsi="Menlo" w:cs="Menlo"/>
+          <w:color w:val="777777"/>
+          <w:sz w:val="15"/>
+          <w:szCs w:val="15"/>
+        </w:rPr>
+        <w:t>/</w:t>
+      </w:r>
+      <w:r>
+        <w:rPr>
+          <w:rFonts w:ascii="Menlo" w:hAnsi="Menlo" w:cs="Menlo"/>
+          <w:color w:val="333333"/>
+          <w:sz w:val="15"/>
+          <w:szCs w:val="15"/>
+        </w:rPr>
+        <w:t xml:space="preserve"> </w:t>
+      </w:r>
+      <w:proofErr w:type="spellStart"/>
+      <w:r>
+        <w:rPr>
+          <w:rFonts w:ascii="Menlo" w:hAnsi="Menlo" w:cs="Menlo"/>
+          <w:color w:val="7A3E9D"/>
+          <w:sz w:val="15"/>
+          <w:szCs w:val="15"/>
+        </w:rPr>
+        <w:t>step</w:t>
+      </w:r>
+      <w:proofErr w:type="spellEnd"/>
+      <w:r>
+        <w:rPr>
+          <w:rFonts w:ascii="Menlo" w:hAnsi="Menlo" w:cs="Menlo"/>
+          <w:color w:val="777777"/>
+          <w:sz w:val="15"/>
+          <w:szCs w:val="15"/>
+        </w:rPr>
+        <w:t>)))</w:t>
+      </w:r>
+    </w:p>
+    <w:p>
+      <w:pPr>
+        <w:shd w:val="clear" w:color="auto" w:fill="F5F5F5"/>
+        <w:spacing w:line="270" w:lineRule="atLeast"/>
+        <w:rPr>
+          <w:rStyle w:val="mclose"/>
+          <w:rFonts w:ascii="Menlo" w:hAnsi="Menlo" w:cs="Menlo"/>
+          <w:color w:val="333333"/>
+          <w:sz w:val="15"/>
+          <w:szCs w:val="15"/>
+        </w:rPr>
+      </w:pPr>
+      <w:r>
+        <w:rPr>
+          <w:rFonts w:ascii="Menlo" w:hAnsi="Menlo" w:cs="Menlo"/>
+          <w:color w:val="333333"/>
+          <w:sz w:val="15"/>
+          <w:szCs w:val="15"/>
+        </w:rPr>
+        <w:t xml:space="preserve">        </w:t>
+      </w:r>
+      <w:proofErr w:type="gramStart"/>
+      <w:r>
+        <w:rPr>
+          <w:rFonts w:ascii="Menlo" w:hAnsi="Menlo" w:cs="Menlo"/>
+          <w:color w:val="4B69C6"/>
+          <w:sz w:val="15"/>
+          <w:szCs w:val="15"/>
+        </w:rPr>
+        <w:t>return</w:t>
+      </w:r>
+      <w:proofErr w:type="gramEnd"/>
+      <w:r>
+        <w:rPr>
+          <w:rFonts w:ascii="Menlo" w:hAnsi="Menlo" w:cs="Menlo"/>
+          <w:color w:val="333333"/>
+          <w:sz w:val="15"/>
+          <w:szCs w:val="15"/>
+        </w:rPr>
+        <w:t xml:space="preserve"> </w:t>
+      </w:r>
+      <w:r>
+        <w:rPr>
+          <w:rFonts w:ascii="Menlo" w:hAnsi="Menlo" w:cs="Menlo"/>
+          <w:b/>
+          <w:bCs/>
+          <w:color w:val="7A3E9D"/>
+          <w:sz w:val="15"/>
+          <w:szCs w:val="15"/>
+        </w:rPr>
+        <w:t>tuple</w:t>
+      </w:r>
+      <w:r>
+        <w:rPr>
+          <w:rFonts w:ascii="Menlo" w:hAnsi="Menlo" w:cs="Menlo"/>
+          <w:color w:val="777777"/>
+          <w:sz w:val="15"/>
+          <w:szCs w:val="15"/>
+        </w:rPr>
+        <w:t>(</w:t>
+      </w:r>
+      <w:r>
+        <w:rPr>
+          <w:rFonts w:ascii="Menlo" w:hAnsi="Menlo" w:cs="Menlo"/>
+          <w:color w:val="7A3E9D"/>
+          <w:sz w:val="15"/>
+          <w:szCs w:val="15"/>
+        </w:rPr>
+        <w:t>d</w:t>
+      </w:r>
+      <w:r>
+        <w:rPr>
+          <w:rFonts w:ascii="Menlo" w:hAnsi="Menlo" w:cs="Menlo"/>
+          <w:color w:val="777777"/>
+          <w:sz w:val="15"/>
+          <w:szCs w:val="15"/>
+        </w:rPr>
+        <w:t>)</w:t>
+      </w:r>
+    </w:p>
+    <w:p>
+      <w:pPr>
+        <w:rPr>
+          <w:rStyle w:val="mclose"/>
+          <w:u w:val="single"/>
         </w:rPr>
       </w:pPr>
     </w:p>
@@ -15759,7 +17148,6 @@
           <w:sz w:val="15"/>
           <w:szCs w:val="15"/>
         </w:rPr>
-        <w:lastRenderedPageBreak/>
         <w:t xml:space="preserve">            </w:t>
       </w:r>
       <w:r>
@@ -16125,11 +17513,11 @@
           <w:numId w:val="91"/>
         </w:numPr>
       </w:pPr>
-      <w:bookmarkStart w:id="59" w:name="_Toc200772046"/>
+      <w:bookmarkStart w:id="67" w:name="_Toc200819573"/>
       <w:r>
         <w:t>Exécution</w:t>
       </w:r>
-      <w:bookmarkEnd w:id="59"/>
+      <w:bookmarkEnd w:id="67"/>
     </w:p>
     <w:p>
       <w:pPr>
@@ -16323,7 +17711,13 @@
         <w:rPr>
           <w:rStyle w:val="mclose"/>
         </w:rPr>
-        <w:t xml:space="preserve"> avec 50 itérations</w:t>
+        <w:t xml:space="preserve"> 50 </w:t>
+      </w:r>
+      <w:r>
+        <w:rPr>
+          <w:rStyle w:val="mclose"/>
+        </w:rPr>
+        <w:t>fois</w:t>
       </w:r>
     </w:p>
     <w:p>
@@ -16396,6 +17790,7 @@
         <w:rPr>
           <w:noProof/>
         </w:rPr>
+        <w:lastRenderedPageBreak/>
         <w:drawing>
           <wp:inline distT="0" distB="0" distL="0" distR="0" wp14:anchorId="361A6876" wp14:editId="4E57D07B">
             <wp:extent cx="5274310" cy="3656965"/>
@@ -16459,12 +17854,12 @@
           <w:numId w:val="91"/>
         </w:numPr>
       </w:pPr>
-      <w:bookmarkStart w:id="60" w:name="_Toc200772047"/>
+      <w:bookmarkStart w:id="68" w:name="_Toc200819574"/>
       <w:r>
         <w:lastRenderedPageBreak/>
         <w:t>Deep Q-Learning</w:t>
       </w:r>
-      <w:bookmarkEnd w:id="60"/>
+      <w:bookmarkEnd w:id="68"/>
     </w:p>
     <w:p>
       <w:r>
@@ -16577,11 +17972,11 @@
           <w:numId w:val="75"/>
         </w:numPr>
       </w:pPr>
-      <w:bookmarkStart w:id="61" w:name="_Toc200772048"/>
+      <w:bookmarkStart w:id="69" w:name="_Toc200819575"/>
       <w:r>
         <w:t>Le réseau de neurones</w:t>
       </w:r>
-      <w:bookmarkEnd w:id="61"/>
+      <w:bookmarkEnd w:id="69"/>
     </w:p>
     <w:p>
       <w:r>
@@ -18033,12 +19428,10 @@
                               <w:t>Q(</w:t>
                             </w:r>
                             <w:proofErr w:type="spellStart"/>
-                            <w:proofErr w:type="gramStart"/>
                             <w:r>
                               <w:t>s,a</w:t>
                             </w:r>
                             <w:proofErr w:type="spellEnd"/>
-                            <w:proofErr w:type="gramEnd"/>
                             <w:r>
                               <w:t>)</w:t>
                             </w:r>
@@ -18088,12 +19481,10 @@
                         <w:t>Q(</w:t>
                       </w:r>
                       <w:proofErr w:type="spellStart"/>
-                      <w:proofErr w:type="gramStart"/>
                       <w:r>
                         <w:t>s,a</w:t>
                       </w:r>
                       <w:proofErr w:type="spellEnd"/>
-                      <w:proofErr w:type="gramEnd"/>
                       <w:r>
                         <w:t>)</w:t>
                       </w:r>
@@ -18354,15 +19745,7 @@
                             </w:r>
                             <w:proofErr w:type="spellEnd"/>
                             <w:r>
-                              <w:t xml:space="preserve"> = (cible – </w:t>
-                            </w:r>
-                            <w:proofErr w:type="spellStart"/>
-                            <w:r>
-                              <w:t>prediction</w:t>
-                            </w:r>
-                            <w:proofErr w:type="spellEnd"/>
-                            <w:r>
-                              <w:t>)</w:t>
+                              <w:t xml:space="preserve"> = (cible – prediction)</w:t>
                             </w:r>
                             <w:r>
                               <w:rPr>
@@ -18400,15 +19783,7 @@
                       </w:r>
                       <w:proofErr w:type="spellEnd"/>
                       <w:r>
-                        <w:t xml:space="preserve"> = (cible – </w:t>
-                      </w:r>
-                      <w:proofErr w:type="spellStart"/>
-                      <w:r>
-                        <w:t>prediction</w:t>
-                      </w:r>
-                      <w:proofErr w:type="spellEnd"/>
-                      <w:r>
-                        <w:t>)</w:t>
+                        <w:t xml:space="preserve"> = (cible – prediction)</w:t>
                       </w:r>
                       <w:r>
                         <w:rPr>
@@ -18658,13 +20033,8 @@
                             <w:r>
                               <w:t>Q(s</w:t>
                             </w:r>
-                            <w:proofErr w:type="gramStart"/>
                             <w:r>
-                              <w:t>’,a</w:t>
-                            </w:r>
-                            <w:proofErr w:type="gramEnd"/>
-                            <w:r>
-                              <w:t>’)</w:t>
+                              <w:t>’,a’)</w:t>
                             </w:r>
                           </w:p>
                         </w:txbxContent>
@@ -18701,13 +20071,8 @@
                       <w:r>
                         <w:t>Q(s</w:t>
                       </w:r>
-                      <w:proofErr w:type="gramStart"/>
                       <w:r>
-                        <w:t>’,a</w:t>
-                      </w:r>
-                      <w:proofErr w:type="gramEnd"/>
-                      <w:r>
-                        <w:t>’)</w:t>
+                        <w:t>’,a’)</w:t>
                       </w:r>
                     </w:p>
                   </w:txbxContent>
@@ -18767,11 +20132,11 @@
           <w:numId w:val="93"/>
         </w:numPr>
       </w:pPr>
-      <w:bookmarkStart w:id="62" w:name="_Toc200772049"/>
+      <w:bookmarkStart w:id="70" w:name="_Toc200819576"/>
       <w:r>
         <w:t>Replay buffer</w:t>
       </w:r>
-      <w:bookmarkEnd w:id="62"/>
+      <w:bookmarkEnd w:id="70"/>
     </w:p>
     <w:p>
       <w:r>
@@ -21040,7 +22405,7 @@
           <w:numId w:val="93"/>
         </w:numPr>
       </w:pPr>
-      <w:bookmarkStart w:id="63" w:name="_Toc200772050"/>
+      <w:bookmarkStart w:id="71" w:name="_Toc200819577"/>
       <w:r>
         <w:t xml:space="preserve">Classe </w:t>
       </w:r>
@@ -21048,7 +22413,7 @@
       <w:r>
         <w:t>DQNAgent</w:t>
       </w:r>
-      <w:bookmarkEnd w:id="63"/>
+      <w:bookmarkEnd w:id="71"/>
       <w:proofErr w:type="spellEnd"/>
     </w:p>
     <w:p>
@@ -24850,14 +26215,14 @@
           <w:numId w:val="93"/>
         </w:numPr>
       </w:pPr>
-      <w:bookmarkStart w:id="64" w:name="_Toc200772051"/>
+      <w:bookmarkStart w:id="72" w:name="_Toc200819578"/>
       <w:r>
         <w:t>E</w:t>
       </w:r>
       <w:r>
         <w:t>xécution</w:t>
       </w:r>
-      <w:bookmarkEnd w:id="64"/>
+      <w:bookmarkEnd w:id="72"/>
     </w:p>
     <w:p>
       <w:r>
@@ -25334,7 +26699,7 @@
           <w:numId w:val="93"/>
         </w:numPr>
       </w:pPr>
-      <w:bookmarkStart w:id="65" w:name="_Toc200772052"/>
+      <w:bookmarkStart w:id="73" w:name="_Toc200819579"/>
       <w:r>
         <w:lastRenderedPageBreak/>
         <w:t>Organisation d’a</w:t>
@@ -25342,7 +26707,7 @@
       <w:r>
         <w:t>gents</w:t>
       </w:r>
-      <w:bookmarkEnd w:id="65"/>
+      <w:bookmarkEnd w:id="73"/>
     </w:p>
     <w:p>
       <w:r>
@@ -25395,11 +26760,11 @@
           <w:numId w:val="95"/>
         </w:numPr>
       </w:pPr>
-      <w:bookmarkStart w:id="66" w:name="_Toc200772053"/>
+      <w:bookmarkStart w:id="74" w:name="_Toc200819580"/>
       <w:r>
         <w:t>Agents non-collaboratifs</w:t>
       </w:r>
-      <w:bookmarkEnd w:id="66"/>
+      <w:bookmarkEnd w:id="74"/>
     </w:p>
     <w:p>
       <w:r>
@@ -28382,11 +29747,11 @@
           <w:numId w:val="95"/>
         </w:numPr>
       </w:pPr>
-      <w:bookmarkStart w:id="67" w:name="_Toc200772054"/>
+      <w:bookmarkStart w:id="75" w:name="_Toc200819581"/>
       <w:r>
         <w:t>Agents collaboratifs</w:t>
       </w:r>
-      <w:bookmarkEnd w:id="67"/>
+      <w:bookmarkEnd w:id="75"/>
     </w:p>
     <w:p>
       <w:r>
@@ -32070,11 +33435,11 @@
           <w:numId w:val="95"/>
         </w:numPr>
       </w:pPr>
-      <w:bookmarkStart w:id="68" w:name="_Toc200772055"/>
+      <w:bookmarkStart w:id="76" w:name="_Toc200819582"/>
       <w:r>
         <w:t>Hiérarchie d’agents</w:t>
       </w:r>
-      <w:bookmarkEnd w:id="68"/>
+      <w:bookmarkEnd w:id="76"/>
     </w:p>
     <w:p>
       <w:r>
@@ -39162,12 +40527,12 @@
           <w:numId w:val="95"/>
         </w:numPr>
       </w:pPr>
-      <w:bookmarkStart w:id="69" w:name="_Toc200772056"/>
+      <w:bookmarkStart w:id="77" w:name="_Toc200819583"/>
       <w:r>
         <w:lastRenderedPageBreak/>
         <w:t>Conclusion</w:t>
       </w:r>
-      <w:bookmarkEnd w:id="69"/>
+      <w:bookmarkEnd w:id="77"/>
     </w:p>
     <w:p/>
     <w:p>
@@ -39338,7 +40703,7 @@
           <w:numId w:val="95"/>
         </w:numPr>
       </w:pPr>
-      <w:bookmarkStart w:id="70" w:name="_Toc200772057"/>
+      <w:bookmarkStart w:id="78" w:name="_Toc200819584"/>
       <w:r>
         <w:lastRenderedPageBreak/>
         <w:t xml:space="preserve">Annexe 1 : </w:t>
@@ -39346,7 +40711,7 @@
       <w:r>
         <w:t>bibliographie</w:t>
       </w:r>
-      <w:bookmarkEnd w:id="70"/>
+      <w:bookmarkEnd w:id="78"/>
     </w:p>
     <w:p/>
     <w:p>

--- a/Rapport NVrel_SDetheve.docx
+++ b/Rapport NVrel_SDetheve.docx
@@ -156,21 +156,7 @@
         <w:rPr>
           <w:lang w:bidi="fr-FR"/>
         </w:rPr>
-        <w:t xml:space="preserve">Nicolas </w:t>
-      </w:r>
-      <w:proofErr w:type="spellStart"/>
-      <w:r>
-        <w:rPr>
-          <w:lang w:bidi="fr-FR"/>
-        </w:rPr>
-        <w:t>Vrel</w:t>
-      </w:r>
-      <w:proofErr w:type="spellEnd"/>
-      <w:r>
-        <w:rPr>
-          <w:lang w:bidi="fr-FR"/>
-        </w:rPr>
-        <w:t xml:space="preserve"> | Sébasti</w:t>
+        <w:t>Nicolas Vrel | Sébasti</w:t>
       </w:r>
       <w:r>
         <w:t>en Dethève</w:t>
@@ -263,13 +249,305 @@
           <w:r>
             <w:fldChar w:fldCharType="separate"/>
           </w:r>
-          <w:hyperlink w:anchor="_Toc200819553" w:history="1">
+          <w:hyperlink w:anchor="_Toc200826689" w:history="1">
             <w:r>
               <w:rPr>
                 <w:rStyle w:val="Lienhypertexte"/>
                 <w:noProof/>
               </w:rPr>
-              <w:t>1.</w:t>
+              <w:t>1</w:t>
+            </w:r>
+            <w:r>
+              <w:rPr>
+                <w:rFonts w:eastAsiaTheme="minorEastAsia" w:cstheme="minorBidi"/>
+                <w:b w:val="0"/>
+                <w:bCs w:val="0"/>
+                <w:caps w:val="0"/>
+                <w:noProof/>
+                <w:kern w:val="2"/>
+                <w:sz w:val="24"/>
+                <w:szCs w:val="24"/>
+                <w:u w:val="none"/>
+                <w14:ligatures w14:val="standardContextual"/>
+              </w:rPr>
+              <w:tab/>
+            </w:r>
+            <w:r>
+              <w:rPr>
+                <w:rStyle w:val="Lienhypertexte"/>
+                <w:noProof/>
+              </w:rPr>
+              <w:t>Présentation du projet</w:t>
+            </w:r>
+            <w:r>
+              <w:rPr>
+                <w:noProof/>
+                <w:webHidden/>
+              </w:rPr>
+              <w:tab/>
+            </w:r>
+            <w:r>
+              <w:rPr>
+                <w:noProof/>
+                <w:webHidden/>
+              </w:rPr>
+              <w:fldChar w:fldCharType="begin"/>
+            </w:r>
+            <w:r>
+              <w:rPr>
+                <w:noProof/>
+                <w:webHidden/>
+              </w:rPr>
+              <w:instrText xml:space="preserve"> PAGEREF _Toc200826689 \h </w:instrText>
+            </w:r>
+            <w:r>
+              <w:rPr>
+                <w:noProof/>
+                <w:webHidden/>
+              </w:rPr>
+            </w:r>
+            <w:r>
+              <w:rPr>
+                <w:noProof/>
+                <w:webHidden/>
+              </w:rPr>
+              <w:fldChar w:fldCharType="separate"/>
+            </w:r>
+            <w:r>
+              <w:rPr>
+                <w:noProof/>
+                <w:webHidden/>
+              </w:rPr>
+              <w:t>2</w:t>
+            </w:r>
+            <w:r>
+              <w:rPr>
+                <w:noProof/>
+                <w:webHidden/>
+              </w:rPr>
+              <w:fldChar w:fldCharType="end"/>
+            </w:r>
+          </w:hyperlink>
+        </w:p>
+        <w:p>
+          <w:pPr>
+            <w:pStyle w:val="TM2"/>
+            <w:tabs>
+              <w:tab w:val="left" w:pos="541"/>
+              <w:tab w:val="right" w:leader="dot" w:pos="8296"/>
+            </w:tabs>
+            <w:rPr>
+              <w:rFonts w:eastAsiaTheme="minorEastAsia" w:cstheme="minorBidi"/>
+              <w:b w:val="0"/>
+              <w:bCs w:val="0"/>
+              <w:smallCaps w:val="0"/>
+              <w:noProof/>
+              <w:kern w:val="2"/>
+              <w:sz w:val="24"/>
+              <w:szCs w:val="24"/>
+              <w14:ligatures w14:val="standardContextual"/>
+            </w:rPr>
+          </w:pPr>
+          <w:hyperlink w:anchor="_Toc200826690" w:history="1">
+            <w:r>
+              <w:rPr>
+                <w:rStyle w:val="Lienhypertexte"/>
+                <w:noProof/>
+              </w:rPr>
+              <w:t>1.1</w:t>
+            </w:r>
+            <w:r>
+              <w:rPr>
+                <w:rFonts w:eastAsiaTheme="minorEastAsia" w:cstheme="minorBidi"/>
+                <w:b w:val="0"/>
+                <w:bCs w:val="0"/>
+                <w:smallCaps w:val="0"/>
+                <w:noProof/>
+                <w:kern w:val="2"/>
+                <w:sz w:val="24"/>
+                <w:szCs w:val="24"/>
+                <w14:ligatures w14:val="standardContextual"/>
+              </w:rPr>
+              <w:tab/>
+            </w:r>
+            <w:r>
+              <w:rPr>
+                <w:rStyle w:val="Lienhypertexte"/>
+                <w:noProof/>
+              </w:rPr>
+              <w:t>Introduction</w:t>
+            </w:r>
+            <w:r>
+              <w:rPr>
+                <w:noProof/>
+                <w:webHidden/>
+              </w:rPr>
+              <w:tab/>
+            </w:r>
+            <w:r>
+              <w:rPr>
+                <w:noProof/>
+                <w:webHidden/>
+              </w:rPr>
+              <w:fldChar w:fldCharType="begin"/>
+            </w:r>
+            <w:r>
+              <w:rPr>
+                <w:noProof/>
+                <w:webHidden/>
+              </w:rPr>
+              <w:instrText xml:space="preserve"> PAGEREF _Toc200826690 \h </w:instrText>
+            </w:r>
+            <w:r>
+              <w:rPr>
+                <w:noProof/>
+                <w:webHidden/>
+              </w:rPr>
+            </w:r>
+            <w:r>
+              <w:rPr>
+                <w:noProof/>
+                <w:webHidden/>
+              </w:rPr>
+              <w:fldChar w:fldCharType="separate"/>
+            </w:r>
+            <w:r>
+              <w:rPr>
+                <w:noProof/>
+                <w:webHidden/>
+              </w:rPr>
+              <w:t>2</w:t>
+            </w:r>
+            <w:r>
+              <w:rPr>
+                <w:noProof/>
+                <w:webHidden/>
+              </w:rPr>
+              <w:fldChar w:fldCharType="end"/>
+            </w:r>
+          </w:hyperlink>
+        </w:p>
+        <w:p>
+          <w:pPr>
+            <w:pStyle w:val="TM2"/>
+            <w:tabs>
+              <w:tab w:val="left" w:pos="541"/>
+              <w:tab w:val="right" w:leader="dot" w:pos="8296"/>
+            </w:tabs>
+            <w:rPr>
+              <w:rFonts w:eastAsiaTheme="minorEastAsia" w:cstheme="minorBidi"/>
+              <w:b w:val="0"/>
+              <w:bCs w:val="0"/>
+              <w:smallCaps w:val="0"/>
+              <w:noProof/>
+              <w:kern w:val="2"/>
+              <w:sz w:val="24"/>
+              <w:szCs w:val="24"/>
+              <w14:ligatures w14:val="standardContextual"/>
+            </w:rPr>
+          </w:pPr>
+          <w:hyperlink w:anchor="_Toc200826691" w:history="1">
+            <w:r>
+              <w:rPr>
+                <w:rStyle w:val="Lienhypertexte"/>
+                <w:noProof/>
+              </w:rPr>
+              <w:t>1.2</w:t>
+            </w:r>
+            <w:r>
+              <w:rPr>
+                <w:rFonts w:eastAsiaTheme="minorEastAsia" w:cstheme="minorBidi"/>
+                <w:b w:val="0"/>
+                <w:bCs w:val="0"/>
+                <w:smallCaps w:val="0"/>
+                <w:noProof/>
+                <w:kern w:val="2"/>
+                <w:sz w:val="24"/>
+                <w:szCs w:val="24"/>
+                <w14:ligatures w14:val="standardContextual"/>
+              </w:rPr>
+              <w:tab/>
+            </w:r>
+            <w:r>
+              <w:rPr>
+                <w:rStyle w:val="Lienhypertexte"/>
+                <w:noProof/>
+              </w:rPr>
+              <w:t>Arborescence détaillée et description des fichiers</w:t>
+            </w:r>
+            <w:r>
+              <w:rPr>
+                <w:noProof/>
+                <w:webHidden/>
+              </w:rPr>
+              <w:tab/>
+            </w:r>
+            <w:r>
+              <w:rPr>
+                <w:noProof/>
+                <w:webHidden/>
+              </w:rPr>
+              <w:fldChar w:fldCharType="begin"/>
+            </w:r>
+            <w:r>
+              <w:rPr>
+                <w:noProof/>
+                <w:webHidden/>
+              </w:rPr>
+              <w:instrText xml:space="preserve"> PAGEREF _Toc200826691 \h </w:instrText>
+            </w:r>
+            <w:r>
+              <w:rPr>
+                <w:noProof/>
+                <w:webHidden/>
+              </w:rPr>
+            </w:r>
+            <w:r>
+              <w:rPr>
+                <w:noProof/>
+                <w:webHidden/>
+              </w:rPr>
+              <w:fldChar w:fldCharType="separate"/>
+            </w:r>
+            <w:r>
+              <w:rPr>
+                <w:noProof/>
+                <w:webHidden/>
+              </w:rPr>
+              <w:t>2</w:t>
+            </w:r>
+            <w:r>
+              <w:rPr>
+                <w:noProof/>
+                <w:webHidden/>
+              </w:rPr>
+              <w:fldChar w:fldCharType="end"/>
+            </w:r>
+          </w:hyperlink>
+        </w:p>
+        <w:p>
+          <w:pPr>
+            <w:pStyle w:val="TM1"/>
+            <w:rPr>
+              <w:rFonts w:eastAsiaTheme="minorEastAsia" w:cstheme="minorBidi"/>
+              <w:b w:val="0"/>
+              <w:bCs w:val="0"/>
+              <w:caps w:val="0"/>
+              <w:noProof/>
+              <w:kern w:val="2"/>
+              <w:sz w:val="24"/>
+              <w:szCs w:val="24"/>
+              <w:u w:val="none"/>
+              <w14:ligatures w14:val="standardContextual"/>
+            </w:rPr>
+          </w:pPr>
+          <w:hyperlink w:anchor="_Toc200826692" w:history="1">
+            <w:r>
+              <w:rPr>
+                <w:rStyle w:val="Lienhypertexte"/>
+                <w:noProof/>
+              </w:rPr>
+              <w:t>2</w:t>
             </w:r>
             <w:r>
               <w:rPr>
@@ -312,7 +590,7 @@
                 <w:noProof/>
                 <w:webHidden/>
               </w:rPr>
-              <w:instrText xml:space="preserve"> PAGEREF _Toc200819553 \h </w:instrText>
+              <w:instrText xml:space="preserve"> PAGEREF _Toc200826692 \h </w:instrText>
             </w:r>
             <w:r>
               <w:rPr>
@@ -332,7 +610,7 @@
                 <w:noProof/>
                 <w:webHidden/>
               </w:rPr>
-              <w:t>2</w:t>
+              <w:t>3</w:t>
             </w:r>
             <w:r>
               <w:rPr>
@@ -347,7 +625,7 @@
           <w:pPr>
             <w:pStyle w:val="TM2"/>
             <w:tabs>
-              <w:tab w:val="left" w:pos="607"/>
+              <w:tab w:val="left" w:pos="541"/>
               <w:tab w:val="right" w:leader="dot" w:pos="8296"/>
             </w:tabs>
             <w:rPr>
@@ -362,13 +640,13 @@
               <w14:ligatures w14:val="standardContextual"/>
             </w:rPr>
           </w:pPr>
-          <w:hyperlink w:anchor="_Toc200819554" w:history="1">
+          <w:hyperlink w:anchor="_Toc200826693" w:history="1">
             <w:r>
               <w:rPr>
                 <w:rStyle w:val="Lienhypertexte"/>
                 <w:noProof/>
               </w:rPr>
-              <w:t>1.1.</w:t>
+              <w:t>2.1</w:t>
             </w:r>
             <w:r>
               <w:rPr>
@@ -410,7 +688,7 @@
                 <w:noProof/>
                 <w:webHidden/>
               </w:rPr>
-              <w:instrText xml:space="preserve"> PAGEREF _Toc200819554 \h </w:instrText>
+              <w:instrText xml:space="preserve"> PAGEREF _Toc200826693 \h </w:instrText>
             </w:r>
             <w:r>
               <w:rPr>
@@ -430,7 +708,7 @@
                 <w:noProof/>
                 <w:webHidden/>
               </w:rPr>
-              <w:t>2</w:t>
+              <w:t>3</w:t>
             </w:r>
             <w:r>
               <w:rPr>
@@ -445,7 +723,7 @@
           <w:pPr>
             <w:pStyle w:val="TM2"/>
             <w:tabs>
-              <w:tab w:val="left" w:pos="607"/>
+              <w:tab w:val="left" w:pos="541"/>
               <w:tab w:val="right" w:leader="dot" w:pos="8296"/>
             </w:tabs>
             <w:rPr>
@@ -460,13 +738,13 @@
               <w14:ligatures w14:val="standardContextual"/>
             </w:rPr>
           </w:pPr>
-          <w:hyperlink w:anchor="_Toc200819555" w:history="1">
+          <w:hyperlink w:anchor="_Toc200826694" w:history="1">
             <w:r>
               <w:rPr>
                 <w:rStyle w:val="Lienhypertexte"/>
                 <w:noProof/>
               </w:rPr>
-              <w:t>1.2.</w:t>
+              <w:t>2.2</w:t>
             </w:r>
             <w:r>
               <w:rPr>
@@ -508,7 +786,7 @@
                 <w:noProof/>
                 <w:webHidden/>
               </w:rPr>
-              <w:instrText xml:space="preserve"> PAGEREF _Toc200819555 \h </w:instrText>
+              <w:instrText xml:space="preserve"> PAGEREF _Toc200826694 \h </w:instrText>
             </w:r>
             <w:r>
               <w:rPr>
@@ -528,7 +806,7 @@
                 <w:noProof/>
                 <w:webHidden/>
               </w:rPr>
-              <w:t>2</w:t>
+              <w:t>4</w:t>
             </w:r>
             <w:r>
               <w:rPr>
@@ -543,7 +821,7 @@
           <w:pPr>
             <w:pStyle w:val="TM3"/>
             <w:tabs>
-              <w:tab w:val="left" w:pos="781"/>
+              <w:tab w:val="left" w:pos="718"/>
               <w:tab w:val="right" w:leader="dot" w:pos="8296"/>
             </w:tabs>
             <w:rPr>
@@ -556,13 +834,13 @@
               <w14:ligatures w14:val="standardContextual"/>
             </w:rPr>
           </w:pPr>
-          <w:hyperlink w:anchor="_Toc200819556" w:history="1">
+          <w:hyperlink w:anchor="_Toc200826695" w:history="1">
             <w:r>
               <w:rPr>
                 <w:rStyle w:val="Lienhypertexte"/>
                 <w:noProof/>
               </w:rPr>
-              <w:t>1.2.1.</w:t>
+              <w:t>2.2.1</w:t>
             </w:r>
             <w:r>
               <w:rPr>
@@ -602,7 +880,7 @@
                 <w:noProof/>
                 <w:webHidden/>
               </w:rPr>
-              <w:instrText xml:space="preserve"> PAGEREF _Toc200819556 \h </w:instrText>
+              <w:instrText xml:space="preserve"> PAGEREF _Toc200826695 \h </w:instrText>
             </w:r>
             <w:r>
               <w:rPr>
@@ -622,7 +900,7 @@
                 <w:noProof/>
                 <w:webHidden/>
               </w:rPr>
-              <w:t>2</w:t>
+              <w:t>4</w:t>
             </w:r>
             <w:r>
               <w:rPr>
@@ -637,7 +915,7 @@
           <w:pPr>
             <w:pStyle w:val="TM3"/>
             <w:tabs>
-              <w:tab w:val="left" w:pos="781"/>
+              <w:tab w:val="left" w:pos="718"/>
               <w:tab w:val="right" w:leader="dot" w:pos="8296"/>
             </w:tabs>
             <w:rPr>
@@ -650,13 +928,13 @@
               <w14:ligatures w14:val="standardContextual"/>
             </w:rPr>
           </w:pPr>
-          <w:hyperlink w:anchor="_Toc200819557" w:history="1">
+          <w:hyperlink w:anchor="_Toc200826696" w:history="1">
             <w:r>
               <w:rPr>
                 <w:rStyle w:val="Lienhypertexte"/>
                 <w:noProof/>
               </w:rPr>
-              <w:t>1.2.2.</w:t>
+              <w:t>2.2.2</w:t>
             </w:r>
             <w:r>
               <w:rPr>
@@ -696,7 +974,7 @@
                 <w:noProof/>
                 <w:webHidden/>
               </w:rPr>
-              <w:instrText xml:space="preserve"> PAGEREF _Toc200819557 \h </w:instrText>
+              <w:instrText xml:space="preserve"> PAGEREF _Toc200826696 \h </w:instrText>
             </w:r>
             <w:r>
               <w:rPr>
@@ -716,7 +994,7 @@
                 <w:noProof/>
                 <w:webHidden/>
               </w:rPr>
-              <w:t>3</w:t>
+              <w:t>5</w:t>
             </w:r>
             <w:r>
               <w:rPr>
@@ -731,7 +1009,7 @@
           <w:pPr>
             <w:pStyle w:val="TM3"/>
             <w:tabs>
-              <w:tab w:val="left" w:pos="781"/>
+              <w:tab w:val="left" w:pos="718"/>
               <w:tab w:val="right" w:leader="dot" w:pos="8296"/>
             </w:tabs>
             <w:rPr>
@@ -744,13 +1022,13 @@
               <w14:ligatures w14:val="standardContextual"/>
             </w:rPr>
           </w:pPr>
-          <w:hyperlink w:anchor="_Toc200819558" w:history="1">
+          <w:hyperlink w:anchor="_Toc200826697" w:history="1">
             <w:r>
               <w:rPr>
                 <w:rStyle w:val="Lienhypertexte"/>
                 <w:noProof/>
               </w:rPr>
-              <w:t>1.2.3.</w:t>
+              <w:t>2.2.3</w:t>
             </w:r>
             <w:r>
               <w:rPr>
@@ -790,7 +1068,7 @@
                 <w:noProof/>
                 <w:webHidden/>
               </w:rPr>
-              <w:instrText xml:space="preserve"> PAGEREF _Toc200819558 \h </w:instrText>
+              <w:instrText xml:space="preserve"> PAGEREF _Toc200826697 \h </w:instrText>
             </w:r>
             <w:r>
               <w:rPr>
@@ -810,7 +1088,7 @@
                 <w:noProof/>
                 <w:webHidden/>
               </w:rPr>
-              <w:t>10</w:t>
+              <w:t>12</w:t>
             </w:r>
             <w:r>
               <w:rPr>
@@ -825,7 +1103,7 @@
           <w:pPr>
             <w:pStyle w:val="TM3"/>
             <w:tabs>
-              <w:tab w:val="left" w:pos="781"/>
+              <w:tab w:val="left" w:pos="718"/>
               <w:tab w:val="right" w:leader="dot" w:pos="8296"/>
             </w:tabs>
             <w:rPr>
@@ -838,13 +1116,13 @@
               <w14:ligatures w14:val="standardContextual"/>
             </w:rPr>
           </w:pPr>
-          <w:hyperlink w:anchor="_Toc200819559" w:history="1">
+          <w:hyperlink w:anchor="_Toc200826698" w:history="1">
             <w:r>
               <w:rPr>
                 <w:rStyle w:val="Lienhypertexte"/>
                 <w:noProof/>
               </w:rPr>
-              <w:t>1.2.4.</w:t>
+              <w:t>2.2.4</w:t>
             </w:r>
             <w:r>
               <w:rPr>
@@ -884,7 +1162,7 @@
                 <w:noProof/>
                 <w:webHidden/>
               </w:rPr>
-              <w:instrText xml:space="preserve"> PAGEREF _Toc200819559 \h </w:instrText>
+              <w:instrText xml:space="preserve"> PAGEREF _Toc200826698 \h </w:instrText>
             </w:r>
             <w:r>
               <w:rPr>
@@ -904,7 +1182,7 @@
                 <w:noProof/>
                 <w:webHidden/>
               </w:rPr>
-              <w:t>11</w:t>
+              <w:t>13</w:t>
             </w:r>
             <w:r>
               <w:rPr>
@@ -919,7 +1197,7 @@
           <w:pPr>
             <w:pStyle w:val="TM2"/>
             <w:tabs>
-              <w:tab w:val="left" w:pos="607"/>
+              <w:tab w:val="left" w:pos="541"/>
               <w:tab w:val="right" w:leader="dot" w:pos="8296"/>
             </w:tabs>
             <w:rPr>
@@ -934,13 +1212,13 @@
               <w14:ligatures w14:val="standardContextual"/>
             </w:rPr>
           </w:pPr>
-          <w:hyperlink w:anchor="_Toc200819560" w:history="1">
+          <w:hyperlink w:anchor="_Toc200826699" w:history="1">
             <w:r>
               <w:rPr>
                 <w:rStyle w:val="Lienhypertexte"/>
                 <w:noProof/>
               </w:rPr>
-              <w:t>1.3.</w:t>
+              <w:t>2.3</w:t>
             </w:r>
             <w:r>
               <w:rPr>
@@ -982,7 +1260,7 @@
                 <w:noProof/>
                 <w:webHidden/>
               </w:rPr>
-              <w:instrText xml:space="preserve"> PAGEREF _Toc200819560 \h </w:instrText>
+              <w:instrText xml:space="preserve"> PAGEREF _Toc200826699 \h </w:instrText>
             </w:r>
             <w:r>
               <w:rPr>
@@ -1002,7 +1280,7 @@
                 <w:noProof/>
                 <w:webHidden/>
               </w:rPr>
-              <w:t>11</w:t>
+              <w:t>13</w:t>
             </w:r>
             <w:r>
               <w:rPr>
@@ -1017,7 +1295,7 @@
           <w:pPr>
             <w:pStyle w:val="TM3"/>
             <w:tabs>
-              <w:tab w:val="left" w:pos="781"/>
+              <w:tab w:val="left" w:pos="718"/>
               <w:tab w:val="right" w:leader="dot" w:pos="8296"/>
             </w:tabs>
             <w:rPr>
@@ -1030,13 +1308,13 @@
               <w14:ligatures w14:val="standardContextual"/>
             </w:rPr>
           </w:pPr>
-          <w:hyperlink w:anchor="_Toc200819565" w:history="1">
+          <w:hyperlink w:anchor="_Toc200826700" w:history="1">
             <w:r>
               <w:rPr>
                 <w:rStyle w:val="Lienhypertexte"/>
                 <w:noProof/>
               </w:rPr>
-              <w:t>1.3.1.</w:t>
+              <w:t>2.3.1</w:t>
             </w:r>
             <w:r>
               <w:rPr>
@@ -1076,7 +1354,7 @@
                 <w:noProof/>
                 <w:webHidden/>
               </w:rPr>
-              <w:instrText xml:space="preserve"> PAGEREF _Toc200819565 \h </w:instrText>
+              <w:instrText xml:space="preserve"> PAGEREF _Toc200826700 \h </w:instrText>
             </w:r>
             <w:r>
               <w:rPr>
@@ -1096,7 +1374,7 @@
                 <w:noProof/>
                 <w:webHidden/>
               </w:rPr>
-              <w:t>11</w:t>
+              <w:t>13</w:t>
             </w:r>
             <w:r>
               <w:rPr>
@@ -1111,7 +1389,7 @@
           <w:pPr>
             <w:pStyle w:val="TM3"/>
             <w:tabs>
-              <w:tab w:val="left" w:pos="781"/>
+              <w:tab w:val="left" w:pos="718"/>
               <w:tab w:val="right" w:leader="dot" w:pos="8296"/>
             </w:tabs>
             <w:rPr>
@@ -1124,13 +1402,13 @@
               <w14:ligatures w14:val="standardContextual"/>
             </w:rPr>
           </w:pPr>
-          <w:hyperlink w:anchor="_Toc200819566" w:history="1">
+          <w:hyperlink w:anchor="_Toc200826701" w:history="1">
             <w:r>
               <w:rPr>
                 <w:rStyle w:val="Lienhypertexte"/>
                 <w:noProof/>
               </w:rPr>
-              <w:t>1.3.2.</w:t>
+              <w:t>2.3.2</w:t>
             </w:r>
             <w:r>
               <w:rPr>
@@ -1170,7 +1448,7 @@
                 <w:noProof/>
                 <w:webHidden/>
               </w:rPr>
-              <w:instrText xml:space="preserve"> PAGEREF _Toc200819566 \h </w:instrText>
+              <w:instrText xml:space="preserve"> PAGEREF _Toc200826701 \h </w:instrText>
             </w:r>
             <w:r>
               <w:rPr>
@@ -1190,7 +1468,7 @@
                 <w:noProof/>
                 <w:webHidden/>
               </w:rPr>
-              <w:t>11</w:t>
+              <w:t>13</w:t>
             </w:r>
             <w:r>
               <w:rPr>
@@ -1205,7 +1483,7 @@
           <w:pPr>
             <w:pStyle w:val="TM3"/>
             <w:tabs>
-              <w:tab w:val="left" w:pos="781"/>
+              <w:tab w:val="left" w:pos="718"/>
               <w:tab w:val="right" w:leader="dot" w:pos="8296"/>
             </w:tabs>
             <w:rPr>
@@ -1218,13 +1496,13 @@
               <w14:ligatures w14:val="standardContextual"/>
             </w:rPr>
           </w:pPr>
-          <w:hyperlink w:anchor="_Toc200819567" w:history="1">
+          <w:hyperlink w:anchor="_Toc200826702" w:history="1">
             <w:r>
               <w:rPr>
                 <w:rStyle w:val="Lienhypertexte"/>
                 <w:noProof/>
               </w:rPr>
-              <w:t>1.3.3.</w:t>
+              <w:t>2.3.3</w:t>
             </w:r>
             <w:r>
               <w:rPr>
@@ -1264,7 +1542,7 @@
                 <w:noProof/>
                 <w:webHidden/>
               </w:rPr>
-              <w:instrText xml:space="preserve"> PAGEREF _Toc200819567 \h </w:instrText>
+              <w:instrText xml:space="preserve"> PAGEREF _Toc200826702 \h </w:instrText>
             </w:r>
             <w:r>
               <w:rPr>
@@ -1284,7 +1562,7 @@
                 <w:noProof/>
                 <w:webHidden/>
               </w:rPr>
-              <w:t>14</w:t>
+              <w:t>16</w:t>
             </w:r>
             <w:r>
               <w:rPr>
@@ -1299,7 +1577,7 @@
           <w:pPr>
             <w:pStyle w:val="TM3"/>
             <w:tabs>
-              <w:tab w:val="left" w:pos="781"/>
+              <w:tab w:val="left" w:pos="718"/>
               <w:tab w:val="right" w:leader="dot" w:pos="8296"/>
             </w:tabs>
             <w:rPr>
@@ -1312,13 +1590,13 @@
               <w14:ligatures w14:val="standardContextual"/>
             </w:rPr>
           </w:pPr>
-          <w:hyperlink w:anchor="_Toc200819568" w:history="1">
+          <w:hyperlink w:anchor="_Toc200826703" w:history="1">
             <w:r>
               <w:rPr>
                 <w:rStyle w:val="Lienhypertexte"/>
                 <w:noProof/>
               </w:rPr>
-              <w:t>1.3.4.</w:t>
+              <w:t>2.3.4</w:t>
             </w:r>
             <w:r>
               <w:rPr>
@@ -1358,7 +1636,7 @@
                 <w:noProof/>
                 <w:webHidden/>
               </w:rPr>
-              <w:instrText xml:space="preserve"> PAGEREF _Toc200819568 \h </w:instrText>
+              <w:instrText xml:space="preserve"> PAGEREF _Toc200826703 \h </w:instrText>
             </w:r>
             <w:r>
               <w:rPr>
@@ -1378,7 +1656,7 @@
                 <w:noProof/>
                 <w:webHidden/>
               </w:rPr>
-              <w:t>15</w:t>
+              <w:t>17</w:t>
             </w:r>
             <w:r>
               <w:rPr>
@@ -1405,13 +1683,13 @@
               <w14:ligatures w14:val="standardContextual"/>
             </w:rPr>
           </w:pPr>
-          <w:hyperlink w:anchor="_Toc200819569" w:history="1">
+          <w:hyperlink w:anchor="_Toc200826704" w:history="1">
             <w:r>
               <w:rPr>
                 <w:rStyle w:val="Lienhypertexte"/>
                 <w:noProof/>
               </w:rPr>
-              <w:t>2.</w:t>
+              <w:t>3</w:t>
             </w:r>
             <w:r>
               <w:rPr>
@@ -1454,7 +1732,7 @@
                 <w:noProof/>
                 <w:webHidden/>
               </w:rPr>
-              <w:instrText xml:space="preserve"> PAGEREF _Toc200819569 \h </w:instrText>
+              <w:instrText xml:space="preserve"> PAGEREF _Toc200826704 \h </w:instrText>
             </w:r>
             <w:r>
               <w:rPr>
@@ -1474,7 +1752,7 @@
                 <w:noProof/>
                 <w:webHidden/>
               </w:rPr>
-              <w:t>16</w:t>
+              <w:t>18</w:t>
             </w:r>
             <w:r>
               <w:rPr>
@@ -1504,13 +1782,13 @@
               <w14:ligatures w14:val="standardContextual"/>
             </w:rPr>
           </w:pPr>
-          <w:hyperlink w:anchor="_Toc200819570" w:history="1">
+          <w:hyperlink w:anchor="_Toc200826705" w:history="1">
             <w:r>
               <w:rPr>
                 <w:rStyle w:val="Lienhypertexte"/>
                 <w:noProof/>
               </w:rPr>
-              <w:t>2.1</w:t>
+              <w:t>3.1</w:t>
             </w:r>
             <w:r>
               <w:rPr>
@@ -1552,7 +1830,7 @@
                 <w:noProof/>
                 <w:webHidden/>
               </w:rPr>
-              <w:instrText xml:space="preserve"> PAGEREF _Toc200819570 \h </w:instrText>
+              <w:instrText xml:space="preserve"> PAGEREF _Toc200826705 \h </w:instrText>
             </w:r>
             <w:r>
               <w:rPr>
@@ -1572,7 +1850,7 @@
                 <w:noProof/>
                 <w:webHidden/>
               </w:rPr>
-              <w:t>16</w:t>
+              <w:t>18</w:t>
             </w:r>
             <w:r>
               <w:rPr>
@@ -1602,13 +1880,13 @@
               <w14:ligatures w14:val="standardContextual"/>
             </w:rPr>
           </w:pPr>
-          <w:hyperlink w:anchor="_Toc200819571" w:history="1">
+          <w:hyperlink w:anchor="_Toc200826706" w:history="1">
             <w:r>
               <w:rPr>
                 <w:rStyle w:val="Lienhypertexte"/>
                 <w:noProof/>
               </w:rPr>
-              <w:t>2.2</w:t>
+              <w:t>3.2</w:t>
             </w:r>
             <w:r>
               <w:rPr>
@@ -1650,7 +1928,7 @@
                 <w:noProof/>
                 <w:webHidden/>
               </w:rPr>
-              <w:instrText xml:space="preserve"> PAGEREF _Toc200819571 \h </w:instrText>
+              <w:instrText xml:space="preserve"> PAGEREF _Toc200826706 \h </w:instrText>
             </w:r>
             <w:r>
               <w:rPr>
@@ -1670,7 +1948,7 @@
                 <w:noProof/>
                 <w:webHidden/>
               </w:rPr>
-              <w:t>17</w:t>
+              <w:t>19</w:t>
             </w:r>
             <w:r>
               <w:rPr>
@@ -1698,13 +1976,13 @@
               <w14:ligatures w14:val="standardContextual"/>
             </w:rPr>
           </w:pPr>
-          <w:hyperlink w:anchor="_Toc200819572" w:history="1">
+          <w:hyperlink w:anchor="_Toc200826707" w:history="1">
             <w:r>
               <w:rPr>
                 <w:rStyle w:val="Lienhypertexte"/>
                 <w:noProof/>
               </w:rPr>
-              <w:t>2.2.1</w:t>
+              <w:t>3.2.1</w:t>
             </w:r>
             <w:r>
               <w:rPr>
@@ -1744,7 +2022,7 @@
                 <w:noProof/>
                 <w:webHidden/>
               </w:rPr>
-              <w:instrText xml:space="preserve"> PAGEREF _Toc200819572 \h </w:instrText>
+              <w:instrText xml:space="preserve"> PAGEREF _Toc200826707 \h </w:instrText>
             </w:r>
             <w:r>
               <w:rPr>
@@ -1764,7 +2042,7 @@
                 <w:noProof/>
                 <w:webHidden/>
               </w:rPr>
-              <w:t>18</w:t>
+              <w:t>20</w:t>
             </w:r>
             <w:r>
               <w:rPr>
@@ -1792,13 +2070,13 @@
               <w14:ligatures w14:val="standardContextual"/>
             </w:rPr>
           </w:pPr>
-          <w:hyperlink w:anchor="_Toc200819573" w:history="1">
+          <w:hyperlink w:anchor="_Toc200826708" w:history="1">
             <w:r>
               <w:rPr>
                 <w:rStyle w:val="Lienhypertexte"/>
                 <w:noProof/>
               </w:rPr>
-              <w:t>2.2.2</w:t>
+              <w:t>3.2.2</w:t>
             </w:r>
             <w:r>
               <w:rPr>
@@ -1838,7 +2116,7 @@
                 <w:noProof/>
                 <w:webHidden/>
               </w:rPr>
-              <w:instrText xml:space="preserve"> PAGEREF _Toc200819573 \h </w:instrText>
+              <w:instrText xml:space="preserve"> PAGEREF _Toc200826708 \h </w:instrText>
             </w:r>
             <w:r>
               <w:rPr>
@@ -1858,7 +2136,7 @@
                 <w:noProof/>
                 <w:webHidden/>
               </w:rPr>
-              <w:t>20</w:t>
+              <w:t>22</w:t>
             </w:r>
             <w:r>
               <w:rPr>
@@ -1888,13 +2166,13 @@
               <w14:ligatures w14:val="standardContextual"/>
             </w:rPr>
           </w:pPr>
-          <w:hyperlink w:anchor="_Toc200819574" w:history="1">
+          <w:hyperlink w:anchor="_Toc200826709" w:history="1">
             <w:r>
               <w:rPr>
                 <w:rStyle w:val="Lienhypertexte"/>
                 <w:noProof/>
               </w:rPr>
-              <w:t>2.3</w:t>
+              <w:t>3.3</w:t>
             </w:r>
             <w:r>
               <w:rPr>
@@ -1936,289 +2214,7 @@
                 <w:noProof/>
                 <w:webHidden/>
               </w:rPr>
-              <w:instrText xml:space="preserve"> PAGEREF _Toc200819574 \h </w:instrText>
-            </w:r>
-            <w:r>
-              <w:rPr>
-                <w:noProof/>
-                <w:webHidden/>
-              </w:rPr>
-            </w:r>
-            <w:r>
-              <w:rPr>
-                <w:noProof/>
-                <w:webHidden/>
-              </w:rPr>
-              <w:fldChar w:fldCharType="separate"/>
-            </w:r>
-            <w:r>
-              <w:rPr>
-                <w:noProof/>
-                <w:webHidden/>
-              </w:rPr>
-              <w:t>22</w:t>
-            </w:r>
-            <w:r>
-              <w:rPr>
-                <w:noProof/>
-                <w:webHidden/>
-              </w:rPr>
-              <w:fldChar w:fldCharType="end"/>
-            </w:r>
-          </w:hyperlink>
-        </w:p>
-        <w:p>
-          <w:pPr>
-            <w:pStyle w:val="TM3"/>
-            <w:tabs>
-              <w:tab w:val="left" w:pos="781"/>
-              <w:tab w:val="right" w:leader="dot" w:pos="8296"/>
-            </w:tabs>
-            <w:rPr>
-              <w:rFonts w:eastAsiaTheme="minorEastAsia" w:cstheme="minorBidi"/>
-              <w:smallCaps w:val="0"/>
-              <w:noProof/>
-              <w:kern w:val="2"/>
-              <w:sz w:val="24"/>
-              <w:szCs w:val="24"/>
-              <w14:ligatures w14:val="standardContextual"/>
-            </w:rPr>
-          </w:pPr>
-          <w:hyperlink w:anchor="_Toc200819575" w:history="1">
-            <w:r>
-              <w:rPr>
-                <w:rStyle w:val="Lienhypertexte"/>
-                <w:noProof/>
-              </w:rPr>
-              <w:t>2.3.1.</w:t>
-            </w:r>
-            <w:r>
-              <w:rPr>
-                <w:rFonts w:eastAsiaTheme="minorEastAsia" w:cstheme="minorBidi"/>
-                <w:smallCaps w:val="0"/>
-                <w:noProof/>
-                <w:kern w:val="2"/>
-                <w:sz w:val="24"/>
-                <w:szCs w:val="24"/>
-                <w14:ligatures w14:val="standardContextual"/>
-              </w:rPr>
-              <w:tab/>
-            </w:r>
-            <w:r>
-              <w:rPr>
-                <w:rStyle w:val="Lienhypertexte"/>
-                <w:noProof/>
-              </w:rPr>
-              <w:t>Le réseau de neurones</w:t>
-            </w:r>
-            <w:r>
-              <w:rPr>
-                <w:noProof/>
-                <w:webHidden/>
-              </w:rPr>
-              <w:tab/>
-            </w:r>
-            <w:r>
-              <w:rPr>
-                <w:noProof/>
-                <w:webHidden/>
-              </w:rPr>
-              <w:fldChar w:fldCharType="begin"/>
-            </w:r>
-            <w:r>
-              <w:rPr>
-                <w:noProof/>
-                <w:webHidden/>
-              </w:rPr>
-              <w:instrText xml:space="preserve"> PAGEREF _Toc200819575 \h </w:instrText>
-            </w:r>
-            <w:r>
-              <w:rPr>
-                <w:noProof/>
-                <w:webHidden/>
-              </w:rPr>
-            </w:r>
-            <w:r>
-              <w:rPr>
-                <w:noProof/>
-                <w:webHidden/>
-              </w:rPr>
-              <w:fldChar w:fldCharType="separate"/>
-            </w:r>
-            <w:r>
-              <w:rPr>
-                <w:noProof/>
-                <w:webHidden/>
-              </w:rPr>
-              <w:t>22</w:t>
-            </w:r>
-            <w:r>
-              <w:rPr>
-                <w:noProof/>
-                <w:webHidden/>
-              </w:rPr>
-              <w:fldChar w:fldCharType="end"/>
-            </w:r>
-          </w:hyperlink>
-        </w:p>
-        <w:p>
-          <w:pPr>
-            <w:pStyle w:val="TM3"/>
-            <w:tabs>
-              <w:tab w:val="left" w:pos="718"/>
-              <w:tab w:val="right" w:leader="dot" w:pos="8296"/>
-            </w:tabs>
-            <w:rPr>
-              <w:rFonts w:eastAsiaTheme="minorEastAsia" w:cstheme="minorBidi"/>
-              <w:smallCaps w:val="0"/>
-              <w:noProof/>
-              <w:kern w:val="2"/>
-              <w:sz w:val="24"/>
-              <w:szCs w:val="24"/>
-              <w14:ligatures w14:val="standardContextual"/>
-            </w:rPr>
-          </w:pPr>
-          <w:hyperlink w:anchor="_Toc200819576" w:history="1">
-            <w:r>
-              <w:rPr>
-                <w:rStyle w:val="Lienhypertexte"/>
-                <w:noProof/>
-              </w:rPr>
-              <w:t>2.3.2</w:t>
-            </w:r>
-            <w:r>
-              <w:rPr>
-                <w:rFonts w:eastAsiaTheme="minorEastAsia" w:cstheme="minorBidi"/>
-                <w:smallCaps w:val="0"/>
-                <w:noProof/>
-                <w:kern w:val="2"/>
-                <w:sz w:val="24"/>
-                <w:szCs w:val="24"/>
-                <w14:ligatures w14:val="standardContextual"/>
-              </w:rPr>
-              <w:tab/>
-            </w:r>
-            <w:r>
-              <w:rPr>
-                <w:rStyle w:val="Lienhypertexte"/>
-                <w:noProof/>
-              </w:rPr>
-              <w:t>Replay buffer</w:t>
-            </w:r>
-            <w:r>
-              <w:rPr>
-                <w:noProof/>
-                <w:webHidden/>
-              </w:rPr>
-              <w:tab/>
-            </w:r>
-            <w:r>
-              <w:rPr>
-                <w:noProof/>
-                <w:webHidden/>
-              </w:rPr>
-              <w:fldChar w:fldCharType="begin"/>
-            </w:r>
-            <w:r>
-              <w:rPr>
-                <w:noProof/>
-                <w:webHidden/>
-              </w:rPr>
-              <w:instrText xml:space="preserve"> PAGEREF _Toc200819576 \h </w:instrText>
-            </w:r>
-            <w:r>
-              <w:rPr>
-                <w:noProof/>
-                <w:webHidden/>
-              </w:rPr>
-            </w:r>
-            <w:r>
-              <w:rPr>
-                <w:noProof/>
-                <w:webHidden/>
-              </w:rPr>
-              <w:fldChar w:fldCharType="separate"/>
-            </w:r>
-            <w:r>
-              <w:rPr>
-                <w:noProof/>
-                <w:webHidden/>
-              </w:rPr>
-              <w:t>23</w:t>
-            </w:r>
-            <w:r>
-              <w:rPr>
-                <w:noProof/>
-                <w:webHidden/>
-              </w:rPr>
-              <w:fldChar w:fldCharType="end"/>
-            </w:r>
-          </w:hyperlink>
-        </w:p>
-        <w:p>
-          <w:pPr>
-            <w:pStyle w:val="TM3"/>
-            <w:tabs>
-              <w:tab w:val="left" w:pos="718"/>
-              <w:tab w:val="right" w:leader="dot" w:pos="8296"/>
-            </w:tabs>
-            <w:rPr>
-              <w:rFonts w:eastAsiaTheme="minorEastAsia" w:cstheme="minorBidi"/>
-              <w:smallCaps w:val="0"/>
-              <w:noProof/>
-              <w:kern w:val="2"/>
-              <w:sz w:val="24"/>
-              <w:szCs w:val="24"/>
-              <w14:ligatures w14:val="standardContextual"/>
-            </w:rPr>
-          </w:pPr>
-          <w:hyperlink w:anchor="_Toc200819577" w:history="1">
-            <w:r>
-              <w:rPr>
-                <w:rStyle w:val="Lienhypertexte"/>
-                <w:noProof/>
-              </w:rPr>
-              <w:t>2.3.3</w:t>
-            </w:r>
-            <w:r>
-              <w:rPr>
-                <w:rFonts w:eastAsiaTheme="minorEastAsia" w:cstheme="minorBidi"/>
-                <w:smallCaps w:val="0"/>
-                <w:noProof/>
-                <w:kern w:val="2"/>
-                <w:sz w:val="24"/>
-                <w:szCs w:val="24"/>
-                <w14:ligatures w14:val="standardContextual"/>
-              </w:rPr>
-              <w:tab/>
-            </w:r>
-            <w:r>
-              <w:rPr>
-                <w:rStyle w:val="Lienhypertexte"/>
-                <w:noProof/>
-              </w:rPr>
-              <w:t>Classe DQNAgent</w:t>
-            </w:r>
-            <w:r>
-              <w:rPr>
-                <w:noProof/>
-                <w:webHidden/>
-              </w:rPr>
-              <w:tab/>
-            </w:r>
-            <w:r>
-              <w:rPr>
-                <w:noProof/>
-                <w:webHidden/>
-              </w:rPr>
-              <w:fldChar w:fldCharType="begin"/>
-            </w:r>
-            <w:r>
-              <w:rPr>
-                <w:noProof/>
-                <w:webHidden/>
-              </w:rPr>
-              <w:instrText xml:space="preserve"> PAGEREF _Toc200819577 \h </w:instrText>
+              <w:instrText xml:space="preserve"> PAGEREF _Toc200826709 \h </w:instrText>
             </w:r>
             <w:r>
               <w:rPr>
@@ -2266,13 +2262,13 @@
               <w14:ligatures w14:val="standardContextual"/>
             </w:rPr>
           </w:pPr>
-          <w:hyperlink w:anchor="_Toc200819578" w:history="1">
+          <w:hyperlink w:anchor="_Toc200826710" w:history="1">
             <w:r>
               <w:rPr>
                 <w:rStyle w:val="Lienhypertexte"/>
                 <w:noProof/>
               </w:rPr>
-              <w:t>2.3.4</w:t>
+              <w:t>3.3.1</w:t>
             </w:r>
             <w:r>
               <w:rPr>
@@ -2291,7 +2287,7 @@
                 <w:rStyle w:val="Lienhypertexte"/>
                 <w:noProof/>
               </w:rPr>
-              <w:t>Exécution</w:t>
+              <w:t>Le réseau de neurones</w:t>
             </w:r>
             <w:r>
               <w:rPr>
@@ -2312,7 +2308,101 @@
                 <w:noProof/>
                 <w:webHidden/>
               </w:rPr>
-              <w:instrText xml:space="preserve"> PAGEREF _Toc200819578 \h </w:instrText>
+              <w:instrText xml:space="preserve"> PAGEREF _Toc200826710 \h </w:instrText>
+            </w:r>
+            <w:r>
+              <w:rPr>
+                <w:noProof/>
+                <w:webHidden/>
+              </w:rPr>
+            </w:r>
+            <w:r>
+              <w:rPr>
+                <w:noProof/>
+                <w:webHidden/>
+              </w:rPr>
+              <w:fldChar w:fldCharType="separate"/>
+            </w:r>
+            <w:r>
+              <w:rPr>
+                <w:noProof/>
+                <w:webHidden/>
+              </w:rPr>
+              <w:t>24</w:t>
+            </w:r>
+            <w:r>
+              <w:rPr>
+                <w:noProof/>
+                <w:webHidden/>
+              </w:rPr>
+              <w:fldChar w:fldCharType="end"/>
+            </w:r>
+          </w:hyperlink>
+        </w:p>
+        <w:p>
+          <w:pPr>
+            <w:pStyle w:val="TM3"/>
+            <w:tabs>
+              <w:tab w:val="left" w:pos="718"/>
+              <w:tab w:val="right" w:leader="dot" w:pos="8296"/>
+            </w:tabs>
+            <w:rPr>
+              <w:rFonts w:eastAsiaTheme="minorEastAsia" w:cstheme="minorBidi"/>
+              <w:smallCaps w:val="0"/>
+              <w:noProof/>
+              <w:kern w:val="2"/>
+              <w:sz w:val="24"/>
+              <w:szCs w:val="24"/>
+              <w14:ligatures w14:val="standardContextual"/>
+            </w:rPr>
+          </w:pPr>
+          <w:hyperlink w:anchor="_Toc200826711" w:history="1">
+            <w:r>
+              <w:rPr>
+                <w:rStyle w:val="Lienhypertexte"/>
+                <w:noProof/>
+              </w:rPr>
+              <w:t>3.3.2</w:t>
+            </w:r>
+            <w:r>
+              <w:rPr>
+                <w:rFonts w:eastAsiaTheme="minorEastAsia" w:cstheme="minorBidi"/>
+                <w:smallCaps w:val="0"/>
+                <w:noProof/>
+                <w:kern w:val="2"/>
+                <w:sz w:val="24"/>
+                <w:szCs w:val="24"/>
+                <w14:ligatures w14:val="standardContextual"/>
+              </w:rPr>
+              <w:tab/>
+            </w:r>
+            <w:r>
+              <w:rPr>
+                <w:rStyle w:val="Lienhypertexte"/>
+                <w:noProof/>
+              </w:rPr>
+              <w:t>Replay buffer</w:t>
+            </w:r>
+            <w:r>
+              <w:rPr>
+                <w:noProof/>
+                <w:webHidden/>
+              </w:rPr>
+              <w:tab/>
+            </w:r>
+            <w:r>
+              <w:rPr>
+                <w:noProof/>
+                <w:webHidden/>
+              </w:rPr>
+              <w:fldChar w:fldCharType="begin"/>
+            </w:r>
+            <w:r>
+              <w:rPr>
+                <w:noProof/>
+                <w:webHidden/>
+              </w:rPr>
+              <w:instrText xml:space="preserve"> PAGEREF _Toc200826711 \h </w:instrText>
             </w:r>
             <w:r>
               <w:rPr>
@@ -2345,15 +2435,13 @@
         </w:p>
         <w:p>
           <w:pPr>
-            <w:pStyle w:val="TM2"/>
+            <w:pStyle w:val="TM3"/>
             <w:tabs>
-              <w:tab w:val="left" w:pos="541"/>
+              <w:tab w:val="left" w:pos="718"/>
               <w:tab w:val="right" w:leader="dot" w:pos="8296"/>
             </w:tabs>
             <w:rPr>
               <w:rFonts w:eastAsiaTheme="minorEastAsia" w:cstheme="minorBidi"/>
-              <w:b w:val="0"/>
-              <w:bCs w:val="0"/>
               <w:smallCaps w:val="0"/>
               <w:noProof/>
               <w:kern w:val="2"/>
@@ -2362,19 +2450,17 @@
               <w14:ligatures w14:val="standardContextual"/>
             </w:rPr>
           </w:pPr>
-          <w:hyperlink w:anchor="_Toc200819579" w:history="1">
+          <w:hyperlink w:anchor="_Toc200826712" w:history="1">
             <w:r>
               <w:rPr>
                 <w:rStyle w:val="Lienhypertexte"/>
                 <w:noProof/>
               </w:rPr>
-              <w:t>2.4</w:t>
+              <w:t>3.3.3</w:t>
             </w:r>
             <w:r>
               <w:rPr>
                 <w:rFonts w:eastAsiaTheme="minorEastAsia" w:cstheme="minorBidi"/>
-                <w:b w:val="0"/>
-                <w:bCs w:val="0"/>
                 <w:smallCaps w:val="0"/>
                 <w:noProof/>
                 <w:kern w:val="2"/>
@@ -2389,7 +2475,7 @@
                 <w:rStyle w:val="Lienhypertexte"/>
                 <w:noProof/>
               </w:rPr>
-              <w:t>Organisation d’agents</w:t>
+              <w:t>Classe DQNAgent</w:t>
             </w:r>
             <w:r>
               <w:rPr>
@@ -2410,7 +2496,7 @@
                 <w:noProof/>
                 <w:webHidden/>
               </w:rPr>
-              <w:instrText xml:space="preserve"> PAGEREF _Toc200819579 \h </w:instrText>
+              <w:instrText xml:space="preserve"> PAGEREF _Toc200826712 \h </w:instrText>
             </w:r>
             <w:r>
               <w:rPr>
@@ -2458,13 +2544,205 @@
               <w14:ligatures w14:val="standardContextual"/>
             </w:rPr>
           </w:pPr>
-          <w:hyperlink w:anchor="_Toc200819580" w:history="1">
+          <w:hyperlink w:anchor="_Toc200826713" w:history="1">
             <w:r>
               <w:rPr>
                 <w:rStyle w:val="Lienhypertexte"/>
                 <w:noProof/>
               </w:rPr>
-              <w:t>2.4.1</w:t>
+              <w:t>3.3.4</w:t>
+            </w:r>
+            <w:r>
+              <w:rPr>
+                <w:rFonts w:eastAsiaTheme="minorEastAsia" w:cstheme="minorBidi"/>
+                <w:smallCaps w:val="0"/>
+                <w:noProof/>
+                <w:kern w:val="2"/>
+                <w:sz w:val="24"/>
+                <w:szCs w:val="24"/>
+                <w14:ligatures w14:val="standardContextual"/>
+              </w:rPr>
+              <w:tab/>
+            </w:r>
+            <w:r>
+              <w:rPr>
+                <w:rStyle w:val="Lienhypertexte"/>
+                <w:noProof/>
+              </w:rPr>
+              <w:t>Exécution</w:t>
+            </w:r>
+            <w:r>
+              <w:rPr>
+                <w:noProof/>
+                <w:webHidden/>
+              </w:rPr>
+              <w:tab/>
+            </w:r>
+            <w:r>
+              <w:rPr>
+                <w:noProof/>
+                <w:webHidden/>
+              </w:rPr>
+              <w:fldChar w:fldCharType="begin"/>
+            </w:r>
+            <w:r>
+              <w:rPr>
+                <w:noProof/>
+                <w:webHidden/>
+              </w:rPr>
+              <w:instrText xml:space="preserve"> PAGEREF _Toc200826713 \h </w:instrText>
+            </w:r>
+            <w:r>
+              <w:rPr>
+                <w:noProof/>
+                <w:webHidden/>
+              </w:rPr>
+            </w:r>
+            <w:r>
+              <w:rPr>
+                <w:noProof/>
+                <w:webHidden/>
+              </w:rPr>
+              <w:fldChar w:fldCharType="separate"/>
+            </w:r>
+            <w:r>
+              <w:rPr>
+                <w:noProof/>
+                <w:webHidden/>
+              </w:rPr>
+              <w:t>27</w:t>
+            </w:r>
+            <w:r>
+              <w:rPr>
+                <w:noProof/>
+                <w:webHidden/>
+              </w:rPr>
+              <w:fldChar w:fldCharType="end"/>
+            </w:r>
+          </w:hyperlink>
+        </w:p>
+        <w:p>
+          <w:pPr>
+            <w:pStyle w:val="TM2"/>
+            <w:tabs>
+              <w:tab w:val="left" w:pos="541"/>
+              <w:tab w:val="right" w:leader="dot" w:pos="8296"/>
+            </w:tabs>
+            <w:rPr>
+              <w:rFonts w:eastAsiaTheme="minorEastAsia" w:cstheme="minorBidi"/>
+              <w:b w:val="0"/>
+              <w:bCs w:val="0"/>
+              <w:smallCaps w:val="0"/>
+              <w:noProof/>
+              <w:kern w:val="2"/>
+              <w:sz w:val="24"/>
+              <w:szCs w:val="24"/>
+              <w14:ligatures w14:val="standardContextual"/>
+            </w:rPr>
+          </w:pPr>
+          <w:hyperlink w:anchor="_Toc200826714" w:history="1">
+            <w:r>
+              <w:rPr>
+                <w:rStyle w:val="Lienhypertexte"/>
+                <w:noProof/>
+              </w:rPr>
+              <w:t>3.4</w:t>
+            </w:r>
+            <w:r>
+              <w:rPr>
+                <w:rFonts w:eastAsiaTheme="minorEastAsia" w:cstheme="minorBidi"/>
+                <w:b w:val="0"/>
+                <w:bCs w:val="0"/>
+                <w:smallCaps w:val="0"/>
+                <w:noProof/>
+                <w:kern w:val="2"/>
+                <w:sz w:val="24"/>
+                <w:szCs w:val="24"/>
+                <w14:ligatures w14:val="standardContextual"/>
+              </w:rPr>
+              <w:tab/>
+            </w:r>
+            <w:r>
+              <w:rPr>
+                <w:rStyle w:val="Lienhypertexte"/>
+                <w:noProof/>
+              </w:rPr>
+              <w:t>Organisation d’agents</w:t>
+            </w:r>
+            <w:r>
+              <w:rPr>
+                <w:noProof/>
+                <w:webHidden/>
+              </w:rPr>
+              <w:tab/>
+            </w:r>
+            <w:r>
+              <w:rPr>
+                <w:noProof/>
+                <w:webHidden/>
+              </w:rPr>
+              <w:fldChar w:fldCharType="begin"/>
+            </w:r>
+            <w:r>
+              <w:rPr>
+                <w:noProof/>
+                <w:webHidden/>
+              </w:rPr>
+              <w:instrText xml:space="preserve"> PAGEREF _Toc200826714 \h </w:instrText>
+            </w:r>
+            <w:r>
+              <w:rPr>
+                <w:noProof/>
+                <w:webHidden/>
+              </w:rPr>
+            </w:r>
+            <w:r>
+              <w:rPr>
+                <w:noProof/>
+                <w:webHidden/>
+              </w:rPr>
+              <w:fldChar w:fldCharType="separate"/>
+            </w:r>
+            <w:r>
+              <w:rPr>
+                <w:noProof/>
+                <w:webHidden/>
+              </w:rPr>
+              <w:t>28</w:t>
+            </w:r>
+            <w:r>
+              <w:rPr>
+                <w:noProof/>
+                <w:webHidden/>
+              </w:rPr>
+              <w:fldChar w:fldCharType="end"/>
+            </w:r>
+          </w:hyperlink>
+        </w:p>
+        <w:p>
+          <w:pPr>
+            <w:pStyle w:val="TM3"/>
+            <w:tabs>
+              <w:tab w:val="left" w:pos="718"/>
+              <w:tab w:val="right" w:leader="dot" w:pos="8296"/>
+            </w:tabs>
+            <w:rPr>
+              <w:rFonts w:eastAsiaTheme="minorEastAsia" w:cstheme="minorBidi"/>
+              <w:smallCaps w:val="0"/>
+              <w:noProof/>
+              <w:kern w:val="2"/>
+              <w:sz w:val="24"/>
+              <w:szCs w:val="24"/>
+              <w14:ligatures w14:val="standardContextual"/>
+            </w:rPr>
+          </w:pPr>
+          <w:hyperlink w:anchor="_Toc200826715" w:history="1">
+            <w:r>
+              <w:rPr>
+                <w:rStyle w:val="Lienhypertexte"/>
+                <w:noProof/>
+              </w:rPr>
+              <w:t>3.4.1</w:t>
             </w:r>
             <w:r>
               <w:rPr>
@@ -2504,7 +2782,7 @@
                 <w:noProof/>
                 <w:webHidden/>
               </w:rPr>
-              <w:instrText xml:space="preserve"> PAGEREF _Toc200819580 \h </w:instrText>
+              <w:instrText xml:space="preserve"> PAGEREF _Toc200826715 \h </w:instrText>
             </w:r>
             <w:r>
               <w:rPr>
@@ -2524,7 +2802,7 @@
                 <w:noProof/>
                 <w:webHidden/>
               </w:rPr>
-              <w:t>26</w:t>
+              <w:t>28</w:t>
             </w:r>
             <w:r>
               <w:rPr>
@@ -2552,13 +2830,13 @@
               <w14:ligatures w14:val="standardContextual"/>
             </w:rPr>
           </w:pPr>
-          <w:hyperlink w:anchor="_Toc200819581" w:history="1">
+          <w:hyperlink w:anchor="_Toc200826716" w:history="1">
             <w:r>
               <w:rPr>
                 <w:rStyle w:val="Lienhypertexte"/>
                 <w:noProof/>
               </w:rPr>
-              <w:t>2.4.2</w:t>
+              <w:t>3.4.2</w:t>
             </w:r>
             <w:r>
               <w:rPr>
@@ -2598,7 +2876,7 @@
                 <w:noProof/>
                 <w:webHidden/>
               </w:rPr>
-              <w:instrText xml:space="preserve"> PAGEREF _Toc200819581 \h </w:instrText>
+              <w:instrText xml:space="preserve"> PAGEREF _Toc200826716 \h </w:instrText>
             </w:r>
             <w:r>
               <w:rPr>
@@ -2618,7 +2896,7 @@
                 <w:noProof/>
                 <w:webHidden/>
               </w:rPr>
-              <w:t>27</w:t>
+              <w:t>29</w:t>
             </w:r>
             <w:r>
               <w:rPr>
@@ -2646,13 +2924,13 @@
               <w14:ligatures w14:val="standardContextual"/>
             </w:rPr>
           </w:pPr>
-          <w:hyperlink w:anchor="_Toc200819582" w:history="1">
+          <w:hyperlink w:anchor="_Toc200826717" w:history="1">
             <w:r>
               <w:rPr>
                 <w:rStyle w:val="Lienhypertexte"/>
                 <w:noProof/>
               </w:rPr>
-              <w:t>2.4.3</w:t>
+              <w:t>3.4.3</w:t>
             </w:r>
             <w:r>
               <w:rPr>
@@ -2692,7 +2970,7 @@
                 <w:noProof/>
                 <w:webHidden/>
               </w:rPr>
-              <w:instrText xml:space="preserve"> PAGEREF _Toc200819582 \h </w:instrText>
+              <w:instrText xml:space="preserve"> PAGEREF _Toc200826717 \h </w:instrText>
             </w:r>
             <w:r>
               <w:rPr>
@@ -2712,7 +2990,7 @@
                 <w:noProof/>
                 <w:webHidden/>
               </w:rPr>
-              <w:t>28</w:t>
+              <w:t>30</w:t>
             </w:r>
             <w:r>
               <w:rPr>
@@ -2742,13 +3020,13 @@
               <w14:ligatures w14:val="standardContextual"/>
             </w:rPr>
           </w:pPr>
-          <w:hyperlink w:anchor="_Toc200819583" w:history="1">
+          <w:hyperlink w:anchor="_Toc200826718" w:history="1">
             <w:r>
               <w:rPr>
                 <w:rStyle w:val="Lienhypertexte"/>
                 <w:noProof/>
               </w:rPr>
-              <w:t>2.5</w:t>
+              <w:t>3.5</w:t>
             </w:r>
             <w:r>
               <w:rPr>
@@ -2790,7 +3068,7 @@
                 <w:noProof/>
                 <w:webHidden/>
               </w:rPr>
-              <w:instrText xml:space="preserve"> PAGEREF _Toc200819583 \h </w:instrText>
+              <w:instrText xml:space="preserve"> PAGEREF _Toc200826718 \h </w:instrText>
             </w:r>
             <w:r>
               <w:rPr>
@@ -2810,7 +3088,7 @@
                 <w:noProof/>
                 <w:webHidden/>
               </w:rPr>
-              <w:t>31</w:t>
+              <w:t>33</w:t>
             </w:r>
             <w:r>
               <w:rPr>
@@ -2837,13 +3115,13 @@
               <w14:ligatures w14:val="standardContextual"/>
             </w:rPr>
           </w:pPr>
-          <w:hyperlink w:anchor="_Toc200819584" w:history="1">
+          <w:hyperlink w:anchor="_Toc200826719" w:history="1">
             <w:r>
               <w:rPr>
                 <w:rStyle w:val="Lienhypertexte"/>
                 <w:noProof/>
               </w:rPr>
-              <w:t>3</w:t>
+              <w:t>4</w:t>
             </w:r>
             <w:r>
               <w:rPr>
@@ -2886,7 +3164,7 @@
                 <w:noProof/>
                 <w:webHidden/>
               </w:rPr>
-              <w:instrText xml:space="preserve"> PAGEREF _Toc200819584 \h </w:instrText>
+              <w:instrText xml:space="preserve"> PAGEREF _Toc200826719 \h </w:instrText>
             </w:r>
             <w:r>
               <w:rPr>
@@ -2906,7 +3184,7 @@
                 <w:noProof/>
                 <w:webHidden/>
               </w:rPr>
-              <w:t>32</w:t>
+              <w:t>34</w:t>
             </w:r>
             <w:r>
               <w:rPr>
@@ -2942,42 +3220,916 @@
         <w:br w:type="page"/>
       </w:r>
     </w:p>
+    <w:p/>
     <w:p>
       <w:pPr>
         <w:pStyle w:val="Titre1"/>
+      </w:pPr>
+      <w:bookmarkStart w:id="0" w:name="_Toc200826689"/>
+      <w:r>
+        <w:t>Présentation du projet</w:t>
+      </w:r>
+      <w:bookmarkEnd w:id="0"/>
+    </w:p>
+    <w:p>
+      <w:pPr>
+        <w:pStyle w:val="Titre2"/>
+      </w:pPr>
+      <w:bookmarkStart w:id="1" w:name="_Toc200826690"/>
+      <w:r>
+        <w:t>Introduction</w:t>
+      </w:r>
+      <w:bookmarkEnd w:id="1"/>
+    </w:p>
+    <w:p>
+      <w:r>
+        <w:t>Le projet a pour objectifs principaux :</w:t>
+      </w:r>
+    </w:p>
+    <w:p>
+      <w:pPr>
         <w:numPr>
           <w:ilvl w:val="0"/>
-          <w:numId w:val="0"/>
+          <w:numId w:val="99"/>
         </w:numPr>
-        <w:ind w:left="720"/>
-      </w:pPr>
-    </w:p>
-    <w:p>
-      <w:pPr>
-        <w:pStyle w:val="Titre1"/>
+      </w:pPr>
+      <w:r>
+        <w:rPr>
+          <w:b/>
+          <w:bCs/>
+        </w:rPr>
+        <w:t>Prédiction</w:t>
+      </w:r>
+      <w:r>
+        <w:t xml:space="preserve"> des charges thermiques de chauffage (</w:t>
+      </w:r>
+      <w:proofErr w:type="spellStart"/>
+      <w:r>
+        <w:rPr>
+          <w:i/>
+          <w:iCs/>
+        </w:rPr>
+        <w:t>heating</w:t>
+      </w:r>
+      <w:proofErr w:type="spellEnd"/>
+      <w:r>
+        <w:rPr>
+          <w:i/>
+          <w:iCs/>
+        </w:rPr>
+        <w:t xml:space="preserve"> </w:t>
+      </w:r>
+      <w:proofErr w:type="spellStart"/>
+      <w:r>
+        <w:rPr>
+          <w:i/>
+          <w:iCs/>
+        </w:rPr>
+        <w:t>load</w:t>
+      </w:r>
+      <w:proofErr w:type="spellEnd"/>
+      <w:r>
+        <w:t>) et de refroidissement (</w:t>
+      </w:r>
+      <w:proofErr w:type="spellStart"/>
+      <w:r>
+        <w:rPr>
+          <w:i/>
+          <w:iCs/>
+        </w:rPr>
+        <w:t>cooling</w:t>
+      </w:r>
+      <w:proofErr w:type="spellEnd"/>
+      <w:r>
+        <w:rPr>
+          <w:i/>
+          <w:iCs/>
+        </w:rPr>
+        <w:t xml:space="preserve"> </w:t>
+      </w:r>
+      <w:proofErr w:type="spellStart"/>
+      <w:r>
+        <w:rPr>
+          <w:i/>
+          <w:iCs/>
+        </w:rPr>
+        <w:t>load</w:t>
+      </w:r>
+      <w:proofErr w:type="spellEnd"/>
+      <w:r>
+        <w:t xml:space="preserve">) à partir du jeu de données </w:t>
+      </w:r>
+      <w:r>
+        <w:rPr>
+          <w:i/>
+          <w:iCs/>
+        </w:rPr>
+        <w:t xml:space="preserve">Energy </w:t>
+      </w:r>
+      <w:proofErr w:type="spellStart"/>
+      <w:r>
+        <w:rPr>
+          <w:i/>
+          <w:iCs/>
+        </w:rPr>
+        <w:t>Efficiency</w:t>
+      </w:r>
+      <w:proofErr w:type="spellEnd"/>
+      <w:r>
+        <w:t xml:space="preserve"> de l’UCI (fichier CSV data/ENB2012_data.csv).</w:t>
+      </w:r>
+    </w:p>
+    <w:p>
+      <w:pPr>
         <w:numPr>
           <w:ilvl w:val="0"/>
-          <w:numId w:val="57"/>
+          <w:numId w:val="99"/>
         </w:numPr>
       </w:pPr>
-      <w:bookmarkStart w:id="0" w:name="_Toc200819553"/>
+      <w:r>
+        <w:rPr>
+          <w:b/>
+          <w:bCs/>
+        </w:rPr>
+        <w:t>Exploration de différentes approches de Q-</w:t>
+      </w:r>
+      <w:proofErr w:type="spellStart"/>
+      <w:r>
+        <w:rPr>
+          <w:b/>
+          <w:bCs/>
+        </w:rPr>
+        <w:t>learning</w:t>
+      </w:r>
+      <w:proofErr w:type="spellEnd"/>
+      <w:r>
+        <w:t xml:space="preserve"> (Deep Q-Network et variantes) pour développer un </w:t>
+      </w:r>
+      <w:r>
+        <w:rPr>
+          <w:b/>
+          <w:bCs/>
+        </w:rPr>
+        <w:t>agent intelligent</w:t>
+      </w:r>
+      <w:r>
+        <w:t xml:space="preserve"> capable, à terme, de piloter dynamiquement les consommations énergétiques selon un critère de minimisation des coûts.</w:t>
+      </w:r>
+    </w:p>
+    <w:p>
+      <w:pPr>
+        <w:numPr>
+          <w:ilvl w:val="0"/>
+          <w:numId w:val="99"/>
+        </w:numPr>
+      </w:pPr>
+      <w:r>
+        <w:rPr>
+          <w:b/>
+          <w:bCs/>
+        </w:rPr>
+        <w:t>Organisation</w:t>
+      </w:r>
+      <w:r>
+        <w:t xml:space="preserve"> d’un pipeline modulaire couvrant la configuration, le chargement, le traitement et la modélisation, avec l’ensemble du code centralisé dans un script de chargement (data_loader.py) et plusieurs notebooks </w:t>
+      </w:r>
+      <w:proofErr w:type="spellStart"/>
+      <w:r>
+        <w:t>Jupyter</w:t>
+      </w:r>
+      <w:proofErr w:type="spellEnd"/>
+      <w:r>
+        <w:t xml:space="preserve"> dédiés.</w:t>
+      </w:r>
+    </w:p>
+    <w:p>
+      <w:pPr>
+        <w:numPr>
+          <w:ilvl w:val="0"/>
+          <w:numId w:val="99"/>
+        </w:numPr>
+      </w:pPr>
+      <w:r>
+        <w:rPr>
+          <w:b/>
+          <w:bCs/>
+        </w:rPr>
+        <w:t>Conservation et réutilisation</w:t>
+      </w:r>
+      <w:r>
+        <w:t xml:space="preserve"> des modèles entraînés via des artefacts stockés dans notebooks/</w:t>
+      </w:r>
+      <w:proofErr w:type="spellStart"/>
+      <w:r>
+        <w:t>saved_models</w:t>
+      </w:r>
+      <w:proofErr w:type="spellEnd"/>
+      <w:r>
+        <w:t>/.</w:t>
+      </w:r>
+    </w:p>
+    <w:p>
+      <w:r>
+        <w:t xml:space="preserve">Cette structuration permet de séparer clairement la </w:t>
+      </w:r>
+      <w:r>
+        <w:rPr>
+          <w:b/>
+          <w:bCs/>
+        </w:rPr>
+        <w:t>configuration</w:t>
+      </w:r>
+      <w:r>
+        <w:t xml:space="preserve"> des colonnes (config/column_config.py), les </w:t>
+      </w:r>
+      <w:r>
+        <w:rPr>
+          <w:b/>
+          <w:bCs/>
+        </w:rPr>
+        <w:t>données brutes</w:t>
+      </w:r>
+      <w:r>
+        <w:t xml:space="preserve"> (data/ENB2012_data.csv), les </w:t>
+      </w:r>
+      <w:r>
+        <w:rPr>
+          <w:b/>
+          <w:bCs/>
+        </w:rPr>
+        <w:t>notebooks</w:t>
+      </w:r>
+      <w:r>
+        <w:t xml:space="preserve"> d’expérimentations (régression et Q-</w:t>
+      </w:r>
+      <w:proofErr w:type="spellStart"/>
+      <w:r>
+        <w:t>learning</w:t>
+      </w:r>
+      <w:proofErr w:type="spellEnd"/>
+      <w:r>
+        <w:t xml:space="preserve">), le </w:t>
+      </w:r>
+      <w:r>
+        <w:rPr>
+          <w:b/>
+          <w:bCs/>
+        </w:rPr>
+        <w:t>script</w:t>
+      </w:r>
+      <w:r>
+        <w:t xml:space="preserve"> de chargement (data_loader.py) et la </w:t>
+      </w:r>
+      <w:r>
+        <w:rPr>
+          <w:b/>
+          <w:bCs/>
+        </w:rPr>
+        <w:t>déclaration des dépendances</w:t>
+      </w:r>
+      <w:r>
+        <w:t xml:space="preserve"> (requirements.txt).</w:t>
+      </w:r>
+    </w:p>
+    <w:p/>
+    <w:p>
+      <w:pPr>
+        <w:pStyle w:val="Titre2"/>
+      </w:pPr>
+      <w:bookmarkStart w:id="2" w:name="_Toc200826691"/>
+      <w:r>
+        <w:t>Arborescence détaillée et description des fichiers</w:t>
+      </w:r>
+      <w:bookmarkEnd w:id="2"/>
+    </w:p>
+    <w:p>
+      <w:proofErr w:type="spellStart"/>
+      <w:r>
+        <w:t>Conso_Energy</w:t>
+      </w:r>
+      <w:proofErr w:type="spellEnd"/>
+      <w:r>
+        <w:t xml:space="preserve">/  </w:t>
+      </w:r>
+    </w:p>
+    <w:p>
+      <w:r>
+        <w:t>├── config/</w:t>
+      </w:r>
+    </w:p>
+    <w:p>
+      <w:r>
+        <w:t>│   └── column_config.py</w:t>
+      </w:r>
+    </w:p>
+    <w:p>
+      <w:r>
+        <w:t>├── data/</w:t>
+      </w:r>
+    </w:p>
+    <w:p>
+      <w:r>
+        <w:t>│   └── ENB2012_data.csv</w:t>
+      </w:r>
+    </w:p>
+    <w:p>
+      <w:r>
+        <w:t>├── notebooks/</w:t>
+      </w:r>
+    </w:p>
+    <w:p>
+      <w:r>
+        <w:t xml:space="preserve">│   ├── </w:t>
+      </w:r>
+      <w:proofErr w:type="spellStart"/>
+      <w:proofErr w:type="gramStart"/>
+      <w:r>
+        <w:t>agents.ipynb</w:t>
+      </w:r>
+      <w:proofErr w:type="spellEnd"/>
+      <w:proofErr w:type="gramEnd"/>
+    </w:p>
+    <w:p>
+      <w:r>
+        <w:t xml:space="preserve">│   ├── </w:t>
+      </w:r>
+      <w:proofErr w:type="spellStart"/>
+      <w:r>
+        <w:t>data_analysis_autres_</w:t>
+      </w:r>
+      <w:proofErr w:type="gramStart"/>
+      <w:r>
+        <w:t>modeles.ipynb</w:t>
+      </w:r>
+      <w:proofErr w:type="spellEnd"/>
+      <w:proofErr w:type="gramEnd"/>
+    </w:p>
+    <w:p>
+      <w:r>
+        <w:t xml:space="preserve">│   ├── </w:t>
+      </w:r>
+      <w:proofErr w:type="spellStart"/>
+      <w:r>
+        <w:t>data_analysis_modele_lineaire_</w:t>
+      </w:r>
+      <w:proofErr w:type="gramStart"/>
+      <w:r>
+        <w:t>stable.ipynb</w:t>
+      </w:r>
+      <w:proofErr w:type="spellEnd"/>
+      <w:proofErr w:type="gramEnd"/>
+    </w:p>
+    <w:p>
+      <w:r>
+        <w:t xml:space="preserve">│   ├── </w:t>
+      </w:r>
+      <w:proofErr w:type="spellStart"/>
+      <w:r>
+        <w:t>file_</w:t>
+      </w:r>
+      <w:proofErr w:type="gramStart"/>
+      <w:r>
+        <w:t>process.ipynb</w:t>
+      </w:r>
+      <w:proofErr w:type="spellEnd"/>
+      <w:proofErr w:type="gramEnd"/>
+    </w:p>
+    <w:p>
+      <w:r>
+        <w:t xml:space="preserve">│   └── </w:t>
+      </w:r>
+      <w:proofErr w:type="spellStart"/>
+      <w:r>
+        <w:t>saved_models</w:t>
+      </w:r>
+      <w:proofErr w:type="spellEnd"/>
+      <w:r>
+        <w:t>/</w:t>
+      </w:r>
+    </w:p>
+    <w:p>
+      <w:r>
+        <w:t>│       ├── heating_model_LGBM_v</w:t>
+      </w:r>
+      <w:proofErr w:type="gramStart"/>
+      <w:r>
+        <w:t>4.joblib</w:t>
+      </w:r>
+      <w:proofErr w:type="gramEnd"/>
+    </w:p>
+    <w:p>
+      <w:r>
+        <w:t>│       └── cooling_model_LGBM_v</w:t>
+      </w:r>
+      <w:proofErr w:type="gramStart"/>
+      <w:r>
+        <w:t>4.joblib</w:t>
+      </w:r>
+      <w:proofErr w:type="gramEnd"/>
+    </w:p>
+    <w:p>
+      <w:r>
+        <w:t>├── data_loader.py</w:t>
+      </w:r>
+    </w:p>
+    <w:p>
+      <w:r>
+        <w:t>└── requirements.txt</w:t>
+      </w:r>
+    </w:p>
+    <w:p/>
+    <w:p>
+      <w:pPr>
+        <w:rPr>
+          <w:b/>
+          <w:bCs/>
+        </w:rPr>
+      </w:pPr>
+      <w:r>
+        <w:rPr>
+          <w:b/>
+          <w:bCs/>
+        </w:rPr>
+        <w:t>Description des fichiers :</w:t>
+      </w:r>
+    </w:p>
+    <w:p/>
+    <w:p>
+      <w:pPr>
+        <w:numPr>
+          <w:ilvl w:val="0"/>
+          <w:numId w:val="98"/>
+        </w:numPr>
+      </w:pPr>
+      <w:r>
+        <w:rPr>
+          <w:b/>
+          <w:bCs/>
+        </w:rPr>
+        <w:t>config/column_config.py</w:t>
+      </w:r>
+      <w:r>
+        <w:br/>
+        <w:t xml:space="preserve">Définit le </w:t>
+      </w:r>
+      <w:r>
+        <w:rPr>
+          <w:b/>
+          <w:bCs/>
+        </w:rPr>
+        <w:t>mapping</w:t>
+      </w:r>
+      <w:r>
+        <w:t xml:space="preserve"> des colonnes d’entrée (X1–X8, Y1–Y2) vers des noms explicites (p.ex. </w:t>
+      </w:r>
+      <w:proofErr w:type="spellStart"/>
+      <w:r>
+        <w:t>relative_compactness</w:t>
+      </w:r>
+      <w:proofErr w:type="spellEnd"/>
+      <w:r>
+        <w:t xml:space="preserve">, orientation, </w:t>
+      </w:r>
+      <w:proofErr w:type="spellStart"/>
+      <w:r>
+        <w:t>heating_load</w:t>
+      </w:r>
+      <w:proofErr w:type="spellEnd"/>
+      <w:r>
+        <w:t xml:space="preserve">) et spécifie leur type attendu (numérique vs. </w:t>
+      </w:r>
+      <w:proofErr w:type="gramStart"/>
+      <w:r>
+        <w:t>catégoriel</w:t>
+      </w:r>
+      <w:proofErr w:type="gramEnd"/>
+      <w:r>
+        <w:t>).</w:t>
+      </w:r>
+    </w:p>
+    <w:p>
+      <w:pPr>
+        <w:numPr>
+          <w:ilvl w:val="0"/>
+          <w:numId w:val="98"/>
+        </w:numPr>
+      </w:pPr>
+      <w:r>
+        <w:rPr>
+          <w:b/>
+          <w:bCs/>
+        </w:rPr>
+        <w:lastRenderedPageBreak/>
+        <w:t>data/ENB2012_data.csv</w:t>
+      </w:r>
+      <w:r>
+        <w:br/>
+        <w:t>Jeu de données brut extrait de l’archive UCI, contenant les 8 caractéristiques du bâtiment et les deux cibles de consommation énergétique.</w:t>
+      </w:r>
+    </w:p>
+    <w:p>
+      <w:pPr>
+        <w:numPr>
+          <w:ilvl w:val="0"/>
+          <w:numId w:val="98"/>
+        </w:numPr>
+      </w:pPr>
+      <w:r>
+        <w:rPr>
+          <w:b/>
+          <w:bCs/>
+        </w:rPr>
+        <w:t>notebooks/</w:t>
+      </w:r>
+      <w:proofErr w:type="spellStart"/>
+      <w:r>
+        <w:rPr>
+          <w:b/>
+          <w:bCs/>
+        </w:rPr>
+        <w:t>agents.ipynb</w:t>
+      </w:r>
+      <w:proofErr w:type="spellEnd"/>
+      <w:r>
+        <w:br/>
+        <w:t>Expérimentations d’</w:t>
+      </w:r>
+      <w:r>
+        <w:rPr>
+          <w:b/>
+          <w:bCs/>
+        </w:rPr>
+        <w:t>IA agentique</w:t>
+      </w:r>
+      <w:r>
+        <w:t xml:space="preserve"> : implémentation et entraînement d’un Deep Q-Network (DQN) dans un environnement simulé.</w:t>
+      </w:r>
+    </w:p>
+    <w:p>
+      <w:pPr>
+        <w:numPr>
+          <w:ilvl w:val="0"/>
+          <w:numId w:val="98"/>
+        </w:numPr>
+      </w:pPr>
+      <w:r>
+        <w:rPr>
+          <w:b/>
+          <w:bCs/>
+        </w:rPr>
+        <w:t>notebooks/</w:t>
+      </w:r>
+      <w:proofErr w:type="spellStart"/>
+      <w:r>
+        <w:rPr>
+          <w:b/>
+          <w:bCs/>
+        </w:rPr>
+        <w:t>data_analysis_autres_modeles.ipynb</w:t>
+      </w:r>
+      <w:proofErr w:type="spellEnd"/>
+      <w:r>
+        <w:br/>
+        <w:t xml:space="preserve">Tests et évaluation de </w:t>
+      </w:r>
+      <w:r>
+        <w:rPr>
+          <w:b/>
+          <w:bCs/>
+        </w:rPr>
+        <w:t>modèles alternatifs</w:t>
+      </w:r>
+      <w:r>
+        <w:t xml:space="preserve"> (Gradient </w:t>
+      </w:r>
+      <w:proofErr w:type="spellStart"/>
+      <w:r>
+        <w:t>Boosting</w:t>
+      </w:r>
+      <w:proofErr w:type="spellEnd"/>
+      <w:r>
+        <w:t xml:space="preserve">, </w:t>
+      </w:r>
+      <w:proofErr w:type="spellStart"/>
+      <w:r>
+        <w:t>Random</w:t>
+      </w:r>
+      <w:proofErr w:type="spellEnd"/>
+      <w:r>
+        <w:t xml:space="preserve"> Forest, etc.) pour la régression des charges énergétiques.</w:t>
+      </w:r>
+    </w:p>
+    <w:p>
+      <w:pPr>
+        <w:numPr>
+          <w:ilvl w:val="0"/>
+          <w:numId w:val="98"/>
+        </w:numPr>
+      </w:pPr>
+      <w:r>
+        <w:rPr>
+          <w:b/>
+          <w:bCs/>
+        </w:rPr>
+        <w:t>notebooks/</w:t>
+      </w:r>
+      <w:proofErr w:type="spellStart"/>
+      <w:r>
+        <w:rPr>
+          <w:b/>
+          <w:bCs/>
+        </w:rPr>
+        <w:t>data_analysis_modele_lineaire_stable.ipynb</w:t>
+      </w:r>
+      <w:proofErr w:type="spellEnd"/>
+      <w:r>
+        <w:br/>
+        <w:t xml:space="preserve">Construction et validation d’une </w:t>
+      </w:r>
+      <w:r>
+        <w:rPr>
+          <w:b/>
+          <w:bCs/>
+        </w:rPr>
+        <w:t>régression linéaire</w:t>
+      </w:r>
+      <w:r>
+        <w:t xml:space="preserve"> stable, avec métriques de performance (RMSE, R²) sur les deux cibles.</w:t>
+      </w:r>
+    </w:p>
+    <w:p>
+      <w:pPr>
+        <w:numPr>
+          <w:ilvl w:val="0"/>
+          <w:numId w:val="98"/>
+        </w:numPr>
+      </w:pPr>
+      <w:r>
+        <w:rPr>
+          <w:b/>
+          <w:bCs/>
+        </w:rPr>
+        <w:t>notebooks/</w:t>
+      </w:r>
+      <w:proofErr w:type="spellStart"/>
+      <w:r>
+        <w:rPr>
+          <w:b/>
+          <w:bCs/>
+        </w:rPr>
+        <w:t>file_process.ipynb</w:t>
+      </w:r>
+      <w:proofErr w:type="spellEnd"/>
+      <w:r>
+        <w:br/>
+        <w:t xml:space="preserve">Prototype </w:t>
+      </w:r>
+      <w:proofErr w:type="gramStart"/>
+      <w:r>
+        <w:t xml:space="preserve">de la </w:t>
+      </w:r>
+      <w:r>
+        <w:rPr>
+          <w:b/>
+          <w:bCs/>
+        </w:rPr>
+        <w:t>pipeline</w:t>
+      </w:r>
+      <w:proofErr w:type="gramEnd"/>
+      <w:r>
+        <w:rPr>
+          <w:b/>
+          <w:bCs/>
+        </w:rPr>
+        <w:t xml:space="preserve"> de traitement</w:t>
+      </w:r>
+      <w:r>
+        <w:t xml:space="preserve"> : lecture des CSV, typage des colonnes (via column_config.py), et vérification de la qualité des données.</w:t>
+      </w:r>
+    </w:p>
+    <w:p>
+      <w:pPr>
+        <w:numPr>
+          <w:ilvl w:val="0"/>
+          <w:numId w:val="98"/>
+        </w:numPr>
+      </w:pPr>
+      <w:proofErr w:type="gramStart"/>
+      <w:r>
+        <w:rPr>
+          <w:b/>
+          <w:bCs/>
+        </w:rPr>
+        <w:t>notebooks</w:t>
+      </w:r>
+      <w:proofErr w:type="gramEnd"/>
+      <w:r>
+        <w:rPr>
+          <w:b/>
+          <w:bCs/>
+        </w:rPr>
+        <w:t>/</w:t>
+      </w:r>
+      <w:proofErr w:type="spellStart"/>
+      <w:r>
+        <w:rPr>
+          <w:b/>
+          <w:bCs/>
+        </w:rPr>
+        <w:t>saved_models</w:t>
+      </w:r>
+      <w:proofErr w:type="spellEnd"/>
+      <w:r>
+        <w:rPr>
+          <w:b/>
+          <w:bCs/>
+        </w:rPr>
+        <w:t>/</w:t>
+      </w:r>
+      <w:r>
+        <w:br/>
+        <w:t xml:space="preserve">Artefacts des modèles finalisés : </w:t>
+      </w:r>
+      <w:proofErr w:type="gramStart"/>
+      <w:r>
+        <w:t>fichiers .</w:t>
+      </w:r>
+      <w:proofErr w:type="spellStart"/>
+      <w:r>
+        <w:t>joblib</w:t>
+      </w:r>
+      <w:proofErr w:type="spellEnd"/>
+      <w:proofErr w:type="gramEnd"/>
+      <w:r>
+        <w:t xml:space="preserve"> pour les prédictions de chauffage et de climatisation avec </w:t>
+      </w:r>
+      <w:proofErr w:type="spellStart"/>
+      <w:r>
+        <w:t>LightGBM</w:t>
+      </w:r>
+      <w:proofErr w:type="spellEnd"/>
+      <w:r>
+        <w:t>.</w:t>
+      </w:r>
+    </w:p>
+    <w:p>
+      <w:pPr>
+        <w:numPr>
+          <w:ilvl w:val="0"/>
+          <w:numId w:val="98"/>
+        </w:numPr>
+      </w:pPr>
+      <w:r>
+        <w:rPr>
+          <w:b/>
+          <w:bCs/>
+        </w:rPr>
+        <w:t>data_loader.py</w:t>
+      </w:r>
+      <w:r>
+        <w:br/>
+        <w:t>Script Python chargé de :</w:t>
+      </w:r>
+    </w:p>
+    <w:p>
+      <w:pPr>
+        <w:numPr>
+          <w:ilvl w:val="1"/>
+          <w:numId w:val="98"/>
+        </w:numPr>
+      </w:pPr>
+      <w:r>
+        <w:t>Lire data/ENB2012_data.csv.</w:t>
+      </w:r>
+    </w:p>
+    <w:p>
+      <w:pPr>
+        <w:numPr>
+          <w:ilvl w:val="1"/>
+          <w:numId w:val="98"/>
+        </w:numPr>
+      </w:pPr>
+      <w:r>
+        <w:t xml:space="preserve">Appliquer le </w:t>
+      </w:r>
+      <w:r>
+        <w:rPr>
+          <w:b/>
+          <w:bCs/>
+        </w:rPr>
+        <w:t>mapping</w:t>
+      </w:r>
+      <w:r>
+        <w:t xml:space="preserve"> et le </w:t>
+      </w:r>
+      <w:r>
+        <w:rPr>
+          <w:b/>
+          <w:bCs/>
+        </w:rPr>
+        <w:t>typage</w:t>
+      </w:r>
+      <w:r>
+        <w:t xml:space="preserve"> des colonnes défini dans config/column_config.py.</w:t>
+      </w:r>
+    </w:p>
+    <w:p>
+      <w:pPr>
+        <w:numPr>
+          <w:ilvl w:val="1"/>
+          <w:numId w:val="98"/>
+        </w:numPr>
+      </w:pPr>
+      <w:r>
+        <w:t xml:space="preserve">Retourner un objet </w:t>
+      </w:r>
+      <w:proofErr w:type="spellStart"/>
+      <w:proofErr w:type="gramStart"/>
+      <w:r>
+        <w:t>pandas.DataFrame</w:t>
+      </w:r>
+      <w:proofErr w:type="spellEnd"/>
+      <w:proofErr w:type="gramEnd"/>
+      <w:r>
+        <w:t xml:space="preserve"> prêt pour l’analyse et la modélisation.</w:t>
+      </w:r>
+    </w:p>
+    <w:p>
+      <w:pPr>
+        <w:numPr>
+          <w:ilvl w:val="0"/>
+          <w:numId w:val="98"/>
+        </w:numPr>
+      </w:pPr>
+      <w:r>
+        <w:rPr>
+          <w:b/>
+          <w:bCs/>
+        </w:rPr>
+        <w:t>requirements.txt</w:t>
+      </w:r>
+      <w:r>
+        <w:br/>
+        <w:t xml:space="preserve">Liste des </w:t>
+      </w:r>
+      <w:r>
+        <w:rPr>
+          <w:b/>
+          <w:bCs/>
+        </w:rPr>
+        <w:t>bibliothèques Python</w:t>
+      </w:r>
+      <w:r>
+        <w:t xml:space="preserve"> requises (pandas, </w:t>
+      </w:r>
+      <w:proofErr w:type="spellStart"/>
+      <w:r>
+        <w:t>numpy</w:t>
+      </w:r>
+      <w:proofErr w:type="spellEnd"/>
+      <w:r>
+        <w:t xml:space="preserve">, </w:t>
+      </w:r>
+      <w:proofErr w:type="spellStart"/>
+      <w:r>
+        <w:t>scikit-learn</w:t>
+      </w:r>
+      <w:proofErr w:type="spellEnd"/>
+      <w:r>
+        <w:t xml:space="preserve">, </w:t>
+      </w:r>
+      <w:proofErr w:type="spellStart"/>
+      <w:r>
+        <w:t>lightgbm</w:t>
+      </w:r>
+      <w:proofErr w:type="spellEnd"/>
+      <w:r>
+        <w:t>, etc.) pour installer l’environnement du projet.</w:t>
+      </w:r>
+    </w:p>
+    <w:p/>
+    <w:p>
+      <w:pPr>
+        <w:pStyle w:val="Titre1"/>
+      </w:pPr>
+      <w:bookmarkStart w:id="3" w:name="_Toc200826692"/>
       <w:r>
         <w:t>Construction de modèles prédictifs de consommation d’énergie</w:t>
       </w:r>
-      <w:bookmarkEnd w:id="0"/>
+      <w:bookmarkEnd w:id="3"/>
     </w:p>
     <w:p>
       <w:pPr>
         <w:pStyle w:val="Titre2"/>
       </w:pPr>
-      <w:bookmarkStart w:id="1" w:name="_Toc200819554"/>
+      <w:bookmarkStart w:id="4" w:name="_Toc200826693"/>
       <w:r>
         <w:t>Introduction : Origine des données</w:t>
       </w:r>
-      <w:bookmarkStart w:id="2" w:name="_Hlk200360046"/>
-      <w:bookmarkEnd w:id="1"/>
-    </w:p>
-    <w:p>
+      <w:bookmarkEnd w:id="4"/>
+    </w:p>
+    <w:p>
+      <w:bookmarkStart w:id="5" w:name="_Hlk200360046"/>
       <w:r>
         <w:t xml:space="preserve">Les données proviennent du jeu de données “Energy </w:t>
       </w:r>
@@ -3195,6 +4347,7 @@
           </w:tcPr>
           <w:p>
             <w:r>
+              <w:lastRenderedPageBreak/>
               <w:t>X6</w:t>
             </w:r>
           </w:p>
@@ -3311,45 +4464,33 @@
       <w:pPr>
         <w:pStyle w:val="Titre2"/>
       </w:pPr>
-      <w:bookmarkStart w:id="3" w:name="_Toc200497358"/>
-      <w:bookmarkStart w:id="4" w:name="_Toc200497394"/>
-      <w:bookmarkStart w:id="5" w:name="_Toc200497444"/>
-      <w:bookmarkStart w:id="6" w:name="_Toc200497481"/>
-      <w:bookmarkStart w:id="7" w:name="_Toc200497568"/>
-      <w:bookmarkStart w:id="8" w:name="_Toc200499583"/>
-      <w:bookmarkStart w:id="9" w:name="_Toc200819555"/>
-      <w:bookmarkEnd w:id="3"/>
-      <w:bookmarkEnd w:id="4"/>
-      <w:bookmarkEnd w:id="5"/>
+      <w:bookmarkStart w:id="6" w:name="_Toc200497358"/>
+      <w:bookmarkStart w:id="7" w:name="_Toc200497394"/>
+      <w:bookmarkStart w:id="8" w:name="_Toc200497444"/>
+      <w:bookmarkStart w:id="9" w:name="_Toc200497481"/>
+      <w:bookmarkStart w:id="10" w:name="_Toc200497568"/>
+      <w:bookmarkStart w:id="11" w:name="_Toc200499583"/>
+      <w:bookmarkStart w:id="12" w:name="_Toc200826694"/>
       <w:bookmarkEnd w:id="6"/>
       <w:bookmarkEnd w:id="7"/>
       <w:bookmarkEnd w:id="8"/>
+      <w:bookmarkEnd w:id="9"/>
+      <w:bookmarkEnd w:id="10"/>
+      <w:bookmarkEnd w:id="11"/>
       <w:r>
         <w:t>Construction d’un modèle linéaire</w:t>
       </w:r>
-      <w:bookmarkEnd w:id="9"/>
+      <w:bookmarkEnd w:id="12"/>
     </w:p>
     <w:p>
       <w:pPr>
         <w:pStyle w:val="Titre3"/>
-        <w:numPr>
-          <w:ilvl w:val="2"/>
-          <w:numId w:val="58"/>
-        </w:numPr>
-        <w:rPr>
-          <w:sz w:val="28"/>
-          <w:szCs w:val="22"/>
-        </w:rPr>
-      </w:pPr>
-      <w:bookmarkStart w:id="10" w:name="_Toc200819556"/>
-      <w:r>
-        <w:rPr>
-          <w:sz w:val="28"/>
-          <w:szCs w:val="22"/>
-        </w:rPr>
+      </w:pPr>
+      <w:bookmarkStart w:id="13" w:name="_Toc200826695"/>
+      <w:r>
         <w:t>Chargement des données</w:t>
       </w:r>
-      <w:bookmarkEnd w:id="10"/>
+      <w:bookmarkEnd w:id="13"/>
     </w:p>
     <w:p>
       <w:r>
@@ -4151,24 +5292,12 @@
     <w:p>
       <w:pPr>
         <w:pStyle w:val="Titre3"/>
-        <w:numPr>
-          <w:ilvl w:val="2"/>
-          <w:numId w:val="58"/>
-        </w:numPr>
-        <w:rPr>
-          <w:sz w:val="28"/>
-          <w:szCs w:val="22"/>
-        </w:rPr>
-      </w:pPr>
-      <w:bookmarkStart w:id="11" w:name="_Toc200819557"/>
-      <w:r>
-        <w:rPr>
-          <w:sz w:val="28"/>
-          <w:szCs w:val="22"/>
-        </w:rPr>
+      </w:pPr>
+      <w:bookmarkStart w:id="14" w:name="_Toc200826696"/>
+      <w:r>
         <w:t>Analyse et construction du modèle</w:t>
       </w:r>
-      <w:bookmarkEnd w:id="11"/>
+      <w:bookmarkEnd w:id="14"/>
     </w:p>
     <w:p>
       <w:r>
@@ -6809,24 +7938,12 @@
     <w:p>
       <w:pPr>
         <w:pStyle w:val="Titre3"/>
-        <w:numPr>
-          <w:ilvl w:val="2"/>
-          <w:numId w:val="58"/>
-        </w:numPr>
-        <w:rPr>
-          <w:sz w:val="28"/>
-          <w:szCs w:val="22"/>
-        </w:rPr>
-      </w:pPr>
-      <w:bookmarkStart w:id="12" w:name="_Toc200819558"/>
-      <w:r>
-        <w:rPr>
-          <w:sz w:val="28"/>
-          <w:szCs w:val="22"/>
-        </w:rPr>
+      </w:pPr>
+      <w:bookmarkStart w:id="15" w:name="_Toc200826697"/>
+      <w:r>
         <w:t>Interprétation métier</w:t>
       </w:r>
-      <w:bookmarkEnd w:id="12"/>
+      <w:bookmarkEnd w:id="15"/>
     </w:p>
     <w:p>
       <w:pPr>
@@ -6840,25 +7957,13 @@
     <w:p>
       <w:pPr>
         <w:pStyle w:val="Titre3"/>
-        <w:numPr>
-          <w:ilvl w:val="2"/>
-          <w:numId w:val="58"/>
-        </w:numPr>
-        <w:rPr>
-          <w:sz w:val="28"/>
-          <w:szCs w:val="22"/>
-        </w:rPr>
-      </w:pPr>
-      <w:bookmarkStart w:id="13" w:name="_Toc200819559"/>
-      <w:r>
-        <w:rPr>
-          <w:sz w:val="28"/>
-          <w:szCs w:val="22"/>
-        </w:rPr>
+      </w:pPr>
+      <w:bookmarkStart w:id="16" w:name="_Toc200826698"/>
+      <w:r>
         <w:lastRenderedPageBreak/>
         <w:t>Conclusion</w:t>
       </w:r>
-      <w:bookmarkEnd w:id="13"/>
+      <w:bookmarkEnd w:id="16"/>
     </w:p>
     <w:p>
       <w:pPr>
@@ -6886,349 +7991,153 @@
       <w:r>
         <w:t>. Ce prolongement permettra potentiellement d’améliorer significativement les prédictions en capturant des phénomènes complexes non pris en compte par l’approche actuelle.</w:t>
       </w:r>
-      <w:bookmarkEnd w:id="2"/>
+      <w:bookmarkEnd w:id="5"/>
     </w:p>
     <w:p>
       <w:pPr>
         <w:pStyle w:val="Titre2"/>
         <w:numPr>
           <w:ilvl w:val="1"/>
-          <w:numId w:val="59"/>
+          <w:numId w:val="110"/>
         </w:numPr>
       </w:pPr>
-      <w:bookmarkStart w:id="14" w:name="_Toc200819560"/>
+      <w:bookmarkStart w:id="17" w:name="_Toc200826699"/>
       <w:r>
         <w:t>Construction d’un modèle non- linéaire</w:t>
       </w:r>
-      <w:bookmarkEnd w:id="14"/>
-    </w:p>
-    <w:p>
-      <w:pPr>
-        <w:pStyle w:val="Paragraphedeliste"/>
-        <w:keepNext/>
-        <w:keepLines/>
-        <w:numPr>
-          <w:ilvl w:val="0"/>
-          <w:numId w:val="60"/>
-        </w:numPr>
-        <w:spacing w:before="120" w:after="240"/>
-        <w:outlineLvl w:val="2"/>
-        <w:rPr>
-          <w:rFonts w:asciiTheme="majorHAnsi" w:eastAsiaTheme="majorEastAsia" w:hAnsiTheme="majorHAnsi" w:cstheme="majorBidi"/>
-          <w:vanish/>
-          <w:color w:val="007789" w:themeColor="accent1" w:themeShade="BF"/>
-          <w:sz w:val="28"/>
-          <w:szCs w:val="22"/>
-        </w:rPr>
-      </w:pPr>
-      <w:bookmarkStart w:id="15" w:name="_Toc200499943"/>
-      <w:bookmarkStart w:id="16" w:name="_Toc200656871"/>
-      <w:bookmarkStart w:id="17" w:name="_Toc200740345"/>
-      <w:bookmarkStart w:id="18" w:name="_Toc200740379"/>
-      <w:bookmarkStart w:id="19" w:name="_Toc200740413"/>
-      <w:bookmarkStart w:id="20" w:name="_Toc200770408"/>
-      <w:bookmarkStart w:id="21" w:name="_Toc200770440"/>
-      <w:bookmarkStart w:id="22" w:name="_Toc200771661"/>
-      <w:bookmarkStart w:id="23" w:name="_Toc200772034"/>
-      <w:bookmarkStart w:id="24" w:name="_Toc200819512"/>
-      <w:bookmarkStart w:id="25" w:name="_Toc200819561"/>
-      <w:bookmarkEnd w:id="15"/>
-      <w:bookmarkEnd w:id="16"/>
       <w:bookmarkEnd w:id="17"/>
+    </w:p>
+    <w:p>
+      <w:pPr>
+        <w:pStyle w:val="Titre3"/>
+      </w:pPr>
+      <w:bookmarkStart w:id="18" w:name="_Toc200826700"/>
+      <w:r>
+        <w:t>Introduction</w:t>
+      </w:r>
       <w:bookmarkEnd w:id="18"/>
+    </w:p>
+    <w:p/>
+    <w:p>
+      <w:r>
+        <w:t>Nous avons construit un autre notebook « </w:t>
+      </w:r>
+      <w:proofErr w:type="spellStart"/>
+      <w:r>
+        <w:t>data_analysis_autres_</w:t>
+      </w:r>
+      <w:proofErr w:type="gramStart"/>
+      <w:r>
+        <w:t>modeles.ipynb</w:t>
+      </w:r>
+      <w:proofErr w:type="spellEnd"/>
+      <w:proofErr w:type="gramEnd"/>
+      <w:r>
+        <w:t xml:space="preserve"> » pour explorer des modèles non linéaires et surtout les modèles </w:t>
+      </w:r>
+      <w:proofErr w:type="spellStart"/>
+      <w:r>
+        <w:t>XGBoost</w:t>
+      </w:r>
+      <w:proofErr w:type="spellEnd"/>
+      <w:r>
+        <w:t xml:space="preserve"> et </w:t>
+      </w:r>
+      <w:proofErr w:type="spellStart"/>
+      <w:r>
+        <w:t>LightGBM</w:t>
+      </w:r>
+      <w:proofErr w:type="spellEnd"/>
+      <w:r>
+        <w:t xml:space="preserve"> qui sont des ensemble </w:t>
+      </w:r>
+      <w:proofErr w:type="spellStart"/>
+      <w:r>
+        <w:t>models</w:t>
+      </w:r>
+      <w:proofErr w:type="spellEnd"/>
+      <w:r>
+        <w:t xml:space="preserve"> basés sur les arbres de décision.</w:t>
+      </w:r>
+    </w:p>
+    <w:p>
+      <w:r>
+        <w:t>Il n’est donc pas nécessaire de transformer les variables explicatives pour améliorer le modèle. De plus l’analyse de la distribution des labels indiquent que ces données n’ont pas de traîne longue (</w:t>
+      </w:r>
+      <w:proofErr w:type="spellStart"/>
+      <w:r>
+        <w:t>skewness</w:t>
+      </w:r>
+      <w:proofErr w:type="spellEnd"/>
+      <w:r>
+        <w:t xml:space="preserve"> &lt;0.5) et est quasi symétrique.</w:t>
+      </w:r>
+    </w:p>
+    <w:p>
+      <w:r>
+        <w:t xml:space="preserve">Ainsi le notebook charge les données comme dans le précédent notebook. On ne fait pas de transformation et on ne garde que les </w:t>
+      </w:r>
+      <w:proofErr w:type="spellStart"/>
+      <w:r>
+        <w:t>features</w:t>
+      </w:r>
+      <w:proofErr w:type="spellEnd"/>
+      <w:r>
+        <w:t xml:space="preserve"> sélectionnées dans le précédent notebook. Cette sélection est faite essentiellement pour limiter la quantité de calcul à faire. En effet, ces modèles sont assez tolérants à la corrélation entre variables.</w:t>
+      </w:r>
+    </w:p>
+    <w:p/>
+    <w:p>
+      <w:r>
+        <w:t xml:space="preserve">Pour l’entraînement des modèles, nous avons construit une fonction </w:t>
+      </w:r>
+      <w:proofErr w:type="spellStart"/>
+      <w:r>
+        <w:t>train_models</w:t>
+      </w:r>
+      <w:proofErr w:type="spellEnd"/>
+      <w:r>
+        <w:t xml:space="preserve"> qui permet d’entraîner les modèles en étant au maximum agnostique de la classe du modèle (</w:t>
+      </w:r>
+      <w:proofErr w:type="spellStart"/>
+      <w:r>
+        <w:t>XGBoost</w:t>
+      </w:r>
+      <w:proofErr w:type="spellEnd"/>
+      <w:r>
+        <w:t xml:space="preserve">, </w:t>
+      </w:r>
+      <w:proofErr w:type="spellStart"/>
+      <w:r>
+        <w:t>LightGBM</w:t>
+      </w:r>
+      <w:proofErr w:type="spellEnd"/>
+      <w:r>
+        <w:t xml:space="preserve">, </w:t>
+      </w:r>
+      <w:proofErr w:type="spellStart"/>
+      <w:r>
+        <w:t>RandomForests</w:t>
+      </w:r>
+      <w:proofErr w:type="spellEnd"/>
+      <w:r>
+        <w:t xml:space="preserve"> etc.)</w:t>
+      </w:r>
+    </w:p>
+    <w:p/>
+    <w:p>
+      <w:pPr>
+        <w:pStyle w:val="Titre3"/>
+      </w:pPr>
+      <w:bookmarkStart w:id="19" w:name="_Toc200826701"/>
+      <w:r>
+        <w:t xml:space="preserve">Description de la fonction </w:t>
+      </w:r>
+      <w:proofErr w:type="spellStart"/>
+      <w:r>
+        <w:t>train_models</w:t>
+      </w:r>
       <w:bookmarkEnd w:id="19"/>
-      <w:bookmarkEnd w:id="20"/>
-      <w:bookmarkEnd w:id="21"/>
-      <w:bookmarkEnd w:id="22"/>
-      <w:bookmarkEnd w:id="23"/>
-      <w:bookmarkEnd w:id="24"/>
-      <w:bookmarkEnd w:id="25"/>
-    </w:p>
-    <w:p>
-      <w:pPr>
-        <w:pStyle w:val="Paragraphedeliste"/>
-        <w:keepNext/>
-        <w:keepLines/>
-        <w:numPr>
-          <w:ilvl w:val="1"/>
-          <w:numId w:val="60"/>
-        </w:numPr>
-        <w:spacing w:before="120" w:after="240"/>
-        <w:outlineLvl w:val="2"/>
-        <w:rPr>
-          <w:rFonts w:asciiTheme="majorHAnsi" w:eastAsiaTheme="majorEastAsia" w:hAnsiTheme="majorHAnsi" w:cstheme="majorBidi"/>
-          <w:vanish/>
-          <w:color w:val="007789" w:themeColor="accent1" w:themeShade="BF"/>
-          <w:sz w:val="28"/>
-          <w:szCs w:val="22"/>
-        </w:rPr>
-      </w:pPr>
-      <w:bookmarkStart w:id="26" w:name="_Toc200499944"/>
-      <w:bookmarkStart w:id="27" w:name="_Toc200656872"/>
-      <w:bookmarkStart w:id="28" w:name="_Toc200740346"/>
-      <w:bookmarkStart w:id="29" w:name="_Toc200740380"/>
-      <w:bookmarkStart w:id="30" w:name="_Toc200740414"/>
-      <w:bookmarkStart w:id="31" w:name="_Toc200770409"/>
-      <w:bookmarkStart w:id="32" w:name="_Toc200770441"/>
-      <w:bookmarkStart w:id="33" w:name="_Toc200771662"/>
-      <w:bookmarkStart w:id="34" w:name="_Toc200772035"/>
-      <w:bookmarkStart w:id="35" w:name="_Toc200819513"/>
-      <w:bookmarkStart w:id="36" w:name="_Toc200819562"/>
-      <w:bookmarkEnd w:id="26"/>
-      <w:bookmarkEnd w:id="27"/>
-      <w:bookmarkEnd w:id="28"/>
-      <w:bookmarkEnd w:id="29"/>
-      <w:bookmarkEnd w:id="30"/>
-      <w:bookmarkEnd w:id="31"/>
-      <w:bookmarkEnd w:id="32"/>
-      <w:bookmarkEnd w:id="33"/>
-      <w:bookmarkEnd w:id="34"/>
-      <w:bookmarkEnd w:id="35"/>
-      <w:bookmarkEnd w:id="36"/>
-    </w:p>
-    <w:p>
-      <w:pPr>
-        <w:pStyle w:val="Paragraphedeliste"/>
-        <w:keepNext/>
-        <w:keepLines/>
-        <w:numPr>
-          <w:ilvl w:val="1"/>
-          <w:numId w:val="60"/>
-        </w:numPr>
-        <w:spacing w:before="120" w:after="240"/>
-        <w:outlineLvl w:val="2"/>
-        <w:rPr>
-          <w:rFonts w:asciiTheme="majorHAnsi" w:eastAsiaTheme="majorEastAsia" w:hAnsiTheme="majorHAnsi" w:cstheme="majorBidi"/>
-          <w:vanish/>
-          <w:color w:val="007789" w:themeColor="accent1" w:themeShade="BF"/>
-          <w:sz w:val="28"/>
-          <w:szCs w:val="22"/>
-        </w:rPr>
-      </w:pPr>
-      <w:bookmarkStart w:id="37" w:name="_Toc200499945"/>
-      <w:bookmarkStart w:id="38" w:name="_Toc200656873"/>
-      <w:bookmarkStart w:id="39" w:name="_Toc200740347"/>
-      <w:bookmarkStart w:id="40" w:name="_Toc200740381"/>
-      <w:bookmarkStart w:id="41" w:name="_Toc200740415"/>
-      <w:bookmarkStart w:id="42" w:name="_Toc200770410"/>
-      <w:bookmarkStart w:id="43" w:name="_Toc200770442"/>
-      <w:bookmarkStart w:id="44" w:name="_Toc200771663"/>
-      <w:bookmarkStart w:id="45" w:name="_Toc200772036"/>
-      <w:bookmarkStart w:id="46" w:name="_Toc200819514"/>
-      <w:bookmarkStart w:id="47" w:name="_Toc200819563"/>
-      <w:bookmarkEnd w:id="37"/>
-      <w:bookmarkEnd w:id="38"/>
-      <w:bookmarkEnd w:id="39"/>
-      <w:bookmarkEnd w:id="40"/>
-      <w:bookmarkEnd w:id="41"/>
-      <w:bookmarkEnd w:id="42"/>
-      <w:bookmarkEnd w:id="43"/>
-      <w:bookmarkEnd w:id="44"/>
-      <w:bookmarkEnd w:id="45"/>
-      <w:bookmarkEnd w:id="46"/>
-      <w:bookmarkEnd w:id="47"/>
-    </w:p>
-    <w:p>
-      <w:pPr>
-        <w:pStyle w:val="Paragraphedeliste"/>
-        <w:keepNext/>
-        <w:keepLines/>
-        <w:numPr>
-          <w:ilvl w:val="1"/>
-          <w:numId w:val="60"/>
-        </w:numPr>
-        <w:spacing w:before="120" w:after="240"/>
-        <w:outlineLvl w:val="2"/>
-        <w:rPr>
-          <w:rFonts w:asciiTheme="majorHAnsi" w:eastAsiaTheme="majorEastAsia" w:hAnsiTheme="majorHAnsi" w:cstheme="majorBidi"/>
-          <w:vanish/>
-          <w:color w:val="007789" w:themeColor="accent1" w:themeShade="BF"/>
-          <w:sz w:val="28"/>
-          <w:szCs w:val="22"/>
-        </w:rPr>
-      </w:pPr>
-      <w:bookmarkStart w:id="48" w:name="_Toc200499946"/>
-      <w:bookmarkStart w:id="49" w:name="_Toc200656874"/>
-      <w:bookmarkStart w:id="50" w:name="_Toc200740348"/>
-      <w:bookmarkStart w:id="51" w:name="_Toc200740382"/>
-      <w:bookmarkStart w:id="52" w:name="_Toc200740416"/>
-      <w:bookmarkStart w:id="53" w:name="_Toc200770411"/>
-      <w:bookmarkStart w:id="54" w:name="_Toc200770443"/>
-      <w:bookmarkStart w:id="55" w:name="_Toc200771664"/>
-      <w:bookmarkStart w:id="56" w:name="_Toc200772037"/>
-      <w:bookmarkStart w:id="57" w:name="_Toc200819515"/>
-      <w:bookmarkStart w:id="58" w:name="_Toc200819564"/>
-      <w:bookmarkEnd w:id="48"/>
-      <w:bookmarkEnd w:id="49"/>
-      <w:bookmarkEnd w:id="50"/>
-      <w:bookmarkEnd w:id="51"/>
-      <w:bookmarkEnd w:id="52"/>
-      <w:bookmarkEnd w:id="53"/>
-      <w:bookmarkEnd w:id="54"/>
-      <w:bookmarkEnd w:id="55"/>
-      <w:bookmarkEnd w:id="56"/>
-      <w:bookmarkEnd w:id="57"/>
-      <w:bookmarkEnd w:id="58"/>
-    </w:p>
-    <w:p>
-      <w:pPr>
-        <w:pStyle w:val="Titre3"/>
-        <w:numPr>
-          <w:ilvl w:val="2"/>
-          <w:numId w:val="60"/>
-        </w:numPr>
-        <w:rPr>
-          <w:sz w:val="28"/>
-          <w:szCs w:val="22"/>
-        </w:rPr>
-      </w:pPr>
-      <w:bookmarkStart w:id="59" w:name="_Toc200819565"/>
-      <w:r>
-        <w:rPr>
-          <w:sz w:val="28"/>
-          <w:szCs w:val="22"/>
-        </w:rPr>
-        <w:t>Introduction</w:t>
-      </w:r>
-      <w:bookmarkEnd w:id="59"/>
-    </w:p>
-    <w:p/>
-    <w:p>
-      <w:r>
-        <w:t>Nous avons construit un autre notebook « </w:t>
-      </w:r>
-      <w:proofErr w:type="spellStart"/>
-      <w:r>
-        <w:t>data_analysis_autres_</w:t>
-      </w:r>
-      <w:proofErr w:type="gramStart"/>
-      <w:r>
-        <w:t>modeles.ipynb</w:t>
-      </w:r>
-      <w:proofErr w:type="spellEnd"/>
-      <w:proofErr w:type="gramEnd"/>
-      <w:r>
-        <w:t xml:space="preserve"> » pour explorer des modèles non linéaires et surtout les modèles </w:t>
-      </w:r>
-      <w:proofErr w:type="spellStart"/>
-      <w:r>
-        <w:t>XGBoost</w:t>
-      </w:r>
-      <w:proofErr w:type="spellEnd"/>
-      <w:r>
-        <w:t xml:space="preserve"> et </w:t>
-      </w:r>
-      <w:proofErr w:type="spellStart"/>
-      <w:r>
-        <w:t>LightGBM</w:t>
-      </w:r>
-      <w:proofErr w:type="spellEnd"/>
-      <w:r>
-        <w:t xml:space="preserve"> qui sont des ensemble </w:t>
-      </w:r>
-      <w:proofErr w:type="spellStart"/>
-      <w:r>
-        <w:t>models</w:t>
-      </w:r>
-      <w:proofErr w:type="spellEnd"/>
-      <w:r>
-        <w:t xml:space="preserve"> basés sur les arbres de décision.</w:t>
-      </w:r>
-    </w:p>
-    <w:p>
-      <w:r>
-        <w:t>Il n’est donc pas nécessaire de transformer les variables explicatives pour améliorer le modèle. De plus l’analyse de la distribution des labels indiquent que ces données n’ont pas de traîne longue (</w:t>
-      </w:r>
-      <w:proofErr w:type="spellStart"/>
-      <w:r>
-        <w:t>skewness</w:t>
-      </w:r>
-      <w:proofErr w:type="spellEnd"/>
-      <w:r>
-        <w:t xml:space="preserve"> &lt;0.5) et est quasi symétrique.</w:t>
-      </w:r>
-    </w:p>
-    <w:p>
-      <w:r>
-        <w:t xml:space="preserve">Ainsi le notebook charge les données comme dans le précédent notebook. On ne fait pas de transformation et on ne garde que les </w:t>
-      </w:r>
-      <w:proofErr w:type="spellStart"/>
-      <w:r>
-        <w:t>features</w:t>
-      </w:r>
-      <w:proofErr w:type="spellEnd"/>
-      <w:r>
-        <w:t xml:space="preserve"> sélectionnées dans le précédent notebook. Cette sélection est faite essentiellement pour limiter la quantité de calcul à faire. En effet, ces modèles sont assez tolérants à la corrélation entre variables.</w:t>
-      </w:r>
-    </w:p>
-    <w:p/>
-    <w:p>
-      <w:r>
-        <w:t xml:space="preserve">Pour l’entraînement des modèles, nous avons construit une fonction </w:t>
-      </w:r>
-      <w:proofErr w:type="spellStart"/>
-      <w:r>
-        <w:t>train_models</w:t>
-      </w:r>
-      <w:proofErr w:type="spellEnd"/>
-      <w:r>
-        <w:t xml:space="preserve"> qui permet d’entraîner les modèles en étant au maximum agnostique de la classe du modèle (</w:t>
-      </w:r>
-      <w:proofErr w:type="spellStart"/>
-      <w:r>
-        <w:t>XGBoost</w:t>
-      </w:r>
-      <w:proofErr w:type="spellEnd"/>
-      <w:r>
-        <w:t xml:space="preserve">, </w:t>
-      </w:r>
-      <w:proofErr w:type="spellStart"/>
-      <w:r>
-        <w:t>LightGBM</w:t>
-      </w:r>
-      <w:proofErr w:type="spellEnd"/>
-      <w:r>
-        <w:t xml:space="preserve">, </w:t>
-      </w:r>
-      <w:proofErr w:type="spellStart"/>
-      <w:r>
-        <w:t>RandomForests</w:t>
-      </w:r>
-      <w:proofErr w:type="spellEnd"/>
-      <w:r>
-        <w:t xml:space="preserve"> etc.)</w:t>
-      </w:r>
-    </w:p>
-    <w:p/>
-    <w:p>
-      <w:pPr>
-        <w:pStyle w:val="Titre3"/>
-        <w:numPr>
-          <w:ilvl w:val="2"/>
-          <w:numId w:val="60"/>
-        </w:numPr>
-        <w:rPr>
-          <w:sz w:val="28"/>
-          <w:szCs w:val="22"/>
-        </w:rPr>
-      </w:pPr>
-      <w:bookmarkStart w:id="60" w:name="_Toc200819566"/>
-      <w:r>
-        <w:rPr>
-          <w:sz w:val="28"/>
-          <w:szCs w:val="22"/>
-        </w:rPr>
-        <w:t xml:space="preserve">Description de la fonction </w:t>
-      </w:r>
-      <w:proofErr w:type="spellStart"/>
-      <w:r>
-        <w:rPr>
-          <w:sz w:val="28"/>
-          <w:szCs w:val="22"/>
-        </w:rPr>
-        <w:t>train_models</w:t>
-      </w:r>
-      <w:bookmarkEnd w:id="60"/>
       <w:proofErr w:type="spellEnd"/>
     </w:p>
     <w:p>
@@ -8083,32 +8992,16 @@
     <w:p>
       <w:pPr>
         <w:pStyle w:val="Titre3"/>
-        <w:numPr>
-          <w:ilvl w:val="2"/>
-          <w:numId w:val="60"/>
-        </w:numPr>
-        <w:rPr>
-          <w:sz w:val="28"/>
-          <w:szCs w:val="22"/>
-        </w:rPr>
-      </w:pPr>
-      <w:bookmarkStart w:id="61" w:name="_Toc200819567"/>
-      <w:r>
-        <w:rPr>
-          <w:sz w:val="28"/>
-          <w:szCs w:val="22"/>
-        </w:rPr>
+      </w:pPr>
+      <w:bookmarkStart w:id="20" w:name="_Toc200826702"/>
+      <w:r>
         <w:lastRenderedPageBreak/>
         <w:t>Analyse et commentaires des résultats</w:t>
       </w:r>
       <w:r>
-        <w:rPr>
-          <w:sz w:val="28"/>
-          <w:szCs w:val="22"/>
-        </w:rPr>
         <w:t xml:space="preserve"> obtenus</w:t>
       </w:r>
-      <w:bookmarkEnd w:id="61"/>
+      <w:bookmarkEnd w:id="20"/>
     </w:p>
     <w:p>
       <w:r>
@@ -9013,24 +9906,12 @@
     <w:p>
       <w:pPr>
         <w:pStyle w:val="Titre3"/>
-        <w:numPr>
-          <w:ilvl w:val="2"/>
-          <w:numId w:val="60"/>
-        </w:numPr>
-        <w:rPr>
-          <w:sz w:val="28"/>
-          <w:szCs w:val="22"/>
-        </w:rPr>
-      </w:pPr>
-      <w:bookmarkStart w:id="62" w:name="_Toc200819568"/>
-      <w:r>
-        <w:rPr>
-          <w:sz w:val="28"/>
-          <w:szCs w:val="22"/>
-        </w:rPr>
+      </w:pPr>
+      <w:bookmarkStart w:id="21" w:name="_Toc200826703"/>
+      <w:r>
         <w:t>Conclusion</w:t>
       </w:r>
-      <w:bookmarkEnd w:id="62"/>
+      <w:bookmarkEnd w:id="21"/>
     </w:p>
     <w:p>
       <w:r>
@@ -9071,17 +9952,13 @@
     <w:p>
       <w:pPr>
         <w:pStyle w:val="Titre1"/>
-        <w:numPr>
-          <w:ilvl w:val="0"/>
-          <w:numId w:val="57"/>
-        </w:numPr>
-      </w:pPr>
-      <w:bookmarkStart w:id="63" w:name="_Toc200819569"/>
+      </w:pPr>
+      <w:bookmarkStart w:id="22" w:name="_Toc200826704"/>
       <w:r>
         <w:lastRenderedPageBreak/>
         <w:t>Apprentissage par renforcement</w:t>
       </w:r>
-      <w:bookmarkEnd w:id="63"/>
+      <w:bookmarkEnd w:id="22"/>
     </w:p>
     <w:p>
       <w:pPr>
@@ -9534,12 +10411,8 @@
     <w:p>
       <w:pPr>
         <w:pStyle w:val="Titre2"/>
-        <w:numPr>
-          <w:ilvl w:val="1"/>
-          <w:numId w:val="91"/>
-        </w:numPr>
-      </w:pPr>
-      <w:bookmarkStart w:id="64" w:name="_Toc200819570"/>
+      </w:pPr>
+      <w:bookmarkStart w:id="23" w:name="_Toc200826705"/>
       <w:r>
         <w:t>Création</w:t>
       </w:r>
@@ -9549,7 +10422,7 @@
       <w:r>
         <w:t>bâtiment</w:t>
       </w:r>
-      <w:bookmarkEnd w:id="64"/>
+      <w:bookmarkEnd w:id="23"/>
     </w:p>
     <w:p>
       <w:r>
@@ -9718,17 +10591,13 @@
     <w:p>
       <w:pPr>
         <w:pStyle w:val="Titre2"/>
-        <w:numPr>
-          <w:ilvl w:val="1"/>
-          <w:numId w:val="91"/>
-        </w:numPr>
-      </w:pPr>
-      <w:bookmarkStart w:id="65" w:name="_Toc200819571"/>
+      </w:pPr>
+      <w:bookmarkStart w:id="24" w:name="_Toc200826706"/>
       <w:r>
         <w:lastRenderedPageBreak/>
         <w:t>Q-Learning</w:t>
       </w:r>
-      <w:bookmarkEnd w:id="65"/>
+      <w:bookmarkEnd w:id="24"/>
     </w:p>
     <w:p>
       <w:r>
@@ -10680,7 +11549,7 @@
           <w:noProof/>
         </w:rPr>
         <w:drawing>
-          <wp:inline distT="0" distB="0" distL="0" distR="0" wp14:anchorId="5F850D37" wp14:editId="5AED10A8">
+          <wp:inline distT="0" distB="0" distL="0" distR="0" wp14:anchorId="5F850D37" wp14:editId="2A991814">
             <wp:extent cx="5274310" cy="2593340"/>
             <wp:effectExtent l="0" t="0" r="0" b="0"/>
             <wp:docPr id="130279343" name="Image 1" descr="Une image contenant texte, capture d’écran, Police, algèbre&#10;&#10;Le contenu généré par l’IA peut être incorrect."/>
@@ -10725,12 +11594,8 @@
     <w:p>
       <w:pPr>
         <w:pStyle w:val="Titre3"/>
-        <w:numPr>
-          <w:ilvl w:val="2"/>
-          <w:numId w:val="91"/>
-        </w:numPr>
-      </w:pPr>
-      <w:bookmarkStart w:id="66" w:name="_Toc200819572"/>
+      </w:pPr>
+      <w:bookmarkStart w:id="25" w:name="_Toc200826707"/>
       <w:r>
         <w:t xml:space="preserve">Classe </w:t>
       </w:r>
@@ -10738,7 +11603,7 @@
       <w:r>
         <w:t>QlearningAgent</w:t>
       </w:r>
-      <w:bookmarkEnd w:id="66"/>
+      <w:bookmarkEnd w:id="25"/>
       <w:proofErr w:type="spellEnd"/>
     </w:p>
     <w:p>
@@ -14780,6 +15645,7 @@
           <w:sz w:val="15"/>
           <w:szCs w:val="15"/>
         </w:rPr>
+        <w:lastRenderedPageBreak/>
         <w:t xml:space="preserve">        </w:t>
       </w:r>
       <w:proofErr w:type="gramStart"/>
@@ -17508,16 +18374,12 @@
     <w:p>
       <w:pPr>
         <w:pStyle w:val="Titre3"/>
-        <w:numPr>
-          <w:ilvl w:val="2"/>
-          <w:numId w:val="91"/>
-        </w:numPr>
-      </w:pPr>
-      <w:bookmarkStart w:id="67" w:name="_Toc200819573"/>
+      </w:pPr>
+      <w:bookmarkStart w:id="26" w:name="_Toc200826708"/>
       <w:r>
         <w:t>Exécution</w:t>
       </w:r>
-      <w:bookmarkEnd w:id="67"/>
+      <w:bookmarkEnd w:id="26"/>
     </w:p>
     <w:p>
       <w:pPr>
@@ -17849,17 +18711,13 @@
     <w:p>
       <w:pPr>
         <w:pStyle w:val="Titre2"/>
-        <w:numPr>
-          <w:ilvl w:val="1"/>
-          <w:numId w:val="91"/>
-        </w:numPr>
-      </w:pPr>
-      <w:bookmarkStart w:id="68" w:name="_Toc200819574"/>
+      </w:pPr>
+      <w:bookmarkStart w:id="27" w:name="_Toc200826709"/>
       <w:r>
         <w:lastRenderedPageBreak/>
         <w:t>Deep Q-Learning</w:t>
       </w:r>
-      <w:bookmarkEnd w:id="68"/>
+      <w:bookmarkEnd w:id="27"/>
     </w:p>
     <w:p>
       <w:r>
@@ -17967,16 +18825,12 @@
     <w:p>
       <w:pPr>
         <w:pStyle w:val="Titre3"/>
-        <w:numPr>
-          <w:ilvl w:val="2"/>
-          <w:numId w:val="75"/>
-        </w:numPr>
-      </w:pPr>
-      <w:bookmarkStart w:id="69" w:name="_Toc200819575"/>
+      </w:pPr>
+      <w:bookmarkStart w:id="28" w:name="_Toc200826710"/>
       <w:r>
         <w:t>Le réseau de neurones</w:t>
       </w:r>
-      <w:bookmarkEnd w:id="69"/>
+      <w:bookmarkEnd w:id="28"/>
     </w:p>
     <w:p>
       <w:r>
@@ -19293,7 +20147,6 @@
     <w:p/>
     <w:p>
       <w:r>
-        <w:lastRenderedPageBreak/>
         <w:t>Il est à noter qu</w:t>
       </w:r>
       <w:r>
@@ -19312,6 +20165,7 @@
         </w:numPr>
       </w:pPr>
       <w:r>
+        <w:lastRenderedPageBreak/>
         <w:t>Le réseau principal</w:t>
       </w:r>
       <w:r>
@@ -19456,7 +20310,7 @@
                 <v:stroke joinstyle="miter"/>
                 <v:path gradientshapeok="t" o:connecttype="rect"/>
               </v:shapetype>
-              <v:shape id="Processus 6" o:spid="_x0000_s1026" type="#_x0000_t109" style="position:absolute;margin-left:146.4pt;margin-top:.15pt;width:1in;height:48.25pt;z-index:251659264;visibility:visible;mso-wrap-style:square;mso-wrap-distance-left:9pt;mso-wrap-distance-top:0;mso-wrap-distance-right:9pt;mso-wrap-distance-bottom:0;mso-position-horizontal:absolute;mso-position-horizontal-relative:text;mso-position-vertical:absolute;mso-position-vertical-relative:text;v-text-anchor:middle" o:gfxdata="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" fillcolor="#00a0b8 [3204]" strokecolor="#00171b [484]" strokeweight="2pt">
+              <v:shape id="Processus 6" o:spid="_x0000_s1026" type="#_x0000_t109" style="position:absolute;margin-left:146.4pt;margin-top:.15pt;width:1in;height:48.25pt;z-index:251659264;visibility:visible;mso-wrap-style:square;mso-wrap-distance-left:9pt;mso-wrap-distance-top:0;mso-wrap-distance-right:9pt;mso-wrap-distance-bottom:0;mso-position-horizontal:absolute;mso-position-horizontal-relative:text;mso-position-vertical:absolute;mso-position-vertical-relative:text;v-text-anchor:middle" o:gfxdata="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" fillcolor="#00a0b8 [3204]" strokecolor="#00171b [484]" strokeweight="2pt">
                 <v:textbox>
                   <w:txbxContent>
                     <w:p>
@@ -19593,7 +20447,7 @@
                   <v:h position="#1,#0" xrange="0,10800" yrange="0,21600"/>
                 </v:handles>
               </v:shapetype>
-              <v:shape id="Flèche vers le bas 7" o:spid="_x0000_s1026" type="#_x0000_t67" style="position:absolute;margin-left:180.8pt;margin-top:10.05pt;width:3.6pt;height:32.7pt;z-index:251660288;visibility:visible;mso-wrap-style:square;mso-width-percent:0;mso-height-percent:0;mso-wrap-distance-left:9pt;mso-wrap-distance-top:0;mso-wrap-distance-right:9pt;mso-wrap-distance-bottom:0;mso-position-horizontal:absolute;mso-position-horizontal-relative:text;mso-position-vertical:absolute;mso-position-vertical-relative:text;mso-width-percent:0;mso-height-percent:0;mso-width-relative:margin;mso-height-relative:margin;v-text-anchor:middle" o:gfxdata="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" adj="20410" fillcolor="#00a0b8 [3204]" strokecolor="#00171b [484]" strokeweight="2pt"/>
+              <v:shape id="Flèche vers le bas 7" o:spid="_x0000_s1026" type="#_x0000_t67" style="position:absolute;margin-left:180.8pt;margin-top:10.05pt;width:3.6pt;height:32.7pt;z-index:251660288;visibility:visible;mso-wrap-style:square;mso-width-percent:0;mso-height-percent:0;mso-wrap-distance-left:9pt;mso-wrap-distance-top:0;mso-wrap-distance-right:9pt;mso-wrap-distance-bottom:0;mso-position-horizontal:absolute;mso-position-horizontal-relative:text;mso-position-vertical:absolute;mso-position-vertical-relative:text;mso-width-percent:0;mso-height-percent:0;mso-width-relative:margin;mso-height-relative:margin;v-text-anchor:middle" o:gfxdata="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" adj="20410" fillcolor="#00a0b8 [3204]" strokecolor="#00171b [484]" strokeweight="2pt"/>
             </w:pict>
           </mc:Fallback>
         </mc:AlternateContent>
@@ -19672,7 +20526,7 @@
                 <v:stroke joinstyle="miter"/>
                 <v:path gradientshapeok="t" o:connecttype="rect"/>
               </v:shapetype>
-              <v:shape id="Zone de texte 8" o:spid="_x0000_s1027" type="#_x0000_t202" style="position:absolute;margin-left:195.85pt;margin-top:4.35pt;width:161.6pt;height:18pt;z-index:251661312;visibility:visible;mso-wrap-style:square;mso-width-percent:0;mso-wrap-distance-left:9pt;mso-wrap-distance-top:0;mso-wrap-distance-right:9pt;mso-wrap-distance-bottom:0;mso-position-horizontal:absolute;mso-position-horizontal-relative:text;mso-position-vertical:absolute;mso-position-vertical-relative:text;mso-width-percent:0;mso-width-relative:margin;v-text-anchor:top" o:gfxdata="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" fillcolor="white [3201]" stroked="f" strokeweight=".5pt">
+              <v:shape id="Zone de texte 8" o:spid="_x0000_s1027" type="#_x0000_t202" style="position:absolute;margin-left:195.85pt;margin-top:4.35pt;width:161.6pt;height:18pt;z-index:251661312;visibility:visible;mso-wrap-style:square;mso-width-percent:0;mso-wrap-distance-left:9pt;mso-wrap-distance-top:0;mso-wrap-distance-right:9pt;mso-wrap-distance-bottom:0;mso-position-horizontal:absolute;mso-position-horizontal-relative:text;mso-position-vertical:absolute;mso-position-vertical-relative:text;mso-width-percent:0;mso-width-relative:margin;v-text-anchor:top" o:gfxdata="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" fillcolor="white [3201]" stroked="f" strokeweight=".5pt">
                 <v:textbox>
                   <w:txbxContent>
                     <w:p>
@@ -19773,7 +20627,7 @@
           </mc:Choice>
           <mc:Fallback>
             <w:pict>
-              <v:shape w14:anchorId="0AD01331" id="Zone de texte 9" o:spid="_x0000_s1028" type="#_x0000_t202" style="position:absolute;margin-left:111.7pt;margin-top:7.15pt;width:180.4pt;height:29.7pt;z-index:251662336;visibility:visible;mso-wrap-style:square;mso-width-percent:0;mso-wrap-distance-left:9pt;mso-wrap-distance-top:0;mso-wrap-distance-right:9pt;mso-wrap-distance-bottom:0;mso-position-horizontal:absolute;mso-position-horizontal-relative:text;mso-position-vertical:absolute;mso-position-vertical-relative:text;mso-width-percent:0;mso-width-relative:margin;v-text-anchor:top" o:gfxdata="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" fillcolor="white [3201]" stroked="f" strokeweight=".5pt">
+              <v:shape w14:anchorId="0AD01331" id="Zone de texte 9" o:spid="_x0000_s1028" type="#_x0000_t202" style="position:absolute;margin-left:111.7pt;margin-top:7.15pt;width:180.4pt;height:29.7pt;z-index:251662336;visibility:visible;mso-wrap-style:square;mso-width-percent:0;mso-wrap-distance-left:9pt;mso-wrap-distance-top:0;mso-wrap-distance-right:9pt;mso-wrap-distance-bottom:0;mso-position-horizontal:absolute;mso-position-horizontal-relative:text;mso-position-vertical:absolute;mso-position-vertical-relative:text;mso-width-percent:0;mso-width-relative:margin;v-text-anchor:top" o:gfxdata="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" fillcolor="white [3201]" stroked="f" strokeweight=".5pt">
                 <v:textbox>
                   <w:txbxContent>
                     <w:p>
@@ -19874,7 +20728,7 @@
           </mc:Choice>
           <mc:Fallback>
             <w:pict>
-              <v:shape w14:anchorId="5F3262C4" id="_x0000_s1029" type="#_x0000_t202" style="position:absolute;margin-left:200pt;margin-top:7.95pt;width:161.6pt;height:18pt;z-index:251668480;visibility:visible;mso-wrap-style:square;mso-width-percent:0;mso-wrap-distance-left:9pt;mso-wrap-distance-top:0;mso-wrap-distance-right:9pt;mso-wrap-distance-bottom:0;mso-position-horizontal:absolute;mso-position-horizontal-relative:text;mso-position-vertical:absolute;mso-position-vertical-relative:text;mso-width-percent:0;mso-width-relative:margin;v-text-anchor:top" o:gfxdata="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" fillcolor="white [3201]" stroked="f" strokeweight=".5pt">
+              <v:shape w14:anchorId="5F3262C4" id="_x0000_s1029" type="#_x0000_t202" style="position:absolute;margin-left:200pt;margin-top:7.95pt;width:161.6pt;height:18pt;z-index:251668480;visibility:visible;mso-wrap-style:square;mso-width-percent:0;mso-wrap-distance-left:9pt;mso-wrap-distance-top:0;mso-wrap-distance-right:9pt;mso-wrap-distance-bottom:0;mso-position-horizontal:absolute;mso-position-horizontal-relative:text;mso-position-vertical:absolute;mso-position-vertical-relative:text;mso-width-percent:0;mso-width-relative:margin;v-text-anchor:top" o:gfxdata="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" fillcolor="white [3201]" stroked="f" strokeweight=".5pt">
                 <v:textbox>
                   <w:txbxContent>
                     <w:p>
@@ -19952,7 +20806,7 @@
           </mc:Choice>
           <mc:Fallback>
             <w:pict>
-              <v:shape w14:anchorId="1DF698A4" id="Flèche vers le bas 7" o:spid="_x0000_s1026" type="#_x0000_t67" style="position:absolute;margin-left:180.75pt;margin-top:.7pt;width:3.6pt;height:30.75pt;rotation:180;z-index:251664384;visibility:visible;mso-wrap-style:square;mso-wrap-distance-left:9pt;mso-wrap-distance-top:0;mso-wrap-distance-right:9pt;mso-wrap-distance-bottom:0;mso-position-horizontal:absolute;mso-position-horizontal-relative:text;mso-position-vertical:absolute;mso-position-vertical-relative:text;v-text-anchor:middle" o:gfxdata="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" adj="20336" fillcolor="#00a0b8 [3204]" strokecolor="#00171b [484]" strokeweight="2pt"/>
+              <v:shape w14:anchorId="1DF698A4" id="Flèche vers le bas 7" o:spid="_x0000_s1026" type="#_x0000_t67" style="position:absolute;margin-left:180.75pt;margin-top:.7pt;width:3.6pt;height:30.75pt;rotation:180;z-index:251664384;visibility:visible;mso-wrap-style:square;mso-wrap-distance-left:9pt;mso-wrap-distance-top:0;mso-wrap-distance-right:9pt;mso-wrap-distance-bottom:0;mso-position-horizontal:absolute;mso-position-horizontal-relative:text;mso-position-vertical:absolute;mso-position-vertical-relative:text;v-text-anchor:middle" o:gfxdata="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" adj="20336" fillcolor="#00a0b8 [3204]" strokecolor="#00171b [484]" strokeweight="2pt"/>
             </w:pict>
           </mc:Fallback>
         </mc:AlternateContent>
@@ -20031,10 +20885,7 @@
                               <w:jc w:val="center"/>
                             </w:pPr>
                             <w:r>
-                              <w:t>Q(s</w:t>
-                            </w:r>
-                            <w:r>
-                              <w:t>’,a’)</w:t>
+                              <w:t>Q(s’,a’)</w:t>
                             </w:r>
                           </w:p>
                         </w:txbxContent>
@@ -20053,7 +20904,7 @@
           </mc:Choice>
           <mc:Fallback>
             <w:pict>
-              <v:shape w14:anchorId="067BA6A1" id="_x0000_s1030" type="#_x0000_t109" style="position:absolute;margin-left:146.4pt;margin-top:6.1pt;width:1in;height:48.25pt;z-index:251666432;visibility:visible;mso-wrap-style:square;mso-wrap-distance-left:9pt;mso-wrap-distance-top:0;mso-wrap-distance-right:9pt;mso-wrap-distance-bottom:0;mso-position-horizontal:absolute;mso-position-horizontal-relative:text;mso-position-vertical:absolute;mso-position-vertical-relative:text;v-text-anchor:middle" o:gfxdata="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" fillcolor="#00a0b8 [3204]" strokecolor="#00171b [484]" strokeweight="2pt">
+              <v:shape w14:anchorId="067BA6A1" id="_x0000_s1030" type="#_x0000_t109" style="position:absolute;margin-left:146.4pt;margin-top:6.1pt;width:1in;height:48.25pt;z-index:251666432;visibility:visible;mso-wrap-style:square;mso-wrap-distance-left:9pt;mso-wrap-distance-top:0;mso-wrap-distance-right:9pt;mso-wrap-distance-bottom:0;mso-position-horizontal:absolute;mso-position-horizontal-relative:text;mso-position-vertical:absolute;mso-position-vertical-relative:text;v-text-anchor:middle" o:gfxdata="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" fillcolor="#00a0b8 [3204]" strokecolor="#00171b [484]" strokeweight="2pt">
                 <v:textbox>
                   <w:txbxContent>
                     <w:p>
@@ -20069,10 +20920,7 @@
                         <w:jc w:val="center"/>
                       </w:pPr>
                       <w:r>
-                        <w:t>Q(s</w:t>
-                      </w:r>
-                      <w:r>
-                        <w:t>’,a’)</w:t>
+                        <w:t>Q(s’,a’)</w:t>
                       </w:r>
                     </w:p>
                   </w:txbxContent>
@@ -20127,16 +20975,12 @@
     <w:p>
       <w:pPr>
         <w:pStyle w:val="Titre3"/>
-        <w:numPr>
-          <w:ilvl w:val="2"/>
-          <w:numId w:val="93"/>
-        </w:numPr>
-      </w:pPr>
-      <w:bookmarkStart w:id="70" w:name="_Toc200819576"/>
+      </w:pPr>
+      <w:bookmarkStart w:id="29" w:name="_Toc200826711"/>
       <w:r>
         <w:t>Replay buffer</w:t>
       </w:r>
-      <w:bookmarkEnd w:id="70"/>
+      <w:bookmarkEnd w:id="29"/>
     </w:p>
     <w:p>
       <w:r>
@@ -21768,7 +22612,6 @@
           <w:sz w:val="15"/>
           <w:szCs w:val="15"/>
         </w:rPr>
-        <w:lastRenderedPageBreak/>
         <w:t xml:space="preserve">        </w:t>
       </w:r>
       <w:proofErr w:type="gramStart"/>
@@ -22400,20 +23243,17 @@
     <w:p>
       <w:pPr>
         <w:pStyle w:val="Titre3"/>
-        <w:numPr>
-          <w:ilvl w:val="2"/>
-          <w:numId w:val="93"/>
-        </w:numPr>
-      </w:pPr>
-      <w:bookmarkStart w:id="71" w:name="_Toc200819577"/>
-      <w:r>
+      </w:pPr>
+      <w:bookmarkStart w:id="30" w:name="_Toc200826712"/>
+      <w:r>
+        <w:lastRenderedPageBreak/>
         <w:t xml:space="preserve">Classe </w:t>
       </w:r>
       <w:proofErr w:type="spellStart"/>
       <w:r>
         <w:t>DQNAgent</w:t>
       </w:r>
-      <w:bookmarkEnd w:id="71"/>
+      <w:bookmarkEnd w:id="30"/>
       <w:proofErr w:type="spellEnd"/>
     </w:p>
     <w:p>
@@ -24802,7 +25642,6 @@
           <w:sz w:val="15"/>
           <w:szCs w:val="15"/>
         </w:rPr>
-        <w:lastRenderedPageBreak/>
         <w:t xml:space="preserve">        </w:t>
       </w:r>
       <w:proofErr w:type="spellStart"/>
@@ -25219,6 +26058,7 @@
           <w:sz w:val="15"/>
           <w:szCs w:val="15"/>
         </w:rPr>
+        <w:lastRenderedPageBreak/>
         <w:t xml:space="preserve">        </w:t>
       </w:r>
       <w:proofErr w:type="spellStart"/>
@@ -26210,19 +27050,15 @@
     <w:p>
       <w:pPr>
         <w:pStyle w:val="Titre3"/>
-        <w:numPr>
-          <w:ilvl w:val="2"/>
-          <w:numId w:val="93"/>
-        </w:numPr>
-      </w:pPr>
-      <w:bookmarkStart w:id="72" w:name="_Toc200819578"/>
+      </w:pPr>
+      <w:bookmarkStart w:id="31" w:name="_Toc200826713"/>
       <w:r>
         <w:t>E</w:t>
       </w:r>
       <w:r>
         <w:t>xécution</w:t>
       </w:r>
-      <w:bookmarkEnd w:id="72"/>
+      <w:bookmarkEnd w:id="31"/>
     </w:p>
     <w:p>
       <w:r>
@@ -26694,12 +27530,8 @@
     <w:p>
       <w:pPr>
         <w:pStyle w:val="Titre2"/>
-        <w:numPr>
-          <w:ilvl w:val="1"/>
-          <w:numId w:val="93"/>
-        </w:numPr>
-      </w:pPr>
-      <w:bookmarkStart w:id="73" w:name="_Toc200819579"/>
+      </w:pPr>
+      <w:bookmarkStart w:id="32" w:name="_Toc200826714"/>
       <w:r>
         <w:lastRenderedPageBreak/>
         <w:t>Organisation d’a</w:t>
@@ -26707,7 +27539,7 @@
       <w:r>
         <w:t>gents</w:t>
       </w:r>
-      <w:bookmarkEnd w:id="73"/>
+      <w:bookmarkEnd w:id="32"/>
     </w:p>
     <w:p>
       <w:r>
@@ -26755,16 +27587,12 @@
     <w:p>
       <w:pPr>
         <w:pStyle w:val="Titre3"/>
-        <w:numPr>
-          <w:ilvl w:val="2"/>
-          <w:numId w:val="95"/>
-        </w:numPr>
-      </w:pPr>
-      <w:bookmarkStart w:id="74" w:name="_Toc200819580"/>
+      </w:pPr>
+      <w:bookmarkStart w:id="33" w:name="_Toc200826715"/>
       <w:r>
         <w:t>Agents non-collaboratifs</w:t>
       </w:r>
-      <w:bookmarkEnd w:id="74"/>
+      <w:bookmarkEnd w:id="33"/>
     </w:p>
     <w:p>
       <w:r>
@@ -29548,31 +30376,7 @@
           <w:sz w:val="15"/>
           <w:szCs w:val="15"/>
         </w:rPr>
-        <w:t xml:space="preserve"># </w:t>
-      </w:r>
-      <w:proofErr w:type="spellStart"/>
-      <w:r>
-        <w:rPr>
-          <w:rFonts w:ascii="Menlo" w:hAnsi="Menlo" w:cs="Menlo"/>
-          <w:i/>
-          <w:iCs/>
-          <w:color w:val="AAAAAA"/>
-          <w:sz w:val="15"/>
-          <w:szCs w:val="15"/>
-        </w:rPr>
-        <w:t>Etat</w:t>
-      </w:r>
-      <w:proofErr w:type="spellEnd"/>
-      <w:r>
-        <w:rPr>
-          <w:rFonts w:ascii="Menlo" w:hAnsi="Menlo" w:cs="Menlo"/>
-          <w:i/>
-          <w:iCs/>
-          <w:color w:val="AAAAAA"/>
-          <w:sz w:val="15"/>
-          <w:szCs w:val="15"/>
-        </w:rPr>
-        <w:t xml:space="preserve"> partagé pour la prochaine itération</w:t>
+        <w:t># Etat partagé pour la prochaine itération</w:t>
       </w:r>
     </w:p>
     <w:p>
@@ -29687,16 +30491,16 @@
     </w:p>
     <w:p>
       <w:r>
+        <w:t>A titre d’exemple, la sortie correspondant à ce cas :</w:t>
+      </w:r>
+    </w:p>
+    <w:p/>
+    <w:p>
+      <w:r>
+        <w:rPr>
+          <w:noProof/>
+        </w:rPr>
         <w:lastRenderedPageBreak/>
-        <w:t>A titre d’exemple, la sortie correspondant à ce cas :</w:t>
-      </w:r>
-    </w:p>
-    <w:p/>
-    <w:p>
-      <w:r>
-        <w:rPr>
-          <w:noProof/>
-        </w:rPr>
         <w:drawing>
           <wp:inline distT="0" distB="0" distL="0" distR="0" wp14:anchorId="24DB86A2" wp14:editId="288D5EF8">
             <wp:extent cx="5274310" cy="2236470"/>
@@ -29742,16 +30546,12 @@
     <w:p>
       <w:pPr>
         <w:pStyle w:val="Titre3"/>
-        <w:numPr>
-          <w:ilvl w:val="2"/>
-          <w:numId w:val="95"/>
-        </w:numPr>
-      </w:pPr>
-      <w:bookmarkStart w:id="75" w:name="_Toc200819581"/>
+      </w:pPr>
+      <w:bookmarkStart w:id="34" w:name="_Toc200826716"/>
       <w:r>
         <w:t>Agents collaboratifs</w:t>
       </w:r>
-      <w:bookmarkEnd w:id="75"/>
+      <w:bookmarkEnd w:id="34"/>
     </w:p>
     <w:p>
       <w:r>
@@ -32531,7 +33331,6 @@
           <w:sz w:val="15"/>
           <w:szCs w:val="15"/>
         </w:rPr>
-        <w:lastRenderedPageBreak/>
         <w:t xml:space="preserve">        </w:t>
       </w:r>
       <w:proofErr w:type="spellStart"/>
@@ -32694,6 +33493,7 @@
           <w:sz w:val="15"/>
           <w:szCs w:val="15"/>
         </w:rPr>
+        <w:lastRenderedPageBreak/>
         <w:t xml:space="preserve">        </w:t>
       </w:r>
       <w:proofErr w:type="spellStart"/>
@@ -33430,16 +34230,12 @@
     <w:p>
       <w:pPr>
         <w:pStyle w:val="Titre3"/>
-        <w:numPr>
-          <w:ilvl w:val="2"/>
-          <w:numId w:val="95"/>
-        </w:numPr>
-      </w:pPr>
-      <w:bookmarkStart w:id="76" w:name="_Toc200819582"/>
+      </w:pPr>
+      <w:bookmarkStart w:id="35" w:name="_Toc200826717"/>
       <w:r>
         <w:t>Hiérarchie d’agents</w:t>
       </w:r>
-      <w:bookmarkEnd w:id="76"/>
+      <w:bookmarkEnd w:id="35"/>
     </w:p>
     <w:p>
       <w:r>
@@ -34360,7 +35156,6 @@
           <w:sz w:val="15"/>
           <w:szCs w:val="15"/>
         </w:rPr>
-        <w:lastRenderedPageBreak/>
         <w:t xml:space="preserve">    </w:t>
       </w:r>
       <w:proofErr w:type="spellStart"/>
@@ -34790,6 +35585,7 @@
           <w:sz w:val="15"/>
           <w:szCs w:val="15"/>
         </w:rPr>
+        <w:lastRenderedPageBreak/>
         <w:t xml:space="preserve">    </w:t>
       </w:r>
       <w:proofErr w:type="spellStart"/>
@@ -38891,7 +39687,6 @@
           <w:sz w:val="15"/>
           <w:szCs w:val="15"/>
         </w:rPr>
-        <w:lastRenderedPageBreak/>
         <w:t xml:space="preserve">    </w:t>
       </w:r>
       <w:r>
@@ -40522,17 +41317,13 @@
     <w:p>
       <w:pPr>
         <w:pStyle w:val="Titre2"/>
-        <w:numPr>
-          <w:ilvl w:val="1"/>
-          <w:numId w:val="95"/>
-        </w:numPr>
-      </w:pPr>
-      <w:bookmarkStart w:id="77" w:name="_Toc200819583"/>
+      </w:pPr>
+      <w:bookmarkStart w:id="36" w:name="_Toc200826718"/>
       <w:r>
         <w:lastRenderedPageBreak/>
         <w:t>Conclusion</w:t>
       </w:r>
-      <w:bookmarkEnd w:id="77"/>
+      <w:bookmarkEnd w:id="36"/>
     </w:p>
     <w:p/>
     <w:p>
@@ -40698,12 +41489,8 @@
     <w:p>
       <w:pPr>
         <w:pStyle w:val="Titre1"/>
-        <w:numPr>
-          <w:ilvl w:val="0"/>
-          <w:numId w:val="95"/>
-        </w:numPr>
-      </w:pPr>
-      <w:bookmarkStart w:id="78" w:name="_Toc200819584"/>
+      </w:pPr>
+      <w:bookmarkStart w:id="37" w:name="_Toc200826719"/>
       <w:r>
         <w:lastRenderedPageBreak/>
         <w:t xml:space="preserve">Annexe 1 : </w:t>
@@ -40711,7 +41498,7 @@
       <w:r>
         <w:t>bibliographie</w:t>
       </w:r>
-      <w:bookmarkEnd w:id="78"/>
+      <w:bookmarkEnd w:id="37"/>
     </w:p>
     <w:p/>
     <w:p>
@@ -43590,9 +44377,9 @@
   <w:abstractNum w:abstractNumId="16" w15:restartNumberingAfterBreak="0">
     <w:nsid w:val="16D06C34"/>
     <w:multiLevelType w:val="multilevel"/>
-    <w:tmpl w:val="F8F46D50"/>
+    <w:tmpl w:val="884A1AB0"/>
     <w:lvl w:ilvl="0">
-      <w:start w:val="2"/>
+      <w:start w:val="1"/>
       <w:numFmt w:val="decimal"/>
       <w:lvlText w:val="%1."/>
       <w:lvlJc w:val="left"/>
@@ -43604,7 +44391,7 @@
       </w:rPr>
     </w:lvl>
     <w:lvl w:ilvl="1">
-      <w:start w:val="3"/>
+      <w:start w:val="1"/>
       <w:numFmt w:val="decimal"/>
       <w:lvlText w:val="%1.%2."/>
       <w:lvlJc w:val="left"/>
@@ -43618,8 +44405,7 @@
     <w:lvl w:ilvl="2">
       <w:start w:val="1"/>
       <w:numFmt w:val="decimal"/>
-      <w:pStyle w:val="Titre3"/>
-      <w:lvlText w:val="%1.%2.%3."/>
+      <w:lvlText w:val="%1.%3.%2"/>
       <w:lvlJc w:val="left"/>
       <w:pPr>
         <w:ind w:left="1922" w:hanging="504"/>
@@ -44139,6 +44925,119 @@
     </w:lvl>
   </w:abstractNum>
   <w:abstractNum w:abstractNumId="21" w15:restartNumberingAfterBreak="0">
+    <w:nsid w:val="1D282FDB"/>
+    <w:multiLevelType w:val="multilevel"/>
+    <w:tmpl w:val="8E501BC6"/>
+    <w:lvl w:ilvl="0">
+      <w:start w:val="2"/>
+      <w:numFmt w:val="decimal"/>
+      <w:lvlText w:val="%1."/>
+      <w:lvlJc w:val="left"/>
+      <w:pPr>
+        <w:ind w:left="360" w:hanging="360"/>
+      </w:pPr>
+      <w:rPr>
+        <w:rFonts w:hint="default"/>
+      </w:rPr>
+    </w:lvl>
+    <w:lvl w:ilvl="1">
+      <w:start w:val="3"/>
+      <w:numFmt w:val="decimal"/>
+      <w:lvlText w:val="%1.%2."/>
+      <w:lvlJc w:val="left"/>
+      <w:pPr>
+        <w:ind w:left="639" w:hanging="432"/>
+      </w:pPr>
+      <w:rPr>
+        <w:rFonts w:hint="default"/>
+      </w:rPr>
+    </w:lvl>
+    <w:lvl w:ilvl="2">
+      <w:start w:val="1"/>
+      <w:numFmt w:val="decimal"/>
+      <w:lvlText w:val="%1.%2.%3."/>
+      <w:lvlJc w:val="left"/>
+      <w:pPr>
+        <w:ind w:left="1922" w:hanging="504"/>
+      </w:pPr>
+      <w:rPr>
+        <w:rFonts w:hint="default"/>
+      </w:rPr>
+    </w:lvl>
+    <w:lvl w:ilvl="3">
+      <w:start w:val="1"/>
+      <w:numFmt w:val="decimal"/>
+      <w:lvlText w:val="%1.%2.%3.%4."/>
+      <w:lvlJc w:val="left"/>
+      <w:pPr>
+        <w:ind w:left="1728" w:hanging="648"/>
+      </w:pPr>
+      <w:rPr>
+        <w:rFonts w:hint="default"/>
+      </w:rPr>
+    </w:lvl>
+    <w:lvl w:ilvl="4">
+      <w:start w:val="1"/>
+      <w:numFmt w:val="decimal"/>
+      <w:lvlText w:val="%1.%2.%3.%4.%5."/>
+      <w:lvlJc w:val="left"/>
+      <w:pPr>
+        <w:ind w:left="2232" w:hanging="792"/>
+      </w:pPr>
+      <w:rPr>
+        <w:rFonts w:hint="default"/>
+      </w:rPr>
+    </w:lvl>
+    <w:lvl w:ilvl="5">
+      <w:start w:val="1"/>
+      <w:numFmt w:val="decimal"/>
+      <w:lvlText w:val="%1.%2.%3.%4.%5.%6."/>
+      <w:lvlJc w:val="left"/>
+      <w:pPr>
+        <w:ind w:left="2736" w:hanging="936"/>
+      </w:pPr>
+      <w:rPr>
+        <w:rFonts w:hint="default"/>
+      </w:rPr>
+    </w:lvl>
+    <w:lvl w:ilvl="6">
+      <w:start w:val="1"/>
+      <w:numFmt w:val="decimal"/>
+      <w:lvlText w:val="%1.%2.%3.%4.%5.%6.%7."/>
+      <w:lvlJc w:val="left"/>
+      <w:pPr>
+        <w:ind w:left="3240" w:hanging="1080"/>
+      </w:pPr>
+      <w:rPr>
+        <w:rFonts w:hint="default"/>
+      </w:rPr>
+    </w:lvl>
+    <w:lvl w:ilvl="7">
+      <w:start w:val="1"/>
+      <w:numFmt w:val="decimal"/>
+      <w:lvlText w:val="%1.%2.%3.%4.%5.%6.%7.%8."/>
+      <w:lvlJc w:val="left"/>
+      <w:pPr>
+        <w:ind w:left="3744" w:hanging="1224"/>
+      </w:pPr>
+      <w:rPr>
+        <w:rFonts w:hint="default"/>
+      </w:rPr>
+    </w:lvl>
+    <w:lvl w:ilvl="8">
+      <w:start w:val="1"/>
+      <w:numFmt w:val="decimal"/>
+      <w:lvlText w:val="%1.%2.%3.%4.%5.%6.%7.%8.%9."/>
+      <w:lvlJc w:val="left"/>
+      <w:pPr>
+        <w:ind w:left="4320" w:hanging="1440"/>
+      </w:pPr>
+      <w:rPr>
+        <w:rFonts w:hint="default"/>
+      </w:rPr>
+    </w:lvl>
+  </w:abstractNum>
+  <w:abstractNum w:abstractNumId="22" w15:restartNumberingAfterBreak="0">
     <w:nsid w:val="1D3363D7"/>
     <w:multiLevelType w:val="multilevel"/>
     <w:tmpl w:val="CE00940C"/>
@@ -44252,7 +45151,7 @@
       </w:rPr>
     </w:lvl>
   </w:abstractNum>
-  <w:abstractNum w:abstractNumId="22" w15:restartNumberingAfterBreak="0">
+  <w:abstractNum w:abstractNumId="23" w15:restartNumberingAfterBreak="0">
     <w:nsid w:val="1F6465F5"/>
     <w:multiLevelType w:val="multilevel"/>
     <w:tmpl w:val="5DC82AD0"/>
@@ -44365,7 +45264,7 @@
       </w:rPr>
     </w:lvl>
   </w:abstractNum>
-  <w:abstractNum w:abstractNumId="23" w15:restartNumberingAfterBreak="0">
+  <w:abstractNum w:abstractNumId="24" w15:restartNumberingAfterBreak="0">
     <w:nsid w:val="226A7ECF"/>
     <w:multiLevelType w:val="multilevel"/>
     <w:tmpl w:val="444A3054"/>
@@ -44514,7 +45413,7 @@
       </w:rPr>
     </w:lvl>
   </w:abstractNum>
-  <w:abstractNum w:abstractNumId="24" w15:restartNumberingAfterBreak="0">
+  <w:abstractNum w:abstractNumId="25" w15:restartNumberingAfterBreak="0">
     <w:nsid w:val="24CE3032"/>
     <w:multiLevelType w:val="multilevel"/>
     <w:tmpl w:val="32D68AB4"/>
@@ -44628,7 +45527,7 @@
       </w:rPr>
     </w:lvl>
   </w:abstractNum>
-  <w:abstractNum w:abstractNumId="25" w15:restartNumberingAfterBreak="0">
+  <w:abstractNum w:abstractNumId="26" w15:restartNumberingAfterBreak="0">
     <w:nsid w:val="25FD1A96"/>
     <w:multiLevelType w:val="hybridMultilevel"/>
     <w:tmpl w:val="68064866"/>
@@ -44717,7 +45616,7 @@
       </w:pPr>
     </w:lvl>
   </w:abstractNum>
-  <w:abstractNum w:abstractNumId="26" w15:restartNumberingAfterBreak="0">
+  <w:abstractNum w:abstractNumId="27" w15:restartNumberingAfterBreak="0">
     <w:nsid w:val="26DB67B5"/>
     <w:multiLevelType w:val="hybridMultilevel"/>
     <w:tmpl w:val="7716EB0C"/>
@@ -44830,7 +45729,7 @@
       </w:rPr>
     </w:lvl>
   </w:abstractNum>
-  <w:abstractNum w:abstractNumId="27" w15:restartNumberingAfterBreak="0">
+  <w:abstractNum w:abstractNumId="28" w15:restartNumberingAfterBreak="0">
     <w:nsid w:val="278C687A"/>
     <w:multiLevelType w:val="multilevel"/>
     <w:tmpl w:val="D1460A00"/>
@@ -44979,7 +45878,7 @@
       </w:rPr>
     </w:lvl>
   </w:abstractNum>
-  <w:abstractNum w:abstractNumId="28" w15:restartNumberingAfterBreak="0">
+  <w:abstractNum w:abstractNumId="29" w15:restartNumberingAfterBreak="0">
     <w:nsid w:val="280A3609"/>
     <w:multiLevelType w:val="hybridMultilevel"/>
     <w:tmpl w:val="62D2A368"/>
@@ -45092,7 +45991,120 @@
       </w:rPr>
     </w:lvl>
   </w:abstractNum>
-  <w:abstractNum w:abstractNumId="29" w15:restartNumberingAfterBreak="0">
+  <w:abstractNum w:abstractNumId="30" w15:restartNumberingAfterBreak="0">
+    <w:nsid w:val="2A6A693A"/>
+    <w:multiLevelType w:val="multilevel"/>
+    <w:tmpl w:val="BE0C6B82"/>
+    <w:lvl w:ilvl="0">
+      <w:start w:val="1"/>
+      <w:numFmt w:val="decimal"/>
+      <w:lvlText w:val="%1."/>
+      <w:lvlJc w:val="left"/>
+      <w:pPr>
+        <w:ind w:left="360" w:hanging="360"/>
+      </w:pPr>
+      <w:rPr>
+        <w:rFonts w:hint="default"/>
+      </w:rPr>
+    </w:lvl>
+    <w:lvl w:ilvl="1">
+      <w:start w:val="3"/>
+      <w:numFmt w:val="decimal"/>
+      <w:lvlText w:val="%1.%2."/>
+      <w:lvlJc w:val="left"/>
+      <w:pPr>
+        <w:ind w:left="639" w:hanging="432"/>
+      </w:pPr>
+      <w:rPr>
+        <w:rFonts w:hint="default"/>
+      </w:rPr>
+    </w:lvl>
+    <w:lvl w:ilvl="2">
+      <w:start w:val="2"/>
+      <w:numFmt w:val="decimal"/>
+      <w:lvlText w:val="%1.%2.%3."/>
+      <w:lvlJc w:val="left"/>
+      <w:pPr>
+        <w:ind w:left="1922" w:hanging="504"/>
+      </w:pPr>
+      <w:rPr>
+        <w:rFonts w:hint="default"/>
+      </w:rPr>
+    </w:lvl>
+    <w:lvl w:ilvl="3">
+      <w:start w:val="1"/>
+      <w:numFmt w:val="decimal"/>
+      <w:lvlText w:val="%1.%2.%3.%4."/>
+      <w:lvlJc w:val="left"/>
+      <w:pPr>
+        <w:ind w:left="1728" w:hanging="648"/>
+      </w:pPr>
+      <w:rPr>
+        <w:rFonts w:hint="default"/>
+      </w:rPr>
+    </w:lvl>
+    <w:lvl w:ilvl="4">
+      <w:start w:val="1"/>
+      <w:numFmt w:val="decimal"/>
+      <w:lvlText w:val="%1.%2.%3.%4.%5."/>
+      <w:lvlJc w:val="left"/>
+      <w:pPr>
+        <w:ind w:left="2232" w:hanging="792"/>
+      </w:pPr>
+      <w:rPr>
+        <w:rFonts w:hint="default"/>
+      </w:rPr>
+    </w:lvl>
+    <w:lvl w:ilvl="5">
+      <w:start w:val="1"/>
+      <w:numFmt w:val="decimal"/>
+      <w:lvlText w:val="%1.%2.%3.%4.%5.%6."/>
+      <w:lvlJc w:val="left"/>
+      <w:pPr>
+        <w:ind w:left="2736" w:hanging="936"/>
+      </w:pPr>
+      <w:rPr>
+        <w:rFonts w:hint="default"/>
+      </w:rPr>
+    </w:lvl>
+    <w:lvl w:ilvl="6">
+      <w:start w:val="1"/>
+      <w:numFmt w:val="decimal"/>
+      <w:lvlText w:val="%1.%2.%3.%4.%5.%6.%7."/>
+      <w:lvlJc w:val="left"/>
+      <w:pPr>
+        <w:ind w:left="3240" w:hanging="1080"/>
+      </w:pPr>
+      <w:rPr>
+        <w:rFonts w:hint="default"/>
+      </w:rPr>
+    </w:lvl>
+    <w:lvl w:ilvl="7">
+      <w:start w:val="1"/>
+      <w:numFmt w:val="decimal"/>
+      <w:lvlText w:val="%1.%2.%3.%4.%5.%6.%7.%8."/>
+      <w:lvlJc w:val="left"/>
+      <w:pPr>
+        <w:ind w:left="3744" w:hanging="1224"/>
+      </w:pPr>
+      <w:rPr>
+        <w:rFonts w:hint="default"/>
+      </w:rPr>
+    </w:lvl>
+    <w:lvl w:ilvl="8">
+      <w:start w:val="1"/>
+      <w:numFmt w:val="decimal"/>
+      <w:lvlText w:val="%1.%2.%3.%4.%5.%6.%7.%8.%9."/>
+      <w:lvlJc w:val="left"/>
+      <w:pPr>
+        <w:ind w:left="4320" w:hanging="1440"/>
+      </w:pPr>
+      <w:rPr>
+        <w:rFonts w:hint="default"/>
+      </w:rPr>
+    </w:lvl>
+  </w:abstractNum>
+  <w:abstractNum w:abstractNumId="31" w15:restartNumberingAfterBreak="0">
     <w:nsid w:val="2D82185B"/>
     <w:multiLevelType w:val="multilevel"/>
     <w:tmpl w:val="1AE4EF66"/>
@@ -45205,10 +46217,10 @@
       </w:rPr>
     </w:lvl>
   </w:abstractNum>
-  <w:abstractNum w:abstractNumId="30" w15:restartNumberingAfterBreak="0">
+  <w:abstractNum w:abstractNumId="32" w15:restartNumberingAfterBreak="0">
     <w:nsid w:val="2DBE1DA1"/>
     <w:multiLevelType w:val="multilevel"/>
-    <w:tmpl w:val="09CE7526"/>
+    <w:tmpl w:val="2828F73E"/>
     <w:lvl w:ilvl="0">
       <w:start w:val="1"/>
       <w:numFmt w:val="decimal"/>
@@ -45224,7 +46236,6 @@
     <w:lvl w:ilvl="1">
       <w:start w:val="1"/>
       <w:numFmt w:val="decimal"/>
-      <w:pStyle w:val="Titre2"/>
       <w:lvlText w:val="%1.%2."/>
       <w:lvlJc w:val="left"/>
       <w:pPr>
@@ -45319,7 +46330,7 @@
       </w:rPr>
     </w:lvl>
   </w:abstractNum>
-  <w:abstractNum w:abstractNumId="31" w15:restartNumberingAfterBreak="0">
+  <w:abstractNum w:abstractNumId="33" w15:restartNumberingAfterBreak="0">
     <w:nsid w:val="2EB22C5A"/>
     <w:multiLevelType w:val="multilevel"/>
     <w:tmpl w:val="AAFE761A"/>
@@ -45433,29 +46444,34 @@
       </w:rPr>
     </w:lvl>
   </w:abstractNum>
-  <w:abstractNum w:abstractNumId="32" w15:restartNumberingAfterBreak="0">
+  <w:abstractNum w:abstractNumId="34" w15:restartNumberingAfterBreak="0">
     <w:nsid w:val="2F2D0F3E"/>
     <w:multiLevelType w:val="multilevel"/>
-    <w:tmpl w:val="CCEC20DE"/>
+    <w:tmpl w:val="040C0025"/>
+    <w:name w:val="Projet"/>
     <w:lvl w:ilvl="0">
       <w:start w:val="1"/>
       <w:numFmt w:val="decimal"/>
-      <w:lvlText w:val="%1."/>
-      <w:lvlJc w:val="left"/>
-      <w:pPr>
-        <w:ind w:left="360" w:hanging="360"/>
+      <w:pStyle w:val="Titre1"/>
+      <w:lvlText w:val="%1"/>
+      <w:lvlJc w:val="left"/>
+      <w:pPr>
+        <w:ind w:left="432" w:hanging="432"/>
       </w:pPr>
       <w:rPr>
         <w:rFonts w:hint="default"/>
+        <w:color w:val="007789" w:themeColor="accent1" w:themeShade="BF"/>
+        <w:sz w:val="32"/>
       </w:rPr>
     </w:lvl>
     <w:lvl w:ilvl="1">
-      <w:start w:val="3"/>
+      <w:start w:val="1"/>
       <w:numFmt w:val="decimal"/>
-      <w:lvlText w:val="%1.%2."/>
-      <w:lvlJc w:val="left"/>
-      <w:pPr>
-        <w:ind w:left="792" w:hanging="432"/>
+      <w:pStyle w:val="Titre2"/>
+      <w:lvlText w:val="%1.%2"/>
+      <w:lvlJc w:val="left"/>
+      <w:pPr>
+        <w:ind w:left="576" w:hanging="576"/>
       </w:pPr>
       <w:rPr>
         <w:rFonts w:hint="default"/>
@@ -45464,10 +46480,11 @@
     <w:lvl w:ilvl="2">
       <w:start w:val="1"/>
       <w:numFmt w:val="decimal"/>
-      <w:lvlText w:val="%1.%2.%3."/>
-      <w:lvlJc w:val="left"/>
-      <w:pPr>
-        <w:ind w:left="1224" w:hanging="504"/>
+      <w:pStyle w:val="Titre3"/>
+      <w:lvlText w:val="%1.%2.%3"/>
+      <w:lvlJc w:val="left"/>
+      <w:pPr>
+        <w:ind w:left="720" w:hanging="720"/>
       </w:pPr>
       <w:rPr>
         <w:rFonts w:hint="default"/>
@@ -45476,10 +46493,11 @@
     <w:lvl w:ilvl="3">
       <w:start w:val="1"/>
       <w:numFmt w:val="decimal"/>
-      <w:lvlText w:val="%1.%2.%3.%4."/>
-      <w:lvlJc w:val="left"/>
-      <w:pPr>
-        <w:ind w:left="1728" w:hanging="648"/>
+      <w:pStyle w:val="Titre4"/>
+      <w:lvlText w:val="%1.%2.%3.%4"/>
+      <w:lvlJc w:val="left"/>
+      <w:pPr>
+        <w:ind w:left="864" w:hanging="864"/>
       </w:pPr>
       <w:rPr>
         <w:rFonts w:hint="default"/>
@@ -45488,10 +46506,11 @@
     <w:lvl w:ilvl="4">
       <w:start w:val="1"/>
       <w:numFmt w:val="decimal"/>
-      <w:lvlText w:val="%1.%2.%3.%4.%5."/>
-      <w:lvlJc w:val="left"/>
-      <w:pPr>
-        <w:ind w:left="2232" w:hanging="792"/>
+      <w:pStyle w:val="Titre5"/>
+      <w:lvlText w:val="%1.%2.%3.%4.%5"/>
+      <w:lvlJc w:val="left"/>
+      <w:pPr>
+        <w:ind w:left="1008" w:hanging="1008"/>
       </w:pPr>
       <w:rPr>
         <w:rFonts w:hint="default"/>
@@ -45500,10 +46519,11 @@
     <w:lvl w:ilvl="5">
       <w:start w:val="1"/>
       <w:numFmt w:val="decimal"/>
-      <w:lvlText w:val="%1.%2.%3.%4.%5.%6."/>
-      <w:lvlJc w:val="left"/>
-      <w:pPr>
-        <w:ind w:left="2736" w:hanging="936"/>
+      <w:pStyle w:val="Titre6"/>
+      <w:lvlText w:val="%1.%2.%3.%4.%5.%6"/>
+      <w:lvlJc w:val="left"/>
+      <w:pPr>
+        <w:ind w:left="1152" w:hanging="1152"/>
       </w:pPr>
       <w:rPr>
         <w:rFonts w:hint="default"/>
@@ -45512,10 +46532,11 @@
     <w:lvl w:ilvl="6">
       <w:start w:val="1"/>
       <w:numFmt w:val="decimal"/>
-      <w:lvlText w:val="%1.%2.%3.%4.%5.%6.%7."/>
-      <w:lvlJc w:val="left"/>
-      <w:pPr>
-        <w:ind w:left="3240" w:hanging="1080"/>
+      <w:pStyle w:val="Titre7"/>
+      <w:lvlText w:val="%1.%2.%3.%4.%5.%6.%7"/>
+      <w:lvlJc w:val="left"/>
+      <w:pPr>
+        <w:ind w:left="1296" w:hanging="1296"/>
       </w:pPr>
       <w:rPr>
         <w:rFonts w:hint="default"/>
@@ -45524,10 +46545,11 @@
     <w:lvl w:ilvl="7">
       <w:start w:val="1"/>
       <w:numFmt w:val="decimal"/>
-      <w:lvlText w:val="%1.%2.%3.%4.%5.%6.%7.%8."/>
-      <w:lvlJc w:val="left"/>
-      <w:pPr>
-        <w:ind w:left="3744" w:hanging="1224"/>
+      <w:pStyle w:val="Titre8"/>
+      <w:lvlText w:val="%1.%2.%3.%4.%5.%6.%7.%8"/>
+      <w:lvlJc w:val="left"/>
+      <w:pPr>
+        <w:ind w:left="1440" w:hanging="1440"/>
       </w:pPr>
       <w:rPr>
         <w:rFonts w:hint="default"/>
@@ -45536,17 +46558,18 @@
     <w:lvl w:ilvl="8">
       <w:start w:val="1"/>
       <w:numFmt w:val="decimal"/>
-      <w:lvlText w:val="%1.%2.%3.%4.%5.%6.%7.%8.%9."/>
-      <w:lvlJc w:val="left"/>
-      <w:pPr>
-        <w:ind w:left="4320" w:hanging="1440"/>
+      <w:pStyle w:val="Titre9"/>
+      <w:lvlText w:val="%1.%2.%3.%4.%5.%6.%7.%8.%9"/>
+      <w:lvlJc w:val="left"/>
+      <w:pPr>
+        <w:ind w:left="1584" w:hanging="1584"/>
       </w:pPr>
       <w:rPr>
         <w:rFonts w:hint="default"/>
       </w:rPr>
     </w:lvl>
   </w:abstractNum>
-  <w:abstractNum w:abstractNumId="33" w15:restartNumberingAfterBreak="0">
+  <w:abstractNum w:abstractNumId="35" w15:restartNumberingAfterBreak="0">
     <w:nsid w:val="2FA228DD"/>
     <w:multiLevelType w:val="multilevel"/>
     <w:tmpl w:val="DD84CDA6"/>
@@ -45695,7 +46718,7 @@
       </w:rPr>
     </w:lvl>
   </w:abstractNum>
-  <w:abstractNum w:abstractNumId="34" w15:restartNumberingAfterBreak="0">
+  <w:abstractNum w:abstractNumId="36" w15:restartNumberingAfterBreak="0">
     <w:nsid w:val="30C93F85"/>
     <w:multiLevelType w:val="multilevel"/>
     <w:tmpl w:val="AA783B04"/>
@@ -45809,7 +46832,7 @@
       </w:rPr>
     </w:lvl>
   </w:abstractNum>
-  <w:abstractNum w:abstractNumId="35" w15:restartNumberingAfterBreak="0">
+  <w:abstractNum w:abstractNumId="37" w15:restartNumberingAfterBreak="0">
     <w:nsid w:val="317D52F9"/>
     <w:multiLevelType w:val="multilevel"/>
     <w:tmpl w:val="AAC03C48"/>
@@ -45958,7 +46981,7 @@
       </w:rPr>
     </w:lvl>
   </w:abstractNum>
-  <w:abstractNum w:abstractNumId="36" w15:restartNumberingAfterBreak="0">
+  <w:abstractNum w:abstractNumId="38" w15:restartNumberingAfterBreak="0">
     <w:nsid w:val="321D2E13"/>
     <w:multiLevelType w:val="multilevel"/>
     <w:tmpl w:val="A2EA7A0A"/>
@@ -46107,7 +47130,7 @@
       </w:rPr>
     </w:lvl>
   </w:abstractNum>
-  <w:abstractNum w:abstractNumId="37" w15:restartNumberingAfterBreak="0">
+  <w:abstractNum w:abstractNumId="39" w15:restartNumberingAfterBreak="0">
     <w:nsid w:val="36C979B7"/>
     <w:multiLevelType w:val="hybridMultilevel"/>
     <w:tmpl w:val="8D8A58B2"/>
@@ -46193,7 +47216,7 @@
       </w:pPr>
     </w:lvl>
   </w:abstractNum>
-  <w:abstractNum w:abstractNumId="38" w15:restartNumberingAfterBreak="0">
+  <w:abstractNum w:abstractNumId="40" w15:restartNumberingAfterBreak="0">
     <w:nsid w:val="3A39656D"/>
     <w:multiLevelType w:val="multilevel"/>
     <w:tmpl w:val="487ADD62"/>
@@ -46306,7 +47329,7 @@
       </w:rPr>
     </w:lvl>
   </w:abstractNum>
-  <w:abstractNum w:abstractNumId="39" w15:restartNumberingAfterBreak="0">
+  <w:abstractNum w:abstractNumId="41" w15:restartNumberingAfterBreak="0">
     <w:nsid w:val="3B5D2BD7"/>
     <w:multiLevelType w:val="multilevel"/>
     <w:tmpl w:val="1A220448"/>
@@ -46428,7 +47451,7 @@
       </w:rPr>
     </w:lvl>
   </w:abstractNum>
-  <w:abstractNum w:abstractNumId="40" w15:restartNumberingAfterBreak="0">
+  <w:abstractNum w:abstractNumId="42" w15:restartNumberingAfterBreak="0">
     <w:nsid w:val="3DE70586"/>
     <w:multiLevelType w:val="multilevel"/>
     <w:tmpl w:val="9C2A91FC"/>
@@ -46518,21 +47541,22 @@
       </w:pPr>
     </w:lvl>
   </w:abstractNum>
-  <w:abstractNum w:abstractNumId="41" w15:restartNumberingAfterBreak="0">
+  <w:abstractNum w:abstractNumId="43" w15:restartNumberingAfterBreak="0">
     <w:nsid w:val="3E051731"/>
     <w:multiLevelType w:val="multilevel"/>
-    <w:tmpl w:val="C346F538"/>
+    <w:tmpl w:val="6DFE4AC4"/>
     <w:lvl w:ilvl="0">
       <w:start w:val="1"/>
       <w:numFmt w:val="decimal"/>
-      <w:pStyle w:val="Titre1"/>
       <w:lvlText w:val="%1."/>
       <w:lvlJc w:val="left"/>
       <w:pPr>
-        <w:ind w:left="720" w:hanging="360"/>
-      </w:pPr>
-      <w:rPr>
-        <w:rFonts w:hint="default"/>
+        <w:ind w:left="360" w:hanging="360"/>
+      </w:pPr>
+      <w:rPr>
+        <w:rFonts w:ascii="Constantia" w:hAnsi="Constantia" w:hint="default"/>
+        <w:color w:val="007789" w:themeColor="accent1" w:themeShade="BF"/>
+        <w:sz w:val="32"/>
       </w:rPr>
     </w:lvl>
     <w:lvl w:ilvl="1">
@@ -46542,20 +47566,20 @@
       <w:lvlText w:val="%1.%2"/>
       <w:lvlJc w:val="left"/>
       <w:pPr>
-        <w:ind w:left="1512" w:hanging="720"/>
+        <w:ind w:left="1152" w:hanging="720"/>
       </w:pPr>
       <w:rPr>
         <w:rFonts w:hint="default"/>
       </w:rPr>
     </w:lvl>
     <w:lvl w:ilvl="2">
-      <w:start w:val="2"/>
+      <w:start w:val="1"/>
       <w:numFmt w:val="decimal"/>
       <w:isLgl/>
       <w:lvlText w:val="%1.%2.%3"/>
       <w:lvlJc w:val="left"/>
       <w:pPr>
-        <w:ind w:left="1944" w:hanging="720"/>
+        <w:ind w:left="1584" w:hanging="720"/>
       </w:pPr>
       <w:rPr>
         <w:rFonts w:hint="default"/>
@@ -46568,7 +47592,7 @@
       <w:lvlText w:val="%1.%2.%3.%4"/>
       <w:lvlJc w:val="left"/>
       <w:pPr>
-        <w:ind w:left="2736" w:hanging="1080"/>
+        <w:ind w:left="2376" w:hanging="1080"/>
       </w:pPr>
       <w:rPr>
         <w:rFonts w:hint="default"/>
@@ -46581,7 +47605,7 @@
       <w:lvlText w:val="%1.%2.%3.%4.%5"/>
       <w:lvlJc w:val="left"/>
       <w:pPr>
-        <w:ind w:left="3528" w:hanging="1440"/>
+        <w:ind w:left="3168" w:hanging="1440"/>
       </w:pPr>
       <w:rPr>
         <w:rFonts w:hint="default"/>
@@ -46594,7 +47618,7 @@
       <w:lvlText w:val="%1.%2.%3.%4.%5.%6"/>
       <w:lvlJc w:val="left"/>
       <w:pPr>
-        <w:ind w:left="4320" w:hanging="1800"/>
+        <w:ind w:left="3960" w:hanging="1800"/>
       </w:pPr>
       <w:rPr>
         <w:rFonts w:hint="default"/>
@@ -46607,7 +47631,7 @@
       <w:lvlText w:val="%1.%2.%3.%4.%5.%6.%7"/>
       <w:lvlJc w:val="left"/>
       <w:pPr>
-        <w:ind w:left="4752" w:hanging="1800"/>
+        <w:ind w:left="4392" w:hanging="1800"/>
       </w:pPr>
       <w:rPr>
         <w:rFonts w:hint="default"/>
@@ -46620,7 +47644,7 @@
       <w:lvlText w:val="%1.%2.%3.%4.%5.%6.%7.%8"/>
       <w:lvlJc w:val="left"/>
       <w:pPr>
-        <w:ind w:left="5544" w:hanging="2160"/>
+        <w:ind w:left="5184" w:hanging="2160"/>
       </w:pPr>
       <w:rPr>
         <w:rFonts w:hint="default"/>
@@ -46633,14 +47657,14 @@
       <w:lvlText w:val="%1.%2.%3.%4.%5.%6.%7.%8.%9"/>
       <w:lvlJc w:val="left"/>
       <w:pPr>
-        <w:ind w:left="6336" w:hanging="2520"/>
+        <w:ind w:left="5976" w:hanging="2520"/>
       </w:pPr>
       <w:rPr>
         <w:rFonts w:hint="default"/>
       </w:rPr>
     </w:lvl>
   </w:abstractNum>
-  <w:abstractNum w:abstractNumId="42" w15:restartNumberingAfterBreak="0">
+  <w:abstractNum w:abstractNumId="44" w15:restartNumberingAfterBreak="0">
     <w:nsid w:val="3F9276A7"/>
     <w:multiLevelType w:val="multilevel"/>
     <w:tmpl w:val="FE4A0B58"/>
@@ -46754,7 +47778,7 @@
       </w:rPr>
     </w:lvl>
   </w:abstractNum>
-  <w:abstractNum w:abstractNumId="43" w15:restartNumberingAfterBreak="0">
+  <w:abstractNum w:abstractNumId="45" w15:restartNumberingAfterBreak="0">
     <w:nsid w:val="420D3617"/>
     <w:multiLevelType w:val="hybridMultilevel"/>
     <w:tmpl w:val="BCF80B8C"/>
@@ -46843,7 +47867,7 @@
       </w:pPr>
     </w:lvl>
   </w:abstractNum>
-  <w:abstractNum w:abstractNumId="44" w15:restartNumberingAfterBreak="0">
+  <w:abstractNum w:abstractNumId="46" w15:restartNumberingAfterBreak="0">
     <w:nsid w:val="42307AB7"/>
     <w:multiLevelType w:val="hybridMultilevel"/>
     <w:tmpl w:val="3EF6F254"/>
@@ -46956,7 +47980,7 @@
       </w:rPr>
     </w:lvl>
   </w:abstractNum>
-  <w:abstractNum w:abstractNumId="45" w15:restartNumberingAfterBreak="0">
+  <w:abstractNum w:abstractNumId="47" w15:restartNumberingAfterBreak="0">
     <w:nsid w:val="438A43C9"/>
     <w:multiLevelType w:val="hybridMultilevel"/>
     <w:tmpl w:val="928C9E88"/>
@@ -47069,7 +48093,152 @@
       </w:rPr>
     </w:lvl>
   </w:abstractNum>
-  <w:abstractNum w:abstractNumId="46" w15:restartNumberingAfterBreak="0">
+  <w:abstractNum w:abstractNumId="48" w15:restartNumberingAfterBreak="0">
+    <w:nsid w:val="445361D8"/>
+    <w:multiLevelType w:val="multilevel"/>
+    <w:tmpl w:val="ECBC9A32"/>
+    <w:lvl w:ilvl="0">
+      <w:start w:val="1"/>
+      <w:numFmt w:val="bullet"/>
+      <w:lvlText w:val=""/>
+      <w:lvlJc w:val="left"/>
+      <w:pPr>
+        <w:tabs>
+          <w:tab w:val="num" w:pos="720"/>
+        </w:tabs>
+        <w:ind w:left="720" w:hanging="360"/>
+      </w:pPr>
+      <w:rPr>
+        <w:rFonts w:ascii="Symbol" w:hAnsi="Symbol" w:hint="default"/>
+        <w:sz w:val="20"/>
+      </w:rPr>
+    </w:lvl>
+    <w:lvl w:ilvl="1">
+      <w:start w:val="1"/>
+      <w:numFmt w:val="decimal"/>
+      <w:lvlText w:val="%2."/>
+      <w:lvlJc w:val="left"/>
+      <w:pPr>
+        <w:tabs>
+          <w:tab w:val="num" w:pos="1440"/>
+        </w:tabs>
+        <w:ind w:left="1440" w:hanging="360"/>
+      </w:pPr>
+    </w:lvl>
+    <w:lvl w:ilvl="2" w:tentative="1">
+      <w:start w:val="1"/>
+      <w:numFmt w:val="bullet"/>
+      <w:lvlText w:val=""/>
+      <w:lvlJc w:val="left"/>
+      <w:pPr>
+        <w:tabs>
+          <w:tab w:val="num" w:pos="2160"/>
+        </w:tabs>
+        <w:ind w:left="2160" w:hanging="360"/>
+      </w:pPr>
+      <w:rPr>
+        <w:rFonts w:ascii="Wingdings" w:hAnsi="Wingdings" w:hint="default"/>
+        <w:sz w:val="20"/>
+      </w:rPr>
+    </w:lvl>
+    <w:lvl w:ilvl="3" w:tentative="1">
+      <w:start w:val="1"/>
+      <w:numFmt w:val="bullet"/>
+      <w:lvlText w:val=""/>
+      <w:lvlJc w:val="left"/>
+      <w:pPr>
+        <w:tabs>
+          <w:tab w:val="num" w:pos="2880"/>
+        </w:tabs>
+        <w:ind w:left="2880" w:hanging="360"/>
+      </w:pPr>
+      <w:rPr>
+        <w:rFonts w:ascii="Wingdings" w:hAnsi="Wingdings" w:hint="default"/>
+        <w:sz w:val="20"/>
+      </w:rPr>
+    </w:lvl>
+    <w:lvl w:ilvl="4" w:tentative="1">
+      <w:start w:val="1"/>
+      <w:numFmt w:val="bullet"/>
+      <w:lvlText w:val=""/>
+      <w:lvlJc w:val="left"/>
+      <w:pPr>
+        <w:tabs>
+          <w:tab w:val="num" w:pos="3600"/>
+        </w:tabs>
+        <w:ind w:left="3600" w:hanging="360"/>
+      </w:pPr>
+      <w:rPr>
+        <w:rFonts w:ascii="Wingdings" w:hAnsi="Wingdings" w:hint="default"/>
+        <w:sz w:val="20"/>
+      </w:rPr>
+    </w:lvl>
+    <w:lvl w:ilvl="5" w:tentative="1">
+      <w:start w:val="1"/>
+      <w:numFmt w:val="bullet"/>
+      <w:lvlText w:val=""/>
+      <w:lvlJc w:val="left"/>
+      <w:pPr>
+        <w:tabs>
+          <w:tab w:val="num" w:pos="4320"/>
+        </w:tabs>
+        <w:ind w:left="4320" w:hanging="360"/>
+      </w:pPr>
+      <w:rPr>
+        <w:rFonts w:ascii="Wingdings" w:hAnsi="Wingdings" w:hint="default"/>
+        <w:sz w:val="20"/>
+      </w:rPr>
+    </w:lvl>
+    <w:lvl w:ilvl="6" w:tentative="1">
+      <w:start w:val="1"/>
+      <w:numFmt w:val="bullet"/>
+      <w:lvlText w:val=""/>
+      <w:lvlJc w:val="left"/>
+      <w:pPr>
+        <w:tabs>
+          <w:tab w:val="num" w:pos="5040"/>
+        </w:tabs>
+        <w:ind w:left="5040" w:hanging="360"/>
+      </w:pPr>
+      <w:rPr>
+        <w:rFonts w:ascii="Wingdings" w:hAnsi="Wingdings" w:hint="default"/>
+        <w:sz w:val="20"/>
+      </w:rPr>
+    </w:lvl>
+    <w:lvl w:ilvl="7" w:tentative="1">
+      <w:start w:val="1"/>
+      <w:numFmt w:val="bullet"/>
+      <w:lvlText w:val=""/>
+      <w:lvlJc w:val="left"/>
+      <w:pPr>
+        <w:tabs>
+          <w:tab w:val="num" w:pos="5760"/>
+        </w:tabs>
+        <w:ind w:left="5760" w:hanging="360"/>
+      </w:pPr>
+      <w:rPr>
+        <w:rFonts w:ascii="Wingdings" w:hAnsi="Wingdings" w:hint="default"/>
+        <w:sz w:val="20"/>
+      </w:rPr>
+    </w:lvl>
+    <w:lvl w:ilvl="8" w:tentative="1">
+      <w:start w:val="1"/>
+      <w:numFmt w:val="bullet"/>
+      <w:lvlText w:val=""/>
+      <w:lvlJc w:val="left"/>
+      <w:pPr>
+        <w:tabs>
+          <w:tab w:val="num" w:pos="6480"/>
+        </w:tabs>
+        <w:ind w:left="6480" w:hanging="360"/>
+      </w:pPr>
+      <w:rPr>
+        <w:rFonts w:ascii="Wingdings" w:hAnsi="Wingdings" w:hint="default"/>
+        <w:sz w:val="20"/>
+      </w:rPr>
+    </w:lvl>
+  </w:abstractNum>
+  <w:abstractNum w:abstractNumId="49" w15:restartNumberingAfterBreak="0">
     <w:nsid w:val="49421F00"/>
     <w:multiLevelType w:val="multilevel"/>
     <w:tmpl w:val="7D5CCD5C"/>
@@ -47183,7 +48352,7 @@
       </w:rPr>
     </w:lvl>
   </w:abstractNum>
-  <w:abstractNum w:abstractNumId="47" w15:restartNumberingAfterBreak="0">
+  <w:abstractNum w:abstractNumId="50" w15:restartNumberingAfterBreak="0">
     <w:nsid w:val="4AE570F2"/>
     <w:multiLevelType w:val="multilevel"/>
     <w:tmpl w:val="5E2077AC"/>
@@ -47302,7 +48471,7 @@
       </w:rPr>
     </w:lvl>
   </w:abstractNum>
-  <w:abstractNum w:abstractNumId="48" w15:restartNumberingAfterBreak="0">
+  <w:abstractNum w:abstractNumId="51" w15:restartNumberingAfterBreak="0">
     <w:nsid w:val="4C727B59"/>
     <w:multiLevelType w:val="multilevel"/>
     <w:tmpl w:val="9836DC02"/>
@@ -47415,7 +48584,7 @@
       </w:rPr>
     </w:lvl>
   </w:abstractNum>
-  <w:abstractNum w:abstractNumId="49" w15:restartNumberingAfterBreak="0">
+  <w:abstractNum w:abstractNumId="52" w15:restartNumberingAfterBreak="0">
     <w:nsid w:val="4D8E7FB0"/>
     <w:multiLevelType w:val="multilevel"/>
     <w:tmpl w:val="40067D5A"/>
@@ -47529,7 +48698,7 @@
       </w:rPr>
     </w:lvl>
   </w:abstractNum>
-  <w:abstractNum w:abstractNumId="50" w15:restartNumberingAfterBreak="0">
+  <w:abstractNum w:abstractNumId="53" w15:restartNumberingAfterBreak="0">
     <w:nsid w:val="4D9A42B9"/>
     <w:multiLevelType w:val="multilevel"/>
     <w:tmpl w:val="2D36D5C4"/>
@@ -47643,7 +48812,156 @@
       </w:rPr>
     </w:lvl>
   </w:abstractNum>
-  <w:abstractNum w:abstractNumId="51" w15:restartNumberingAfterBreak="0">
+  <w:abstractNum w:abstractNumId="54" w15:restartNumberingAfterBreak="0">
+    <w:nsid w:val="4F595742"/>
+    <w:multiLevelType w:val="multilevel"/>
+    <w:tmpl w:val="8E40B76A"/>
+    <w:lvl w:ilvl="0">
+      <w:start w:val="1"/>
+      <w:numFmt w:val="bullet"/>
+      <w:lvlText w:val=""/>
+      <w:lvlJc w:val="left"/>
+      <w:pPr>
+        <w:tabs>
+          <w:tab w:val="num" w:pos="720"/>
+        </w:tabs>
+        <w:ind w:left="720" w:hanging="360"/>
+      </w:pPr>
+      <w:rPr>
+        <w:rFonts w:ascii="Symbol" w:hAnsi="Symbol" w:hint="default"/>
+        <w:sz w:val="20"/>
+      </w:rPr>
+    </w:lvl>
+    <w:lvl w:ilvl="1" w:tentative="1">
+      <w:start w:val="1"/>
+      <w:numFmt w:val="bullet"/>
+      <w:lvlText w:val="o"/>
+      <w:lvlJc w:val="left"/>
+      <w:pPr>
+        <w:tabs>
+          <w:tab w:val="num" w:pos="1440"/>
+        </w:tabs>
+        <w:ind w:left="1440" w:hanging="360"/>
+      </w:pPr>
+      <w:rPr>
+        <w:rFonts w:ascii="Courier New" w:hAnsi="Courier New" w:hint="default"/>
+        <w:sz w:val="20"/>
+      </w:rPr>
+    </w:lvl>
+    <w:lvl w:ilvl="2" w:tentative="1">
+      <w:start w:val="1"/>
+      <w:numFmt w:val="bullet"/>
+      <w:lvlText w:val=""/>
+      <w:lvlJc w:val="left"/>
+      <w:pPr>
+        <w:tabs>
+          <w:tab w:val="num" w:pos="2160"/>
+        </w:tabs>
+        <w:ind w:left="2160" w:hanging="360"/>
+      </w:pPr>
+      <w:rPr>
+        <w:rFonts w:ascii="Wingdings" w:hAnsi="Wingdings" w:hint="default"/>
+        <w:sz w:val="20"/>
+      </w:rPr>
+    </w:lvl>
+    <w:lvl w:ilvl="3" w:tentative="1">
+      <w:start w:val="1"/>
+      <w:numFmt w:val="bullet"/>
+      <w:lvlText w:val=""/>
+      <w:lvlJc w:val="left"/>
+      <w:pPr>
+        <w:tabs>
+          <w:tab w:val="num" w:pos="2880"/>
+        </w:tabs>
+        <w:ind w:left="2880" w:hanging="360"/>
+      </w:pPr>
+      <w:rPr>
+        <w:rFonts w:ascii="Wingdings" w:hAnsi="Wingdings" w:hint="default"/>
+        <w:sz w:val="20"/>
+      </w:rPr>
+    </w:lvl>
+    <w:lvl w:ilvl="4" w:tentative="1">
+      <w:start w:val="1"/>
+      <w:numFmt w:val="bullet"/>
+      <w:lvlText w:val=""/>
+      <w:lvlJc w:val="left"/>
+      <w:pPr>
+        <w:tabs>
+          <w:tab w:val="num" w:pos="3600"/>
+        </w:tabs>
+        <w:ind w:left="3600" w:hanging="360"/>
+      </w:pPr>
+      <w:rPr>
+        <w:rFonts w:ascii="Wingdings" w:hAnsi="Wingdings" w:hint="default"/>
+        <w:sz w:val="20"/>
+      </w:rPr>
+    </w:lvl>
+    <w:lvl w:ilvl="5" w:tentative="1">
+      <w:start w:val="1"/>
+      <w:numFmt w:val="bullet"/>
+      <w:lvlText w:val=""/>
+      <w:lvlJc w:val="left"/>
+      <w:pPr>
+        <w:tabs>
+          <w:tab w:val="num" w:pos="4320"/>
+        </w:tabs>
+        <w:ind w:left="4320" w:hanging="360"/>
+      </w:pPr>
+      <w:rPr>
+        <w:rFonts w:ascii="Wingdings" w:hAnsi="Wingdings" w:hint="default"/>
+        <w:sz w:val="20"/>
+      </w:rPr>
+    </w:lvl>
+    <w:lvl w:ilvl="6" w:tentative="1">
+      <w:start w:val="1"/>
+      <w:numFmt w:val="bullet"/>
+      <w:lvlText w:val=""/>
+      <w:lvlJc w:val="left"/>
+      <w:pPr>
+        <w:tabs>
+          <w:tab w:val="num" w:pos="5040"/>
+        </w:tabs>
+        <w:ind w:left="5040" w:hanging="360"/>
+      </w:pPr>
+      <w:rPr>
+        <w:rFonts w:ascii="Wingdings" w:hAnsi="Wingdings" w:hint="default"/>
+        <w:sz w:val="20"/>
+      </w:rPr>
+    </w:lvl>
+    <w:lvl w:ilvl="7" w:tentative="1">
+      <w:start w:val="1"/>
+      <w:numFmt w:val="bullet"/>
+      <w:lvlText w:val=""/>
+      <w:lvlJc w:val="left"/>
+      <w:pPr>
+        <w:tabs>
+          <w:tab w:val="num" w:pos="5760"/>
+        </w:tabs>
+        <w:ind w:left="5760" w:hanging="360"/>
+      </w:pPr>
+      <w:rPr>
+        <w:rFonts w:ascii="Wingdings" w:hAnsi="Wingdings" w:hint="default"/>
+        <w:sz w:val="20"/>
+      </w:rPr>
+    </w:lvl>
+    <w:lvl w:ilvl="8" w:tentative="1">
+      <w:start w:val="1"/>
+      <w:numFmt w:val="bullet"/>
+      <w:lvlText w:val=""/>
+      <w:lvlJc w:val="left"/>
+      <w:pPr>
+        <w:tabs>
+          <w:tab w:val="num" w:pos="6480"/>
+        </w:tabs>
+        <w:ind w:left="6480" w:hanging="360"/>
+      </w:pPr>
+      <w:rPr>
+        <w:rFonts w:ascii="Wingdings" w:hAnsi="Wingdings" w:hint="default"/>
+        <w:sz w:val="20"/>
+      </w:rPr>
+    </w:lvl>
+  </w:abstractNum>
+  <w:abstractNum w:abstractNumId="55" w15:restartNumberingAfterBreak="0">
     <w:nsid w:val="50051BE1"/>
     <w:multiLevelType w:val="multilevel"/>
     <w:tmpl w:val="6C30EC56"/>
@@ -47757,7 +49075,7 @@
       </w:rPr>
     </w:lvl>
   </w:abstractNum>
-  <w:abstractNum w:abstractNumId="52" w15:restartNumberingAfterBreak="0">
+  <w:abstractNum w:abstractNumId="56" w15:restartNumberingAfterBreak="0">
     <w:nsid w:val="507F653C"/>
     <w:multiLevelType w:val="multilevel"/>
     <w:tmpl w:val="4C2237C0"/>
@@ -47898,7 +49216,7 @@
       </w:rPr>
     </w:lvl>
   </w:abstractNum>
-  <w:abstractNum w:abstractNumId="53" w15:restartNumberingAfterBreak="0">
+  <w:abstractNum w:abstractNumId="57" w15:restartNumberingAfterBreak="0">
     <w:nsid w:val="529D080A"/>
     <w:multiLevelType w:val="multilevel"/>
     <w:tmpl w:val="06E0005C"/>
@@ -48012,7 +49330,7 @@
       </w:rPr>
     </w:lvl>
   </w:abstractNum>
-  <w:abstractNum w:abstractNumId="54" w15:restartNumberingAfterBreak="0">
+  <w:abstractNum w:abstractNumId="58" w15:restartNumberingAfterBreak="0">
     <w:nsid w:val="54132518"/>
     <w:multiLevelType w:val="multilevel"/>
     <w:tmpl w:val="88B28FB6"/>
@@ -48126,7 +49444,7 @@
       </w:rPr>
     </w:lvl>
   </w:abstractNum>
-  <w:abstractNum w:abstractNumId="55" w15:restartNumberingAfterBreak="0">
+  <w:abstractNum w:abstractNumId="59" w15:restartNumberingAfterBreak="0">
     <w:nsid w:val="552652EF"/>
     <w:multiLevelType w:val="multilevel"/>
     <w:tmpl w:val="C0D07258"/>
@@ -48275,13 +49593,126 @@
       </w:rPr>
     </w:lvl>
   </w:abstractNum>
-  <w:abstractNum w:abstractNumId="56" w15:restartNumberingAfterBreak="0">
+  <w:abstractNum w:abstractNumId="60" w15:restartNumberingAfterBreak="0">
+    <w:nsid w:val="561C3CE5"/>
+    <w:multiLevelType w:val="multilevel"/>
+    <w:tmpl w:val="B644CABC"/>
+    <w:lvl w:ilvl="0">
+      <w:start w:val="1"/>
+      <w:numFmt w:val="decimal"/>
+      <w:lvlText w:val="%1."/>
+      <w:lvlJc w:val="left"/>
+      <w:pPr>
+        <w:tabs>
+          <w:tab w:val="num" w:pos="720"/>
+        </w:tabs>
+        <w:ind w:left="720" w:hanging="360"/>
+      </w:pPr>
+    </w:lvl>
+    <w:lvl w:ilvl="1" w:tentative="1">
+      <w:start w:val="1"/>
+      <w:numFmt w:val="decimal"/>
+      <w:lvlText w:val="%2."/>
+      <w:lvlJc w:val="left"/>
+      <w:pPr>
+        <w:tabs>
+          <w:tab w:val="num" w:pos="1440"/>
+        </w:tabs>
+        <w:ind w:left="1440" w:hanging="360"/>
+      </w:pPr>
+    </w:lvl>
+    <w:lvl w:ilvl="2" w:tentative="1">
+      <w:start w:val="1"/>
+      <w:numFmt w:val="decimal"/>
+      <w:lvlText w:val="%3."/>
+      <w:lvlJc w:val="left"/>
+      <w:pPr>
+        <w:tabs>
+          <w:tab w:val="num" w:pos="2160"/>
+        </w:tabs>
+        <w:ind w:left="2160" w:hanging="360"/>
+      </w:pPr>
+    </w:lvl>
+    <w:lvl w:ilvl="3" w:tentative="1">
+      <w:start w:val="1"/>
+      <w:numFmt w:val="decimal"/>
+      <w:lvlText w:val="%4."/>
+      <w:lvlJc w:val="left"/>
+      <w:pPr>
+        <w:tabs>
+          <w:tab w:val="num" w:pos="2880"/>
+        </w:tabs>
+        <w:ind w:left="2880" w:hanging="360"/>
+      </w:pPr>
+    </w:lvl>
+    <w:lvl w:ilvl="4" w:tentative="1">
+      <w:start w:val="1"/>
+      <w:numFmt w:val="decimal"/>
+      <w:lvlText w:val="%5."/>
+      <w:lvlJc w:val="left"/>
+      <w:pPr>
+        <w:tabs>
+          <w:tab w:val="num" w:pos="3600"/>
+        </w:tabs>
+        <w:ind w:left="3600" w:hanging="360"/>
+      </w:pPr>
+    </w:lvl>
+    <w:lvl w:ilvl="5" w:tentative="1">
+      <w:start w:val="1"/>
+      <w:numFmt w:val="decimal"/>
+      <w:lvlText w:val="%6."/>
+      <w:lvlJc w:val="left"/>
+      <w:pPr>
+        <w:tabs>
+          <w:tab w:val="num" w:pos="4320"/>
+        </w:tabs>
+        <w:ind w:left="4320" w:hanging="360"/>
+      </w:pPr>
+    </w:lvl>
+    <w:lvl w:ilvl="6" w:tentative="1">
+      <w:start w:val="1"/>
+      <w:numFmt w:val="decimal"/>
+      <w:lvlText w:val="%7."/>
+      <w:lvlJc w:val="left"/>
+      <w:pPr>
+        <w:tabs>
+          <w:tab w:val="num" w:pos="5040"/>
+        </w:tabs>
+        <w:ind w:left="5040" w:hanging="360"/>
+      </w:pPr>
+    </w:lvl>
+    <w:lvl w:ilvl="7" w:tentative="1">
+      <w:start w:val="1"/>
+      <w:numFmt w:val="decimal"/>
+      <w:lvlText w:val="%8."/>
+      <w:lvlJc w:val="left"/>
+      <w:pPr>
+        <w:tabs>
+          <w:tab w:val="num" w:pos="5760"/>
+        </w:tabs>
+        <w:ind w:left="5760" w:hanging="360"/>
+      </w:pPr>
+    </w:lvl>
+    <w:lvl w:ilvl="8" w:tentative="1">
+      <w:start w:val="1"/>
+      <w:numFmt w:val="decimal"/>
+      <w:lvlText w:val="%9."/>
+      <w:lvlJc w:val="left"/>
+      <w:pPr>
+        <w:tabs>
+          <w:tab w:val="num" w:pos="6480"/>
+        </w:tabs>
+        <w:ind w:left="6480" w:hanging="360"/>
+      </w:pPr>
+    </w:lvl>
+  </w:abstractNum>
+  <w:abstractNum w:abstractNumId="61" w15:restartNumberingAfterBreak="0">
     <w:nsid w:val="5883522D"/>
     <w:multiLevelType w:val="multilevel"/>
     <w:tmpl w:val="5BB4A4EC"/>
     <w:numStyleLink w:val="Listeactuelle11"/>
   </w:abstractNum>
-  <w:abstractNum w:abstractNumId="57" w15:restartNumberingAfterBreak="0">
+  <w:abstractNum w:abstractNumId="62" w15:restartNumberingAfterBreak="0">
     <w:nsid w:val="5A110A78"/>
     <w:multiLevelType w:val="hybridMultilevel"/>
     <w:tmpl w:val="7734774A"/>
@@ -48394,7 +49825,7 @@
       </w:rPr>
     </w:lvl>
   </w:abstractNum>
-  <w:abstractNum w:abstractNumId="58" w15:restartNumberingAfterBreak="0">
+  <w:abstractNum w:abstractNumId="63" w15:restartNumberingAfterBreak="0">
     <w:nsid w:val="5B97757E"/>
     <w:multiLevelType w:val="multilevel"/>
     <w:tmpl w:val="01D46E54"/>
@@ -48508,13 +49939,126 @@
       </w:rPr>
     </w:lvl>
   </w:abstractNum>
-  <w:abstractNum w:abstractNumId="59" w15:restartNumberingAfterBreak="0">
+  <w:abstractNum w:abstractNumId="64" w15:restartNumberingAfterBreak="0">
     <w:nsid w:val="5BDA0299"/>
     <w:multiLevelType w:val="multilevel"/>
     <w:tmpl w:val="1A220448"/>
     <w:numStyleLink w:val="Listeactuelle22"/>
   </w:abstractNum>
-  <w:abstractNum w:abstractNumId="60" w15:restartNumberingAfterBreak="0">
+  <w:abstractNum w:abstractNumId="65" w15:restartNumberingAfterBreak="0">
+    <w:nsid w:val="5CDC322B"/>
+    <w:multiLevelType w:val="multilevel"/>
+    <w:tmpl w:val="579A4316"/>
+    <w:lvl w:ilvl="0">
+      <w:start w:val="1"/>
+      <w:numFmt w:val="decimal"/>
+      <w:lvlText w:val="%1."/>
+      <w:lvlJc w:val="left"/>
+      <w:pPr>
+        <w:ind w:left="360" w:hanging="360"/>
+      </w:pPr>
+      <w:rPr>
+        <w:rFonts w:hint="default"/>
+      </w:rPr>
+    </w:lvl>
+    <w:lvl w:ilvl="1">
+      <w:start w:val="1"/>
+      <w:numFmt w:val="decimal"/>
+      <w:lvlText w:val="%1.%2."/>
+      <w:lvlJc w:val="left"/>
+      <w:pPr>
+        <w:ind w:left="639" w:hanging="432"/>
+      </w:pPr>
+      <w:rPr>
+        <w:rFonts w:hint="default"/>
+      </w:rPr>
+    </w:lvl>
+    <w:lvl w:ilvl="2">
+      <w:start w:val="1"/>
+      <w:numFmt w:val="decimal"/>
+      <w:lvlText w:val="%1.%3.%2"/>
+      <w:lvlJc w:val="left"/>
+      <w:pPr>
+        <w:ind w:left="1922" w:hanging="504"/>
+      </w:pPr>
+      <w:rPr>
+        <w:rFonts w:hint="default"/>
+      </w:rPr>
+    </w:lvl>
+    <w:lvl w:ilvl="3">
+      <w:start w:val="1"/>
+      <w:numFmt w:val="decimal"/>
+      <w:lvlText w:val="%1.%2.%3.%4."/>
+      <w:lvlJc w:val="left"/>
+      <w:pPr>
+        <w:ind w:left="1728" w:hanging="648"/>
+      </w:pPr>
+      <w:rPr>
+        <w:rFonts w:hint="default"/>
+      </w:rPr>
+    </w:lvl>
+    <w:lvl w:ilvl="4">
+      <w:start w:val="1"/>
+      <w:numFmt w:val="decimal"/>
+      <w:lvlText w:val="%1.%2.%3.%4.%5."/>
+      <w:lvlJc w:val="left"/>
+      <w:pPr>
+        <w:ind w:left="2232" w:hanging="792"/>
+      </w:pPr>
+      <w:rPr>
+        <w:rFonts w:hint="default"/>
+      </w:rPr>
+    </w:lvl>
+    <w:lvl w:ilvl="5">
+      <w:start w:val="1"/>
+      <w:numFmt w:val="decimal"/>
+      <w:lvlText w:val="%1.%2.%3.%4.%5.%6."/>
+      <w:lvlJc w:val="left"/>
+      <w:pPr>
+        <w:ind w:left="2736" w:hanging="936"/>
+      </w:pPr>
+      <w:rPr>
+        <w:rFonts w:hint="default"/>
+      </w:rPr>
+    </w:lvl>
+    <w:lvl w:ilvl="6">
+      <w:start w:val="1"/>
+      <w:numFmt w:val="decimal"/>
+      <w:lvlText w:val="%1.%2.%3.%4.%5.%6.%7."/>
+      <w:lvlJc w:val="left"/>
+      <w:pPr>
+        <w:ind w:left="3240" w:hanging="1080"/>
+      </w:pPr>
+      <w:rPr>
+        <w:rFonts w:hint="default"/>
+      </w:rPr>
+    </w:lvl>
+    <w:lvl w:ilvl="7">
+      <w:start w:val="1"/>
+      <w:numFmt w:val="decimal"/>
+      <w:lvlText w:val="%1.%2.%3.%4.%5.%6.%7.%8."/>
+      <w:lvlJc w:val="left"/>
+      <w:pPr>
+        <w:ind w:left="3744" w:hanging="1224"/>
+      </w:pPr>
+      <w:rPr>
+        <w:rFonts w:hint="default"/>
+      </w:rPr>
+    </w:lvl>
+    <w:lvl w:ilvl="8">
+      <w:start w:val="1"/>
+      <w:numFmt w:val="decimal"/>
+      <w:lvlText w:val="%1.%2.%3.%4.%5.%6.%7.%8.%9."/>
+      <w:lvlJc w:val="left"/>
+      <w:pPr>
+        <w:ind w:left="4320" w:hanging="1440"/>
+      </w:pPr>
+      <w:rPr>
+        <w:rFonts w:hint="default"/>
+      </w:rPr>
+    </w:lvl>
+  </w:abstractNum>
+  <w:abstractNum w:abstractNumId="66" w15:restartNumberingAfterBreak="0">
     <w:nsid w:val="5DF7186C"/>
     <w:multiLevelType w:val="hybridMultilevel"/>
     <w:tmpl w:val="458A0CD6"/>
@@ -48627,93 +50171,123 @@
       </w:rPr>
     </w:lvl>
   </w:abstractNum>
-  <w:abstractNum w:abstractNumId="61" w15:restartNumberingAfterBreak="0">
+  <w:abstractNum w:abstractNumId="67" w15:restartNumberingAfterBreak="0">
     <w:nsid w:val="5E02460B"/>
     <w:multiLevelType w:val="multilevel"/>
-    <w:tmpl w:val="040C001F"/>
+    <w:tmpl w:val="F420FA46"/>
+    <w:name w:val="Projet"/>
     <w:lvl w:ilvl="0">
       <w:start w:val="1"/>
       <w:numFmt w:val="decimal"/>
-      <w:lvlText w:val="%1."/>
-      <w:lvlJc w:val="left"/>
-      <w:pPr>
-        <w:ind w:left="360" w:hanging="360"/>
-      </w:pPr>
+      <w:lvlText w:val="%1"/>
+      <w:lvlJc w:val="left"/>
+      <w:pPr>
+        <w:ind w:left="432" w:hanging="432"/>
+      </w:pPr>
+      <w:rPr>
+        <w:rFonts w:hint="default"/>
+        <w:color w:val="007789" w:themeColor="accent1" w:themeShade="BF"/>
+        <w:sz w:val="32"/>
+      </w:rPr>
     </w:lvl>
     <w:lvl w:ilvl="1">
       <w:start w:val="1"/>
       <w:numFmt w:val="decimal"/>
-      <w:lvlText w:val="%1.%2."/>
-      <w:lvlJc w:val="left"/>
-      <w:pPr>
-        <w:ind w:left="792" w:hanging="432"/>
-      </w:pPr>
+      <w:lvlText w:val="%1.%2"/>
+      <w:lvlJc w:val="left"/>
+      <w:pPr>
+        <w:ind w:left="576" w:hanging="576"/>
+      </w:pPr>
+      <w:rPr>
+        <w:rFonts w:hint="default"/>
+      </w:rPr>
     </w:lvl>
     <w:lvl w:ilvl="2">
       <w:start w:val="1"/>
       <w:numFmt w:val="decimal"/>
-      <w:lvlText w:val="%1.%2.%3."/>
-      <w:lvlJc w:val="left"/>
-      <w:pPr>
-        <w:ind w:left="1224" w:hanging="504"/>
-      </w:pPr>
+      <w:lvlText w:val="%1.%2.%3"/>
+      <w:lvlJc w:val="left"/>
+      <w:pPr>
+        <w:ind w:left="720" w:hanging="720"/>
+      </w:pPr>
+      <w:rPr>
+        <w:rFonts w:hint="default"/>
+      </w:rPr>
     </w:lvl>
     <w:lvl w:ilvl="3">
       <w:start w:val="1"/>
       <w:numFmt w:val="decimal"/>
-      <w:lvlText w:val="%1.%2.%3.%4."/>
-      <w:lvlJc w:val="left"/>
-      <w:pPr>
-        <w:ind w:left="1728" w:hanging="648"/>
-      </w:pPr>
+      <w:lvlText w:val="%1.%2.%3.%4"/>
+      <w:lvlJc w:val="left"/>
+      <w:pPr>
+        <w:ind w:left="864" w:hanging="864"/>
+      </w:pPr>
+      <w:rPr>
+        <w:rFonts w:hint="default"/>
+      </w:rPr>
     </w:lvl>
     <w:lvl w:ilvl="4">
       <w:start w:val="1"/>
       <w:numFmt w:val="decimal"/>
-      <w:lvlText w:val="%1.%2.%3.%4.%5."/>
-      <w:lvlJc w:val="left"/>
-      <w:pPr>
-        <w:ind w:left="2232" w:hanging="792"/>
-      </w:pPr>
+      <w:lvlText w:val="%1.%2.%3.%4.%5"/>
+      <w:lvlJc w:val="left"/>
+      <w:pPr>
+        <w:ind w:left="1008" w:hanging="1008"/>
+      </w:pPr>
+      <w:rPr>
+        <w:rFonts w:hint="default"/>
+      </w:rPr>
     </w:lvl>
     <w:lvl w:ilvl="5">
       <w:start w:val="1"/>
       <w:numFmt w:val="decimal"/>
-      <w:lvlText w:val="%1.%2.%3.%4.%5.%6."/>
-      <w:lvlJc w:val="left"/>
-      <w:pPr>
-        <w:ind w:left="2736" w:hanging="936"/>
-      </w:pPr>
+      <w:lvlText w:val="%1.%2.%3.%4.%5.%6"/>
+      <w:lvlJc w:val="left"/>
+      <w:pPr>
+        <w:ind w:left="1152" w:hanging="1152"/>
+      </w:pPr>
+      <w:rPr>
+        <w:rFonts w:hint="default"/>
+      </w:rPr>
     </w:lvl>
     <w:lvl w:ilvl="6">
       <w:start w:val="1"/>
       <w:numFmt w:val="decimal"/>
-      <w:lvlText w:val="%1.%2.%3.%4.%5.%6.%7."/>
-      <w:lvlJc w:val="left"/>
-      <w:pPr>
-        <w:ind w:left="3240" w:hanging="1080"/>
-      </w:pPr>
+      <w:lvlText w:val="%1.%2.%3.%4.%5.%6.%7"/>
+      <w:lvlJc w:val="left"/>
+      <w:pPr>
+        <w:ind w:left="1296" w:hanging="1296"/>
+      </w:pPr>
+      <w:rPr>
+        <w:rFonts w:hint="default"/>
+      </w:rPr>
     </w:lvl>
     <w:lvl w:ilvl="7">
       <w:start w:val="1"/>
       <w:numFmt w:val="decimal"/>
-      <w:lvlText w:val="%1.%2.%3.%4.%5.%6.%7.%8."/>
-      <w:lvlJc w:val="left"/>
-      <w:pPr>
-        <w:ind w:left="3744" w:hanging="1224"/>
-      </w:pPr>
+      <w:lvlText w:val="%1.%2.%3.%4.%5.%6.%7.%8"/>
+      <w:lvlJc w:val="left"/>
+      <w:pPr>
+        <w:ind w:left="1440" w:hanging="1440"/>
+      </w:pPr>
+      <w:rPr>
+        <w:rFonts w:hint="default"/>
+      </w:rPr>
     </w:lvl>
     <w:lvl w:ilvl="8">
       <w:start w:val="1"/>
       <w:numFmt w:val="decimal"/>
-      <w:lvlText w:val="%1.%2.%3.%4.%5.%6.%7.%8.%9."/>
-      <w:lvlJc w:val="left"/>
-      <w:pPr>
-        <w:ind w:left="4320" w:hanging="1440"/>
-      </w:pPr>
+      <w:lvlText w:val="%1.%2.%3.%4.%5.%6.%7.%8.%9"/>
+      <w:lvlJc w:val="left"/>
+      <w:pPr>
+        <w:ind w:left="1584" w:hanging="1584"/>
+      </w:pPr>
+      <w:rPr>
+        <w:rFonts w:hint="default"/>
+      </w:rPr>
     </w:lvl>
   </w:abstractNum>
-  <w:abstractNum w:abstractNumId="62" w15:restartNumberingAfterBreak="0">
+  <w:abstractNum w:abstractNumId="68" w15:restartNumberingAfterBreak="0">
     <w:nsid w:val="5E7D197C"/>
     <w:multiLevelType w:val="hybridMultilevel"/>
     <w:tmpl w:val="35BE1FFE"/>
@@ -48826,7 +50400,120 @@
       </w:rPr>
     </w:lvl>
   </w:abstractNum>
-  <w:abstractNum w:abstractNumId="63" w15:restartNumberingAfterBreak="0">
+  <w:abstractNum w:abstractNumId="69" w15:restartNumberingAfterBreak="0">
+    <w:nsid w:val="5EDB51DA"/>
+    <w:multiLevelType w:val="multilevel"/>
+    <w:tmpl w:val="D84686C0"/>
+    <w:lvl w:ilvl="0">
+      <w:start w:val="1"/>
+      <w:numFmt w:val="decimal"/>
+      <w:lvlText w:val="%1."/>
+      <w:lvlJc w:val="left"/>
+      <w:pPr>
+        <w:tabs>
+          <w:tab w:val="num" w:pos="720"/>
+        </w:tabs>
+        <w:ind w:left="720" w:hanging="360"/>
+      </w:pPr>
+    </w:lvl>
+    <w:lvl w:ilvl="1" w:tentative="1">
+      <w:start w:val="1"/>
+      <w:numFmt w:val="decimal"/>
+      <w:lvlText w:val="%2."/>
+      <w:lvlJc w:val="left"/>
+      <w:pPr>
+        <w:tabs>
+          <w:tab w:val="num" w:pos="1440"/>
+        </w:tabs>
+        <w:ind w:left="1440" w:hanging="360"/>
+      </w:pPr>
+    </w:lvl>
+    <w:lvl w:ilvl="2" w:tentative="1">
+      <w:start w:val="1"/>
+      <w:numFmt w:val="decimal"/>
+      <w:lvlText w:val="%3."/>
+      <w:lvlJc w:val="left"/>
+      <w:pPr>
+        <w:tabs>
+          <w:tab w:val="num" w:pos="2160"/>
+        </w:tabs>
+        <w:ind w:left="2160" w:hanging="360"/>
+      </w:pPr>
+    </w:lvl>
+    <w:lvl w:ilvl="3" w:tentative="1">
+      <w:start w:val="1"/>
+      <w:numFmt w:val="decimal"/>
+      <w:lvlText w:val="%4."/>
+      <w:lvlJc w:val="left"/>
+      <w:pPr>
+        <w:tabs>
+          <w:tab w:val="num" w:pos="2880"/>
+        </w:tabs>
+        <w:ind w:left="2880" w:hanging="360"/>
+      </w:pPr>
+    </w:lvl>
+    <w:lvl w:ilvl="4" w:tentative="1">
+      <w:start w:val="1"/>
+      <w:numFmt w:val="decimal"/>
+      <w:lvlText w:val="%5."/>
+      <w:lvlJc w:val="left"/>
+      <w:pPr>
+        <w:tabs>
+          <w:tab w:val="num" w:pos="3600"/>
+        </w:tabs>
+        <w:ind w:left="3600" w:hanging="360"/>
+      </w:pPr>
+    </w:lvl>
+    <w:lvl w:ilvl="5" w:tentative="1">
+      <w:start w:val="1"/>
+      <w:numFmt w:val="decimal"/>
+      <w:lvlText w:val="%6."/>
+      <w:lvlJc w:val="left"/>
+      <w:pPr>
+        <w:tabs>
+          <w:tab w:val="num" w:pos="4320"/>
+        </w:tabs>
+        <w:ind w:left="4320" w:hanging="360"/>
+      </w:pPr>
+    </w:lvl>
+    <w:lvl w:ilvl="6" w:tentative="1">
+      <w:start w:val="1"/>
+      <w:numFmt w:val="decimal"/>
+      <w:lvlText w:val="%7."/>
+      <w:lvlJc w:val="left"/>
+      <w:pPr>
+        <w:tabs>
+          <w:tab w:val="num" w:pos="5040"/>
+        </w:tabs>
+        <w:ind w:left="5040" w:hanging="360"/>
+      </w:pPr>
+    </w:lvl>
+    <w:lvl w:ilvl="7" w:tentative="1">
+      <w:start w:val="1"/>
+      <w:numFmt w:val="decimal"/>
+      <w:lvlText w:val="%8."/>
+      <w:lvlJc w:val="left"/>
+      <w:pPr>
+        <w:tabs>
+          <w:tab w:val="num" w:pos="5760"/>
+        </w:tabs>
+        <w:ind w:left="5760" w:hanging="360"/>
+      </w:pPr>
+    </w:lvl>
+    <w:lvl w:ilvl="8" w:tentative="1">
+      <w:start w:val="1"/>
+      <w:numFmt w:val="decimal"/>
+      <w:lvlText w:val="%9."/>
+      <w:lvlJc w:val="left"/>
+      <w:pPr>
+        <w:tabs>
+          <w:tab w:val="num" w:pos="6480"/>
+        </w:tabs>
+        <w:ind w:left="6480" w:hanging="360"/>
+      </w:pPr>
+    </w:lvl>
+  </w:abstractNum>
+  <w:abstractNum w:abstractNumId="70" w15:restartNumberingAfterBreak="0">
     <w:nsid w:val="60335B12"/>
     <w:multiLevelType w:val="multilevel"/>
     <w:tmpl w:val="F73C3DD4"/>
@@ -48940,7 +50627,7 @@
       </w:rPr>
     </w:lvl>
   </w:abstractNum>
-  <w:abstractNum w:abstractNumId="64" w15:restartNumberingAfterBreak="0">
+  <w:abstractNum w:abstractNumId="71" w15:restartNumberingAfterBreak="0">
     <w:nsid w:val="61222C49"/>
     <w:multiLevelType w:val="multilevel"/>
     <w:tmpl w:val="2442563C"/>
@@ -49054,7 +50741,7 @@
       </w:rPr>
     </w:lvl>
   </w:abstractNum>
-  <w:abstractNum w:abstractNumId="65" w15:restartNumberingAfterBreak="0">
+  <w:abstractNum w:abstractNumId="72" w15:restartNumberingAfterBreak="0">
     <w:nsid w:val="61F30553"/>
     <w:multiLevelType w:val="hybridMultilevel"/>
     <w:tmpl w:val="CD06E34A"/>
@@ -49143,13 +50830,13 @@
       </w:pPr>
     </w:lvl>
   </w:abstractNum>
-  <w:abstractNum w:abstractNumId="66" w15:restartNumberingAfterBreak="0">
+  <w:abstractNum w:abstractNumId="73" w15:restartNumberingAfterBreak="0">
     <w:nsid w:val="63C42C46"/>
     <w:multiLevelType w:val="multilevel"/>
     <w:tmpl w:val="1A220448"/>
     <w:numStyleLink w:val="Listeactuelle22"/>
   </w:abstractNum>
-  <w:abstractNum w:abstractNumId="67" w15:restartNumberingAfterBreak="0">
+  <w:abstractNum w:abstractNumId="74" w15:restartNumberingAfterBreak="0">
     <w:nsid w:val="669B257A"/>
     <w:multiLevelType w:val="multilevel"/>
     <w:tmpl w:val="A9687C4C"/>
@@ -49262,7 +50949,7 @@
       </w:rPr>
     </w:lvl>
   </w:abstractNum>
-  <w:abstractNum w:abstractNumId="68" w15:restartNumberingAfterBreak="0">
+  <w:abstractNum w:abstractNumId="75" w15:restartNumberingAfterBreak="0">
     <w:nsid w:val="68A0168B"/>
     <w:multiLevelType w:val="multilevel"/>
     <w:tmpl w:val="08C4ACBA"/>
@@ -49379,7 +51066,7 @@
       </w:pPr>
     </w:lvl>
   </w:abstractNum>
-  <w:abstractNum w:abstractNumId="69" w15:restartNumberingAfterBreak="0">
+  <w:abstractNum w:abstractNumId="76" w15:restartNumberingAfterBreak="0">
     <w:nsid w:val="6AB1572F"/>
     <w:multiLevelType w:val="multilevel"/>
     <w:tmpl w:val="6D7C9FA2"/>
@@ -49493,7 +51180,7 @@
       </w:rPr>
     </w:lvl>
   </w:abstractNum>
-  <w:abstractNum w:abstractNumId="70" w15:restartNumberingAfterBreak="0">
+  <w:abstractNum w:abstractNumId="77" w15:restartNumberingAfterBreak="0">
     <w:nsid w:val="6D1348A7"/>
     <w:multiLevelType w:val="multilevel"/>
     <w:tmpl w:val="CE309FB6"/>
@@ -49642,7 +51329,7 @@
       </w:rPr>
     </w:lvl>
   </w:abstractNum>
-  <w:abstractNum w:abstractNumId="71" w15:restartNumberingAfterBreak="0">
+  <w:abstractNum w:abstractNumId="78" w15:restartNumberingAfterBreak="0">
     <w:nsid w:val="6EED5A76"/>
     <w:multiLevelType w:val="multilevel"/>
     <w:tmpl w:val="B6BA9C6E"/>
@@ -49756,7 +51443,7 @@
       </w:rPr>
     </w:lvl>
   </w:abstractNum>
-  <w:abstractNum w:abstractNumId="72" w15:restartNumberingAfterBreak="0">
+  <w:abstractNum w:abstractNumId="79" w15:restartNumberingAfterBreak="0">
     <w:nsid w:val="6F393A05"/>
     <w:multiLevelType w:val="multilevel"/>
     <w:tmpl w:val="01624BE6"/>
@@ -49870,7 +51557,7 @@
       </w:rPr>
     </w:lvl>
   </w:abstractNum>
-  <w:abstractNum w:abstractNumId="73" w15:restartNumberingAfterBreak="0">
+  <w:abstractNum w:abstractNumId="80" w15:restartNumberingAfterBreak="0">
     <w:nsid w:val="6FEA2859"/>
     <w:multiLevelType w:val="multilevel"/>
     <w:tmpl w:val="0D6A1DCC"/>
@@ -49983,7 +51670,93 @@
       </w:pPr>
     </w:lvl>
   </w:abstractNum>
-  <w:abstractNum w:abstractNumId="74" w15:restartNumberingAfterBreak="0">
+  <w:abstractNum w:abstractNumId="81" w15:restartNumberingAfterBreak="0">
+    <w:nsid w:val="70CD2ACB"/>
+    <w:multiLevelType w:val="multilevel"/>
+    <w:tmpl w:val="040C001D"/>
+    <w:lvl w:ilvl="0">
+      <w:start w:val="1"/>
+      <w:numFmt w:val="decimal"/>
+      <w:lvlText w:val="%1)"/>
+      <w:lvlJc w:val="left"/>
+      <w:pPr>
+        <w:ind w:left="360" w:hanging="360"/>
+      </w:pPr>
+    </w:lvl>
+    <w:lvl w:ilvl="1">
+      <w:start w:val="1"/>
+      <w:numFmt w:val="lowerLetter"/>
+      <w:lvlText w:val="%2)"/>
+      <w:lvlJc w:val="left"/>
+      <w:pPr>
+        <w:ind w:left="720" w:hanging="360"/>
+      </w:pPr>
+    </w:lvl>
+    <w:lvl w:ilvl="2">
+      <w:start w:val="1"/>
+      <w:numFmt w:val="lowerRoman"/>
+      <w:lvlText w:val="%3)"/>
+      <w:lvlJc w:val="left"/>
+      <w:pPr>
+        <w:ind w:left="1080" w:hanging="360"/>
+      </w:pPr>
+    </w:lvl>
+    <w:lvl w:ilvl="3">
+      <w:start w:val="1"/>
+      <w:numFmt w:val="decimal"/>
+      <w:lvlText w:val="(%4)"/>
+      <w:lvlJc w:val="left"/>
+      <w:pPr>
+        <w:ind w:left="1440" w:hanging="360"/>
+      </w:pPr>
+    </w:lvl>
+    <w:lvl w:ilvl="4">
+      <w:start w:val="1"/>
+      <w:numFmt w:val="lowerLetter"/>
+      <w:lvlText w:val="(%5)"/>
+      <w:lvlJc w:val="left"/>
+      <w:pPr>
+        <w:ind w:left="1800" w:hanging="360"/>
+      </w:pPr>
+    </w:lvl>
+    <w:lvl w:ilvl="5">
+      <w:start w:val="1"/>
+      <w:numFmt w:val="lowerRoman"/>
+      <w:lvlText w:val="(%6)"/>
+      <w:lvlJc w:val="left"/>
+      <w:pPr>
+        <w:ind w:left="2160" w:hanging="360"/>
+      </w:pPr>
+    </w:lvl>
+    <w:lvl w:ilvl="6">
+      <w:start w:val="1"/>
+      <w:numFmt w:val="decimal"/>
+      <w:lvlText w:val="%7."/>
+      <w:lvlJc w:val="left"/>
+      <w:pPr>
+        <w:ind w:left="2520" w:hanging="360"/>
+      </w:pPr>
+    </w:lvl>
+    <w:lvl w:ilvl="7">
+      <w:start w:val="1"/>
+      <w:numFmt w:val="lowerLetter"/>
+      <w:lvlText w:val="%8."/>
+      <w:lvlJc w:val="left"/>
+      <w:pPr>
+        <w:ind w:left="2880" w:hanging="360"/>
+      </w:pPr>
+    </w:lvl>
+    <w:lvl w:ilvl="8">
+      <w:start w:val="1"/>
+      <w:numFmt w:val="lowerRoman"/>
+      <w:lvlText w:val="%9."/>
+      <w:lvlJc w:val="left"/>
+      <w:pPr>
+        <w:ind w:left="3240" w:hanging="360"/>
+      </w:pPr>
+    </w:lvl>
+  </w:abstractNum>
+  <w:abstractNum w:abstractNumId="82" w15:restartNumberingAfterBreak="0">
     <w:nsid w:val="74BB7951"/>
     <w:multiLevelType w:val="multilevel"/>
     <w:tmpl w:val="4D02BA64"/>
@@ -50105,7 +51878,128 @@
       </w:rPr>
     </w:lvl>
   </w:abstractNum>
-  <w:abstractNum w:abstractNumId="75" w15:restartNumberingAfterBreak="0">
+  <w:abstractNum w:abstractNumId="83" w15:restartNumberingAfterBreak="0">
+    <w:nsid w:val="74FE772D"/>
+    <w:multiLevelType w:val="multilevel"/>
+    <w:tmpl w:val="56C091CE"/>
+    <w:lvl w:ilvl="0">
+      <w:start w:val="1"/>
+      <w:numFmt w:val="decimal"/>
+      <w:lvlText w:val="%1."/>
+      <w:lvlJc w:val="left"/>
+      <w:pPr>
+        <w:ind w:left="360" w:hanging="360"/>
+      </w:pPr>
+      <w:rPr>
+        <w:rFonts w:hint="default"/>
+      </w:rPr>
+    </w:lvl>
+    <w:lvl w:ilvl="1">
+      <w:start w:val="1"/>
+      <w:numFmt w:val="decimal"/>
+      <w:isLgl/>
+      <w:lvlText w:val="%1.%2"/>
+      <w:lvlJc w:val="left"/>
+      <w:pPr>
+        <w:ind w:left="1152" w:hanging="720"/>
+      </w:pPr>
+      <w:rPr>
+        <w:rFonts w:hint="default"/>
+      </w:rPr>
+    </w:lvl>
+    <w:lvl w:ilvl="2">
+      <w:start w:val="2"/>
+      <w:numFmt w:val="decimal"/>
+      <w:isLgl/>
+      <w:lvlText w:val="%1.%2.%3"/>
+      <w:lvlJc w:val="left"/>
+      <w:pPr>
+        <w:ind w:left="1584" w:hanging="720"/>
+      </w:pPr>
+      <w:rPr>
+        <w:rFonts w:hint="default"/>
+      </w:rPr>
+    </w:lvl>
+    <w:lvl w:ilvl="3">
+      <w:start w:val="1"/>
+      <w:numFmt w:val="decimal"/>
+      <w:isLgl/>
+      <w:lvlText w:val="%1.%2.%3.%4"/>
+      <w:lvlJc w:val="left"/>
+      <w:pPr>
+        <w:ind w:left="2376" w:hanging="1080"/>
+      </w:pPr>
+      <w:rPr>
+        <w:rFonts w:hint="default"/>
+      </w:rPr>
+    </w:lvl>
+    <w:lvl w:ilvl="4">
+      <w:start w:val="1"/>
+      <w:numFmt w:val="decimal"/>
+      <w:isLgl/>
+      <w:lvlText w:val="%1.%2.%3.%4.%5"/>
+      <w:lvlJc w:val="left"/>
+      <w:pPr>
+        <w:ind w:left="3168" w:hanging="1440"/>
+      </w:pPr>
+      <w:rPr>
+        <w:rFonts w:hint="default"/>
+      </w:rPr>
+    </w:lvl>
+    <w:lvl w:ilvl="5">
+      <w:start w:val="1"/>
+      <w:numFmt w:val="decimal"/>
+      <w:isLgl/>
+      <w:lvlText w:val="%1.%2.%3.%4.%5.%6"/>
+      <w:lvlJc w:val="left"/>
+      <w:pPr>
+        <w:ind w:left="3960" w:hanging="1800"/>
+      </w:pPr>
+      <w:rPr>
+        <w:rFonts w:hint="default"/>
+      </w:rPr>
+    </w:lvl>
+    <w:lvl w:ilvl="6">
+      <w:start w:val="1"/>
+      <w:numFmt w:val="decimal"/>
+      <w:isLgl/>
+      <w:lvlText w:val="%1.%2.%3.%4.%5.%6.%7"/>
+      <w:lvlJc w:val="left"/>
+      <w:pPr>
+        <w:ind w:left="4392" w:hanging="1800"/>
+      </w:pPr>
+      <w:rPr>
+        <w:rFonts w:hint="default"/>
+      </w:rPr>
+    </w:lvl>
+    <w:lvl w:ilvl="7">
+      <w:start w:val="1"/>
+      <w:numFmt w:val="decimal"/>
+      <w:isLgl/>
+      <w:lvlText w:val="%1.%2.%3.%4.%5.%6.%7.%8"/>
+      <w:lvlJc w:val="left"/>
+      <w:pPr>
+        <w:ind w:left="5184" w:hanging="2160"/>
+      </w:pPr>
+      <w:rPr>
+        <w:rFonts w:hint="default"/>
+      </w:rPr>
+    </w:lvl>
+    <w:lvl w:ilvl="8">
+      <w:start w:val="1"/>
+      <w:numFmt w:val="decimal"/>
+      <w:isLgl/>
+      <w:lvlText w:val="%1.%2.%3.%4.%5.%6.%7.%8.%9"/>
+      <w:lvlJc w:val="left"/>
+      <w:pPr>
+        <w:ind w:left="5976" w:hanging="2520"/>
+      </w:pPr>
+      <w:rPr>
+        <w:rFonts w:hint="default"/>
+      </w:rPr>
+    </w:lvl>
+  </w:abstractNum>
+  <w:abstractNum w:abstractNumId="84" w15:restartNumberingAfterBreak="0">
     <w:nsid w:val="775B2F2F"/>
     <w:multiLevelType w:val="multilevel"/>
     <w:tmpl w:val="D818C34A"/>
@@ -50192,7 +52086,7 @@
       </w:pPr>
     </w:lvl>
   </w:abstractNum>
-  <w:abstractNum w:abstractNumId="76" w15:restartNumberingAfterBreak="0">
+  <w:abstractNum w:abstractNumId="85" w15:restartNumberingAfterBreak="0">
     <w:nsid w:val="785D633D"/>
     <w:multiLevelType w:val="multilevel"/>
     <w:tmpl w:val="A81A5638"/>
@@ -50341,7 +52235,7 @@
       </w:rPr>
     </w:lvl>
   </w:abstractNum>
-  <w:abstractNum w:abstractNumId="77" w15:restartNumberingAfterBreak="0">
+  <w:abstractNum w:abstractNumId="86" w15:restartNumberingAfterBreak="0">
     <w:nsid w:val="787F6DD6"/>
     <w:multiLevelType w:val="multilevel"/>
     <w:tmpl w:val="D026D534"/>
@@ -50455,7 +52349,7 @@
       </w:rPr>
     </w:lvl>
   </w:abstractNum>
-  <w:abstractNum w:abstractNumId="78" w15:restartNumberingAfterBreak="0">
+  <w:abstractNum w:abstractNumId="87" w15:restartNumberingAfterBreak="0">
     <w:nsid w:val="7ABE130F"/>
     <w:multiLevelType w:val="multilevel"/>
     <w:tmpl w:val="F66E9644"/>
@@ -50569,7 +52463,7 @@
       </w:rPr>
     </w:lvl>
   </w:abstractNum>
-  <w:abstractNum w:abstractNumId="79" w15:restartNumberingAfterBreak="0">
+  <w:abstractNum w:abstractNumId="88" w15:restartNumberingAfterBreak="0">
     <w:nsid w:val="7EC35307"/>
     <w:multiLevelType w:val="hybridMultilevel"/>
     <w:tmpl w:val="15407A20"/>
@@ -50655,7 +52549,7 @@
       </w:pPr>
     </w:lvl>
   </w:abstractNum>
-  <w:abstractNum w:abstractNumId="80" w15:restartNumberingAfterBreak="0">
+  <w:abstractNum w:abstractNumId="89" w15:restartNumberingAfterBreak="0">
     <w:nsid w:val="7F315CFE"/>
     <w:multiLevelType w:val="multilevel"/>
     <w:tmpl w:val="51C8C7CC"/>
@@ -50769,7 +52663,7 @@
       </w:rPr>
     </w:lvl>
   </w:abstractNum>
-  <w:abstractNum w:abstractNumId="81" w15:restartNumberingAfterBreak="0">
+  <w:abstractNum w:abstractNumId="90" w15:restartNumberingAfterBreak="0">
     <w:nsid w:val="7FDA2721"/>
     <w:multiLevelType w:val="hybridMultilevel"/>
     <w:tmpl w:val="BFF82A9E"/>
@@ -50892,43 +52786,43 @@
     <w:abstractNumId w:val="16"/>
   </w:num>
   <w:num w:numId="4" w16cid:durableId="917206921">
-    <w:abstractNumId w:val="62"/>
+    <w:abstractNumId w:val="68"/>
   </w:num>
   <w:num w:numId="5" w16cid:durableId="1288585720">
-    <w:abstractNumId w:val="75"/>
+    <w:abstractNumId w:val="84"/>
   </w:num>
   <w:num w:numId="6" w16cid:durableId="197478514">
-    <w:abstractNumId w:val="21"/>
+    <w:abstractNumId w:val="22"/>
   </w:num>
   <w:num w:numId="7" w16cid:durableId="1761370128">
-    <w:abstractNumId w:val="46"/>
+    <w:abstractNumId w:val="49"/>
   </w:num>
   <w:num w:numId="8" w16cid:durableId="1058435087">
-    <w:abstractNumId w:val="30"/>
+    <w:abstractNumId w:val="32"/>
   </w:num>
   <w:num w:numId="9" w16cid:durableId="496263764">
-    <w:abstractNumId w:val="40"/>
+    <w:abstractNumId w:val="42"/>
   </w:num>
   <w:num w:numId="10" w16cid:durableId="429399670">
-    <w:abstractNumId w:val="72"/>
+    <w:abstractNumId w:val="79"/>
   </w:num>
   <w:num w:numId="11" w16cid:durableId="15693602">
     <w:abstractNumId w:val="15"/>
   </w:num>
   <w:num w:numId="12" w16cid:durableId="389546916">
-    <w:abstractNumId w:val="57"/>
+    <w:abstractNumId w:val="62"/>
   </w:num>
   <w:num w:numId="13" w16cid:durableId="896358508">
-    <w:abstractNumId w:val="81"/>
+    <w:abstractNumId w:val="90"/>
   </w:num>
   <w:num w:numId="14" w16cid:durableId="1681354693">
-    <w:abstractNumId w:val="50"/>
+    <w:abstractNumId w:val="53"/>
   </w:num>
   <w:num w:numId="15" w16cid:durableId="343483267">
     <w:abstractNumId w:val="9"/>
   </w:num>
   <w:num w:numId="16" w16cid:durableId="827598220">
-    <w:abstractNumId w:val="24"/>
+    <w:abstractNumId w:val="25"/>
   </w:num>
   <w:num w:numId="17" w16cid:durableId="723139454">
     <w:abstractNumId w:val="17"/>
@@ -50937,22 +52831,22 @@
     <w:abstractNumId w:val="3"/>
   </w:num>
   <w:num w:numId="19" w16cid:durableId="1682127443">
-    <w:abstractNumId w:val="41"/>
+    <w:abstractNumId w:val="43"/>
   </w:num>
   <w:num w:numId="20" w16cid:durableId="2071072037">
-    <w:abstractNumId w:val="63"/>
+    <w:abstractNumId w:val="70"/>
   </w:num>
   <w:num w:numId="21" w16cid:durableId="8796159">
-    <w:abstractNumId w:val="77"/>
+    <w:abstractNumId w:val="86"/>
   </w:num>
   <w:num w:numId="22" w16cid:durableId="1242181885">
-    <w:abstractNumId w:val="51"/>
+    <w:abstractNumId w:val="55"/>
   </w:num>
   <w:num w:numId="23" w16cid:durableId="1010908322">
-    <w:abstractNumId w:val="80"/>
+    <w:abstractNumId w:val="89"/>
   </w:num>
   <w:num w:numId="24" w16cid:durableId="819467063">
-    <w:abstractNumId w:val="45"/>
+    <w:abstractNumId w:val="47"/>
   </w:num>
   <w:num w:numId="25" w16cid:durableId="1136920845">
     <w:abstractNumId w:val="13"/>
@@ -50997,19 +52891,19 @@
     </w:lvlOverride>
   </w:num>
   <w:num w:numId="30" w16cid:durableId="266693548">
-    <w:abstractNumId w:val="34"/>
+    <w:abstractNumId w:val="36"/>
   </w:num>
   <w:num w:numId="31" w16cid:durableId="1196382783">
-    <w:abstractNumId w:val="67"/>
+    <w:abstractNumId w:val="74"/>
   </w:num>
   <w:num w:numId="32" w16cid:durableId="1750888894">
-    <w:abstractNumId w:val="49"/>
+    <w:abstractNumId w:val="52"/>
   </w:num>
   <w:num w:numId="33" w16cid:durableId="600072039">
-    <w:abstractNumId w:val="38"/>
+    <w:abstractNumId w:val="40"/>
   </w:num>
   <w:num w:numId="34" w16cid:durableId="1488085389">
-    <w:abstractNumId w:val="78"/>
+    <w:abstractNumId w:val="87"/>
   </w:num>
   <w:num w:numId="35" w16cid:durableId="1026709185">
     <w:abstractNumId w:val="16"/>
@@ -51042,31 +52936,31 @@
     </w:lvlOverride>
   </w:num>
   <w:num w:numId="36" w16cid:durableId="1926302624">
-    <w:abstractNumId w:val="28"/>
+    <w:abstractNumId w:val="29"/>
   </w:num>
   <w:num w:numId="37" w16cid:durableId="1982728146">
-    <w:abstractNumId w:val="65"/>
+    <w:abstractNumId w:val="72"/>
   </w:num>
   <w:num w:numId="38" w16cid:durableId="226653582">
     <w:abstractNumId w:val="10"/>
   </w:num>
   <w:num w:numId="39" w16cid:durableId="1182476082">
-    <w:abstractNumId w:val="73"/>
+    <w:abstractNumId w:val="80"/>
   </w:num>
   <w:num w:numId="40" w16cid:durableId="1443843939">
-    <w:abstractNumId w:val="70"/>
+    <w:abstractNumId w:val="77"/>
   </w:num>
   <w:num w:numId="41" w16cid:durableId="1629387738">
-    <w:abstractNumId w:val="52"/>
+    <w:abstractNumId w:val="56"/>
   </w:num>
   <w:num w:numId="42" w16cid:durableId="1422140614">
     <w:abstractNumId w:val="19"/>
   </w:num>
   <w:num w:numId="43" w16cid:durableId="189224437">
-    <w:abstractNumId w:val="53"/>
+    <w:abstractNumId w:val="57"/>
   </w:num>
   <w:num w:numId="44" w16cid:durableId="1324242115">
-    <w:abstractNumId w:val="47"/>
+    <w:abstractNumId w:val="50"/>
   </w:num>
   <w:num w:numId="45" w16cid:durableId="214658121">
     <w:abstractNumId w:val="4"/>
@@ -51075,73 +52969,73 @@
     <w:abstractNumId w:val="2"/>
   </w:num>
   <w:num w:numId="47" w16cid:durableId="1867022039">
-    <w:abstractNumId w:val="68"/>
+    <w:abstractNumId w:val="75"/>
   </w:num>
   <w:num w:numId="48" w16cid:durableId="425460889">
-    <w:abstractNumId w:val="55"/>
+    <w:abstractNumId w:val="59"/>
   </w:num>
   <w:num w:numId="49" w16cid:durableId="2018385258">
+    <w:abstractNumId w:val="37"/>
+  </w:num>
+  <w:num w:numId="50" w16cid:durableId="1982611220">
     <w:abstractNumId w:val="35"/>
   </w:num>
-  <w:num w:numId="50" w16cid:durableId="1982611220">
-    <w:abstractNumId w:val="33"/>
-  </w:num>
   <w:num w:numId="51" w16cid:durableId="295766410">
-    <w:abstractNumId w:val="27"/>
+    <w:abstractNumId w:val="28"/>
   </w:num>
   <w:num w:numId="52" w16cid:durableId="402876474">
-    <w:abstractNumId w:val="26"/>
+    <w:abstractNumId w:val="27"/>
   </w:num>
   <w:num w:numId="53" w16cid:durableId="430441831">
     <w:abstractNumId w:val="5"/>
   </w:num>
   <w:num w:numId="54" w16cid:durableId="50928355">
-    <w:abstractNumId w:val="76"/>
+    <w:abstractNumId w:val="85"/>
   </w:num>
   <w:num w:numId="55" w16cid:durableId="706292485">
-    <w:abstractNumId w:val="36"/>
+    <w:abstractNumId w:val="38"/>
   </w:num>
   <w:num w:numId="56" w16cid:durableId="1297372767">
-    <w:abstractNumId w:val="41"/>
+    <w:abstractNumId w:val="43"/>
   </w:num>
   <w:num w:numId="57" w16cid:durableId="1334214594">
     <w:abstractNumId w:val="12"/>
   </w:num>
   <w:num w:numId="58" w16cid:durableId="811603977">
-    <w:abstractNumId w:val="56"/>
+    <w:abstractNumId w:val="61"/>
   </w:num>
   <w:num w:numId="59" w16cid:durableId="1373770079">
-    <w:abstractNumId w:val="32"/>
+    <w:abstractNumId w:val="34"/>
   </w:num>
   <w:num w:numId="60" w16cid:durableId="1557400114">
-    <w:abstractNumId w:val="61"/>
+    <w:abstractNumId w:val="67"/>
   </w:num>
   <w:num w:numId="61" w16cid:durableId="2031183368">
     <w:abstractNumId w:val="7"/>
   </w:num>
   <w:num w:numId="62" w16cid:durableId="1575621607">
-    <w:abstractNumId w:val="37"/>
+    <w:abstractNumId w:val="39"/>
   </w:num>
   <w:num w:numId="63" w16cid:durableId="1703364485">
-    <w:abstractNumId w:val="79"/>
+    <w:abstractNumId w:val="88"/>
   </w:num>
   <w:num w:numId="64" w16cid:durableId="174541665">
-    <w:abstractNumId w:val="39"/>
+    <w:abstractNumId w:val="41"/>
   </w:num>
   <w:num w:numId="65" w16cid:durableId="110828654">
-    <w:abstractNumId w:val="59"/>
+    <w:abstractNumId w:val="64"/>
   </w:num>
   <w:num w:numId="66" w16cid:durableId="1037242040">
-    <w:abstractNumId w:val="66"/>
+    <w:abstractNumId w:val="73"/>
   </w:num>
   <w:num w:numId="67" w16cid:durableId="1045833517">
-    <w:abstractNumId w:val="58"/>
+    <w:abstractNumId w:val="63"/>
   </w:num>
   <w:num w:numId="68" w16cid:durableId="671490773">
-    <w:abstractNumId w:val="31"/>
+    <w:abstractNumId w:val="33"/>
   </w:num>
   <w:num w:numId="69" w16cid:durableId="94179855">
-    <w:abstractNumId w:val="30"/>
+    <w:abstractNumId w:val="32"/>
     <w:lvlOverride w:ilvl="0">
       <w:startOverride w:val="2"/>
     </w:lvlOverride>
@@ -51201,16 +53095,16 @@
     </w:lvlOverride>
   </w:num>
   <w:num w:numId="71" w16cid:durableId="869798235">
-    <w:abstractNumId w:val="42"/>
+    <w:abstractNumId w:val="44"/>
   </w:num>
   <w:num w:numId="72" w16cid:durableId="2005550267">
-    <w:abstractNumId w:val="69"/>
+    <w:abstractNumId w:val="76"/>
   </w:num>
   <w:num w:numId="73" w16cid:durableId="370231746">
-    <w:abstractNumId w:val="64"/>
+    <w:abstractNumId w:val="71"/>
   </w:num>
   <w:num w:numId="74" w16cid:durableId="405686096">
-    <w:abstractNumId w:val="71"/>
+    <w:abstractNumId w:val="78"/>
   </w:num>
   <w:num w:numId="75" w16cid:durableId="384913424">
     <w:abstractNumId w:val="16"/>
@@ -51243,13 +53137,13 @@
     </w:lvlOverride>
   </w:num>
   <w:num w:numId="76" w16cid:durableId="78867411">
-    <w:abstractNumId w:val="23"/>
+    <w:abstractNumId w:val="24"/>
     <w:lvlOverride w:ilvl="0">
       <w:startOverride w:val="1"/>
     </w:lvlOverride>
   </w:num>
   <w:num w:numId="77" w16cid:durableId="1270890366">
-    <w:abstractNumId w:val="23"/>
+    <w:abstractNumId w:val="24"/>
     <w:lvlOverride w:ilvl="0">
       <w:startOverride w:val="2"/>
     </w:lvlOverride>
@@ -51258,7 +53152,7 @@
     <w:abstractNumId w:val="18"/>
   </w:num>
   <w:num w:numId="79" w16cid:durableId="511147211">
-    <w:abstractNumId w:val="60"/>
+    <w:abstractNumId w:val="66"/>
   </w:num>
   <w:num w:numId="80" w16cid:durableId="1870491757">
     <w:abstractNumId w:val="16"/>
@@ -51294,16 +53188,16 @@
     <w:abstractNumId w:val="20"/>
   </w:num>
   <w:num w:numId="82" w16cid:durableId="1044334388">
-    <w:abstractNumId w:val="43"/>
+    <w:abstractNumId w:val="45"/>
   </w:num>
   <w:num w:numId="83" w16cid:durableId="1972242686">
-    <w:abstractNumId w:val="25"/>
+    <w:abstractNumId w:val="26"/>
   </w:num>
   <w:num w:numId="84" w16cid:durableId="492723504">
-    <w:abstractNumId w:val="44"/>
+    <w:abstractNumId w:val="46"/>
   </w:num>
   <w:num w:numId="85" w16cid:durableId="1743216146">
-    <w:abstractNumId w:val="30"/>
+    <w:abstractNumId w:val="32"/>
     <w:lvlOverride w:ilvl="0">
       <w:startOverride w:val="2"/>
     </w:lvlOverride>
@@ -51333,10 +53227,10 @@
     </w:lvlOverride>
   </w:num>
   <w:num w:numId="86" w16cid:durableId="976105564">
-    <w:abstractNumId w:val="54"/>
+    <w:abstractNumId w:val="58"/>
   </w:num>
   <w:num w:numId="87" w16cid:durableId="1658805208">
-    <w:abstractNumId w:val="30"/>
+    <w:abstractNumId w:val="32"/>
     <w:lvlOverride w:ilvl="0">
       <w:startOverride w:val="1"/>
     </w:lvlOverride>
@@ -51369,10 +53263,10 @@
     <w:abstractNumId w:val="6"/>
   </w:num>
   <w:num w:numId="89" w16cid:durableId="2014722115">
-    <w:abstractNumId w:val="74"/>
+    <w:abstractNumId w:val="82"/>
   </w:num>
   <w:num w:numId="90" w16cid:durableId="1557351137">
-    <w:abstractNumId w:val="30"/>
+    <w:abstractNumId w:val="32"/>
     <w:lvlOverride w:ilvl="0">
       <w:startOverride w:val="1"/>
     </w:lvlOverride>
@@ -51402,7 +53296,7 @@
     </w:lvlOverride>
   </w:num>
   <w:num w:numId="91" w16cid:durableId="1963420329">
-    <w:abstractNumId w:val="48"/>
+    <w:abstractNumId w:val="51"/>
   </w:num>
   <w:num w:numId="92" w16cid:durableId="1860393611">
     <w:abstractNumId w:val="16"/>
@@ -51435,7 +53329,7 @@
     </w:lvlOverride>
   </w:num>
   <w:num w:numId="93" w16cid:durableId="1594822133">
-    <w:abstractNumId w:val="22"/>
+    <w:abstractNumId w:val="23"/>
   </w:num>
   <w:num w:numId="94" w16cid:durableId="901326270">
     <w:abstractNumId w:val="16"/>
@@ -51468,7 +53362,187 @@
     </w:lvlOverride>
   </w:num>
   <w:num w:numId="95" w16cid:durableId="1574924061">
-    <w:abstractNumId w:val="29"/>
+    <w:abstractNumId w:val="31"/>
+  </w:num>
+  <w:num w:numId="96" w16cid:durableId="271980323">
+    <w:abstractNumId w:val="60"/>
+  </w:num>
+  <w:num w:numId="97" w16cid:durableId="1949852039">
+    <w:abstractNumId w:val="54"/>
+  </w:num>
+  <w:num w:numId="98" w16cid:durableId="2076509649">
+    <w:abstractNumId w:val="48"/>
+  </w:num>
+  <w:num w:numId="99" w16cid:durableId="1933198377">
+    <w:abstractNumId w:val="69"/>
+  </w:num>
+  <w:num w:numId="100" w16cid:durableId="932398183">
+    <w:abstractNumId w:val="32"/>
+    <w:lvlOverride w:ilvl="0">
+      <w:startOverride w:val="1"/>
+    </w:lvlOverride>
+    <w:lvlOverride w:ilvl="1">
+      <w:startOverride w:val="1"/>
+    </w:lvlOverride>
+    <w:lvlOverride w:ilvl="2">
+      <w:startOverride w:val="1"/>
+    </w:lvlOverride>
+    <w:lvlOverride w:ilvl="3">
+      <w:startOverride w:val="1"/>
+    </w:lvlOverride>
+    <w:lvlOverride w:ilvl="4">
+      <w:startOverride w:val="1"/>
+    </w:lvlOverride>
+    <w:lvlOverride w:ilvl="5">
+      <w:startOverride w:val="1"/>
+    </w:lvlOverride>
+    <w:lvlOverride w:ilvl="6">
+      <w:startOverride w:val="1"/>
+    </w:lvlOverride>
+    <w:lvlOverride w:ilvl="7">
+      <w:startOverride w:val="1"/>
+    </w:lvlOverride>
+    <w:lvlOverride w:ilvl="8">
+      <w:startOverride w:val="1"/>
+    </w:lvlOverride>
+  </w:num>
+  <w:num w:numId="101" w16cid:durableId="1136099215">
+    <w:abstractNumId w:val="21"/>
+  </w:num>
+  <w:num w:numId="102" w16cid:durableId="1037007445">
+    <w:abstractNumId w:val="83"/>
+  </w:num>
+  <w:num w:numId="103" w16cid:durableId="1397237212">
+    <w:abstractNumId w:val="81"/>
+  </w:num>
+  <w:num w:numId="104" w16cid:durableId="208881916">
+    <w:abstractNumId w:val="32"/>
+    <w:lvlOverride w:ilvl="0">
+      <w:startOverride w:val="1"/>
+    </w:lvlOverride>
+    <w:lvlOverride w:ilvl="1">
+      <w:startOverride w:val="1"/>
+    </w:lvlOverride>
+    <w:lvlOverride w:ilvl="2">
+      <w:startOverride w:val="1"/>
+    </w:lvlOverride>
+    <w:lvlOverride w:ilvl="3">
+      <w:startOverride w:val="1"/>
+    </w:lvlOverride>
+    <w:lvlOverride w:ilvl="4">
+      <w:startOverride w:val="1"/>
+    </w:lvlOverride>
+    <w:lvlOverride w:ilvl="5">
+      <w:startOverride w:val="1"/>
+    </w:lvlOverride>
+    <w:lvlOverride w:ilvl="6">
+      <w:startOverride w:val="1"/>
+    </w:lvlOverride>
+    <w:lvlOverride w:ilvl="7">
+      <w:startOverride w:val="1"/>
+    </w:lvlOverride>
+    <w:lvlOverride w:ilvl="8">
+      <w:startOverride w:val="1"/>
+    </w:lvlOverride>
+  </w:num>
+  <w:num w:numId="105" w16cid:durableId="1536236378">
+    <w:abstractNumId w:val="30"/>
+  </w:num>
+  <w:num w:numId="106" w16cid:durableId="238634031">
+    <w:abstractNumId w:val="16"/>
+  </w:num>
+  <w:num w:numId="107" w16cid:durableId="1332680206">
+    <w:abstractNumId w:val="65"/>
+  </w:num>
+  <w:num w:numId="108" w16cid:durableId="299964480">
+    <w:abstractNumId w:val="16"/>
+    <w:lvlOverride w:ilvl="0">
+      <w:startOverride w:val="1"/>
+    </w:lvlOverride>
+    <w:lvlOverride w:ilvl="1">
+      <w:startOverride w:val="1"/>
+    </w:lvlOverride>
+    <w:lvlOverride w:ilvl="2">
+      <w:startOverride w:val="1"/>
+    </w:lvlOverride>
+    <w:lvlOverride w:ilvl="3">
+      <w:startOverride w:val="1"/>
+    </w:lvlOverride>
+    <w:lvlOverride w:ilvl="4">
+      <w:startOverride w:val="1"/>
+    </w:lvlOverride>
+    <w:lvlOverride w:ilvl="5">
+      <w:startOverride w:val="1"/>
+    </w:lvlOverride>
+    <w:lvlOverride w:ilvl="6">
+      <w:startOverride w:val="1"/>
+    </w:lvlOverride>
+    <w:lvlOverride w:ilvl="7">
+      <w:startOverride w:val="1"/>
+    </w:lvlOverride>
+    <w:lvlOverride w:ilvl="8">
+      <w:startOverride w:val="1"/>
+    </w:lvlOverride>
+  </w:num>
+  <w:num w:numId="109" w16cid:durableId="1060979652">
+    <w:abstractNumId w:val="43"/>
+    <w:lvlOverride w:ilvl="0">
+      <w:startOverride w:val="1"/>
+    </w:lvlOverride>
+    <w:lvlOverride w:ilvl="1">
+      <w:startOverride w:val="1"/>
+    </w:lvlOverride>
+    <w:lvlOverride w:ilvl="2">
+      <w:startOverride w:val="1"/>
+    </w:lvlOverride>
+    <w:lvlOverride w:ilvl="3">
+      <w:startOverride w:val="1"/>
+    </w:lvlOverride>
+    <w:lvlOverride w:ilvl="4">
+      <w:startOverride w:val="1"/>
+    </w:lvlOverride>
+    <w:lvlOverride w:ilvl="5">
+      <w:startOverride w:val="1"/>
+    </w:lvlOverride>
+    <w:lvlOverride w:ilvl="6">
+      <w:startOverride w:val="1"/>
+    </w:lvlOverride>
+    <w:lvlOverride w:ilvl="7">
+      <w:startOverride w:val="1"/>
+    </w:lvlOverride>
+    <w:lvlOverride w:ilvl="8">
+      <w:startOverride w:val="1"/>
+    </w:lvlOverride>
+  </w:num>
+  <w:num w:numId="110" w16cid:durableId="1496066927">
+    <w:abstractNumId w:val="34"/>
+    <w:lvlOverride w:ilvl="0">
+      <w:startOverride w:val="1"/>
+    </w:lvlOverride>
+    <w:lvlOverride w:ilvl="1">
+      <w:startOverride w:val="3"/>
+    </w:lvlOverride>
+    <w:lvlOverride w:ilvl="2">
+      <w:startOverride w:val="1"/>
+    </w:lvlOverride>
+    <w:lvlOverride w:ilvl="3">
+      <w:startOverride w:val="1"/>
+    </w:lvlOverride>
+    <w:lvlOverride w:ilvl="4">
+      <w:startOverride w:val="1"/>
+    </w:lvlOverride>
+    <w:lvlOverride w:ilvl="5">
+      <w:startOverride w:val="1"/>
+    </w:lvlOverride>
+    <w:lvlOverride w:ilvl="6">
+      <w:startOverride w:val="1"/>
+    </w:lvlOverride>
+    <w:lvlOverride w:ilvl="7">
+      <w:startOverride w:val="1"/>
+    </w:lvlOverride>
+    <w:lvlOverride w:ilvl="8">
+      <w:startOverride w:val="1"/>
+    </w:lvlOverride>
   </w:num>
   <w:numIdMacAtCleanup w:val="60"/>
 </w:numbering>
@@ -51891,12 +53965,12 @@
     <w:link w:val="Titre1Car"/>
     <w:uiPriority w:val="9"/>
     <w:qFormat/>
-    <w:rsid w:val="006B4A28"/>
+    <w:rsid w:val="001134B6"/>
     <w:pPr>
       <w:keepNext/>
       <w:keepLines/>
       <w:numPr>
-        <w:numId w:val="19"/>
+        <w:numId w:val="59"/>
       </w:numPr>
       <w:spacing w:before="600" w:after="60"/>
       <w:contextualSpacing/>
@@ -51913,18 +53987,21 @@
     <w:basedOn w:val="Titre1"/>
     <w:next w:val="Normal"/>
     <w:link w:val="Titre2Car"/>
+    <w:autoRedefine/>
     <w:uiPriority w:val="9"/>
     <w:unhideWhenUsed/>
     <w:qFormat/>
-    <w:rsid w:val="006B4A28"/>
+    <w:rsid w:val="00D405E9"/>
     <w:pPr>
       <w:numPr>
         <w:ilvl w:val="1"/>
-        <w:numId w:val="8"/>
       </w:numPr>
       <w:spacing w:before="240" w:after="240"/>
       <w:outlineLvl w:val="1"/>
     </w:pPr>
+    <w:rPr>
+      <w:sz w:val="28"/>
+    </w:rPr>
   </w:style>
   <w:style w:type="paragraph" w:styleId="Titre3">
     <w:name w:val="heading 3"/>
@@ -51934,11 +54011,10 @@
     <w:uiPriority w:val="9"/>
     <w:unhideWhenUsed/>
     <w:qFormat/>
-    <w:rsid w:val="00B75838"/>
+    <w:rsid w:val="001134B6"/>
     <w:pPr>
       <w:numPr>
         <w:ilvl w:val="2"/>
-        <w:numId w:val="3"/>
       </w:numPr>
       <w:spacing w:before="120"/>
       <w:outlineLvl w:val="2"/>
@@ -51957,6 +54033,10 @@
     <w:pPr>
       <w:keepNext/>
       <w:keepLines/>
+      <w:numPr>
+        <w:ilvl w:val="3"/>
+        <w:numId w:val="59"/>
+      </w:numPr>
       <w:spacing w:before="40"/>
       <w:outlineLvl w:val="3"/>
     </w:pPr>
@@ -51980,6 +54060,10 @@
     <w:pPr>
       <w:keepNext/>
       <w:keepLines/>
+      <w:numPr>
+        <w:ilvl w:val="4"/>
+        <w:numId w:val="59"/>
+      </w:numPr>
       <w:spacing w:before="40"/>
       <w:outlineLvl w:val="4"/>
     </w:pPr>
@@ -52001,6 +54085,10 @@
     <w:pPr>
       <w:keepNext/>
       <w:keepLines/>
+      <w:numPr>
+        <w:ilvl w:val="5"/>
+        <w:numId w:val="59"/>
+      </w:numPr>
       <w:spacing w:before="40"/>
       <w:outlineLvl w:val="5"/>
     </w:pPr>
@@ -52022,6 +54110,10 @@
     <w:pPr>
       <w:keepNext/>
       <w:keepLines/>
+      <w:numPr>
+        <w:ilvl w:val="6"/>
+        <w:numId w:val="59"/>
+      </w:numPr>
       <w:spacing w:before="40"/>
       <w:outlineLvl w:val="6"/>
     </w:pPr>
@@ -52045,6 +54137,10 @@
     <w:pPr>
       <w:keepNext/>
       <w:keepLines/>
+      <w:numPr>
+        <w:ilvl w:val="7"/>
+        <w:numId w:val="59"/>
+      </w:numPr>
       <w:spacing w:before="40"/>
       <w:outlineLvl w:val="7"/>
     </w:pPr>
@@ -52067,6 +54163,10 @@
     <w:pPr>
       <w:keepNext/>
       <w:keepLines/>
+      <w:numPr>
+        <w:ilvl w:val="8"/>
+        <w:numId w:val="59"/>
+      </w:numPr>
       <w:spacing w:before="40"/>
       <w:outlineLvl w:val="8"/>
     </w:pPr>
@@ -52081,7 +54181,6 @@
   <w:style w:type="character" w:default="1" w:styleId="Policepardfaut">
     <w:name w:val="Default Paragraph Font"/>
     <w:uiPriority w:val="1"/>
-    <w:semiHidden/>
     <w:unhideWhenUsed/>
   </w:style>
   <w:style w:type="table" w:default="1" w:styleId="TableauNormal">
@@ -52124,11 +54223,11 @@
     <w:basedOn w:val="Policepardfaut"/>
     <w:link w:val="Titre2"/>
     <w:uiPriority w:val="9"/>
-    <w:rsid w:val="004B2092"/>
+    <w:rsid w:val="00D405E9"/>
     <w:rPr>
       <w:rFonts w:asciiTheme="majorHAnsi" w:eastAsiaTheme="majorEastAsia" w:hAnsiTheme="majorHAnsi" w:cstheme="majorBidi"/>
       <w:color w:val="007789" w:themeColor="accent1" w:themeShade="BF"/>
-      <w:sz w:val="32"/>
+      <w:sz w:val="28"/>
       <w:szCs w:val="24"/>
       <w:lang w:eastAsia="fr-FR"/>
     </w:rPr>
@@ -52297,11 +54396,11 @@
     <w:basedOn w:val="Policepardfaut"/>
     <w:link w:val="Titre3"/>
     <w:uiPriority w:val="9"/>
-    <w:rsid w:val="004B2092"/>
+    <w:rsid w:val="001134B6"/>
     <w:rPr>
       <w:rFonts w:asciiTheme="majorHAnsi" w:eastAsiaTheme="majorEastAsia" w:hAnsiTheme="majorHAnsi" w:cstheme="majorBidi"/>
       <w:color w:val="007789" w:themeColor="accent1" w:themeShade="BF"/>
-      <w:sz w:val="32"/>
+      <w:sz w:val="28"/>
       <w:szCs w:val="24"/>
       <w:lang w:eastAsia="fr-FR"/>
     </w:rPr>

--- a/Rapport NVrel_SDetheve.docx
+++ b/Rapport NVrel_SDetheve.docx
@@ -15645,7 +15645,6 @@
           <w:sz w:val="15"/>
           <w:szCs w:val="15"/>
         </w:rPr>
-        <w:lastRenderedPageBreak/>
         <w:t xml:space="preserve">        </w:t>
       </w:r>
       <w:proofErr w:type="gramStart"/>
@@ -23062,6 +23061,7 @@
           <w:sz w:val="15"/>
           <w:szCs w:val="15"/>
         </w:rPr>
+        <w:lastRenderedPageBreak/>
         <w:t xml:space="preserve">    </w:t>
       </w:r>
       <w:proofErr w:type="spellStart"/>
@@ -23246,7 +23246,6 @@
       </w:pPr>
       <w:bookmarkStart w:id="30" w:name="_Toc200826712"/>
       <w:r>
-        <w:lastRenderedPageBreak/>
         <w:t xml:space="preserve">Classe </w:t>
       </w:r>
       <w:proofErr w:type="spellStart"/>
@@ -24559,37 +24558,214 @@
         <w:rPr>
           <w:rStyle w:val="mclose"/>
         </w:rPr>
-        <w:t>Prédiction d</w:t>
+        <w:t xml:space="preserve">Calcul de la cible en utilisant la formule de Bellman pour le Deep Q-Learning : </w:t>
       </w:r>
       <w:r>
         <w:rPr>
           <w:rStyle w:val="mclose"/>
         </w:rPr>
-        <w:t xml:space="preserve">u maximum de </w:t>
+        <w:br/>
+      </w:r>
+      <w:proofErr w:type="spellStart"/>
+      <w:r>
+        <w:rPr>
+          <w:rStyle w:val="mord"/>
+          <w:color w:val="000000"/>
+        </w:rPr>
+        <w:t>target</w:t>
+      </w:r>
+      <w:proofErr w:type="spellEnd"/>
+      <w:r>
+        <w:rPr>
+          <w:rStyle w:val="mopen"/>
+          <w:color w:val="000000"/>
+        </w:rPr>
+        <w:t>[</w:t>
+      </w:r>
+      <w:r>
+        <w:rPr>
+          <w:rStyle w:val="mord"/>
+          <w:color w:val="000000"/>
+        </w:rPr>
+        <w:t>i</w:t>
       </w:r>
       <w:r>
         <w:rPr>
           <w:rStyle w:val="mclose"/>
-        </w:rPr>
-        <w:t>Q pour les états suivants (s2) du batch</w:t>
+          <w:rFonts w:eastAsiaTheme="majorEastAsia"/>
+          <w:color w:val="000000"/>
+        </w:rPr>
+        <w:t xml:space="preserve">] </w:t>
+      </w:r>
+      <w:r>
+        <w:rPr>
+          <w:rStyle w:val="mrel"/>
+          <w:rFonts w:eastAsiaTheme="majorEastAsia"/>
+          <w:color w:val="000000"/>
+        </w:rPr>
+        <w:t xml:space="preserve">= </w:t>
+      </w:r>
+      <w:r>
+        <w:rPr>
+          <w:rStyle w:val="mord"/>
+          <w:color w:val="000000"/>
+        </w:rPr>
+        <w:t>r</w:t>
+      </w:r>
+      <w:r>
+        <w:rPr>
+          <w:rStyle w:val="mopen"/>
+          <w:color w:val="000000"/>
+        </w:rPr>
+        <w:t>[</w:t>
+      </w:r>
+      <w:r>
+        <w:rPr>
+          <w:rStyle w:val="mord"/>
+          <w:color w:val="000000"/>
+        </w:rPr>
+        <w:t>i</w:t>
       </w:r>
       <w:r>
         <w:rPr>
           <w:rStyle w:val="mclose"/>
-        </w:rPr>
-        <w:t xml:space="preserve"> avec </w:t>
+          <w:rFonts w:eastAsiaTheme="majorEastAsia"/>
+          <w:color w:val="000000"/>
+        </w:rPr>
+        <w:t xml:space="preserve">] </w:t>
+      </w:r>
+      <w:r>
+        <w:rPr>
+          <w:rStyle w:val="mbin"/>
+          <w:color w:val="000000"/>
+        </w:rPr>
+        <w:t xml:space="preserve">+ </w:t>
+      </w:r>
+      <w:r>
+        <w:rPr>
+          <w:rStyle w:val="mord"/>
+          <w:color w:val="000000"/>
+        </w:rPr>
+        <w:t>γ</w:t>
+      </w:r>
+      <w:r>
+        <w:rPr>
+          <w:rStyle w:val="mbin"/>
+          <w:color w:val="000000"/>
+        </w:rPr>
+        <w:t xml:space="preserve"> </w:t>
+      </w:r>
+      <w:r>
+        <w:rPr>
+          <w:rStyle w:val="mop"/>
+          <w:color w:val="000000"/>
+        </w:rPr>
+        <w:t>max</w:t>
+      </w:r>
+      <w:r>
+        <w:rPr>
+          <w:rStyle w:val="vlist-s"/>
+          <w:rFonts w:eastAsiaTheme="majorEastAsia"/>
+          <w:color w:val="000000"/>
+        </w:rPr>
+        <w:t xml:space="preserve">​ </w:t>
+      </w:r>
+      <w:r>
+        <w:rPr>
+          <w:rStyle w:val="mord"/>
+          <w:color w:val="000000"/>
+        </w:rPr>
+        <w:t>Q</w:t>
+      </w:r>
+      <w:r>
+        <w:rPr>
+          <w:rStyle w:val="vlist-s"/>
+          <w:rFonts w:eastAsiaTheme="majorEastAsia"/>
+          <w:color w:val="000000"/>
+        </w:rPr>
+        <w:t>​</w:t>
+      </w:r>
+      <w:r>
+        <w:rPr>
+          <w:rStyle w:val="mopen"/>
+          <w:color w:val="000000"/>
+        </w:rPr>
+        <w:t>(</w:t>
+      </w:r>
+      <w:r>
+        <w:rPr>
+          <w:rStyle w:val="mord"/>
+          <w:color w:val="000000"/>
+        </w:rPr>
+        <w:t>s2</w:t>
+      </w:r>
+      <w:r>
+        <w:rPr>
+          <w:rStyle w:val="mopen"/>
+          <w:color w:val="000000"/>
+        </w:rPr>
+        <w:t>[</w:t>
+      </w:r>
+      <w:r>
+        <w:rPr>
+          <w:rStyle w:val="mord"/>
+          <w:color w:val="000000"/>
+        </w:rPr>
+        <w:t>i</w:t>
       </w:r>
       <w:r>
         <w:rPr>
           <w:rStyle w:val="mclose"/>
-        </w:rPr>
-        <w:t>le réseau cible</w:t>
+          <w:rFonts w:eastAsiaTheme="majorEastAsia"/>
+          <w:color w:val="000000"/>
+        </w:rPr>
+        <w:t>]</w:t>
+      </w:r>
+      <w:r>
+        <w:rPr>
+          <w:rStyle w:val="mpunct"/>
+          <w:color w:val="000000"/>
+        </w:rPr>
+        <w:t xml:space="preserve">, </w:t>
+      </w:r>
+      <w:r>
+        <w:rPr>
+          <w:rStyle w:val="mord"/>
+          <w:color w:val="000000"/>
+        </w:rPr>
+        <w:t>a′</w:t>
       </w:r>
       <w:r>
         <w:rPr>
           <w:rStyle w:val="mclose"/>
-        </w:rPr>
-        <w:t>,</w:t>
+          <w:rFonts w:eastAsiaTheme="majorEastAsia"/>
+          <w:color w:val="000000"/>
+        </w:rPr>
+        <w:t xml:space="preserve">) si l’épisode n’est pas terminé </w:t>
+      </w:r>
+      <w:r>
+        <w:rPr>
+          <w:rStyle w:val="mclose"/>
+          <w:rFonts w:eastAsiaTheme="majorEastAsia"/>
+          <w:color w:val="000000"/>
+        </w:rPr>
+        <w:t xml:space="preserve">et </w:t>
+      </w:r>
+      <w:r>
+        <w:rPr>
+          <w:rStyle w:val="mclose"/>
+          <w:rFonts w:eastAsiaTheme="majorEastAsia"/>
+          <w:color w:val="000000"/>
+        </w:rPr>
+        <w:t>dans le cas contraire la cible égale la récompense</w:t>
+      </w:r>
+      <w:r>
+        <w:rPr>
+          <w:rStyle w:val="mclose"/>
+          <w:rFonts w:eastAsiaTheme="majorEastAsia"/>
+          <w:color w:val="000000"/>
+        </w:rPr>
+        <w:t>.</w:t>
       </w:r>
     </w:p>
     <w:p>
@@ -24606,215 +24782,28 @@
       <w:r>
         <w:rPr>
           <w:rStyle w:val="mclose"/>
-        </w:rPr>
-        <w:t xml:space="preserve">Calcul de la cible en utilisant la formule de Bellman pour le Deep Q-Learning : </w:t>
-      </w:r>
-      <w:r>
-        <w:rPr>
-          <w:rStyle w:val="mclose"/>
-        </w:rPr>
-        <w:br/>
-      </w:r>
-      <w:proofErr w:type="spellStart"/>
-      <w:r>
-        <w:rPr>
-          <w:rStyle w:val="mord"/>
+          <w:rFonts w:eastAsiaTheme="majorEastAsia"/>
           <w:color w:val="000000"/>
         </w:rPr>
-        <w:t>target</w:t>
-      </w:r>
-      <w:proofErr w:type="spellEnd"/>
-      <w:r>
-        <w:rPr>
-          <w:rStyle w:val="mopen"/>
-          <w:color w:val="000000"/>
-        </w:rPr>
-        <w:t>[</w:t>
-      </w:r>
-      <w:r>
-        <w:rPr>
-          <w:rStyle w:val="mord"/>
-          <w:color w:val="000000"/>
-        </w:rPr>
-        <w:t>i</w:t>
-      </w:r>
+        <w:t xml:space="preserve">Calcul de la </w:t>
+      </w:r>
+      <w:proofErr w:type="spellStart"/>
       <w:r>
         <w:rPr>
           <w:rStyle w:val="mclose"/>
           <w:rFonts w:eastAsiaTheme="majorEastAsia"/>
           <w:color w:val="000000"/>
         </w:rPr>
-        <w:t xml:space="preserve">] </w:t>
-      </w:r>
-      <w:r>
-        <w:rPr>
-          <w:rStyle w:val="mrel"/>
-          <w:rFonts w:eastAsiaTheme="majorEastAsia"/>
-          <w:color w:val="000000"/>
-        </w:rPr>
-        <w:t xml:space="preserve">= </w:t>
-      </w:r>
-      <w:r>
-        <w:rPr>
-          <w:rStyle w:val="mord"/>
-          <w:color w:val="000000"/>
-        </w:rPr>
-        <w:t>r</w:t>
-      </w:r>
-      <w:r>
-        <w:rPr>
-          <w:rStyle w:val="mopen"/>
-          <w:color w:val="000000"/>
-        </w:rPr>
-        <w:t>[</w:t>
-      </w:r>
-      <w:r>
-        <w:rPr>
-          <w:rStyle w:val="mord"/>
-          <w:color w:val="000000"/>
-        </w:rPr>
-        <w:t>i</w:t>
-      </w:r>
+        <w:t>loss</w:t>
+      </w:r>
+      <w:proofErr w:type="spellEnd"/>
       <w:r>
         <w:rPr>
           <w:rStyle w:val="mclose"/>
           <w:rFonts w:eastAsiaTheme="majorEastAsia"/>
           <w:color w:val="000000"/>
         </w:rPr>
-        <w:t xml:space="preserve">] </w:t>
-      </w:r>
-      <w:r>
-        <w:rPr>
-          <w:rStyle w:val="mbin"/>
-          <w:color w:val="000000"/>
-        </w:rPr>
-        <w:t xml:space="preserve">+ </w:t>
-      </w:r>
-      <w:r>
-        <w:rPr>
-          <w:rStyle w:val="mord"/>
-          <w:color w:val="000000"/>
-        </w:rPr>
-        <w:t>γ</w:t>
-      </w:r>
-      <w:r>
-        <w:rPr>
-          <w:rStyle w:val="mbin"/>
-          <w:color w:val="000000"/>
-        </w:rPr>
-        <w:t xml:space="preserve"> </w:t>
-      </w:r>
-      <w:r>
-        <w:rPr>
-          <w:rStyle w:val="mop"/>
-          <w:color w:val="000000"/>
-        </w:rPr>
-        <w:t>max</w:t>
-      </w:r>
-      <w:r>
-        <w:rPr>
-          <w:rStyle w:val="vlist-s"/>
-          <w:rFonts w:eastAsiaTheme="majorEastAsia"/>
-          <w:color w:val="000000"/>
-        </w:rPr>
-        <w:t xml:space="preserve">​ </w:t>
-      </w:r>
-      <w:r>
-        <w:rPr>
-          <w:rStyle w:val="mord"/>
-          <w:color w:val="000000"/>
-        </w:rPr>
-        <w:t>Q</w:t>
-      </w:r>
-      <w:r>
-        <w:rPr>
-          <w:rStyle w:val="vlist-s"/>
-          <w:rFonts w:eastAsiaTheme="majorEastAsia"/>
-          <w:color w:val="000000"/>
-        </w:rPr>
-        <w:t>​</w:t>
-      </w:r>
-      <w:r>
-        <w:rPr>
-          <w:rStyle w:val="mopen"/>
-          <w:color w:val="000000"/>
-        </w:rPr>
-        <w:t>(</w:t>
-      </w:r>
-      <w:r>
-        <w:rPr>
-          <w:rStyle w:val="mord"/>
-          <w:color w:val="000000"/>
-        </w:rPr>
-        <w:t>s2</w:t>
-      </w:r>
-      <w:r>
-        <w:rPr>
-          <w:rStyle w:val="mopen"/>
-          <w:color w:val="000000"/>
-        </w:rPr>
-        <w:t>[</w:t>
-      </w:r>
-      <w:r>
-        <w:rPr>
-          <w:rStyle w:val="mord"/>
-          <w:color w:val="000000"/>
-        </w:rPr>
-        <w:t>i</w:t>
-      </w:r>
-      <w:r>
-        <w:rPr>
-          <w:rStyle w:val="mclose"/>
-          <w:rFonts w:eastAsiaTheme="majorEastAsia"/>
-          <w:color w:val="000000"/>
-        </w:rPr>
-        <w:t>]</w:t>
-      </w:r>
-      <w:r>
-        <w:rPr>
-          <w:rStyle w:val="mpunct"/>
-          <w:color w:val="000000"/>
-        </w:rPr>
-        <w:t xml:space="preserve">, </w:t>
-      </w:r>
-      <w:r>
-        <w:rPr>
-          <w:rStyle w:val="mord"/>
-          <w:color w:val="000000"/>
-        </w:rPr>
-        <w:t>a′</w:t>
-      </w:r>
-      <w:r>
-        <w:rPr>
-          <w:rStyle w:val="mclose"/>
-          <w:rFonts w:eastAsiaTheme="majorEastAsia"/>
-          <w:color w:val="000000"/>
-        </w:rPr>
-        <w:t xml:space="preserve">) si l’épisode n’est pas terminé </w:t>
-      </w:r>
-      <w:r>
-        <w:rPr>
-          <w:rStyle w:val="mclose"/>
-          <w:rFonts w:eastAsiaTheme="majorEastAsia"/>
-          <w:color w:val="000000"/>
-        </w:rPr>
-        <w:t xml:space="preserve">et </w:t>
-      </w:r>
-      <w:r>
-        <w:rPr>
-          <w:rStyle w:val="mclose"/>
-          <w:rFonts w:eastAsiaTheme="majorEastAsia"/>
-          <w:color w:val="000000"/>
-        </w:rPr>
-        <w:t>dans le cas contraire la cible égale la récompense</w:t>
-      </w:r>
-      <w:r>
-        <w:rPr>
-          <w:rStyle w:val="mclose"/>
-          <w:rFonts w:eastAsiaTheme="majorEastAsia"/>
-          <w:color w:val="000000"/>
-        </w:rPr>
-        <w:t>.</w:t>
+        <w:t xml:space="preserve"> (RMSE entre valeur cible et valeur de Q pour l’action exécutée)</w:t>
       </w:r>
     </w:p>
     <w:p>
@@ -24834,44 +24823,6 @@
           <w:rFonts w:eastAsiaTheme="majorEastAsia"/>
           <w:color w:val="000000"/>
         </w:rPr>
-        <w:t xml:space="preserve">Calcul de la </w:t>
-      </w:r>
-      <w:proofErr w:type="spellStart"/>
-      <w:r>
-        <w:rPr>
-          <w:rStyle w:val="mclose"/>
-          <w:rFonts w:eastAsiaTheme="majorEastAsia"/>
-          <w:color w:val="000000"/>
-        </w:rPr>
-        <w:t>loss</w:t>
-      </w:r>
-      <w:proofErr w:type="spellEnd"/>
-      <w:r>
-        <w:rPr>
-          <w:rStyle w:val="mclose"/>
-          <w:rFonts w:eastAsiaTheme="majorEastAsia"/>
-          <w:color w:val="000000"/>
-        </w:rPr>
-        <w:t xml:space="preserve"> (RMSE entre valeur cible et valeur de Q pour l’action exécutée)</w:t>
-      </w:r>
-    </w:p>
-    <w:p>
-      <w:pPr>
-        <w:pStyle w:val="Paragraphedeliste"/>
-        <w:numPr>
-          <w:ilvl w:val="0"/>
-          <w:numId w:val="31"/>
-        </w:numPr>
-        <w:rPr>
-          <w:rStyle w:val="mclose"/>
-        </w:rPr>
-      </w:pPr>
-      <w:r>
-        <w:rPr>
-          <w:rStyle w:val="mclose"/>
-          <w:rFonts w:eastAsiaTheme="majorEastAsia"/>
-          <w:color w:val="000000"/>
-        </w:rPr>
         <w:t>Mise à jour du réseau par rétropropagation.</w:t>
       </w:r>
     </w:p>
@@ -27062,6 +27013,284 @@
     </w:p>
     <w:p>
       <w:r>
+        <w:rPr>
+          <w:noProof/>
+        </w:rPr>
+        <mc:AlternateContent>
+          <mc:Choice Requires="wps">
+            <w:drawing>
+              <wp:anchor distT="0" distB="0" distL="114300" distR="114300" simplePos="0" relativeHeight="251671552" behindDoc="0" locked="0" layoutInCell="1" allowOverlap="1" wp14:anchorId="4FC29251" wp14:editId="3CAC837F">
+                <wp:simplePos x="0" y="0"/>
+                <wp:positionH relativeFrom="column">
+                  <wp:posOffset>1605280</wp:posOffset>
+                </wp:positionH>
+                <wp:positionV relativeFrom="paragraph">
+                  <wp:posOffset>369203</wp:posOffset>
+                </wp:positionV>
+                <wp:extent cx="1903664" cy="238760"/>
+                <wp:effectExtent l="0" t="0" r="1905" b="2540"/>
+                <wp:wrapNone/>
+                <wp:docPr id="251488366" name="Rectangle : coins arrondis 8"/>
+                <wp:cNvGraphicFramePr/>
+                <a:graphic xmlns:a="http://schemas.openxmlformats.org/drawingml/2006/main">
+                  <a:graphicData uri="http://schemas.microsoft.com/office/word/2010/wordprocessingShape">
+                    <wps:wsp>
+                      <wps:cNvSpPr/>
+                      <wps:spPr>
+                        <a:xfrm>
+                          <a:off x="0" y="0"/>
+                          <a:ext cx="1903664" cy="238760"/>
+                        </a:xfrm>
+                        <a:prstGeom prst="roundRect">
+                          <a:avLst/>
+                        </a:prstGeom>
+                        <a:solidFill>
+                          <a:schemeClr val="bg2">
+                            <a:lumMod val="75000"/>
+                          </a:schemeClr>
+                        </a:solidFill>
+                        <a:ln>
+                          <a:noFill/>
+                        </a:ln>
+                      </wps:spPr>
+                      <wps:style>
+                        <a:lnRef idx="2">
+                          <a:schemeClr val="accent1">
+                            <a:shade val="15000"/>
+                          </a:schemeClr>
+                        </a:lnRef>
+                        <a:fillRef idx="1">
+                          <a:schemeClr val="accent1"/>
+                        </a:fillRef>
+                        <a:effectRef idx="0">
+                          <a:schemeClr val="accent1"/>
+                        </a:effectRef>
+                        <a:fontRef idx="minor">
+                          <a:schemeClr val="lt1"/>
+                        </a:fontRef>
+                      </wps:style>
+                      <wps:txbx>
+                        <w:txbxContent>
+                          <w:p>
+                            <w:pPr>
+                              <w:jc w:val="center"/>
+                              <w:rPr>
+                                <w:sz w:val="13"/>
+                                <w:szCs w:val="15"/>
+                              </w:rPr>
+                            </w:pPr>
+                            <w:r>
+                              <w:rPr>
+                                <w:sz w:val="13"/>
+                                <w:szCs w:val="15"/>
+                              </w:rPr>
+                              <w:t>Boucle de 500 épisodes</w:t>
+                            </w:r>
+                          </w:p>
+                        </w:txbxContent>
+                      </wps:txbx>
+                      <wps:bodyPr rot="0" spcFirstLastPara="0" vertOverflow="overflow" horzOverflow="overflow" vert="horz" wrap="square" lIns="91440" tIns="45720" rIns="91440" bIns="45720" numCol="1" spcCol="0" rtlCol="0" fromWordArt="0" anchor="ctr" anchorCtr="0" forceAA="0" compatLnSpc="1">
+                        <a:prstTxWarp prst="textNoShape">
+                          <a:avLst/>
+                        </a:prstTxWarp>
+                        <a:noAutofit/>
+                      </wps:bodyPr>
+                    </wps:wsp>
+                  </a:graphicData>
+                </a:graphic>
+                <wp14:sizeRelH relativeFrom="margin">
+                  <wp14:pctWidth>0</wp14:pctWidth>
+                </wp14:sizeRelH>
+                <wp14:sizeRelV relativeFrom="margin">
+                  <wp14:pctHeight>0</wp14:pctHeight>
+                </wp14:sizeRelV>
+              </wp:anchor>
+            </w:drawing>
+          </mc:Choice>
+          <mc:Fallback>
+            <w:pict>
+              <v:roundrect w14:anchorId="4FC29251" id="Rectangle : coins arrondis 8" o:spid="_x0000_s1031" style="position:absolute;margin-left:126.4pt;margin-top:29.05pt;width:149.9pt;height:18.8pt;z-index:251671552;visibility:visible;mso-wrap-style:square;mso-width-percent:0;mso-height-percent:0;mso-wrap-distance-left:9pt;mso-wrap-distance-top:0;mso-wrap-distance-right:9pt;mso-wrap-distance-bottom:0;mso-position-horizontal:absolute;mso-position-horizontal-relative:text;mso-position-vertical:absolute;mso-position-vertical-relative:text;mso-width-percent:0;mso-height-percent:0;mso-width-relative:margin;mso-height-relative:margin;v-text-anchor:middle" arcsize="10923f" o:gfxdata="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" fillcolor="#60b4ff [2414]" stroked="f" strokeweight="2pt">
+                <v:textbox>
+                  <w:txbxContent>
+                    <w:p>
+                      <w:pPr>
+                        <w:jc w:val="center"/>
+                        <w:rPr>
+                          <w:sz w:val="13"/>
+                          <w:szCs w:val="15"/>
+                        </w:rPr>
+                      </w:pPr>
+                      <w:r>
+                        <w:rPr>
+                          <w:sz w:val="13"/>
+                          <w:szCs w:val="15"/>
+                        </w:rPr>
+                        <w:t>Boucle de 500 épisodes</w:t>
+                      </w:r>
+                    </w:p>
+                  </w:txbxContent>
+                </v:textbox>
+              </v:roundrect>
+            </w:pict>
+          </mc:Fallback>
+        </mc:AlternateContent>
+      </w:r>
+      <w:r>
+        <w:rPr>
+          <w:noProof/>
+        </w:rPr>
+        <mc:AlternateContent>
+          <mc:Choice Requires="wps">
+            <w:drawing>
+              <wp:anchor distT="0" distB="0" distL="114300" distR="114300" simplePos="0" relativeHeight="251669504" behindDoc="0" locked="0" layoutInCell="1" allowOverlap="1" wp14:anchorId="450C2EFE" wp14:editId="0C6ACFBB">
+                <wp:simplePos x="0" y="0"/>
+                <wp:positionH relativeFrom="column">
+                  <wp:posOffset>1605280</wp:posOffset>
+                </wp:positionH>
+                <wp:positionV relativeFrom="paragraph">
+                  <wp:posOffset>634532</wp:posOffset>
+                </wp:positionV>
+                <wp:extent cx="1903664" cy="238760"/>
+                <wp:effectExtent l="0" t="0" r="1905" b="2540"/>
+                <wp:wrapNone/>
+                <wp:docPr id="1190737120" name="Rectangle : coins arrondis 8"/>
+                <wp:cNvGraphicFramePr/>
+                <a:graphic xmlns:a="http://schemas.openxmlformats.org/drawingml/2006/main">
+                  <a:graphicData uri="http://schemas.microsoft.com/office/word/2010/wordprocessingShape">
+                    <wps:wsp>
+                      <wps:cNvSpPr/>
+                      <wps:spPr>
+                        <a:xfrm>
+                          <a:off x="0" y="0"/>
+                          <a:ext cx="1903664" cy="238760"/>
+                        </a:xfrm>
+                        <a:prstGeom prst="roundRect">
+                          <a:avLst/>
+                        </a:prstGeom>
+                        <a:solidFill>
+                          <a:schemeClr val="bg2">
+                            <a:lumMod val="75000"/>
+                          </a:schemeClr>
+                        </a:solidFill>
+                        <a:ln>
+                          <a:noFill/>
+                        </a:ln>
+                      </wps:spPr>
+                      <wps:style>
+                        <a:lnRef idx="2">
+                          <a:schemeClr val="accent1">
+                            <a:shade val="15000"/>
+                          </a:schemeClr>
+                        </a:lnRef>
+                        <a:fillRef idx="1">
+                          <a:schemeClr val="accent1"/>
+                        </a:fillRef>
+                        <a:effectRef idx="0">
+                          <a:schemeClr val="accent1"/>
+                        </a:effectRef>
+                        <a:fontRef idx="minor">
+                          <a:schemeClr val="lt1"/>
+                        </a:fontRef>
+                      </wps:style>
+                      <wps:txbx>
+                        <w:txbxContent>
+                          <w:p>
+                            <w:pPr>
+                              <w:jc w:val="center"/>
+                              <w:rPr>
+                                <w:sz w:val="13"/>
+                                <w:szCs w:val="15"/>
+                              </w:rPr>
+                            </w:pPr>
+                            <w:r>
+                              <w:rPr>
+                                <w:sz w:val="13"/>
+                                <w:szCs w:val="15"/>
+                              </w:rPr>
+                              <w:t>Ins</w:t>
+                            </w:r>
+                            <w:r>
+                              <w:rPr>
+                                <w:sz w:val="13"/>
+                                <w:szCs w:val="15"/>
+                              </w:rPr>
+                              <w:t xml:space="preserve">tanciation de l’agent de la classe </w:t>
+                            </w:r>
+                            <w:proofErr w:type="spellStart"/>
+                            <w:r>
+                              <w:rPr>
+                                <w:sz w:val="13"/>
+                                <w:szCs w:val="15"/>
+                              </w:rPr>
+                              <w:t>DQNAgent</w:t>
+                            </w:r>
+                            <w:proofErr w:type="spellEnd"/>
+                          </w:p>
+                        </w:txbxContent>
+                      </wps:txbx>
+                      <wps:bodyPr rot="0" spcFirstLastPara="0" vertOverflow="overflow" horzOverflow="overflow" vert="horz" wrap="square" lIns="91440" tIns="45720" rIns="91440" bIns="45720" numCol="1" spcCol="0" rtlCol="0" fromWordArt="0" anchor="ctr" anchorCtr="0" forceAA="0" compatLnSpc="1">
+                        <a:prstTxWarp prst="textNoShape">
+                          <a:avLst/>
+                        </a:prstTxWarp>
+                        <a:noAutofit/>
+                      </wps:bodyPr>
+                    </wps:wsp>
+                  </a:graphicData>
+                </a:graphic>
+                <wp14:sizeRelH relativeFrom="margin">
+                  <wp14:pctWidth>0</wp14:pctWidth>
+                </wp14:sizeRelH>
+                <wp14:sizeRelV relativeFrom="margin">
+                  <wp14:pctHeight>0</wp14:pctHeight>
+                </wp14:sizeRelV>
+              </wp:anchor>
+            </w:drawing>
+          </mc:Choice>
+          <mc:Fallback>
+            <w:pict>
+              <v:roundrect w14:anchorId="450C2EFE" id="_x0000_s1032" style="position:absolute;margin-left:126.4pt;margin-top:49.95pt;width:149.9pt;height:18.8pt;z-index:251669504;visibility:visible;mso-wrap-style:square;mso-width-percent:0;mso-height-percent:0;mso-wrap-distance-left:9pt;mso-wrap-distance-top:0;mso-wrap-distance-right:9pt;mso-wrap-distance-bottom:0;mso-position-horizontal:absolute;mso-position-horizontal-relative:text;mso-position-vertical:absolute;mso-position-vertical-relative:text;mso-width-percent:0;mso-height-percent:0;mso-width-relative:margin;mso-height-relative:margin;v-text-anchor:middle" arcsize="10923f" o:gfxdata="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" fillcolor="#60b4ff [2414]" stroked="f" strokeweight="2pt">
+                <v:textbox>
+                  <w:txbxContent>
+                    <w:p>
+                      <w:pPr>
+                        <w:jc w:val="center"/>
+                        <w:rPr>
+                          <w:sz w:val="13"/>
+                          <w:szCs w:val="15"/>
+                        </w:rPr>
+                      </w:pPr>
+                      <w:r>
+                        <w:rPr>
+                          <w:sz w:val="13"/>
+                          <w:szCs w:val="15"/>
+                        </w:rPr>
+                        <w:t>Ins</w:t>
+                      </w:r>
+                      <w:r>
+                        <w:rPr>
+                          <w:sz w:val="13"/>
+                          <w:szCs w:val="15"/>
+                        </w:rPr>
+                        <w:t xml:space="preserve">tanciation de l’agent de la classe </w:t>
+                      </w:r>
+                      <w:proofErr w:type="spellStart"/>
+                      <w:r>
+                        <w:rPr>
+                          <w:sz w:val="13"/>
+                          <w:szCs w:val="15"/>
+                        </w:rPr>
+                        <w:t>DQNAgent</w:t>
+                      </w:r>
+                      <w:proofErr w:type="spellEnd"/>
+                    </w:p>
+                  </w:txbxContent>
+                </v:textbox>
+              </v:roundrect>
+            </w:pict>
+          </mc:Fallback>
+        </mc:AlternateContent>
+      </w:r>
+      <w:r>
         <w:t xml:space="preserve">De la même manière que pour le Q-Learning, un paramètre </w:t>
       </w:r>
       <w:r>
@@ -27076,358 +27305,1469 @@
       <w:r>
         <w:t>sélectionnable grâce à un widget.</w:t>
       </w:r>
-    </w:p>
-    <w:p/>
-    <w:p>
-      <w:pPr>
+      <w:r>
+        <w:t xml:space="preserve"> </w:t>
+      </w:r>
+      <w:r>
         <w:rPr>
           <w:rStyle w:val="mclose"/>
         </w:rPr>
-      </w:pPr>
+        <w:t xml:space="preserve">Ce widget appelle la fonction </w:t>
+      </w:r>
+      <w:proofErr w:type="spellStart"/>
       <w:r>
         <w:rPr>
           <w:rStyle w:val="mclose"/>
         </w:rPr>
-        <w:t xml:space="preserve">Ce widget appelle la fonction </w:t>
-      </w:r>
-      <w:proofErr w:type="spellStart"/>
+        <w:t>run_dqn_opti</w:t>
+      </w:r>
       <w:r>
         <w:rPr>
           <w:rStyle w:val="mclose"/>
         </w:rPr>
-        <w:t>run_dqn_opti</w:t>
-      </w:r>
+        <w:t>mization</w:t>
+      </w:r>
+      <w:proofErr w:type="spellEnd"/>
       <w:r>
         <w:rPr>
           <w:rStyle w:val="mclose"/>
         </w:rPr>
-        <w:t>mization</w:t>
-      </w:r>
-      <w:proofErr w:type="spellEnd"/>
+        <w:t xml:space="preserve"> qui réalise les opérations suivantes :</w:t>
+      </w:r>
       <w:r>
         <w:rPr>
           <w:rStyle w:val="mclose"/>
         </w:rPr>
-        <w:t xml:space="preserve"> qui réalise les opérations suivantes :</w:t>
-      </w:r>
-    </w:p>
-    <w:p>
-      <w:pPr>
-        <w:pStyle w:val="Paragraphedeliste"/>
-        <w:numPr>
-          <w:ilvl w:val="0"/>
-          <w:numId w:val="28"/>
-        </w:numPr>
+        <w:br/>
+      </w:r>
+    </w:p>
+    <w:p>
+      <w:pPr>
+        <w:spacing w:before="120" w:after="200" w:line="264" w:lineRule="auto"/>
         <w:rPr>
           <w:rStyle w:val="mclose"/>
         </w:rPr>
       </w:pPr>
       <w:r>
         <w:rPr>
+          <w:noProof/>
+        </w:rPr>
+        <mc:AlternateContent>
+          <mc:Choice Requires="wps">
+            <w:drawing>
+              <wp:anchor distT="0" distB="0" distL="114300" distR="114300" simplePos="0" relativeHeight="251673600" behindDoc="0" locked="0" layoutInCell="1" allowOverlap="1" wp14:anchorId="7BFE2816" wp14:editId="0CF6E528">
+                <wp:simplePos x="0" y="0"/>
+                <wp:positionH relativeFrom="column">
+                  <wp:posOffset>1793648</wp:posOffset>
+                </wp:positionH>
+                <wp:positionV relativeFrom="paragraph">
+                  <wp:posOffset>266346</wp:posOffset>
+                </wp:positionV>
+                <wp:extent cx="1903664" cy="238760"/>
+                <wp:effectExtent l="0" t="0" r="1905" b="2540"/>
+                <wp:wrapNone/>
+                <wp:docPr id="516911845" name="Rectangle : coins arrondis 8"/>
+                <wp:cNvGraphicFramePr/>
+                <a:graphic xmlns:a="http://schemas.openxmlformats.org/drawingml/2006/main">
+                  <a:graphicData uri="http://schemas.microsoft.com/office/word/2010/wordprocessingShape">
+                    <wps:wsp>
+                      <wps:cNvSpPr/>
+                      <wps:spPr>
+                        <a:xfrm>
+                          <a:off x="0" y="0"/>
+                          <a:ext cx="1903664" cy="238760"/>
+                        </a:xfrm>
+                        <a:prstGeom prst="roundRect">
+                          <a:avLst/>
+                        </a:prstGeom>
+                        <a:solidFill>
+                          <a:schemeClr val="bg2">
+                            <a:lumMod val="50000"/>
+                          </a:schemeClr>
+                        </a:solidFill>
+                        <a:ln>
+                          <a:noFill/>
+                        </a:ln>
+                      </wps:spPr>
+                      <wps:style>
+                        <a:lnRef idx="2">
+                          <a:schemeClr val="accent1">
+                            <a:shade val="15000"/>
+                          </a:schemeClr>
+                        </a:lnRef>
+                        <a:fillRef idx="1">
+                          <a:schemeClr val="accent1"/>
+                        </a:fillRef>
+                        <a:effectRef idx="0">
+                          <a:schemeClr val="accent1"/>
+                        </a:effectRef>
+                        <a:fontRef idx="minor">
+                          <a:schemeClr val="lt1"/>
+                        </a:fontRef>
+                      </wps:style>
+                      <wps:txbx>
+                        <w:txbxContent>
+                          <w:p>
+                            <w:pPr>
+                              <w:jc w:val="center"/>
+                              <w:rPr>
+                                <w:sz w:val="13"/>
+                                <w:szCs w:val="15"/>
+                              </w:rPr>
+                            </w:pPr>
+                            <w:r>
+                              <w:rPr>
+                                <w:sz w:val="13"/>
+                                <w:szCs w:val="15"/>
+                              </w:rPr>
+                              <w:t>Boucle de 50</w:t>
+                            </w:r>
+                            <w:r>
+                              <w:rPr>
+                                <w:sz w:val="13"/>
+                                <w:szCs w:val="15"/>
+                              </w:rPr>
+                              <w:t xml:space="preserve"> itérations</w:t>
+                            </w:r>
+                          </w:p>
+                        </w:txbxContent>
+                      </wps:txbx>
+                      <wps:bodyPr rot="0" spcFirstLastPara="0" vertOverflow="overflow" horzOverflow="overflow" vert="horz" wrap="square" lIns="91440" tIns="45720" rIns="91440" bIns="45720" numCol="1" spcCol="0" rtlCol="0" fromWordArt="0" anchor="ctr" anchorCtr="0" forceAA="0" compatLnSpc="1">
+                        <a:prstTxWarp prst="textNoShape">
+                          <a:avLst/>
+                        </a:prstTxWarp>
+                        <a:noAutofit/>
+                      </wps:bodyPr>
+                    </wps:wsp>
+                  </a:graphicData>
+                </a:graphic>
+                <wp14:sizeRelH relativeFrom="margin">
+                  <wp14:pctWidth>0</wp14:pctWidth>
+                </wp14:sizeRelH>
+                <wp14:sizeRelV relativeFrom="margin">
+                  <wp14:pctHeight>0</wp14:pctHeight>
+                </wp14:sizeRelV>
+              </wp:anchor>
+            </w:drawing>
+          </mc:Choice>
+          <mc:Fallback>
+            <w:pict>
+              <v:roundrect w14:anchorId="7BFE2816" id="_x0000_s1033" style="position:absolute;margin-left:141.25pt;margin-top:20.95pt;width:149.9pt;height:18.8pt;z-index:251673600;visibility:visible;mso-wrap-style:square;mso-width-percent:0;mso-height-percent:0;mso-wrap-distance-left:9pt;mso-wrap-distance-top:0;mso-wrap-distance-right:9pt;mso-wrap-distance-bottom:0;mso-position-horizontal:absolute;mso-position-horizontal-relative:text;mso-position-vertical:absolute;mso-position-vertical-relative:text;mso-width-percent:0;mso-height-percent:0;mso-width-relative:margin;mso-height-relative:margin;v-text-anchor:middle" arcsize="10923f" o:gfxdata="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" fillcolor="#007ce9 [1614]" stroked="f" strokeweight="2pt">
+                <v:textbox>
+                  <w:txbxContent>
+                    <w:p>
+                      <w:pPr>
+                        <w:jc w:val="center"/>
+                        <w:rPr>
+                          <w:sz w:val="13"/>
+                          <w:szCs w:val="15"/>
+                        </w:rPr>
+                      </w:pPr>
+                      <w:r>
+                        <w:rPr>
+                          <w:sz w:val="13"/>
+                          <w:szCs w:val="15"/>
+                        </w:rPr>
+                        <w:t>Boucle de 50</w:t>
+                      </w:r>
+                      <w:r>
+                        <w:rPr>
+                          <w:sz w:val="13"/>
+                          <w:szCs w:val="15"/>
+                        </w:rPr>
+                        <w:t xml:space="preserve"> itérations</w:t>
+                      </w:r>
+                    </w:p>
+                  </w:txbxContent>
+                </v:textbox>
+              </v:roundrect>
+            </w:pict>
+          </mc:Fallback>
+        </mc:AlternateContent>
+      </w:r>
+    </w:p>
+    <w:p>
+      <w:pPr>
+        <w:spacing w:before="120" w:after="200" w:line="264" w:lineRule="auto"/>
+        <w:rPr>
           <w:rStyle w:val="mclose"/>
         </w:rPr>
-        <w:t xml:space="preserve">Instanciation d’un agent de la classe </w:t>
-      </w:r>
-      <w:proofErr w:type="spellStart"/>
-      <w:r>
+      </w:pPr>
+      <w:r>
+        <w:rPr>
+          <w:noProof/>
+        </w:rPr>
+        <mc:AlternateContent>
+          <mc:Choice Requires="wps">
+            <w:drawing>
+              <wp:anchor distT="0" distB="0" distL="114300" distR="114300" simplePos="0" relativeHeight="251675648" behindDoc="0" locked="0" layoutInCell="1" allowOverlap="1" wp14:anchorId="01296488" wp14:editId="1ADBD4D7">
+                <wp:simplePos x="0" y="0"/>
+                <wp:positionH relativeFrom="column">
+                  <wp:posOffset>1958708</wp:posOffset>
+                </wp:positionH>
+                <wp:positionV relativeFrom="paragraph">
+                  <wp:posOffset>167005</wp:posOffset>
+                </wp:positionV>
+                <wp:extent cx="1903664" cy="238760"/>
+                <wp:effectExtent l="0" t="0" r="1905" b="2540"/>
+                <wp:wrapNone/>
+                <wp:docPr id="763667335" name="Rectangle : coins arrondis 8"/>
+                <wp:cNvGraphicFramePr/>
+                <a:graphic xmlns:a="http://schemas.openxmlformats.org/drawingml/2006/main">
+                  <a:graphicData uri="http://schemas.microsoft.com/office/word/2010/wordprocessingShape">
+                    <wps:wsp>
+                      <wps:cNvSpPr/>
+                      <wps:spPr>
+                        <a:xfrm>
+                          <a:off x="0" y="0"/>
+                          <a:ext cx="1903664" cy="238760"/>
+                        </a:xfrm>
+                        <a:prstGeom prst="roundRect">
+                          <a:avLst/>
+                        </a:prstGeom>
+                        <a:solidFill>
+                          <a:srgbClr val="002060"/>
+                        </a:solidFill>
+                        <a:ln>
+                          <a:noFill/>
+                        </a:ln>
+                      </wps:spPr>
+                      <wps:style>
+                        <a:lnRef idx="2">
+                          <a:schemeClr val="accent1">
+                            <a:shade val="15000"/>
+                          </a:schemeClr>
+                        </a:lnRef>
+                        <a:fillRef idx="1">
+                          <a:schemeClr val="accent1"/>
+                        </a:fillRef>
+                        <a:effectRef idx="0">
+                          <a:schemeClr val="accent1"/>
+                        </a:effectRef>
+                        <a:fontRef idx="minor">
+                          <a:schemeClr val="lt1"/>
+                        </a:fontRef>
+                      </wps:style>
+                      <wps:txbx>
+                        <w:txbxContent>
+                          <w:p>
+                            <w:pPr>
+                              <w:jc w:val="center"/>
+                              <w:rPr>
+                                <w:sz w:val="13"/>
+                                <w:szCs w:val="15"/>
+                              </w:rPr>
+                            </w:pPr>
+                            <w:r>
+                              <w:rPr>
+                                <w:sz w:val="13"/>
+                                <w:szCs w:val="15"/>
+                              </w:rPr>
+                              <w:t>Sélection de l’action (</w:t>
+                            </w:r>
+                            <w:proofErr w:type="spellStart"/>
+                            <w:r>
+                              <w:rPr>
+                                <w:sz w:val="13"/>
+                                <w:szCs w:val="15"/>
+                              </w:rPr>
+                              <w:t>apply_actions</w:t>
+                            </w:r>
+                            <w:proofErr w:type="spellEnd"/>
+                            <w:r>
+                              <w:rPr>
+                                <w:sz w:val="13"/>
+                                <w:szCs w:val="15"/>
+                              </w:rPr>
+                              <w:t>)</w:t>
+                            </w:r>
+                          </w:p>
+                        </w:txbxContent>
+                      </wps:txbx>
+                      <wps:bodyPr rot="0" spcFirstLastPara="0" vertOverflow="overflow" horzOverflow="overflow" vert="horz" wrap="square" lIns="91440" tIns="45720" rIns="91440" bIns="45720" numCol="1" spcCol="0" rtlCol="0" fromWordArt="0" anchor="ctr" anchorCtr="0" forceAA="0" compatLnSpc="1">
+                        <a:prstTxWarp prst="textNoShape">
+                          <a:avLst/>
+                        </a:prstTxWarp>
+                        <a:noAutofit/>
+                      </wps:bodyPr>
+                    </wps:wsp>
+                  </a:graphicData>
+                </a:graphic>
+                <wp14:sizeRelH relativeFrom="margin">
+                  <wp14:pctWidth>0</wp14:pctWidth>
+                </wp14:sizeRelH>
+                <wp14:sizeRelV relativeFrom="margin">
+                  <wp14:pctHeight>0</wp14:pctHeight>
+                </wp14:sizeRelV>
+              </wp:anchor>
+            </w:drawing>
+          </mc:Choice>
+          <mc:Fallback>
+            <w:pict>
+              <v:roundrect w14:anchorId="01296488" id="_x0000_s1034" style="position:absolute;margin-left:154.25pt;margin-top:13.15pt;width:149.9pt;height:18.8pt;z-index:251675648;visibility:visible;mso-wrap-style:square;mso-width-percent:0;mso-height-percent:0;mso-wrap-distance-left:9pt;mso-wrap-distance-top:0;mso-wrap-distance-right:9pt;mso-wrap-distance-bottom:0;mso-position-horizontal:absolute;mso-position-horizontal-relative:text;mso-position-vertical:absolute;mso-position-vertical-relative:text;mso-width-percent:0;mso-height-percent:0;mso-width-relative:margin;mso-height-relative:margin;v-text-anchor:middle" arcsize="10923f" o:gfxdata="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" fillcolor="#002060" stroked="f" strokeweight="2pt">
+                <v:textbox>
+                  <w:txbxContent>
+                    <w:p>
+                      <w:pPr>
+                        <w:jc w:val="center"/>
+                        <w:rPr>
+                          <w:sz w:val="13"/>
+                          <w:szCs w:val="15"/>
+                        </w:rPr>
+                      </w:pPr>
+                      <w:r>
+                        <w:rPr>
+                          <w:sz w:val="13"/>
+                          <w:szCs w:val="15"/>
+                        </w:rPr>
+                        <w:t>Sélection de l’action (</w:t>
+                      </w:r>
+                      <w:proofErr w:type="spellStart"/>
+                      <w:r>
+                        <w:rPr>
+                          <w:sz w:val="13"/>
+                          <w:szCs w:val="15"/>
+                        </w:rPr>
+                        <w:t>apply_actions</w:t>
+                      </w:r>
+                      <w:proofErr w:type="spellEnd"/>
+                      <w:r>
+                        <w:rPr>
+                          <w:sz w:val="13"/>
+                          <w:szCs w:val="15"/>
+                        </w:rPr>
+                        <w:t>)</w:t>
+                      </w:r>
+                    </w:p>
+                  </w:txbxContent>
+                </v:textbox>
+              </v:roundrect>
+            </w:pict>
+          </mc:Fallback>
+        </mc:AlternateContent>
+      </w:r>
+    </w:p>
+    <w:p>
+      <w:pPr>
+        <w:spacing w:before="120" w:after="200" w:line="264" w:lineRule="auto"/>
         <w:rPr>
           <w:rStyle w:val="mclose"/>
         </w:rPr>
-        <w:t>DQNAgent</w:t>
-      </w:r>
-      <w:proofErr w:type="spellEnd"/>
-      <w:r>
+      </w:pPr>
+      <w:r>
+        <w:rPr>
+          <w:noProof/>
+        </w:rPr>
+        <mc:AlternateContent>
+          <mc:Choice Requires="wps">
+            <w:drawing>
+              <wp:anchor distT="0" distB="0" distL="114300" distR="114300" simplePos="0" relativeHeight="251677696" behindDoc="0" locked="0" layoutInCell="1" allowOverlap="1" wp14:anchorId="54424226" wp14:editId="51854BF2">
+                <wp:simplePos x="0" y="0"/>
+                <wp:positionH relativeFrom="column">
+                  <wp:posOffset>1958647</wp:posOffset>
+                </wp:positionH>
+                <wp:positionV relativeFrom="paragraph">
+                  <wp:posOffset>120558</wp:posOffset>
+                </wp:positionV>
+                <wp:extent cx="1903664" cy="238760"/>
+                <wp:effectExtent l="0" t="0" r="1905" b="2540"/>
+                <wp:wrapNone/>
+                <wp:docPr id="53034929" name="Rectangle : coins arrondis 8"/>
+                <wp:cNvGraphicFramePr/>
+                <a:graphic xmlns:a="http://schemas.openxmlformats.org/drawingml/2006/main">
+                  <a:graphicData uri="http://schemas.microsoft.com/office/word/2010/wordprocessingShape">
+                    <wps:wsp>
+                      <wps:cNvSpPr/>
+                      <wps:spPr>
+                        <a:xfrm>
+                          <a:off x="0" y="0"/>
+                          <a:ext cx="1903664" cy="238760"/>
+                        </a:xfrm>
+                        <a:prstGeom prst="roundRect">
+                          <a:avLst/>
+                        </a:prstGeom>
+                        <a:solidFill>
+                          <a:srgbClr val="002060"/>
+                        </a:solidFill>
+                        <a:ln>
+                          <a:noFill/>
+                        </a:ln>
+                      </wps:spPr>
+                      <wps:style>
+                        <a:lnRef idx="2">
+                          <a:schemeClr val="accent1">
+                            <a:shade val="15000"/>
+                          </a:schemeClr>
+                        </a:lnRef>
+                        <a:fillRef idx="1">
+                          <a:schemeClr val="accent1"/>
+                        </a:fillRef>
+                        <a:effectRef idx="0">
+                          <a:schemeClr val="accent1"/>
+                        </a:effectRef>
+                        <a:fontRef idx="minor">
+                          <a:schemeClr val="lt1"/>
+                        </a:fontRef>
+                      </wps:style>
+                      <wps:txbx>
+                        <w:txbxContent>
+                          <w:p>
+                            <w:pPr>
+                              <w:jc w:val="center"/>
+                              <w:rPr>
+                                <w:sz w:val="13"/>
+                                <w:szCs w:val="15"/>
+                              </w:rPr>
+                            </w:pPr>
+                            <w:r>
+                              <w:rPr>
+                                <w:sz w:val="13"/>
+                                <w:szCs w:val="15"/>
+                              </w:rPr>
+                              <w:t>Mise à jour de l’état (</w:t>
+                            </w:r>
+                            <w:proofErr w:type="spellStart"/>
+                            <w:r>
+                              <w:rPr>
+                                <w:sz w:val="13"/>
+                                <w:szCs w:val="15"/>
+                              </w:rPr>
+                              <w:t>apply_actions</w:t>
+                            </w:r>
+                            <w:proofErr w:type="spellEnd"/>
+                            <w:r>
+                              <w:rPr>
+                                <w:sz w:val="13"/>
+                                <w:szCs w:val="15"/>
+                              </w:rPr>
+                              <w:t>)</w:t>
+                            </w:r>
+                            <w:r>
+                              <w:rPr>
+                                <w:noProof/>
+                              </w:rPr>
+                              <w:t xml:space="preserve"> </w:t>
+                            </w:r>
+                            <w:r>
+                              <w:rPr>
+                                <w:noProof/>
+                              </w:rPr>
+                              <w:drawing>
+                                <wp:inline distT="0" distB="0" distL="0" distR="0" wp14:anchorId="781692EB" wp14:editId="150F3AD5">
+                                  <wp:extent cx="782320" cy="99060"/>
+                                  <wp:effectExtent l="0" t="0" r="5080" b="2540"/>
+                                  <wp:docPr id="905245517" name="Image 1"/>
+                                  <wp:cNvGraphicFramePr>
+                                    <a:graphicFrameLocks xmlns:a="http://schemas.openxmlformats.org/drawingml/2006/main" noChangeAspect="1"/>
+                                  </wp:cNvGraphicFramePr>
+                                  <a:graphic xmlns:a="http://schemas.openxmlformats.org/drawingml/2006/main">
+                                    <a:graphicData uri="http://schemas.openxmlformats.org/drawingml/2006/picture">
+                                      <pic:pic xmlns:pic="http://schemas.openxmlformats.org/drawingml/2006/picture">
+                                        <pic:nvPicPr>
+                                          <pic:cNvPr id="905245517" name=""/>
+                                          <pic:cNvPicPr/>
+                                        </pic:nvPicPr>
+                                        <pic:blipFill>
+                                          <a:blip r:embed="rId29"/>
+                                          <a:stretch>
+                                            <a:fillRect/>
+                                          </a:stretch>
+                                        </pic:blipFill>
+                                        <pic:spPr>
+                                          <a:xfrm>
+                                            <a:off x="0" y="0"/>
+                                            <a:ext cx="782320" cy="99060"/>
+                                          </a:xfrm>
+                                          <a:prstGeom prst="rect">
+                                            <a:avLst/>
+                                          </a:prstGeom>
+                                        </pic:spPr>
+                                      </pic:pic>
+                                    </a:graphicData>
+                                  </a:graphic>
+                                </wp:inline>
+                              </w:drawing>
+                            </w:r>
+                          </w:p>
+                        </w:txbxContent>
+                      </wps:txbx>
+                      <wps:bodyPr rot="0" spcFirstLastPara="0" vertOverflow="overflow" horzOverflow="overflow" vert="horz" wrap="square" lIns="91440" tIns="45720" rIns="91440" bIns="45720" numCol="1" spcCol="0" rtlCol="0" fromWordArt="0" anchor="ctr" anchorCtr="0" forceAA="0" compatLnSpc="1">
+                        <a:prstTxWarp prst="textNoShape">
+                          <a:avLst/>
+                        </a:prstTxWarp>
+                        <a:noAutofit/>
+                      </wps:bodyPr>
+                    </wps:wsp>
+                  </a:graphicData>
+                </a:graphic>
+                <wp14:sizeRelH relativeFrom="margin">
+                  <wp14:pctWidth>0</wp14:pctWidth>
+                </wp14:sizeRelH>
+                <wp14:sizeRelV relativeFrom="margin">
+                  <wp14:pctHeight>0</wp14:pctHeight>
+                </wp14:sizeRelV>
+              </wp:anchor>
+            </w:drawing>
+          </mc:Choice>
+          <mc:Fallback>
+            <w:pict>
+              <v:roundrect w14:anchorId="54424226" id="_x0000_s1035" style="position:absolute;margin-left:154.2pt;margin-top:9.5pt;width:149.9pt;height:18.8pt;z-index:251677696;visibility:visible;mso-wrap-style:square;mso-width-percent:0;mso-height-percent:0;mso-wrap-distance-left:9pt;mso-wrap-distance-top:0;mso-wrap-distance-right:9pt;mso-wrap-distance-bottom:0;mso-position-horizontal:absolute;mso-position-horizontal-relative:text;mso-position-vertical:absolute;mso-position-vertical-relative:text;mso-width-percent:0;mso-height-percent:0;mso-width-relative:margin;mso-height-relative:margin;v-text-anchor:middle" arcsize="10923f" o:gfxdata="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" fillcolor="#002060" stroked="f" strokeweight="2pt">
+                <v:textbox>
+                  <w:txbxContent>
+                    <w:p>
+                      <w:pPr>
+                        <w:jc w:val="center"/>
+                        <w:rPr>
+                          <w:sz w:val="13"/>
+                          <w:szCs w:val="15"/>
+                        </w:rPr>
+                      </w:pPr>
+                      <w:r>
+                        <w:rPr>
+                          <w:sz w:val="13"/>
+                          <w:szCs w:val="15"/>
+                        </w:rPr>
+                        <w:t>Mise à jour de l’état (</w:t>
+                      </w:r>
+                      <w:proofErr w:type="spellStart"/>
+                      <w:r>
+                        <w:rPr>
+                          <w:sz w:val="13"/>
+                          <w:szCs w:val="15"/>
+                        </w:rPr>
+                        <w:t>apply_actions</w:t>
+                      </w:r>
+                      <w:proofErr w:type="spellEnd"/>
+                      <w:r>
+                        <w:rPr>
+                          <w:sz w:val="13"/>
+                          <w:szCs w:val="15"/>
+                        </w:rPr>
+                        <w:t>)</w:t>
+                      </w:r>
+                      <w:r>
+                        <w:rPr>
+                          <w:noProof/>
+                        </w:rPr>
+                        <w:t xml:space="preserve"> </w:t>
+                      </w:r>
+                      <w:r>
+                        <w:rPr>
+                          <w:noProof/>
+                        </w:rPr>
+                        <w:drawing>
+                          <wp:inline distT="0" distB="0" distL="0" distR="0" wp14:anchorId="781692EB" wp14:editId="150F3AD5">
+                            <wp:extent cx="782320" cy="99060"/>
+                            <wp:effectExtent l="0" t="0" r="5080" b="2540"/>
+                            <wp:docPr id="905245517" name="Image 1"/>
+                            <wp:cNvGraphicFramePr>
+                              <a:graphicFrameLocks xmlns:a="http://schemas.openxmlformats.org/drawingml/2006/main" noChangeAspect="1"/>
+                            </wp:cNvGraphicFramePr>
+                            <a:graphic xmlns:a="http://schemas.openxmlformats.org/drawingml/2006/main">
+                              <a:graphicData uri="http://schemas.openxmlformats.org/drawingml/2006/picture">
+                                <pic:pic xmlns:pic="http://schemas.openxmlformats.org/drawingml/2006/picture">
+                                  <pic:nvPicPr>
+                                    <pic:cNvPr id="905245517" name=""/>
+                                    <pic:cNvPicPr/>
+                                  </pic:nvPicPr>
+                                  <pic:blipFill>
+                                    <a:blip r:embed="rId29"/>
+                                    <a:stretch>
+                                      <a:fillRect/>
+                                    </a:stretch>
+                                  </pic:blipFill>
+                                  <pic:spPr>
+                                    <a:xfrm>
+                                      <a:off x="0" y="0"/>
+                                      <a:ext cx="782320" cy="99060"/>
+                                    </a:xfrm>
+                                    <a:prstGeom prst="rect">
+                                      <a:avLst/>
+                                    </a:prstGeom>
+                                  </pic:spPr>
+                                </pic:pic>
+                              </a:graphicData>
+                            </a:graphic>
+                          </wp:inline>
+                        </w:drawing>
+                      </w:r>
+                    </w:p>
+                  </w:txbxContent>
+                </v:textbox>
+              </v:roundrect>
+            </w:pict>
+          </mc:Fallback>
+        </mc:AlternateContent>
+      </w:r>
+    </w:p>
+    <w:p>
+      <w:pPr>
+        <w:spacing w:before="120" w:after="200" w:line="264" w:lineRule="auto"/>
         <w:rPr>
           <w:rStyle w:val="mclose"/>
         </w:rPr>
-        <w:t>,</w:t>
-      </w:r>
-    </w:p>
-    <w:p>
-      <w:pPr>
-        <w:pStyle w:val="Paragraphedeliste"/>
-        <w:numPr>
-          <w:ilvl w:val="0"/>
-          <w:numId w:val="28"/>
-        </w:numPr>
+      </w:pPr>
+      <w:r>
+        <w:rPr>
+          <w:noProof/>
+        </w:rPr>
+        <mc:AlternateContent>
+          <mc:Choice Requires="wps">
+            <w:drawing>
+              <wp:anchor distT="0" distB="0" distL="114300" distR="114300" simplePos="0" relativeHeight="251679744" behindDoc="0" locked="0" layoutInCell="1" allowOverlap="1" wp14:anchorId="51913D33" wp14:editId="1029DEA8">
+                <wp:simplePos x="0" y="0"/>
+                <wp:positionH relativeFrom="column">
+                  <wp:posOffset>1958340</wp:posOffset>
+                </wp:positionH>
+                <wp:positionV relativeFrom="paragraph">
+                  <wp:posOffset>79682</wp:posOffset>
+                </wp:positionV>
+                <wp:extent cx="1903664" cy="238760"/>
+                <wp:effectExtent l="0" t="0" r="1905" b="2540"/>
+                <wp:wrapNone/>
+                <wp:docPr id="1374452316" name="Rectangle : coins arrondis 8"/>
+                <wp:cNvGraphicFramePr/>
+                <a:graphic xmlns:a="http://schemas.openxmlformats.org/drawingml/2006/main">
+                  <a:graphicData uri="http://schemas.microsoft.com/office/word/2010/wordprocessingShape">
+                    <wps:wsp>
+                      <wps:cNvSpPr/>
+                      <wps:spPr>
+                        <a:xfrm>
+                          <a:off x="0" y="0"/>
+                          <a:ext cx="1903664" cy="238760"/>
+                        </a:xfrm>
+                        <a:prstGeom prst="roundRect">
+                          <a:avLst/>
+                        </a:prstGeom>
+                        <a:solidFill>
+                          <a:srgbClr val="002060"/>
+                        </a:solidFill>
+                        <a:ln>
+                          <a:noFill/>
+                        </a:ln>
+                      </wps:spPr>
+                      <wps:style>
+                        <a:lnRef idx="2">
+                          <a:schemeClr val="accent1">
+                            <a:shade val="15000"/>
+                          </a:schemeClr>
+                        </a:lnRef>
+                        <a:fillRef idx="1">
+                          <a:schemeClr val="accent1"/>
+                        </a:fillRef>
+                        <a:effectRef idx="0">
+                          <a:schemeClr val="accent1"/>
+                        </a:effectRef>
+                        <a:fontRef idx="minor">
+                          <a:schemeClr val="lt1"/>
+                        </a:fontRef>
+                      </wps:style>
+                      <wps:txbx>
+                        <w:txbxContent>
+                          <w:p>
+                            <w:pPr>
+                              <w:jc w:val="center"/>
+                              <w:rPr>
+                                <w:sz w:val="13"/>
+                                <w:szCs w:val="15"/>
+                              </w:rPr>
+                            </w:pPr>
+                            <w:r>
+                              <w:rPr>
+                                <w:sz w:val="13"/>
+                                <w:szCs w:val="15"/>
+                              </w:rPr>
+                              <w:t>Calcul de la récompense</w:t>
+                            </w:r>
+                          </w:p>
+                        </w:txbxContent>
+                      </wps:txbx>
+                      <wps:bodyPr rot="0" spcFirstLastPara="0" vertOverflow="overflow" horzOverflow="overflow" vert="horz" wrap="square" lIns="91440" tIns="45720" rIns="91440" bIns="45720" numCol="1" spcCol="0" rtlCol="0" fromWordArt="0" anchor="ctr" anchorCtr="0" forceAA="0" compatLnSpc="1">
+                        <a:prstTxWarp prst="textNoShape">
+                          <a:avLst/>
+                        </a:prstTxWarp>
+                        <a:noAutofit/>
+                      </wps:bodyPr>
+                    </wps:wsp>
+                  </a:graphicData>
+                </a:graphic>
+                <wp14:sizeRelH relativeFrom="margin">
+                  <wp14:pctWidth>0</wp14:pctWidth>
+                </wp14:sizeRelH>
+                <wp14:sizeRelV relativeFrom="margin">
+                  <wp14:pctHeight>0</wp14:pctHeight>
+                </wp14:sizeRelV>
+              </wp:anchor>
+            </w:drawing>
+          </mc:Choice>
+          <mc:Fallback>
+            <w:pict>
+              <v:roundrect w14:anchorId="51913D33" id="_x0000_s1036" style="position:absolute;margin-left:154.2pt;margin-top:6.25pt;width:149.9pt;height:18.8pt;z-index:251679744;visibility:visible;mso-wrap-style:square;mso-width-percent:0;mso-height-percent:0;mso-wrap-distance-left:9pt;mso-wrap-distance-top:0;mso-wrap-distance-right:9pt;mso-wrap-distance-bottom:0;mso-position-horizontal:absolute;mso-position-horizontal-relative:text;mso-position-vertical:absolute;mso-position-vertical-relative:text;mso-width-percent:0;mso-height-percent:0;mso-width-relative:margin;mso-height-relative:margin;v-text-anchor:middle" arcsize="10923f" o:gfxdata="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" fillcolor="#002060" stroked="f" strokeweight="2pt">
+                <v:textbox>
+                  <w:txbxContent>
+                    <w:p>
+                      <w:pPr>
+                        <w:jc w:val="center"/>
+                        <w:rPr>
+                          <w:sz w:val="13"/>
+                          <w:szCs w:val="15"/>
+                        </w:rPr>
+                      </w:pPr>
+                      <w:r>
+                        <w:rPr>
+                          <w:sz w:val="13"/>
+                          <w:szCs w:val="15"/>
+                        </w:rPr>
+                        <w:t>Calcul de la récompense</w:t>
+                      </w:r>
+                    </w:p>
+                  </w:txbxContent>
+                </v:textbox>
+              </v:roundrect>
+            </w:pict>
+          </mc:Fallback>
+        </mc:AlternateContent>
+      </w:r>
+    </w:p>
+    <w:p>
+      <w:pPr>
+        <w:spacing w:before="120" w:after="200" w:line="264" w:lineRule="auto"/>
         <w:rPr>
           <w:rStyle w:val="mclose"/>
         </w:rPr>
       </w:pPr>
       <w:r>
         <w:rPr>
+          <w:noProof/>
+        </w:rPr>
+        <mc:AlternateContent>
+          <mc:Choice Requires="wps">
+            <w:drawing>
+              <wp:anchor distT="0" distB="0" distL="114300" distR="114300" simplePos="0" relativeHeight="251683840" behindDoc="0" locked="0" layoutInCell="1" allowOverlap="1" wp14:anchorId="3C251389" wp14:editId="057518B9">
+                <wp:simplePos x="0" y="0"/>
+                <wp:positionH relativeFrom="column">
+                  <wp:posOffset>1963365</wp:posOffset>
+                </wp:positionH>
+                <wp:positionV relativeFrom="paragraph">
+                  <wp:posOffset>294902</wp:posOffset>
+                </wp:positionV>
+                <wp:extent cx="1903664" cy="238760"/>
+                <wp:effectExtent l="0" t="0" r="1905" b="2540"/>
+                <wp:wrapNone/>
+                <wp:docPr id="980195428" name="Rectangle : coins arrondis 8"/>
+                <wp:cNvGraphicFramePr/>
+                <a:graphic xmlns:a="http://schemas.openxmlformats.org/drawingml/2006/main">
+                  <a:graphicData uri="http://schemas.microsoft.com/office/word/2010/wordprocessingShape">
+                    <wps:wsp>
+                      <wps:cNvSpPr/>
+                      <wps:spPr>
+                        <a:xfrm>
+                          <a:off x="0" y="0"/>
+                          <a:ext cx="1903664" cy="238760"/>
+                        </a:xfrm>
+                        <a:prstGeom prst="roundRect">
+                          <a:avLst/>
+                        </a:prstGeom>
+                        <a:solidFill>
+                          <a:srgbClr val="002060"/>
+                        </a:solidFill>
+                        <a:ln>
+                          <a:noFill/>
+                        </a:ln>
+                      </wps:spPr>
+                      <wps:style>
+                        <a:lnRef idx="2">
+                          <a:schemeClr val="accent1">
+                            <a:shade val="15000"/>
+                          </a:schemeClr>
+                        </a:lnRef>
+                        <a:fillRef idx="1">
+                          <a:schemeClr val="accent1"/>
+                        </a:fillRef>
+                        <a:effectRef idx="0">
+                          <a:schemeClr val="accent1"/>
+                        </a:effectRef>
+                        <a:fontRef idx="minor">
+                          <a:schemeClr val="lt1"/>
+                        </a:fontRef>
+                      </wps:style>
+                      <wps:txbx>
+                        <w:txbxContent>
+                          <w:p>
+                            <w:pPr>
+                              <w:jc w:val="center"/>
+                              <w:rPr>
+                                <w:sz w:val="13"/>
+                                <w:szCs w:val="15"/>
+                              </w:rPr>
+                            </w:pPr>
+                            <w:r>
+                              <w:rPr>
+                                <w:sz w:val="13"/>
+                                <w:szCs w:val="15"/>
+                              </w:rPr>
+                              <w:t>Entrainement du réseau (</w:t>
+                            </w:r>
+                            <w:proofErr w:type="spellStart"/>
+                            <w:r>
+                              <w:rPr>
+                                <w:sz w:val="13"/>
+                                <w:szCs w:val="15"/>
+                              </w:rPr>
+                              <w:t>train_step</w:t>
+                            </w:r>
+                            <w:proofErr w:type="spellEnd"/>
+                            <w:r>
+                              <w:rPr>
+                                <w:sz w:val="13"/>
+                                <w:szCs w:val="15"/>
+                              </w:rPr>
+                              <w:t>)</w:t>
+                            </w:r>
+                          </w:p>
+                        </w:txbxContent>
+                      </wps:txbx>
+                      <wps:bodyPr rot="0" spcFirstLastPara="0" vertOverflow="overflow" horzOverflow="overflow" vert="horz" wrap="square" lIns="91440" tIns="45720" rIns="91440" bIns="45720" numCol="1" spcCol="0" rtlCol="0" fromWordArt="0" anchor="ctr" anchorCtr="0" forceAA="0" compatLnSpc="1">
+                        <a:prstTxWarp prst="textNoShape">
+                          <a:avLst/>
+                        </a:prstTxWarp>
+                        <a:noAutofit/>
+                      </wps:bodyPr>
+                    </wps:wsp>
+                  </a:graphicData>
+                </a:graphic>
+                <wp14:sizeRelH relativeFrom="margin">
+                  <wp14:pctWidth>0</wp14:pctWidth>
+                </wp14:sizeRelH>
+                <wp14:sizeRelV relativeFrom="margin">
+                  <wp14:pctHeight>0</wp14:pctHeight>
+                </wp14:sizeRelV>
+              </wp:anchor>
+            </w:drawing>
+          </mc:Choice>
+          <mc:Fallback>
+            <w:pict>
+              <v:roundrect w14:anchorId="3C251389" id="_x0000_s1037" style="position:absolute;margin-left:154.6pt;margin-top:23.2pt;width:149.9pt;height:18.8pt;z-index:251683840;visibility:visible;mso-wrap-style:square;mso-width-percent:0;mso-height-percent:0;mso-wrap-distance-left:9pt;mso-wrap-distance-top:0;mso-wrap-distance-right:9pt;mso-wrap-distance-bottom:0;mso-position-horizontal:absolute;mso-position-horizontal-relative:text;mso-position-vertical:absolute;mso-position-vertical-relative:text;mso-width-percent:0;mso-height-percent:0;mso-width-relative:margin;mso-height-relative:margin;v-text-anchor:middle" arcsize="10923f" o:gfxdata="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" fillcolor="#002060" stroked="f" strokeweight="2pt">
+                <v:textbox>
+                  <w:txbxContent>
+                    <w:p>
+                      <w:pPr>
+                        <w:jc w:val="center"/>
+                        <w:rPr>
+                          <w:sz w:val="13"/>
+                          <w:szCs w:val="15"/>
+                        </w:rPr>
+                      </w:pPr>
+                      <w:r>
+                        <w:rPr>
+                          <w:sz w:val="13"/>
+                          <w:szCs w:val="15"/>
+                        </w:rPr>
+                        <w:t>Entrainement du réseau (</w:t>
+                      </w:r>
+                      <w:proofErr w:type="spellStart"/>
+                      <w:r>
+                        <w:rPr>
+                          <w:sz w:val="13"/>
+                          <w:szCs w:val="15"/>
+                        </w:rPr>
+                        <w:t>train_step</w:t>
+                      </w:r>
+                      <w:proofErr w:type="spellEnd"/>
+                      <w:r>
+                        <w:rPr>
+                          <w:sz w:val="13"/>
+                          <w:szCs w:val="15"/>
+                        </w:rPr>
+                        <w:t>)</w:t>
+                      </w:r>
+                    </w:p>
+                  </w:txbxContent>
+                </v:textbox>
+              </v:roundrect>
+            </w:pict>
+          </mc:Fallback>
+        </mc:AlternateContent>
+      </w:r>
+      <w:r>
+        <w:rPr>
+          <w:noProof/>
+        </w:rPr>
+        <mc:AlternateContent>
+          <mc:Choice Requires="wps">
+            <w:drawing>
+              <wp:anchor distT="0" distB="0" distL="114300" distR="114300" simplePos="0" relativeHeight="251681792" behindDoc="0" locked="0" layoutInCell="1" allowOverlap="1" wp14:anchorId="3DE703EC" wp14:editId="35352F16">
+                <wp:simplePos x="0" y="0"/>
+                <wp:positionH relativeFrom="column">
+                  <wp:posOffset>1962785</wp:posOffset>
+                </wp:positionH>
+                <wp:positionV relativeFrom="paragraph">
+                  <wp:posOffset>33922</wp:posOffset>
+                </wp:positionV>
+                <wp:extent cx="1903664" cy="238760"/>
+                <wp:effectExtent l="0" t="0" r="1905" b="2540"/>
+                <wp:wrapNone/>
+                <wp:docPr id="393179973" name="Rectangle : coins arrondis 8"/>
+                <wp:cNvGraphicFramePr/>
+                <a:graphic xmlns:a="http://schemas.openxmlformats.org/drawingml/2006/main">
+                  <a:graphicData uri="http://schemas.microsoft.com/office/word/2010/wordprocessingShape">
+                    <wps:wsp>
+                      <wps:cNvSpPr/>
+                      <wps:spPr>
+                        <a:xfrm>
+                          <a:off x="0" y="0"/>
+                          <a:ext cx="1903664" cy="238760"/>
+                        </a:xfrm>
+                        <a:prstGeom prst="roundRect">
+                          <a:avLst/>
+                        </a:prstGeom>
+                        <a:solidFill>
+                          <a:srgbClr val="002060"/>
+                        </a:solidFill>
+                        <a:ln>
+                          <a:noFill/>
+                        </a:ln>
+                      </wps:spPr>
+                      <wps:style>
+                        <a:lnRef idx="2">
+                          <a:schemeClr val="accent1">
+                            <a:shade val="15000"/>
+                          </a:schemeClr>
+                        </a:lnRef>
+                        <a:fillRef idx="1">
+                          <a:schemeClr val="accent1"/>
+                        </a:fillRef>
+                        <a:effectRef idx="0">
+                          <a:schemeClr val="accent1"/>
+                        </a:effectRef>
+                        <a:fontRef idx="minor">
+                          <a:schemeClr val="lt1"/>
+                        </a:fontRef>
+                      </wps:style>
+                      <wps:txbx>
+                        <w:txbxContent>
+                          <w:p>
+                            <w:pPr>
+                              <w:jc w:val="center"/>
+                              <w:rPr>
+                                <w:sz w:val="13"/>
+                                <w:szCs w:val="15"/>
+                              </w:rPr>
+                            </w:pPr>
+                            <w:r>
+                              <w:rPr>
+                                <w:sz w:val="13"/>
+                                <w:szCs w:val="15"/>
+                              </w:rPr>
+                              <w:t xml:space="preserve">Ajout de cette expérience dans le </w:t>
+                            </w:r>
+                            <w:proofErr w:type="spellStart"/>
+                            <w:r>
+                              <w:rPr>
+                                <w:sz w:val="13"/>
+                                <w:szCs w:val="15"/>
+                              </w:rPr>
+                              <w:t>replay_buffer</w:t>
+                            </w:r>
+                            <w:proofErr w:type="spellEnd"/>
+                          </w:p>
+                        </w:txbxContent>
+                      </wps:txbx>
+                      <wps:bodyPr rot="0" spcFirstLastPara="0" vertOverflow="overflow" horzOverflow="overflow" vert="horz" wrap="square" lIns="91440" tIns="45720" rIns="91440" bIns="45720" numCol="1" spcCol="0" rtlCol="0" fromWordArt="0" anchor="ctr" anchorCtr="0" forceAA="0" compatLnSpc="1">
+                        <a:prstTxWarp prst="textNoShape">
+                          <a:avLst/>
+                        </a:prstTxWarp>
+                        <a:noAutofit/>
+                      </wps:bodyPr>
+                    </wps:wsp>
+                  </a:graphicData>
+                </a:graphic>
+                <wp14:sizeRelH relativeFrom="margin">
+                  <wp14:pctWidth>0</wp14:pctWidth>
+                </wp14:sizeRelH>
+                <wp14:sizeRelV relativeFrom="margin">
+                  <wp14:pctHeight>0</wp14:pctHeight>
+                </wp14:sizeRelV>
+              </wp:anchor>
+            </w:drawing>
+          </mc:Choice>
+          <mc:Fallback>
+            <w:pict>
+              <v:roundrect w14:anchorId="3DE703EC" id="_x0000_s1038" style="position:absolute;margin-left:154.55pt;margin-top:2.65pt;width:149.9pt;height:18.8pt;z-index:251681792;visibility:visible;mso-wrap-style:square;mso-width-percent:0;mso-height-percent:0;mso-wrap-distance-left:9pt;mso-wrap-distance-top:0;mso-wrap-distance-right:9pt;mso-wrap-distance-bottom:0;mso-position-horizontal:absolute;mso-position-horizontal-relative:text;mso-position-vertical:absolute;mso-position-vertical-relative:text;mso-width-percent:0;mso-height-percent:0;mso-width-relative:margin;mso-height-relative:margin;v-text-anchor:middle" arcsize="10923f" o:gfxdata="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" fillcolor="#002060" stroked="f" strokeweight="2pt">
+                <v:textbox>
+                  <w:txbxContent>
+                    <w:p>
+                      <w:pPr>
+                        <w:jc w:val="center"/>
+                        <w:rPr>
+                          <w:sz w:val="13"/>
+                          <w:szCs w:val="15"/>
+                        </w:rPr>
+                      </w:pPr>
+                      <w:r>
+                        <w:rPr>
+                          <w:sz w:val="13"/>
+                          <w:szCs w:val="15"/>
+                        </w:rPr>
+                        <w:t xml:space="preserve">Ajout de cette expérience dans le </w:t>
+                      </w:r>
+                      <w:proofErr w:type="spellStart"/>
+                      <w:r>
+                        <w:rPr>
+                          <w:sz w:val="13"/>
+                          <w:szCs w:val="15"/>
+                        </w:rPr>
+                        <w:t>replay_buffer</w:t>
+                      </w:r>
+                      <w:proofErr w:type="spellEnd"/>
+                    </w:p>
+                  </w:txbxContent>
+                </v:textbox>
+              </v:roundrect>
+            </w:pict>
+          </mc:Fallback>
+        </mc:AlternateContent>
+      </w:r>
+    </w:p>
+    <w:p>
+      <w:pPr>
+        <w:spacing w:before="120" w:after="200" w:line="264" w:lineRule="auto"/>
+        <w:rPr>
           <w:rStyle w:val="mclose"/>
         </w:rPr>
-        <w:t>Exécution d’une boucle de 500 épisodes</w:t>
-      </w:r>
-    </w:p>
-    <w:p>
-      <w:pPr>
-        <w:pStyle w:val="Paragraphedeliste"/>
-        <w:numPr>
-          <w:ilvl w:val="0"/>
-          <w:numId w:val="28"/>
-        </w:numPr>
+      </w:pPr>
+      <w:r>
+        <w:rPr>
+          <w:noProof/>
+        </w:rPr>
+        <mc:AlternateContent>
+          <mc:Choice Requires="wps">
+            <w:drawing>
+              <wp:anchor distT="0" distB="0" distL="114300" distR="114300" simplePos="0" relativeHeight="251685888" behindDoc="0" locked="0" layoutInCell="1" allowOverlap="1" wp14:anchorId="69937EB3" wp14:editId="5F7B7A38">
+                <wp:simplePos x="0" y="0"/>
+                <wp:positionH relativeFrom="column">
+                  <wp:posOffset>1843299</wp:posOffset>
+                </wp:positionH>
+                <wp:positionV relativeFrom="paragraph">
+                  <wp:posOffset>273096</wp:posOffset>
+                </wp:positionV>
+                <wp:extent cx="1903664" cy="238760"/>
+                <wp:effectExtent l="0" t="0" r="1905" b="2540"/>
+                <wp:wrapNone/>
+                <wp:docPr id="2073146021" name="Rectangle : coins arrondis 8"/>
+                <wp:cNvGraphicFramePr/>
+                <a:graphic xmlns:a="http://schemas.openxmlformats.org/drawingml/2006/main">
+                  <a:graphicData uri="http://schemas.microsoft.com/office/word/2010/wordprocessingShape">
+                    <wps:wsp>
+                      <wps:cNvSpPr/>
+                      <wps:spPr>
+                        <a:xfrm>
+                          <a:off x="0" y="0"/>
+                          <a:ext cx="1903664" cy="238760"/>
+                        </a:xfrm>
+                        <a:prstGeom prst="roundRect">
+                          <a:avLst/>
+                        </a:prstGeom>
+                        <a:solidFill>
+                          <a:schemeClr val="bg2">
+                            <a:lumMod val="50000"/>
+                          </a:schemeClr>
+                        </a:solidFill>
+                        <a:ln>
+                          <a:noFill/>
+                        </a:ln>
+                      </wps:spPr>
+                      <wps:style>
+                        <a:lnRef idx="2">
+                          <a:schemeClr val="accent1">
+                            <a:shade val="15000"/>
+                          </a:schemeClr>
+                        </a:lnRef>
+                        <a:fillRef idx="1">
+                          <a:schemeClr val="accent1"/>
+                        </a:fillRef>
+                        <a:effectRef idx="0">
+                          <a:schemeClr val="accent1"/>
+                        </a:effectRef>
+                        <a:fontRef idx="minor">
+                          <a:schemeClr val="lt1"/>
+                        </a:fontRef>
+                      </wps:style>
+                      <wps:txbx>
+                        <w:txbxContent>
+                          <w:p>
+                            <w:pPr>
+                              <w:jc w:val="center"/>
+                              <w:rPr>
+                                <w:sz w:val="13"/>
+                                <w:szCs w:val="15"/>
+                              </w:rPr>
+                            </w:pPr>
+                            <w:r>
+                              <w:rPr>
+                                <w:sz w:val="13"/>
+                                <w:szCs w:val="15"/>
+                              </w:rPr>
+                              <w:t xml:space="preserve">Réduction de </w:t>
+                            </w:r>
+                            <w:r>
+                              <w:rPr>
+                                <w:sz w:val="16"/>
+                                <w:szCs w:val="18"/>
+                              </w:rPr>
+                              <w:t>ε</w:t>
+                            </w:r>
+                          </w:p>
+                        </w:txbxContent>
+                      </wps:txbx>
+                      <wps:bodyPr rot="0" spcFirstLastPara="0" vertOverflow="overflow" horzOverflow="overflow" vert="horz" wrap="square" lIns="91440" tIns="45720" rIns="91440" bIns="45720" numCol="1" spcCol="0" rtlCol="0" fromWordArt="0" anchor="ctr" anchorCtr="0" forceAA="0" compatLnSpc="1">
+                        <a:prstTxWarp prst="textNoShape">
+                          <a:avLst/>
+                        </a:prstTxWarp>
+                        <a:noAutofit/>
+                      </wps:bodyPr>
+                    </wps:wsp>
+                  </a:graphicData>
+                </a:graphic>
+                <wp14:sizeRelH relativeFrom="margin">
+                  <wp14:pctWidth>0</wp14:pctWidth>
+                </wp14:sizeRelH>
+                <wp14:sizeRelV relativeFrom="margin">
+                  <wp14:pctHeight>0</wp14:pctHeight>
+                </wp14:sizeRelV>
+              </wp:anchor>
+            </w:drawing>
+          </mc:Choice>
+          <mc:Fallback>
+            <w:pict>
+              <v:roundrect w14:anchorId="69937EB3" id="_x0000_s1039" style="position:absolute;margin-left:145.15pt;margin-top:21.5pt;width:149.9pt;height:18.8pt;z-index:251685888;visibility:visible;mso-wrap-style:square;mso-width-percent:0;mso-height-percent:0;mso-wrap-distance-left:9pt;mso-wrap-distance-top:0;mso-wrap-distance-right:9pt;mso-wrap-distance-bottom:0;mso-position-horizontal:absolute;mso-position-horizontal-relative:text;mso-position-vertical:absolute;mso-position-vertical-relative:text;mso-width-percent:0;mso-height-percent:0;mso-width-relative:margin;mso-height-relative:margin;v-text-anchor:middle" arcsize="10923f" o:gfxdata="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" fillcolor="#007ce9 [1614]" stroked="f" strokeweight="2pt">
+                <v:textbox>
+                  <w:txbxContent>
+                    <w:p>
+                      <w:pPr>
+                        <w:jc w:val="center"/>
+                        <w:rPr>
+                          <w:sz w:val="13"/>
+                          <w:szCs w:val="15"/>
+                        </w:rPr>
+                      </w:pPr>
+                      <w:r>
+                        <w:rPr>
+                          <w:sz w:val="13"/>
+                          <w:szCs w:val="15"/>
+                        </w:rPr>
+                        <w:t xml:space="preserve">Réduction de </w:t>
+                      </w:r>
+                      <w:r>
+                        <w:rPr>
+                          <w:sz w:val="16"/>
+                          <w:szCs w:val="18"/>
+                        </w:rPr>
+                        <w:t>ε</w:t>
+                      </w:r>
+                    </w:p>
+                  </w:txbxContent>
+                </v:textbox>
+              </v:roundrect>
+            </w:pict>
+          </mc:Fallback>
+        </mc:AlternateContent>
+      </w:r>
+    </w:p>
+    <w:p>
+      <w:pPr>
+        <w:spacing w:before="120" w:after="200" w:line="264" w:lineRule="auto"/>
         <w:rPr>
           <w:rStyle w:val="mclose"/>
         </w:rPr>
       </w:pPr>
       <w:r>
         <w:rPr>
+          <w:noProof/>
+        </w:rPr>
+        <mc:AlternateContent>
+          <mc:Choice Requires="wps">
+            <w:drawing>
+              <wp:anchor distT="0" distB="0" distL="114300" distR="114300" simplePos="0" relativeHeight="251687936" behindDoc="0" locked="0" layoutInCell="1" allowOverlap="1" wp14:anchorId="12877DAA" wp14:editId="0EFEFB5A">
+                <wp:simplePos x="0" y="0"/>
+                <wp:positionH relativeFrom="column">
+                  <wp:posOffset>1844316</wp:posOffset>
+                </wp:positionH>
+                <wp:positionV relativeFrom="paragraph">
+                  <wp:posOffset>238674</wp:posOffset>
+                </wp:positionV>
+                <wp:extent cx="1903095" cy="238760"/>
+                <wp:effectExtent l="0" t="0" r="1905" b="2540"/>
+                <wp:wrapNone/>
+                <wp:docPr id="521392035" name="Rectangle : coins arrondis 8"/>
+                <wp:cNvGraphicFramePr/>
+                <a:graphic xmlns:a="http://schemas.openxmlformats.org/drawingml/2006/main">
+                  <a:graphicData uri="http://schemas.microsoft.com/office/word/2010/wordprocessingShape">
+                    <wps:wsp>
+                      <wps:cNvSpPr/>
+                      <wps:spPr>
+                        <a:xfrm>
+                          <a:off x="0" y="0"/>
+                          <a:ext cx="1903095" cy="238760"/>
+                        </a:xfrm>
+                        <a:prstGeom prst="roundRect">
+                          <a:avLst/>
+                        </a:prstGeom>
+                        <a:solidFill>
+                          <a:schemeClr val="bg2">
+                            <a:lumMod val="50000"/>
+                          </a:schemeClr>
+                        </a:solidFill>
+                        <a:ln>
+                          <a:noFill/>
+                        </a:ln>
+                      </wps:spPr>
+                      <wps:style>
+                        <a:lnRef idx="2">
+                          <a:schemeClr val="accent1">
+                            <a:shade val="15000"/>
+                          </a:schemeClr>
+                        </a:lnRef>
+                        <a:fillRef idx="1">
+                          <a:schemeClr val="accent1"/>
+                        </a:fillRef>
+                        <a:effectRef idx="0">
+                          <a:schemeClr val="accent1"/>
+                        </a:effectRef>
+                        <a:fontRef idx="minor">
+                          <a:schemeClr val="lt1"/>
+                        </a:fontRef>
+                      </wps:style>
+                      <wps:txbx>
+                        <w:txbxContent>
+                          <w:p>
+                            <w:pPr>
+                              <w:jc w:val="center"/>
+                              <w:rPr>
+                                <w:sz w:val="13"/>
+                                <w:szCs w:val="15"/>
+                              </w:rPr>
+                            </w:pPr>
+                            <w:r>
+                              <w:rPr>
+                                <w:sz w:val="13"/>
+                                <w:szCs w:val="15"/>
+                              </w:rPr>
+                              <w:t>Mise à jour des poids du réseau cible</w:t>
+                            </w:r>
+                          </w:p>
+                        </w:txbxContent>
+                      </wps:txbx>
+                      <wps:bodyPr rot="0" spcFirstLastPara="0" vertOverflow="overflow" horzOverflow="overflow" vert="horz" wrap="square" lIns="91440" tIns="45720" rIns="91440" bIns="45720" numCol="1" spcCol="0" rtlCol="0" fromWordArt="0" anchor="ctr" anchorCtr="0" forceAA="0" compatLnSpc="1">
+                        <a:prstTxWarp prst="textNoShape">
+                          <a:avLst/>
+                        </a:prstTxWarp>
+                        <a:noAutofit/>
+                      </wps:bodyPr>
+                    </wps:wsp>
+                  </a:graphicData>
+                </a:graphic>
+                <wp14:sizeRelH relativeFrom="margin">
+                  <wp14:pctWidth>0</wp14:pctWidth>
+                </wp14:sizeRelH>
+                <wp14:sizeRelV relativeFrom="margin">
+                  <wp14:pctHeight>0</wp14:pctHeight>
+                </wp14:sizeRelV>
+              </wp:anchor>
+            </w:drawing>
+          </mc:Choice>
+          <mc:Fallback>
+            <w:pict>
+              <v:roundrect w14:anchorId="12877DAA" id="_x0000_s1040" style="position:absolute;margin-left:145.2pt;margin-top:18.8pt;width:149.85pt;height:18.8pt;z-index:251687936;visibility:visible;mso-wrap-style:square;mso-width-percent:0;mso-height-percent:0;mso-wrap-distance-left:9pt;mso-wrap-distance-top:0;mso-wrap-distance-right:9pt;mso-wrap-distance-bottom:0;mso-position-horizontal:absolute;mso-position-horizontal-relative:text;mso-position-vertical:absolute;mso-position-vertical-relative:text;mso-width-percent:0;mso-height-percent:0;mso-width-relative:margin;mso-height-relative:margin;v-text-anchor:middle" arcsize="10923f" o:gfxdata="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" fillcolor="#007ce9 [1614]" stroked="f" strokeweight="2pt">
+                <v:textbox>
+                  <w:txbxContent>
+                    <w:p>
+                      <w:pPr>
+                        <w:jc w:val="center"/>
+                        <w:rPr>
+                          <w:sz w:val="13"/>
+                          <w:szCs w:val="15"/>
+                        </w:rPr>
+                      </w:pPr>
+                      <w:r>
+                        <w:rPr>
+                          <w:sz w:val="13"/>
+                          <w:szCs w:val="15"/>
+                        </w:rPr>
+                        <w:t>Mise à jour des poids du réseau cible</w:t>
+                      </w:r>
+                    </w:p>
+                  </w:txbxContent>
+                </v:textbox>
+              </v:roundrect>
+            </w:pict>
+          </mc:Fallback>
+        </mc:AlternateContent>
+      </w:r>
+    </w:p>
+    <w:p>
+      <w:pPr>
+        <w:spacing w:before="120" w:after="200" w:line="264" w:lineRule="auto"/>
+        <w:rPr>
           <w:rStyle w:val="mclose"/>
         </w:rPr>
-        <w:t>Exécution d’une boucle de 50 itérations </w:t>
-      </w:r>
-      <w:r>
+      </w:pPr>
+      <w:r>
+        <w:rPr>
+          <w:noProof/>
+        </w:rPr>
+        <mc:AlternateContent>
+          <mc:Choice Requires="wps">
+            <w:drawing>
+              <wp:anchor distT="0" distB="0" distL="114300" distR="114300" simplePos="0" relativeHeight="251689984" behindDoc="0" locked="0" layoutInCell="1" allowOverlap="1" wp14:anchorId="2B866669" wp14:editId="35D826EC">
+                <wp:simplePos x="0" y="0"/>
+                <wp:positionH relativeFrom="column">
+                  <wp:posOffset>1681727</wp:posOffset>
+                </wp:positionH>
+                <wp:positionV relativeFrom="paragraph">
+                  <wp:posOffset>202565</wp:posOffset>
+                </wp:positionV>
+                <wp:extent cx="1903664" cy="238760"/>
+                <wp:effectExtent l="0" t="0" r="1905" b="2540"/>
+                <wp:wrapNone/>
+                <wp:docPr id="1559750186" name="Rectangle : coins arrondis 8"/>
+                <wp:cNvGraphicFramePr/>
+                <a:graphic xmlns:a="http://schemas.openxmlformats.org/drawingml/2006/main">
+                  <a:graphicData uri="http://schemas.microsoft.com/office/word/2010/wordprocessingShape">
+                    <wps:wsp>
+                      <wps:cNvSpPr/>
+                      <wps:spPr>
+                        <a:xfrm>
+                          <a:off x="0" y="0"/>
+                          <a:ext cx="1903664" cy="238760"/>
+                        </a:xfrm>
+                        <a:prstGeom prst="roundRect">
+                          <a:avLst/>
+                        </a:prstGeom>
+                        <a:solidFill>
+                          <a:schemeClr val="bg2">
+                            <a:lumMod val="75000"/>
+                          </a:schemeClr>
+                        </a:solidFill>
+                        <a:ln>
+                          <a:noFill/>
+                        </a:ln>
+                      </wps:spPr>
+                      <wps:style>
+                        <a:lnRef idx="2">
+                          <a:schemeClr val="accent1">
+                            <a:shade val="15000"/>
+                          </a:schemeClr>
+                        </a:lnRef>
+                        <a:fillRef idx="1">
+                          <a:schemeClr val="accent1"/>
+                        </a:fillRef>
+                        <a:effectRef idx="0">
+                          <a:schemeClr val="accent1"/>
+                        </a:effectRef>
+                        <a:fontRef idx="minor">
+                          <a:schemeClr val="lt1"/>
+                        </a:fontRef>
+                      </wps:style>
+                      <wps:txbx>
+                        <w:txbxContent>
+                          <w:p>
+                            <w:pPr>
+                              <w:jc w:val="center"/>
+                              <w:rPr>
+                                <w:sz w:val="13"/>
+                                <w:szCs w:val="15"/>
+                              </w:rPr>
+                            </w:pPr>
+                            <w:r>
+                              <w:rPr>
+                                <w:sz w:val="13"/>
+                                <w:szCs w:val="15"/>
+                              </w:rPr>
+                              <w:t>Affichage des résultats</w:t>
+                            </w:r>
+                          </w:p>
+                        </w:txbxContent>
+                      </wps:txbx>
+                      <wps:bodyPr rot="0" spcFirstLastPara="0" vertOverflow="overflow" horzOverflow="overflow" vert="horz" wrap="square" lIns="91440" tIns="45720" rIns="91440" bIns="45720" numCol="1" spcCol="0" rtlCol="0" fromWordArt="0" anchor="ctr" anchorCtr="0" forceAA="0" compatLnSpc="1">
+                        <a:prstTxWarp prst="textNoShape">
+                          <a:avLst/>
+                        </a:prstTxWarp>
+                        <a:noAutofit/>
+                      </wps:bodyPr>
+                    </wps:wsp>
+                  </a:graphicData>
+                </a:graphic>
+                <wp14:sizeRelH relativeFrom="margin">
+                  <wp14:pctWidth>0</wp14:pctWidth>
+                </wp14:sizeRelH>
+                <wp14:sizeRelV relativeFrom="margin">
+                  <wp14:pctHeight>0</wp14:pctHeight>
+                </wp14:sizeRelV>
+              </wp:anchor>
+            </w:drawing>
+          </mc:Choice>
+          <mc:Fallback>
+            <w:pict>
+              <v:roundrect w14:anchorId="2B866669" id="_x0000_s1041" style="position:absolute;margin-left:132.4pt;margin-top:15.95pt;width:149.9pt;height:18.8pt;z-index:251689984;visibility:visible;mso-wrap-style:square;mso-width-percent:0;mso-height-percent:0;mso-wrap-distance-left:9pt;mso-wrap-distance-top:0;mso-wrap-distance-right:9pt;mso-wrap-distance-bottom:0;mso-position-horizontal:absolute;mso-position-horizontal-relative:text;mso-position-vertical:absolute;mso-position-vertical-relative:text;mso-width-percent:0;mso-height-percent:0;mso-width-relative:margin;mso-height-relative:margin;v-text-anchor:middle" arcsize="10923f" o:gfxdata="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" fillcolor="#60b4ff [2414]" stroked="f" strokeweight="2pt">
+                <v:textbox>
+                  <w:txbxContent>
+                    <w:p>
+                      <w:pPr>
+                        <w:jc w:val="center"/>
+                        <w:rPr>
+                          <w:sz w:val="13"/>
+                          <w:szCs w:val="15"/>
+                        </w:rPr>
+                      </w:pPr>
+                      <w:r>
+                        <w:rPr>
+                          <w:sz w:val="13"/>
+                          <w:szCs w:val="15"/>
+                        </w:rPr>
+                        <w:t>Affichage des résultats</w:t>
+                      </w:r>
+                    </w:p>
+                  </w:txbxContent>
+                </v:textbox>
+              </v:roundrect>
+            </w:pict>
+          </mc:Fallback>
+        </mc:AlternateContent>
+      </w:r>
+    </w:p>
+    <w:p>
+      <w:pPr>
+        <w:spacing w:before="120" w:after="200" w:line="264" w:lineRule="auto"/>
         <w:rPr>
           <w:rStyle w:val="mclose"/>
         </w:rPr>
-        <w:t xml:space="preserve">par épisode </w:t>
-      </w:r>
-      <w:r>
+      </w:pPr>
+    </w:p>
+    <w:p>
+      <w:pPr>
+        <w:spacing w:before="120" w:after="200" w:line="264" w:lineRule="auto"/>
         <w:rPr>
           <w:rStyle w:val="mclose"/>
         </w:rPr>
-        <w:t>réalisant les actions suivantes :</w:t>
-      </w:r>
-    </w:p>
-    <w:p>
-      <w:pPr>
-        <w:pStyle w:val="Paragraphedeliste"/>
-        <w:numPr>
-          <w:ilvl w:val="1"/>
-          <w:numId w:val="28"/>
-        </w:numPr>
+      </w:pPr>
+      <w:r>
         <w:rPr>
           <w:rStyle w:val="mclose"/>
         </w:rPr>
-      </w:pPr>
+        <w:t>Note : on appelle expérience : l’état initial, l’action sélectionnée, l</w:t>
+      </w:r>
       <w:r>
         <w:rPr>
           <w:rStyle w:val="mclose"/>
         </w:rPr>
-        <w:t xml:space="preserve">Choix de l’action (appel de </w:t>
-      </w:r>
-      <w:proofErr w:type="spellStart"/>
+        <w:t>a récompense, l’état suivant ainsi qu’un booléen indiquant si c’est la fin de l’épisode)</w:t>
+      </w:r>
       <w:r>
         <w:rPr>
           <w:rStyle w:val="mclose"/>
         </w:rPr>
-        <w:t>choose_actions</w:t>
-      </w:r>
-      <w:proofErr w:type="spellEnd"/>
-      <w:r>
-        <w:rPr>
-          <w:rStyle w:val="mclose"/>
-        </w:rPr>
-        <w:t>)</w:t>
-      </w:r>
-    </w:p>
-    <w:p>
-      <w:pPr>
-        <w:pStyle w:val="Paragraphedeliste"/>
-        <w:numPr>
-          <w:ilvl w:val="1"/>
-          <w:numId w:val="28"/>
-        </w:numPr>
-        <w:rPr>
-          <w:rStyle w:val="mclose"/>
-        </w:rPr>
-      </w:pPr>
-      <w:r>
-        <w:rPr>
-          <w:rStyle w:val="mclose"/>
-        </w:rPr>
-        <w:t xml:space="preserve">Mise à jour de l’état (appel de </w:t>
-      </w:r>
-      <w:proofErr w:type="spellStart"/>
-      <w:r>
-        <w:rPr>
-          <w:rStyle w:val="mclose"/>
-        </w:rPr>
-        <w:t>apply_action</w:t>
-      </w:r>
-      <w:proofErr w:type="spellEnd"/>
-      <w:r>
-        <w:rPr>
-          <w:rStyle w:val="mclose"/>
-        </w:rPr>
-        <w:t>)</w:t>
-      </w:r>
-    </w:p>
-    <w:p>
-      <w:pPr>
-        <w:pStyle w:val="Paragraphedeliste"/>
-        <w:numPr>
-          <w:ilvl w:val="1"/>
-          <w:numId w:val="28"/>
-        </w:numPr>
-        <w:rPr>
-          <w:rStyle w:val="mclose"/>
-        </w:rPr>
-      </w:pPr>
-      <w:r>
-        <w:rPr>
-          <w:rStyle w:val="mclose"/>
-        </w:rPr>
-        <w:t xml:space="preserve">Calcul de la récompense (appel de la fonction </w:t>
-      </w:r>
-      <w:proofErr w:type="spellStart"/>
-      <w:r>
-        <w:rPr>
-          <w:rStyle w:val="mclose"/>
-        </w:rPr>
-        <w:t>model_predict</w:t>
-      </w:r>
-      <w:proofErr w:type="spellEnd"/>
-      <w:r>
-        <w:rPr>
-          <w:rStyle w:val="mclose"/>
-        </w:rPr>
-        <w:t>)</w:t>
-      </w:r>
-    </w:p>
-    <w:p>
-      <w:pPr>
-        <w:pStyle w:val="Paragraphedeliste"/>
-        <w:numPr>
-          <w:ilvl w:val="1"/>
-          <w:numId w:val="28"/>
-        </w:numPr>
-        <w:rPr>
-          <w:rStyle w:val="mclose"/>
-        </w:rPr>
-      </w:pPr>
-      <w:r>
-        <w:rPr>
-          <w:rStyle w:val="mclose"/>
-        </w:rPr>
-        <w:t xml:space="preserve">Enregistrement de l’expérience (état, action, récompense, prochaine étape, booléen de fin d’épisode) dans la file (appel de push de </w:t>
-      </w:r>
-      <w:proofErr w:type="spellStart"/>
-      <w:r>
-        <w:rPr>
-          <w:rStyle w:val="mclose"/>
-        </w:rPr>
-        <w:t>replay_buffer</w:t>
-      </w:r>
-      <w:proofErr w:type="spellEnd"/>
-      <w:r>
-        <w:rPr>
-          <w:rStyle w:val="mclose"/>
-        </w:rPr>
-        <w:t>)</w:t>
-      </w:r>
-    </w:p>
-    <w:p>
-      <w:pPr>
-        <w:pStyle w:val="Paragraphedeliste"/>
-        <w:numPr>
-          <w:ilvl w:val="1"/>
-          <w:numId w:val="28"/>
-        </w:numPr>
-        <w:rPr>
-          <w:rStyle w:val="mclose"/>
-        </w:rPr>
-      </w:pPr>
-      <w:r>
-        <w:rPr>
-          <w:rStyle w:val="mclose"/>
-        </w:rPr>
-        <w:t>Appel de la fonction d’entrainement (</w:t>
-      </w:r>
-      <w:proofErr w:type="spellStart"/>
-      <w:r>
-        <w:rPr>
-          <w:rStyle w:val="mclose"/>
-        </w:rPr>
-        <w:t>train_step</w:t>
-      </w:r>
-      <w:proofErr w:type="spellEnd"/>
-      <w:r>
-        <w:rPr>
-          <w:rStyle w:val="mclose"/>
-        </w:rPr>
-        <w:t>)</w:t>
-      </w:r>
-    </w:p>
-    <w:p>
-      <w:pPr>
-        <w:pStyle w:val="Paragraphedeliste"/>
-        <w:numPr>
-          <w:ilvl w:val="1"/>
-          <w:numId w:val="28"/>
-        </w:numPr>
-        <w:rPr>
-          <w:rStyle w:val="mclose"/>
-        </w:rPr>
-      </w:pPr>
-      <w:r>
-        <w:rPr>
-          <w:rStyle w:val="mclose"/>
-        </w:rPr>
-        <w:t>Sauvegarde du meilleur score et des paramètres associés,</w:t>
-      </w:r>
-    </w:p>
-    <w:p>
-      <w:pPr>
-        <w:pStyle w:val="Paragraphedeliste"/>
-        <w:numPr>
-          <w:ilvl w:val="0"/>
-          <w:numId w:val="28"/>
-        </w:numPr>
-      </w:pPr>
-      <w:r>
-        <w:rPr>
-          <w:rStyle w:val="mclose"/>
-        </w:rPr>
-        <w:t xml:space="preserve">Réduction de </w:t>
-      </w:r>
-      <w:r>
-        <w:t>ε,</w:t>
-      </w:r>
-    </w:p>
-    <w:p>
-      <w:pPr>
-        <w:pStyle w:val="Paragraphedeliste"/>
-        <w:numPr>
-          <w:ilvl w:val="0"/>
-          <w:numId w:val="28"/>
-        </w:numPr>
-      </w:pPr>
-      <w:r>
-        <w:t xml:space="preserve">Copie des paramètres du réseau de neurones principal vers le réseau de neurones cible (appel </w:t>
-      </w:r>
-      <w:proofErr w:type="gramStart"/>
-      <w:r>
-        <w:t xml:space="preserve">de </w:t>
-      </w:r>
-      <w:proofErr w:type="spellStart"/>
-      <w:r>
-        <w:t>update</w:t>
-      </w:r>
-      <w:proofErr w:type="gramEnd"/>
-      <w:r>
-        <w:t>_target</w:t>
-      </w:r>
-      <w:proofErr w:type="spellEnd"/>
-      <w:r>
-        <w:t>).</w:t>
-      </w:r>
-    </w:p>
-    <w:p>
-      <w:pPr>
-        <w:pStyle w:val="Paragraphedeliste"/>
-        <w:numPr>
-          <w:ilvl w:val="0"/>
-          <w:numId w:val="28"/>
-        </w:numPr>
-      </w:pPr>
-      <w:r>
-        <w:rPr>
-          <w:rStyle w:val="mclose"/>
-        </w:rPr>
-        <w:t>Affichage des paramètres et du score énergétique avant et après optimisation</w:t>
+        <w:t xml:space="preserve"> </w:t>
       </w:r>
     </w:p>
     <w:p>
@@ -27454,9 +28794,9 @@
           <w:noProof/>
         </w:rPr>
         <w:drawing>
-          <wp:inline distT="0" distB="0" distL="0" distR="0" wp14:anchorId="3B3792BF" wp14:editId="4D745D37">
-            <wp:extent cx="4671595" cy="2262118"/>
-            <wp:effectExtent l="12700" t="12700" r="15240" b="11430"/>
+          <wp:inline distT="0" distB="0" distL="0" distR="0" wp14:anchorId="3B3792BF" wp14:editId="0C12C5D9">
+            <wp:extent cx="4345405" cy="2104169"/>
+            <wp:effectExtent l="12700" t="12700" r="10795" b="17145"/>
             <wp:docPr id="212007409" name="Image 1" descr="Une image contenant texte, capture d’écran, reçu, Police&#10;&#10;Le contenu généré par l’IA peut être incorrect."/>
             <wp:cNvGraphicFramePr>
               <a:graphicFrameLocks xmlns:a="http://schemas.openxmlformats.org/drawingml/2006/main" noChangeAspect="1"/>
@@ -27469,7 +28809,7 @@
                     <pic:cNvPicPr/>
                   </pic:nvPicPr>
                   <pic:blipFill>
-                    <a:blip r:embed="rId29"/>
+                    <a:blip r:embed="rId30"/>
                     <a:stretch>
                       <a:fillRect/>
                     </a:stretch>
@@ -27477,7 +28817,7 @@
                   <pic:spPr>
                     <a:xfrm>
                       <a:off x="0" y="0"/>
-                      <a:ext cx="4741496" cy="2295966"/>
+                      <a:ext cx="4349639" cy="2106219"/>
                     </a:xfrm>
                     <a:prstGeom prst="rect">
                       <a:avLst/>
@@ -30500,7 +31840,6 @@
         <w:rPr>
           <w:noProof/>
         </w:rPr>
-        <w:lastRenderedPageBreak/>
         <w:drawing>
           <wp:inline distT="0" distB="0" distL="0" distR="0" wp14:anchorId="24DB86A2" wp14:editId="288D5EF8">
             <wp:extent cx="5274310" cy="2236470"/>
@@ -30517,7 +31856,7 @@
                     <pic:cNvPicPr/>
                   </pic:nvPicPr>
                   <pic:blipFill>
-                    <a:blip r:embed="rId30"/>
+                    <a:blip r:embed="rId31"/>
                     <a:stretch>
                       <a:fillRect/>
                     </a:stretch>
@@ -33412,6 +34751,7 @@
           <w:sz w:val="15"/>
           <w:szCs w:val="15"/>
         </w:rPr>
+        <w:lastRenderedPageBreak/>
         <w:t xml:space="preserve">        </w:t>
       </w:r>
       <w:proofErr w:type="spellStart"/>
@@ -33493,7 +34833,6 @@
           <w:sz w:val="15"/>
           <w:szCs w:val="15"/>
         </w:rPr>
-        <w:lastRenderedPageBreak/>
         <w:t xml:space="preserve">        </w:t>
       </w:r>
       <w:proofErr w:type="spellStart"/>
@@ -34171,7 +35510,7 @@
                     <pic:cNvPicPr/>
                   </pic:nvPicPr>
                   <pic:blipFill>
-                    <a:blip r:embed="rId31"/>
+                    <a:blip r:embed="rId32"/>
                     <a:stretch>
                       <a:fillRect/>
                     </a:stretch>
@@ -35346,6 +36685,7 @@
           <w:sz w:val="15"/>
           <w:szCs w:val="15"/>
         </w:rPr>
+        <w:lastRenderedPageBreak/>
         <w:t xml:space="preserve">    </w:t>
       </w:r>
       <w:proofErr w:type="spellStart"/>
@@ -35585,7 +36925,6 @@
           <w:sz w:val="15"/>
           <w:szCs w:val="15"/>
         </w:rPr>
-        <w:lastRenderedPageBreak/>
         <w:t xml:space="preserve">    </w:t>
       </w:r>
       <w:proofErr w:type="spellStart"/>
@@ -39719,6 +41058,7 @@
           <w:sz w:val="15"/>
           <w:szCs w:val="15"/>
         </w:rPr>
+        <w:lastRenderedPageBreak/>
         <w:t xml:space="preserve">    </w:t>
       </w:r>
       <w:proofErr w:type="spellStart"/>
@@ -41275,7 +42615,7 @@
                     <pic:cNvPicPr/>
                   </pic:nvPicPr>
                   <pic:blipFill>
-                    <a:blip r:embed="rId32"/>
+                    <a:blip r:embed="rId33"/>
                     <a:stretch>
                       <a:fillRect/>
                     </a:stretch>
@@ -41622,7 +42962,7 @@
       <w:r>
         <w:br/>
       </w:r>
-      <w:hyperlink r:id="rId33" w:anchor=":~:text=Q,action%20at%20a%20given%20state" w:history="1">
+      <w:hyperlink r:id="rId34" w:anchor=":~:text=Q,action%20at%20a%20given%20state" w:history="1">
         <w:r>
           <w:rPr>
             <w:rStyle w:val="Lienhypertexte"/>
@@ -41702,7 +43042,7 @@
         </w:rPr>
         <w:br/>
       </w:r>
-      <w:hyperlink r:id="rId34" w:history="1">
+      <w:hyperlink r:id="rId35" w:history="1">
         <w:r>
           <w:rPr>
             <w:rStyle w:val="Lienhypertexte"/>
@@ -41757,7 +43097,7 @@
         </w:rPr>
         <w:br/>
       </w:r>
-      <w:hyperlink r:id="rId35" w:history="1">
+      <w:hyperlink r:id="rId36" w:history="1">
         <w:r>
           <w:rPr>
             <w:rStyle w:val="Lienhypertexte"/>
@@ -41911,7 +43251,7 @@
       <w:pPr>
         <w:pStyle w:val="Paragraphedeliste"/>
       </w:pPr>
-      <w:hyperlink r:id="rId36" w:history="1">
+      <w:hyperlink r:id="rId37" w:history="1">
         <w:r>
           <w:rPr>
             <w:rStyle w:val="Lienhypertexte"/>
@@ -41971,7 +43311,7 @@
         </w:rPr>
         <w:br/>
       </w:r>
-      <w:hyperlink r:id="rId37" w:history="1">
+      <w:hyperlink r:id="rId38" w:history="1">
         <w:r>
           <w:rPr>
             <w:rStyle w:val="Lienhypertexte"/>
@@ -41989,7 +43329,7 @@
       </w:pPr>
     </w:p>
     <w:sectPr>
-      <w:footerReference w:type="default" r:id="rId38"/>
+      <w:footerReference w:type="default" r:id="rId39"/>
       <w:pgSz w:w="11906" w:h="16838" w:code="9"/>
       <w:pgMar w:top="1728" w:right="1800" w:bottom="1440" w:left="1800" w:header="720" w:footer="720" w:gutter="0"/>
       <w:pgNumType w:start="0"/>
@@ -42077,92 +43417,22 @@
           <w:sz w:val="21"/>
           <w:szCs w:val="22"/>
         </w:rPr>
-        <w:t xml:space="preserve">A Survey on Deep </w:t>
-      </w:r>
-      <w:proofErr w:type="spellStart"/>
-      <w:r>
-        <w:rPr>
-          <w:b/>
-          <w:bCs/>
+        <w:t>A Survey on Deep Reinforcement Learning Algorithms for Robotic Manipulation</w:t>
+      </w:r>
+      <w:r>
+        <w:rPr>
           <w:sz w:val="21"/>
           <w:szCs w:val="22"/>
         </w:rPr>
-        <w:t>Reinforcement</w:t>
-      </w:r>
-      <w:proofErr w:type="spellEnd"/>
-      <w:r>
-        <w:rPr>
-          <w:b/>
-          <w:bCs/>
-          <w:sz w:val="21"/>
-          <w:szCs w:val="22"/>
-        </w:rPr>
-        <w:t xml:space="preserve"> Learning </w:t>
-      </w:r>
-      <w:proofErr w:type="spellStart"/>
-      <w:r>
-        <w:rPr>
-          <w:b/>
-          <w:bCs/>
-          <w:sz w:val="21"/>
-          <w:szCs w:val="22"/>
-        </w:rPr>
-        <w:t>Algorithms</w:t>
-      </w:r>
-      <w:proofErr w:type="spellEnd"/>
-      <w:r>
-        <w:rPr>
-          <w:b/>
-          <w:bCs/>
-          <w:sz w:val="21"/>
-          <w:szCs w:val="22"/>
-        </w:rPr>
-        <w:t xml:space="preserve"> for </w:t>
-      </w:r>
-      <w:proofErr w:type="spellStart"/>
-      <w:r>
-        <w:rPr>
-          <w:b/>
-          <w:bCs/>
-          <w:sz w:val="21"/>
-          <w:szCs w:val="22"/>
-        </w:rPr>
-        <w:t>Robotic</w:t>
-      </w:r>
-      <w:proofErr w:type="spellEnd"/>
-      <w:r>
-        <w:rPr>
-          <w:b/>
-          <w:bCs/>
-          <w:sz w:val="21"/>
-          <w:szCs w:val="22"/>
-        </w:rPr>
-        <w:t xml:space="preserve"> Manipulation</w:t>
-      </w:r>
-      <w:r>
-        <w:rPr>
-          <w:sz w:val="21"/>
-          <w:szCs w:val="22"/>
-        </w:rPr>
         <w:t xml:space="preserve"> </w:t>
       </w:r>
     </w:p>
     <w:p>
-      <w:proofErr w:type="gramStart"/>
       <w:r>
         <w:t>de</w:t>
       </w:r>
-      <w:proofErr w:type="gramEnd"/>
-      <w:r>
-        <w:t xml:space="preserve"> Dong Han, Beni </w:t>
-      </w:r>
-      <w:proofErr w:type="spellStart"/>
-      <w:r>
-        <w:t>Mulyana</w:t>
-      </w:r>
-      <w:proofErr w:type="spellEnd"/>
-      <w:r>
-        <w:t>, Vladimir Stankovic</w:t>
+      <w:r>
+        <w:t xml:space="preserve"> Dong Han, Beni Mulyana, Vladimir Stankovic</w:t>
       </w:r>
       <w:r>
         <w:t xml:space="preserve"> </w:t>
@@ -42218,7 +43488,6 @@
         </w:rPr>
         <w:t>An Introduction to Q-</w:t>
       </w:r>
-      <w:proofErr w:type="gramStart"/>
       <w:r>
         <w:rPr>
           <w:b/>
@@ -42226,9 +43495,8 @@
           <w:sz w:val="21"/>
           <w:szCs w:val="22"/>
         </w:rPr>
-        <w:t>Learning:</w:t>
-      </w:r>
-      <w:proofErr w:type="gramEnd"/>
+        <w:t xml:space="preserve">Learning: A Tutorial For </w:t>
+      </w:r>
       <w:r>
         <w:rPr>
           <w:b/>
@@ -42236,19 +43504,8 @@
           <w:sz w:val="21"/>
           <w:szCs w:val="22"/>
         </w:rPr>
-        <w:t xml:space="preserve"> A Tutorial For </w:t>
-      </w:r>
-      <w:proofErr w:type="spellStart"/>
-      <w:r>
-        <w:rPr>
-          <w:b/>
-          <w:bCs/>
-          <w:sz w:val="21"/>
-          <w:szCs w:val="22"/>
-        </w:rPr>
         <w:t>Beginners</w:t>
       </w:r>
-      <w:proofErr w:type="spellEnd"/>
       <w:r>
         <w:rPr>
           <w:rFonts w:ascii="Arial" w:hAnsi="Arial" w:cs="Arial"/>
@@ -42283,19 +43540,8 @@
           <w:sz w:val="20"/>
           <w:szCs w:val="20"/>
         </w:rPr>
-        <w:t xml:space="preserve">Abid Ali </w:t>
-      </w:r>
-      <w:proofErr w:type="spellStart"/>
-      <w:r>
-        <w:rPr>
-          <w:rFonts w:ascii="Arial" w:hAnsi="Arial" w:cs="Arial"/>
-          <w:color w:val="222222"/>
-          <w:sz w:val="20"/>
-          <w:szCs w:val="20"/>
-        </w:rPr>
-        <w:t>Awan</w:t>
-      </w:r>
-      <w:proofErr w:type="spellEnd"/>
+        <w:t>Abid Ali Awan</w:t>
+      </w:r>
       <w:r>
         <w:rPr>
           <w:rFonts w:ascii="Arial" w:hAnsi="Arial" w:cs="Arial"/>
@@ -42430,7 +43676,6 @@
         </w:rPr>
         <w:t>-</w:t>
       </w:r>
-      <w:proofErr w:type="spellStart"/>
       <w:r>
         <w:rPr>
           <w:b/>
@@ -42440,7 +43685,6 @@
         </w:rPr>
         <w:t>learning</w:t>
       </w:r>
-      <w:proofErr w:type="spellEnd"/>
     </w:p>
     <w:p>
       <w:pPr>
@@ -42482,7 +43726,6 @@
         </w:rPr>
         <w:t xml:space="preserve">The </w:t>
       </w:r>
-      <w:proofErr w:type="spellStart"/>
       <w:r>
         <w:rPr>
           <w:b/>
@@ -42490,89 +43733,8 @@
           <w:sz w:val="21"/>
           <w:szCs w:val="22"/>
         </w:rPr>
-        <w:t>difference</w:t>
-      </w:r>
-      <w:proofErr w:type="spellEnd"/>
-      <w:r>
-        <w:rPr>
-          <w:b/>
-          <w:bCs/>
-          <w:sz w:val="21"/>
-          <w:szCs w:val="22"/>
-        </w:rPr>
-        <w:t xml:space="preserve"> </w:t>
-      </w:r>
-      <w:proofErr w:type="spellStart"/>
-      <w:r>
-        <w:rPr>
-          <w:b/>
-          <w:bCs/>
-          <w:sz w:val="21"/>
-          <w:szCs w:val="22"/>
-        </w:rPr>
-        <w:t>between</w:t>
-      </w:r>
-      <w:proofErr w:type="spellEnd"/>
-      <w:r>
-        <w:rPr>
-          <w:b/>
-          <w:bCs/>
-          <w:sz w:val="21"/>
-          <w:szCs w:val="22"/>
-        </w:rPr>
-        <w:t xml:space="preserve"> a Q‐</w:t>
-      </w:r>
-      <w:proofErr w:type="spellStart"/>
-      <w:r>
-        <w:rPr>
-          <w:b/>
-          <w:bCs/>
-          <w:sz w:val="21"/>
-          <w:szCs w:val="22"/>
-        </w:rPr>
-        <w:t>learning</w:t>
-      </w:r>
-      <w:proofErr w:type="spellEnd"/>
-      <w:r>
-        <w:rPr>
-          <w:b/>
-          <w:bCs/>
-          <w:sz w:val="21"/>
-          <w:szCs w:val="22"/>
-        </w:rPr>
-        <w:t xml:space="preserve"> and </w:t>
-      </w:r>
-      <w:proofErr w:type="spellStart"/>
-      <w:r>
-        <w:rPr>
-          <w:b/>
-          <w:bCs/>
-          <w:sz w:val="21"/>
-          <w:szCs w:val="22"/>
-        </w:rPr>
-        <w:t>deep</w:t>
-      </w:r>
-      <w:proofErr w:type="spellEnd"/>
-      <w:r>
-        <w:rPr>
-          <w:b/>
-          <w:bCs/>
-          <w:sz w:val="21"/>
-          <w:szCs w:val="22"/>
-        </w:rPr>
-        <w:t xml:space="preserve"> Q‐</w:t>
-      </w:r>
-      <w:proofErr w:type="spellStart"/>
-      <w:r>
-        <w:rPr>
-          <w:b/>
-          <w:bCs/>
-          <w:sz w:val="21"/>
-          <w:szCs w:val="22"/>
-        </w:rPr>
-        <w:t>learning</w:t>
-      </w:r>
-      <w:proofErr w:type="spellEnd"/>
+        <w:t>difference between a Q‐learning and deep Q‐learning</w:t>
+      </w:r>
       <w:r>
         <w:t xml:space="preserve"> </w:t>
       </w:r>
@@ -42617,7 +43779,6 @@
         </w:rPr>
         <w:t xml:space="preserve">Deep Q-Learning in </w:t>
       </w:r>
-      <w:proofErr w:type="spellStart"/>
       <w:r>
         <w:rPr>
           <w:b/>
@@ -42625,17 +43786,7 @@
           <w:sz w:val="21"/>
           <w:szCs w:val="22"/>
         </w:rPr>
-        <w:t>Reinforcement</w:t>
-      </w:r>
-      <w:proofErr w:type="spellEnd"/>
-      <w:r>
-        <w:rPr>
-          <w:b/>
-          <w:bCs/>
-          <w:sz w:val="21"/>
-          <w:szCs w:val="22"/>
-        </w:rPr>
-        <w:t xml:space="preserve"> Learning</w:t>
+        <w:t>Reinforcement Learning</w:t>
       </w:r>
       <w:r>
         <w:t xml:space="preserve"> </w:t>
@@ -54181,6 +55332,7 @@
   <w:style w:type="character" w:default="1" w:styleId="Policepardfaut">
     <w:name w:val="Default Paragraph Font"/>
     <w:uiPriority w:val="1"/>
+    <w:semiHidden/>
     <w:unhideWhenUsed/>
   </w:style>
   <w:style w:type="table" w:default="1" w:styleId="TableauNormal">
